--- a/flutter more documents/f20_flutter_extras_of_basic.docx
+++ b/flutter more documents/f20_flutter_extras_of_basic.docx
@@ -1953,6 +1953,74 @@
         <w:t>runApp</w:t>
       </w:r>
       <w:proofErr w:type="spellEnd"/>
+      <w:r>
+        <w:rPr>
+          <w:b/>
+          <w:bCs/>
+          <w:sz w:val="36"/>
+          <w:szCs w:val="36"/>
+        </w:rPr>
+        <w:t xml:space="preserve"> </w:t>
+      </w:r>
+      <w:r>
+        <w:rPr>
+          <w:sz w:val="36"/>
+          <w:szCs w:val="36"/>
+        </w:rPr>
+        <w:t>(like</w:t>
+      </w:r>
+      <w:r>
+        <w:rPr>
+          <w:b/>
+          <w:bCs/>
+          <w:sz w:val="36"/>
+          <w:szCs w:val="36"/>
+        </w:rPr>
+        <w:t xml:space="preserve"> </w:t>
+      </w:r>
+      <w:proofErr w:type="gramStart"/>
+      <w:r>
+        <w:rPr>
+          <w:b/>
+          <w:bCs/>
+          <w:sz w:val="36"/>
+          <w:szCs w:val="36"/>
+        </w:rPr>
+        <w:t>main(</w:t>
+      </w:r>
+      <w:proofErr w:type="gramEnd"/>
+      <w:r>
+        <w:rPr>
+          <w:b/>
+          <w:bCs/>
+          <w:sz w:val="36"/>
+          <w:szCs w:val="36"/>
+        </w:rPr>
+        <w:t>)</w:t>
+      </w:r>
+      <w:r>
+        <w:rPr>
+          <w:sz w:val="36"/>
+          <w:szCs w:val="36"/>
+        </w:rPr>
+        <w:t xml:space="preserve"> method is </w:t>
+      </w:r>
+      <w:r>
+        <w:rPr>
+          <w:b/>
+          <w:bCs/>
+          <w:sz w:val="36"/>
+          <w:szCs w:val="36"/>
+        </w:rPr>
+        <w:t>async</w:t>
+      </w:r>
+      <w:r>
+        <w:rPr>
+          <w:sz w:val="36"/>
+          <w:szCs w:val="36"/>
+        </w:rPr>
+        <w:t>)</w:t>
+      </w:r>
     </w:p>
     <w:p>
       <w:pPr>
@@ -2011,6 +2079,7 @@
           <w:sz w:val="36"/>
           <w:szCs w:val="36"/>
         </w:rPr>
+        <w:lastRenderedPageBreak/>
         <w:t xml:space="preserve">We initialize plugins, Firebase, Hive, </w:t>
       </w:r>
       <w:proofErr w:type="spellStart"/>
@@ -2041,7 +2110,6 @@
           <w:sz w:val="36"/>
           <w:szCs w:val="36"/>
         </w:rPr>
-        <w:lastRenderedPageBreak/>
         <w:t>We access platform channels</w:t>
       </w:r>
     </w:p>
@@ -2373,6 +2441,74 @@
           <w:szCs w:val="36"/>
         </w:rPr>
         <w:t>}</w:t>
+      </w:r>
+    </w:p>
+    <w:p>
+      <w:pPr>
+        <w:jc w:val="both"/>
+        <w:rPr>
+          <w:sz w:val="36"/>
+          <w:szCs w:val="36"/>
+        </w:rPr>
+      </w:pPr>
+      <w:r>
+        <w:rPr>
+          <w:b/>
+          <w:bCs/>
+          <w:sz w:val="36"/>
+          <w:szCs w:val="36"/>
+        </w:rPr>
+        <w:t>N</w:t>
+      </w:r>
+      <w:r>
+        <w:rPr>
+          <w:b/>
+          <w:bCs/>
+          <w:sz w:val="36"/>
+          <w:szCs w:val="36"/>
+        </w:rPr>
+        <w:t>OTE</w:t>
+      </w:r>
+      <w:r>
+        <w:rPr>
+          <w:b/>
+          <w:bCs/>
+          <w:sz w:val="36"/>
+          <w:szCs w:val="36"/>
+        </w:rPr>
+        <w:t>:</w:t>
+      </w:r>
+      <w:r>
+        <w:rPr>
+          <w:sz w:val="36"/>
+          <w:szCs w:val="36"/>
+        </w:rPr>
+        <w:t xml:space="preserve"> It’s always needed for async </w:t>
+      </w:r>
+      <w:r>
+        <w:rPr>
+          <w:b/>
+          <w:bCs/>
+          <w:sz w:val="36"/>
+          <w:szCs w:val="36"/>
+        </w:rPr>
+        <w:t>main</w:t>
+      </w:r>
+      <w:r>
+        <w:rPr>
+          <w:b/>
+          <w:bCs/>
+          <w:sz w:val="36"/>
+          <w:szCs w:val="36"/>
+        </w:rPr>
+        <w:t xml:space="preserve"> </w:t>
+      </w:r>
+      <w:r>
+        <w:rPr>
+          <w:sz w:val="36"/>
+          <w:szCs w:val="36"/>
+        </w:rPr>
+        <w:t>method</w:t>
       </w:r>
     </w:p>
     <w:p>
@@ -2733,6 +2869,16 @@
           <w:szCs w:val="36"/>
         </w:rPr>
         <w:br/>
+      </w:r>
+      <w:r>
+        <w:rPr>
+          <w:b/>
+          <w:bCs/>
+          <w:color w:val="D86DCB" w:themeColor="accent5" w:themeTint="99"/>
+          <w:sz w:val="36"/>
+          <w:szCs w:val="36"/>
+        </w:rPr>
+        <w:lastRenderedPageBreak/>
         <w:t xml:space="preserve">  </w:t>
       </w:r>
       <w:proofErr w:type="spellStart"/>
@@ -2854,16 +3000,6 @@
           <w:szCs w:val="36"/>
         </w:rPr>
         <w:br/>
-      </w:r>
-      <w:r>
-        <w:rPr>
-          <w:b/>
-          <w:bCs/>
-          <w:color w:val="D86DCB" w:themeColor="accent5" w:themeTint="99"/>
-          <w:sz w:val="36"/>
-          <w:szCs w:val="36"/>
-        </w:rPr>
-        <w:lastRenderedPageBreak/>
         <w:t xml:space="preserve">  });</w:t>
       </w:r>
       <w:r>
@@ -3361,6 +3497,510 @@
           <w:szCs w:val="36"/>
         </w:rPr>
       </w:pPr>
+      <w:r>
+        <w:rPr>
+          <w:sz w:val="36"/>
+          <w:szCs w:val="36"/>
+        </w:rPr>
+        <w:t xml:space="preserve"># We can also add </w:t>
+      </w:r>
+      <w:r>
+        <w:rPr>
+          <w:b/>
+          <w:bCs/>
+          <w:sz w:val="36"/>
+          <w:szCs w:val="36"/>
+        </w:rPr>
+        <w:t>async</w:t>
+      </w:r>
+      <w:r>
+        <w:rPr>
+          <w:sz w:val="36"/>
+          <w:szCs w:val="36"/>
+        </w:rPr>
+        <w:t xml:space="preserve"> and </w:t>
+      </w:r>
+      <w:proofErr w:type="gramStart"/>
+      <w:r>
+        <w:rPr>
+          <w:b/>
+          <w:bCs/>
+          <w:sz w:val="36"/>
+          <w:szCs w:val="36"/>
+        </w:rPr>
+        <w:t>await</w:t>
+      </w:r>
+      <w:proofErr w:type="gramEnd"/>
+      <w:r>
+        <w:rPr>
+          <w:sz w:val="36"/>
+          <w:szCs w:val="36"/>
+        </w:rPr>
+        <w:t xml:space="preserve"> for Future methods </w:t>
+      </w:r>
+      <w:r>
+        <w:rPr>
+          <w:sz w:val="36"/>
+          <w:szCs w:val="36"/>
+        </w:rPr>
+        <w:t>(optional)</w:t>
+      </w:r>
+      <w:r>
+        <w:rPr>
+          <w:sz w:val="36"/>
+          <w:szCs w:val="36"/>
+        </w:rPr>
+        <w:t>.</w:t>
+      </w:r>
+    </w:p>
+    <w:p>
+      <w:pPr>
+        <w:rPr>
+          <w:b/>
+          <w:bCs/>
+          <w:color w:val="D86DCB" w:themeColor="accent5" w:themeTint="99"/>
+          <w:sz w:val="36"/>
+          <w:szCs w:val="36"/>
+        </w:rPr>
+      </w:pPr>
+      <w:r>
+        <w:rPr>
+          <w:b/>
+          <w:bCs/>
+          <w:color w:val="D86DCB" w:themeColor="accent5" w:themeTint="99"/>
+          <w:sz w:val="36"/>
+          <w:szCs w:val="36"/>
+        </w:rPr>
+        <w:t>@override</w:t>
+      </w:r>
+    </w:p>
+    <w:p>
+      <w:pPr>
+        <w:rPr>
+          <w:b/>
+          <w:bCs/>
+          <w:color w:val="D86DCB" w:themeColor="accent5" w:themeTint="99"/>
+          <w:sz w:val="36"/>
+          <w:szCs w:val="36"/>
+        </w:rPr>
+      </w:pPr>
+      <w:r>
+        <w:rPr>
+          <w:b/>
+          <w:bCs/>
+          <w:color w:val="D86DCB" w:themeColor="accent5" w:themeTint="99"/>
+          <w:sz w:val="36"/>
+          <w:szCs w:val="36"/>
+        </w:rPr>
+        <w:t xml:space="preserve">  void </w:t>
+      </w:r>
+      <w:proofErr w:type="spellStart"/>
+      <w:proofErr w:type="gramStart"/>
+      <w:r>
+        <w:rPr>
+          <w:b/>
+          <w:bCs/>
+          <w:color w:val="D86DCB" w:themeColor="accent5" w:themeTint="99"/>
+          <w:sz w:val="36"/>
+          <w:szCs w:val="36"/>
+        </w:rPr>
+        <w:t>initState</w:t>
+      </w:r>
+      <w:proofErr w:type="spellEnd"/>
+      <w:r>
+        <w:rPr>
+          <w:b/>
+          <w:bCs/>
+          <w:color w:val="D86DCB" w:themeColor="accent5" w:themeTint="99"/>
+          <w:sz w:val="36"/>
+          <w:szCs w:val="36"/>
+        </w:rPr>
+        <w:t>(</w:t>
+      </w:r>
+      <w:proofErr w:type="gramEnd"/>
+      <w:r>
+        <w:rPr>
+          <w:b/>
+          <w:bCs/>
+          <w:color w:val="D86DCB" w:themeColor="accent5" w:themeTint="99"/>
+          <w:sz w:val="36"/>
+          <w:szCs w:val="36"/>
+        </w:rPr>
+        <w:t>){</w:t>
+      </w:r>
+    </w:p>
+    <w:p>
+      <w:pPr>
+        <w:rPr>
+          <w:b/>
+          <w:bCs/>
+          <w:color w:val="D86DCB" w:themeColor="accent5" w:themeTint="99"/>
+          <w:sz w:val="36"/>
+          <w:szCs w:val="36"/>
+        </w:rPr>
+      </w:pPr>
+      <w:r>
+        <w:rPr>
+          <w:b/>
+          <w:bCs/>
+          <w:color w:val="D86DCB" w:themeColor="accent5" w:themeTint="99"/>
+          <w:sz w:val="36"/>
+          <w:szCs w:val="36"/>
+        </w:rPr>
+        <w:lastRenderedPageBreak/>
+        <w:t xml:space="preserve">    </w:t>
+      </w:r>
+      <w:proofErr w:type="spellStart"/>
+      <w:proofErr w:type="gramStart"/>
+      <w:r>
+        <w:rPr>
+          <w:b/>
+          <w:bCs/>
+          <w:color w:val="D86DCB" w:themeColor="accent5" w:themeTint="99"/>
+          <w:sz w:val="36"/>
+          <w:szCs w:val="36"/>
+        </w:rPr>
+        <w:t>super.initState</w:t>
+      </w:r>
+      <w:proofErr w:type="spellEnd"/>
+      <w:proofErr w:type="gramEnd"/>
+      <w:r>
+        <w:rPr>
+          <w:b/>
+          <w:bCs/>
+          <w:color w:val="D86DCB" w:themeColor="accent5" w:themeTint="99"/>
+          <w:sz w:val="36"/>
+          <w:szCs w:val="36"/>
+        </w:rPr>
+        <w:t>();</w:t>
+      </w:r>
+    </w:p>
+    <w:p>
+      <w:pPr>
+        <w:rPr>
+          <w:b/>
+          <w:bCs/>
+          <w:color w:val="D86DCB" w:themeColor="accent5" w:themeTint="99"/>
+          <w:sz w:val="36"/>
+          <w:szCs w:val="36"/>
+        </w:rPr>
+      </w:pPr>
+      <w:r>
+        <w:rPr>
+          <w:b/>
+          <w:bCs/>
+          <w:color w:val="D86DCB" w:themeColor="accent5" w:themeTint="99"/>
+          <w:sz w:val="36"/>
+          <w:szCs w:val="36"/>
+        </w:rPr>
+        <w:t>WidgetsFlutterBinding.ensureInitialized(</w:t>
+      </w:r>
+      <w:proofErr w:type="gramStart"/>
+      <w:r>
+        <w:rPr>
+          <w:b/>
+          <w:bCs/>
+          <w:color w:val="D86DCB" w:themeColor="accent5" w:themeTint="99"/>
+          <w:sz w:val="36"/>
+          <w:szCs w:val="36"/>
+        </w:rPr>
+        <w:t>).addPostFrameCallback</w:t>
+      </w:r>
+      <w:proofErr w:type="gramEnd"/>
+      <w:r>
+        <w:rPr>
+          <w:b/>
+          <w:bCs/>
+          <w:color w:val="D86DCB" w:themeColor="accent5" w:themeTint="99"/>
+          <w:sz w:val="36"/>
+          <w:szCs w:val="36"/>
+        </w:rPr>
+        <w:t>((timeStamp) async {</w:t>
+      </w:r>
+    </w:p>
+    <w:p>
+      <w:pPr>
+        <w:rPr>
+          <w:b/>
+          <w:bCs/>
+          <w:color w:val="D86DCB" w:themeColor="accent5" w:themeTint="99"/>
+          <w:sz w:val="36"/>
+          <w:szCs w:val="36"/>
+        </w:rPr>
+      </w:pPr>
+      <w:r>
+        <w:rPr>
+          <w:b/>
+          <w:bCs/>
+          <w:color w:val="D86DCB" w:themeColor="accent5" w:themeTint="99"/>
+          <w:sz w:val="36"/>
+          <w:szCs w:val="36"/>
+        </w:rPr>
+        <w:t xml:space="preserve">      await _</w:t>
+      </w:r>
+      <w:proofErr w:type="spellStart"/>
+      <w:r>
+        <w:rPr>
+          <w:b/>
+          <w:bCs/>
+          <w:color w:val="D86DCB" w:themeColor="accent5" w:themeTint="99"/>
+          <w:sz w:val="36"/>
+          <w:szCs w:val="36"/>
+        </w:rPr>
+        <w:t>homeSliderProvider.getHomeSlider</w:t>
+      </w:r>
+      <w:proofErr w:type="spellEnd"/>
+      <w:r>
+        <w:rPr>
+          <w:b/>
+          <w:bCs/>
+          <w:color w:val="D86DCB" w:themeColor="accent5" w:themeTint="99"/>
+          <w:sz w:val="36"/>
+          <w:szCs w:val="36"/>
+        </w:rPr>
+        <w:t>();</w:t>
+      </w:r>
+    </w:p>
+    <w:p>
+      <w:pPr>
+        <w:rPr>
+          <w:b/>
+          <w:bCs/>
+          <w:color w:val="D86DCB" w:themeColor="accent5" w:themeTint="99"/>
+          <w:sz w:val="36"/>
+          <w:szCs w:val="36"/>
+        </w:rPr>
+      </w:pPr>
+      <w:r>
+        <w:rPr>
+          <w:b/>
+          <w:bCs/>
+          <w:color w:val="D86DCB" w:themeColor="accent5" w:themeTint="99"/>
+          <w:sz w:val="36"/>
+          <w:szCs w:val="36"/>
+        </w:rPr>
+        <w:t xml:space="preserve">    });</w:t>
+      </w:r>
+    </w:p>
+    <w:p>
+      <w:pPr>
+        <w:rPr>
+          <w:b/>
+          <w:bCs/>
+          <w:color w:val="D86DCB" w:themeColor="accent5" w:themeTint="99"/>
+          <w:sz w:val="36"/>
+          <w:szCs w:val="36"/>
+        </w:rPr>
+      </w:pPr>
+      <w:r>
+        <w:rPr>
+          <w:b/>
+          <w:bCs/>
+          <w:color w:val="D86DCB" w:themeColor="accent5" w:themeTint="99"/>
+          <w:sz w:val="36"/>
+          <w:szCs w:val="36"/>
+        </w:rPr>
+        <w:t xml:space="preserve">  }</w:t>
+      </w:r>
+    </w:p>
+    <w:p>
+      <w:pPr>
+        <w:rPr>
+          <w:sz w:val="36"/>
+          <w:szCs w:val="36"/>
+        </w:rPr>
+      </w:pPr>
+      <w:r>
+        <w:rPr>
+          <w:b/>
+          <w:bCs/>
+          <w:sz w:val="36"/>
+          <w:szCs w:val="36"/>
+        </w:rPr>
+        <w:t>NOTE:</w:t>
+      </w:r>
+      <w:r>
+        <w:rPr>
+          <w:sz w:val="36"/>
+          <w:szCs w:val="36"/>
+        </w:rPr>
+        <w:t xml:space="preserve"> </w:t>
+      </w:r>
+      <w:proofErr w:type="spellStart"/>
+      <w:r>
+        <w:rPr>
+          <w:b/>
+          <w:bCs/>
+          <w:sz w:val="36"/>
+          <w:szCs w:val="36"/>
+        </w:rPr>
+        <w:t>WidgetsBinding.instance</w:t>
+      </w:r>
+      <w:proofErr w:type="spellEnd"/>
+      <w:r>
+        <w:rPr>
+          <w:sz w:val="36"/>
+          <w:szCs w:val="36"/>
+        </w:rPr>
+        <w:t xml:space="preserve"> and </w:t>
+      </w:r>
+      <w:proofErr w:type="spellStart"/>
+      <w:r>
+        <w:rPr>
+          <w:b/>
+          <w:bCs/>
+          <w:sz w:val="36"/>
+          <w:szCs w:val="36"/>
+        </w:rPr>
+        <w:t>WidgetsFlutterBinding.ensureInitialized</w:t>
+      </w:r>
+      <w:proofErr w:type="spellEnd"/>
+      <w:r>
+        <w:rPr>
+          <w:b/>
+          <w:bCs/>
+          <w:sz w:val="36"/>
+          <w:szCs w:val="36"/>
+        </w:rPr>
+        <w:t xml:space="preserve">() </w:t>
+      </w:r>
+      <w:r>
+        <w:rPr>
+          <w:sz w:val="36"/>
+          <w:szCs w:val="36"/>
+        </w:rPr>
+        <w:t xml:space="preserve">are the same thing but </w:t>
+      </w:r>
+      <w:proofErr w:type="spellStart"/>
+      <w:r>
+        <w:rPr>
+          <w:b/>
+          <w:bCs/>
+          <w:sz w:val="36"/>
+          <w:szCs w:val="36"/>
+        </w:rPr>
+        <w:t>WidgetsFlutterBinding</w:t>
+      </w:r>
+      <w:proofErr w:type="spellEnd"/>
+      <w:r>
+        <w:rPr>
+          <w:sz w:val="36"/>
+          <w:szCs w:val="36"/>
+        </w:rPr>
+        <w:t xml:space="preserve"> is preferred for </w:t>
+      </w:r>
+      <w:proofErr w:type="gramStart"/>
+      <w:r>
+        <w:rPr>
+          <w:b/>
+          <w:bCs/>
+          <w:sz w:val="36"/>
+          <w:szCs w:val="36"/>
+        </w:rPr>
+        <w:t>main(</w:t>
+      </w:r>
+      <w:proofErr w:type="gramEnd"/>
+      <w:r>
+        <w:rPr>
+          <w:b/>
+          <w:bCs/>
+          <w:sz w:val="36"/>
+          <w:szCs w:val="36"/>
+        </w:rPr>
+        <w:t xml:space="preserve">) </w:t>
+      </w:r>
+      <w:r>
+        <w:rPr>
+          <w:sz w:val="36"/>
+          <w:szCs w:val="36"/>
+        </w:rPr>
+        <w:t xml:space="preserve">method (if its async) used to </w:t>
+      </w:r>
+      <w:r>
+        <w:rPr>
+          <w:sz w:val="36"/>
+          <w:szCs w:val="36"/>
+        </w:rPr>
+        <w:t xml:space="preserve">manually trigger the creation of this binding before </w:t>
+      </w:r>
+      <w:proofErr w:type="spellStart"/>
+      <w:r>
+        <w:rPr>
+          <w:b/>
+          <w:bCs/>
+          <w:sz w:val="36"/>
+          <w:szCs w:val="36"/>
+        </w:rPr>
+        <w:t>runApp</w:t>
+      </w:r>
+      <w:proofErr w:type="spellEnd"/>
+      <w:r>
+        <w:rPr>
+          <w:b/>
+          <w:bCs/>
+          <w:sz w:val="36"/>
+          <w:szCs w:val="36"/>
+        </w:rPr>
+        <w:t>()</w:t>
+      </w:r>
+      <w:r>
+        <w:rPr>
+          <w:sz w:val="36"/>
+          <w:szCs w:val="36"/>
+        </w:rPr>
+        <w:t xml:space="preserve"> if platform channels or async initialization are required</w:t>
+      </w:r>
+    </w:p>
+    <w:p>
+      <w:pPr>
+        <w:rPr>
+          <w:b/>
+          <w:bCs/>
+          <w:color w:val="D86DCB" w:themeColor="accent5" w:themeTint="99"/>
+          <w:sz w:val="36"/>
+          <w:szCs w:val="36"/>
+        </w:rPr>
+      </w:pPr>
+      <w:r>
+        <w:rPr>
+          <w:sz w:val="36"/>
+          <w:szCs w:val="36"/>
+        </w:rPr>
+        <w:t xml:space="preserve"># While </w:t>
+      </w:r>
+      <w:proofErr w:type="spellStart"/>
+      <w:r>
+        <w:rPr>
+          <w:b/>
+          <w:bCs/>
+          <w:sz w:val="36"/>
+          <w:szCs w:val="36"/>
+        </w:rPr>
+        <w:t>WidgetsBinding</w:t>
+      </w:r>
+      <w:proofErr w:type="spellEnd"/>
+      <w:r>
+        <w:rPr>
+          <w:sz w:val="36"/>
+          <w:szCs w:val="36"/>
+        </w:rPr>
+        <w:t xml:space="preserve"> is preferred for</w:t>
+      </w:r>
+      <w:r>
+        <w:rPr>
+          <w:sz w:val="36"/>
+          <w:szCs w:val="36"/>
+        </w:rPr>
+        <w:t xml:space="preserve"> accessing the glue between the widgets layer and the Flutter engine</w:t>
+      </w:r>
+    </w:p>
+    <w:p>
+      <w:pPr>
+        <w:rPr>
+          <w:sz w:val="36"/>
+          <w:szCs w:val="36"/>
+        </w:rPr>
+      </w:pPr>
     </w:p>
     <w:p>
       <w:pPr>
@@ -3558,95 +4198,95 @@
           <w:sz w:val="36"/>
           <w:szCs w:val="36"/>
         </w:rPr>
+        <w:t xml:space="preserve">  required double </w:t>
+      </w:r>
+      <w:proofErr w:type="spellStart"/>
+      <w:r>
+        <w:rPr>
+          <w:b/>
+          <w:bCs/>
+          <w:color w:val="D86DCB" w:themeColor="accent5" w:themeTint="99"/>
+          <w:sz w:val="36"/>
+          <w:szCs w:val="36"/>
+        </w:rPr>
+        <w:t>minTemp</w:t>
+      </w:r>
+      <w:proofErr w:type="spellEnd"/>
+      <w:r>
+        <w:rPr>
+          <w:b/>
+          <w:bCs/>
+          <w:color w:val="D86DCB" w:themeColor="accent5" w:themeTint="99"/>
+          <w:sz w:val="36"/>
+          <w:szCs w:val="36"/>
+        </w:rPr>
+        <w:t>,</w:t>
+      </w:r>
+    </w:p>
+    <w:p>
+      <w:pPr>
+        <w:jc w:val="both"/>
+        <w:rPr>
+          <w:b/>
+          <w:bCs/>
+          <w:color w:val="D86DCB" w:themeColor="accent5" w:themeTint="99"/>
+          <w:sz w:val="36"/>
+          <w:szCs w:val="36"/>
+        </w:rPr>
+      </w:pPr>
+      <w:r>
+        <w:rPr>
+          <w:b/>
+          <w:bCs/>
+          <w:color w:val="D86DCB" w:themeColor="accent5" w:themeTint="99"/>
+          <w:sz w:val="36"/>
+          <w:szCs w:val="36"/>
+        </w:rPr>
+        <w:t xml:space="preserve">  required double </w:t>
+      </w:r>
+      <w:proofErr w:type="spellStart"/>
+      <w:r>
+        <w:rPr>
+          <w:b/>
+          <w:bCs/>
+          <w:color w:val="D86DCB" w:themeColor="accent5" w:themeTint="99"/>
+          <w:sz w:val="36"/>
+          <w:szCs w:val="36"/>
+        </w:rPr>
+        <w:t>maxTemp</w:t>
+      </w:r>
+      <w:proofErr w:type="spellEnd"/>
+      <w:r>
+        <w:rPr>
+          <w:b/>
+          <w:bCs/>
+          <w:color w:val="D86DCB" w:themeColor="accent5" w:themeTint="99"/>
+          <w:sz w:val="36"/>
+          <w:szCs w:val="36"/>
+        </w:rPr>
+        <w:t>,</w:t>
+      </w:r>
+    </w:p>
+    <w:p>
+      <w:pPr>
+        <w:jc w:val="both"/>
+        <w:rPr>
+          <w:b/>
+          <w:bCs/>
+          <w:color w:val="D86DCB" w:themeColor="accent5" w:themeTint="99"/>
+          <w:sz w:val="36"/>
+          <w:szCs w:val="36"/>
+        </w:rPr>
+      </w:pPr>
+      <w:r>
+        <w:rPr>
+          <w:b/>
+          <w:bCs/>
+          <w:color w:val="D86DCB" w:themeColor="accent5" w:themeTint="99"/>
+          <w:sz w:val="36"/>
+          <w:szCs w:val="36"/>
+        </w:rPr>
         <w:lastRenderedPageBreak/>
-        <w:t xml:space="preserve">  required double </w:t>
-      </w:r>
-      <w:proofErr w:type="spellStart"/>
-      <w:r>
-        <w:rPr>
-          <w:b/>
-          <w:bCs/>
-          <w:color w:val="D86DCB" w:themeColor="accent5" w:themeTint="99"/>
-          <w:sz w:val="36"/>
-          <w:szCs w:val="36"/>
-        </w:rPr>
-        <w:t>minTemp</w:t>
-      </w:r>
-      <w:proofErr w:type="spellEnd"/>
-      <w:r>
-        <w:rPr>
-          <w:b/>
-          <w:bCs/>
-          <w:color w:val="D86DCB" w:themeColor="accent5" w:themeTint="99"/>
-          <w:sz w:val="36"/>
-          <w:szCs w:val="36"/>
-        </w:rPr>
-        <w:t>,</w:t>
-      </w:r>
-    </w:p>
-    <w:p>
-      <w:pPr>
-        <w:jc w:val="both"/>
-        <w:rPr>
-          <w:b/>
-          <w:bCs/>
-          <w:color w:val="D86DCB" w:themeColor="accent5" w:themeTint="99"/>
-          <w:sz w:val="36"/>
-          <w:szCs w:val="36"/>
-        </w:rPr>
-      </w:pPr>
-      <w:r>
-        <w:rPr>
-          <w:b/>
-          <w:bCs/>
-          <w:color w:val="D86DCB" w:themeColor="accent5" w:themeTint="99"/>
-          <w:sz w:val="36"/>
-          <w:szCs w:val="36"/>
-        </w:rPr>
-        <w:t xml:space="preserve">  required double </w:t>
-      </w:r>
-      <w:proofErr w:type="spellStart"/>
-      <w:r>
-        <w:rPr>
-          <w:b/>
-          <w:bCs/>
-          <w:color w:val="D86DCB" w:themeColor="accent5" w:themeTint="99"/>
-          <w:sz w:val="36"/>
-          <w:szCs w:val="36"/>
-        </w:rPr>
-        <w:t>maxTemp</w:t>
-      </w:r>
-      <w:proofErr w:type="spellEnd"/>
-      <w:r>
-        <w:rPr>
-          <w:b/>
-          <w:bCs/>
-          <w:color w:val="D86DCB" w:themeColor="accent5" w:themeTint="99"/>
-          <w:sz w:val="36"/>
-          <w:szCs w:val="36"/>
-        </w:rPr>
-        <w:t>,</w:t>
-      </w:r>
-    </w:p>
-    <w:p>
-      <w:pPr>
-        <w:jc w:val="both"/>
-        <w:rPr>
-          <w:b/>
-          <w:bCs/>
-          <w:color w:val="D86DCB" w:themeColor="accent5" w:themeTint="99"/>
-          <w:sz w:val="36"/>
-          <w:szCs w:val="36"/>
-        </w:rPr>
-      </w:pPr>
-      <w:r>
-        <w:rPr>
-          <w:b/>
-          <w:bCs/>
-          <w:color w:val="D86DCB" w:themeColor="accent5" w:themeTint="99"/>
-          <w:sz w:val="36"/>
-          <w:szCs w:val="36"/>
-        </w:rPr>
         <w:t>}) {</w:t>
       </w:r>
     </w:p>
@@ -4182,6 +4822,7 @@
           <w:sz w:val="36"/>
           <w:szCs w:val="36"/>
         </w:rPr>
+        <w:lastRenderedPageBreak/>
         <w:t xml:space="preserve"># If we don’t need extra logic or operations before retuning in case: we can use a </w:t>
       </w:r>
       <w:r>
@@ -4604,51 +5245,51 @@
           <w:sz w:val="36"/>
           <w:szCs w:val="36"/>
         </w:rPr>
+        <w:t xml:space="preserve">    'tea': 'Here is your tea',</w:t>
+      </w:r>
+    </w:p>
+    <w:p>
+      <w:pPr>
+        <w:jc w:val="both"/>
+        <w:rPr>
+          <w:b/>
+          <w:bCs/>
+          <w:color w:val="D86DCB" w:themeColor="accent5" w:themeTint="99"/>
+          <w:sz w:val="36"/>
+          <w:szCs w:val="36"/>
+        </w:rPr>
+      </w:pPr>
+      <w:r>
+        <w:rPr>
+          <w:b/>
+          <w:bCs/>
+          <w:color w:val="D86DCB" w:themeColor="accent5" w:themeTint="99"/>
+          <w:sz w:val="36"/>
+          <w:szCs w:val="36"/>
+        </w:rPr>
+        <w:t xml:space="preserve">    'soda': 'Here is your soda',</w:t>
+      </w:r>
+    </w:p>
+    <w:p>
+      <w:pPr>
+        <w:jc w:val="both"/>
+        <w:rPr>
+          <w:b/>
+          <w:bCs/>
+          <w:color w:val="D86DCB" w:themeColor="accent5" w:themeTint="99"/>
+          <w:sz w:val="36"/>
+          <w:szCs w:val="36"/>
+        </w:rPr>
+      </w:pPr>
+      <w:r>
+        <w:rPr>
+          <w:b/>
+          <w:bCs/>
+          <w:color w:val="D86DCB" w:themeColor="accent5" w:themeTint="99"/>
+          <w:sz w:val="36"/>
+          <w:szCs w:val="36"/>
+        </w:rPr>
         <w:lastRenderedPageBreak/>
-        <w:t xml:space="preserve">    'tea': 'Here is your tea',</w:t>
-      </w:r>
-    </w:p>
-    <w:p>
-      <w:pPr>
-        <w:jc w:val="both"/>
-        <w:rPr>
-          <w:b/>
-          <w:bCs/>
-          <w:color w:val="D86DCB" w:themeColor="accent5" w:themeTint="99"/>
-          <w:sz w:val="36"/>
-          <w:szCs w:val="36"/>
-        </w:rPr>
-      </w:pPr>
-      <w:r>
-        <w:rPr>
-          <w:b/>
-          <w:bCs/>
-          <w:color w:val="D86DCB" w:themeColor="accent5" w:themeTint="99"/>
-          <w:sz w:val="36"/>
-          <w:szCs w:val="36"/>
-        </w:rPr>
-        <w:t xml:space="preserve">    'soda': 'Here is your soda',</w:t>
-      </w:r>
-    </w:p>
-    <w:p>
-      <w:pPr>
-        <w:jc w:val="both"/>
-        <w:rPr>
-          <w:b/>
-          <w:bCs/>
-          <w:color w:val="D86DCB" w:themeColor="accent5" w:themeTint="99"/>
-          <w:sz w:val="36"/>
-          <w:szCs w:val="36"/>
-        </w:rPr>
-      </w:pPr>
-      <w:r>
-        <w:rPr>
-          <w:b/>
-          <w:bCs/>
-          <w:color w:val="D86DCB" w:themeColor="accent5" w:themeTint="99"/>
-          <w:sz w:val="36"/>
-          <w:szCs w:val="36"/>
-        </w:rPr>
         <w:t xml:space="preserve">    '</w:t>
       </w:r>
       <w:proofErr w:type="gramStart"/>
@@ -5226,95 +5867,95 @@
           <w:sz w:val="36"/>
           <w:szCs w:val="36"/>
         </w:rPr>
+        <w:t xml:space="preserve">  Size get </w:t>
+      </w:r>
+      <w:proofErr w:type="spellStart"/>
+      <w:r>
+        <w:rPr>
+          <w:b/>
+          <w:bCs/>
+          <w:color w:val="D86DCB" w:themeColor="accent5" w:themeTint="99"/>
+          <w:sz w:val="36"/>
+          <w:szCs w:val="36"/>
+        </w:rPr>
+        <w:t>preferredSize</w:t>
+      </w:r>
+      <w:proofErr w:type="spellEnd"/>
+      <w:r>
+        <w:rPr>
+          <w:b/>
+          <w:bCs/>
+          <w:color w:val="D86DCB" w:themeColor="accent5" w:themeTint="99"/>
+          <w:sz w:val="36"/>
+          <w:szCs w:val="36"/>
+        </w:rPr>
+        <w:t xml:space="preserve"> =&gt; const </w:t>
+      </w:r>
+      <w:proofErr w:type="spellStart"/>
+      <w:r>
+        <w:rPr>
+          <w:b/>
+          <w:bCs/>
+          <w:color w:val="D86DCB" w:themeColor="accent5" w:themeTint="99"/>
+          <w:sz w:val="36"/>
+          <w:szCs w:val="36"/>
+        </w:rPr>
+        <w:t>Size.fromHeight</w:t>
+      </w:r>
+      <w:proofErr w:type="spellEnd"/>
+      <w:r>
+        <w:rPr>
+          <w:b/>
+          <w:bCs/>
+          <w:color w:val="D86DCB" w:themeColor="accent5" w:themeTint="99"/>
+          <w:sz w:val="36"/>
+          <w:szCs w:val="36"/>
+        </w:rPr>
+        <w:t>(</w:t>
+      </w:r>
+      <w:proofErr w:type="spellStart"/>
+      <w:r>
+        <w:rPr>
+          <w:b/>
+          <w:bCs/>
+          <w:color w:val="D86DCB" w:themeColor="accent5" w:themeTint="99"/>
+          <w:sz w:val="36"/>
+          <w:szCs w:val="36"/>
+        </w:rPr>
+        <w:t>kToolbarHeight</w:t>
+      </w:r>
+      <w:proofErr w:type="spellEnd"/>
+      <w:r>
+        <w:rPr>
+          <w:b/>
+          <w:bCs/>
+          <w:color w:val="D86DCB" w:themeColor="accent5" w:themeTint="99"/>
+          <w:sz w:val="36"/>
+          <w:szCs w:val="36"/>
+        </w:rPr>
+        <w:t>);</w:t>
+      </w:r>
+    </w:p>
+    <w:p>
+      <w:pPr>
+        <w:jc w:val="both"/>
+        <w:rPr>
+          <w:b/>
+          <w:bCs/>
+          <w:color w:val="D86DCB" w:themeColor="accent5" w:themeTint="99"/>
+          <w:sz w:val="36"/>
+          <w:szCs w:val="36"/>
+        </w:rPr>
+      </w:pPr>
+      <w:r>
+        <w:rPr>
+          <w:b/>
+          <w:bCs/>
+          <w:color w:val="D86DCB" w:themeColor="accent5" w:themeTint="99"/>
+          <w:sz w:val="36"/>
+          <w:szCs w:val="36"/>
+        </w:rPr>
         <w:lastRenderedPageBreak/>
-        <w:t xml:space="preserve">  Size get </w:t>
-      </w:r>
-      <w:proofErr w:type="spellStart"/>
-      <w:r>
-        <w:rPr>
-          <w:b/>
-          <w:bCs/>
-          <w:color w:val="D86DCB" w:themeColor="accent5" w:themeTint="99"/>
-          <w:sz w:val="36"/>
-          <w:szCs w:val="36"/>
-        </w:rPr>
-        <w:t>preferredSize</w:t>
-      </w:r>
-      <w:proofErr w:type="spellEnd"/>
-      <w:r>
-        <w:rPr>
-          <w:b/>
-          <w:bCs/>
-          <w:color w:val="D86DCB" w:themeColor="accent5" w:themeTint="99"/>
-          <w:sz w:val="36"/>
-          <w:szCs w:val="36"/>
-        </w:rPr>
-        <w:t xml:space="preserve"> =&gt; const </w:t>
-      </w:r>
-      <w:proofErr w:type="spellStart"/>
-      <w:r>
-        <w:rPr>
-          <w:b/>
-          <w:bCs/>
-          <w:color w:val="D86DCB" w:themeColor="accent5" w:themeTint="99"/>
-          <w:sz w:val="36"/>
-          <w:szCs w:val="36"/>
-        </w:rPr>
-        <w:t>Size.fromHeight</w:t>
-      </w:r>
-      <w:proofErr w:type="spellEnd"/>
-      <w:r>
-        <w:rPr>
-          <w:b/>
-          <w:bCs/>
-          <w:color w:val="D86DCB" w:themeColor="accent5" w:themeTint="99"/>
-          <w:sz w:val="36"/>
-          <w:szCs w:val="36"/>
-        </w:rPr>
-        <w:t>(</w:t>
-      </w:r>
-      <w:proofErr w:type="spellStart"/>
-      <w:r>
-        <w:rPr>
-          <w:b/>
-          <w:bCs/>
-          <w:color w:val="D86DCB" w:themeColor="accent5" w:themeTint="99"/>
-          <w:sz w:val="36"/>
-          <w:szCs w:val="36"/>
-        </w:rPr>
-        <w:t>kToolbarHeight</w:t>
-      </w:r>
-      <w:proofErr w:type="spellEnd"/>
-      <w:r>
-        <w:rPr>
-          <w:b/>
-          <w:bCs/>
-          <w:color w:val="D86DCB" w:themeColor="accent5" w:themeTint="99"/>
-          <w:sz w:val="36"/>
-          <w:szCs w:val="36"/>
-        </w:rPr>
-        <w:t>);</w:t>
-      </w:r>
-    </w:p>
-    <w:p>
-      <w:pPr>
-        <w:jc w:val="both"/>
-        <w:rPr>
-          <w:b/>
-          <w:bCs/>
-          <w:color w:val="D86DCB" w:themeColor="accent5" w:themeTint="99"/>
-          <w:sz w:val="36"/>
-          <w:szCs w:val="36"/>
-        </w:rPr>
-      </w:pPr>
-      <w:r>
-        <w:rPr>
-          <w:b/>
-          <w:bCs/>
-          <w:color w:val="D86DCB" w:themeColor="accent5" w:themeTint="99"/>
-          <w:sz w:val="36"/>
-          <w:szCs w:val="36"/>
-        </w:rPr>
         <w:t xml:space="preserve">   …</w:t>
       </w:r>
     </w:p>
@@ -5771,39 +6412,32 @@
           <w:sz w:val="36"/>
           <w:szCs w:val="36"/>
         </w:rPr>
-        <w:t xml:space="preserve"> didn't have a unique key, the recycled State object would sometimes "remember" the old checkbox value from the </w:t>
-      </w:r>
+        <w:t xml:space="preserve"> didn't have a unique key, the recycled State object would sometimes "remember" the old checkbox value from the previous task that occupied that slot, or it wouldn't trigger a visual update because it thought it was the same widget.</w:t>
+      </w:r>
+    </w:p>
+    <w:p>
+      <w:pPr>
+        <w:jc w:val="both"/>
+        <w:rPr>
+          <w:sz w:val="36"/>
+          <w:szCs w:val="36"/>
+        </w:rPr>
+      </w:pPr>
+    </w:p>
+    <w:p>
+      <w:pPr>
+        <w:jc w:val="both"/>
+        <w:rPr>
+          <w:sz w:val="36"/>
+          <w:szCs w:val="36"/>
+        </w:rPr>
+      </w:pPr>
       <w:r>
         <w:rPr>
           <w:sz w:val="36"/>
           <w:szCs w:val="36"/>
         </w:rPr>
         <w:lastRenderedPageBreak/>
-        <w:t>previous task that occupied that slot, or it wouldn't trigger a visual update because it thought it was the same widget.</w:t>
-      </w:r>
-    </w:p>
-    <w:p>
-      <w:pPr>
-        <w:jc w:val="both"/>
-        <w:rPr>
-          <w:sz w:val="36"/>
-          <w:szCs w:val="36"/>
-        </w:rPr>
-      </w:pPr>
-    </w:p>
-    <w:p>
-      <w:pPr>
-        <w:jc w:val="both"/>
-        <w:rPr>
-          <w:sz w:val="36"/>
-          <w:szCs w:val="36"/>
-        </w:rPr>
-      </w:pPr>
-      <w:r>
-        <w:rPr>
-          <w:sz w:val="36"/>
-          <w:szCs w:val="36"/>
-        </w:rPr>
         <w:t>The "Local State" problem</w:t>
       </w:r>
       <w:r>
@@ -6216,7 +6850,6 @@
           <w:sz w:val="36"/>
           <w:szCs w:val="36"/>
         </w:rPr>
-        <w:lastRenderedPageBreak/>
         <w:t xml:space="preserve">The Trigger: When </w:t>
       </w:r>
       <w:r>
@@ -6306,6 +6939,7 @@
           <w:sz w:val="36"/>
           <w:szCs w:val="36"/>
         </w:rPr>
+        <w:lastRenderedPageBreak/>
         <w:t xml:space="preserve">The Sync: Flutter sees that the </w:t>
       </w:r>
       <w:proofErr w:type="spellStart"/>
@@ -6635,125 +7269,132 @@
           <w:sz w:val="36"/>
           <w:szCs w:val="36"/>
         </w:rPr>
+        <w:t xml:space="preserve">Note: </w:t>
+      </w:r>
+      <w:r>
+        <w:rPr>
+          <w:sz w:val="36"/>
+          <w:szCs w:val="36"/>
+        </w:rPr>
+        <w:t>We</w:t>
+      </w:r>
+      <w:r>
+        <w:rPr>
+          <w:sz w:val="36"/>
+          <w:szCs w:val="36"/>
+        </w:rPr>
+        <w:t xml:space="preserve"> also added</w:t>
+      </w:r>
+      <w:r>
+        <w:rPr>
+          <w:b/>
+          <w:bCs/>
+          <w:sz w:val="36"/>
+          <w:szCs w:val="36"/>
+        </w:rPr>
+        <w:t xml:space="preserve"> key: </w:t>
+      </w:r>
+      <w:proofErr w:type="spellStart"/>
+      <w:r>
+        <w:rPr>
+          <w:b/>
+          <w:bCs/>
+          <w:sz w:val="36"/>
+          <w:szCs w:val="36"/>
+        </w:rPr>
+        <w:t>ValueKey</w:t>
+      </w:r>
+      <w:proofErr w:type="spellEnd"/>
+      <w:r>
+        <w:rPr>
+          <w:b/>
+          <w:bCs/>
+          <w:sz w:val="36"/>
+          <w:szCs w:val="36"/>
+        </w:rPr>
+        <w:t>(</w:t>
+      </w:r>
+      <w:proofErr w:type="spellStart"/>
+      <w:proofErr w:type="gramStart"/>
+      <w:r>
+        <w:rPr>
+          <w:b/>
+          <w:bCs/>
+          <w:sz w:val="36"/>
+          <w:szCs w:val="36"/>
+        </w:rPr>
+        <w:t>db.toDoList</w:t>
+      </w:r>
+      <w:proofErr w:type="spellEnd"/>
+      <w:proofErr w:type="gramEnd"/>
+      <w:r>
+        <w:rPr>
+          <w:b/>
+          <w:bCs/>
+          <w:sz w:val="36"/>
+          <w:szCs w:val="36"/>
+        </w:rPr>
+        <w:t xml:space="preserve">[index][0]) </w:t>
+      </w:r>
+      <w:r>
+        <w:rPr>
+          <w:sz w:val="36"/>
+          <w:szCs w:val="36"/>
+        </w:rPr>
+        <w:t xml:space="preserve">in our </w:t>
+      </w:r>
+      <w:proofErr w:type="spellStart"/>
+      <w:r>
+        <w:rPr>
+          <w:b/>
+          <w:bCs/>
+          <w:sz w:val="36"/>
+          <w:szCs w:val="36"/>
+        </w:rPr>
+        <w:t>home_page.dart</w:t>
+      </w:r>
+      <w:proofErr w:type="spellEnd"/>
+      <w:r>
+        <w:rPr>
+          <w:sz w:val="36"/>
+          <w:szCs w:val="36"/>
+        </w:rPr>
+        <w:t xml:space="preserve">. This is actually the most important partner to this fix. The </w:t>
+      </w:r>
+      <w:proofErr w:type="spellStart"/>
+      <w:r>
+        <w:rPr>
+          <w:b/>
+          <w:bCs/>
+          <w:sz w:val="36"/>
+          <w:szCs w:val="36"/>
+        </w:rPr>
+        <w:t>ValueKey</w:t>
+      </w:r>
+      <w:proofErr w:type="spellEnd"/>
+      <w:r>
+        <w:rPr>
+          <w:b/>
+          <w:bCs/>
+          <w:sz w:val="36"/>
+          <w:szCs w:val="36"/>
+        </w:rPr>
+        <w:t xml:space="preserve"> </w:t>
+      </w:r>
+      <w:r>
+        <w:rPr>
+          <w:sz w:val="36"/>
+          <w:szCs w:val="36"/>
+        </w:rPr>
+        <w:t xml:space="preserve">tells Flutter: "Do not reuse this state for a different task; if the task name changes, treat this as a </w:t>
+      </w:r>
+      <w:r>
+        <w:rPr>
+          <w:sz w:val="36"/>
+          <w:szCs w:val="36"/>
+        </w:rPr>
         <w:lastRenderedPageBreak/>
-        <w:t xml:space="preserve">Note: </w:t>
-      </w:r>
-      <w:r>
-        <w:rPr>
-          <w:sz w:val="36"/>
-          <w:szCs w:val="36"/>
-        </w:rPr>
-        <w:t>We</w:t>
-      </w:r>
-      <w:r>
-        <w:rPr>
-          <w:sz w:val="36"/>
-          <w:szCs w:val="36"/>
-        </w:rPr>
-        <w:t xml:space="preserve"> also added</w:t>
-      </w:r>
-      <w:r>
-        <w:rPr>
-          <w:b/>
-          <w:bCs/>
-          <w:sz w:val="36"/>
-          <w:szCs w:val="36"/>
-        </w:rPr>
-        <w:t xml:space="preserve"> key: </w:t>
-      </w:r>
-      <w:proofErr w:type="spellStart"/>
-      <w:r>
-        <w:rPr>
-          <w:b/>
-          <w:bCs/>
-          <w:sz w:val="36"/>
-          <w:szCs w:val="36"/>
-        </w:rPr>
-        <w:t>ValueKey</w:t>
-      </w:r>
-      <w:proofErr w:type="spellEnd"/>
-      <w:r>
-        <w:rPr>
-          <w:b/>
-          <w:bCs/>
-          <w:sz w:val="36"/>
-          <w:szCs w:val="36"/>
-        </w:rPr>
-        <w:t>(</w:t>
-      </w:r>
-      <w:proofErr w:type="spellStart"/>
-      <w:proofErr w:type="gramStart"/>
-      <w:r>
-        <w:rPr>
-          <w:b/>
-          <w:bCs/>
-          <w:sz w:val="36"/>
-          <w:szCs w:val="36"/>
-        </w:rPr>
-        <w:t>db.toDoList</w:t>
-      </w:r>
-      <w:proofErr w:type="spellEnd"/>
-      <w:proofErr w:type="gramEnd"/>
-      <w:r>
-        <w:rPr>
-          <w:b/>
-          <w:bCs/>
-          <w:sz w:val="36"/>
-          <w:szCs w:val="36"/>
-        </w:rPr>
-        <w:t xml:space="preserve">[index][0]) </w:t>
-      </w:r>
-      <w:r>
-        <w:rPr>
-          <w:sz w:val="36"/>
-          <w:szCs w:val="36"/>
-        </w:rPr>
-        <w:t xml:space="preserve">in our </w:t>
-      </w:r>
-      <w:proofErr w:type="spellStart"/>
-      <w:r>
-        <w:rPr>
-          <w:b/>
-          <w:bCs/>
-          <w:sz w:val="36"/>
-          <w:szCs w:val="36"/>
-        </w:rPr>
-        <w:t>home_page.dart</w:t>
-      </w:r>
-      <w:proofErr w:type="spellEnd"/>
-      <w:r>
-        <w:rPr>
-          <w:sz w:val="36"/>
-          <w:szCs w:val="36"/>
-        </w:rPr>
-        <w:t xml:space="preserve">. This is actually the most important partner to this fix. The </w:t>
-      </w:r>
-      <w:proofErr w:type="spellStart"/>
-      <w:r>
-        <w:rPr>
-          <w:b/>
-          <w:bCs/>
-          <w:sz w:val="36"/>
-          <w:szCs w:val="36"/>
-        </w:rPr>
-        <w:t>ValueKey</w:t>
-      </w:r>
-      <w:proofErr w:type="spellEnd"/>
-      <w:r>
-        <w:rPr>
-          <w:b/>
-          <w:bCs/>
-          <w:sz w:val="36"/>
-          <w:szCs w:val="36"/>
-        </w:rPr>
-        <w:t xml:space="preserve"> </w:t>
-      </w:r>
-      <w:r>
-        <w:rPr>
-          <w:sz w:val="36"/>
-          <w:szCs w:val="36"/>
-        </w:rPr>
-        <w:t xml:space="preserve">tells Flutter: "Do not reuse this state for a different task; if the task name changes, treat this as a totally fresh widget." Using both </w:t>
+        <w:t xml:space="preserve">totally fresh widget." Using both </w:t>
       </w:r>
       <w:r>
         <w:rPr>
@@ -7407,7 +8048,6 @@
           <w:sz w:val="36"/>
           <w:szCs w:val="36"/>
         </w:rPr>
-        <w:lastRenderedPageBreak/>
         <w:t>build(</w:t>
       </w:r>
       <w:proofErr w:type="gramEnd"/>
@@ -7540,6 +8180,7 @@
           <w:sz w:val="36"/>
           <w:szCs w:val="36"/>
         </w:rPr>
+        <w:lastRenderedPageBreak/>
         <w:t>@override</w:t>
       </w:r>
     </w:p>
@@ -8234,7 +8875,6 @@
           <w:sz w:val="36"/>
           <w:szCs w:val="36"/>
         </w:rPr>
-        <w:lastRenderedPageBreak/>
         <w:t xml:space="preserve"># </w:t>
       </w:r>
       <w:r>
@@ -8333,6 +8973,7 @@
           <w:sz w:val="36"/>
           <w:szCs w:val="36"/>
         </w:rPr>
+        <w:lastRenderedPageBreak/>
         <w:t>Stream subscriptions</w:t>
       </w:r>
     </w:p>
@@ -8981,74 +9622,74 @@
           <w:sz w:val="36"/>
           <w:szCs w:val="36"/>
         </w:rPr>
+        <w:t>Column(</w:t>
+      </w:r>
+      <w:proofErr w:type="gramEnd"/>
+    </w:p>
+    <w:p>
+      <w:pPr>
+        <w:jc w:val="both"/>
+        <w:rPr>
+          <w:b/>
+          <w:bCs/>
+          <w:color w:val="D86DCB" w:themeColor="accent5" w:themeTint="99"/>
+          <w:sz w:val="36"/>
+          <w:szCs w:val="36"/>
+        </w:rPr>
+      </w:pPr>
+      <w:r>
+        <w:rPr>
+          <w:b/>
+          <w:bCs/>
+          <w:color w:val="D86DCB" w:themeColor="accent5" w:themeTint="99"/>
+          <w:sz w:val="36"/>
+          <w:szCs w:val="36"/>
+        </w:rPr>
+        <w:t xml:space="preserve">    children: [</w:t>
+      </w:r>
+    </w:p>
+    <w:p>
+      <w:pPr>
+        <w:jc w:val="both"/>
+        <w:rPr>
+          <w:b/>
+          <w:bCs/>
+          <w:color w:val="D86DCB" w:themeColor="accent5" w:themeTint="99"/>
+          <w:sz w:val="36"/>
+          <w:szCs w:val="36"/>
+        </w:rPr>
+      </w:pPr>
+      <w:r>
+        <w:rPr>
+          <w:b/>
+          <w:bCs/>
+          <w:color w:val="D86DCB" w:themeColor="accent5" w:themeTint="99"/>
+          <w:sz w:val="36"/>
+          <w:szCs w:val="36"/>
+        </w:rPr>
+        <w:t xml:space="preserve">       Text('Title'),</w:t>
+      </w:r>
+    </w:p>
+    <w:p>
+      <w:pPr>
+        <w:jc w:val="both"/>
+        <w:rPr>
+          <w:b/>
+          <w:bCs/>
+          <w:color w:val="D86DCB" w:themeColor="accent5" w:themeTint="99"/>
+          <w:sz w:val="36"/>
+          <w:szCs w:val="36"/>
+        </w:rPr>
+      </w:pPr>
+      <w:r>
+        <w:rPr>
+          <w:b/>
+          <w:bCs/>
+          <w:color w:val="D86DCB" w:themeColor="accent5" w:themeTint="99"/>
+          <w:sz w:val="36"/>
+          <w:szCs w:val="36"/>
+        </w:rPr>
         <w:lastRenderedPageBreak/>
-        <w:t>Column(</w:t>
-      </w:r>
-      <w:proofErr w:type="gramEnd"/>
-    </w:p>
-    <w:p>
-      <w:pPr>
-        <w:jc w:val="both"/>
-        <w:rPr>
-          <w:b/>
-          <w:bCs/>
-          <w:color w:val="D86DCB" w:themeColor="accent5" w:themeTint="99"/>
-          <w:sz w:val="36"/>
-          <w:szCs w:val="36"/>
-        </w:rPr>
-      </w:pPr>
-      <w:r>
-        <w:rPr>
-          <w:b/>
-          <w:bCs/>
-          <w:color w:val="D86DCB" w:themeColor="accent5" w:themeTint="99"/>
-          <w:sz w:val="36"/>
-          <w:szCs w:val="36"/>
-        </w:rPr>
-        <w:t xml:space="preserve">    children: [</w:t>
-      </w:r>
-    </w:p>
-    <w:p>
-      <w:pPr>
-        <w:jc w:val="both"/>
-        <w:rPr>
-          <w:b/>
-          <w:bCs/>
-          <w:color w:val="D86DCB" w:themeColor="accent5" w:themeTint="99"/>
-          <w:sz w:val="36"/>
-          <w:szCs w:val="36"/>
-        </w:rPr>
-      </w:pPr>
-      <w:r>
-        <w:rPr>
-          <w:b/>
-          <w:bCs/>
-          <w:color w:val="D86DCB" w:themeColor="accent5" w:themeTint="99"/>
-          <w:sz w:val="36"/>
-          <w:szCs w:val="36"/>
-        </w:rPr>
-        <w:t xml:space="preserve">       Text('Title'),</w:t>
-      </w:r>
-    </w:p>
-    <w:p>
-      <w:pPr>
-        <w:jc w:val="both"/>
-        <w:rPr>
-          <w:b/>
-          <w:bCs/>
-          <w:color w:val="D86DCB" w:themeColor="accent5" w:themeTint="99"/>
-          <w:sz w:val="36"/>
-          <w:szCs w:val="36"/>
-        </w:rPr>
-      </w:pPr>
-      <w:r>
-        <w:rPr>
-          <w:b/>
-          <w:bCs/>
-          <w:color w:val="D86DCB" w:themeColor="accent5" w:themeTint="99"/>
-          <w:sz w:val="36"/>
-          <w:szCs w:val="36"/>
-        </w:rPr>
         <w:t xml:space="preserve">       </w:t>
       </w:r>
       <w:proofErr w:type="gramStart"/>
@@ -9779,14 +10420,1590 @@
           <w:sz w:val="36"/>
           <w:szCs w:val="36"/>
         </w:rPr>
+        <w:t xml:space="preserve"># </w:t>
+      </w:r>
+      <w:proofErr w:type="spellStart"/>
+      <w:r>
+        <w:rPr>
+          <w:b/>
+          <w:bCs/>
+          <w:sz w:val="36"/>
+          <w:szCs w:val="36"/>
+        </w:rPr>
+        <w:t>itemCount</w:t>
+      </w:r>
+      <w:proofErr w:type="spellEnd"/>
+      <w:r>
+        <w:rPr>
+          <w:b/>
+          <w:bCs/>
+          <w:sz w:val="36"/>
+          <w:szCs w:val="36"/>
+        </w:rPr>
+        <w:t>:</w:t>
+      </w:r>
+      <w:r>
+        <w:rPr>
+          <w:sz w:val="36"/>
+          <w:szCs w:val="36"/>
+        </w:rPr>
+        <w:t xml:space="preserve"> property takes the length of the</w:t>
+      </w:r>
+      <w:r>
+        <w:rPr>
+          <w:b/>
+          <w:bCs/>
+          <w:sz w:val="36"/>
+          <w:szCs w:val="36"/>
+        </w:rPr>
+        <w:t xml:space="preserve"> colors</w:t>
+      </w:r>
+      <w:r>
+        <w:rPr>
+          <w:sz w:val="36"/>
+          <w:szCs w:val="36"/>
+        </w:rPr>
+        <w:t xml:space="preserve"> list.</w:t>
+      </w:r>
+    </w:p>
+    <w:p>
+      <w:pPr>
+        <w:jc w:val="both"/>
+        <w:rPr>
+          <w:sz w:val="36"/>
+          <w:szCs w:val="36"/>
+        </w:rPr>
+      </w:pPr>
+      <w:r>
+        <w:rPr>
+          <w:sz w:val="36"/>
+          <w:szCs w:val="36"/>
+        </w:rPr>
+        <w:t># Then assign the</w:t>
+      </w:r>
+      <w:r>
+        <w:rPr>
+          <w:b/>
+          <w:bCs/>
+          <w:sz w:val="36"/>
+          <w:szCs w:val="36"/>
+        </w:rPr>
+        <w:t xml:space="preserve"> color</w:t>
+      </w:r>
+      <w:r>
+        <w:rPr>
+          <w:sz w:val="36"/>
+          <w:szCs w:val="36"/>
+        </w:rPr>
+        <w:t xml:space="preserve"> </w:t>
+      </w:r>
+      <w:r>
+        <w:rPr>
+          <w:sz w:val="36"/>
+          <w:szCs w:val="36"/>
+        </w:rPr>
+        <w:t>according to the current</w:t>
+      </w:r>
+      <w:r>
+        <w:rPr>
+          <w:b/>
+          <w:bCs/>
+          <w:sz w:val="36"/>
+          <w:szCs w:val="36"/>
+        </w:rPr>
+        <w:t xml:space="preserve"> index</w:t>
+      </w:r>
+      <w:r>
+        <w:rPr>
+          <w:sz w:val="36"/>
+          <w:szCs w:val="36"/>
+        </w:rPr>
+        <w:t>. It will store the current element (</w:t>
+      </w:r>
+      <w:r>
+        <w:rPr>
+          <w:b/>
+          <w:bCs/>
+          <w:sz w:val="36"/>
+          <w:szCs w:val="36"/>
+        </w:rPr>
+        <w:t>String</w:t>
+      </w:r>
+      <w:r>
+        <w:rPr>
+          <w:sz w:val="36"/>
+          <w:szCs w:val="36"/>
+        </w:rPr>
+        <w:t xml:space="preserve">) of </w:t>
+      </w:r>
+      <w:r>
+        <w:rPr>
+          <w:sz w:val="36"/>
+          <w:szCs w:val="36"/>
+        </w:rPr>
+        <w:t xml:space="preserve">list. If it matches with the </w:t>
+      </w:r>
+      <w:proofErr w:type="spellStart"/>
+      <w:r>
+        <w:rPr>
+          <w:b/>
+          <w:bCs/>
+          <w:sz w:val="36"/>
+          <w:szCs w:val="36"/>
+        </w:rPr>
+        <w:t>selectedValue</w:t>
+      </w:r>
+      <w:proofErr w:type="spellEnd"/>
+      <w:r>
+        <w:rPr>
+          <w:sz w:val="36"/>
+          <w:szCs w:val="36"/>
+        </w:rPr>
+        <w:t xml:space="preserve"> then </w:t>
+      </w:r>
+      <w:proofErr w:type="spellStart"/>
+      <w:r>
+        <w:rPr>
+          <w:b/>
+          <w:bCs/>
+          <w:sz w:val="36"/>
+          <w:szCs w:val="36"/>
+        </w:rPr>
+        <w:t>isSelected</w:t>
+      </w:r>
+      <w:proofErr w:type="spellEnd"/>
+      <w:r>
+        <w:rPr>
+          <w:sz w:val="36"/>
+          <w:szCs w:val="36"/>
+        </w:rPr>
+        <w:t xml:space="preserve"> is </w:t>
+      </w:r>
+      <w:r>
+        <w:rPr>
+          <w:b/>
+          <w:bCs/>
+          <w:sz w:val="36"/>
+          <w:szCs w:val="36"/>
+        </w:rPr>
+        <w:t>true</w:t>
+      </w:r>
+      <w:r>
+        <w:rPr>
+          <w:sz w:val="36"/>
+          <w:szCs w:val="36"/>
+        </w:rPr>
+        <w:t>.</w:t>
+      </w:r>
+    </w:p>
+    <w:p>
+      <w:pPr>
+        <w:jc w:val="both"/>
+        <w:rPr>
+          <w:sz w:val="36"/>
+          <w:szCs w:val="36"/>
+        </w:rPr>
+      </w:pPr>
+      <w:r>
+        <w:rPr>
+          <w:sz w:val="36"/>
+          <w:szCs w:val="36"/>
+        </w:rPr>
         <w:lastRenderedPageBreak/>
         <w:t xml:space="preserve"># </w:t>
       </w:r>
-      <w:proofErr w:type="spellStart"/>
-      <w:r>
-        <w:rPr>
-          <w:b/>
-          <w:bCs/>
+      <w:r>
+        <w:rPr>
+          <w:sz w:val="36"/>
+          <w:szCs w:val="36"/>
+        </w:rPr>
+        <w:t xml:space="preserve">In </w:t>
+      </w:r>
+      <w:proofErr w:type="spellStart"/>
+      <w:r>
+        <w:rPr>
+          <w:b/>
+          <w:bCs/>
+          <w:sz w:val="36"/>
+          <w:szCs w:val="36"/>
+        </w:rPr>
+        <w:t>GestureDetector</w:t>
+      </w:r>
+      <w:r>
+        <w:rPr>
+          <w:sz w:val="36"/>
+          <w:szCs w:val="36"/>
+        </w:rPr>
+        <w:t>’s</w:t>
+      </w:r>
+      <w:proofErr w:type="spellEnd"/>
+      <w:r>
+        <w:rPr>
+          <w:sz w:val="36"/>
+          <w:szCs w:val="36"/>
+        </w:rPr>
+        <w:t xml:space="preserve">, </w:t>
+      </w:r>
+      <w:proofErr w:type="spellStart"/>
+      <w:r>
+        <w:rPr>
+          <w:b/>
+          <w:bCs/>
+          <w:sz w:val="36"/>
+          <w:szCs w:val="36"/>
+        </w:rPr>
+        <w:t>onTap</w:t>
+      </w:r>
+      <w:proofErr w:type="spellEnd"/>
+      <w:r>
+        <w:rPr>
+          <w:b/>
+          <w:bCs/>
+          <w:sz w:val="36"/>
+          <w:szCs w:val="36"/>
+        </w:rPr>
+        <w:t xml:space="preserve">: </w:t>
+      </w:r>
+      <w:r>
+        <w:rPr>
+          <w:sz w:val="36"/>
+          <w:szCs w:val="36"/>
+        </w:rPr>
+        <w:t xml:space="preserve">callback method, sets the </w:t>
+      </w:r>
+      <w:proofErr w:type="spellStart"/>
+      <w:r>
+        <w:rPr>
+          <w:b/>
+          <w:bCs/>
+          <w:sz w:val="36"/>
+          <w:szCs w:val="36"/>
+        </w:rPr>
+        <w:t>selectedValue</w:t>
+      </w:r>
+      <w:proofErr w:type="spellEnd"/>
+      <w:r>
+        <w:rPr>
+          <w:sz w:val="36"/>
+          <w:szCs w:val="36"/>
+        </w:rPr>
+        <w:t xml:space="preserve"> to </w:t>
+      </w:r>
+      <w:r>
+        <w:rPr>
+          <w:b/>
+          <w:bCs/>
+          <w:sz w:val="36"/>
+          <w:szCs w:val="36"/>
+        </w:rPr>
+        <w:t xml:space="preserve">color </w:t>
+      </w:r>
+      <w:r>
+        <w:rPr>
+          <w:sz w:val="36"/>
+          <w:szCs w:val="36"/>
+        </w:rPr>
+        <w:t>(current index element). Which set</w:t>
+      </w:r>
+      <w:r>
+        <w:rPr>
+          <w:sz w:val="36"/>
+          <w:szCs w:val="36"/>
+        </w:rPr>
+        <w:t xml:space="preserve">s the </w:t>
+      </w:r>
+      <w:proofErr w:type="spellStart"/>
+      <w:r>
+        <w:rPr>
+          <w:b/>
+          <w:bCs/>
+          <w:sz w:val="36"/>
+          <w:szCs w:val="36"/>
+        </w:rPr>
+        <w:t>isSelected</w:t>
+      </w:r>
+      <w:proofErr w:type="spellEnd"/>
+      <w:r>
+        <w:rPr>
+          <w:sz w:val="36"/>
+          <w:szCs w:val="36"/>
+        </w:rPr>
+        <w:t xml:space="preserve"> to</w:t>
+      </w:r>
+      <w:r>
+        <w:rPr>
+          <w:b/>
+          <w:bCs/>
+          <w:sz w:val="36"/>
+          <w:szCs w:val="36"/>
+        </w:rPr>
+        <w:t xml:space="preserve"> true</w:t>
+      </w:r>
+      <w:r>
+        <w:rPr>
+          <w:sz w:val="36"/>
+          <w:szCs w:val="36"/>
+        </w:rPr>
+        <w:t xml:space="preserve"> or </w:t>
+      </w:r>
+      <w:r>
+        <w:rPr>
+          <w:b/>
+          <w:bCs/>
+          <w:sz w:val="36"/>
+          <w:szCs w:val="36"/>
+        </w:rPr>
+        <w:t>false</w:t>
+      </w:r>
+      <w:r>
+        <w:rPr>
+          <w:sz w:val="36"/>
+          <w:szCs w:val="36"/>
+        </w:rPr>
+        <w:t xml:space="preserve"> according to match</w:t>
+      </w:r>
+    </w:p>
+    <w:p>
+      <w:pPr>
+        <w:jc w:val="both"/>
+        <w:rPr>
+          <w:sz w:val="36"/>
+          <w:szCs w:val="36"/>
+        </w:rPr>
+      </w:pPr>
+      <w:r>
+        <w:rPr>
+          <w:sz w:val="36"/>
+          <w:szCs w:val="36"/>
+        </w:rPr>
+        <w:t xml:space="preserve"># Use the </w:t>
+      </w:r>
+      <w:proofErr w:type="spellStart"/>
+      <w:r>
+        <w:rPr>
+          <w:b/>
+          <w:bCs/>
+          <w:sz w:val="36"/>
+          <w:szCs w:val="36"/>
+        </w:rPr>
+        <w:t>isSelected</w:t>
+      </w:r>
+      <w:proofErr w:type="spellEnd"/>
+      <w:r>
+        <w:rPr>
+          <w:sz w:val="36"/>
+          <w:szCs w:val="36"/>
+        </w:rPr>
+        <w:t xml:space="preserve"> to control color and text color of the container. Use </w:t>
+      </w:r>
+      <w:r>
+        <w:rPr>
+          <w:b/>
+          <w:bCs/>
+          <w:sz w:val="36"/>
+          <w:szCs w:val="36"/>
+        </w:rPr>
+        <w:t>margin:</w:t>
+      </w:r>
+      <w:r>
+        <w:rPr>
+          <w:sz w:val="36"/>
+          <w:szCs w:val="36"/>
+        </w:rPr>
+        <w:t xml:space="preserve"> and </w:t>
+      </w:r>
+      <w:r>
+        <w:rPr>
+          <w:b/>
+          <w:bCs/>
+          <w:sz w:val="36"/>
+          <w:szCs w:val="36"/>
+        </w:rPr>
+        <w:t>padding:</w:t>
+      </w:r>
+      <w:r>
+        <w:rPr>
+          <w:sz w:val="36"/>
+          <w:szCs w:val="36"/>
+        </w:rPr>
+        <w:t xml:space="preserve"> property for more decoration.</w:t>
+      </w:r>
+    </w:p>
+    <w:p>
+      <w:pPr>
+        <w:jc w:val="both"/>
+        <w:rPr>
+          <w:sz w:val="36"/>
+          <w:szCs w:val="36"/>
+        </w:rPr>
+      </w:pPr>
+      <w:r>
+        <w:rPr>
+          <w:sz w:val="36"/>
+          <w:szCs w:val="36"/>
+        </w:rPr>
+        <w:t xml:space="preserve">NOTE: We use </w:t>
+      </w:r>
+      <w:r>
+        <w:rPr>
+          <w:b/>
+          <w:bCs/>
+          <w:sz w:val="36"/>
+          <w:szCs w:val="36"/>
+        </w:rPr>
+        <w:t>Row</w:t>
+      </w:r>
+      <w:r>
+        <w:rPr>
+          <w:sz w:val="36"/>
+          <w:szCs w:val="36"/>
+        </w:rPr>
+        <w:t xml:space="preserve"> with </w:t>
+      </w:r>
+      <w:r>
+        <w:rPr>
+          <w:b/>
+          <w:bCs/>
+          <w:sz w:val="36"/>
+          <w:szCs w:val="36"/>
+        </w:rPr>
+        <w:t>for</w:t>
+      </w:r>
+      <w:r>
+        <w:rPr>
+          <w:sz w:val="36"/>
+          <w:szCs w:val="36"/>
+        </w:rPr>
+        <w:t xml:space="preserve"> loop and </w:t>
+      </w:r>
+      <w:r>
+        <w:rPr>
+          <w:b/>
+          <w:bCs/>
+          <w:sz w:val="36"/>
+          <w:szCs w:val="36"/>
+        </w:rPr>
+        <w:t>Container</w:t>
+      </w:r>
+      <w:r>
+        <w:rPr>
+          <w:sz w:val="36"/>
+          <w:szCs w:val="36"/>
+        </w:rPr>
+        <w:t xml:space="preserve"> for </w:t>
+      </w:r>
+      <w:proofErr w:type="spellStart"/>
+      <w:r>
+        <w:rPr>
+          <w:b/>
+          <w:bCs/>
+          <w:sz w:val="36"/>
+          <w:szCs w:val="36"/>
+        </w:rPr>
+        <w:t>CarouselSlider</w:t>
+      </w:r>
+      <w:proofErr w:type="spellEnd"/>
+      <w:r>
+        <w:rPr>
+          <w:b/>
+          <w:bCs/>
+          <w:sz w:val="36"/>
+          <w:szCs w:val="36"/>
+        </w:rPr>
+        <w:t xml:space="preserve"> </w:t>
+      </w:r>
+      <w:r>
+        <w:rPr>
+          <w:sz w:val="36"/>
+          <w:szCs w:val="36"/>
+        </w:rPr>
+        <w:t>widgets effect.</w:t>
+      </w:r>
+    </w:p>
+    <w:p>
+      <w:pPr>
+        <w:jc w:val="both"/>
+        <w:rPr>
+          <w:b/>
+          <w:bCs/>
+          <w:color w:val="D86DCB" w:themeColor="accent5" w:themeTint="99"/>
+          <w:sz w:val="36"/>
+          <w:szCs w:val="36"/>
+        </w:rPr>
+      </w:pPr>
+      <w:r>
+        <w:rPr>
+          <w:b/>
+          <w:bCs/>
+          <w:color w:val="D86DCB" w:themeColor="accent5" w:themeTint="99"/>
+          <w:sz w:val="36"/>
+          <w:szCs w:val="36"/>
+        </w:rPr>
+        <w:t xml:space="preserve">class </w:t>
+      </w:r>
+      <w:proofErr w:type="spellStart"/>
+      <w:r>
+        <w:rPr>
+          <w:b/>
+          <w:bCs/>
+          <w:color w:val="D86DCB" w:themeColor="accent5" w:themeTint="99"/>
+          <w:sz w:val="36"/>
+          <w:szCs w:val="36"/>
+        </w:rPr>
+        <w:t>ColorPicker</w:t>
+      </w:r>
+      <w:proofErr w:type="spellEnd"/>
+      <w:r>
+        <w:rPr>
+          <w:b/>
+          <w:bCs/>
+          <w:color w:val="D86DCB" w:themeColor="accent5" w:themeTint="99"/>
+          <w:sz w:val="36"/>
+          <w:szCs w:val="36"/>
+        </w:rPr>
+        <w:t xml:space="preserve"> extends </w:t>
+      </w:r>
+      <w:proofErr w:type="spellStart"/>
+      <w:r>
+        <w:rPr>
+          <w:b/>
+          <w:bCs/>
+          <w:color w:val="D86DCB" w:themeColor="accent5" w:themeTint="99"/>
+          <w:sz w:val="36"/>
+          <w:szCs w:val="36"/>
+        </w:rPr>
+        <w:t>StatefulWidget</w:t>
+      </w:r>
+      <w:proofErr w:type="spellEnd"/>
+      <w:r>
+        <w:rPr>
+          <w:b/>
+          <w:bCs/>
+          <w:color w:val="D86DCB" w:themeColor="accent5" w:themeTint="99"/>
+          <w:sz w:val="36"/>
+          <w:szCs w:val="36"/>
+        </w:rPr>
+        <w:t xml:space="preserve"> {</w:t>
+      </w:r>
+    </w:p>
+    <w:p>
+      <w:pPr>
+        <w:jc w:val="both"/>
+        <w:rPr>
+          <w:b/>
+          <w:bCs/>
+          <w:color w:val="D86DCB" w:themeColor="accent5" w:themeTint="99"/>
+          <w:sz w:val="36"/>
+          <w:szCs w:val="36"/>
+        </w:rPr>
+      </w:pPr>
+      <w:r>
+        <w:rPr>
+          <w:b/>
+          <w:bCs/>
+          <w:color w:val="D86DCB" w:themeColor="accent5" w:themeTint="99"/>
+          <w:sz w:val="36"/>
+          <w:szCs w:val="36"/>
+        </w:rPr>
+        <w:t xml:space="preserve">  const </w:t>
+      </w:r>
+      <w:proofErr w:type="spellStart"/>
+      <w:proofErr w:type="gramStart"/>
+      <w:r>
+        <w:rPr>
+          <w:b/>
+          <w:bCs/>
+          <w:color w:val="D86DCB" w:themeColor="accent5" w:themeTint="99"/>
+          <w:sz w:val="36"/>
+          <w:szCs w:val="36"/>
+        </w:rPr>
+        <w:t>ColorPicker</w:t>
+      </w:r>
+      <w:proofErr w:type="spellEnd"/>
+      <w:r>
+        <w:rPr>
+          <w:b/>
+          <w:bCs/>
+          <w:color w:val="D86DCB" w:themeColor="accent5" w:themeTint="99"/>
+          <w:sz w:val="36"/>
+          <w:szCs w:val="36"/>
+        </w:rPr>
+        <w:t>(</w:t>
+      </w:r>
+      <w:proofErr w:type="gramEnd"/>
+      <w:r>
+        <w:rPr>
+          <w:b/>
+          <w:bCs/>
+          <w:color w:val="D86DCB" w:themeColor="accent5" w:themeTint="99"/>
+          <w:sz w:val="36"/>
+          <w:szCs w:val="36"/>
+        </w:rPr>
+        <w:t>{</w:t>
+      </w:r>
+      <w:proofErr w:type="spellStart"/>
+      <w:r>
+        <w:rPr>
+          <w:b/>
+          <w:bCs/>
+          <w:color w:val="D86DCB" w:themeColor="accent5" w:themeTint="99"/>
+          <w:sz w:val="36"/>
+          <w:szCs w:val="36"/>
+        </w:rPr>
+        <w:t>super.key</w:t>
+      </w:r>
+      <w:proofErr w:type="spellEnd"/>
+      <w:r>
+        <w:rPr>
+          <w:b/>
+          <w:bCs/>
+          <w:color w:val="D86DCB" w:themeColor="accent5" w:themeTint="99"/>
+          <w:sz w:val="36"/>
+          <w:szCs w:val="36"/>
+        </w:rPr>
+        <w:t xml:space="preserve">, required </w:t>
+      </w:r>
+      <w:proofErr w:type="spellStart"/>
+      <w:r>
+        <w:rPr>
+          <w:b/>
+          <w:bCs/>
+          <w:color w:val="D86DCB" w:themeColor="accent5" w:themeTint="99"/>
+          <w:sz w:val="36"/>
+          <w:szCs w:val="36"/>
+        </w:rPr>
+        <w:t>this.initialValue</w:t>
+      </w:r>
+      <w:proofErr w:type="spellEnd"/>
+      <w:r>
+        <w:rPr>
+          <w:b/>
+          <w:bCs/>
+          <w:color w:val="D86DCB" w:themeColor="accent5" w:themeTint="99"/>
+          <w:sz w:val="36"/>
+          <w:szCs w:val="36"/>
+        </w:rPr>
+        <w:t xml:space="preserve">, required </w:t>
+      </w:r>
+      <w:proofErr w:type="spellStart"/>
+      <w:r>
+        <w:rPr>
+          <w:b/>
+          <w:bCs/>
+          <w:color w:val="D86DCB" w:themeColor="accent5" w:themeTint="99"/>
+          <w:sz w:val="36"/>
+          <w:szCs w:val="36"/>
+        </w:rPr>
+        <w:t>this.colors</w:t>
+      </w:r>
+      <w:proofErr w:type="spellEnd"/>
+      <w:r>
+        <w:rPr>
+          <w:b/>
+          <w:bCs/>
+          <w:color w:val="D86DCB" w:themeColor="accent5" w:themeTint="99"/>
+          <w:sz w:val="36"/>
+          <w:szCs w:val="36"/>
+        </w:rPr>
+        <w:t xml:space="preserve">, required </w:t>
+      </w:r>
+      <w:proofErr w:type="spellStart"/>
+      <w:r>
+        <w:rPr>
+          <w:b/>
+          <w:bCs/>
+          <w:color w:val="D86DCB" w:themeColor="accent5" w:themeTint="99"/>
+          <w:sz w:val="36"/>
+          <w:szCs w:val="36"/>
+        </w:rPr>
+        <w:t>this.onChanged</w:t>
+      </w:r>
+      <w:proofErr w:type="spellEnd"/>
+      <w:r>
+        <w:rPr>
+          <w:b/>
+          <w:bCs/>
+          <w:color w:val="D86DCB" w:themeColor="accent5" w:themeTint="99"/>
+          <w:sz w:val="36"/>
+          <w:szCs w:val="36"/>
+        </w:rPr>
+        <w:t>});</w:t>
+      </w:r>
+    </w:p>
+    <w:p>
+      <w:pPr>
+        <w:jc w:val="both"/>
+        <w:rPr>
+          <w:b/>
+          <w:bCs/>
+          <w:color w:val="D86DCB" w:themeColor="accent5" w:themeTint="99"/>
+          <w:sz w:val="36"/>
+          <w:szCs w:val="36"/>
+        </w:rPr>
+      </w:pPr>
+      <w:r>
+        <w:rPr>
+          <w:b/>
+          <w:bCs/>
+          <w:color w:val="D86DCB" w:themeColor="accent5" w:themeTint="99"/>
+          <w:sz w:val="36"/>
+          <w:szCs w:val="36"/>
+        </w:rPr>
+        <w:t xml:space="preserve">  final String </w:t>
+      </w:r>
+      <w:proofErr w:type="spellStart"/>
+      <w:r>
+        <w:rPr>
+          <w:b/>
+          <w:bCs/>
+          <w:color w:val="D86DCB" w:themeColor="accent5" w:themeTint="99"/>
+          <w:sz w:val="36"/>
+          <w:szCs w:val="36"/>
+        </w:rPr>
+        <w:t>initialValue</w:t>
+      </w:r>
+      <w:proofErr w:type="spellEnd"/>
+      <w:r>
+        <w:rPr>
+          <w:b/>
+          <w:bCs/>
+          <w:color w:val="D86DCB" w:themeColor="accent5" w:themeTint="99"/>
+          <w:sz w:val="36"/>
+          <w:szCs w:val="36"/>
+        </w:rPr>
+        <w:t>;</w:t>
+      </w:r>
+    </w:p>
+    <w:p>
+      <w:pPr>
+        <w:jc w:val="both"/>
+        <w:rPr>
+          <w:b/>
+          <w:bCs/>
+          <w:color w:val="D86DCB" w:themeColor="accent5" w:themeTint="99"/>
+          <w:sz w:val="36"/>
+          <w:szCs w:val="36"/>
+        </w:rPr>
+      </w:pPr>
+      <w:r>
+        <w:rPr>
+          <w:b/>
+          <w:bCs/>
+          <w:color w:val="D86DCB" w:themeColor="accent5" w:themeTint="99"/>
+          <w:sz w:val="36"/>
+          <w:szCs w:val="36"/>
+        </w:rPr>
+        <w:t xml:space="preserve">  final List&lt;String&gt; colors;</w:t>
+      </w:r>
+    </w:p>
+    <w:p>
+      <w:pPr>
+        <w:jc w:val="both"/>
+        <w:rPr>
+          <w:b/>
+          <w:bCs/>
+          <w:color w:val="D86DCB" w:themeColor="accent5" w:themeTint="99"/>
+          <w:sz w:val="36"/>
+          <w:szCs w:val="36"/>
+        </w:rPr>
+      </w:pPr>
+      <w:r>
+        <w:rPr>
+          <w:b/>
+          <w:bCs/>
+          <w:color w:val="D86DCB" w:themeColor="accent5" w:themeTint="99"/>
+          <w:sz w:val="36"/>
+          <w:szCs w:val="36"/>
+        </w:rPr>
+        <w:t xml:space="preserve">  final </w:t>
+      </w:r>
+      <w:proofErr w:type="spellStart"/>
+      <w:r>
+        <w:rPr>
+          <w:b/>
+          <w:bCs/>
+          <w:color w:val="D86DCB" w:themeColor="accent5" w:themeTint="99"/>
+          <w:sz w:val="36"/>
+          <w:szCs w:val="36"/>
+        </w:rPr>
+        <w:t>ValueChanged</w:t>
+      </w:r>
+      <w:proofErr w:type="spellEnd"/>
+      <w:r>
+        <w:rPr>
+          <w:b/>
+          <w:bCs/>
+          <w:color w:val="D86DCB" w:themeColor="accent5" w:themeTint="99"/>
+          <w:sz w:val="36"/>
+          <w:szCs w:val="36"/>
+        </w:rPr>
+        <w:t xml:space="preserve">&lt;String&gt; </w:t>
+      </w:r>
+      <w:proofErr w:type="spellStart"/>
+      <w:r>
+        <w:rPr>
+          <w:b/>
+          <w:bCs/>
+          <w:color w:val="D86DCB" w:themeColor="accent5" w:themeTint="99"/>
+          <w:sz w:val="36"/>
+          <w:szCs w:val="36"/>
+        </w:rPr>
+        <w:t>onChanged</w:t>
+      </w:r>
+      <w:proofErr w:type="spellEnd"/>
+      <w:r>
+        <w:rPr>
+          <w:b/>
+          <w:bCs/>
+          <w:color w:val="D86DCB" w:themeColor="accent5" w:themeTint="99"/>
+          <w:sz w:val="36"/>
+          <w:szCs w:val="36"/>
+        </w:rPr>
+        <w:t>;</w:t>
+      </w:r>
+    </w:p>
+    <w:p>
+      <w:pPr>
+        <w:jc w:val="both"/>
+        <w:rPr>
+          <w:b/>
+          <w:bCs/>
+          <w:color w:val="D86DCB" w:themeColor="accent5" w:themeTint="99"/>
+          <w:sz w:val="36"/>
+          <w:szCs w:val="36"/>
+        </w:rPr>
+      </w:pPr>
+      <w:r>
+        <w:rPr>
+          <w:b/>
+          <w:bCs/>
+          <w:color w:val="D86DCB" w:themeColor="accent5" w:themeTint="99"/>
+          <w:sz w:val="36"/>
+          <w:szCs w:val="36"/>
+        </w:rPr>
+        <w:t xml:space="preserve">  @override</w:t>
+      </w:r>
+    </w:p>
+    <w:p>
+      <w:pPr>
+        <w:jc w:val="both"/>
+        <w:rPr>
+          <w:b/>
+          <w:bCs/>
+          <w:color w:val="D86DCB" w:themeColor="accent5" w:themeTint="99"/>
+          <w:sz w:val="36"/>
+          <w:szCs w:val="36"/>
+        </w:rPr>
+      </w:pPr>
+      <w:r>
+        <w:rPr>
+          <w:b/>
+          <w:bCs/>
+          <w:color w:val="D86DCB" w:themeColor="accent5" w:themeTint="99"/>
+          <w:sz w:val="36"/>
+          <w:szCs w:val="36"/>
+        </w:rPr>
+        <w:t xml:space="preserve">  State&lt;</w:t>
+      </w:r>
+      <w:proofErr w:type="spellStart"/>
+      <w:r>
+        <w:rPr>
+          <w:b/>
+          <w:bCs/>
+          <w:color w:val="D86DCB" w:themeColor="accent5" w:themeTint="99"/>
+          <w:sz w:val="36"/>
+          <w:szCs w:val="36"/>
+        </w:rPr>
+        <w:t>ColorPicker</w:t>
+      </w:r>
+      <w:proofErr w:type="spellEnd"/>
+      <w:r>
+        <w:rPr>
+          <w:b/>
+          <w:bCs/>
+          <w:color w:val="D86DCB" w:themeColor="accent5" w:themeTint="99"/>
+          <w:sz w:val="36"/>
+          <w:szCs w:val="36"/>
+        </w:rPr>
+        <w:t xml:space="preserve">&gt; </w:t>
+      </w:r>
+      <w:proofErr w:type="spellStart"/>
+      <w:proofErr w:type="gramStart"/>
+      <w:r>
+        <w:rPr>
+          <w:b/>
+          <w:bCs/>
+          <w:color w:val="D86DCB" w:themeColor="accent5" w:themeTint="99"/>
+          <w:sz w:val="36"/>
+          <w:szCs w:val="36"/>
+        </w:rPr>
+        <w:t>createState</w:t>
+      </w:r>
+      <w:proofErr w:type="spellEnd"/>
+      <w:r>
+        <w:rPr>
+          <w:b/>
+          <w:bCs/>
+          <w:color w:val="D86DCB" w:themeColor="accent5" w:themeTint="99"/>
+          <w:sz w:val="36"/>
+          <w:szCs w:val="36"/>
+        </w:rPr>
+        <w:t>(</w:t>
+      </w:r>
+      <w:proofErr w:type="gramEnd"/>
+      <w:r>
+        <w:rPr>
+          <w:b/>
+          <w:bCs/>
+          <w:color w:val="D86DCB" w:themeColor="accent5" w:themeTint="99"/>
+          <w:sz w:val="36"/>
+          <w:szCs w:val="36"/>
+        </w:rPr>
+        <w:t>) =&gt; _</w:t>
+      </w:r>
+      <w:proofErr w:type="spellStart"/>
+      <w:r>
+        <w:rPr>
+          <w:b/>
+          <w:bCs/>
+          <w:color w:val="D86DCB" w:themeColor="accent5" w:themeTint="99"/>
+          <w:sz w:val="36"/>
+          <w:szCs w:val="36"/>
+        </w:rPr>
+        <w:t>ColorPickerState</w:t>
+      </w:r>
+      <w:proofErr w:type="spellEnd"/>
+      <w:r>
+        <w:rPr>
+          <w:b/>
+          <w:bCs/>
+          <w:color w:val="D86DCB" w:themeColor="accent5" w:themeTint="99"/>
+          <w:sz w:val="36"/>
+          <w:szCs w:val="36"/>
+        </w:rPr>
+        <w:t>();</w:t>
+      </w:r>
+    </w:p>
+    <w:p>
+      <w:pPr>
+        <w:jc w:val="both"/>
+        <w:rPr>
+          <w:b/>
+          <w:bCs/>
+          <w:color w:val="D86DCB" w:themeColor="accent5" w:themeTint="99"/>
+          <w:sz w:val="36"/>
+          <w:szCs w:val="36"/>
+        </w:rPr>
+      </w:pPr>
+      <w:r>
+        <w:rPr>
+          <w:b/>
+          <w:bCs/>
+          <w:color w:val="D86DCB" w:themeColor="accent5" w:themeTint="99"/>
+          <w:sz w:val="36"/>
+          <w:szCs w:val="36"/>
+        </w:rPr>
+        <w:t>}</w:t>
+      </w:r>
+    </w:p>
+    <w:p>
+      <w:pPr>
+        <w:jc w:val="both"/>
+        <w:rPr>
+          <w:b/>
+          <w:bCs/>
+          <w:color w:val="D86DCB" w:themeColor="accent5" w:themeTint="99"/>
+          <w:sz w:val="36"/>
+          <w:szCs w:val="36"/>
+        </w:rPr>
+      </w:pPr>
+      <w:r>
+        <w:rPr>
+          <w:b/>
+          <w:bCs/>
+          <w:color w:val="D86DCB" w:themeColor="accent5" w:themeTint="99"/>
+          <w:sz w:val="36"/>
+          <w:szCs w:val="36"/>
+        </w:rPr>
+        <w:t>class _</w:t>
+      </w:r>
+      <w:proofErr w:type="spellStart"/>
+      <w:r>
+        <w:rPr>
+          <w:b/>
+          <w:bCs/>
+          <w:color w:val="D86DCB" w:themeColor="accent5" w:themeTint="99"/>
+          <w:sz w:val="36"/>
+          <w:szCs w:val="36"/>
+        </w:rPr>
+        <w:t>ColorPickerState</w:t>
+      </w:r>
+      <w:proofErr w:type="spellEnd"/>
+      <w:r>
+        <w:rPr>
+          <w:b/>
+          <w:bCs/>
+          <w:color w:val="D86DCB" w:themeColor="accent5" w:themeTint="99"/>
+          <w:sz w:val="36"/>
+          <w:szCs w:val="36"/>
+        </w:rPr>
+        <w:t xml:space="preserve"> extends State&lt;</w:t>
+      </w:r>
+      <w:proofErr w:type="spellStart"/>
+      <w:r>
+        <w:rPr>
+          <w:b/>
+          <w:bCs/>
+          <w:color w:val="D86DCB" w:themeColor="accent5" w:themeTint="99"/>
+          <w:sz w:val="36"/>
+          <w:szCs w:val="36"/>
+        </w:rPr>
+        <w:t>ColorPicker</w:t>
+      </w:r>
+      <w:proofErr w:type="spellEnd"/>
+      <w:r>
+        <w:rPr>
+          <w:b/>
+          <w:bCs/>
+          <w:color w:val="D86DCB" w:themeColor="accent5" w:themeTint="99"/>
+          <w:sz w:val="36"/>
+          <w:szCs w:val="36"/>
+        </w:rPr>
+        <w:t>&gt; {</w:t>
+      </w:r>
+    </w:p>
+    <w:p>
+      <w:pPr>
+        <w:jc w:val="both"/>
+        <w:rPr>
+          <w:b/>
+          <w:bCs/>
+          <w:color w:val="D86DCB" w:themeColor="accent5" w:themeTint="99"/>
+          <w:sz w:val="36"/>
+          <w:szCs w:val="36"/>
+        </w:rPr>
+      </w:pPr>
+      <w:r>
+        <w:rPr>
+          <w:b/>
+          <w:bCs/>
+          <w:color w:val="D86DCB" w:themeColor="accent5" w:themeTint="99"/>
+          <w:sz w:val="36"/>
+          <w:szCs w:val="36"/>
+        </w:rPr>
+        <w:t xml:space="preserve">  String? </w:t>
+      </w:r>
+      <w:proofErr w:type="spellStart"/>
+      <w:r>
+        <w:rPr>
+          <w:b/>
+          <w:bCs/>
+          <w:color w:val="D86DCB" w:themeColor="accent5" w:themeTint="99"/>
+          <w:sz w:val="36"/>
+          <w:szCs w:val="36"/>
+        </w:rPr>
+        <w:t>selectedValue</w:t>
+      </w:r>
+      <w:proofErr w:type="spellEnd"/>
+      <w:r>
+        <w:rPr>
+          <w:b/>
+          <w:bCs/>
+          <w:color w:val="D86DCB" w:themeColor="accent5" w:themeTint="99"/>
+          <w:sz w:val="36"/>
+          <w:szCs w:val="36"/>
+        </w:rPr>
+        <w:t>;</w:t>
+      </w:r>
+    </w:p>
+    <w:p>
+      <w:pPr>
+        <w:jc w:val="both"/>
+        <w:rPr>
+          <w:b/>
+          <w:bCs/>
+          <w:color w:val="D86DCB" w:themeColor="accent5" w:themeTint="99"/>
+          <w:sz w:val="36"/>
+          <w:szCs w:val="36"/>
+        </w:rPr>
+      </w:pPr>
+      <w:r>
+        <w:rPr>
+          <w:b/>
+          <w:bCs/>
+          <w:color w:val="D86DCB" w:themeColor="accent5" w:themeTint="99"/>
+          <w:sz w:val="36"/>
+          <w:szCs w:val="36"/>
+        </w:rPr>
+        <w:t xml:space="preserve">  @override</w:t>
+      </w:r>
+    </w:p>
+    <w:p>
+      <w:pPr>
+        <w:jc w:val="both"/>
+        <w:rPr>
+          <w:b/>
+          <w:bCs/>
+          <w:color w:val="D86DCB" w:themeColor="accent5" w:themeTint="99"/>
+          <w:sz w:val="36"/>
+          <w:szCs w:val="36"/>
+        </w:rPr>
+      </w:pPr>
+      <w:r>
+        <w:rPr>
+          <w:b/>
+          <w:bCs/>
+          <w:color w:val="D86DCB" w:themeColor="accent5" w:themeTint="99"/>
+          <w:sz w:val="36"/>
+          <w:szCs w:val="36"/>
+        </w:rPr>
+        <w:t xml:space="preserve">  void </w:t>
+      </w:r>
+      <w:proofErr w:type="spellStart"/>
+      <w:proofErr w:type="gramStart"/>
+      <w:r>
+        <w:rPr>
+          <w:b/>
+          <w:bCs/>
+          <w:color w:val="D86DCB" w:themeColor="accent5" w:themeTint="99"/>
+          <w:sz w:val="36"/>
+          <w:szCs w:val="36"/>
+        </w:rPr>
+        <w:t>initState</w:t>
+      </w:r>
+      <w:proofErr w:type="spellEnd"/>
+      <w:r>
+        <w:rPr>
+          <w:b/>
+          <w:bCs/>
+          <w:color w:val="D86DCB" w:themeColor="accent5" w:themeTint="99"/>
+          <w:sz w:val="36"/>
+          <w:szCs w:val="36"/>
+        </w:rPr>
+        <w:t>(</w:t>
+      </w:r>
+      <w:proofErr w:type="gramEnd"/>
+      <w:r>
+        <w:rPr>
+          <w:b/>
+          <w:bCs/>
+          <w:color w:val="D86DCB" w:themeColor="accent5" w:themeTint="99"/>
+          <w:sz w:val="36"/>
+          <w:szCs w:val="36"/>
+        </w:rPr>
+        <w:t>) {</w:t>
+      </w:r>
+    </w:p>
+    <w:p>
+      <w:pPr>
+        <w:jc w:val="both"/>
+        <w:rPr>
+          <w:b/>
+          <w:bCs/>
+          <w:color w:val="D86DCB" w:themeColor="accent5" w:themeTint="99"/>
+          <w:sz w:val="36"/>
+          <w:szCs w:val="36"/>
+        </w:rPr>
+      </w:pPr>
+      <w:r>
+        <w:rPr>
+          <w:b/>
+          <w:bCs/>
+          <w:color w:val="D86DCB" w:themeColor="accent5" w:themeTint="99"/>
+          <w:sz w:val="36"/>
+          <w:szCs w:val="36"/>
+        </w:rPr>
+        <w:lastRenderedPageBreak/>
+        <w:t xml:space="preserve">    </w:t>
+      </w:r>
+      <w:proofErr w:type="spellStart"/>
+      <w:proofErr w:type="gramStart"/>
+      <w:r>
+        <w:rPr>
+          <w:b/>
+          <w:bCs/>
+          <w:color w:val="D86DCB" w:themeColor="accent5" w:themeTint="99"/>
+          <w:sz w:val="36"/>
+          <w:szCs w:val="36"/>
+        </w:rPr>
+        <w:t>super.initState</w:t>
+      </w:r>
+      <w:proofErr w:type="spellEnd"/>
+      <w:proofErr w:type="gramEnd"/>
+      <w:r>
+        <w:rPr>
+          <w:b/>
+          <w:bCs/>
+          <w:color w:val="D86DCB" w:themeColor="accent5" w:themeTint="99"/>
+          <w:sz w:val="36"/>
+          <w:szCs w:val="36"/>
+        </w:rPr>
+        <w:t>();</w:t>
+      </w:r>
+    </w:p>
+    <w:p>
+      <w:pPr>
+        <w:jc w:val="both"/>
+        <w:rPr>
+          <w:b/>
+          <w:bCs/>
+          <w:color w:val="D86DCB" w:themeColor="accent5" w:themeTint="99"/>
+          <w:sz w:val="36"/>
+          <w:szCs w:val="36"/>
+        </w:rPr>
+      </w:pPr>
+      <w:r>
+        <w:rPr>
+          <w:b/>
+          <w:bCs/>
+          <w:color w:val="D86DCB" w:themeColor="accent5" w:themeTint="99"/>
+          <w:sz w:val="36"/>
+          <w:szCs w:val="36"/>
+        </w:rPr>
+        <w:t xml:space="preserve">    </w:t>
+      </w:r>
+      <w:proofErr w:type="spellStart"/>
+      <w:r>
+        <w:rPr>
+          <w:b/>
+          <w:bCs/>
+          <w:color w:val="D86DCB" w:themeColor="accent5" w:themeTint="99"/>
+          <w:sz w:val="36"/>
+          <w:szCs w:val="36"/>
+        </w:rPr>
+        <w:t>selectedValue</w:t>
+      </w:r>
+      <w:proofErr w:type="spellEnd"/>
+      <w:r>
+        <w:rPr>
+          <w:b/>
+          <w:bCs/>
+          <w:color w:val="D86DCB" w:themeColor="accent5" w:themeTint="99"/>
+          <w:sz w:val="36"/>
+          <w:szCs w:val="36"/>
+        </w:rPr>
+        <w:t xml:space="preserve"> = </w:t>
+      </w:r>
+      <w:proofErr w:type="spellStart"/>
+      <w:proofErr w:type="gramStart"/>
+      <w:r>
+        <w:rPr>
+          <w:b/>
+          <w:bCs/>
+          <w:color w:val="D86DCB" w:themeColor="accent5" w:themeTint="99"/>
+          <w:sz w:val="36"/>
+          <w:szCs w:val="36"/>
+        </w:rPr>
+        <w:t>widget.initialValue</w:t>
+      </w:r>
+      <w:proofErr w:type="spellEnd"/>
+      <w:proofErr w:type="gramEnd"/>
+      <w:r>
+        <w:rPr>
+          <w:b/>
+          <w:bCs/>
+          <w:color w:val="D86DCB" w:themeColor="accent5" w:themeTint="99"/>
+          <w:sz w:val="36"/>
+          <w:szCs w:val="36"/>
+        </w:rPr>
+        <w:t>;</w:t>
+      </w:r>
+    </w:p>
+    <w:p>
+      <w:pPr>
+        <w:jc w:val="both"/>
+        <w:rPr>
+          <w:b/>
+          <w:bCs/>
+          <w:color w:val="D86DCB" w:themeColor="accent5" w:themeTint="99"/>
+          <w:sz w:val="36"/>
+          <w:szCs w:val="36"/>
+        </w:rPr>
+      </w:pPr>
+      <w:r>
+        <w:rPr>
+          <w:b/>
+          <w:bCs/>
+          <w:color w:val="D86DCB" w:themeColor="accent5" w:themeTint="99"/>
+          <w:sz w:val="36"/>
+          <w:szCs w:val="36"/>
+        </w:rPr>
+        <w:t xml:space="preserve">  }</w:t>
+      </w:r>
+    </w:p>
+    <w:p>
+      <w:pPr>
+        <w:jc w:val="both"/>
+        <w:rPr>
+          <w:b/>
+          <w:bCs/>
+          <w:color w:val="D86DCB" w:themeColor="accent5" w:themeTint="99"/>
+          <w:sz w:val="36"/>
+          <w:szCs w:val="36"/>
+        </w:rPr>
+      </w:pPr>
+      <w:r>
+        <w:rPr>
+          <w:b/>
+          <w:bCs/>
+          <w:color w:val="D86DCB" w:themeColor="accent5" w:themeTint="99"/>
+          <w:sz w:val="36"/>
+          <w:szCs w:val="36"/>
+        </w:rPr>
+        <w:t xml:space="preserve">  @override</w:t>
+      </w:r>
+    </w:p>
+    <w:p>
+      <w:pPr>
+        <w:jc w:val="both"/>
+        <w:rPr>
+          <w:b/>
+          <w:bCs/>
+          <w:color w:val="D86DCB" w:themeColor="accent5" w:themeTint="99"/>
+          <w:sz w:val="36"/>
+          <w:szCs w:val="36"/>
+        </w:rPr>
+      </w:pPr>
+      <w:r>
+        <w:rPr>
+          <w:b/>
+          <w:bCs/>
+          <w:color w:val="D86DCB" w:themeColor="accent5" w:themeTint="99"/>
+          <w:sz w:val="36"/>
+          <w:szCs w:val="36"/>
+        </w:rPr>
+        <w:t xml:space="preserve">  Widget </w:t>
+      </w:r>
+      <w:proofErr w:type="gramStart"/>
+      <w:r>
+        <w:rPr>
+          <w:b/>
+          <w:bCs/>
+          <w:color w:val="D86DCB" w:themeColor="accent5" w:themeTint="99"/>
+          <w:sz w:val="36"/>
+          <w:szCs w:val="36"/>
+        </w:rPr>
+        <w:t>build(</w:t>
+      </w:r>
+      <w:proofErr w:type="spellStart"/>
+      <w:proofErr w:type="gramEnd"/>
+      <w:r>
+        <w:rPr>
+          <w:b/>
+          <w:bCs/>
+          <w:color w:val="D86DCB" w:themeColor="accent5" w:themeTint="99"/>
+          <w:sz w:val="36"/>
+          <w:szCs w:val="36"/>
+        </w:rPr>
+        <w:t>BuildContext</w:t>
+      </w:r>
+      <w:proofErr w:type="spellEnd"/>
+      <w:r>
+        <w:rPr>
+          <w:b/>
+          <w:bCs/>
+          <w:color w:val="D86DCB" w:themeColor="accent5" w:themeTint="99"/>
+          <w:sz w:val="36"/>
+          <w:szCs w:val="36"/>
+        </w:rPr>
+        <w:t xml:space="preserve"> context) {</w:t>
+      </w:r>
+    </w:p>
+    <w:p>
+      <w:pPr>
+        <w:jc w:val="both"/>
+        <w:rPr>
+          <w:b/>
+          <w:bCs/>
+          <w:color w:val="D86DCB" w:themeColor="accent5" w:themeTint="99"/>
+          <w:sz w:val="36"/>
+          <w:szCs w:val="36"/>
+        </w:rPr>
+      </w:pPr>
+      <w:r>
+        <w:rPr>
+          <w:b/>
+          <w:bCs/>
+          <w:color w:val="D86DCB" w:themeColor="accent5" w:themeTint="99"/>
+          <w:sz w:val="36"/>
+          <w:szCs w:val="36"/>
+        </w:rPr>
+        <w:t xml:space="preserve">    return </w:t>
+      </w:r>
+      <w:proofErr w:type="spellStart"/>
+      <w:proofErr w:type="gramStart"/>
+      <w:r>
+        <w:rPr>
+          <w:b/>
+          <w:bCs/>
+          <w:color w:val="D86DCB" w:themeColor="accent5" w:themeTint="99"/>
+          <w:sz w:val="36"/>
+          <w:szCs w:val="36"/>
+        </w:rPr>
+        <w:t>SizedBox</w:t>
+      </w:r>
+      <w:proofErr w:type="spellEnd"/>
+      <w:r>
+        <w:rPr>
+          <w:b/>
+          <w:bCs/>
+          <w:color w:val="D86DCB" w:themeColor="accent5" w:themeTint="99"/>
+          <w:sz w:val="36"/>
+          <w:szCs w:val="36"/>
+        </w:rPr>
+        <w:t>(</w:t>
+      </w:r>
+      <w:proofErr w:type="gramEnd"/>
+    </w:p>
+    <w:p>
+      <w:pPr>
+        <w:jc w:val="both"/>
+        <w:rPr>
+          <w:b/>
+          <w:bCs/>
+          <w:color w:val="D86DCB" w:themeColor="accent5" w:themeTint="99"/>
+          <w:sz w:val="36"/>
+          <w:szCs w:val="36"/>
+        </w:rPr>
+      </w:pPr>
+      <w:r>
+        <w:rPr>
+          <w:b/>
+          <w:bCs/>
+          <w:color w:val="D86DCB" w:themeColor="accent5" w:themeTint="99"/>
+          <w:sz w:val="36"/>
+          <w:szCs w:val="36"/>
+        </w:rPr>
+        <w:t xml:space="preserve">      height: 40,</w:t>
+      </w:r>
+    </w:p>
+    <w:p>
+      <w:pPr>
+        <w:jc w:val="both"/>
+        <w:rPr>
+          <w:b/>
+          <w:bCs/>
+          <w:color w:val="D86DCB" w:themeColor="accent5" w:themeTint="99"/>
+          <w:sz w:val="36"/>
+          <w:szCs w:val="36"/>
+        </w:rPr>
+      </w:pPr>
+      <w:r>
+        <w:rPr>
+          <w:b/>
+          <w:bCs/>
+          <w:color w:val="D86DCB" w:themeColor="accent5" w:themeTint="99"/>
+          <w:sz w:val="36"/>
+          <w:szCs w:val="36"/>
+        </w:rPr>
+        <w:t xml:space="preserve">      child: </w:t>
+      </w:r>
+      <w:proofErr w:type="spellStart"/>
+      <w:r>
+        <w:rPr>
+          <w:b/>
+          <w:bCs/>
+          <w:color w:val="D86DCB" w:themeColor="accent5" w:themeTint="99"/>
+          <w:sz w:val="36"/>
+          <w:szCs w:val="36"/>
+        </w:rPr>
+        <w:t>ListView.builder</w:t>
+      </w:r>
+      <w:proofErr w:type="spellEnd"/>
+      <w:r>
+        <w:rPr>
+          <w:b/>
+          <w:bCs/>
+          <w:color w:val="D86DCB" w:themeColor="accent5" w:themeTint="99"/>
+          <w:sz w:val="36"/>
+          <w:szCs w:val="36"/>
+        </w:rPr>
+        <w:t>(</w:t>
+      </w:r>
+    </w:p>
+    <w:p>
+      <w:pPr>
+        <w:jc w:val="both"/>
+        <w:rPr>
+          <w:b/>
+          <w:bCs/>
+          <w:color w:val="D86DCB" w:themeColor="accent5" w:themeTint="99"/>
+          <w:sz w:val="36"/>
+          <w:szCs w:val="36"/>
+        </w:rPr>
+      </w:pPr>
+      <w:r>
+        <w:rPr>
+          <w:b/>
+          <w:bCs/>
+          <w:color w:val="D86DCB" w:themeColor="accent5" w:themeTint="99"/>
+          <w:sz w:val="36"/>
+          <w:szCs w:val="36"/>
+        </w:rPr>
+        <w:t xml:space="preserve">          </w:t>
+      </w:r>
+      <w:proofErr w:type="spellStart"/>
+      <w:r>
+        <w:rPr>
+          <w:b/>
+          <w:bCs/>
+          <w:color w:val="D86DCB" w:themeColor="accent5" w:themeTint="99"/>
+          <w:sz w:val="36"/>
+          <w:szCs w:val="36"/>
+        </w:rPr>
+        <w:t>scrollDirection</w:t>
+      </w:r>
+      <w:proofErr w:type="spellEnd"/>
+      <w:proofErr w:type="gramStart"/>
+      <w:r>
+        <w:rPr>
+          <w:b/>
+          <w:bCs/>
+          <w:color w:val="D86DCB" w:themeColor="accent5" w:themeTint="99"/>
+          <w:sz w:val="36"/>
+          <w:szCs w:val="36"/>
+        </w:rPr>
+        <w:t>: .horizontal</w:t>
+      </w:r>
+      <w:proofErr w:type="gramEnd"/>
+      <w:r>
+        <w:rPr>
+          <w:b/>
+          <w:bCs/>
+          <w:color w:val="D86DCB" w:themeColor="accent5" w:themeTint="99"/>
+          <w:sz w:val="36"/>
+          <w:szCs w:val="36"/>
+        </w:rPr>
+        <w:t>,</w:t>
+      </w:r>
+    </w:p>
+    <w:p>
+      <w:pPr>
+        <w:jc w:val="both"/>
+        <w:rPr>
+          <w:b/>
+          <w:bCs/>
+          <w:color w:val="D86DCB" w:themeColor="accent5" w:themeTint="99"/>
+          <w:sz w:val="36"/>
+          <w:szCs w:val="36"/>
+        </w:rPr>
+      </w:pPr>
+      <w:r>
+        <w:rPr>
+          <w:b/>
+          <w:bCs/>
+          <w:color w:val="D86DCB" w:themeColor="accent5" w:themeTint="99"/>
+          <w:sz w:val="36"/>
+          <w:szCs w:val="36"/>
+        </w:rPr>
+        <w:t xml:space="preserve">          </w:t>
+      </w:r>
+      <w:proofErr w:type="spellStart"/>
+      <w:r>
+        <w:rPr>
+          <w:b/>
+          <w:bCs/>
+          <w:color w:val="D86DCB" w:themeColor="accent5" w:themeTint="99"/>
           <w:sz w:val="36"/>
           <w:szCs w:val="36"/>
         </w:rPr>
@@ -9797,135 +12014,1003 @@
         <w:rPr>
           <w:b/>
           <w:bCs/>
-          <w:sz w:val="36"/>
-          <w:szCs w:val="36"/>
-        </w:rPr>
-        <w:t>:</w:t>
-      </w:r>
-      <w:r>
-        <w:rPr>
-          <w:sz w:val="36"/>
-          <w:szCs w:val="36"/>
-        </w:rPr>
-        <w:t xml:space="preserve"> property takes the length of the</w:t>
-      </w:r>
-      <w:r>
-        <w:rPr>
-          <w:b/>
-          <w:bCs/>
-          <w:sz w:val="36"/>
-          <w:szCs w:val="36"/>
-        </w:rPr>
-        <w:t xml:space="preserve"> colors</w:t>
-      </w:r>
-      <w:r>
-        <w:rPr>
-          <w:sz w:val="36"/>
-          <w:szCs w:val="36"/>
-        </w:rPr>
-        <w:t xml:space="preserve"> list.</w:t>
-      </w:r>
-    </w:p>
-    <w:p>
-      <w:pPr>
-        <w:jc w:val="both"/>
-        <w:rPr>
-          <w:sz w:val="36"/>
-          <w:szCs w:val="36"/>
-        </w:rPr>
-      </w:pPr>
-      <w:r>
-        <w:rPr>
-          <w:sz w:val="36"/>
-          <w:szCs w:val="36"/>
-        </w:rPr>
-        <w:t># Then assign the</w:t>
-      </w:r>
-      <w:r>
-        <w:rPr>
-          <w:b/>
-          <w:bCs/>
-          <w:sz w:val="36"/>
-          <w:szCs w:val="36"/>
-        </w:rPr>
-        <w:t xml:space="preserve"> color</w:t>
-      </w:r>
-      <w:r>
-        <w:rPr>
+          <w:color w:val="D86DCB" w:themeColor="accent5" w:themeTint="99"/>
+          <w:sz w:val="36"/>
+          <w:szCs w:val="36"/>
+        </w:rPr>
+        <w:t xml:space="preserve">: </w:t>
+      </w:r>
+      <w:proofErr w:type="spellStart"/>
+      <w:proofErr w:type="gramStart"/>
+      <w:r>
+        <w:rPr>
+          <w:b/>
+          <w:bCs/>
+          <w:color w:val="D86DCB" w:themeColor="accent5" w:themeTint="99"/>
+          <w:sz w:val="36"/>
+          <w:szCs w:val="36"/>
+        </w:rPr>
+        <w:t>widget.colors</w:t>
+      </w:r>
+      <w:proofErr w:type="gramEnd"/>
+      <w:r>
+        <w:rPr>
+          <w:b/>
+          <w:bCs/>
+          <w:color w:val="D86DCB" w:themeColor="accent5" w:themeTint="99"/>
+          <w:sz w:val="36"/>
+          <w:szCs w:val="36"/>
+        </w:rPr>
+        <w:t>.length</w:t>
+      </w:r>
+      <w:proofErr w:type="spellEnd"/>
+      <w:r>
+        <w:rPr>
+          <w:b/>
+          <w:bCs/>
+          <w:color w:val="D86DCB" w:themeColor="accent5" w:themeTint="99"/>
+          <w:sz w:val="36"/>
+          <w:szCs w:val="36"/>
+        </w:rPr>
+        <w:t>,</w:t>
+      </w:r>
+    </w:p>
+    <w:p>
+      <w:pPr>
+        <w:jc w:val="both"/>
+        <w:rPr>
+          <w:b/>
+          <w:bCs/>
+          <w:color w:val="D86DCB" w:themeColor="accent5" w:themeTint="99"/>
+          <w:sz w:val="36"/>
+          <w:szCs w:val="36"/>
+        </w:rPr>
+      </w:pPr>
+      <w:r>
+        <w:rPr>
+          <w:b/>
+          <w:bCs/>
+          <w:color w:val="D86DCB" w:themeColor="accent5" w:themeTint="99"/>
+          <w:sz w:val="36"/>
+          <w:szCs w:val="36"/>
+        </w:rPr>
+        <w:t xml:space="preserve">          </w:t>
+      </w:r>
+      <w:proofErr w:type="spellStart"/>
+      <w:r>
+        <w:rPr>
+          <w:b/>
+          <w:bCs/>
+          <w:color w:val="D86DCB" w:themeColor="accent5" w:themeTint="99"/>
+          <w:sz w:val="36"/>
+          <w:szCs w:val="36"/>
+        </w:rPr>
+        <w:t>itemBuilder</w:t>
+      </w:r>
+      <w:proofErr w:type="spellEnd"/>
+      <w:r>
+        <w:rPr>
+          <w:b/>
+          <w:bCs/>
+          <w:color w:val="D86DCB" w:themeColor="accent5" w:themeTint="99"/>
+          <w:sz w:val="36"/>
+          <w:szCs w:val="36"/>
+        </w:rPr>
+        <w:t>: (</w:t>
+      </w:r>
+      <w:proofErr w:type="spellStart"/>
+      <w:r>
+        <w:rPr>
+          <w:b/>
+          <w:bCs/>
+          <w:color w:val="D86DCB" w:themeColor="accent5" w:themeTint="99"/>
+          <w:sz w:val="36"/>
+          <w:szCs w:val="36"/>
+        </w:rPr>
+        <w:t>BuildContext</w:t>
+      </w:r>
+      <w:proofErr w:type="spellEnd"/>
+      <w:r>
+        <w:rPr>
+          <w:b/>
+          <w:bCs/>
+          <w:color w:val="D86DCB" w:themeColor="accent5" w:themeTint="99"/>
+          <w:sz w:val="36"/>
+          <w:szCs w:val="36"/>
+        </w:rPr>
+        <w:t xml:space="preserve"> context, int index) {</w:t>
+      </w:r>
+    </w:p>
+    <w:p>
+      <w:pPr>
+        <w:jc w:val="both"/>
+        <w:rPr>
+          <w:b/>
+          <w:bCs/>
+          <w:color w:val="D86DCB" w:themeColor="accent5" w:themeTint="99"/>
+          <w:sz w:val="36"/>
+          <w:szCs w:val="36"/>
+        </w:rPr>
+      </w:pPr>
+      <w:r>
+        <w:rPr>
+          <w:b/>
+          <w:bCs/>
+          <w:color w:val="D86DCB" w:themeColor="accent5" w:themeTint="99"/>
+          <w:sz w:val="36"/>
+          <w:szCs w:val="36"/>
+        </w:rPr>
+        <w:t xml:space="preserve">            final color = </w:t>
+      </w:r>
+      <w:proofErr w:type="spellStart"/>
+      <w:proofErr w:type="gramStart"/>
+      <w:r>
+        <w:rPr>
+          <w:b/>
+          <w:bCs/>
+          <w:color w:val="D86DCB" w:themeColor="accent5" w:themeTint="99"/>
+          <w:sz w:val="36"/>
+          <w:szCs w:val="36"/>
+        </w:rPr>
+        <w:t>widget.colors</w:t>
+      </w:r>
+      <w:proofErr w:type="spellEnd"/>
+      <w:proofErr w:type="gramEnd"/>
+      <w:r>
+        <w:rPr>
+          <w:b/>
+          <w:bCs/>
+          <w:color w:val="D86DCB" w:themeColor="accent5" w:themeTint="99"/>
+          <w:sz w:val="36"/>
+          <w:szCs w:val="36"/>
+        </w:rPr>
+        <w:t>[index];</w:t>
+      </w:r>
+    </w:p>
+    <w:p>
+      <w:pPr>
+        <w:jc w:val="both"/>
+        <w:rPr>
+          <w:b/>
+          <w:bCs/>
+          <w:color w:val="D86DCB" w:themeColor="accent5" w:themeTint="99"/>
+          <w:sz w:val="36"/>
+          <w:szCs w:val="36"/>
+        </w:rPr>
+      </w:pPr>
+      <w:r>
+        <w:rPr>
+          <w:b/>
+          <w:bCs/>
+          <w:color w:val="D86DCB" w:themeColor="accent5" w:themeTint="99"/>
+          <w:sz w:val="36"/>
+          <w:szCs w:val="36"/>
+        </w:rPr>
+        <w:t xml:space="preserve">            final bool </w:t>
+      </w:r>
+      <w:proofErr w:type="spellStart"/>
+      <w:r>
+        <w:rPr>
+          <w:b/>
+          <w:bCs/>
+          <w:color w:val="D86DCB" w:themeColor="accent5" w:themeTint="99"/>
+          <w:sz w:val="36"/>
+          <w:szCs w:val="36"/>
+        </w:rPr>
+        <w:t>isSelected</w:t>
+      </w:r>
+      <w:proofErr w:type="spellEnd"/>
+      <w:r>
+        <w:rPr>
+          <w:b/>
+          <w:bCs/>
+          <w:color w:val="D86DCB" w:themeColor="accent5" w:themeTint="99"/>
+          <w:sz w:val="36"/>
+          <w:szCs w:val="36"/>
+        </w:rPr>
+        <w:t xml:space="preserve"> = </w:t>
+      </w:r>
+      <w:proofErr w:type="spellStart"/>
+      <w:r>
+        <w:rPr>
+          <w:b/>
+          <w:bCs/>
+          <w:color w:val="D86DCB" w:themeColor="accent5" w:themeTint="99"/>
+          <w:sz w:val="36"/>
+          <w:szCs w:val="36"/>
+        </w:rPr>
+        <w:t>selectedValue</w:t>
+      </w:r>
+      <w:proofErr w:type="spellEnd"/>
+      <w:r>
+        <w:rPr>
+          <w:b/>
+          <w:bCs/>
+          <w:color w:val="D86DCB" w:themeColor="accent5" w:themeTint="99"/>
+          <w:sz w:val="36"/>
+          <w:szCs w:val="36"/>
+        </w:rPr>
+        <w:t xml:space="preserve"> == color;</w:t>
+      </w:r>
+    </w:p>
+    <w:p>
+      <w:pPr>
+        <w:jc w:val="both"/>
+        <w:rPr>
+          <w:b/>
+          <w:bCs/>
+          <w:color w:val="D86DCB" w:themeColor="accent5" w:themeTint="99"/>
+          <w:sz w:val="36"/>
+          <w:szCs w:val="36"/>
+        </w:rPr>
+      </w:pPr>
+      <w:r>
+        <w:rPr>
+          <w:b/>
+          <w:bCs/>
+          <w:color w:val="D86DCB" w:themeColor="accent5" w:themeTint="99"/>
+          <w:sz w:val="36"/>
+          <w:szCs w:val="36"/>
+        </w:rPr>
+        <w:t xml:space="preserve">            return </w:t>
+      </w:r>
+      <w:proofErr w:type="spellStart"/>
+      <w:proofErr w:type="gramStart"/>
+      <w:r>
+        <w:rPr>
+          <w:b/>
+          <w:bCs/>
+          <w:color w:val="D86DCB" w:themeColor="accent5" w:themeTint="99"/>
+          <w:sz w:val="36"/>
+          <w:szCs w:val="36"/>
+        </w:rPr>
+        <w:t>GestureDetector</w:t>
+      </w:r>
+      <w:proofErr w:type="spellEnd"/>
+      <w:r>
+        <w:rPr>
+          <w:b/>
+          <w:bCs/>
+          <w:color w:val="D86DCB" w:themeColor="accent5" w:themeTint="99"/>
+          <w:sz w:val="36"/>
+          <w:szCs w:val="36"/>
+        </w:rPr>
+        <w:t>(</w:t>
+      </w:r>
+      <w:proofErr w:type="gramEnd"/>
+    </w:p>
+    <w:p>
+      <w:pPr>
+        <w:jc w:val="both"/>
+        <w:rPr>
+          <w:b/>
+          <w:bCs/>
+          <w:color w:val="D86DCB" w:themeColor="accent5" w:themeTint="99"/>
+          <w:sz w:val="36"/>
+          <w:szCs w:val="36"/>
+        </w:rPr>
+      </w:pPr>
+      <w:r>
+        <w:rPr>
+          <w:b/>
+          <w:bCs/>
+          <w:color w:val="D86DCB" w:themeColor="accent5" w:themeTint="99"/>
+          <w:sz w:val="36"/>
+          <w:szCs w:val="36"/>
+        </w:rPr>
+        <w:t xml:space="preserve">              </w:t>
+      </w:r>
+      <w:proofErr w:type="spellStart"/>
+      <w:r>
+        <w:rPr>
+          <w:b/>
+          <w:bCs/>
+          <w:color w:val="D86DCB" w:themeColor="accent5" w:themeTint="99"/>
+          <w:sz w:val="36"/>
+          <w:szCs w:val="36"/>
+        </w:rPr>
+        <w:t>onTap</w:t>
+      </w:r>
+      <w:proofErr w:type="spellEnd"/>
+      <w:r>
+        <w:rPr>
+          <w:b/>
+          <w:bCs/>
+          <w:color w:val="D86DCB" w:themeColor="accent5" w:themeTint="99"/>
+          <w:sz w:val="36"/>
+          <w:szCs w:val="36"/>
+        </w:rPr>
+        <w:t>: () {</w:t>
+      </w:r>
+    </w:p>
+    <w:p>
+      <w:pPr>
+        <w:jc w:val="both"/>
+        <w:rPr>
+          <w:b/>
+          <w:bCs/>
+          <w:color w:val="D86DCB" w:themeColor="accent5" w:themeTint="99"/>
+          <w:sz w:val="36"/>
+          <w:szCs w:val="36"/>
+        </w:rPr>
+      </w:pPr>
+      <w:r>
+        <w:rPr>
+          <w:b/>
+          <w:bCs/>
+          <w:color w:val="D86DCB" w:themeColor="accent5" w:themeTint="99"/>
+          <w:sz w:val="36"/>
+          <w:szCs w:val="36"/>
+        </w:rPr>
+        <w:t xml:space="preserve">                </w:t>
+      </w:r>
+      <w:proofErr w:type="spellStart"/>
+      <w:proofErr w:type="gramStart"/>
+      <w:r>
+        <w:rPr>
+          <w:b/>
+          <w:bCs/>
+          <w:color w:val="D86DCB" w:themeColor="accent5" w:themeTint="99"/>
+          <w:sz w:val="36"/>
+          <w:szCs w:val="36"/>
+        </w:rPr>
+        <w:t>setState</w:t>
+      </w:r>
+      <w:proofErr w:type="spellEnd"/>
+      <w:r>
+        <w:rPr>
+          <w:b/>
+          <w:bCs/>
+          <w:color w:val="D86DCB" w:themeColor="accent5" w:themeTint="99"/>
+          <w:sz w:val="36"/>
+          <w:szCs w:val="36"/>
+        </w:rPr>
+        <w:t>(</w:t>
+      </w:r>
+      <w:proofErr w:type="gramEnd"/>
+      <w:r>
+        <w:rPr>
+          <w:b/>
+          <w:bCs/>
+          <w:color w:val="D86DCB" w:themeColor="accent5" w:themeTint="99"/>
+          <w:sz w:val="36"/>
+          <w:szCs w:val="36"/>
+        </w:rPr>
+        <w:t>() {</w:t>
+      </w:r>
+    </w:p>
+    <w:p>
+      <w:pPr>
+        <w:jc w:val="both"/>
+        <w:rPr>
+          <w:b/>
+          <w:bCs/>
+          <w:color w:val="D86DCB" w:themeColor="accent5" w:themeTint="99"/>
+          <w:sz w:val="36"/>
+          <w:szCs w:val="36"/>
+        </w:rPr>
+      </w:pPr>
+      <w:r>
+        <w:rPr>
+          <w:b/>
+          <w:bCs/>
+          <w:color w:val="D86DCB" w:themeColor="accent5" w:themeTint="99"/>
+          <w:sz w:val="36"/>
+          <w:szCs w:val="36"/>
+        </w:rPr>
+        <w:t xml:space="preserve">                  </w:t>
+      </w:r>
+      <w:proofErr w:type="spellStart"/>
+      <w:r>
+        <w:rPr>
+          <w:b/>
+          <w:bCs/>
+          <w:color w:val="D86DCB" w:themeColor="accent5" w:themeTint="99"/>
+          <w:sz w:val="36"/>
+          <w:szCs w:val="36"/>
+        </w:rPr>
+        <w:t>selectedValue</w:t>
+      </w:r>
+      <w:proofErr w:type="spellEnd"/>
+      <w:r>
+        <w:rPr>
+          <w:b/>
+          <w:bCs/>
+          <w:color w:val="D86DCB" w:themeColor="accent5" w:themeTint="99"/>
+          <w:sz w:val="36"/>
+          <w:szCs w:val="36"/>
+        </w:rPr>
+        <w:t xml:space="preserve"> = color;</w:t>
+      </w:r>
+    </w:p>
+    <w:p>
+      <w:pPr>
+        <w:jc w:val="both"/>
+        <w:rPr>
+          <w:b/>
+          <w:bCs/>
+          <w:color w:val="D86DCB" w:themeColor="accent5" w:themeTint="99"/>
+          <w:sz w:val="36"/>
+          <w:szCs w:val="36"/>
+        </w:rPr>
+      </w:pPr>
+      <w:r>
+        <w:rPr>
+          <w:b/>
+          <w:bCs/>
+          <w:color w:val="D86DCB" w:themeColor="accent5" w:themeTint="99"/>
+          <w:sz w:val="36"/>
+          <w:szCs w:val="36"/>
+        </w:rPr>
+        <w:t xml:space="preserve">                  </w:t>
+      </w:r>
+      <w:proofErr w:type="spellStart"/>
+      <w:proofErr w:type="gramStart"/>
+      <w:r>
+        <w:rPr>
+          <w:b/>
+          <w:bCs/>
+          <w:color w:val="D86DCB" w:themeColor="accent5" w:themeTint="99"/>
+          <w:sz w:val="36"/>
+          <w:szCs w:val="36"/>
+        </w:rPr>
+        <w:t>widget.onChanged</w:t>
+      </w:r>
+      <w:proofErr w:type="spellEnd"/>
+      <w:proofErr w:type="gramEnd"/>
+      <w:r>
+        <w:rPr>
+          <w:b/>
+          <w:bCs/>
+          <w:color w:val="D86DCB" w:themeColor="accent5" w:themeTint="99"/>
+          <w:sz w:val="36"/>
+          <w:szCs w:val="36"/>
+        </w:rPr>
+        <w:t>(color);</w:t>
+      </w:r>
+    </w:p>
+    <w:p>
+      <w:pPr>
+        <w:jc w:val="both"/>
+        <w:rPr>
+          <w:b/>
+          <w:bCs/>
+          <w:color w:val="D86DCB" w:themeColor="accent5" w:themeTint="99"/>
+          <w:sz w:val="36"/>
+          <w:szCs w:val="36"/>
+        </w:rPr>
+      </w:pPr>
+      <w:r>
+        <w:rPr>
+          <w:b/>
+          <w:bCs/>
+          <w:color w:val="D86DCB" w:themeColor="accent5" w:themeTint="99"/>
+          <w:sz w:val="36"/>
+          <w:szCs w:val="36"/>
+        </w:rPr>
+        <w:t xml:space="preserve">                });</w:t>
+      </w:r>
+    </w:p>
+    <w:p>
+      <w:pPr>
+        <w:jc w:val="both"/>
+        <w:rPr>
+          <w:b/>
+          <w:bCs/>
+          <w:color w:val="D86DCB" w:themeColor="accent5" w:themeTint="99"/>
+          <w:sz w:val="36"/>
+          <w:szCs w:val="36"/>
+        </w:rPr>
+      </w:pPr>
+      <w:r>
+        <w:rPr>
+          <w:b/>
+          <w:bCs/>
+          <w:color w:val="D86DCB" w:themeColor="accent5" w:themeTint="99"/>
+          <w:sz w:val="36"/>
+          <w:szCs w:val="36"/>
+        </w:rPr>
+        <w:t xml:space="preserve">              },</w:t>
+      </w:r>
+    </w:p>
+    <w:p>
+      <w:pPr>
+        <w:jc w:val="both"/>
+        <w:rPr>
+          <w:b/>
+          <w:bCs/>
+          <w:color w:val="D86DCB" w:themeColor="accent5" w:themeTint="99"/>
+          <w:sz w:val="36"/>
+          <w:szCs w:val="36"/>
+        </w:rPr>
+      </w:pPr>
+      <w:r>
+        <w:rPr>
+          <w:b/>
+          <w:bCs/>
+          <w:color w:val="D86DCB" w:themeColor="accent5" w:themeTint="99"/>
+          <w:sz w:val="36"/>
+          <w:szCs w:val="36"/>
+        </w:rPr>
+        <w:t xml:space="preserve">              child: </w:t>
+      </w:r>
+      <w:proofErr w:type="gramStart"/>
+      <w:r>
+        <w:rPr>
+          <w:b/>
+          <w:bCs/>
+          <w:color w:val="D86DCB" w:themeColor="accent5" w:themeTint="99"/>
+          <w:sz w:val="36"/>
+          <w:szCs w:val="36"/>
+        </w:rPr>
+        <w:t>Container(</w:t>
+      </w:r>
+      <w:proofErr w:type="gramEnd"/>
+    </w:p>
+    <w:p>
+      <w:pPr>
+        <w:jc w:val="both"/>
+        <w:rPr>
+          <w:b/>
+          <w:bCs/>
+          <w:color w:val="D86DCB" w:themeColor="accent5" w:themeTint="99"/>
+          <w:sz w:val="36"/>
+          <w:szCs w:val="36"/>
+        </w:rPr>
+      </w:pPr>
+      <w:r>
+        <w:rPr>
+          <w:b/>
+          <w:bCs/>
+          <w:color w:val="D86DCB" w:themeColor="accent5" w:themeTint="99"/>
+          <w:sz w:val="36"/>
+          <w:szCs w:val="36"/>
+        </w:rPr>
+        <w:lastRenderedPageBreak/>
+        <w:t xml:space="preserve">                padding: const </w:t>
+      </w:r>
+      <w:proofErr w:type="spellStart"/>
+      <w:r>
+        <w:rPr>
+          <w:b/>
+          <w:bCs/>
+          <w:color w:val="D86DCB" w:themeColor="accent5" w:themeTint="99"/>
+          <w:sz w:val="36"/>
+          <w:szCs w:val="36"/>
+        </w:rPr>
+        <w:t>EdgeInsets.symmetric</w:t>
+      </w:r>
+      <w:proofErr w:type="spellEnd"/>
+      <w:r>
+        <w:rPr>
+          <w:b/>
+          <w:bCs/>
+          <w:color w:val="D86DCB" w:themeColor="accent5" w:themeTint="99"/>
+          <w:sz w:val="36"/>
+          <w:szCs w:val="36"/>
+        </w:rPr>
+        <w:t>(vertical: 8, horizontal: 16),</w:t>
+      </w:r>
+    </w:p>
+    <w:p>
+      <w:pPr>
+        <w:jc w:val="both"/>
+        <w:rPr>
+          <w:b/>
+          <w:bCs/>
+          <w:color w:val="D86DCB" w:themeColor="accent5" w:themeTint="99"/>
+          <w:sz w:val="36"/>
+          <w:szCs w:val="36"/>
+        </w:rPr>
+      </w:pPr>
+      <w:r>
+        <w:rPr>
+          <w:b/>
+          <w:bCs/>
+          <w:color w:val="D86DCB" w:themeColor="accent5" w:themeTint="99"/>
+          <w:sz w:val="36"/>
+          <w:szCs w:val="36"/>
+        </w:rPr>
+        <w:t xml:space="preserve">                margin: const </w:t>
+      </w:r>
+      <w:proofErr w:type="spellStart"/>
+      <w:r>
+        <w:rPr>
+          <w:b/>
+          <w:bCs/>
+          <w:color w:val="D86DCB" w:themeColor="accent5" w:themeTint="99"/>
+          <w:sz w:val="36"/>
+          <w:szCs w:val="36"/>
+        </w:rPr>
+        <w:t>EdgeInsets.symmetric</w:t>
+      </w:r>
+      <w:proofErr w:type="spellEnd"/>
+      <w:r>
+        <w:rPr>
+          <w:b/>
+          <w:bCs/>
+          <w:color w:val="D86DCB" w:themeColor="accent5" w:themeTint="99"/>
+          <w:sz w:val="36"/>
+          <w:szCs w:val="36"/>
+        </w:rPr>
+        <w:t>(horizontal: 8),</w:t>
+      </w:r>
+    </w:p>
+    <w:p>
+      <w:pPr>
+        <w:jc w:val="both"/>
+        <w:rPr>
+          <w:b/>
+          <w:bCs/>
+          <w:color w:val="D86DCB" w:themeColor="accent5" w:themeTint="99"/>
+          <w:sz w:val="36"/>
+          <w:szCs w:val="36"/>
+        </w:rPr>
+      </w:pPr>
+      <w:r>
+        <w:rPr>
+          <w:b/>
+          <w:bCs/>
+          <w:color w:val="D86DCB" w:themeColor="accent5" w:themeTint="99"/>
+          <w:sz w:val="36"/>
+          <w:szCs w:val="36"/>
+        </w:rPr>
+        <w:t xml:space="preserve">                decoration: </w:t>
+      </w:r>
+      <w:proofErr w:type="spellStart"/>
+      <w:proofErr w:type="gramStart"/>
+      <w:r>
+        <w:rPr>
+          <w:b/>
+          <w:bCs/>
+          <w:color w:val="D86DCB" w:themeColor="accent5" w:themeTint="99"/>
+          <w:sz w:val="36"/>
+          <w:szCs w:val="36"/>
+        </w:rPr>
+        <w:t>BoxDecoration</w:t>
+      </w:r>
+      <w:proofErr w:type="spellEnd"/>
+      <w:r>
+        <w:rPr>
+          <w:b/>
+          <w:bCs/>
+          <w:color w:val="D86DCB" w:themeColor="accent5" w:themeTint="99"/>
+          <w:sz w:val="36"/>
+          <w:szCs w:val="36"/>
+        </w:rPr>
+        <w:t>(</w:t>
+      </w:r>
+      <w:proofErr w:type="gramEnd"/>
+    </w:p>
+    <w:p>
+      <w:pPr>
+        <w:jc w:val="both"/>
+        <w:rPr>
+          <w:b/>
+          <w:bCs/>
+          <w:color w:val="D86DCB" w:themeColor="accent5" w:themeTint="99"/>
+          <w:sz w:val="36"/>
+          <w:szCs w:val="36"/>
+        </w:rPr>
+      </w:pPr>
+      <w:r>
+        <w:rPr>
+          <w:b/>
+          <w:bCs/>
+          <w:color w:val="D86DCB" w:themeColor="accent5" w:themeTint="99"/>
+          <w:sz w:val="36"/>
+          <w:szCs w:val="36"/>
+        </w:rPr>
+        <w:t xml:space="preserve">                  color: </w:t>
+      </w:r>
+      <w:proofErr w:type="spellStart"/>
+      <w:proofErr w:type="gramStart"/>
+      <w:r>
+        <w:rPr>
+          <w:b/>
+          <w:bCs/>
+          <w:color w:val="D86DCB" w:themeColor="accent5" w:themeTint="99"/>
+          <w:sz w:val="36"/>
+          <w:szCs w:val="36"/>
+        </w:rPr>
+        <w:t>isSelected</w:t>
+      </w:r>
+      <w:proofErr w:type="spellEnd"/>
+      <w:r>
+        <w:rPr>
+          <w:b/>
+          <w:bCs/>
+          <w:color w:val="D86DCB" w:themeColor="accent5" w:themeTint="99"/>
+          <w:sz w:val="36"/>
+          <w:szCs w:val="36"/>
+        </w:rPr>
+        <w:t xml:space="preserve"> ?</w:t>
+      </w:r>
+      <w:proofErr w:type="gramEnd"/>
+      <w:r>
+        <w:rPr>
+          <w:b/>
+          <w:bCs/>
+          <w:color w:val="D86DCB" w:themeColor="accent5" w:themeTint="99"/>
           <w:sz w:val="36"/>
           <w:szCs w:val="36"/>
         </w:rPr>
         <w:t xml:space="preserve"> </w:t>
       </w:r>
-      <w:r>
-        <w:rPr>
-          <w:sz w:val="36"/>
-          <w:szCs w:val="36"/>
-        </w:rPr>
-        <w:t>according to the current</w:t>
-      </w:r>
-      <w:r>
-        <w:rPr>
-          <w:b/>
-          <w:bCs/>
-          <w:sz w:val="36"/>
-          <w:szCs w:val="36"/>
-        </w:rPr>
-        <w:t xml:space="preserve"> index</w:t>
-      </w:r>
-      <w:r>
-        <w:rPr>
-          <w:sz w:val="36"/>
-          <w:szCs w:val="36"/>
-        </w:rPr>
-        <w:t>. It will store the current element (</w:t>
-      </w:r>
-      <w:r>
-        <w:rPr>
-          <w:b/>
-          <w:bCs/>
-          <w:sz w:val="36"/>
-          <w:szCs w:val="36"/>
-        </w:rPr>
-        <w:t>String</w:t>
-      </w:r>
-      <w:r>
-        <w:rPr>
-          <w:sz w:val="36"/>
-          <w:szCs w:val="36"/>
-        </w:rPr>
-        <w:t xml:space="preserve">) of </w:t>
-      </w:r>
-      <w:r>
-        <w:rPr>
-          <w:sz w:val="36"/>
-          <w:szCs w:val="36"/>
-        </w:rPr>
-        <w:t xml:space="preserve">list. If it matches with the </w:t>
-      </w:r>
-      <w:proofErr w:type="spellStart"/>
-      <w:r>
-        <w:rPr>
-          <w:b/>
-          <w:bCs/>
-          <w:sz w:val="36"/>
-          <w:szCs w:val="36"/>
-        </w:rPr>
-        <w:t>selectedValue</w:t>
-      </w:r>
-      <w:proofErr w:type="spellEnd"/>
-      <w:r>
-        <w:rPr>
-          <w:sz w:val="36"/>
-          <w:szCs w:val="36"/>
-        </w:rPr>
-        <w:t xml:space="preserve"> then </w:t>
-      </w:r>
-      <w:proofErr w:type="spellStart"/>
-      <w:r>
-        <w:rPr>
-          <w:b/>
-          <w:bCs/>
+      <w:proofErr w:type="spellStart"/>
+      <w:proofErr w:type="gramStart"/>
+      <w:r>
+        <w:rPr>
+          <w:b/>
+          <w:bCs/>
+          <w:color w:val="D86DCB" w:themeColor="accent5" w:themeTint="99"/>
+          <w:sz w:val="36"/>
+          <w:szCs w:val="36"/>
+        </w:rPr>
+        <w:t>Colors.lightGreen</w:t>
+      </w:r>
+      <w:proofErr w:type="spellEnd"/>
+      <w:r>
+        <w:rPr>
+          <w:b/>
+          <w:bCs/>
+          <w:color w:val="D86DCB" w:themeColor="accent5" w:themeTint="99"/>
+          <w:sz w:val="36"/>
+          <w:szCs w:val="36"/>
+        </w:rPr>
+        <w:t xml:space="preserve"> :</w:t>
+      </w:r>
+      <w:proofErr w:type="gramEnd"/>
+      <w:r>
+        <w:rPr>
+          <w:b/>
+          <w:bCs/>
+          <w:color w:val="D86DCB" w:themeColor="accent5" w:themeTint="99"/>
+          <w:sz w:val="36"/>
+          <w:szCs w:val="36"/>
+        </w:rPr>
+        <w:t xml:space="preserve"> </w:t>
+      </w:r>
+      <w:proofErr w:type="spellStart"/>
+      <w:r>
+        <w:rPr>
+          <w:b/>
+          <w:bCs/>
+          <w:color w:val="D86DCB" w:themeColor="accent5" w:themeTint="99"/>
+          <w:sz w:val="36"/>
+          <w:szCs w:val="36"/>
+        </w:rPr>
+        <w:t>Colors.transparent</w:t>
+      </w:r>
+      <w:proofErr w:type="spellEnd"/>
+      <w:r>
+        <w:rPr>
+          <w:b/>
+          <w:bCs/>
+          <w:color w:val="D86DCB" w:themeColor="accent5" w:themeTint="99"/>
+          <w:sz w:val="36"/>
+          <w:szCs w:val="36"/>
+        </w:rPr>
+        <w:t>,</w:t>
+      </w:r>
+    </w:p>
+    <w:p>
+      <w:pPr>
+        <w:jc w:val="both"/>
+        <w:rPr>
+          <w:b/>
+          <w:bCs/>
+          <w:color w:val="D86DCB" w:themeColor="accent5" w:themeTint="99"/>
+          <w:sz w:val="36"/>
+          <w:szCs w:val="36"/>
+        </w:rPr>
+      </w:pPr>
+      <w:r>
+        <w:rPr>
+          <w:b/>
+          <w:bCs/>
+          <w:color w:val="D86DCB" w:themeColor="accent5" w:themeTint="99"/>
+          <w:sz w:val="36"/>
+          <w:szCs w:val="36"/>
+        </w:rPr>
+        <w:t xml:space="preserve">                  </w:t>
+      </w:r>
+      <w:proofErr w:type="spellStart"/>
+      <w:r>
+        <w:rPr>
+          <w:b/>
+          <w:bCs/>
+          <w:color w:val="D86DCB" w:themeColor="accent5" w:themeTint="99"/>
+          <w:sz w:val="36"/>
+          <w:szCs w:val="36"/>
+        </w:rPr>
+        <w:t>borderRadius</w:t>
+      </w:r>
+      <w:proofErr w:type="spellEnd"/>
+      <w:r>
+        <w:rPr>
+          <w:b/>
+          <w:bCs/>
+          <w:color w:val="D86DCB" w:themeColor="accent5" w:themeTint="99"/>
+          <w:sz w:val="36"/>
+          <w:szCs w:val="36"/>
+        </w:rPr>
+        <w:t xml:space="preserve">: </w:t>
+      </w:r>
+      <w:proofErr w:type="spellStart"/>
+      <w:r>
+        <w:rPr>
+          <w:b/>
+          <w:bCs/>
+          <w:color w:val="D86DCB" w:themeColor="accent5" w:themeTint="99"/>
+          <w:sz w:val="36"/>
+          <w:szCs w:val="36"/>
+        </w:rPr>
+        <w:t>BorderRadius.circular</w:t>
+      </w:r>
+      <w:proofErr w:type="spellEnd"/>
+      <w:r>
+        <w:rPr>
+          <w:b/>
+          <w:bCs/>
+          <w:color w:val="D86DCB" w:themeColor="accent5" w:themeTint="99"/>
+          <w:sz w:val="36"/>
+          <w:szCs w:val="36"/>
+        </w:rPr>
+        <w:t>(6),</w:t>
+      </w:r>
+    </w:p>
+    <w:p>
+      <w:pPr>
+        <w:jc w:val="both"/>
+        <w:rPr>
+          <w:b/>
+          <w:bCs/>
+          <w:color w:val="D86DCB" w:themeColor="accent5" w:themeTint="99"/>
+          <w:sz w:val="36"/>
+          <w:szCs w:val="36"/>
+        </w:rPr>
+      </w:pPr>
+      <w:r>
+        <w:rPr>
+          <w:b/>
+          <w:bCs/>
+          <w:color w:val="D86DCB" w:themeColor="accent5" w:themeTint="99"/>
+          <w:sz w:val="36"/>
+          <w:szCs w:val="36"/>
+        </w:rPr>
+        <w:t xml:space="preserve">                  border: </w:t>
+      </w:r>
+      <w:proofErr w:type="spellStart"/>
+      <w:proofErr w:type="gramStart"/>
+      <w:r>
+        <w:rPr>
+          <w:b/>
+          <w:bCs/>
+          <w:color w:val="D86DCB" w:themeColor="accent5" w:themeTint="99"/>
+          <w:sz w:val="36"/>
+          <w:szCs w:val="36"/>
+        </w:rPr>
+        <w:t>Border.all</w:t>
+      </w:r>
+      <w:proofErr w:type="spellEnd"/>
+      <w:r>
+        <w:rPr>
+          <w:b/>
+          <w:bCs/>
+          <w:color w:val="D86DCB" w:themeColor="accent5" w:themeTint="99"/>
+          <w:sz w:val="36"/>
+          <w:szCs w:val="36"/>
+        </w:rPr>
+        <w:t>(</w:t>
+      </w:r>
+      <w:proofErr w:type="gramEnd"/>
+      <w:r>
+        <w:rPr>
+          <w:b/>
+          <w:bCs/>
+          <w:color w:val="D86DCB" w:themeColor="accent5" w:themeTint="99"/>
+          <w:sz w:val="36"/>
+          <w:szCs w:val="36"/>
+        </w:rPr>
+        <w:t>color: Colors.grey),</w:t>
+      </w:r>
+    </w:p>
+    <w:p>
+      <w:pPr>
+        <w:jc w:val="both"/>
+        <w:rPr>
+          <w:b/>
+          <w:bCs/>
+          <w:color w:val="D86DCB" w:themeColor="accent5" w:themeTint="99"/>
+          <w:sz w:val="36"/>
+          <w:szCs w:val="36"/>
+        </w:rPr>
+      </w:pPr>
+      <w:r>
+        <w:rPr>
+          <w:b/>
+          <w:bCs/>
+          <w:color w:val="D86DCB" w:themeColor="accent5" w:themeTint="99"/>
+          <w:sz w:val="36"/>
+          <w:szCs w:val="36"/>
+        </w:rPr>
+        <w:t xml:space="preserve">                ),</w:t>
+      </w:r>
+    </w:p>
+    <w:p>
+      <w:pPr>
+        <w:jc w:val="both"/>
+        <w:rPr>
+          <w:b/>
+          <w:bCs/>
+          <w:color w:val="D86DCB" w:themeColor="accent5" w:themeTint="99"/>
+          <w:sz w:val="36"/>
+          <w:szCs w:val="36"/>
+        </w:rPr>
+      </w:pPr>
+      <w:r>
+        <w:rPr>
+          <w:b/>
+          <w:bCs/>
+          <w:color w:val="D86DCB" w:themeColor="accent5" w:themeTint="99"/>
+          <w:sz w:val="36"/>
+          <w:szCs w:val="36"/>
+        </w:rPr>
+        <w:t xml:space="preserve">                child: Text(</w:t>
+      </w:r>
+      <w:proofErr w:type="spellStart"/>
+      <w:proofErr w:type="gramStart"/>
+      <w:r>
+        <w:rPr>
+          <w:b/>
+          <w:bCs/>
+          <w:color w:val="D86DCB" w:themeColor="accent5" w:themeTint="99"/>
+          <w:sz w:val="36"/>
+          <w:szCs w:val="36"/>
+        </w:rPr>
+        <w:t>widget.colors</w:t>
+      </w:r>
+      <w:proofErr w:type="spellEnd"/>
+      <w:proofErr w:type="gramEnd"/>
+      <w:r>
+        <w:rPr>
+          <w:b/>
+          <w:bCs/>
+          <w:color w:val="D86DCB" w:themeColor="accent5" w:themeTint="99"/>
+          <w:sz w:val="36"/>
+          <w:szCs w:val="36"/>
+        </w:rPr>
+        <w:t xml:space="preserve">[index], style: </w:t>
+      </w:r>
+      <w:proofErr w:type="spellStart"/>
+      <w:r>
+        <w:rPr>
+          <w:b/>
+          <w:bCs/>
+          <w:color w:val="D86DCB" w:themeColor="accent5" w:themeTint="99"/>
+          <w:sz w:val="36"/>
+          <w:szCs w:val="36"/>
+        </w:rPr>
+        <w:t>TextStyle</w:t>
+      </w:r>
+      <w:proofErr w:type="spellEnd"/>
+      <w:r>
+        <w:rPr>
+          <w:b/>
+          <w:bCs/>
+          <w:color w:val="D86DCB" w:themeColor="accent5" w:themeTint="99"/>
+          <w:sz w:val="36"/>
+          <w:szCs w:val="36"/>
+        </w:rPr>
+        <w:t xml:space="preserve">(color: </w:t>
+      </w:r>
+      <w:proofErr w:type="spellStart"/>
+      <w:r>
+        <w:rPr>
+          <w:b/>
+          <w:bCs/>
+          <w:color w:val="D86DCB" w:themeColor="accent5" w:themeTint="99"/>
           <w:sz w:val="36"/>
           <w:szCs w:val="36"/>
         </w:rPr>
@@ -9934,400 +13019,263 @@
       <w:proofErr w:type="spellEnd"/>
       <w:r>
         <w:rPr>
-          <w:sz w:val="36"/>
-          <w:szCs w:val="36"/>
-        </w:rPr>
-        <w:t xml:space="preserve"> is </w:t>
-      </w:r>
-      <w:r>
-        <w:rPr>
-          <w:b/>
-          <w:bCs/>
-          <w:sz w:val="36"/>
-          <w:szCs w:val="36"/>
-        </w:rPr>
-        <w:t>true</w:t>
-      </w:r>
-      <w:r>
-        <w:rPr>
-          <w:sz w:val="36"/>
-          <w:szCs w:val="36"/>
-        </w:rPr>
-        <w:t>.</w:t>
-      </w:r>
-    </w:p>
-    <w:p>
-      <w:pPr>
-        <w:jc w:val="both"/>
-        <w:rPr>
-          <w:sz w:val="36"/>
-          <w:szCs w:val="36"/>
-        </w:rPr>
-      </w:pPr>
-      <w:r>
-        <w:rPr>
-          <w:sz w:val="36"/>
-          <w:szCs w:val="36"/>
-        </w:rPr>
-        <w:t xml:space="preserve"># </w:t>
-      </w:r>
-      <w:r>
-        <w:rPr>
-          <w:sz w:val="36"/>
-          <w:szCs w:val="36"/>
-        </w:rPr>
-        <w:t xml:space="preserve">In </w:t>
-      </w:r>
-      <w:proofErr w:type="spellStart"/>
-      <w:r>
-        <w:rPr>
-          <w:b/>
-          <w:bCs/>
-          <w:sz w:val="36"/>
-          <w:szCs w:val="36"/>
-        </w:rPr>
-        <w:t>GestureDetector</w:t>
-      </w:r>
-      <w:r>
-        <w:rPr>
-          <w:sz w:val="36"/>
-          <w:szCs w:val="36"/>
-        </w:rPr>
-        <w:t>’s</w:t>
-      </w:r>
-      <w:proofErr w:type="spellEnd"/>
-      <w:r>
-        <w:rPr>
-          <w:sz w:val="36"/>
-          <w:szCs w:val="36"/>
-        </w:rPr>
-        <w:t xml:space="preserve">, </w:t>
-      </w:r>
-      <w:proofErr w:type="spellStart"/>
-      <w:r>
-        <w:rPr>
-          <w:b/>
-          <w:bCs/>
-          <w:sz w:val="36"/>
-          <w:szCs w:val="36"/>
-        </w:rPr>
-        <w:t>onTap</w:t>
-      </w:r>
-      <w:proofErr w:type="spellEnd"/>
-      <w:r>
-        <w:rPr>
-          <w:b/>
-          <w:bCs/>
-          <w:sz w:val="36"/>
-          <w:szCs w:val="36"/>
-        </w:rPr>
-        <w:t xml:space="preserve">: </w:t>
-      </w:r>
-      <w:r>
-        <w:rPr>
-          <w:sz w:val="36"/>
-          <w:szCs w:val="36"/>
-        </w:rPr>
-        <w:t xml:space="preserve">callback method, sets the </w:t>
-      </w:r>
-      <w:proofErr w:type="spellStart"/>
-      <w:r>
-        <w:rPr>
-          <w:b/>
-          <w:bCs/>
-          <w:sz w:val="36"/>
-          <w:szCs w:val="36"/>
-        </w:rPr>
-        <w:t>selectedValue</w:t>
-      </w:r>
-      <w:proofErr w:type="spellEnd"/>
-      <w:r>
-        <w:rPr>
-          <w:sz w:val="36"/>
-          <w:szCs w:val="36"/>
-        </w:rPr>
-        <w:t xml:space="preserve"> to </w:t>
-      </w:r>
-      <w:r>
-        <w:rPr>
-          <w:b/>
-          <w:bCs/>
-          <w:sz w:val="36"/>
-          <w:szCs w:val="36"/>
-        </w:rPr>
-        <w:t xml:space="preserve">color </w:t>
-      </w:r>
-      <w:r>
-        <w:rPr>
-          <w:sz w:val="36"/>
-          <w:szCs w:val="36"/>
-        </w:rPr>
-        <w:t>(current index element). Which set</w:t>
-      </w:r>
-      <w:r>
-        <w:rPr>
-          <w:sz w:val="36"/>
-          <w:szCs w:val="36"/>
-        </w:rPr>
-        <w:t xml:space="preserve">s the </w:t>
-      </w:r>
-      <w:proofErr w:type="spellStart"/>
-      <w:r>
-        <w:rPr>
-          <w:b/>
-          <w:bCs/>
-          <w:sz w:val="36"/>
-          <w:szCs w:val="36"/>
-        </w:rPr>
-        <w:t>isSelected</w:t>
-      </w:r>
-      <w:proofErr w:type="spellEnd"/>
-      <w:r>
-        <w:rPr>
-          <w:sz w:val="36"/>
-          <w:szCs w:val="36"/>
-        </w:rPr>
-        <w:t xml:space="preserve"> to</w:t>
-      </w:r>
-      <w:r>
-        <w:rPr>
-          <w:b/>
-          <w:bCs/>
-          <w:sz w:val="36"/>
-          <w:szCs w:val="36"/>
-        </w:rPr>
-        <w:t xml:space="preserve"> true</w:t>
-      </w:r>
-      <w:r>
-        <w:rPr>
-          <w:sz w:val="36"/>
-          <w:szCs w:val="36"/>
-        </w:rPr>
-        <w:t xml:space="preserve"> or </w:t>
-      </w:r>
-      <w:r>
-        <w:rPr>
-          <w:b/>
-          <w:bCs/>
-          <w:sz w:val="36"/>
-          <w:szCs w:val="36"/>
-        </w:rPr>
-        <w:t>false</w:t>
-      </w:r>
-      <w:r>
-        <w:rPr>
-          <w:sz w:val="36"/>
-          <w:szCs w:val="36"/>
-        </w:rPr>
-        <w:t xml:space="preserve"> according to match</w:t>
-      </w:r>
-    </w:p>
-    <w:p>
-      <w:pPr>
-        <w:jc w:val="both"/>
-        <w:rPr>
-          <w:sz w:val="36"/>
-          <w:szCs w:val="36"/>
-        </w:rPr>
-      </w:pPr>
-      <w:r>
-        <w:rPr>
-          <w:sz w:val="36"/>
-          <w:szCs w:val="36"/>
-        </w:rPr>
-        <w:t xml:space="preserve"># Use the </w:t>
-      </w:r>
-      <w:proofErr w:type="spellStart"/>
-      <w:r>
-        <w:rPr>
-          <w:b/>
-          <w:bCs/>
-          <w:sz w:val="36"/>
-          <w:szCs w:val="36"/>
-        </w:rPr>
-        <w:t>isSelected</w:t>
-      </w:r>
-      <w:proofErr w:type="spellEnd"/>
-      <w:r>
-        <w:rPr>
-          <w:sz w:val="36"/>
-          <w:szCs w:val="36"/>
-        </w:rPr>
-        <w:t xml:space="preserve"> to control color and text color of the container. Use </w:t>
-      </w:r>
-      <w:r>
-        <w:rPr>
-          <w:b/>
-          <w:bCs/>
-          <w:sz w:val="36"/>
-          <w:szCs w:val="36"/>
-        </w:rPr>
-        <w:t>margin:</w:t>
-      </w:r>
-      <w:r>
-        <w:rPr>
-          <w:sz w:val="36"/>
-          <w:szCs w:val="36"/>
-        </w:rPr>
-        <w:t xml:space="preserve"> and </w:t>
-      </w:r>
-      <w:r>
-        <w:rPr>
-          <w:b/>
-          <w:bCs/>
-          <w:sz w:val="36"/>
-          <w:szCs w:val="36"/>
-        </w:rPr>
-        <w:t>padding:</w:t>
-      </w:r>
-      <w:r>
-        <w:rPr>
-          <w:sz w:val="36"/>
-          <w:szCs w:val="36"/>
-        </w:rPr>
-        <w:t xml:space="preserve"> property for more decoration.</w:t>
-      </w:r>
-    </w:p>
-    <w:p>
-      <w:pPr>
-        <w:jc w:val="both"/>
-        <w:rPr>
-          <w:sz w:val="36"/>
-          <w:szCs w:val="36"/>
-        </w:rPr>
-      </w:pPr>
-      <w:r>
-        <w:rPr>
-          <w:sz w:val="36"/>
-          <w:szCs w:val="36"/>
-        </w:rPr>
-        <w:t xml:space="preserve">NOTE: We use </w:t>
-      </w:r>
-      <w:r>
-        <w:rPr>
-          <w:b/>
-          <w:bCs/>
-          <w:sz w:val="36"/>
-          <w:szCs w:val="36"/>
-        </w:rPr>
-        <w:t>Row</w:t>
-      </w:r>
-      <w:r>
-        <w:rPr>
-          <w:sz w:val="36"/>
-          <w:szCs w:val="36"/>
-        </w:rPr>
-        <w:t xml:space="preserve"> with </w:t>
-      </w:r>
-      <w:r>
-        <w:rPr>
-          <w:b/>
-          <w:bCs/>
-          <w:sz w:val="36"/>
-          <w:szCs w:val="36"/>
-        </w:rPr>
-        <w:t>for</w:t>
-      </w:r>
-      <w:r>
-        <w:rPr>
-          <w:sz w:val="36"/>
-          <w:szCs w:val="36"/>
-        </w:rPr>
-        <w:t xml:space="preserve"> loop and </w:t>
-      </w:r>
-      <w:r>
-        <w:rPr>
-          <w:b/>
-          <w:bCs/>
-          <w:sz w:val="36"/>
-          <w:szCs w:val="36"/>
-        </w:rPr>
-        <w:t>Container</w:t>
-      </w:r>
-      <w:r>
-        <w:rPr>
-          <w:sz w:val="36"/>
-          <w:szCs w:val="36"/>
-        </w:rPr>
-        <w:t xml:space="preserve"> for </w:t>
-      </w:r>
-      <w:proofErr w:type="spellStart"/>
-      <w:r>
-        <w:rPr>
-          <w:b/>
-          <w:bCs/>
-          <w:sz w:val="36"/>
-          <w:szCs w:val="36"/>
-        </w:rPr>
-        <w:t>CarouselSlider</w:t>
-      </w:r>
-      <w:proofErr w:type="spellEnd"/>
-      <w:r>
-        <w:rPr>
-          <w:b/>
-          <w:bCs/>
+          <w:b/>
+          <w:bCs/>
+          <w:color w:val="D86DCB" w:themeColor="accent5" w:themeTint="99"/>
+          <w:sz w:val="36"/>
+          <w:szCs w:val="36"/>
+        </w:rPr>
+        <w:t xml:space="preserve"> ? </w:t>
+      </w:r>
+      <w:proofErr w:type="spellStart"/>
+      <w:proofErr w:type="gramStart"/>
+      <w:r>
+        <w:rPr>
+          <w:b/>
+          <w:bCs/>
+          <w:color w:val="D86DCB" w:themeColor="accent5" w:themeTint="99"/>
+          <w:sz w:val="36"/>
+          <w:szCs w:val="36"/>
+        </w:rPr>
+        <w:t>Colors.white</w:t>
+      </w:r>
+      <w:proofErr w:type="spellEnd"/>
+      <w:r>
+        <w:rPr>
+          <w:b/>
+          <w:bCs/>
+          <w:color w:val="D86DCB" w:themeColor="accent5" w:themeTint="99"/>
+          <w:sz w:val="36"/>
+          <w:szCs w:val="36"/>
+        </w:rPr>
+        <w:t xml:space="preserve"> :</w:t>
+      </w:r>
+      <w:proofErr w:type="gramEnd"/>
+      <w:r>
+        <w:rPr>
+          <w:b/>
+          <w:bCs/>
+          <w:color w:val="D86DCB" w:themeColor="accent5" w:themeTint="99"/>
           <w:sz w:val="36"/>
           <w:szCs w:val="36"/>
         </w:rPr>
         <w:t xml:space="preserve"> </w:t>
       </w:r>
-      <w:r>
-        <w:rPr>
-          <w:sz w:val="36"/>
-          <w:szCs w:val="36"/>
-        </w:rPr>
-        <w:t>widgets effect.</w:t>
-      </w:r>
-    </w:p>
-    <w:p>
-      <w:pPr>
-        <w:jc w:val="both"/>
-        <w:rPr>
-          <w:b/>
-          <w:bCs/>
-          <w:color w:val="D86DCB" w:themeColor="accent5" w:themeTint="99"/>
-          <w:sz w:val="36"/>
-          <w:szCs w:val="36"/>
-        </w:rPr>
-      </w:pPr>
-      <w:r>
-        <w:rPr>
-          <w:b/>
-          <w:bCs/>
-          <w:color w:val="D86DCB" w:themeColor="accent5" w:themeTint="99"/>
-          <w:sz w:val="36"/>
-          <w:szCs w:val="36"/>
-        </w:rPr>
-        <w:t xml:space="preserve">class </w:t>
-      </w:r>
-      <w:proofErr w:type="spellStart"/>
-      <w:r>
-        <w:rPr>
-          <w:b/>
-          <w:bCs/>
-          <w:color w:val="D86DCB" w:themeColor="accent5" w:themeTint="99"/>
-          <w:sz w:val="36"/>
-          <w:szCs w:val="36"/>
-        </w:rPr>
-        <w:t>ColorPicker</w:t>
-      </w:r>
-      <w:proofErr w:type="spellEnd"/>
-      <w:r>
-        <w:rPr>
-          <w:b/>
-          <w:bCs/>
-          <w:color w:val="D86DCB" w:themeColor="accent5" w:themeTint="99"/>
-          <w:sz w:val="36"/>
-          <w:szCs w:val="36"/>
-        </w:rPr>
-        <w:t xml:space="preserve"> extends </w:t>
-      </w:r>
-      <w:proofErr w:type="spellStart"/>
-      <w:r>
-        <w:rPr>
-          <w:b/>
-          <w:bCs/>
-          <w:color w:val="D86DCB" w:themeColor="accent5" w:themeTint="99"/>
+      <w:proofErr w:type="spellStart"/>
+      <w:r>
+        <w:rPr>
+          <w:b/>
+          <w:bCs/>
+          <w:color w:val="D86DCB" w:themeColor="accent5" w:themeTint="99"/>
+          <w:sz w:val="36"/>
+          <w:szCs w:val="36"/>
+        </w:rPr>
+        <w:t>Colors.black</w:t>
+      </w:r>
+      <w:proofErr w:type="spellEnd"/>
+      <w:r>
+        <w:rPr>
+          <w:b/>
+          <w:bCs/>
+          <w:color w:val="D86DCB" w:themeColor="accent5" w:themeTint="99"/>
+          <w:sz w:val="36"/>
+          <w:szCs w:val="36"/>
+        </w:rPr>
+        <w:t>)),</w:t>
+      </w:r>
+    </w:p>
+    <w:p>
+      <w:pPr>
+        <w:jc w:val="both"/>
+        <w:rPr>
+          <w:b/>
+          <w:bCs/>
+          <w:color w:val="D86DCB" w:themeColor="accent5" w:themeTint="99"/>
+          <w:sz w:val="36"/>
+          <w:szCs w:val="36"/>
+        </w:rPr>
+      </w:pPr>
+      <w:r>
+        <w:rPr>
+          <w:b/>
+          <w:bCs/>
+          <w:color w:val="D86DCB" w:themeColor="accent5" w:themeTint="99"/>
+          <w:sz w:val="36"/>
+          <w:szCs w:val="36"/>
+        </w:rPr>
+        <w:t xml:space="preserve">              …</w:t>
+      </w:r>
+    </w:p>
+    <w:p>
+      <w:pPr>
+        <w:jc w:val="both"/>
+        <w:rPr>
+          <w:b/>
+          <w:bCs/>
+          <w:color w:val="D86DCB" w:themeColor="accent5" w:themeTint="99"/>
+          <w:sz w:val="36"/>
+          <w:szCs w:val="36"/>
+        </w:rPr>
+      </w:pPr>
+      <w:r>
+        <w:rPr>
+          <w:b/>
+          <w:bCs/>
+          <w:color w:val="D86DCB" w:themeColor="accent5" w:themeTint="99"/>
+          <w:sz w:val="36"/>
+          <w:szCs w:val="36"/>
+        </w:rPr>
+        <w:t>}</w:t>
+      </w:r>
+    </w:p>
+    <w:p>
+      <w:pPr>
+        <w:jc w:val="both"/>
+        <w:rPr>
+          <w:sz w:val="36"/>
+          <w:szCs w:val="36"/>
+        </w:rPr>
+      </w:pPr>
+      <w:r>
+        <w:rPr>
+          <w:b/>
+          <w:bCs/>
+          <w:sz w:val="36"/>
+          <w:szCs w:val="36"/>
+        </w:rPr>
+        <w:t>NOTE:</w:t>
+      </w:r>
+      <w:r>
+        <w:rPr>
+          <w:sz w:val="36"/>
+          <w:szCs w:val="36"/>
+        </w:rPr>
+        <w:t xml:space="preserve"> We can use </w:t>
+      </w:r>
+      <w:proofErr w:type="spellStart"/>
+      <w:r>
+        <w:rPr>
+          <w:b/>
+          <w:bCs/>
+          <w:sz w:val="36"/>
+          <w:szCs w:val="36"/>
+        </w:rPr>
+        <w:t>List.generate</w:t>
+      </w:r>
+      <w:proofErr w:type="spellEnd"/>
+      <w:r>
+        <w:rPr>
+          <w:b/>
+          <w:bCs/>
+          <w:sz w:val="36"/>
+          <w:szCs w:val="36"/>
+        </w:rPr>
+        <w:t>(…)</w:t>
+      </w:r>
+      <w:r>
+        <w:rPr>
+          <w:sz w:val="36"/>
+          <w:szCs w:val="36"/>
+        </w:rPr>
+        <w:t xml:space="preserve"> instead of </w:t>
+      </w:r>
+      <w:proofErr w:type="spellStart"/>
+      <w:r>
+        <w:rPr>
+          <w:b/>
+          <w:bCs/>
+          <w:sz w:val="36"/>
+          <w:szCs w:val="36"/>
+        </w:rPr>
+        <w:t>ListView.builder</w:t>
+      </w:r>
+      <w:proofErr w:type="spellEnd"/>
+      <w:r>
+        <w:rPr>
+          <w:sz w:val="36"/>
+          <w:szCs w:val="36"/>
+        </w:rPr>
+        <w:t xml:space="preserve"> if we have a really short list of items (Because we don’t need to scroll). We can also use </w:t>
+      </w:r>
+      <w:proofErr w:type="spellStart"/>
+      <w:r>
+        <w:rPr>
+          <w:b/>
+          <w:bCs/>
+          <w:sz w:val="36"/>
+          <w:szCs w:val="36"/>
+        </w:rPr>
+        <w:t>ValueNotifier</w:t>
+      </w:r>
+      <w:proofErr w:type="spellEnd"/>
+      <w:r>
+        <w:rPr>
+          <w:b/>
+          <w:bCs/>
+          <w:sz w:val="36"/>
+          <w:szCs w:val="36"/>
+        </w:rPr>
+        <w:t>&lt;T&gt;</w:t>
+      </w:r>
+      <w:r>
+        <w:rPr>
+          <w:sz w:val="36"/>
+          <w:szCs w:val="36"/>
+        </w:rPr>
+        <w:t xml:space="preserve"> instead of </w:t>
+      </w:r>
+      <w:proofErr w:type="spellStart"/>
+      <w:proofErr w:type="gramStart"/>
+      <w:r>
+        <w:rPr>
+          <w:b/>
+          <w:bCs/>
+          <w:sz w:val="36"/>
+          <w:szCs w:val="36"/>
+        </w:rPr>
+        <w:t>setState</w:t>
+      </w:r>
+      <w:proofErr w:type="spellEnd"/>
+      <w:r>
+        <w:rPr>
+          <w:b/>
+          <w:bCs/>
+          <w:sz w:val="36"/>
+          <w:szCs w:val="36"/>
+        </w:rPr>
+        <w:t>(</w:t>
+      </w:r>
+      <w:proofErr w:type="gramEnd"/>
+      <w:r>
+        <w:rPr>
+          <w:b/>
+          <w:bCs/>
+          <w:sz w:val="36"/>
+          <w:szCs w:val="36"/>
+        </w:rPr>
+        <w:t>)</w:t>
+      </w:r>
+      <w:r>
+        <w:rPr>
+          <w:sz w:val="36"/>
+          <w:szCs w:val="36"/>
+        </w:rPr>
+        <w:t>, just make sure to use</w:t>
+      </w:r>
+      <w:r>
+        <w:rPr>
+          <w:b/>
+          <w:bCs/>
+          <w:sz w:val="36"/>
+          <w:szCs w:val="36"/>
+        </w:rPr>
+        <w:t xml:space="preserve"> </w:t>
+      </w:r>
+      <w:proofErr w:type="spellStart"/>
+      <w:r>
+        <w:rPr>
+          <w:b/>
+          <w:bCs/>
           <w:sz w:val="36"/>
           <w:szCs w:val="36"/>
         </w:rPr>
@@ -10336,35 +13284,102 @@
       <w:proofErr w:type="spellEnd"/>
       <w:r>
         <w:rPr>
-          <w:b/>
-          <w:bCs/>
-          <w:color w:val="D86DCB" w:themeColor="accent5" w:themeTint="99"/>
-          <w:sz w:val="36"/>
-          <w:szCs w:val="36"/>
-        </w:rPr>
-        <w:t xml:space="preserve"> {</w:t>
-      </w:r>
-    </w:p>
-    <w:p>
-      <w:pPr>
-        <w:jc w:val="both"/>
-        <w:rPr>
-          <w:b/>
-          <w:bCs/>
-          <w:color w:val="D86DCB" w:themeColor="accent5" w:themeTint="99"/>
-          <w:sz w:val="36"/>
-          <w:szCs w:val="36"/>
-        </w:rPr>
-      </w:pPr>
-      <w:r>
-        <w:rPr>
-          <w:b/>
-          <w:bCs/>
-          <w:color w:val="D86DCB" w:themeColor="accent5" w:themeTint="99"/>
-          <w:sz w:val="36"/>
-          <w:szCs w:val="36"/>
-        </w:rPr>
-        <w:t xml:space="preserve">  const </w:t>
+          <w:sz w:val="36"/>
+          <w:szCs w:val="36"/>
+        </w:rPr>
+        <w:t xml:space="preserve"> to initialize in</w:t>
+      </w:r>
+      <w:r>
+        <w:rPr>
+          <w:b/>
+          <w:bCs/>
+          <w:sz w:val="36"/>
+          <w:szCs w:val="36"/>
+        </w:rPr>
+        <w:t xml:space="preserve"> </w:t>
+      </w:r>
+      <w:proofErr w:type="spellStart"/>
+      <w:r>
+        <w:rPr>
+          <w:b/>
+          <w:bCs/>
+          <w:sz w:val="36"/>
+          <w:szCs w:val="36"/>
+        </w:rPr>
+        <w:t>ValueNotifier</w:t>
+      </w:r>
+      <w:proofErr w:type="spellEnd"/>
+      <w:r>
+        <w:rPr>
+          <w:sz w:val="36"/>
+          <w:szCs w:val="36"/>
+        </w:rPr>
+        <w:t xml:space="preserve"> in</w:t>
+      </w:r>
+      <w:r>
+        <w:rPr>
+          <w:b/>
+          <w:bCs/>
+          <w:sz w:val="36"/>
+          <w:szCs w:val="36"/>
+        </w:rPr>
+        <w:t xml:space="preserve"> </w:t>
+      </w:r>
+      <w:proofErr w:type="spellStart"/>
+      <w:r>
+        <w:rPr>
+          <w:b/>
+          <w:bCs/>
+          <w:sz w:val="36"/>
+          <w:szCs w:val="36"/>
+        </w:rPr>
+        <w:t>initState</w:t>
+      </w:r>
+      <w:proofErr w:type="spellEnd"/>
+      <w:r>
+        <w:rPr>
+          <w:b/>
+          <w:bCs/>
+          <w:sz w:val="36"/>
+          <w:szCs w:val="36"/>
+        </w:rPr>
+        <w:t xml:space="preserve"> </w:t>
+      </w:r>
+      <w:r>
+        <w:rPr>
+          <w:sz w:val="36"/>
+          <w:szCs w:val="36"/>
+        </w:rPr>
+        <w:t>and dispose it</w:t>
+      </w:r>
+    </w:p>
+    <w:p>
+      <w:pPr>
+        <w:jc w:val="both"/>
+        <w:rPr>
+          <w:sz w:val="36"/>
+          <w:szCs w:val="36"/>
+        </w:rPr>
+      </w:pPr>
+    </w:p>
+    <w:p>
+      <w:pPr>
+        <w:jc w:val="both"/>
+        <w:rPr>
+          <w:b/>
+          <w:bCs/>
+          <w:sz w:val="36"/>
+          <w:szCs w:val="36"/>
+        </w:rPr>
+      </w:pPr>
+      <w:r>
+        <w:rPr>
+          <w:b/>
+          <w:bCs/>
+          <w:sz w:val="36"/>
+          <w:szCs w:val="36"/>
+        </w:rPr>
+        <w:t xml:space="preserve">Platform Specific Asset Building (In </w:t>
       </w:r>
       <w:proofErr w:type="spellStart"/>
       <w:proofErr w:type="gramStart"/>
@@ -10372,2418 +13387,37 @@
         <w:rPr>
           <w:b/>
           <w:bCs/>
-          <w:color w:val="D86DCB" w:themeColor="accent5" w:themeTint="99"/>
-          <w:sz w:val="36"/>
-          <w:szCs w:val="36"/>
-        </w:rPr>
-        <w:t>ColorPicker</w:t>
-      </w:r>
-      <w:proofErr w:type="spellEnd"/>
-      <w:r>
-        <w:rPr>
-          <w:b/>
-          <w:bCs/>
-          <w:color w:val="D86DCB" w:themeColor="accent5" w:themeTint="99"/>
-          <w:sz w:val="36"/>
-          <w:szCs w:val="36"/>
-        </w:rPr>
-        <w:t>(</w:t>
-      </w:r>
+          <w:sz w:val="36"/>
+          <w:szCs w:val="36"/>
+        </w:rPr>
+        <w:t>pusec.yaml</w:t>
+      </w:r>
+      <w:proofErr w:type="spellEnd"/>
       <w:proofErr w:type="gramEnd"/>
       <w:r>
         <w:rPr>
           <w:b/>
           <w:bCs/>
-          <w:color w:val="D86DCB" w:themeColor="accent5" w:themeTint="99"/>
-          <w:sz w:val="36"/>
-          <w:szCs w:val="36"/>
-        </w:rPr>
-        <w:t>{</w:t>
-      </w:r>
-      <w:proofErr w:type="spellStart"/>
-      <w:r>
-        <w:rPr>
-          <w:b/>
-          <w:bCs/>
-          <w:color w:val="D86DCB" w:themeColor="accent5" w:themeTint="99"/>
-          <w:sz w:val="36"/>
-          <w:szCs w:val="36"/>
-        </w:rPr>
-        <w:t>super.key</w:t>
-      </w:r>
-      <w:proofErr w:type="spellEnd"/>
-      <w:r>
-        <w:rPr>
-          <w:b/>
-          <w:bCs/>
-          <w:color w:val="D86DCB" w:themeColor="accent5" w:themeTint="99"/>
-          <w:sz w:val="36"/>
-          <w:szCs w:val="36"/>
-        </w:rPr>
-        <w:t xml:space="preserve">, required </w:t>
-      </w:r>
-      <w:proofErr w:type="spellStart"/>
-      <w:r>
-        <w:rPr>
-          <w:b/>
-          <w:bCs/>
-          <w:color w:val="D86DCB" w:themeColor="accent5" w:themeTint="99"/>
-          <w:sz w:val="36"/>
-          <w:szCs w:val="36"/>
-        </w:rPr>
-        <w:t>this.initialValue</w:t>
-      </w:r>
-      <w:proofErr w:type="spellEnd"/>
-      <w:r>
-        <w:rPr>
-          <w:b/>
-          <w:bCs/>
-          <w:color w:val="D86DCB" w:themeColor="accent5" w:themeTint="99"/>
-          <w:sz w:val="36"/>
-          <w:szCs w:val="36"/>
-        </w:rPr>
-        <w:t xml:space="preserve">, required </w:t>
-      </w:r>
-      <w:proofErr w:type="spellStart"/>
-      <w:r>
-        <w:rPr>
-          <w:b/>
-          <w:bCs/>
-          <w:color w:val="D86DCB" w:themeColor="accent5" w:themeTint="99"/>
-          <w:sz w:val="36"/>
-          <w:szCs w:val="36"/>
-        </w:rPr>
-        <w:t>this.colors</w:t>
-      </w:r>
-      <w:proofErr w:type="spellEnd"/>
-      <w:r>
-        <w:rPr>
-          <w:b/>
-          <w:bCs/>
-          <w:color w:val="D86DCB" w:themeColor="accent5" w:themeTint="99"/>
-          <w:sz w:val="36"/>
-          <w:szCs w:val="36"/>
-        </w:rPr>
-        <w:t xml:space="preserve">, required </w:t>
-      </w:r>
-      <w:proofErr w:type="spellStart"/>
-      <w:r>
-        <w:rPr>
-          <w:b/>
-          <w:bCs/>
-          <w:color w:val="D86DCB" w:themeColor="accent5" w:themeTint="99"/>
-          <w:sz w:val="36"/>
-          <w:szCs w:val="36"/>
-        </w:rPr>
-        <w:t>this.onChanged</w:t>
-      </w:r>
-      <w:proofErr w:type="spellEnd"/>
-      <w:r>
-        <w:rPr>
-          <w:b/>
-          <w:bCs/>
-          <w:color w:val="D86DCB" w:themeColor="accent5" w:themeTint="99"/>
-          <w:sz w:val="36"/>
-          <w:szCs w:val="36"/>
-        </w:rPr>
-        <w:t>});</w:t>
-      </w:r>
-    </w:p>
-    <w:p>
-      <w:pPr>
-        <w:jc w:val="both"/>
-        <w:rPr>
-          <w:b/>
-          <w:bCs/>
-          <w:color w:val="D86DCB" w:themeColor="accent5" w:themeTint="99"/>
-          <w:sz w:val="36"/>
-          <w:szCs w:val="36"/>
-        </w:rPr>
-      </w:pPr>
-      <w:r>
-        <w:rPr>
-          <w:b/>
-          <w:bCs/>
-          <w:color w:val="D86DCB" w:themeColor="accent5" w:themeTint="99"/>
-          <w:sz w:val="36"/>
-          <w:szCs w:val="36"/>
-        </w:rPr>
-        <w:t xml:space="preserve">  final String </w:t>
-      </w:r>
-      <w:proofErr w:type="spellStart"/>
-      <w:r>
-        <w:rPr>
-          <w:b/>
-          <w:bCs/>
-          <w:color w:val="D86DCB" w:themeColor="accent5" w:themeTint="99"/>
-          <w:sz w:val="36"/>
-          <w:szCs w:val="36"/>
-        </w:rPr>
-        <w:t>initialValue</w:t>
-      </w:r>
-      <w:proofErr w:type="spellEnd"/>
-      <w:r>
-        <w:rPr>
-          <w:b/>
-          <w:bCs/>
-          <w:color w:val="D86DCB" w:themeColor="accent5" w:themeTint="99"/>
-          <w:sz w:val="36"/>
-          <w:szCs w:val="36"/>
-        </w:rPr>
-        <w:t>;</w:t>
-      </w:r>
-    </w:p>
-    <w:p>
-      <w:pPr>
-        <w:jc w:val="both"/>
-        <w:rPr>
-          <w:b/>
-          <w:bCs/>
-          <w:color w:val="D86DCB" w:themeColor="accent5" w:themeTint="99"/>
-          <w:sz w:val="36"/>
-          <w:szCs w:val="36"/>
-        </w:rPr>
-      </w:pPr>
-      <w:r>
-        <w:rPr>
-          <w:b/>
-          <w:bCs/>
-          <w:color w:val="D86DCB" w:themeColor="accent5" w:themeTint="99"/>
-          <w:sz w:val="36"/>
-          <w:szCs w:val="36"/>
-        </w:rPr>
-        <w:t xml:space="preserve">  final List&lt;String&gt; colors;</w:t>
-      </w:r>
-    </w:p>
-    <w:p>
-      <w:pPr>
-        <w:jc w:val="both"/>
-        <w:rPr>
-          <w:b/>
-          <w:bCs/>
-          <w:color w:val="D86DCB" w:themeColor="accent5" w:themeTint="99"/>
-          <w:sz w:val="36"/>
-          <w:szCs w:val="36"/>
-        </w:rPr>
-      </w:pPr>
-      <w:r>
-        <w:rPr>
-          <w:b/>
-          <w:bCs/>
-          <w:color w:val="D86DCB" w:themeColor="accent5" w:themeTint="99"/>
-          <w:sz w:val="36"/>
-          <w:szCs w:val="36"/>
-        </w:rPr>
-        <w:t xml:space="preserve">  final </w:t>
-      </w:r>
-      <w:proofErr w:type="spellStart"/>
-      <w:r>
-        <w:rPr>
-          <w:b/>
-          <w:bCs/>
-          <w:color w:val="D86DCB" w:themeColor="accent5" w:themeTint="99"/>
-          <w:sz w:val="36"/>
-          <w:szCs w:val="36"/>
-        </w:rPr>
-        <w:t>ValueChanged</w:t>
-      </w:r>
-      <w:proofErr w:type="spellEnd"/>
-      <w:r>
-        <w:rPr>
-          <w:b/>
-          <w:bCs/>
-          <w:color w:val="D86DCB" w:themeColor="accent5" w:themeTint="99"/>
-          <w:sz w:val="36"/>
-          <w:szCs w:val="36"/>
-        </w:rPr>
-        <w:t xml:space="preserve">&lt;String&gt; </w:t>
-      </w:r>
-      <w:proofErr w:type="spellStart"/>
-      <w:r>
-        <w:rPr>
-          <w:b/>
-          <w:bCs/>
-          <w:color w:val="D86DCB" w:themeColor="accent5" w:themeTint="99"/>
-          <w:sz w:val="36"/>
-          <w:szCs w:val="36"/>
-        </w:rPr>
-        <w:t>onChanged</w:t>
-      </w:r>
-      <w:proofErr w:type="spellEnd"/>
-      <w:r>
-        <w:rPr>
-          <w:b/>
-          <w:bCs/>
-          <w:color w:val="D86DCB" w:themeColor="accent5" w:themeTint="99"/>
-          <w:sz w:val="36"/>
-          <w:szCs w:val="36"/>
-        </w:rPr>
-        <w:t>;</w:t>
-      </w:r>
-    </w:p>
-    <w:p>
-      <w:pPr>
-        <w:jc w:val="both"/>
-        <w:rPr>
-          <w:b/>
-          <w:bCs/>
-          <w:color w:val="D86DCB" w:themeColor="accent5" w:themeTint="99"/>
-          <w:sz w:val="36"/>
-          <w:szCs w:val="36"/>
-        </w:rPr>
-      </w:pPr>
-      <w:r>
-        <w:rPr>
-          <w:b/>
-          <w:bCs/>
-          <w:color w:val="D86DCB" w:themeColor="accent5" w:themeTint="99"/>
-          <w:sz w:val="36"/>
-          <w:szCs w:val="36"/>
-        </w:rPr>
-        <w:t xml:space="preserve">  @override</w:t>
-      </w:r>
-    </w:p>
-    <w:p>
-      <w:pPr>
-        <w:jc w:val="both"/>
-        <w:rPr>
-          <w:b/>
-          <w:bCs/>
-          <w:color w:val="D86DCB" w:themeColor="accent5" w:themeTint="99"/>
-          <w:sz w:val="36"/>
-          <w:szCs w:val="36"/>
-        </w:rPr>
-      </w:pPr>
-      <w:r>
-        <w:rPr>
-          <w:b/>
-          <w:bCs/>
-          <w:color w:val="D86DCB" w:themeColor="accent5" w:themeTint="99"/>
-          <w:sz w:val="36"/>
-          <w:szCs w:val="36"/>
-        </w:rPr>
-        <w:t xml:space="preserve">  State&lt;</w:t>
-      </w:r>
-      <w:proofErr w:type="spellStart"/>
-      <w:r>
-        <w:rPr>
-          <w:b/>
-          <w:bCs/>
-          <w:color w:val="D86DCB" w:themeColor="accent5" w:themeTint="99"/>
-          <w:sz w:val="36"/>
-          <w:szCs w:val="36"/>
-        </w:rPr>
-        <w:t>ColorPicker</w:t>
-      </w:r>
-      <w:proofErr w:type="spellEnd"/>
-      <w:r>
-        <w:rPr>
-          <w:b/>
-          <w:bCs/>
-          <w:color w:val="D86DCB" w:themeColor="accent5" w:themeTint="99"/>
-          <w:sz w:val="36"/>
-          <w:szCs w:val="36"/>
-        </w:rPr>
-        <w:t xml:space="preserve">&gt; </w:t>
-      </w:r>
-      <w:proofErr w:type="spellStart"/>
-      <w:proofErr w:type="gramStart"/>
-      <w:r>
-        <w:rPr>
-          <w:b/>
-          <w:bCs/>
-          <w:color w:val="D86DCB" w:themeColor="accent5" w:themeTint="99"/>
-          <w:sz w:val="36"/>
-          <w:szCs w:val="36"/>
-        </w:rPr>
-        <w:t>createState</w:t>
-      </w:r>
-      <w:proofErr w:type="spellEnd"/>
-      <w:r>
-        <w:rPr>
-          <w:b/>
-          <w:bCs/>
-          <w:color w:val="D86DCB" w:themeColor="accent5" w:themeTint="99"/>
-          <w:sz w:val="36"/>
-          <w:szCs w:val="36"/>
-        </w:rPr>
-        <w:t>(</w:t>
-      </w:r>
-      <w:proofErr w:type="gramEnd"/>
-      <w:r>
-        <w:rPr>
-          <w:b/>
-          <w:bCs/>
-          <w:color w:val="D86DCB" w:themeColor="accent5" w:themeTint="99"/>
-          <w:sz w:val="36"/>
-          <w:szCs w:val="36"/>
-        </w:rPr>
-        <w:t>) =&gt; _</w:t>
-      </w:r>
-      <w:proofErr w:type="spellStart"/>
-      <w:r>
-        <w:rPr>
-          <w:b/>
-          <w:bCs/>
-          <w:color w:val="D86DCB" w:themeColor="accent5" w:themeTint="99"/>
-          <w:sz w:val="36"/>
-          <w:szCs w:val="36"/>
-        </w:rPr>
-        <w:t>ColorPickerState</w:t>
-      </w:r>
-      <w:proofErr w:type="spellEnd"/>
-      <w:r>
-        <w:rPr>
-          <w:b/>
-          <w:bCs/>
-          <w:color w:val="D86DCB" w:themeColor="accent5" w:themeTint="99"/>
-          <w:sz w:val="36"/>
-          <w:szCs w:val="36"/>
-        </w:rPr>
-        <w:t>();</w:t>
-      </w:r>
-    </w:p>
-    <w:p>
-      <w:pPr>
-        <w:jc w:val="both"/>
-        <w:rPr>
-          <w:b/>
-          <w:bCs/>
-          <w:color w:val="D86DCB" w:themeColor="accent5" w:themeTint="99"/>
-          <w:sz w:val="36"/>
-          <w:szCs w:val="36"/>
-        </w:rPr>
-      </w:pPr>
-      <w:r>
-        <w:rPr>
-          <w:b/>
-          <w:bCs/>
-          <w:color w:val="D86DCB" w:themeColor="accent5" w:themeTint="99"/>
-          <w:sz w:val="36"/>
-          <w:szCs w:val="36"/>
-        </w:rPr>
-        <w:t>}</w:t>
-      </w:r>
-    </w:p>
-    <w:p>
-      <w:pPr>
-        <w:jc w:val="both"/>
-        <w:rPr>
-          <w:b/>
-          <w:bCs/>
-          <w:color w:val="D86DCB" w:themeColor="accent5" w:themeTint="99"/>
-          <w:sz w:val="36"/>
-          <w:szCs w:val="36"/>
-        </w:rPr>
-      </w:pPr>
-      <w:r>
-        <w:rPr>
-          <w:b/>
-          <w:bCs/>
-          <w:color w:val="D86DCB" w:themeColor="accent5" w:themeTint="99"/>
+          <w:sz w:val="36"/>
+          <w:szCs w:val="36"/>
+        </w:rPr>
+        <w:t>):</w:t>
+      </w:r>
+    </w:p>
+    <w:p>
+      <w:pPr>
+        <w:jc w:val="both"/>
+        <w:rPr>
+          <w:sz w:val="36"/>
+          <w:szCs w:val="36"/>
+        </w:rPr>
+      </w:pPr>
+      <w:r>
+        <w:rPr>
           <w:sz w:val="36"/>
           <w:szCs w:val="36"/>
         </w:rPr>
         <w:lastRenderedPageBreak/>
-        <w:t>class _</w:t>
-      </w:r>
-      <w:proofErr w:type="spellStart"/>
-      <w:r>
-        <w:rPr>
-          <w:b/>
-          <w:bCs/>
-          <w:color w:val="D86DCB" w:themeColor="accent5" w:themeTint="99"/>
-          <w:sz w:val="36"/>
-          <w:szCs w:val="36"/>
-        </w:rPr>
-        <w:t>ColorPickerState</w:t>
-      </w:r>
-      <w:proofErr w:type="spellEnd"/>
-      <w:r>
-        <w:rPr>
-          <w:b/>
-          <w:bCs/>
-          <w:color w:val="D86DCB" w:themeColor="accent5" w:themeTint="99"/>
-          <w:sz w:val="36"/>
-          <w:szCs w:val="36"/>
-        </w:rPr>
-        <w:t xml:space="preserve"> extends State&lt;</w:t>
-      </w:r>
-      <w:proofErr w:type="spellStart"/>
-      <w:r>
-        <w:rPr>
-          <w:b/>
-          <w:bCs/>
-          <w:color w:val="D86DCB" w:themeColor="accent5" w:themeTint="99"/>
-          <w:sz w:val="36"/>
-          <w:szCs w:val="36"/>
-        </w:rPr>
-        <w:t>ColorPicker</w:t>
-      </w:r>
-      <w:proofErr w:type="spellEnd"/>
-      <w:r>
-        <w:rPr>
-          <w:b/>
-          <w:bCs/>
-          <w:color w:val="D86DCB" w:themeColor="accent5" w:themeTint="99"/>
-          <w:sz w:val="36"/>
-          <w:szCs w:val="36"/>
-        </w:rPr>
-        <w:t>&gt; {</w:t>
-      </w:r>
-    </w:p>
-    <w:p>
-      <w:pPr>
-        <w:jc w:val="both"/>
-        <w:rPr>
-          <w:b/>
-          <w:bCs/>
-          <w:color w:val="D86DCB" w:themeColor="accent5" w:themeTint="99"/>
-          <w:sz w:val="36"/>
-          <w:szCs w:val="36"/>
-        </w:rPr>
-      </w:pPr>
-      <w:r>
-        <w:rPr>
-          <w:b/>
-          <w:bCs/>
-          <w:color w:val="D86DCB" w:themeColor="accent5" w:themeTint="99"/>
-          <w:sz w:val="36"/>
-          <w:szCs w:val="36"/>
-        </w:rPr>
-        <w:t xml:space="preserve">  String? </w:t>
-      </w:r>
-      <w:proofErr w:type="spellStart"/>
-      <w:r>
-        <w:rPr>
-          <w:b/>
-          <w:bCs/>
-          <w:color w:val="D86DCB" w:themeColor="accent5" w:themeTint="99"/>
-          <w:sz w:val="36"/>
-          <w:szCs w:val="36"/>
-        </w:rPr>
-        <w:t>selectedValue</w:t>
-      </w:r>
-      <w:proofErr w:type="spellEnd"/>
-      <w:r>
-        <w:rPr>
-          <w:b/>
-          <w:bCs/>
-          <w:color w:val="D86DCB" w:themeColor="accent5" w:themeTint="99"/>
-          <w:sz w:val="36"/>
-          <w:szCs w:val="36"/>
-        </w:rPr>
-        <w:t>;</w:t>
-      </w:r>
-    </w:p>
-    <w:p>
-      <w:pPr>
-        <w:jc w:val="both"/>
-        <w:rPr>
-          <w:b/>
-          <w:bCs/>
-          <w:color w:val="D86DCB" w:themeColor="accent5" w:themeTint="99"/>
-          <w:sz w:val="36"/>
-          <w:szCs w:val="36"/>
-        </w:rPr>
-      </w:pPr>
-      <w:r>
-        <w:rPr>
-          <w:b/>
-          <w:bCs/>
-          <w:color w:val="D86DCB" w:themeColor="accent5" w:themeTint="99"/>
-          <w:sz w:val="36"/>
-          <w:szCs w:val="36"/>
-        </w:rPr>
-        <w:t xml:space="preserve">  @override</w:t>
-      </w:r>
-    </w:p>
-    <w:p>
-      <w:pPr>
-        <w:jc w:val="both"/>
-        <w:rPr>
-          <w:b/>
-          <w:bCs/>
-          <w:color w:val="D86DCB" w:themeColor="accent5" w:themeTint="99"/>
-          <w:sz w:val="36"/>
-          <w:szCs w:val="36"/>
-        </w:rPr>
-      </w:pPr>
-      <w:r>
-        <w:rPr>
-          <w:b/>
-          <w:bCs/>
-          <w:color w:val="D86DCB" w:themeColor="accent5" w:themeTint="99"/>
-          <w:sz w:val="36"/>
-          <w:szCs w:val="36"/>
-        </w:rPr>
-        <w:t xml:space="preserve">  void </w:t>
-      </w:r>
-      <w:proofErr w:type="spellStart"/>
-      <w:proofErr w:type="gramStart"/>
-      <w:r>
-        <w:rPr>
-          <w:b/>
-          <w:bCs/>
-          <w:color w:val="D86DCB" w:themeColor="accent5" w:themeTint="99"/>
-          <w:sz w:val="36"/>
-          <w:szCs w:val="36"/>
-        </w:rPr>
-        <w:t>initState</w:t>
-      </w:r>
-      <w:proofErr w:type="spellEnd"/>
-      <w:r>
-        <w:rPr>
-          <w:b/>
-          <w:bCs/>
-          <w:color w:val="D86DCB" w:themeColor="accent5" w:themeTint="99"/>
-          <w:sz w:val="36"/>
-          <w:szCs w:val="36"/>
-        </w:rPr>
-        <w:t>(</w:t>
-      </w:r>
-      <w:proofErr w:type="gramEnd"/>
-      <w:r>
-        <w:rPr>
-          <w:b/>
-          <w:bCs/>
-          <w:color w:val="D86DCB" w:themeColor="accent5" w:themeTint="99"/>
-          <w:sz w:val="36"/>
-          <w:szCs w:val="36"/>
-        </w:rPr>
-        <w:t>) {</w:t>
-      </w:r>
-    </w:p>
-    <w:p>
-      <w:pPr>
-        <w:jc w:val="both"/>
-        <w:rPr>
-          <w:b/>
-          <w:bCs/>
-          <w:color w:val="D86DCB" w:themeColor="accent5" w:themeTint="99"/>
-          <w:sz w:val="36"/>
-          <w:szCs w:val="36"/>
-        </w:rPr>
-      </w:pPr>
-      <w:r>
-        <w:rPr>
-          <w:b/>
-          <w:bCs/>
-          <w:color w:val="D86DCB" w:themeColor="accent5" w:themeTint="99"/>
-          <w:sz w:val="36"/>
-          <w:szCs w:val="36"/>
-        </w:rPr>
-        <w:t xml:space="preserve">    </w:t>
-      </w:r>
-      <w:proofErr w:type="spellStart"/>
-      <w:proofErr w:type="gramStart"/>
-      <w:r>
-        <w:rPr>
-          <w:b/>
-          <w:bCs/>
-          <w:color w:val="D86DCB" w:themeColor="accent5" w:themeTint="99"/>
-          <w:sz w:val="36"/>
-          <w:szCs w:val="36"/>
-        </w:rPr>
-        <w:t>super.initState</w:t>
-      </w:r>
-      <w:proofErr w:type="spellEnd"/>
-      <w:proofErr w:type="gramEnd"/>
-      <w:r>
-        <w:rPr>
-          <w:b/>
-          <w:bCs/>
-          <w:color w:val="D86DCB" w:themeColor="accent5" w:themeTint="99"/>
-          <w:sz w:val="36"/>
-          <w:szCs w:val="36"/>
-        </w:rPr>
-        <w:t>();</w:t>
-      </w:r>
-    </w:p>
-    <w:p>
-      <w:pPr>
-        <w:jc w:val="both"/>
-        <w:rPr>
-          <w:b/>
-          <w:bCs/>
-          <w:color w:val="D86DCB" w:themeColor="accent5" w:themeTint="99"/>
-          <w:sz w:val="36"/>
-          <w:szCs w:val="36"/>
-        </w:rPr>
-      </w:pPr>
-      <w:r>
-        <w:rPr>
-          <w:b/>
-          <w:bCs/>
-          <w:color w:val="D86DCB" w:themeColor="accent5" w:themeTint="99"/>
-          <w:sz w:val="36"/>
-          <w:szCs w:val="36"/>
-        </w:rPr>
-        <w:t xml:space="preserve">    </w:t>
-      </w:r>
-      <w:proofErr w:type="spellStart"/>
-      <w:r>
-        <w:rPr>
-          <w:b/>
-          <w:bCs/>
-          <w:color w:val="D86DCB" w:themeColor="accent5" w:themeTint="99"/>
-          <w:sz w:val="36"/>
-          <w:szCs w:val="36"/>
-        </w:rPr>
-        <w:t>selectedValue</w:t>
-      </w:r>
-      <w:proofErr w:type="spellEnd"/>
-      <w:r>
-        <w:rPr>
-          <w:b/>
-          <w:bCs/>
-          <w:color w:val="D86DCB" w:themeColor="accent5" w:themeTint="99"/>
-          <w:sz w:val="36"/>
-          <w:szCs w:val="36"/>
-        </w:rPr>
-        <w:t xml:space="preserve"> = </w:t>
-      </w:r>
-      <w:proofErr w:type="spellStart"/>
-      <w:proofErr w:type="gramStart"/>
-      <w:r>
-        <w:rPr>
-          <w:b/>
-          <w:bCs/>
-          <w:color w:val="D86DCB" w:themeColor="accent5" w:themeTint="99"/>
-          <w:sz w:val="36"/>
-          <w:szCs w:val="36"/>
-        </w:rPr>
-        <w:t>widget.initialValue</w:t>
-      </w:r>
-      <w:proofErr w:type="spellEnd"/>
-      <w:proofErr w:type="gramEnd"/>
-      <w:r>
-        <w:rPr>
-          <w:b/>
-          <w:bCs/>
-          <w:color w:val="D86DCB" w:themeColor="accent5" w:themeTint="99"/>
-          <w:sz w:val="36"/>
-          <w:szCs w:val="36"/>
-        </w:rPr>
-        <w:t>;</w:t>
-      </w:r>
-    </w:p>
-    <w:p>
-      <w:pPr>
-        <w:jc w:val="both"/>
-        <w:rPr>
-          <w:b/>
-          <w:bCs/>
-          <w:color w:val="D86DCB" w:themeColor="accent5" w:themeTint="99"/>
-          <w:sz w:val="36"/>
-          <w:szCs w:val="36"/>
-        </w:rPr>
-      </w:pPr>
-      <w:r>
-        <w:rPr>
-          <w:b/>
-          <w:bCs/>
-          <w:color w:val="D86DCB" w:themeColor="accent5" w:themeTint="99"/>
-          <w:sz w:val="36"/>
-          <w:szCs w:val="36"/>
-        </w:rPr>
-        <w:t xml:space="preserve">  }</w:t>
-      </w:r>
-    </w:p>
-    <w:p>
-      <w:pPr>
-        <w:jc w:val="both"/>
-        <w:rPr>
-          <w:b/>
-          <w:bCs/>
-          <w:color w:val="D86DCB" w:themeColor="accent5" w:themeTint="99"/>
-          <w:sz w:val="36"/>
-          <w:szCs w:val="36"/>
-        </w:rPr>
-      </w:pPr>
-      <w:r>
-        <w:rPr>
-          <w:b/>
-          <w:bCs/>
-          <w:color w:val="D86DCB" w:themeColor="accent5" w:themeTint="99"/>
-          <w:sz w:val="36"/>
-          <w:szCs w:val="36"/>
-        </w:rPr>
-        <w:t xml:space="preserve">  @override</w:t>
-      </w:r>
-    </w:p>
-    <w:p>
-      <w:pPr>
-        <w:jc w:val="both"/>
-        <w:rPr>
-          <w:b/>
-          <w:bCs/>
-          <w:color w:val="D86DCB" w:themeColor="accent5" w:themeTint="99"/>
-          <w:sz w:val="36"/>
-          <w:szCs w:val="36"/>
-        </w:rPr>
-      </w:pPr>
-      <w:r>
-        <w:rPr>
-          <w:b/>
-          <w:bCs/>
-          <w:color w:val="D86DCB" w:themeColor="accent5" w:themeTint="99"/>
-          <w:sz w:val="36"/>
-          <w:szCs w:val="36"/>
-        </w:rPr>
-        <w:t xml:space="preserve">  Widget </w:t>
-      </w:r>
-      <w:proofErr w:type="gramStart"/>
-      <w:r>
-        <w:rPr>
-          <w:b/>
-          <w:bCs/>
-          <w:color w:val="D86DCB" w:themeColor="accent5" w:themeTint="99"/>
-          <w:sz w:val="36"/>
-          <w:szCs w:val="36"/>
-        </w:rPr>
-        <w:t>build(</w:t>
-      </w:r>
-      <w:proofErr w:type="spellStart"/>
-      <w:proofErr w:type="gramEnd"/>
-      <w:r>
-        <w:rPr>
-          <w:b/>
-          <w:bCs/>
-          <w:color w:val="D86DCB" w:themeColor="accent5" w:themeTint="99"/>
-          <w:sz w:val="36"/>
-          <w:szCs w:val="36"/>
-        </w:rPr>
-        <w:t>BuildContext</w:t>
-      </w:r>
-      <w:proofErr w:type="spellEnd"/>
-      <w:r>
-        <w:rPr>
-          <w:b/>
-          <w:bCs/>
-          <w:color w:val="D86DCB" w:themeColor="accent5" w:themeTint="99"/>
-          <w:sz w:val="36"/>
-          <w:szCs w:val="36"/>
-        </w:rPr>
-        <w:t xml:space="preserve"> context) {</w:t>
-      </w:r>
-    </w:p>
-    <w:p>
-      <w:pPr>
-        <w:jc w:val="both"/>
-        <w:rPr>
-          <w:b/>
-          <w:bCs/>
-          <w:color w:val="D86DCB" w:themeColor="accent5" w:themeTint="99"/>
-          <w:sz w:val="36"/>
-          <w:szCs w:val="36"/>
-        </w:rPr>
-      </w:pPr>
-      <w:r>
-        <w:rPr>
-          <w:b/>
-          <w:bCs/>
-          <w:color w:val="D86DCB" w:themeColor="accent5" w:themeTint="99"/>
-          <w:sz w:val="36"/>
-          <w:szCs w:val="36"/>
-        </w:rPr>
-        <w:t xml:space="preserve">    return </w:t>
-      </w:r>
-      <w:proofErr w:type="spellStart"/>
-      <w:proofErr w:type="gramStart"/>
-      <w:r>
-        <w:rPr>
-          <w:b/>
-          <w:bCs/>
-          <w:color w:val="D86DCB" w:themeColor="accent5" w:themeTint="99"/>
-          <w:sz w:val="36"/>
-          <w:szCs w:val="36"/>
-        </w:rPr>
-        <w:t>SizedBox</w:t>
-      </w:r>
-      <w:proofErr w:type="spellEnd"/>
-      <w:r>
-        <w:rPr>
-          <w:b/>
-          <w:bCs/>
-          <w:color w:val="D86DCB" w:themeColor="accent5" w:themeTint="99"/>
-          <w:sz w:val="36"/>
-          <w:szCs w:val="36"/>
-        </w:rPr>
-        <w:t>(</w:t>
-      </w:r>
-      <w:proofErr w:type="gramEnd"/>
-    </w:p>
-    <w:p>
-      <w:pPr>
-        <w:jc w:val="both"/>
-        <w:rPr>
-          <w:b/>
-          <w:bCs/>
-          <w:color w:val="D86DCB" w:themeColor="accent5" w:themeTint="99"/>
-          <w:sz w:val="36"/>
-          <w:szCs w:val="36"/>
-        </w:rPr>
-      </w:pPr>
-      <w:r>
-        <w:rPr>
-          <w:b/>
-          <w:bCs/>
-          <w:color w:val="D86DCB" w:themeColor="accent5" w:themeTint="99"/>
-          <w:sz w:val="36"/>
-          <w:szCs w:val="36"/>
-        </w:rPr>
-        <w:t xml:space="preserve">      height: 40,</w:t>
-      </w:r>
-    </w:p>
-    <w:p>
-      <w:pPr>
-        <w:jc w:val="both"/>
-        <w:rPr>
-          <w:b/>
-          <w:bCs/>
-          <w:color w:val="D86DCB" w:themeColor="accent5" w:themeTint="99"/>
-          <w:sz w:val="36"/>
-          <w:szCs w:val="36"/>
-        </w:rPr>
-      </w:pPr>
-      <w:r>
-        <w:rPr>
-          <w:b/>
-          <w:bCs/>
-          <w:color w:val="D86DCB" w:themeColor="accent5" w:themeTint="99"/>
-          <w:sz w:val="36"/>
-          <w:szCs w:val="36"/>
-        </w:rPr>
-        <w:t xml:space="preserve">      child: </w:t>
-      </w:r>
-      <w:proofErr w:type="spellStart"/>
-      <w:r>
-        <w:rPr>
-          <w:b/>
-          <w:bCs/>
-          <w:color w:val="D86DCB" w:themeColor="accent5" w:themeTint="99"/>
-          <w:sz w:val="36"/>
-          <w:szCs w:val="36"/>
-        </w:rPr>
-        <w:t>ListView.builder</w:t>
-      </w:r>
-      <w:proofErr w:type="spellEnd"/>
-      <w:r>
-        <w:rPr>
-          <w:b/>
-          <w:bCs/>
-          <w:color w:val="D86DCB" w:themeColor="accent5" w:themeTint="99"/>
-          <w:sz w:val="36"/>
-          <w:szCs w:val="36"/>
-        </w:rPr>
-        <w:t>(</w:t>
-      </w:r>
-    </w:p>
-    <w:p>
-      <w:pPr>
-        <w:jc w:val="both"/>
-        <w:rPr>
-          <w:b/>
-          <w:bCs/>
-          <w:color w:val="D86DCB" w:themeColor="accent5" w:themeTint="99"/>
-          <w:sz w:val="36"/>
-          <w:szCs w:val="36"/>
-        </w:rPr>
-      </w:pPr>
-      <w:r>
-        <w:rPr>
-          <w:b/>
-          <w:bCs/>
-          <w:color w:val="D86DCB" w:themeColor="accent5" w:themeTint="99"/>
-          <w:sz w:val="36"/>
-          <w:szCs w:val="36"/>
-        </w:rPr>
-        <w:t xml:space="preserve">          </w:t>
-      </w:r>
-      <w:proofErr w:type="spellStart"/>
-      <w:r>
-        <w:rPr>
-          <w:b/>
-          <w:bCs/>
-          <w:color w:val="D86DCB" w:themeColor="accent5" w:themeTint="99"/>
-          <w:sz w:val="36"/>
-          <w:szCs w:val="36"/>
-        </w:rPr>
-        <w:t>scrollDirection</w:t>
-      </w:r>
-      <w:proofErr w:type="spellEnd"/>
-      <w:proofErr w:type="gramStart"/>
-      <w:r>
-        <w:rPr>
-          <w:b/>
-          <w:bCs/>
-          <w:color w:val="D86DCB" w:themeColor="accent5" w:themeTint="99"/>
-          <w:sz w:val="36"/>
-          <w:szCs w:val="36"/>
-        </w:rPr>
-        <w:t>: .horizontal</w:t>
-      </w:r>
-      <w:proofErr w:type="gramEnd"/>
-      <w:r>
-        <w:rPr>
-          <w:b/>
-          <w:bCs/>
-          <w:color w:val="D86DCB" w:themeColor="accent5" w:themeTint="99"/>
-          <w:sz w:val="36"/>
-          <w:szCs w:val="36"/>
-        </w:rPr>
-        <w:t>,</w:t>
-      </w:r>
-    </w:p>
-    <w:p>
-      <w:pPr>
-        <w:jc w:val="both"/>
-        <w:rPr>
-          <w:b/>
-          <w:bCs/>
-          <w:color w:val="D86DCB" w:themeColor="accent5" w:themeTint="99"/>
-          <w:sz w:val="36"/>
-          <w:szCs w:val="36"/>
-        </w:rPr>
-      </w:pPr>
-      <w:r>
-        <w:rPr>
-          <w:b/>
-          <w:bCs/>
-          <w:color w:val="D86DCB" w:themeColor="accent5" w:themeTint="99"/>
-          <w:sz w:val="36"/>
-          <w:szCs w:val="36"/>
-        </w:rPr>
-        <w:t xml:space="preserve">          </w:t>
-      </w:r>
-      <w:proofErr w:type="spellStart"/>
-      <w:r>
-        <w:rPr>
-          <w:b/>
-          <w:bCs/>
-          <w:color w:val="D86DCB" w:themeColor="accent5" w:themeTint="99"/>
-          <w:sz w:val="36"/>
-          <w:szCs w:val="36"/>
-        </w:rPr>
-        <w:t>itemCount</w:t>
-      </w:r>
-      <w:proofErr w:type="spellEnd"/>
-      <w:r>
-        <w:rPr>
-          <w:b/>
-          <w:bCs/>
-          <w:color w:val="D86DCB" w:themeColor="accent5" w:themeTint="99"/>
-          <w:sz w:val="36"/>
-          <w:szCs w:val="36"/>
-        </w:rPr>
-        <w:t xml:space="preserve">: </w:t>
-      </w:r>
-      <w:proofErr w:type="spellStart"/>
-      <w:proofErr w:type="gramStart"/>
-      <w:r>
-        <w:rPr>
-          <w:b/>
-          <w:bCs/>
-          <w:color w:val="D86DCB" w:themeColor="accent5" w:themeTint="99"/>
-          <w:sz w:val="36"/>
-          <w:szCs w:val="36"/>
-        </w:rPr>
-        <w:t>widget.colors</w:t>
-      </w:r>
-      <w:proofErr w:type="gramEnd"/>
-      <w:r>
-        <w:rPr>
-          <w:b/>
-          <w:bCs/>
-          <w:color w:val="D86DCB" w:themeColor="accent5" w:themeTint="99"/>
-          <w:sz w:val="36"/>
-          <w:szCs w:val="36"/>
-        </w:rPr>
-        <w:t>.length</w:t>
-      </w:r>
-      <w:proofErr w:type="spellEnd"/>
-      <w:r>
-        <w:rPr>
-          <w:b/>
-          <w:bCs/>
-          <w:color w:val="D86DCB" w:themeColor="accent5" w:themeTint="99"/>
-          <w:sz w:val="36"/>
-          <w:szCs w:val="36"/>
-        </w:rPr>
-        <w:t>,</w:t>
-      </w:r>
-    </w:p>
-    <w:p>
-      <w:pPr>
-        <w:jc w:val="both"/>
-        <w:rPr>
-          <w:b/>
-          <w:bCs/>
-          <w:color w:val="D86DCB" w:themeColor="accent5" w:themeTint="99"/>
-          <w:sz w:val="36"/>
-          <w:szCs w:val="36"/>
-        </w:rPr>
-      </w:pPr>
-      <w:r>
-        <w:rPr>
-          <w:b/>
-          <w:bCs/>
-          <w:color w:val="D86DCB" w:themeColor="accent5" w:themeTint="99"/>
-          <w:sz w:val="36"/>
-          <w:szCs w:val="36"/>
-        </w:rPr>
-        <w:t xml:space="preserve">          </w:t>
-      </w:r>
-      <w:proofErr w:type="spellStart"/>
-      <w:r>
-        <w:rPr>
-          <w:b/>
-          <w:bCs/>
-          <w:color w:val="D86DCB" w:themeColor="accent5" w:themeTint="99"/>
-          <w:sz w:val="36"/>
-          <w:szCs w:val="36"/>
-        </w:rPr>
-        <w:t>itemBuilder</w:t>
-      </w:r>
-      <w:proofErr w:type="spellEnd"/>
-      <w:r>
-        <w:rPr>
-          <w:b/>
-          <w:bCs/>
-          <w:color w:val="D86DCB" w:themeColor="accent5" w:themeTint="99"/>
-          <w:sz w:val="36"/>
-          <w:szCs w:val="36"/>
-        </w:rPr>
-        <w:t>: (</w:t>
-      </w:r>
-      <w:proofErr w:type="spellStart"/>
-      <w:r>
-        <w:rPr>
-          <w:b/>
-          <w:bCs/>
-          <w:color w:val="D86DCB" w:themeColor="accent5" w:themeTint="99"/>
-          <w:sz w:val="36"/>
-          <w:szCs w:val="36"/>
-        </w:rPr>
-        <w:t>BuildContext</w:t>
-      </w:r>
-      <w:proofErr w:type="spellEnd"/>
-      <w:r>
-        <w:rPr>
-          <w:b/>
-          <w:bCs/>
-          <w:color w:val="D86DCB" w:themeColor="accent5" w:themeTint="99"/>
-          <w:sz w:val="36"/>
-          <w:szCs w:val="36"/>
-        </w:rPr>
-        <w:t xml:space="preserve"> context, int index) {</w:t>
-      </w:r>
-    </w:p>
-    <w:p>
-      <w:pPr>
-        <w:jc w:val="both"/>
-        <w:rPr>
-          <w:b/>
-          <w:bCs/>
-          <w:color w:val="D86DCB" w:themeColor="accent5" w:themeTint="99"/>
-          <w:sz w:val="36"/>
-          <w:szCs w:val="36"/>
-        </w:rPr>
-      </w:pPr>
-      <w:r>
-        <w:rPr>
-          <w:b/>
-          <w:bCs/>
-          <w:color w:val="D86DCB" w:themeColor="accent5" w:themeTint="99"/>
-          <w:sz w:val="36"/>
-          <w:szCs w:val="36"/>
-        </w:rPr>
-        <w:t xml:space="preserve">            final color = </w:t>
-      </w:r>
-      <w:proofErr w:type="spellStart"/>
-      <w:proofErr w:type="gramStart"/>
-      <w:r>
-        <w:rPr>
-          <w:b/>
-          <w:bCs/>
-          <w:color w:val="D86DCB" w:themeColor="accent5" w:themeTint="99"/>
-          <w:sz w:val="36"/>
-          <w:szCs w:val="36"/>
-        </w:rPr>
-        <w:t>widget.colors</w:t>
-      </w:r>
-      <w:proofErr w:type="spellEnd"/>
-      <w:proofErr w:type="gramEnd"/>
-      <w:r>
-        <w:rPr>
-          <w:b/>
-          <w:bCs/>
-          <w:color w:val="D86DCB" w:themeColor="accent5" w:themeTint="99"/>
-          <w:sz w:val="36"/>
-          <w:szCs w:val="36"/>
-        </w:rPr>
-        <w:t>[index];</w:t>
-      </w:r>
-    </w:p>
-    <w:p>
-      <w:pPr>
-        <w:jc w:val="both"/>
-        <w:rPr>
-          <w:b/>
-          <w:bCs/>
-          <w:color w:val="D86DCB" w:themeColor="accent5" w:themeTint="99"/>
-          <w:sz w:val="36"/>
-          <w:szCs w:val="36"/>
-        </w:rPr>
-      </w:pPr>
-      <w:r>
-        <w:rPr>
-          <w:b/>
-          <w:bCs/>
-          <w:color w:val="D86DCB" w:themeColor="accent5" w:themeTint="99"/>
-          <w:sz w:val="36"/>
-          <w:szCs w:val="36"/>
-        </w:rPr>
-        <w:t xml:space="preserve">            final bool </w:t>
-      </w:r>
-      <w:proofErr w:type="spellStart"/>
-      <w:r>
-        <w:rPr>
-          <w:b/>
-          <w:bCs/>
-          <w:color w:val="D86DCB" w:themeColor="accent5" w:themeTint="99"/>
-          <w:sz w:val="36"/>
-          <w:szCs w:val="36"/>
-        </w:rPr>
-        <w:t>isSelected</w:t>
-      </w:r>
-      <w:proofErr w:type="spellEnd"/>
-      <w:r>
-        <w:rPr>
-          <w:b/>
-          <w:bCs/>
-          <w:color w:val="D86DCB" w:themeColor="accent5" w:themeTint="99"/>
-          <w:sz w:val="36"/>
-          <w:szCs w:val="36"/>
-        </w:rPr>
-        <w:t xml:space="preserve"> = </w:t>
-      </w:r>
-      <w:proofErr w:type="spellStart"/>
-      <w:r>
-        <w:rPr>
-          <w:b/>
-          <w:bCs/>
-          <w:color w:val="D86DCB" w:themeColor="accent5" w:themeTint="99"/>
-          <w:sz w:val="36"/>
-          <w:szCs w:val="36"/>
-        </w:rPr>
-        <w:t>selectedValue</w:t>
-      </w:r>
-      <w:proofErr w:type="spellEnd"/>
-      <w:r>
-        <w:rPr>
-          <w:b/>
-          <w:bCs/>
-          <w:color w:val="D86DCB" w:themeColor="accent5" w:themeTint="99"/>
-          <w:sz w:val="36"/>
-          <w:szCs w:val="36"/>
-        </w:rPr>
-        <w:t xml:space="preserve"> == color;</w:t>
-      </w:r>
-    </w:p>
-    <w:p>
-      <w:pPr>
-        <w:jc w:val="both"/>
-        <w:rPr>
-          <w:b/>
-          <w:bCs/>
-          <w:color w:val="D86DCB" w:themeColor="accent5" w:themeTint="99"/>
-          <w:sz w:val="36"/>
-          <w:szCs w:val="36"/>
-        </w:rPr>
-      </w:pPr>
-      <w:r>
-        <w:rPr>
-          <w:b/>
-          <w:bCs/>
-          <w:color w:val="D86DCB" w:themeColor="accent5" w:themeTint="99"/>
-          <w:sz w:val="36"/>
-          <w:szCs w:val="36"/>
-        </w:rPr>
-        <w:t xml:space="preserve">            return </w:t>
-      </w:r>
-      <w:proofErr w:type="spellStart"/>
-      <w:proofErr w:type="gramStart"/>
-      <w:r>
-        <w:rPr>
-          <w:b/>
-          <w:bCs/>
-          <w:color w:val="D86DCB" w:themeColor="accent5" w:themeTint="99"/>
-          <w:sz w:val="36"/>
-          <w:szCs w:val="36"/>
-        </w:rPr>
-        <w:t>GestureDetector</w:t>
-      </w:r>
-      <w:proofErr w:type="spellEnd"/>
-      <w:r>
-        <w:rPr>
-          <w:b/>
-          <w:bCs/>
-          <w:color w:val="D86DCB" w:themeColor="accent5" w:themeTint="99"/>
-          <w:sz w:val="36"/>
-          <w:szCs w:val="36"/>
-        </w:rPr>
-        <w:t>(</w:t>
-      </w:r>
-      <w:proofErr w:type="gramEnd"/>
-    </w:p>
-    <w:p>
-      <w:pPr>
-        <w:jc w:val="both"/>
-        <w:rPr>
-          <w:b/>
-          <w:bCs/>
-          <w:color w:val="D86DCB" w:themeColor="accent5" w:themeTint="99"/>
-          <w:sz w:val="36"/>
-          <w:szCs w:val="36"/>
-        </w:rPr>
-      </w:pPr>
-      <w:r>
-        <w:rPr>
-          <w:b/>
-          <w:bCs/>
-          <w:color w:val="D86DCB" w:themeColor="accent5" w:themeTint="99"/>
-          <w:sz w:val="36"/>
-          <w:szCs w:val="36"/>
-        </w:rPr>
-        <w:t xml:space="preserve">              </w:t>
-      </w:r>
-      <w:proofErr w:type="spellStart"/>
-      <w:r>
-        <w:rPr>
-          <w:b/>
-          <w:bCs/>
-          <w:color w:val="D86DCB" w:themeColor="accent5" w:themeTint="99"/>
-          <w:sz w:val="36"/>
-          <w:szCs w:val="36"/>
-        </w:rPr>
-        <w:t>onTap</w:t>
-      </w:r>
-      <w:proofErr w:type="spellEnd"/>
-      <w:r>
-        <w:rPr>
-          <w:b/>
-          <w:bCs/>
-          <w:color w:val="D86DCB" w:themeColor="accent5" w:themeTint="99"/>
-          <w:sz w:val="36"/>
-          <w:szCs w:val="36"/>
-        </w:rPr>
-        <w:t>: () {</w:t>
-      </w:r>
-    </w:p>
-    <w:p>
-      <w:pPr>
-        <w:jc w:val="both"/>
-        <w:rPr>
-          <w:b/>
-          <w:bCs/>
-          <w:color w:val="D86DCB" w:themeColor="accent5" w:themeTint="99"/>
-          <w:sz w:val="36"/>
-          <w:szCs w:val="36"/>
-        </w:rPr>
-      </w:pPr>
-      <w:r>
-        <w:rPr>
-          <w:b/>
-          <w:bCs/>
-          <w:color w:val="D86DCB" w:themeColor="accent5" w:themeTint="99"/>
-          <w:sz w:val="36"/>
-          <w:szCs w:val="36"/>
-        </w:rPr>
-        <w:t xml:space="preserve">                </w:t>
-      </w:r>
-      <w:proofErr w:type="spellStart"/>
-      <w:proofErr w:type="gramStart"/>
-      <w:r>
-        <w:rPr>
-          <w:b/>
-          <w:bCs/>
-          <w:color w:val="D86DCB" w:themeColor="accent5" w:themeTint="99"/>
-          <w:sz w:val="36"/>
-          <w:szCs w:val="36"/>
-        </w:rPr>
-        <w:t>setState</w:t>
-      </w:r>
-      <w:proofErr w:type="spellEnd"/>
-      <w:r>
-        <w:rPr>
-          <w:b/>
-          <w:bCs/>
-          <w:color w:val="D86DCB" w:themeColor="accent5" w:themeTint="99"/>
-          <w:sz w:val="36"/>
-          <w:szCs w:val="36"/>
-        </w:rPr>
-        <w:t>(</w:t>
-      </w:r>
-      <w:proofErr w:type="gramEnd"/>
-      <w:r>
-        <w:rPr>
-          <w:b/>
-          <w:bCs/>
-          <w:color w:val="D86DCB" w:themeColor="accent5" w:themeTint="99"/>
-          <w:sz w:val="36"/>
-          <w:szCs w:val="36"/>
-        </w:rPr>
-        <w:t>() {</w:t>
-      </w:r>
-    </w:p>
-    <w:p>
-      <w:pPr>
-        <w:jc w:val="both"/>
-        <w:rPr>
-          <w:b/>
-          <w:bCs/>
-          <w:color w:val="D86DCB" w:themeColor="accent5" w:themeTint="99"/>
-          <w:sz w:val="36"/>
-          <w:szCs w:val="36"/>
-        </w:rPr>
-      </w:pPr>
-      <w:r>
-        <w:rPr>
-          <w:b/>
-          <w:bCs/>
-          <w:color w:val="D86DCB" w:themeColor="accent5" w:themeTint="99"/>
-          <w:sz w:val="36"/>
-          <w:szCs w:val="36"/>
-        </w:rPr>
-        <w:t xml:space="preserve">                  </w:t>
-      </w:r>
-      <w:proofErr w:type="spellStart"/>
-      <w:r>
-        <w:rPr>
-          <w:b/>
-          <w:bCs/>
-          <w:color w:val="D86DCB" w:themeColor="accent5" w:themeTint="99"/>
-          <w:sz w:val="36"/>
-          <w:szCs w:val="36"/>
-        </w:rPr>
-        <w:t>selectedValue</w:t>
-      </w:r>
-      <w:proofErr w:type="spellEnd"/>
-      <w:r>
-        <w:rPr>
-          <w:b/>
-          <w:bCs/>
-          <w:color w:val="D86DCB" w:themeColor="accent5" w:themeTint="99"/>
-          <w:sz w:val="36"/>
-          <w:szCs w:val="36"/>
-        </w:rPr>
-        <w:t xml:space="preserve"> = color;</w:t>
-      </w:r>
-    </w:p>
-    <w:p>
-      <w:pPr>
-        <w:jc w:val="both"/>
-        <w:rPr>
-          <w:b/>
-          <w:bCs/>
-          <w:color w:val="D86DCB" w:themeColor="accent5" w:themeTint="99"/>
-          <w:sz w:val="36"/>
-          <w:szCs w:val="36"/>
-        </w:rPr>
-      </w:pPr>
-      <w:r>
-        <w:rPr>
-          <w:b/>
-          <w:bCs/>
-          <w:color w:val="D86DCB" w:themeColor="accent5" w:themeTint="99"/>
-          <w:sz w:val="36"/>
-          <w:szCs w:val="36"/>
-        </w:rPr>
-        <w:lastRenderedPageBreak/>
-        <w:t xml:space="preserve">                  </w:t>
-      </w:r>
-      <w:proofErr w:type="spellStart"/>
-      <w:proofErr w:type="gramStart"/>
-      <w:r>
-        <w:rPr>
-          <w:b/>
-          <w:bCs/>
-          <w:color w:val="D86DCB" w:themeColor="accent5" w:themeTint="99"/>
-          <w:sz w:val="36"/>
-          <w:szCs w:val="36"/>
-        </w:rPr>
-        <w:t>widget.onChanged</w:t>
-      </w:r>
-      <w:proofErr w:type="spellEnd"/>
-      <w:proofErr w:type="gramEnd"/>
-      <w:r>
-        <w:rPr>
-          <w:b/>
-          <w:bCs/>
-          <w:color w:val="D86DCB" w:themeColor="accent5" w:themeTint="99"/>
-          <w:sz w:val="36"/>
-          <w:szCs w:val="36"/>
-        </w:rPr>
-        <w:t>(color);</w:t>
-      </w:r>
-    </w:p>
-    <w:p>
-      <w:pPr>
-        <w:jc w:val="both"/>
-        <w:rPr>
-          <w:b/>
-          <w:bCs/>
-          <w:color w:val="D86DCB" w:themeColor="accent5" w:themeTint="99"/>
-          <w:sz w:val="36"/>
-          <w:szCs w:val="36"/>
-        </w:rPr>
-      </w:pPr>
-      <w:r>
-        <w:rPr>
-          <w:b/>
-          <w:bCs/>
-          <w:color w:val="D86DCB" w:themeColor="accent5" w:themeTint="99"/>
-          <w:sz w:val="36"/>
-          <w:szCs w:val="36"/>
-        </w:rPr>
-        <w:t xml:space="preserve">                });</w:t>
-      </w:r>
-    </w:p>
-    <w:p>
-      <w:pPr>
-        <w:jc w:val="both"/>
-        <w:rPr>
-          <w:b/>
-          <w:bCs/>
-          <w:color w:val="D86DCB" w:themeColor="accent5" w:themeTint="99"/>
-          <w:sz w:val="36"/>
-          <w:szCs w:val="36"/>
-        </w:rPr>
-      </w:pPr>
-      <w:r>
-        <w:rPr>
-          <w:b/>
-          <w:bCs/>
-          <w:color w:val="D86DCB" w:themeColor="accent5" w:themeTint="99"/>
-          <w:sz w:val="36"/>
-          <w:szCs w:val="36"/>
-        </w:rPr>
-        <w:t xml:space="preserve">              },</w:t>
-      </w:r>
-    </w:p>
-    <w:p>
-      <w:pPr>
-        <w:jc w:val="both"/>
-        <w:rPr>
-          <w:b/>
-          <w:bCs/>
-          <w:color w:val="D86DCB" w:themeColor="accent5" w:themeTint="99"/>
-          <w:sz w:val="36"/>
-          <w:szCs w:val="36"/>
-        </w:rPr>
-      </w:pPr>
-      <w:r>
-        <w:rPr>
-          <w:b/>
-          <w:bCs/>
-          <w:color w:val="D86DCB" w:themeColor="accent5" w:themeTint="99"/>
-          <w:sz w:val="36"/>
-          <w:szCs w:val="36"/>
-        </w:rPr>
-        <w:t xml:space="preserve">              child: </w:t>
-      </w:r>
-      <w:proofErr w:type="gramStart"/>
-      <w:r>
-        <w:rPr>
-          <w:b/>
-          <w:bCs/>
-          <w:color w:val="D86DCB" w:themeColor="accent5" w:themeTint="99"/>
-          <w:sz w:val="36"/>
-          <w:szCs w:val="36"/>
-        </w:rPr>
-        <w:t>Container(</w:t>
-      </w:r>
-      <w:proofErr w:type="gramEnd"/>
-    </w:p>
-    <w:p>
-      <w:pPr>
-        <w:jc w:val="both"/>
-        <w:rPr>
-          <w:b/>
-          <w:bCs/>
-          <w:color w:val="D86DCB" w:themeColor="accent5" w:themeTint="99"/>
-          <w:sz w:val="36"/>
-          <w:szCs w:val="36"/>
-        </w:rPr>
-      </w:pPr>
-      <w:r>
-        <w:rPr>
-          <w:b/>
-          <w:bCs/>
-          <w:color w:val="D86DCB" w:themeColor="accent5" w:themeTint="99"/>
-          <w:sz w:val="36"/>
-          <w:szCs w:val="36"/>
-        </w:rPr>
-        <w:t xml:space="preserve">                padding: const </w:t>
-      </w:r>
-      <w:proofErr w:type="spellStart"/>
-      <w:r>
-        <w:rPr>
-          <w:b/>
-          <w:bCs/>
-          <w:color w:val="D86DCB" w:themeColor="accent5" w:themeTint="99"/>
-          <w:sz w:val="36"/>
-          <w:szCs w:val="36"/>
-        </w:rPr>
-        <w:t>EdgeInsets.symmetric</w:t>
-      </w:r>
-      <w:proofErr w:type="spellEnd"/>
-      <w:r>
-        <w:rPr>
-          <w:b/>
-          <w:bCs/>
-          <w:color w:val="D86DCB" w:themeColor="accent5" w:themeTint="99"/>
-          <w:sz w:val="36"/>
-          <w:szCs w:val="36"/>
-        </w:rPr>
-        <w:t>(vertical: 8, horizontal: 16),</w:t>
-      </w:r>
-    </w:p>
-    <w:p>
-      <w:pPr>
-        <w:jc w:val="both"/>
-        <w:rPr>
-          <w:b/>
-          <w:bCs/>
-          <w:color w:val="D86DCB" w:themeColor="accent5" w:themeTint="99"/>
-          <w:sz w:val="36"/>
-          <w:szCs w:val="36"/>
-        </w:rPr>
-      </w:pPr>
-      <w:r>
-        <w:rPr>
-          <w:b/>
-          <w:bCs/>
-          <w:color w:val="D86DCB" w:themeColor="accent5" w:themeTint="99"/>
-          <w:sz w:val="36"/>
-          <w:szCs w:val="36"/>
-        </w:rPr>
-        <w:t xml:space="preserve">                margin: const </w:t>
-      </w:r>
-      <w:proofErr w:type="spellStart"/>
-      <w:r>
-        <w:rPr>
-          <w:b/>
-          <w:bCs/>
-          <w:color w:val="D86DCB" w:themeColor="accent5" w:themeTint="99"/>
-          <w:sz w:val="36"/>
-          <w:szCs w:val="36"/>
-        </w:rPr>
-        <w:t>EdgeInsets.symmetric</w:t>
-      </w:r>
-      <w:proofErr w:type="spellEnd"/>
-      <w:r>
-        <w:rPr>
-          <w:b/>
-          <w:bCs/>
-          <w:color w:val="D86DCB" w:themeColor="accent5" w:themeTint="99"/>
-          <w:sz w:val="36"/>
-          <w:szCs w:val="36"/>
-        </w:rPr>
-        <w:t>(horizontal: 8),</w:t>
-      </w:r>
-    </w:p>
-    <w:p>
-      <w:pPr>
-        <w:jc w:val="both"/>
-        <w:rPr>
-          <w:b/>
-          <w:bCs/>
-          <w:color w:val="D86DCB" w:themeColor="accent5" w:themeTint="99"/>
-          <w:sz w:val="36"/>
-          <w:szCs w:val="36"/>
-        </w:rPr>
-      </w:pPr>
-      <w:r>
-        <w:rPr>
-          <w:b/>
-          <w:bCs/>
-          <w:color w:val="D86DCB" w:themeColor="accent5" w:themeTint="99"/>
-          <w:sz w:val="36"/>
-          <w:szCs w:val="36"/>
-        </w:rPr>
-        <w:t xml:space="preserve">                decoration: </w:t>
-      </w:r>
-      <w:proofErr w:type="spellStart"/>
-      <w:proofErr w:type="gramStart"/>
-      <w:r>
-        <w:rPr>
-          <w:b/>
-          <w:bCs/>
-          <w:color w:val="D86DCB" w:themeColor="accent5" w:themeTint="99"/>
-          <w:sz w:val="36"/>
-          <w:szCs w:val="36"/>
-        </w:rPr>
-        <w:t>BoxDecoration</w:t>
-      </w:r>
-      <w:proofErr w:type="spellEnd"/>
-      <w:r>
-        <w:rPr>
-          <w:b/>
-          <w:bCs/>
-          <w:color w:val="D86DCB" w:themeColor="accent5" w:themeTint="99"/>
-          <w:sz w:val="36"/>
-          <w:szCs w:val="36"/>
-        </w:rPr>
-        <w:t>(</w:t>
-      </w:r>
-      <w:proofErr w:type="gramEnd"/>
-    </w:p>
-    <w:p>
-      <w:pPr>
-        <w:jc w:val="both"/>
-        <w:rPr>
-          <w:b/>
-          <w:bCs/>
-          <w:color w:val="D86DCB" w:themeColor="accent5" w:themeTint="99"/>
-          <w:sz w:val="36"/>
-          <w:szCs w:val="36"/>
-        </w:rPr>
-      </w:pPr>
-      <w:r>
-        <w:rPr>
-          <w:b/>
-          <w:bCs/>
-          <w:color w:val="D86DCB" w:themeColor="accent5" w:themeTint="99"/>
-          <w:sz w:val="36"/>
-          <w:szCs w:val="36"/>
-        </w:rPr>
-        <w:t xml:space="preserve">                  color: </w:t>
-      </w:r>
-      <w:proofErr w:type="spellStart"/>
-      <w:proofErr w:type="gramStart"/>
-      <w:r>
-        <w:rPr>
-          <w:b/>
-          <w:bCs/>
-          <w:color w:val="D86DCB" w:themeColor="accent5" w:themeTint="99"/>
-          <w:sz w:val="36"/>
-          <w:szCs w:val="36"/>
-        </w:rPr>
-        <w:t>isSelected</w:t>
-      </w:r>
-      <w:proofErr w:type="spellEnd"/>
-      <w:r>
-        <w:rPr>
-          <w:b/>
-          <w:bCs/>
-          <w:color w:val="D86DCB" w:themeColor="accent5" w:themeTint="99"/>
-          <w:sz w:val="36"/>
-          <w:szCs w:val="36"/>
-        </w:rPr>
-        <w:t xml:space="preserve"> ?</w:t>
-      </w:r>
-      <w:proofErr w:type="gramEnd"/>
-      <w:r>
-        <w:rPr>
-          <w:b/>
-          <w:bCs/>
-          <w:color w:val="D86DCB" w:themeColor="accent5" w:themeTint="99"/>
-          <w:sz w:val="36"/>
-          <w:szCs w:val="36"/>
-        </w:rPr>
-        <w:t xml:space="preserve"> </w:t>
-      </w:r>
-      <w:proofErr w:type="spellStart"/>
-      <w:proofErr w:type="gramStart"/>
-      <w:r>
-        <w:rPr>
-          <w:b/>
-          <w:bCs/>
-          <w:color w:val="D86DCB" w:themeColor="accent5" w:themeTint="99"/>
-          <w:sz w:val="36"/>
-          <w:szCs w:val="36"/>
-        </w:rPr>
-        <w:t>Colors.lightGreen</w:t>
-      </w:r>
-      <w:proofErr w:type="spellEnd"/>
-      <w:r>
-        <w:rPr>
-          <w:b/>
-          <w:bCs/>
-          <w:color w:val="D86DCB" w:themeColor="accent5" w:themeTint="99"/>
-          <w:sz w:val="36"/>
-          <w:szCs w:val="36"/>
-        </w:rPr>
-        <w:t xml:space="preserve"> :</w:t>
-      </w:r>
-      <w:proofErr w:type="gramEnd"/>
-      <w:r>
-        <w:rPr>
-          <w:b/>
-          <w:bCs/>
-          <w:color w:val="D86DCB" w:themeColor="accent5" w:themeTint="99"/>
-          <w:sz w:val="36"/>
-          <w:szCs w:val="36"/>
-        </w:rPr>
-        <w:t xml:space="preserve"> </w:t>
-      </w:r>
-      <w:proofErr w:type="spellStart"/>
-      <w:r>
-        <w:rPr>
-          <w:b/>
-          <w:bCs/>
-          <w:color w:val="D86DCB" w:themeColor="accent5" w:themeTint="99"/>
-          <w:sz w:val="36"/>
-          <w:szCs w:val="36"/>
-        </w:rPr>
-        <w:t>Colors.transparent</w:t>
-      </w:r>
-      <w:proofErr w:type="spellEnd"/>
-      <w:r>
-        <w:rPr>
-          <w:b/>
-          <w:bCs/>
-          <w:color w:val="D86DCB" w:themeColor="accent5" w:themeTint="99"/>
-          <w:sz w:val="36"/>
-          <w:szCs w:val="36"/>
-        </w:rPr>
-        <w:t>,</w:t>
-      </w:r>
-    </w:p>
-    <w:p>
-      <w:pPr>
-        <w:jc w:val="both"/>
-        <w:rPr>
-          <w:b/>
-          <w:bCs/>
-          <w:color w:val="D86DCB" w:themeColor="accent5" w:themeTint="99"/>
-          <w:sz w:val="36"/>
-          <w:szCs w:val="36"/>
-        </w:rPr>
-      </w:pPr>
-      <w:r>
-        <w:rPr>
-          <w:b/>
-          <w:bCs/>
-          <w:color w:val="D86DCB" w:themeColor="accent5" w:themeTint="99"/>
-          <w:sz w:val="36"/>
-          <w:szCs w:val="36"/>
-        </w:rPr>
-        <w:t xml:space="preserve">                  </w:t>
-      </w:r>
-      <w:proofErr w:type="spellStart"/>
-      <w:r>
-        <w:rPr>
-          <w:b/>
-          <w:bCs/>
-          <w:color w:val="D86DCB" w:themeColor="accent5" w:themeTint="99"/>
-          <w:sz w:val="36"/>
-          <w:szCs w:val="36"/>
-        </w:rPr>
-        <w:t>borderRadius</w:t>
-      </w:r>
-      <w:proofErr w:type="spellEnd"/>
-      <w:r>
-        <w:rPr>
-          <w:b/>
-          <w:bCs/>
-          <w:color w:val="D86DCB" w:themeColor="accent5" w:themeTint="99"/>
-          <w:sz w:val="36"/>
-          <w:szCs w:val="36"/>
-        </w:rPr>
-        <w:t xml:space="preserve">: </w:t>
-      </w:r>
-      <w:proofErr w:type="spellStart"/>
-      <w:r>
-        <w:rPr>
-          <w:b/>
-          <w:bCs/>
-          <w:color w:val="D86DCB" w:themeColor="accent5" w:themeTint="99"/>
-          <w:sz w:val="36"/>
-          <w:szCs w:val="36"/>
-        </w:rPr>
-        <w:t>BorderRadius.circular</w:t>
-      </w:r>
-      <w:proofErr w:type="spellEnd"/>
-      <w:r>
-        <w:rPr>
-          <w:b/>
-          <w:bCs/>
-          <w:color w:val="D86DCB" w:themeColor="accent5" w:themeTint="99"/>
-          <w:sz w:val="36"/>
-          <w:szCs w:val="36"/>
-        </w:rPr>
-        <w:t>(6),</w:t>
-      </w:r>
-    </w:p>
-    <w:p>
-      <w:pPr>
-        <w:jc w:val="both"/>
-        <w:rPr>
-          <w:b/>
-          <w:bCs/>
-          <w:color w:val="D86DCB" w:themeColor="accent5" w:themeTint="99"/>
-          <w:sz w:val="36"/>
-          <w:szCs w:val="36"/>
-        </w:rPr>
-      </w:pPr>
-      <w:r>
-        <w:rPr>
-          <w:b/>
-          <w:bCs/>
-          <w:color w:val="D86DCB" w:themeColor="accent5" w:themeTint="99"/>
-          <w:sz w:val="36"/>
-          <w:szCs w:val="36"/>
-        </w:rPr>
-        <w:t xml:space="preserve">                  border: </w:t>
-      </w:r>
-      <w:proofErr w:type="spellStart"/>
-      <w:proofErr w:type="gramStart"/>
-      <w:r>
-        <w:rPr>
-          <w:b/>
-          <w:bCs/>
-          <w:color w:val="D86DCB" w:themeColor="accent5" w:themeTint="99"/>
-          <w:sz w:val="36"/>
-          <w:szCs w:val="36"/>
-        </w:rPr>
-        <w:t>Border.all</w:t>
-      </w:r>
-      <w:proofErr w:type="spellEnd"/>
-      <w:r>
-        <w:rPr>
-          <w:b/>
-          <w:bCs/>
-          <w:color w:val="D86DCB" w:themeColor="accent5" w:themeTint="99"/>
-          <w:sz w:val="36"/>
-          <w:szCs w:val="36"/>
-        </w:rPr>
-        <w:t>(</w:t>
-      </w:r>
-      <w:proofErr w:type="gramEnd"/>
-      <w:r>
-        <w:rPr>
-          <w:b/>
-          <w:bCs/>
-          <w:color w:val="D86DCB" w:themeColor="accent5" w:themeTint="99"/>
-          <w:sz w:val="36"/>
-          <w:szCs w:val="36"/>
-        </w:rPr>
-        <w:t>color: Colors.grey),</w:t>
-      </w:r>
-    </w:p>
-    <w:p>
-      <w:pPr>
-        <w:jc w:val="both"/>
-        <w:rPr>
-          <w:b/>
-          <w:bCs/>
-          <w:color w:val="D86DCB" w:themeColor="accent5" w:themeTint="99"/>
-          <w:sz w:val="36"/>
-          <w:szCs w:val="36"/>
-        </w:rPr>
-      </w:pPr>
-      <w:r>
-        <w:rPr>
-          <w:b/>
-          <w:bCs/>
-          <w:color w:val="D86DCB" w:themeColor="accent5" w:themeTint="99"/>
-          <w:sz w:val="36"/>
-          <w:szCs w:val="36"/>
-        </w:rPr>
-        <w:t xml:space="preserve">                ),</w:t>
-      </w:r>
-    </w:p>
-    <w:p>
-      <w:pPr>
-        <w:jc w:val="both"/>
-        <w:rPr>
-          <w:b/>
-          <w:bCs/>
-          <w:color w:val="D86DCB" w:themeColor="accent5" w:themeTint="99"/>
-          <w:sz w:val="36"/>
-          <w:szCs w:val="36"/>
-        </w:rPr>
-      </w:pPr>
-      <w:r>
-        <w:rPr>
-          <w:b/>
-          <w:bCs/>
-          <w:color w:val="D86DCB" w:themeColor="accent5" w:themeTint="99"/>
-          <w:sz w:val="36"/>
-          <w:szCs w:val="36"/>
-        </w:rPr>
-        <w:t xml:space="preserve">                child: Text(</w:t>
-      </w:r>
-      <w:proofErr w:type="spellStart"/>
-      <w:proofErr w:type="gramStart"/>
-      <w:r>
-        <w:rPr>
-          <w:b/>
-          <w:bCs/>
-          <w:color w:val="D86DCB" w:themeColor="accent5" w:themeTint="99"/>
-          <w:sz w:val="36"/>
-          <w:szCs w:val="36"/>
-        </w:rPr>
-        <w:t>widget.colors</w:t>
-      </w:r>
-      <w:proofErr w:type="spellEnd"/>
-      <w:proofErr w:type="gramEnd"/>
-      <w:r>
-        <w:rPr>
-          <w:b/>
-          <w:bCs/>
-          <w:color w:val="D86DCB" w:themeColor="accent5" w:themeTint="99"/>
-          <w:sz w:val="36"/>
-          <w:szCs w:val="36"/>
-        </w:rPr>
-        <w:t xml:space="preserve">[index], style: </w:t>
-      </w:r>
-      <w:proofErr w:type="spellStart"/>
-      <w:r>
-        <w:rPr>
-          <w:b/>
-          <w:bCs/>
-          <w:color w:val="D86DCB" w:themeColor="accent5" w:themeTint="99"/>
-          <w:sz w:val="36"/>
-          <w:szCs w:val="36"/>
-        </w:rPr>
-        <w:t>TextStyle</w:t>
-      </w:r>
-      <w:proofErr w:type="spellEnd"/>
-      <w:r>
-        <w:rPr>
-          <w:b/>
-          <w:bCs/>
-          <w:color w:val="D86DCB" w:themeColor="accent5" w:themeTint="99"/>
-          <w:sz w:val="36"/>
-          <w:szCs w:val="36"/>
-        </w:rPr>
-        <w:t xml:space="preserve">(color: </w:t>
-      </w:r>
-      <w:proofErr w:type="spellStart"/>
-      <w:r>
-        <w:rPr>
-          <w:b/>
-          <w:bCs/>
-          <w:color w:val="D86DCB" w:themeColor="accent5" w:themeTint="99"/>
-          <w:sz w:val="36"/>
-          <w:szCs w:val="36"/>
-        </w:rPr>
-        <w:t>isSelected</w:t>
-      </w:r>
-      <w:proofErr w:type="spellEnd"/>
-      <w:r>
-        <w:rPr>
-          <w:b/>
-          <w:bCs/>
-          <w:color w:val="D86DCB" w:themeColor="accent5" w:themeTint="99"/>
-          <w:sz w:val="36"/>
-          <w:szCs w:val="36"/>
-        </w:rPr>
-        <w:t xml:space="preserve"> ? </w:t>
-      </w:r>
-      <w:proofErr w:type="spellStart"/>
-      <w:proofErr w:type="gramStart"/>
-      <w:r>
-        <w:rPr>
-          <w:b/>
-          <w:bCs/>
-          <w:color w:val="D86DCB" w:themeColor="accent5" w:themeTint="99"/>
-          <w:sz w:val="36"/>
-          <w:szCs w:val="36"/>
-        </w:rPr>
-        <w:t>Colors.white</w:t>
-      </w:r>
-      <w:proofErr w:type="spellEnd"/>
-      <w:r>
-        <w:rPr>
-          <w:b/>
-          <w:bCs/>
-          <w:color w:val="D86DCB" w:themeColor="accent5" w:themeTint="99"/>
-          <w:sz w:val="36"/>
-          <w:szCs w:val="36"/>
-        </w:rPr>
-        <w:t xml:space="preserve"> :</w:t>
-      </w:r>
-      <w:proofErr w:type="gramEnd"/>
-      <w:r>
-        <w:rPr>
-          <w:b/>
-          <w:bCs/>
-          <w:color w:val="D86DCB" w:themeColor="accent5" w:themeTint="99"/>
-          <w:sz w:val="36"/>
-          <w:szCs w:val="36"/>
-        </w:rPr>
-        <w:t xml:space="preserve"> </w:t>
-      </w:r>
-      <w:proofErr w:type="spellStart"/>
-      <w:r>
-        <w:rPr>
-          <w:b/>
-          <w:bCs/>
-          <w:color w:val="D86DCB" w:themeColor="accent5" w:themeTint="99"/>
-          <w:sz w:val="36"/>
-          <w:szCs w:val="36"/>
-        </w:rPr>
-        <w:t>Colors.black</w:t>
-      </w:r>
-      <w:proofErr w:type="spellEnd"/>
-      <w:r>
-        <w:rPr>
-          <w:b/>
-          <w:bCs/>
-          <w:color w:val="D86DCB" w:themeColor="accent5" w:themeTint="99"/>
-          <w:sz w:val="36"/>
-          <w:szCs w:val="36"/>
-        </w:rPr>
-        <w:t>)),</w:t>
-      </w:r>
-    </w:p>
-    <w:p>
-      <w:pPr>
-        <w:jc w:val="both"/>
-        <w:rPr>
-          <w:b/>
-          <w:bCs/>
-          <w:color w:val="D86DCB" w:themeColor="accent5" w:themeTint="99"/>
-          <w:sz w:val="36"/>
-          <w:szCs w:val="36"/>
-        </w:rPr>
-      </w:pPr>
-      <w:r>
-        <w:rPr>
-          <w:b/>
-          <w:bCs/>
-          <w:color w:val="D86DCB" w:themeColor="accent5" w:themeTint="99"/>
-          <w:sz w:val="36"/>
-          <w:szCs w:val="36"/>
-        </w:rPr>
-        <w:t xml:space="preserve">              …</w:t>
-      </w:r>
-    </w:p>
-    <w:p>
-      <w:pPr>
-        <w:jc w:val="both"/>
-        <w:rPr>
-          <w:b/>
-          <w:bCs/>
-          <w:color w:val="D86DCB" w:themeColor="accent5" w:themeTint="99"/>
-          <w:sz w:val="36"/>
-          <w:szCs w:val="36"/>
-        </w:rPr>
-      </w:pPr>
-      <w:r>
-        <w:rPr>
-          <w:b/>
-          <w:bCs/>
-          <w:color w:val="D86DCB" w:themeColor="accent5" w:themeTint="99"/>
-          <w:sz w:val="36"/>
-          <w:szCs w:val="36"/>
-        </w:rPr>
-        <w:t>}</w:t>
-      </w:r>
-    </w:p>
-    <w:p>
-      <w:pPr>
-        <w:jc w:val="both"/>
-        <w:rPr>
-          <w:sz w:val="36"/>
-          <w:szCs w:val="36"/>
-        </w:rPr>
-      </w:pPr>
-      <w:r>
-        <w:rPr>
-          <w:b/>
-          <w:bCs/>
-          <w:sz w:val="36"/>
-          <w:szCs w:val="36"/>
-        </w:rPr>
-        <w:t>NOTE:</w:t>
-      </w:r>
-      <w:r>
-        <w:rPr>
-          <w:sz w:val="36"/>
-          <w:szCs w:val="36"/>
-        </w:rPr>
-        <w:t xml:space="preserve"> We can use </w:t>
-      </w:r>
-      <w:proofErr w:type="spellStart"/>
-      <w:r>
-        <w:rPr>
-          <w:b/>
-          <w:bCs/>
-          <w:sz w:val="36"/>
-          <w:szCs w:val="36"/>
-        </w:rPr>
-        <w:t>List.generate</w:t>
-      </w:r>
-      <w:proofErr w:type="spellEnd"/>
-      <w:r>
-        <w:rPr>
-          <w:b/>
-          <w:bCs/>
-          <w:sz w:val="36"/>
-          <w:szCs w:val="36"/>
-        </w:rPr>
-        <w:t>(…)</w:t>
-      </w:r>
-      <w:r>
-        <w:rPr>
-          <w:sz w:val="36"/>
-          <w:szCs w:val="36"/>
-        </w:rPr>
-        <w:t xml:space="preserve"> instead of </w:t>
-      </w:r>
-      <w:proofErr w:type="spellStart"/>
-      <w:r>
-        <w:rPr>
-          <w:b/>
-          <w:bCs/>
-          <w:sz w:val="36"/>
-          <w:szCs w:val="36"/>
-        </w:rPr>
-        <w:t>ListView.builder</w:t>
-      </w:r>
-      <w:proofErr w:type="spellEnd"/>
-      <w:r>
-        <w:rPr>
-          <w:sz w:val="36"/>
-          <w:szCs w:val="36"/>
-        </w:rPr>
-        <w:t xml:space="preserve"> if we have a really short list of items (Because we don’t need to scroll). We can also use </w:t>
-      </w:r>
-      <w:proofErr w:type="spellStart"/>
-      <w:r>
-        <w:rPr>
-          <w:b/>
-          <w:bCs/>
-          <w:sz w:val="36"/>
-          <w:szCs w:val="36"/>
-        </w:rPr>
-        <w:t>ValueNotifier</w:t>
-      </w:r>
-      <w:proofErr w:type="spellEnd"/>
-      <w:r>
-        <w:rPr>
-          <w:b/>
-          <w:bCs/>
-          <w:sz w:val="36"/>
-          <w:szCs w:val="36"/>
-        </w:rPr>
-        <w:t>&lt;T&gt;</w:t>
-      </w:r>
-      <w:r>
-        <w:rPr>
-          <w:sz w:val="36"/>
-          <w:szCs w:val="36"/>
-        </w:rPr>
-        <w:t xml:space="preserve"> instead of </w:t>
-      </w:r>
-      <w:proofErr w:type="spellStart"/>
-      <w:proofErr w:type="gramStart"/>
-      <w:r>
-        <w:rPr>
-          <w:b/>
-          <w:bCs/>
-          <w:sz w:val="36"/>
-          <w:szCs w:val="36"/>
-        </w:rPr>
-        <w:t>setState</w:t>
-      </w:r>
-      <w:proofErr w:type="spellEnd"/>
-      <w:r>
-        <w:rPr>
-          <w:b/>
-          <w:bCs/>
-          <w:sz w:val="36"/>
-          <w:szCs w:val="36"/>
-        </w:rPr>
-        <w:t>(</w:t>
-      </w:r>
-      <w:proofErr w:type="gramEnd"/>
-      <w:r>
-        <w:rPr>
-          <w:b/>
-          <w:bCs/>
-          <w:sz w:val="36"/>
-          <w:szCs w:val="36"/>
-        </w:rPr>
-        <w:t>)</w:t>
-      </w:r>
-      <w:r>
-        <w:rPr>
-          <w:sz w:val="36"/>
-          <w:szCs w:val="36"/>
-        </w:rPr>
-        <w:t xml:space="preserve">, just make sure to </w:t>
-      </w:r>
-      <w:r>
-        <w:rPr>
-          <w:sz w:val="36"/>
-          <w:szCs w:val="36"/>
-        </w:rPr>
-        <w:lastRenderedPageBreak/>
-        <w:t>use</w:t>
-      </w:r>
-      <w:r>
-        <w:rPr>
-          <w:b/>
-          <w:bCs/>
-          <w:sz w:val="36"/>
-          <w:szCs w:val="36"/>
-        </w:rPr>
-        <w:t xml:space="preserve"> </w:t>
-      </w:r>
-      <w:proofErr w:type="spellStart"/>
-      <w:r>
-        <w:rPr>
-          <w:b/>
-          <w:bCs/>
-          <w:sz w:val="36"/>
-          <w:szCs w:val="36"/>
-        </w:rPr>
-        <w:t>StatefulWidget</w:t>
-      </w:r>
-      <w:proofErr w:type="spellEnd"/>
-      <w:r>
-        <w:rPr>
-          <w:sz w:val="36"/>
-          <w:szCs w:val="36"/>
-        </w:rPr>
-        <w:t xml:space="preserve"> to initialize in</w:t>
-      </w:r>
-      <w:r>
-        <w:rPr>
-          <w:b/>
-          <w:bCs/>
-          <w:sz w:val="36"/>
-          <w:szCs w:val="36"/>
-        </w:rPr>
-        <w:t xml:space="preserve"> </w:t>
-      </w:r>
-      <w:proofErr w:type="spellStart"/>
-      <w:r>
-        <w:rPr>
-          <w:b/>
-          <w:bCs/>
-          <w:sz w:val="36"/>
-          <w:szCs w:val="36"/>
-        </w:rPr>
-        <w:t>ValueNotifier</w:t>
-      </w:r>
-      <w:proofErr w:type="spellEnd"/>
-      <w:r>
-        <w:rPr>
-          <w:sz w:val="36"/>
-          <w:szCs w:val="36"/>
-        </w:rPr>
-        <w:t xml:space="preserve"> in</w:t>
-      </w:r>
-      <w:r>
-        <w:rPr>
-          <w:b/>
-          <w:bCs/>
-          <w:sz w:val="36"/>
-          <w:szCs w:val="36"/>
-        </w:rPr>
-        <w:t xml:space="preserve"> </w:t>
-      </w:r>
-      <w:proofErr w:type="spellStart"/>
-      <w:r>
-        <w:rPr>
-          <w:b/>
-          <w:bCs/>
-          <w:sz w:val="36"/>
-          <w:szCs w:val="36"/>
-        </w:rPr>
-        <w:t>initState</w:t>
-      </w:r>
-      <w:proofErr w:type="spellEnd"/>
-      <w:r>
-        <w:rPr>
-          <w:b/>
-          <w:bCs/>
-          <w:sz w:val="36"/>
-          <w:szCs w:val="36"/>
-        </w:rPr>
-        <w:t xml:space="preserve"> </w:t>
-      </w:r>
-      <w:r>
-        <w:rPr>
-          <w:sz w:val="36"/>
-          <w:szCs w:val="36"/>
-        </w:rPr>
-        <w:t>and dispose it</w:t>
-      </w:r>
-    </w:p>
-    <w:p>
-      <w:pPr>
-        <w:jc w:val="both"/>
-        <w:rPr>
-          <w:sz w:val="36"/>
-          <w:szCs w:val="36"/>
-        </w:rPr>
-      </w:pPr>
-    </w:p>
-    <w:p>
-      <w:pPr>
-        <w:jc w:val="both"/>
-        <w:rPr>
-          <w:b/>
-          <w:bCs/>
-          <w:sz w:val="36"/>
-          <w:szCs w:val="36"/>
-        </w:rPr>
-      </w:pPr>
-      <w:r>
-        <w:rPr>
-          <w:b/>
-          <w:bCs/>
-          <w:sz w:val="36"/>
-          <w:szCs w:val="36"/>
-        </w:rPr>
-        <w:t xml:space="preserve">Platform Specific Asset Building (In </w:t>
-      </w:r>
-      <w:proofErr w:type="spellStart"/>
-      <w:proofErr w:type="gramStart"/>
-      <w:r>
-        <w:rPr>
-          <w:b/>
-          <w:bCs/>
-          <w:sz w:val="36"/>
-          <w:szCs w:val="36"/>
-        </w:rPr>
-        <w:t>pusec.yaml</w:t>
-      </w:r>
-      <w:proofErr w:type="spellEnd"/>
-      <w:proofErr w:type="gramEnd"/>
-      <w:r>
-        <w:rPr>
-          <w:b/>
-          <w:bCs/>
-          <w:sz w:val="36"/>
-          <w:szCs w:val="36"/>
-        </w:rPr>
-        <w:t>):</w:t>
-      </w:r>
-    </w:p>
-    <w:p>
-      <w:pPr>
-        <w:jc w:val="both"/>
-        <w:rPr>
-          <w:sz w:val="36"/>
-          <w:szCs w:val="36"/>
-        </w:rPr>
-      </w:pPr>
-      <w:r>
-        <w:rPr>
-          <w:sz w:val="36"/>
-          <w:szCs w:val="36"/>
-        </w:rPr>
         <w:t xml:space="preserve"># See f7 build </w:t>
       </w:r>
       <w:proofErr w:type="spellStart"/>
@@ -13213,7 +13847,6 @@
           <w:sz w:val="36"/>
           <w:szCs w:val="36"/>
         </w:rPr>
-        <w:lastRenderedPageBreak/>
         <w:t>Dispose unused async calls – cancel streams, timers, or subscriptions.</w:t>
       </w:r>
     </w:p>
@@ -13292,6 +13925,7 @@
           <w:sz w:val="36"/>
           <w:szCs w:val="36"/>
         </w:rPr>
+        <w:lastRenderedPageBreak/>
         <w:t xml:space="preserve">Profile your app – always check memory, rebuilds, and FPS with Flutter </w:t>
       </w:r>
       <w:proofErr w:type="spellStart"/>
@@ -13566,6 +14200,754 @@
         </w:rPr>
         <w:t xml:space="preserve"> Small changes like these may seem minor, but they dramatically improve app speed, responsiveness, and user experience.</w:t>
       </w:r>
+    </w:p>
+    <w:p>
+      <w:pPr>
+        <w:jc w:val="both"/>
+        <w:rPr>
+          <w:sz w:val="36"/>
+          <w:szCs w:val="36"/>
+        </w:rPr>
+      </w:pPr>
+    </w:p>
+    <w:p>
+      <w:pPr>
+        <w:jc w:val="both"/>
+        <w:rPr>
+          <w:b/>
+          <w:bCs/>
+          <w:sz w:val="36"/>
+          <w:szCs w:val="36"/>
+        </w:rPr>
+      </w:pPr>
+      <w:r>
+        <w:rPr>
+          <w:b/>
+          <w:bCs/>
+          <w:sz w:val="36"/>
+          <w:szCs w:val="36"/>
+        </w:rPr>
+        <w:t>Flutter Useful Websites:</w:t>
+      </w:r>
+    </w:p>
+    <w:p>
+      <w:pPr>
+        <w:jc w:val="both"/>
+        <w:rPr>
+          <w:sz w:val="36"/>
+          <w:szCs w:val="36"/>
+        </w:rPr>
+      </w:pPr>
+      <w:r>
+        <w:rPr>
+          <w:sz w:val="36"/>
+          <w:szCs w:val="36"/>
+        </w:rPr>
+        <w:t># For finding the best packages quickly. Go to this url:</w:t>
+      </w:r>
+    </w:p>
+    <w:p>
+      <w:pPr>
+        <w:jc w:val="both"/>
+        <w:rPr>
+          <w:b/>
+          <w:bCs/>
+          <w:sz w:val="36"/>
+          <w:szCs w:val="36"/>
+        </w:rPr>
+      </w:pPr>
+      <w:proofErr w:type="spellStart"/>
+      <w:r>
+        <w:rPr>
+          <w:b/>
+          <w:bCs/>
+          <w:sz w:val="36"/>
+          <w:szCs w:val="36"/>
+        </w:rPr>
+        <w:t>fluttergems.dev</w:t>
+      </w:r>
+      <w:proofErr w:type="spellEnd"/>
+    </w:p>
+    <w:p>
+      <w:pPr>
+        <w:jc w:val="both"/>
+        <w:rPr>
+          <w:sz w:val="36"/>
+          <w:szCs w:val="36"/>
+        </w:rPr>
+      </w:pPr>
+      <w:r>
+        <w:rPr>
+          <w:sz w:val="36"/>
+          <w:szCs w:val="36"/>
+        </w:rPr>
+        <w:t># Use ready-made UI components:</w:t>
+      </w:r>
+    </w:p>
+    <w:p>
+      <w:pPr>
+        <w:jc w:val="both"/>
+        <w:rPr>
+          <w:b/>
+          <w:bCs/>
+          <w:sz w:val="36"/>
+          <w:szCs w:val="36"/>
+        </w:rPr>
+      </w:pPr>
+      <w:r>
+        <w:rPr>
+          <w:b/>
+          <w:bCs/>
+          <w:sz w:val="36"/>
+          <w:szCs w:val="36"/>
+        </w:rPr>
+        <w:t>Fluttercomponentlibrary.com</w:t>
+      </w:r>
+    </w:p>
+    <w:p>
+      <w:pPr>
+        <w:jc w:val="both"/>
+        <w:rPr>
+          <w:sz w:val="36"/>
+          <w:szCs w:val="36"/>
+        </w:rPr>
+      </w:pPr>
+      <w:r>
+        <w:rPr>
+          <w:sz w:val="36"/>
+          <w:szCs w:val="36"/>
+        </w:rPr>
+        <w:lastRenderedPageBreak/>
+        <w:t># Generate A</w:t>
+      </w:r>
+      <w:r>
+        <w:rPr>
+          <w:sz w:val="36"/>
+          <w:szCs w:val="36"/>
+        </w:rPr>
+        <w:t>I-based designs (Google Stitch)</w:t>
+      </w:r>
+    </w:p>
+    <w:p>
+      <w:pPr>
+        <w:jc w:val="both"/>
+        <w:rPr>
+          <w:b/>
+          <w:bCs/>
+          <w:sz w:val="36"/>
+          <w:szCs w:val="36"/>
+        </w:rPr>
+      </w:pPr>
+      <w:r>
+        <w:rPr>
+          <w:b/>
+          <w:bCs/>
+          <w:sz w:val="36"/>
+          <w:szCs w:val="36"/>
+        </w:rPr>
+        <w:t>stitch.withgoogle.com</w:t>
+      </w:r>
+    </w:p>
+    <w:p>
+      <w:pPr>
+        <w:jc w:val="both"/>
+        <w:rPr>
+          <w:sz w:val="36"/>
+          <w:szCs w:val="36"/>
+        </w:rPr>
+      </w:pPr>
+      <w:r>
+        <w:rPr>
+          <w:sz w:val="36"/>
+          <w:szCs w:val="36"/>
+        </w:rPr>
+        <w:t xml:space="preserve"># </w:t>
+      </w:r>
+      <w:r>
+        <w:rPr>
+          <w:sz w:val="36"/>
+          <w:szCs w:val="36"/>
+        </w:rPr>
+        <w:t>Convert designs into Flutter code:</w:t>
+      </w:r>
+    </w:p>
+    <w:p>
+      <w:pPr>
+        <w:jc w:val="both"/>
+        <w:rPr>
+          <w:b/>
+          <w:bCs/>
+          <w:sz w:val="36"/>
+          <w:szCs w:val="36"/>
+        </w:rPr>
+      </w:pPr>
+      <w:r>
+        <w:rPr>
+          <w:b/>
+          <w:bCs/>
+          <w:sz w:val="36"/>
+          <w:szCs w:val="36"/>
+        </w:rPr>
+        <w:t>designer.flutterflow.io</w:t>
+      </w:r>
+    </w:p>
+    <w:p>
+      <w:pPr>
+        <w:jc w:val="both"/>
+        <w:rPr>
+          <w:sz w:val="36"/>
+          <w:szCs w:val="36"/>
+        </w:rPr>
+      </w:pPr>
+    </w:p>
+    <w:p>
+      <w:pPr>
+        <w:jc w:val="both"/>
+        <w:rPr>
+          <w:sz w:val="36"/>
+          <w:szCs w:val="36"/>
+        </w:rPr>
+      </w:pPr>
+      <w:r>
+        <w:rPr>
+          <w:sz w:val="36"/>
+          <w:szCs w:val="36"/>
+        </w:rPr>
+        <w:t>Flutter Architecture Template:</w:t>
+      </w:r>
+    </w:p>
+    <w:p>
+      <w:pPr>
+        <w:jc w:val="both"/>
+        <w:rPr>
+          <w:sz w:val="36"/>
+          <w:szCs w:val="36"/>
+        </w:rPr>
+      </w:pPr>
+      <w:r>
+        <w:rPr>
+          <w:sz w:val="36"/>
+          <w:szCs w:val="36"/>
+        </w:rPr>
+        <w:t># Go to this website it gives us different architecture (folder structure) templates like:</w:t>
+      </w:r>
+    </w:p>
+    <w:p>
+      <w:pPr>
+        <w:pStyle w:val="ListParagraph"/>
+        <w:numPr>
+          <w:ilvl w:val="0"/>
+          <w:numId w:val="22"/>
+        </w:numPr>
+        <w:jc w:val="both"/>
+        <w:rPr>
+          <w:sz w:val="36"/>
+          <w:szCs w:val="36"/>
+        </w:rPr>
+      </w:pPr>
+      <w:r>
+        <w:rPr>
+          <w:sz w:val="36"/>
+          <w:szCs w:val="36"/>
+        </w:rPr>
+        <w:t>MVC</w:t>
+      </w:r>
+    </w:p>
+    <w:p>
+      <w:pPr>
+        <w:pStyle w:val="ListParagraph"/>
+        <w:numPr>
+          <w:ilvl w:val="0"/>
+          <w:numId w:val="22"/>
+        </w:numPr>
+        <w:jc w:val="both"/>
+        <w:rPr>
+          <w:sz w:val="36"/>
+          <w:szCs w:val="36"/>
+        </w:rPr>
+      </w:pPr>
+      <w:r>
+        <w:rPr>
+          <w:sz w:val="36"/>
+          <w:szCs w:val="36"/>
+        </w:rPr>
+        <w:t>MVVM</w:t>
+      </w:r>
+    </w:p>
+    <w:p>
+      <w:pPr>
+        <w:pStyle w:val="ListParagraph"/>
+        <w:numPr>
+          <w:ilvl w:val="0"/>
+          <w:numId w:val="22"/>
+        </w:numPr>
+        <w:jc w:val="both"/>
+        <w:rPr>
+          <w:sz w:val="36"/>
+          <w:szCs w:val="36"/>
+        </w:rPr>
+      </w:pPr>
+      <w:r>
+        <w:rPr>
+          <w:sz w:val="36"/>
+          <w:szCs w:val="36"/>
+        </w:rPr>
+        <w:t>Clear Architecture (strict SOC or Separation of Concern)</w:t>
+      </w:r>
+    </w:p>
+    <w:p>
+      <w:pPr>
+        <w:pStyle w:val="ListParagraph"/>
+        <w:numPr>
+          <w:ilvl w:val="0"/>
+          <w:numId w:val="22"/>
+        </w:numPr>
+        <w:jc w:val="both"/>
+        <w:rPr>
+          <w:sz w:val="36"/>
+          <w:szCs w:val="36"/>
+        </w:rPr>
+      </w:pPr>
+      <w:r>
+        <w:rPr>
+          <w:sz w:val="36"/>
+          <w:szCs w:val="36"/>
+        </w:rPr>
+        <w:t>Feature first</w:t>
+      </w:r>
+    </w:p>
+    <w:p>
+      <w:pPr>
+        <w:pStyle w:val="ListParagraph"/>
+        <w:numPr>
+          <w:ilvl w:val="0"/>
+          <w:numId w:val="22"/>
+        </w:numPr>
+        <w:jc w:val="both"/>
+        <w:rPr>
+          <w:sz w:val="36"/>
+          <w:szCs w:val="36"/>
+        </w:rPr>
+      </w:pPr>
+      <w:r>
+        <w:rPr>
+          <w:sz w:val="36"/>
+          <w:szCs w:val="36"/>
+        </w:rPr>
+        <w:t>Layer first</w:t>
+      </w:r>
+    </w:p>
+    <w:p>
+      <w:pPr>
+        <w:jc w:val="both"/>
+        <w:rPr>
+          <w:sz w:val="36"/>
+          <w:szCs w:val="36"/>
+        </w:rPr>
+      </w:pPr>
+      <w:r>
+        <w:rPr>
+          <w:sz w:val="36"/>
+          <w:szCs w:val="36"/>
+        </w:rPr>
+        <w:t># It also lets us:</w:t>
+      </w:r>
+    </w:p>
+    <w:p>
+      <w:pPr>
+        <w:pStyle w:val="ListParagraph"/>
+        <w:numPr>
+          <w:ilvl w:val="0"/>
+          <w:numId w:val="23"/>
+        </w:numPr>
+        <w:jc w:val="both"/>
+        <w:rPr>
+          <w:sz w:val="36"/>
+          <w:szCs w:val="36"/>
+        </w:rPr>
+      </w:pPr>
+      <w:r>
+        <w:rPr>
+          <w:sz w:val="36"/>
+          <w:szCs w:val="36"/>
+        </w:rPr>
+        <w:t>Choose theme and primary color and also dark mode.</w:t>
+      </w:r>
+    </w:p>
+    <w:p>
+      <w:pPr>
+        <w:pStyle w:val="ListParagraph"/>
+        <w:numPr>
+          <w:ilvl w:val="0"/>
+          <w:numId w:val="23"/>
+        </w:numPr>
+        <w:jc w:val="both"/>
+        <w:rPr>
+          <w:sz w:val="36"/>
+          <w:szCs w:val="36"/>
+        </w:rPr>
+      </w:pPr>
+      <w:r>
+        <w:rPr>
+          <w:sz w:val="36"/>
+          <w:szCs w:val="36"/>
+        </w:rPr>
+        <w:t>Then default or custom icons.</w:t>
+      </w:r>
+    </w:p>
+    <w:p>
+      <w:pPr>
+        <w:pStyle w:val="ListParagraph"/>
+        <w:numPr>
+          <w:ilvl w:val="0"/>
+          <w:numId w:val="23"/>
+        </w:numPr>
+        <w:jc w:val="both"/>
+        <w:rPr>
+          <w:sz w:val="36"/>
+          <w:szCs w:val="36"/>
+        </w:rPr>
+      </w:pPr>
+      <w:r>
+        <w:rPr>
+          <w:sz w:val="36"/>
+          <w:szCs w:val="36"/>
+        </w:rPr>
+        <w:t xml:space="preserve">State Management like </w:t>
+      </w:r>
+      <w:r>
+        <w:rPr>
+          <w:b/>
+          <w:bCs/>
+          <w:sz w:val="36"/>
+          <w:szCs w:val="36"/>
+        </w:rPr>
+        <w:t>Provider</w:t>
+      </w:r>
+      <w:r>
+        <w:rPr>
+          <w:sz w:val="36"/>
+          <w:szCs w:val="36"/>
+        </w:rPr>
+        <w:t xml:space="preserve">, </w:t>
+      </w:r>
+      <w:proofErr w:type="spellStart"/>
+      <w:r>
+        <w:rPr>
+          <w:b/>
+          <w:bCs/>
+          <w:sz w:val="36"/>
+          <w:szCs w:val="36"/>
+        </w:rPr>
+        <w:t>Riverpod</w:t>
+      </w:r>
+      <w:proofErr w:type="spellEnd"/>
+      <w:r>
+        <w:rPr>
+          <w:sz w:val="36"/>
+          <w:szCs w:val="36"/>
+        </w:rPr>
+        <w:t xml:space="preserve">, </w:t>
+      </w:r>
+      <w:proofErr w:type="spellStart"/>
+      <w:r>
+        <w:rPr>
+          <w:b/>
+          <w:bCs/>
+          <w:sz w:val="36"/>
+          <w:szCs w:val="36"/>
+        </w:rPr>
+        <w:t>GetX</w:t>
+      </w:r>
+      <w:proofErr w:type="spellEnd"/>
+      <w:r>
+        <w:rPr>
+          <w:sz w:val="36"/>
+          <w:szCs w:val="36"/>
+        </w:rPr>
+        <w:t xml:space="preserve"> (Or also none like </w:t>
+      </w:r>
+      <w:proofErr w:type="spellStart"/>
+      <w:r>
+        <w:rPr>
+          <w:b/>
+          <w:bCs/>
+          <w:sz w:val="36"/>
+          <w:szCs w:val="36"/>
+        </w:rPr>
+        <w:t>setState</w:t>
+      </w:r>
+      <w:proofErr w:type="spellEnd"/>
+      <w:r>
+        <w:rPr>
+          <w:sz w:val="36"/>
+          <w:szCs w:val="36"/>
+        </w:rPr>
+        <w:t xml:space="preserve"> only)</w:t>
+      </w:r>
+    </w:p>
+    <w:p>
+      <w:pPr>
+        <w:pStyle w:val="ListParagraph"/>
+        <w:numPr>
+          <w:ilvl w:val="0"/>
+          <w:numId w:val="23"/>
+        </w:numPr>
+        <w:jc w:val="both"/>
+        <w:rPr>
+          <w:sz w:val="36"/>
+          <w:szCs w:val="36"/>
+        </w:rPr>
+      </w:pPr>
+      <w:r>
+        <w:rPr>
+          <w:sz w:val="36"/>
+          <w:szCs w:val="36"/>
+        </w:rPr>
+        <w:t xml:space="preserve">Navigation and routing like standard navigator 1 or </w:t>
+      </w:r>
+      <w:proofErr w:type="spellStart"/>
+      <w:r>
+        <w:rPr>
+          <w:b/>
+          <w:bCs/>
+          <w:sz w:val="36"/>
+          <w:szCs w:val="36"/>
+        </w:rPr>
+        <w:t>go_router</w:t>
+      </w:r>
+      <w:proofErr w:type="spellEnd"/>
+      <w:r>
+        <w:rPr>
+          <w:sz w:val="36"/>
+          <w:szCs w:val="36"/>
+        </w:rPr>
+        <w:t xml:space="preserve"> (navigator 2)</w:t>
+      </w:r>
+    </w:p>
+    <w:p>
+      <w:pPr>
+        <w:pStyle w:val="ListParagraph"/>
+        <w:numPr>
+          <w:ilvl w:val="0"/>
+          <w:numId w:val="23"/>
+        </w:numPr>
+        <w:jc w:val="both"/>
+        <w:rPr>
+          <w:sz w:val="36"/>
+          <w:szCs w:val="36"/>
+        </w:rPr>
+      </w:pPr>
+      <w:r>
+        <w:rPr>
+          <w:sz w:val="36"/>
+          <w:szCs w:val="36"/>
+        </w:rPr>
+        <w:t>Backend and auth for F</w:t>
+      </w:r>
+      <w:r>
+        <w:rPr>
+          <w:b/>
+          <w:bCs/>
+          <w:sz w:val="36"/>
+          <w:szCs w:val="36"/>
+        </w:rPr>
+        <w:t>irebase</w:t>
+      </w:r>
+      <w:r>
+        <w:rPr>
+          <w:sz w:val="36"/>
+          <w:szCs w:val="36"/>
+        </w:rPr>
+        <w:t xml:space="preserve">, </w:t>
+      </w:r>
+      <w:proofErr w:type="spellStart"/>
+      <w:r>
+        <w:rPr>
+          <w:b/>
+          <w:bCs/>
+          <w:sz w:val="36"/>
+          <w:szCs w:val="36"/>
+        </w:rPr>
+        <w:t>Supabase</w:t>
+      </w:r>
+      <w:proofErr w:type="spellEnd"/>
+      <w:r>
+        <w:rPr>
+          <w:sz w:val="36"/>
+          <w:szCs w:val="36"/>
+        </w:rPr>
+        <w:t xml:space="preserve"> or custom API (our backend)</w:t>
+      </w:r>
+    </w:p>
+    <w:p>
+      <w:pPr>
+        <w:pStyle w:val="ListParagraph"/>
+        <w:numPr>
+          <w:ilvl w:val="0"/>
+          <w:numId w:val="23"/>
+        </w:numPr>
+        <w:jc w:val="both"/>
+        <w:rPr>
+          <w:sz w:val="36"/>
+          <w:szCs w:val="36"/>
+        </w:rPr>
+      </w:pPr>
+      <w:r>
+        <w:rPr>
+          <w:sz w:val="36"/>
+          <w:szCs w:val="36"/>
+        </w:rPr>
+        <w:t xml:space="preserve">Localization setup using </w:t>
+      </w:r>
+      <w:proofErr w:type="spellStart"/>
+      <w:r>
+        <w:rPr>
+          <w:b/>
+          <w:bCs/>
+          <w:sz w:val="36"/>
+          <w:szCs w:val="36"/>
+        </w:rPr>
+        <w:t>easy_localization</w:t>
+      </w:r>
+      <w:proofErr w:type="spellEnd"/>
+    </w:p>
+    <w:p>
+      <w:pPr>
+        <w:pStyle w:val="ListParagraph"/>
+        <w:numPr>
+          <w:ilvl w:val="0"/>
+          <w:numId w:val="23"/>
+        </w:numPr>
+        <w:jc w:val="both"/>
+        <w:rPr>
+          <w:sz w:val="36"/>
+          <w:szCs w:val="36"/>
+        </w:rPr>
+      </w:pPr>
+      <w:r>
+        <w:rPr>
+          <w:sz w:val="36"/>
+          <w:szCs w:val="36"/>
+        </w:rPr>
+        <w:lastRenderedPageBreak/>
+        <w:t xml:space="preserve">Package selection, where we can select popular and common necessary packages like </w:t>
+      </w:r>
+      <w:proofErr w:type="spellStart"/>
+      <w:r>
+        <w:rPr>
+          <w:b/>
+          <w:bCs/>
+          <w:sz w:val="36"/>
+          <w:szCs w:val="36"/>
+        </w:rPr>
+        <w:t>SharedPreferences</w:t>
+      </w:r>
+      <w:proofErr w:type="spellEnd"/>
+      <w:r>
+        <w:rPr>
+          <w:sz w:val="36"/>
+          <w:szCs w:val="36"/>
+        </w:rPr>
+        <w:t xml:space="preserve">, </w:t>
+      </w:r>
+      <w:r>
+        <w:rPr>
+          <w:b/>
+          <w:bCs/>
+          <w:sz w:val="36"/>
+          <w:szCs w:val="36"/>
+        </w:rPr>
+        <w:t>Secure Storage</w:t>
+      </w:r>
+      <w:r>
+        <w:rPr>
+          <w:sz w:val="36"/>
+          <w:szCs w:val="36"/>
+        </w:rPr>
+        <w:t xml:space="preserve"> and</w:t>
+      </w:r>
+      <w:r>
+        <w:rPr>
+          <w:b/>
+          <w:bCs/>
+          <w:sz w:val="36"/>
+          <w:szCs w:val="36"/>
+        </w:rPr>
+        <w:t xml:space="preserve"> URL launcher</w:t>
+      </w:r>
+    </w:p>
+    <w:p>
+      <w:pPr>
+        <w:jc w:val="both"/>
+        <w:rPr>
+          <w:sz w:val="36"/>
+          <w:szCs w:val="36"/>
+        </w:rPr>
+      </w:pPr>
+      <w:r>
+        <w:rPr>
+          <w:sz w:val="36"/>
+          <w:szCs w:val="36"/>
+        </w:rPr>
+        <w:t># Basically, it gives us ready-made template for new flutter projects and also an outline what we need and we’ll use at the starting</w:t>
+      </w:r>
+    </w:p>
+    <w:p>
+      <w:pPr>
+        <w:jc w:val="both"/>
+        <w:rPr>
+          <w:b/>
+          <w:bCs/>
+          <w:sz w:val="36"/>
+          <w:szCs w:val="36"/>
+        </w:rPr>
+      </w:pPr>
+      <w:r>
+        <w:rPr>
+          <w:b/>
+          <w:bCs/>
+          <w:sz w:val="36"/>
+          <w:szCs w:val="36"/>
+        </w:rPr>
+        <w:t>flutterinit.com</w:t>
+      </w:r>
+    </w:p>
+    <w:p>
+      <w:pPr>
+        <w:jc w:val="both"/>
+        <w:rPr>
+          <w:sz w:val="36"/>
+          <w:szCs w:val="36"/>
+        </w:rPr>
+      </w:pPr>
+    </w:p>
+    <w:p>
+      <w:pPr>
+        <w:jc w:val="both"/>
+        <w:rPr>
+          <w:sz w:val="36"/>
+          <w:szCs w:val="36"/>
+        </w:rPr>
+      </w:pPr>
+    </w:p>
+    <w:p>
+      <w:pPr>
+        <w:jc w:val="both"/>
+        <w:rPr>
+          <w:sz w:val="36"/>
+          <w:szCs w:val="36"/>
+        </w:rPr>
+      </w:pPr>
+    </w:p>
+    <w:p>
+      <w:pPr>
+        <w:jc w:val="both"/>
+        <w:rPr>
+          <w:sz w:val="36"/>
+          <w:szCs w:val="36"/>
+        </w:rPr>
+      </w:pPr>
     </w:p>
     <w:p>
       <w:pPr>
@@ -14154,6 +15536,119 @@
     </w:lvl>
   </w:abstractNum>
   <w:abstractNum w:abstractNumId="4" w15:restartNumberingAfterBreak="0">
+    <w:nsid w:val="0C8D2959"/>
+    <w:multiLevelType w:val="hybridMultilevel"/>
+    <w:tmpl w:val="EE582D8C"/>
+    <w:lvl w:ilvl="0" w:tplc="04090001">
+      <w:start w:val="1"/>
+      <w:numFmt w:val="bullet"/>
+      <w:lvlText w:val=""/>
+      <w:lvlJc w:val="left"/>
+      <w:pPr>
+        <w:ind w:left="360" w:hanging="360"/>
+      </w:pPr>
+      <w:rPr>
+        <w:rFonts w:ascii="Symbol" w:hAnsi="Symbol" w:hint="default"/>
+      </w:rPr>
+    </w:lvl>
+    <w:lvl w:ilvl="1" w:tplc="04090003" w:tentative="1">
+      <w:start w:val="1"/>
+      <w:numFmt w:val="bullet"/>
+      <w:lvlText w:val="o"/>
+      <w:lvlJc w:val="left"/>
+      <w:pPr>
+        <w:ind w:left="1080" w:hanging="360"/>
+      </w:pPr>
+      <w:rPr>
+        <w:rFonts w:ascii="Courier New" w:hAnsi="Courier New" w:cs="Courier New" w:hint="default"/>
+      </w:rPr>
+    </w:lvl>
+    <w:lvl w:ilvl="2" w:tplc="04090005" w:tentative="1">
+      <w:start w:val="1"/>
+      <w:numFmt w:val="bullet"/>
+      <w:lvlText w:val=""/>
+      <w:lvlJc w:val="left"/>
+      <w:pPr>
+        <w:ind w:left="1800" w:hanging="360"/>
+      </w:pPr>
+      <w:rPr>
+        <w:rFonts w:ascii="Wingdings" w:hAnsi="Wingdings" w:hint="default"/>
+      </w:rPr>
+    </w:lvl>
+    <w:lvl w:ilvl="3" w:tplc="04090001" w:tentative="1">
+      <w:start w:val="1"/>
+      <w:numFmt w:val="bullet"/>
+      <w:lvlText w:val=""/>
+      <w:lvlJc w:val="left"/>
+      <w:pPr>
+        <w:ind w:left="2520" w:hanging="360"/>
+      </w:pPr>
+      <w:rPr>
+        <w:rFonts w:ascii="Symbol" w:hAnsi="Symbol" w:hint="default"/>
+      </w:rPr>
+    </w:lvl>
+    <w:lvl w:ilvl="4" w:tplc="04090003" w:tentative="1">
+      <w:start w:val="1"/>
+      <w:numFmt w:val="bullet"/>
+      <w:lvlText w:val="o"/>
+      <w:lvlJc w:val="left"/>
+      <w:pPr>
+        <w:ind w:left="3240" w:hanging="360"/>
+      </w:pPr>
+      <w:rPr>
+        <w:rFonts w:ascii="Courier New" w:hAnsi="Courier New" w:cs="Courier New" w:hint="default"/>
+      </w:rPr>
+    </w:lvl>
+    <w:lvl w:ilvl="5" w:tplc="04090005" w:tentative="1">
+      <w:start w:val="1"/>
+      <w:numFmt w:val="bullet"/>
+      <w:lvlText w:val=""/>
+      <w:lvlJc w:val="left"/>
+      <w:pPr>
+        <w:ind w:left="3960" w:hanging="360"/>
+      </w:pPr>
+      <w:rPr>
+        <w:rFonts w:ascii="Wingdings" w:hAnsi="Wingdings" w:hint="default"/>
+      </w:rPr>
+    </w:lvl>
+    <w:lvl w:ilvl="6" w:tplc="04090001" w:tentative="1">
+      <w:start w:val="1"/>
+      <w:numFmt w:val="bullet"/>
+      <w:lvlText w:val=""/>
+      <w:lvlJc w:val="left"/>
+      <w:pPr>
+        <w:ind w:left="4680" w:hanging="360"/>
+      </w:pPr>
+      <w:rPr>
+        <w:rFonts w:ascii="Symbol" w:hAnsi="Symbol" w:hint="default"/>
+      </w:rPr>
+    </w:lvl>
+    <w:lvl w:ilvl="7" w:tplc="04090003" w:tentative="1">
+      <w:start w:val="1"/>
+      <w:numFmt w:val="bullet"/>
+      <w:lvlText w:val="o"/>
+      <w:lvlJc w:val="left"/>
+      <w:pPr>
+        <w:ind w:left="5400" w:hanging="360"/>
+      </w:pPr>
+      <w:rPr>
+        <w:rFonts w:ascii="Courier New" w:hAnsi="Courier New" w:cs="Courier New" w:hint="default"/>
+      </w:rPr>
+    </w:lvl>
+    <w:lvl w:ilvl="8" w:tplc="04090005" w:tentative="1">
+      <w:start w:val="1"/>
+      <w:numFmt w:val="bullet"/>
+      <w:lvlText w:val=""/>
+      <w:lvlJc w:val="left"/>
+      <w:pPr>
+        <w:ind w:left="6120" w:hanging="360"/>
+      </w:pPr>
+      <w:rPr>
+        <w:rFonts w:ascii="Wingdings" w:hAnsi="Wingdings" w:hint="default"/>
+      </w:rPr>
+    </w:lvl>
+  </w:abstractNum>
+  <w:abstractNum w:abstractNumId="5" w15:restartNumberingAfterBreak="0">
     <w:nsid w:val="0F5C63EE"/>
     <w:multiLevelType w:val="hybridMultilevel"/>
     <w:tmpl w:val="C9B4A58E"/>
@@ -14266,7 +15761,7 @@
       </w:rPr>
     </w:lvl>
   </w:abstractNum>
-  <w:abstractNum w:abstractNumId="5" w15:restartNumberingAfterBreak="0">
+  <w:abstractNum w:abstractNumId="6" w15:restartNumberingAfterBreak="0">
     <w:nsid w:val="12E0605E"/>
     <w:multiLevelType w:val="hybridMultilevel"/>
     <w:tmpl w:val="93CA4FD4"/>
@@ -14379,7 +15874,120 @@
       </w:rPr>
     </w:lvl>
   </w:abstractNum>
-  <w:abstractNum w:abstractNumId="6" w15:restartNumberingAfterBreak="0">
+  <w:abstractNum w:abstractNumId="7" w15:restartNumberingAfterBreak="0">
+    <w:nsid w:val="23081385"/>
+    <w:multiLevelType w:val="hybridMultilevel"/>
+    <w:tmpl w:val="37FC427A"/>
+    <w:lvl w:ilvl="0" w:tplc="04090001">
+      <w:start w:val="1"/>
+      <w:numFmt w:val="bullet"/>
+      <w:lvlText w:val=""/>
+      <w:lvlJc w:val="left"/>
+      <w:pPr>
+        <w:ind w:left="360" w:hanging="360"/>
+      </w:pPr>
+      <w:rPr>
+        <w:rFonts w:ascii="Symbol" w:hAnsi="Symbol" w:hint="default"/>
+      </w:rPr>
+    </w:lvl>
+    <w:lvl w:ilvl="1" w:tplc="04090003" w:tentative="1">
+      <w:start w:val="1"/>
+      <w:numFmt w:val="bullet"/>
+      <w:lvlText w:val="o"/>
+      <w:lvlJc w:val="left"/>
+      <w:pPr>
+        <w:ind w:left="1080" w:hanging="360"/>
+      </w:pPr>
+      <w:rPr>
+        <w:rFonts w:ascii="Courier New" w:hAnsi="Courier New" w:cs="Courier New" w:hint="default"/>
+      </w:rPr>
+    </w:lvl>
+    <w:lvl w:ilvl="2" w:tplc="04090005" w:tentative="1">
+      <w:start w:val="1"/>
+      <w:numFmt w:val="bullet"/>
+      <w:lvlText w:val=""/>
+      <w:lvlJc w:val="left"/>
+      <w:pPr>
+        <w:ind w:left="1800" w:hanging="360"/>
+      </w:pPr>
+      <w:rPr>
+        <w:rFonts w:ascii="Wingdings" w:hAnsi="Wingdings" w:hint="default"/>
+      </w:rPr>
+    </w:lvl>
+    <w:lvl w:ilvl="3" w:tplc="04090001" w:tentative="1">
+      <w:start w:val="1"/>
+      <w:numFmt w:val="bullet"/>
+      <w:lvlText w:val=""/>
+      <w:lvlJc w:val="left"/>
+      <w:pPr>
+        <w:ind w:left="2520" w:hanging="360"/>
+      </w:pPr>
+      <w:rPr>
+        <w:rFonts w:ascii="Symbol" w:hAnsi="Symbol" w:hint="default"/>
+      </w:rPr>
+    </w:lvl>
+    <w:lvl w:ilvl="4" w:tplc="04090003" w:tentative="1">
+      <w:start w:val="1"/>
+      <w:numFmt w:val="bullet"/>
+      <w:lvlText w:val="o"/>
+      <w:lvlJc w:val="left"/>
+      <w:pPr>
+        <w:ind w:left="3240" w:hanging="360"/>
+      </w:pPr>
+      <w:rPr>
+        <w:rFonts w:ascii="Courier New" w:hAnsi="Courier New" w:cs="Courier New" w:hint="default"/>
+      </w:rPr>
+    </w:lvl>
+    <w:lvl w:ilvl="5" w:tplc="04090005" w:tentative="1">
+      <w:start w:val="1"/>
+      <w:numFmt w:val="bullet"/>
+      <w:lvlText w:val=""/>
+      <w:lvlJc w:val="left"/>
+      <w:pPr>
+        <w:ind w:left="3960" w:hanging="360"/>
+      </w:pPr>
+      <w:rPr>
+        <w:rFonts w:ascii="Wingdings" w:hAnsi="Wingdings" w:hint="default"/>
+      </w:rPr>
+    </w:lvl>
+    <w:lvl w:ilvl="6" w:tplc="04090001" w:tentative="1">
+      <w:start w:val="1"/>
+      <w:numFmt w:val="bullet"/>
+      <w:lvlText w:val=""/>
+      <w:lvlJc w:val="left"/>
+      <w:pPr>
+        <w:ind w:left="4680" w:hanging="360"/>
+      </w:pPr>
+      <w:rPr>
+        <w:rFonts w:ascii="Symbol" w:hAnsi="Symbol" w:hint="default"/>
+      </w:rPr>
+    </w:lvl>
+    <w:lvl w:ilvl="7" w:tplc="04090003" w:tentative="1">
+      <w:start w:val="1"/>
+      <w:numFmt w:val="bullet"/>
+      <w:lvlText w:val="o"/>
+      <w:lvlJc w:val="left"/>
+      <w:pPr>
+        <w:ind w:left="5400" w:hanging="360"/>
+      </w:pPr>
+      <w:rPr>
+        <w:rFonts w:ascii="Courier New" w:hAnsi="Courier New" w:cs="Courier New" w:hint="default"/>
+      </w:rPr>
+    </w:lvl>
+    <w:lvl w:ilvl="8" w:tplc="04090005" w:tentative="1">
+      <w:start w:val="1"/>
+      <w:numFmt w:val="bullet"/>
+      <w:lvlText w:val=""/>
+      <w:lvlJc w:val="left"/>
+      <w:pPr>
+        <w:ind w:left="6120" w:hanging="360"/>
+      </w:pPr>
+      <w:rPr>
+        <w:rFonts w:ascii="Wingdings" w:hAnsi="Wingdings" w:hint="default"/>
+      </w:rPr>
+    </w:lvl>
+  </w:abstractNum>
+  <w:abstractNum w:abstractNumId="8" w15:restartNumberingAfterBreak="0">
     <w:nsid w:val="358A2910"/>
     <w:multiLevelType w:val="hybridMultilevel"/>
     <w:tmpl w:val="224034A8"/>
@@ -14492,7 +16100,7 @@
       </w:rPr>
     </w:lvl>
   </w:abstractNum>
-  <w:abstractNum w:abstractNumId="7" w15:restartNumberingAfterBreak="0">
+  <w:abstractNum w:abstractNumId="9" w15:restartNumberingAfterBreak="0">
     <w:nsid w:val="37476265"/>
     <w:multiLevelType w:val="hybridMultilevel"/>
     <w:tmpl w:val="129E8676"/>
@@ -14605,7 +16213,7 @@
       </w:rPr>
     </w:lvl>
   </w:abstractNum>
-  <w:abstractNum w:abstractNumId="8" w15:restartNumberingAfterBreak="0">
+  <w:abstractNum w:abstractNumId="10" w15:restartNumberingAfterBreak="0">
     <w:nsid w:val="379808DE"/>
     <w:multiLevelType w:val="hybridMultilevel"/>
     <w:tmpl w:val="C0EE2048"/>
@@ -14718,7 +16326,7 @@
       </w:rPr>
     </w:lvl>
   </w:abstractNum>
-  <w:abstractNum w:abstractNumId="9" w15:restartNumberingAfterBreak="0">
+  <w:abstractNum w:abstractNumId="11" w15:restartNumberingAfterBreak="0">
     <w:nsid w:val="3AF5136D"/>
     <w:multiLevelType w:val="hybridMultilevel"/>
     <w:tmpl w:val="EBA82A72"/>
@@ -14831,7 +16439,7 @@
       </w:rPr>
     </w:lvl>
   </w:abstractNum>
-  <w:abstractNum w:abstractNumId="10" w15:restartNumberingAfterBreak="0">
+  <w:abstractNum w:abstractNumId="12" w15:restartNumberingAfterBreak="0">
     <w:nsid w:val="431836C6"/>
     <w:multiLevelType w:val="hybridMultilevel"/>
     <w:tmpl w:val="28CA1800"/>
@@ -14944,7 +16552,7 @@
       </w:rPr>
     </w:lvl>
   </w:abstractNum>
-  <w:abstractNum w:abstractNumId="11" w15:restartNumberingAfterBreak="0">
+  <w:abstractNum w:abstractNumId="13" w15:restartNumberingAfterBreak="0">
     <w:nsid w:val="53E12998"/>
     <w:multiLevelType w:val="hybridMultilevel"/>
     <w:tmpl w:val="EDD47322"/>
@@ -15057,7 +16665,7 @@
       </w:rPr>
     </w:lvl>
   </w:abstractNum>
-  <w:abstractNum w:abstractNumId="12" w15:restartNumberingAfterBreak="0">
+  <w:abstractNum w:abstractNumId="14" w15:restartNumberingAfterBreak="0">
     <w:nsid w:val="56374B9F"/>
     <w:multiLevelType w:val="hybridMultilevel"/>
     <w:tmpl w:val="9C6EC418"/>
@@ -15170,7 +16778,7 @@
       </w:rPr>
     </w:lvl>
   </w:abstractNum>
-  <w:abstractNum w:abstractNumId="13" w15:restartNumberingAfterBreak="0">
+  <w:abstractNum w:abstractNumId="15" w15:restartNumberingAfterBreak="0">
     <w:nsid w:val="62064957"/>
     <w:multiLevelType w:val="hybridMultilevel"/>
     <w:tmpl w:val="A97A2886"/>
@@ -15283,7 +16891,7 @@
       </w:rPr>
     </w:lvl>
   </w:abstractNum>
-  <w:abstractNum w:abstractNumId="14" w15:restartNumberingAfterBreak="0">
+  <w:abstractNum w:abstractNumId="16" w15:restartNumberingAfterBreak="0">
     <w:nsid w:val="62E236E0"/>
     <w:multiLevelType w:val="hybridMultilevel"/>
     <w:tmpl w:val="D5A48EA6"/>
@@ -15396,7 +17004,7 @@
       </w:rPr>
     </w:lvl>
   </w:abstractNum>
-  <w:abstractNum w:abstractNumId="15" w15:restartNumberingAfterBreak="0">
+  <w:abstractNum w:abstractNumId="17" w15:restartNumberingAfterBreak="0">
     <w:nsid w:val="65330F4F"/>
     <w:multiLevelType w:val="hybridMultilevel"/>
     <w:tmpl w:val="010C95C8"/>
@@ -15509,7 +17117,7 @@
       </w:rPr>
     </w:lvl>
   </w:abstractNum>
-  <w:abstractNum w:abstractNumId="16" w15:restartNumberingAfterBreak="0">
+  <w:abstractNum w:abstractNumId="18" w15:restartNumberingAfterBreak="0">
     <w:nsid w:val="67FB5EAA"/>
     <w:multiLevelType w:val="hybridMultilevel"/>
     <w:tmpl w:val="D2C2FA20"/>
@@ -15622,7 +17230,7 @@
       </w:rPr>
     </w:lvl>
   </w:abstractNum>
-  <w:abstractNum w:abstractNumId="17" w15:restartNumberingAfterBreak="0">
+  <w:abstractNum w:abstractNumId="19" w15:restartNumberingAfterBreak="0">
     <w:nsid w:val="6FB2533A"/>
     <w:multiLevelType w:val="hybridMultilevel"/>
     <w:tmpl w:val="265C1622"/>
@@ -15735,7 +17343,7 @@
       </w:rPr>
     </w:lvl>
   </w:abstractNum>
-  <w:abstractNum w:abstractNumId="18" w15:restartNumberingAfterBreak="0">
+  <w:abstractNum w:abstractNumId="20" w15:restartNumberingAfterBreak="0">
     <w:nsid w:val="73D74127"/>
     <w:multiLevelType w:val="hybridMultilevel"/>
     <w:tmpl w:val="73E46174"/>
@@ -15848,7 +17456,7 @@
       </w:rPr>
     </w:lvl>
   </w:abstractNum>
-  <w:abstractNum w:abstractNumId="19" w15:restartNumberingAfterBreak="0">
+  <w:abstractNum w:abstractNumId="21" w15:restartNumberingAfterBreak="0">
     <w:nsid w:val="756D39DE"/>
     <w:multiLevelType w:val="hybridMultilevel"/>
     <w:tmpl w:val="4C3C0014"/>
@@ -15961,7 +17569,7 @@
       </w:rPr>
     </w:lvl>
   </w:abstractNum>
-  <w:abstractNum w:abstractNumId="20" w15:restartNumberingAfterBreak="0">
+  <w:abstractNum w:abstractNumId="22" w15:restartNumberingAfterBreak="0">
     <w:nsid w:val="7C08012D"/>
     <w:multiLevelType w:val="hybridMultilevel"/>
     <w:tmpl w:val="712C2978"/>
@@ -16075,25 +17683,25 @@
     </w:lvl>
   </w:abstractNum>
   <w:num w:numId="1" w16cid:durableId="1301378533">
-    <w:abstractNumId w:val="6"/>
+    <w:abstractNumId w:val="8"/>
   </w:num>
   <w:num w:numId="2" w16cid:durableId="1216090696">
-    <w:abstractNumId w:val="19"/>
+    <w:abstractNumId w:val="21"/>
   </w:num>
   <w:num w:numId="3" w16cid:durableId="1143933083">
-    <w:abstractNumId w:val="14"/>
+    <w:abstractNumId w:val="16"/>
   </w:num>
   <w:num w:numId="4" w16cid:durableId="379090341">
     <w:abstractNumId w:val="2"/>
   </w:num>
   <w:num w:numId="5" w16cid:durableId="1672678930">
-    <w:abstractNumId w:val="17"/>
+    <w:abstractNumId w:val="19"/>
   </w:num>
   <w:num w:numId="6" w16cid:durableId="520703883">
-    <w:abstractNumId w:val="11"/>
+    <w:abstractNumId w:val="13"/>
   </w:num>
   <w:num w:numId="7" w16cid:durableId="115415679">
-    <w:abstractNumId w:val="10"/>
+    <w:abstractNumId w:val="12"/>
   </w:num>
   <w:num w:numId="8" w16cid:durableId="931430024">
     <w:abstractNumId w:val="3"/>
@@ -16102,40 +17710,46 @@
     <w:abstractNumId w:val="1"/>
   </w:num>
   <w:num w:numId="10" w16cid:durableId="1705130326">
-    <w:abstractNumId w:val="16"/>
+    <w:abstractNumId w:val="18"/>
   </w:num>
   <w:num w:numId="11" w16cid:durableId="771435815">
-    <w:abstractNumId w:val="18"/>
+    <w:abstractNumId w:val="20"/>
   </w:num>
   <w:num w:numId="12" w16cid:durableId="1534996773">
-    <w:abstractNumId w:val="4"/>
+    <w:abstractNumId w:val="5"/>
   </w:num>
   <w:num w:numId="13" w16cid:durableId="63720590">
-    <w:abstractNumId w:val="9"/>
+    <w:abstractNumId w:val="11"/>
   </w:num>
   <w:num w:numId="14" w16cid:durableId="531769308">
-    <w:abstractNumId w:val="12"/>
+    <w:abstractNumId w:val="14"/>
   </w:num>
   <w:num w:numId="15" w16cid:durableId="1873304858">
     <w:abstractNumId w:val="0"/>
   </w:num>
   <w:num w:numId="16" w16cid:durableId="204684528">
-    <w:abstractNumId w:val="20"/>
+    <w:abstractNumId w:val="22"/>
   </w:num>
   <w:num w:numId="17" w16cid:durableId="1399398763">
+    <w:abstractNumId w:val="9"/>
+  </w:num>
+  <w:num w:numId="18" w16cid:durableId="279144317">
+    <w:abstractNumId w:val="17"/>
+  </w:num>
+  <w:num w:numId="19" w16cid:durableId="1560240668">
+    <w:abstractNumId w:val="6"/>
+  </w:num>
+  <w:num w:numId="20" w16cid:durableId="1333023394">
+    <w:abstractNumId w:val="15"/>
+  </w:num>
+  <w:num w:numId="21" w16cid:durableId="1556966288">
+    <w:abstractNumId w:val="10"/>
+  </w:num>
+  <w:num w:numId="22" w16cid:durableId="1851673138">
     <w:abstractNumId w:val="7"/>
   </w:num>
-  <w:num w:numId="18" w16cid:durableId="279144317">
-    <w:abstractNumId w:val="15"/>
-  </w:num>
-  <w:num w:numId="19" w16cid:durableId="1560240668">
-    <w:abstractNumId w:val="5"/>
-  </w:num>
-  <w:num w:numId="20" w16cid:durableId="1333023394">
-    <w:abstractNumId w:val="13"/>
-  </w:num>
-  <w:num w:numId="21" w16cid:durableId="1556966288">
-    <w:abstractNumId w:val="8"/>
+  <w:num w:numId="23" w16cid:durableId="948393976">
+    <w:abstractNumId w:val="4"/>
   </w:num>
 </w:numbering>
 </file>

--- a/flutter more documents/f20_flutter_extras_of_basic.docx
+++ b/flutter more documents/f20_flutter_extras_of_basic.docx
@@ -33,6 +33,7 @@
     </w:p>
     <w:p>
       <w:pPr>
+        <w:jc w:val="both"/>
         <w:rPr>
           <w:sz w:val="44"/>
           <w:szCs w:val="44"/>
@@ -2562,6 +2563,7 @@
     </w:p>
     <w:p>
       <w:pPr>
+        <w:jc w:val="both"/>
         <w:rPr>
           <w:sz w:val="36"/>
           <w:szCs w:val="36"/>
@@ -2728,6 +2730,7 @@
     </w:p>
     <w:p>
       <w:pPr>
+        <w:jc w:val="both"/>
         <w:rPr>
           <w:sz w:val="36"/>
           <w:szCs w:val="36"/>
@@ -2797,6 +2800,7 @@
     </w:p>
     <w:p>
       <w:pPr>
+        <w:jc w:val="both"/>
         <w:rPr>
           <w:b/>
           <w:bCs/>
@@ -3016,6 +3020,7 @@
     </w:p>
     <w:p>
       <w:pPr>
+        <w:jc w:val="both"/>
         <w:rPr>
           <w:sz w:val="36"/>
           <w:szCs w:val="36"/>
@@ -3492,6 +3497,7 @@
     </w:p>
     <w:p>
       <w:pPr>
+        <w:jc w:val="both"/>
         <w:rPr>
           <w:sz w:val="36"/>
           <w:szCs w:val="36"/>
@@ -3555,6 +3561,7 @@
     </w:p>
     <w:p>
       <w:pPr>
+        <w:jc w:val="both"/>
         <w:rPr>
           <w:b/>
           <w:bCs/>
@@ -3576,6 +3583,7 @@
     </w:p>
     <w:p>
       <w:pPr>
+        <w:jc w:val="both"/>
         <w:rPr>
           <w:b/>
           <w:bCs/>
@@ -3631,6 +3639,7 @@
     </w:p>
     <w:p>
       <w:pPr>
+        <w:jc w:val="both"/>
         <w:rPr>
           <w:b/>
           <w:bCs/>
@@ -3677,6 +3686,7 @@
     </w:p>
     <w:p>
       <w:pPr>
+        <w:jc w:val="both"/>
         <w:rPr>
           <w:b/>
           <w:bCs/>
@@ -3720,6 +3730,7 @@
     </w:p>
     <w:p>
       <w:pPr>
+        <w:jc w:val="both"/>
         <w:rPr>
           <w:b/>
           <w:bCs/>
@@ -3763,6 +3774,7 @@
     </w:p>
     <w:p>
       <w:pPr>
+        <w:jc w:val="both"/>
         <w:rPr>
           <w:b/>
           <w:bCs/>
@@ -3784,6 +3796,7 @@
     </w:p>
     <w:p>
       <w:pPr>
+        <w:jc w:val="both"/>
         <w:rPr>
           <w:b/>
           <w:bCs/>
@@ -3805,6 +3818,7 @@
     </w:p>
     <w:p>
       <w:pPr>
+        <w:jc w:val="both"/>
         <w:rPr>
           <w:sz w:val="36"/>
           <w:szCs w:val="36"/>
@@ -3953,10 +3967,8 @@
     </w:p>
     <w:p>
       <w:pPr>
-        <w:rPr>
-          <w:b/>
-          <w:bCs/>
-          <w:color w:val="D86DCB" w:themeColor="accent5" w:themeTint="99"/>
+        <w:jc w:val="both"/>
+        <w:rPr>
           <w:sz w:val="36"/>
           <w:szCs w:val="36"/>
         </w:rPr>
@@ -3993,9 +4005,232 @@
         </w:rPr>
         <w:t xml:space="preserve"> accessing the glue between the widgets layer and the Flutter engine</w:t>
       </w:r>
-    </w:p>
-    <w:p>
-      <w:pPr>
+      <w:r>
+        <w:rPr>
+          <w:sz w:val="36"/>
+          <w:szCs w:val="36"/>
+        </w:rPr>
+        <w:t>.</w:t>
+      </w:r>
+    </w:p>
+    <w:p>
+      <w:pPr>
+        <w:jc w:val="both"/>
+        <w:rPr>
+          <w:b/>
+          <w:bCs/>
+          <w:color w:val="D86DCB" w:themeColor="accent5" w:themeTint="99"/>
+          <w:sz w:val="36"/>
+          <w:szCs w:val="36"/>
+        </w:rPr>
+      </w:pPr>
+      <w:r>
+        <w:rPr>
+          <w:b/>
+          <w:bCs/>
+          <w:sz w:val="36"/>
+          <w:szCs w:val="36"/>
+        </w:rPr>
+        <w:t xml:space="preserve">NOTE-2: </w:t>
+      </w:r>
+      <w:r>
+        <w:rPr>
+          <w:sz w:val="36"/>
+          <w:szCs w:val="36"/>
+        </w:rPr>
+        <w:t xml:space="preserve">Don’t do operations or logic like fetching </w:t>
+      </w:r>
+      <w:proofErr w:type="spellStart"/>
+      <w:r>
+        <w:rPr>
+          <w:b/>
+          <w:bCs/>
+          <w:sz w:val="36"/>
+          <w:szCs w:val="36"/>
+        </w:rPr>
+        <w:t>eventId</w:t>
+      </w:r>
+      <w:proofErr w:type="spellEnd"/>
+      <w:r>
+        <w:rPr>
+          <w:sz w:val="36"/>
+          <w:szCs w:val="36"/>
+        </w:rPr>
+        <w:t xml:space="preserve"> (in</w:t>
+      </w:r>
+      <w:r>
+        <w:rPr>
+          <w:b/>
+          <w:bCs/>
+          <w:sz w:val="36"/>
+          <w:szCs w:val="36"/>
+        </w:rPr>
+        <w:t xml:space="preserve"> </w:t>
+      </w:r>
+      <w:proofErr w:type="spellStart"/>
+      <w:r>
+        <w:rPr>
+          <w:b/>
+          <w:bCs/>
+          <w:sz w:val="36"/>
+          <w:szCs w:val="36"/>
+        </w:rPr>
+        <w:t>WidgetsBinding</w:t>
+      </w:r>
+      <w:proofErr w:type="spellEnd"/>
+      <w:r>
+        <w:rPr>
+          <w:sz w:val="36"/>
+          <w:szCs w:val="36"/>
+        </w:rPr>
+        <w:t xml:space="preserve">) where </w:t>
+      </w:r>
+      <w:proofErr w:type="gramStart"/>
+      <w:r>
+        <w:rPr>
+          <w:b/>
+          <w:bCs/>
+          <w:sz w:val="36"/>
+          <w:szCs w:val="36"/>
+        </w:rPr>
+        <w:t>build(</w:t>
+      </w:r>
+      <w:proofErr w:type="gramEnd"/>
+      <w:r>
+        <w:rPr>
+          <w:b/>
+          <w:bCs/>
+          <w:sz w:val="36"/>
+          <w:szCs w:val="36"/>
+        </w:rPr>
+        <w:t>)</w:t>
+      </w:r>
+      <w:r>
+        <w:rPr>
+          <w:sz w:val="36"/>
+          <w:szCs w:val="36"/>
+        </w:rPr>
+        <w:t xml:space="preserve"> method is depended on it (will crash) because </w:t>
+      </w:r>
+      <w:r>
+        <w:rPr>
+          <w:b/>
+          <w:bCs/>
+          <w:sz w:val="36"/>
+          <w:szCs w:val="36"/>
+        </w:rPr>
+        <w:t xml:space="preserve">build() </w:t>
+      </w:r>
+      <w:r>
+        <w:rPr>
+          <w:sz w:val="36"/>
+          <w:szCs w:val="36"/>
+        </w:rPr>
+        <w:t xml:space="preserve">runs first then the </w:t>
+      </w:r>
+      <w:proofErr w:type="spellStart"/>
+      <w:r>
+        <w:rPr>
+          <w:b/>
+          <w:bCs/>
+          <w:sz w:val="36"/>
+          <w:szCs w:val="36"/>
+        </w:rPr>
+        <w:t>addPostFrameCallback</w:t>
+      </w:r>
+      <w:proofErr w:type="spellEnd"/>
+      <w:r>
+        <w:rPr>
+          <w:b/>
+          <w:bCs/>
+          <w:sz w:val="36"/>
+          <w:szCs w:val="36"/>
+        </w:rPr>
+        <w:t xml:space="preserve">() </w:t>
+      </w:r>
+      <w:r>
+        <w:rPr>
+          <w:sz w:val="36"/>
+          <w:szCs w:val="36"/>
+        </w:rPr>
+        <w:t xml:space="preserve">method runs. So, fetch that in </w:t>
+      </w:r>
+      <w:proofErr w:type="gramStart"/>
+      <w:r>
+        <w:rPr>
+          <w:b/>
+          <w:bCs/>
+          <w:sz w:val="36"/>
+          <w:szCs w:val="36"/>
+        </w:rPr>
+        <w:t>build(</w:t>
+      </w:r>
+      <w:proofErr w:type="gramEnd"/>
+      <w:r>
+        <w:rPr>
+          <w:b/>
+          <w:bCs/>
+          <w:sz w:val="36"/>
+          <w:szCs w:val="36"/>
+        </w:rPr>
+        <w:t>)</w:t>
+      </w:r>
+      <w:r>
+        <w:rPr>
+          <w:sz w:val="36"/>
+          <w:szCs w:val="36"/>
+        </w:rPr>
+        <w:t xml:space="preserve"> method not in </w:t>
+      </w:r>
+      <w:proofErr w:type="spellStart"/>
+      <w:r>
+        <w:rPr>
+          <w:b/>
+          <w:bCs/>
+          <w:sz w:val="36"/>
+          <w:szCs w:val="36"/>
+        </w:rPr>
+        <w:t>initState</w:t>
+      </w:r>
+      <w:proofErr w:type="spellEnd"/>
+      <w:r>
+        <w:rPr>
+          <w:sz w:val="36"/>
+          <w:szCs w:val="36"/>
+        </w:rPr>
+        <w:t xml:space="preserve"> o</w:t>
+      </w:r>
+      <w:r>
+        <w:rPr>
+          <w:sz w:val="36"/>
+          <w:szCs w:val="36"/>
+        </w:rPr>
+        <w:t>r</w:t>
+      </w:r>
+      <w:r>
+        <w:rPr>
+          <w:b/>
+          <w:bCs/>
+          <w:sz w:val="36"/>
+          <w:szCs w:val="36"/>
+        </w:rPr>
+        <w:t xml:space="preserve"> </w:t>
+      </w:r>
+      <w:proofErr w:type="spellStart"/>
+      <w:r>
+        <w:rPr>
+          <w:b/>
+          <w:bCs/>
+          <w:sz w:val="36"/>
+          <w:szCs w:val="36"/>
+        </w:rPr>
+        <w:t>WidgetsBinding</w:t>
+      </w:r>
+      <w:proofErr w:type="spellEnd"/>
+    </w:p>
+    <w:p>
+      <w:pPr>
+        <w:jc w:val="both"/>
         <w:rPr>
           <w:sz w:val="36"/>
           <w:szCs w:val="36"/>
@@ -4098,6 +4333,7 @@
           <w:sz w:val="36"/>
           <w:szCs w:val="36"/>
         </w:rPr>
+        <w:lastRenderedPageBreak/>
         <w:t xml:space="preserve">Widget </w:t>
       </w:r>
       <w:proofErr w:type="spellStart"/>
@@ -4286,7 +4522,6 @@
           <w:sz w:val="36"/>
           <w:szCs w:val="36"/>
         </w:rPr>
-        <w:lastRenderedPageBreak/>
         <w:t>}) {</w:t>
       </w:r>
     </w:p>
@@ -4702,6 +4937,7 @@
           <w:sz w:val="36"/>
           <w:szCs w:val="36"/>
         </w:rPr>
+        <w:lastRenderedPageBreak/>
         <w:tab/>
         <w:t>_</w:t>
       </w:r>
@@ -4822,608 +5058,751 @@
           <w:sz w:val="36"/>
           <w:szCs w:val="36"/>
         </w:rPr>
+        <w:t xml:space="preserve"># If we don’t need extra logic or operations before retuning in case: we can use a </w:t>
+      </w:r>
+      <w:r>
+        <w:rPr>
+          <w:b/>
+          <w:bCs/>
+          <w:sz w:val="36"/>
+          <w:szCs w:val="36"/>
+        </w:rPr>
+        <w:t>const Map</w:t>
+      </w:r>
+      <w:r>
+        <w:rPr>
+          <w:sz w:val="36"/>
+          <w:szCs w:val="36"/>
+        </w:rPr>
+        <w:t xml:space="preserve"> with null safety </w:t>
+      </w:r>
+      <w:r>
+        <w:rPr>
+          <w:b/>
+          <w:bCs/>
+          <w:sz w:val="36"/>
+          <w:szCs w:val="36"/>
+        </w:rPr>
+        <w:t>??</w:t>
+      </w:r>
+      <w:r>
+        <w:rPr>
+          <w:sz w:val="36"/>
+          <w:szCs w:val="36"/>
+        </w:rPr>
+        <w:t xml:space="preserve"> fallback instead. It increases code scalability and readability. Old code</w:t>
+      </w:r>
+    </w:p>
+    <w:p>
+      <w:pPr>
+        <w:jc w:val="both"/>
+        <w:rPr>
+          <w:b/>
+          <w:bCs/>
+          <w:color w:val="D86DCB" w:themeColor="accent5" w:themeTint="99"/>
+          <w:sz w:val="36"/>
+          <w:szCs w:val="36"/>
+        </w:rPr>
+      </w:pPr>
+      <w:proofErr w:type="spellStart"/>
+      <w:r>
+        <w:rPr>
+          <w:b/>
+          <w:bCs/>
+          <w:color w:val="D86DCB" w:themeColor="accent5" w:themeTint="99"/>
+          <w:sz w:val="36"/>
+          <w:szCs w:val="36"/>
+        </w:rPr>
+        <w:t>getCaffeine</w:t>
+      </w:r>
+      <w:proofErr w:type="spellEnd"/>
+      <w:r>
+        <w:rPr>
+          <w:b/>
+          <w:bCs/>
+          <w:color w:val="D86DCB" w:themeColor="accent5" w:themeTint="99"/>
+          <w:sz w:val="36"/>
+          <w:szCs w:val="36"/>
+        </w:rPr>
+        <w:t>(type) {</w:t>
+      </w:r>
+    </w:p>
+    <w:p>
+      <w:pPr>
+        <w:jc w:val="both"/>
+        <w:rPr>
+          <w:b/>
+          <w:bCs/>
+          <w:color w:val="D86DCB" w:themeColor="accent5" w:themeTint="99"/>
+          <w:sz w:val="36"/>
+          <w:szCs w:val="36"/>
+        </w:rPr>
+      </w:pPr>
+      <w:r>
+        <w:rPr>
+          <w:b/>
+          <w:bCs/>
+          <w:color w:val="D86DCB" w:themeColor="accent5" w:themeTint="99"/>
+          <w:sz w:val="36"/>
+          <w:szCs w:val="36"/>
+        </w:rPr>
+        <w:t xml:space="preserve">  switch (type) {</w:t>
+      </w:r>
+    </w:p>
+    <w:p>
+      <w:pPr>
+        <w:jc w:val="both"/>
+        <w:rPr>
+          <w:b/>
+          <w:bCs/>
+          <w:color w:val="D86DCB" w:themeColor="accent5" w:themeTint="99"/>
+          <w:sz w:val="36"/>
+          <w:szCs w:val="36"/>
+        </w:rPr>
+      </w:pPr>
+      <w:r>
+        <w:rPr>
+          <w:b/>
+          <w:bCs/>
+          <w:color w:val="D86DCB" w:themeColor="accent5" w:themeTint="99"/>
+          <w:sz w:val="36"/>
+          <w:szCs w:val="36"/>
+        </w:rPr>
+        <w:t xml:space="preserve">    case 'coffee':</w:t>
+      </w:r>
+    </w:p>
+    <w:p>
+      <w:pPr>
+        <w:jc w:val="both"/>
+        <w:rPr>
+          <w:b/>
+          <w:bCs/>
+          <w:color w:val="D86DCB" w:themeColor="accent5" w:themeTint="99"/>
+          <w:sz w:val="36"/>
+          <w:szCs w:val="36"/>
+        </w:rPr>
+      </w:pPr>
+      <w:r>
+        <w:rPr>
+          <w:b/>
+          <w:bCs/>
+          <w:color w:val="D86DCB" w:themeColor="accent5" w:themeTint="99"/>
+          <w:sz w:val="36"/>
+          <w:szCs w:val="36"/>
+        </w:rPr>
+        <w:t xml:space="preserve">      return 'Here is your coffee!';</w:t>
+      </w:r>
+    </w:p>
+    <w:p>
+      <w:pPr>
+        <w:jc w:val="both"/>
+        <w:rPr>
+          <w:b/>
+          <w:bCs/>
+          <w:color w:val="D86DCB" w:themeColor="accent5" w:themeTint="99"/>
+          <w:sz w:val="36"/>
+          <w:szCs w:val="36"/>
+        </w:rPr>
+      </w:pPr>
+      <w:r>
+        <w:rPr>
+          <w:b/>
+          <w:bCs/>
+          <w:color w:val="D86DCB" w:themeColor="accent5" w:themeTint="99"/>
+          <w:sz w:val="36"/>
+          <w:szCs w:val="36"/>
+        </w:rPr>
+        <w:t xml:space="preserve">    case 'tea':</w:t>
+      </w:r>
+    </w:p>
+    <w:p>
+      <w:pPr>
+        <w:jc w:val="both"/>
+        <w:rPr>
+          <w:b/>
+          <w:bCs/>
+          <w:color w:val="D86DCB" w:themeColor="accent5" w:themeTint="99"/>
+          <w:sz w:val="36"/>
+          <w:szCs w:val="36"/>
+        </w:rPr>
+      </w:pPr>
+      <w:r>
+        <w:rPr>
+          <w:b/>
+          <w:bCs/>
+          <w:color w:val="D86DCB" w:themeColor="accent5" w:themeTint="99"/>
+          <w:sz w:val="36"/>
+          <w:szCs w:val="36"/>
+        </w:rPr>
+        <w:t xml:space="preserve">      return 'Here is your tea!';</w:t>
+      </w:r>
+    </w:p>
+    <w:p>
+      <w:pPr>
+        <w:jc w:val="both"/>
+        <w:rPr>
+          <w:b/>
+          <w:bCs/>
+          <w:color w:val="D86DCB" w:themeColor="accent5" w:themeTint="99"/>
+          <w:sz w:val="36"/>
+          <w:szCs w:val="36"/>
+        </w:rPr>
+      </w:pPr>
+      <w:r>
+        <w:rPr>
+          <w:b/>
+          <w:bCs/>
+          <w:color w:val="D86DCB" w:themeColor="accent5" w:themeTint="99"/>
+          <w:sz w:val="36"/>
+          <w:szCs w:val="36"/>
+        </w:rPr>
+        <w:t xml:space="preserve">    case 'energy drink':</w:t>
+      </w:r>
+    </w:p>
+    <w:p>
+      <w:pPr>
+        <w:jc w:val="both"/>
+        <w:rPr>
+          <w:b/>
+          <w:bCs/>
+          <w:color w:val="D86DCB" w:themeColor="accent5" w:themeTint="99"/>
+          <w:sz w:val="36"/>
+          <w:szCs w:val="36"/>
+        </w:rPr>
+      </w:pPr>
+      <w:r>
+        <w:rPr>
+          <w:b/>
+          <w:bCs/>
+          <w:color w:val="D86DCB" w:themeColor="accent5" w:themeTint="99"/>
+          <w:sz w:val="36"/>
+          <w:szCs w:val="36"/>
+        </w:rPr>
+        <w:t xml:space="preserve">      return 'Here is your energy drink!';</w:t>
+      </w:r>
+    </w:p>
+    <w:p>
+      <w:pPr>
+        <w:jc w:val="both"/>
+        <w:rPr>
+          <w:b/>
+          <w:bCs/>
+          <w:color w:val="D86DCB" w:themeColor="accent5" w:themeTint="99"/>
+          <w:sz w:val="36"/>
+          <w:szCs w:val="36"/>
+        </w:rPr>
+      </w:pPr>
+      <w:r>
+        <w:rPr>
+          <w:b/>
+          <w:bCs/>
+          <w:color w:val="D86DCB" w:themeColor="accent5" w:themeTint="99"/>
+          <w:sz w:val="36"/>
+          <w:szCs w:val="36"/>
+        </w:rPr>
+        <w:t xml:space="preserve">    default:</w:t>
+      </w:r>
+    </w:p>
+    <w:p>
+      <w:pPr>
+        <w:jc w:val="both"/>
+        <w:rPr>
+          <w:b/>
+          <w:bCs/>
+          <w:color w:val="D86DCB" w:themeColor="accent5" w:themeTint="99"/>
+          <w:sz w:val="36"/>
+          <w:szCs w:val="36"/>
+        </w:rPr>
+      </w:pPr>
+      <w:r>
+        <w:rPr>
+          <w:b/>
+          <w:bCs/>
+          <w:color w:val="D86DCB" w:themeColor="accent5" w:themeTint="99"/>
+          <w:sz w:val="36"/>
+          <w:szCs w:val="36"/>
+        </w:rPr>
+        <w:t xml:space="preserve">      return 'Unknown beverage type.';</w:t>
+      </w:r>
+    </w:p>
+    <w:p>
+      <w:pPr>
+        <w:jc w:val="both"/>
+        <w:rPr>
+          <w:b/>
+          <w:bCs/>
+          <w:color w:val="D86DCB" w:themeColor="accent5" w:themeTint="99"/>
+          <w:sz w:val="36"/>
+          <w:szCs w:val="36"/>
+        </w:rPr>
+      </w:pPr>
+      <w:r>
+        <w:rPr>
+          <w:b/>
+          <w:bCs/>
+          <w:color w:val="D86DCB" w:themeColor="accent5" w:themeTint="99"/>
+          <w:sz w:val="36"/>
+          <w:szCs w:val="36"/>
+        </w:rPr>
+        <w:t xml:space="preserve">  }</w:t>
+      </w:r>
+      <w:r>
+        <w:rPr>
+          <w:b/>
+          <w:bCs/>
+          <w:color w:val="D86DCB" w:themeColor="accent5" w:themeTint="99"/>
+          <w:sz w:val="36"/>
+          <w:szCs w:val="36"/>
+        </w:rPr>
+        <w:t xml:space="preserve"> </w:t>
+      </w:r>
+      <w:r>
+        <w:rPr>
+          <w:b/>
+          <w:bCs/>
+          <w:color w:val="D86DCB" w:themeColor="accent5" w:themeTint="99"/>
+          <w:sz w:val="36"/>
+          <w:szCs w:val="36"/>
+        </w:rPr>
+        <w:t>}</w:t>
+      </w:r>
+    </w:p>
+    <w:p>
+      <w:pPr>
+        <w:jc w:val="both"/>
+        <w:rPr>
+          <w:sz w:val="36"/>
+          <w:szCs w:val="36"/>
+        </w:rPr>
+      </w:pPr>
+      <w:r>
+        <w:rPr>
+          <w:sz w:val="36"/>
+          <w:szCs w:val="36"/>
+        </w:rPr>
+        <w:t># Using map</w:t>
+      </w:r>
+    </w:p>
+    <w:p>
+      <w:pPr>
+        <w:jc w:val="both"/>
+        <w:rPr>
+          <w:b/>
+          <w:bCs/>
+          <w:color w:val="D86DCB" w:themeColor="accent5" w:themeTint="99"/>
+          <w:sz w:val="36"/>
+          <w:szCs w:val="36"/>
+        </w:rPr>
+      </w:pPr>
+      <w:proofErr w:type="spellStart"/>
+      <w:r>
+        <w:rPr>
+          <w:b/>
+          <w:bCs/>
+          <w:color w:val="D86DCB" w:themeColor="accent5" w:themeTint="99"/>
+          <w:sz w:val="36"/>
+          <w:szCs w:val="36"/>
+        </w:rPr>
+        <w:t>getCaffeine</w:t>
+      </w:r>
+      <w:proofErr w:type="spellEnd"/>
+      <w:r>
+        <w:rPr>
+          <w:b/>
+          <w:bCs/>
+          <w:color w:val="D86DCB" w:themeColor="accent5" w:themeTint="99"/>
+          <w:sz w:val="36"/>
+          <w:szCs w:val="36"/>
+        </w:rPr>
+        <w:t>(type) {</w:t>
+      </w:r>
+    </w:p>
+    <w:p>
+      <w:pPr>
+        <w:jc w:val="both"/>
+        <w:rPr>
+          <w:b/>
+          <w:bCs/>
+          <w:color w:val="D86DCB" w:themeColor="accent5" w:themeTint="99"/>
+          <w:sz w:val="36"/>
+          <w:szCs w:val="36"/>
+        </w:rPr>
+      </w:pPr>
+      <w:r>
+        <w:rPr>
+          <w:b/>
+          <w:bCs/>
+          <w:color w:val="D86DCB" w:themeColor="accent5" w:themeTint="99"/>
+          <w:sz w:val="36"/>
+          <w:szCs w:val="36"/>
+        </w:rPr>
         <w:lastRenderedPageBreak/>
-        <w:t xml:space="preserve"># If we don’t need extra logic or operations before retuning in case: we can use a </w:t>
-      </w:r>
-      <w:r>
-        <w:rPr>
-          <w:b/>
-          <w:bCs/>
-          <w:sz w:val="36"/>
-          <w:szCs w:val="36"/>
-        </w:rPr>
-        <w:t>const Map</w:t>
-      </w:r>
-      <w:r>
-        <w:rPr>
-          <w:sz w:val="36"/>
-          <w:szCs w:val="36"/>
-        </w:rPr>
-        <w:t xml:space="preserve"> with null safety </w:t>
-      </w:r>
-      <w:r>
-        <w:rPr>
-          <w:b/>
-          <w:bCs/>
-          <w:sz w:val="36"/>
-          <w:szCs w:val="36"/>
-        </w:rPr>
-        <w:t>??</w:t>
-      </w:r>
-      <w:r>
-        <w:rPr>
-          <w:sz w:val="36"/>
-          <w:szCs w:val="36"/>
-        </w:rPr>
-        <w:t xml:space="preserve"> fallback instead. It increases code scalability and readability. Old code</w:t>
-      </w:r>
-    </w:p>
-    <w:p>
-      <w:pPr>
-        <w:jc w:val="both"/>
-        <w:rPr>
-          <w:b/>
-          <w:bCs/>
-          <w:color w:val="D86DCB" w:themeColor="accent5" w:themeTint="99"/>
-          <w:sz w:val="36"/>
-          <w:szCs w:val="36"/>
-        </w:rPr>
-      </w:pPr>
-      <w:proofErr w:type="spellStart"/>
-      <w:r>
-        <w:rPr>
-          <w:b/>
-          <w:bCs/>
-          <w:color w:val="D86DCB" w:themeColor="accent5" w:themeTint="99"/>
-          <w:sz w:val="36"/>
-          <w:szCs w:val="36"/>
-        </w:rPr>
-        <w:t>getCaffeine</w:t>
-      </w:r>
-      <w:proofErr w:type="spellEnd"/>
-      <w:r>
-        <w:rPr>
-          <w:b/>
-          <w:bCs/>
-          <w:color w:val="D86DCB" w:themeColor="accent5" w:themeTint="99"/>
-          <w:sz w:val="36"/>
-          <w:szCs w:val="36"/>
-        </w:rPr>
-        <w:t>(type) {</w:t>
-      </w:r>
-    </w:p>
-    <w:p>
-      <w:pPr>
-        <w:jc w:val="both"/>
-        <w:rPr>
-          <w:b/>
-          <w:bCs/>
-          <w:color w:val="D86DCB" w:themeColor="accent5" w:themeTint="99"/>
-          <w:sz w:val="36"/>
-          <w:szCs w:val="36"/>
-        </w:rPr>
-      </w:pPr>
-      <w:r>
-        <w:rPr>
-          <w:b/>
-          <w:bCs/>
-          <w:color w:val="D86DCB" w:themeColor="accent5" w:themeTint="99"/>
-          <w:sz w:val="36"/>
-          <w:szCs w:val="36"/>
-        </w:rPr>
-        <w:t xml:space="preserve">  switch (type) {</w:t>
-      </w:r>
-    </w:p>
-    <w:p>
-      <w:pPr>
-        <w:jc w:val="both"/>
-        <w:rPr>
-          <w:b/>
-          <w:bCs/>
-          <w:color w:val="D86DCB" w:themeColor="accent5" w:themeTint="99"/>
-          <w:sz w:val="36"/>
-          <w:szCs w:val="36"/>
-        </w:rPr>
-      </w:pPr>
-      <w:r>
-        <w:rPr>
-          <w:b/>
-          <w:bCs/>
-          <w:color w:val="D86DCB" w:themeColor="accent5" w:themeTint="99"/>
-          <w:sz w:val="36"/>
-          <w:szCs w:val="36"/>
-        </w:rPr>
-        <w:t xml:space="preserve">    case 'coffee':</w:t>
-      </w:r>
-    </w:p>
-    <w:p>
-      <w:pPr>
-        <w:jc w:val="both"/>
-        <w:rPr>
-          <w:b/>
-          <w:bCs/>
-          <w:color w:val="D86DCB" w:themeColor="accent5" w:themeTint="99"/>
-          <w:sz w:val="36"/>
-          <w:szCs w:val="36"/>
-        </w:rPr>
-      </w:pPr>
-      <w:r>
-        <w:rPr>
-          <w:b/>
-          <w:bCs/>
-          <w:color w:val="D86DCB" w:themeColor="accent5" w:themeTint="99"/>
-          <w:sz w:val="36"/>
-          <w:szCs w:val="36"/>
-        </w:rPr>
-        <w:t xml:space="preserve">      return 'Here is your coffee!';</w:t>
-      </w:r>
-    </w:p>
-    <w:p>
-      <w:pPr>
-        <w:jc w:val="both"/>
-        <w:rPr>
-          <w:b/>
-          <w:bCs/>
-          <w:color w:val="D86DCB" w:themeColor="accent5" w:themeTint="99"/>
-          <w:sz w:val="36"/>
-          <w:szCs w:val="36"/>
-        </w:rPr>
-      </w:pPr>
-      <w:r>
-        <w:rPr>
-          <w:b/>
-          <w:bCs/>
-          <w:color w:val="D86DCB" w:themeColor="accent5" w:themeTint="99"/>
-          <w:sz w:val="36"/>
-          <w:szCs w:val="36"/>
-        </w:rPr>
-        <w:t xml:space="preserve">    case 'tea':</w:t>
-      </w:r>
-    </w:p>
-    <w:p>
-      <w:pPr>
-        <w:jc w:val="both"/>
-        <w:rPr>
-          <w:b/>
-          <w:bCs/>
-          <w:color w:val="D86DCB" w:themeColor="accent5" w:themeTint="99"/>
-          <w:sz w:val="36"/>
-          <w:szCs w:val="36"/>
-        </w:rPr>
-      </w:pPr>
-      <w:r>
-        <w:rPr>
-          <w:b/>
-          <w:bCs/>
-          <w:color w:val="D86DCB" w:themeColor="accent5" w:themeTint="99"/>
-          <w:sz w:val="36"/>
-          <w:szCs w:val="36"/>
-        </w:rPr>
-        <w:t xml:space="preserve">      return 'Here is your tea!';</w:t>
-      </w:r>
-    </w:p>
-    <w:p>
-      <w:pPr>
-        <w:jc w:val="both"/>
-        <w:rPr>
-          <w:b/>
-          <w:bCs/>
-          <w:color w:val="D86DCB" w:themeColor="accent5" w:themeTint="99"/>
-          <w:sz w:val="36"/>
-          <w:szCs w:val="36"/>
-        </w:rPr>
-      </w:pPr>
-      <w:r>
-        <w:rPr>
-          <w:b/>
-          <w:bCs/>
-          <w:color w:val="D86DCB" w:themeColor="accent5" w:themeTint="99"/>
-          <w:sz w:val="36"/>
-          <w:szCs w:val="36"/>
-        </w:rPr>
-        <w:t xml:space="preserve">    case 'energy drink':</w:t>
-      </w:r>
-    </w:p>
-    <w:p>
-      <w:pPr>
-        <w:jc w:val="both"/>
-        <w:rPr>
-          <w:b/>
-          <w:bCs/>
-          <w:color w:val="D86DCB" w:themeColor="accent5" w:themeTint="99"/>
-          <w:sz w:val="36"/>
-          <w:szCs w:val="36"/>
-        </w:rPr>
-      </w:pPr>
-      <w:r>
-        <w:rPr>
-          <w:b/>
-          <w:bCs/>
-          <w:color w:val="D86DCB" w:themeColor="accent5" w:themeTint="99"/>
-          <w:sz w:val="36"/>
-          <w:szCs w:val="36"/>
-        </w:rPr>
-        <w:t xml:space="preserve">      return 'Here is your energy drink!';</w:t>
-      </w:r>
-    </w:p>
-    <w:p>
-      <w:pPr>
-        <w:jc w:val="both"/>
-        <w:rPr>
-          <w:b/>
-          <w:bCs/>
-          <w:color w:val="D86DCB" w:themeColor="accent5" w:themeTint="99"/>
-          <w:sz w:val="36"/>
-          <w:szCs w:val="36"/>
-        </w:rPr>
-      </w:pPr>
-      <w:r>
-        <w:rPr>
-          <w:b/>
-          <w:bCs/>
-          <w:color w:val="D86DCB" w:themeColor="accent5" w:themeTint="99"/>
-          <w:sz w:val="36"/>
-          <w:szCs w:val="36"/>
-        </w:rPr>
-        <w:t xml:space="preserve">    default:</w:t>
-      </w:r>
-    </w:p>
-    <w:p>
-      <w:pPr>
-        <w:jc w:val="both"/>
-        <w:rPr>
-          <w:b/>
-          <w:bCs/>
-          <w:color w:val="D86DCB" w:themeColor="accent5" w:themeTint="99"/>
-          <w:sz w:val="36"/>
-          <w:szCs w:val="36"/>
-        </w:rPr>
-      </w:pPr>
-      <w:r>
-        <w:rPr>
-          <w:b/>
-          <w:bCs/>
-          <w:color w:val="D86DCB" w:themeColor="accent5" w:themeTint="99"/>
-          <w:sz w:val="36"/>
-          <w:szCs w:val="36"/>
-        </w:rPr>
-        <w:t xml:space="preserve">      return 'Unknown beverage type.';</w:t>
-      </w:r>
-    </w:p>
-    <w:p>
-      <w:pPr>
-        <w:jc w:val="both"/>
-        <w:rPr>
-          <w:b/>
-          <w:bCs/>
-          <w:color w:val="D86DCB" w:themeColor="accent5" w:themeTint="99"/>
-          <w:sz w:val="36"/>
-          <w:szCs w:val="36"/>
-        </w:rPr>
-      </w:pPr>
-      <w:r>
-        <w:rPr>
-          <w:b/>
-          <w:bCs/>
-          <w:color w:val="D86DCB" w:themeColor="accent5" w:themeTint="99"/>
-          <w:sz w:val="36"/>
-          <w:szCs w:val="36"/>
-        </w:rPr>
-        <w:t xml:space="preserve">  }</w:t>
-      </w:r>
-      <w:r>
-        <w:rPr>
-          <w:b/>
-          <w:bCs/>
-          <w:color w:val="D86DCB" w:themeColor="accent5" w:themeTint="99"/>
+        <w:t xml:space="preserve">  const caffeine = {</w:t>
+      </w:r>
+    </w:p>
+    <w:p>
+      <w:pPr>
+        <w:jc w:val="both"/>
+        <w:rPr>
+          <w:b/>
+          <w:bCs/>
+          <w:color w:val="D86DCB" w:themeColor="accent5" w:themeTint="99"/>
+          <w:sz w:val="36"/>
+          <w:szCs w:val="36"/>
+        </w:rPr>
+      </w:pPr>
+      <w:r>
+        <w:rPr>
+          <w:b/>
+          <w:bCs/>
+          <w:color w:val="D86DCB" w:themeColor="accent5" w:themeTint="99"/>
+          <w:sz w:val="36"/>
+          <w:szCs w:val="36"/>
+        </w:rPr>
+        <w:t xml:space="preserve">    'coffee': 'Here is your coffee',</w:t>
+      </w:r>
+    </w:p>
+    <w:p>
+      <w:pPr>
+        <w:jc w:val="both"/>
+        <w:rPr>
+          <w:b/>
+          <w:bCs/>
+          <w:color w:val="D86DCB" w:themeColor="accent5" w:themeTint="99"/>
+          <w:sz w:val="36"/>
+          <w:szCs w:val="36"/>
+        </w:rPr>
+      </w:pPr>
+      <w:r>
+        <w:rPr>
+          <w:b/>
+          <w:bCs/>
+          <w:color w:val="D86DCB" w:themeColor="accent5" w:themeTint="99"/>
+          <w:sz w:val="36"/>
+          <w:szCs w:val="36"/>
+        </w:rPr>
+        <w:t xml:space="preserve">    'tea': 'Here is your tea',</w:t>
+      </w:r>
+    </w:p>
+    <w:p>
+      <w:pPr>
+        <w:jc w:val="both"/>
+        <w:rPr>
+          <w:b/>
+          <w:bCs/>
+          <w:color w:val="D86DCB" w:themeColor="accent5" w:themeTint="99"/>
+          <w:sz w:val="36"/>
+          <w:szCs w:val="36"/>
+        </w:rPr>
+      </w:pPr>
+      <w:r>
+        <w:rPr>
+          <w:b/>
+          <w:bCs/>
+          <w:color w:val="D86DCB" w:themeColor="accent5" w:themeTint="99"/>
+          <w:sz w:val="36"/>
+          <w:szCs w:val="36"/>
+        </w:rPr>
+        <w:t xml:space="preserve">    'soda': 'Here is your soda',</w:t>
+      </w:r>
+    </w:p>
+    <w:p>
+      <w:pPr>
+        <w:jc w:val="both"/>
+        <w:rPr>
+          <w:b/>
+          <w:bCs/>
+          <w:color w:val="D86DCB" w:themeColor="accent5" w:themeTint="99"/>
+          <w:sz w:val="36"/>
+          <w:szCs w:val="36"/>
+        </w:rPr>
+      </w:pPr>
+      <w:r>
+        <w:rPr>
+          <w:b/>
+          <w:bCs/>
+          <w:color w:val="D86DCB" w:themeColor="accent5" w:themeTint="99"/>
+          <w:sz w:val="36"/>
+          <w:szCs w:val="36"/>
+        </w:rPr>
+        <w:t xml:space="preserve">    '</w:t>
+      </w:r>
+      <w:proofErr w:type="gramStart"/>
+      <w:r>
+        <w:rPr>
+          <w:b/>
+          <w:bCs/>
+          <w:color w:val="D86DCB" w:themeColor="accent5" w:themeTint="99"/>
+          <w:sz w:val="36"/>
+          <w:szCs w:val="36"/>
+        </w:rPr>
+        <w:t>energy</w:t>
+      </w:r>
+      <w:proofErr w:type="gramEnd"/>
+      <w:r>
+        <w:rPr>
+          <w:b/>
+          <w:bCs/>
+          <w:color w:val="D86DCB" w:themeColor="accent5" w:themeTint="99"/>
+          <w:sz w:val="36"/>
+          <w:szCs w:val="36"/>
+        </w:rPr>
+        <w:t xml:space="preserve"> drink': 'Here is your energy drink',</w:t>
+      </w:r>
+    </w:p>
+    <w:p>
+      <w:pPr>
+        <w:jc w:val="both"/>
+        <w:rPr>
+          <w:b/>
+          <w:bCs/>
+          <w:color w:val="D86DCB" w:themeColor="accent5" w:themeTint="99"/>
+          <w:sz w:val="36"/>
+          <w:szCs w:val="36"/>
+        </w:rPr>
+      </w:pPr>
+      <w:r>
+        <w:rPr>
+          <w:b/>
+          <w:bCs/>
+          <w:color w:val="D86DCB" w:themeColor="accent5" w:themeTint="99"/>
+          <w:sz w:val="36"/>
+          <w:szCs w:val="36"/>
+        </w:rPr>
+        <w:t xml:space="preserve">  };</w:t>
+      </w:r>
+    </w:p>
+    <w:p>
+      <w:pPr>
+        <w:jc w:val="both"/>
+        <w:rPr>
+          <w:b/>
+          <w:bCs/>
+          <w:color w:val="D86DCB" w:themeColor="accent5" w:themeTint="99"/>
+          <w:sz w:val="36"/>
+          <w:szCs w:val="36"/>
+        </w:rPr>
+      </w:pPr>
+      <w:r>
+        <w:rPr>
+          <w:b/>
+          <w:bCs/>
+          <w:color w:val="D86DCB" w:themeColor="accent5" w:themeTint="99"/>
+          <w:sz w:val="36"/>
+          <w:szCs w:val="36"/>
+        </w:rPr>
+        <w:t xml:space="preserve">  return caffeine[</w:t>
+      </w:r>
+      <w:proofErr w:type="spellStart"/>
+      <w:proofErr w:type="gramStart"/>
+      <w:r>
+        <w:rPr>
+          <w:b/>
+          <w:bCs/>
+          <w:color w:val="D86DCB" w:themeColor="accent5" w:themeTint="99"/>
+          <w:sz w:val="36"/>
+          <w:szCs w:val="36"/>
+        </w:rPr>
+        <w:t>type.toLowerCase</w:t>
+      </w:r>
+      <w:proofErr w:type="spellEnd"/>
+      <w:proofErr w:type="gramEnd"/>
+      <w:r>
+        <w:rPr>
+          <w:b/>
+          <w:bCs/>
+          <w:color w:val="D86DCB" w:themeColor="accent5" w:themeTint="99"/>
+          <w:sz w:val="36"/>
+          <w:szCs w:val="36"/>
+        </w:rPr>
+        <w:t>()] ?? 'Caffeine content not found';</w:t>
+      </w:r>
+    </w:p>
+    <w:p>
+      <w:pPr>
+        <w:jc w:val="both"/>
+        <w:rPr>
+          <w:b/>
+          <w:bCs/>
+          <w:color w:val="D86DCB" w:themeColor="accent5" w:themeTint="99"/>
+          <w:sz w:val="36"/>
+          <w:szCs w:val="36"/>
+        </w:rPr>
+      </w:pPr>
+      <w:r>
+        <w:rPr>
+          <w:b/>
+          <w:bCs/>
+          <w:color w:val="D86DCB" w:themeColor="accent5" w:themeTint="99"/>
+          <w:sz w:val="36"/>
+          <w:szCs w:val="36"/>
+        </w:rPr>
+        <w:t>}</w:t>
+      </w:r>
+    </w:p>
+    <w:p>
+      <w:pPr>
+        <w:jc w:val="both"/>
+        <w:rPr>
+          <w:b/>
+          <w:bCs/>
+          <w:sz w:val="36"/>
+          <w:szCs w:val="36"/>
+        </w:rPr>
+      </w:pPr>
+    </w:p>
+    <w:p>
+      <w:pPr>
+        <w:jc w:val="both"/>
+        <w:rPr>
+          <w:sz w:val="36"/>
+          <w:szCs w:val="36"/>
+        </w:rPr>
+      </w:pPr>
+      <w:proofErr w:type="spellStart"/>
+      <w:r>
+        <w:rPr>
+          <w:b/>
+          <w:bCs/>
+          <w:sz w:val="36"/>
+          <w:szCs w:val="36"/>
+        </w:rPr>
+        <w:t>PreferredSizeWidget</w:t>
+      </w:r>
+      <w:proofErr w:type="spellEnd"/>
+      <w:r>
+        <w:rPr>
+          <w:b/>
+          <w:bCs/>
+          <w:sz w:val="36"/>
+          <w:szCs w:val="36"/>
+        </w:rPr>
+        <w:t>:</w:t>
+      </w:r>
+    </w:p>
+    <w:p>
+      <w:pPr>
+        <w:jc w:val="both"/>
+        <w:rPr>
+          <w:sz w:val="36"/>
+          <w:szCs w:val="36"/>
+        </w:rPr>
+      </w:pPr>
+      <w:r>
+        <w:rPr>
+          <w:sz w:val="36"/>
+          <w:szCs w:val="36"/>
+        </w:rPr>
+        <w:t xml:space="preserve"># </w:t>
+      </w:r>
+      <w:proofErr w:type="spellStart"/>
+      <w:r>
+        <w:rPr>
+          <w:b/>
+          <w:bCs/>
+          <w:sz w:val="36"/>
+          <w:szCs w:val="36"/>
+        </w:rPr>
+        <w:t>PreferredSizeWidget</w:t>
+      </w:r>
+      <w:proofErr w:type="spellEnd"/>
+      <w:r>
+        <w:rPr>
+          <w:sz w:val="36"/>
+          <w:szCs w:val="36"/>
+        </w:rPr>
+        <w:t xml:space="preserve"> is an interface that forces us to define a </w:t>
+      </w:r>
+      <w:proofErr w:type="spellStart"/>
+      <w:r>
+        <w:rPr>
+          <w:b/>
+          <w:bCs/>
+          <w:sz w:val="36"/>
+          <w:szCs w:val="36"/>
+        </w:rPr>
+        <w:t>preferredSize</w:t>
+      </w:r>
+      <w:proofErr w:type="spellEnd"/>
+      <w:r>
+        <w:rPr>
+          <w:sz w:val="36"/>
+          <w:szCs w:val="36"/>
+        </w:rPr>
+        <w:t xml:space="preserve"> getter method. Without it, our custom widget can’t be used in</w:t>
+      </w:r>
+      <w:r>
+        <w:rPr>
+          <w:b/>
+          <w:bCs/>
           <w:sz w:val="36"/>
           <w:szCs w:val="36"/>
         </w:rPr>
         <w:t xml:space="preserve"> </w:t>
       </w:r>
-      <w:r>
-        <w:rPr>
-          <w:b/>
-          <w:bCs/>
-          <w:color w:val="D86DCB" w:themeColor="accent5" w:themeTint="99"/>
-          <w:sz w:val="36"/>
-          <w:szCs w:val="36"/>
-        </w:rPr>
-        <w:t>}</w:t>
-      </w:r>
-    </w:p>
-    <w:p>
-      <w:pPr>
-        <w:jc w:val="both"/>
-        <w:rPr>
-          <w:sz w:val="36"/>
-          <w:szCs w:val="36"/>
-        </w:rPr>
-      </w:pPr>
-      <w:r>
-        <w:rPr>
-          <w:sz w:val="36"/>
-          <w:szCs w:val="36"/>
-        </w:rPr>
-        <w:t># Using map</w:t>
-      </w:r>
-    </w:p>
-    <w:p>
-      <w:pPr>
-        <w:jc w:val="both"/>
-        <w:rPr>
-          <w:b/>
-          <w:bCs/>
-          <w:color w:val="D86DCB" w:themeColor="accent5" w:themeTint="99"/>
-          <w:sz w:val="36"/>
-          <w:szCs w:val="36"/>
-        </w:rPr>
-      </w:pPr>
-      <w:proofErr w:type="spellStart"/>
-      <w:r>
-        <w:rPr>
-          <w:b/>
-          <w:bCs/>
-          <w:color w:val="D86DCB" w:themeColor="accent5" w:themeTint="99"/>
-          <w:sz w:val="36"/>
-          <w:szCs w:val="36"/>
-        </w:rPr>
-        <w:t>getCaffeine</w:t>
-      </w:r>
-      <w:proofErr w:type="spellEnd"/>
-      <w:r>
-        <w:rPr>
-          <w:b/>
-          <w:bCs/>
-          <w:color w:val="D86DCB" w:themeColor="accent5" w:themeTint="99"/>
-          <w:sz w:val="36"/>
-          <w:szCs w:val="36"/>
-        </w:rPr>
-        <w:t>(type) {</w:t>
-      </w:r>
-    </w:p>
-    <w:p>
-      <w:pPr>
-        <w:jc w:val="both"/>
-        <w:rPr>
-          <w:b/>
-          <w:bCs/>
-          <w:color w:val="D86DCB" w:themeColor="accent5" w:themeTint="99"/>
-          <w:sz w:val="36"/>
-          <w:szCs w:val="36"/>
-        </w:rPr>
-      </w:pPr>
-      <w:r>
-        <w:rPr>
-          <w:b/>
-          <w:bCs/>
-          <w:color w:val="D86DCB" w:themeColor="accent5" w:themeTint="99"/>
-          <w:sz w:val="36"/>
-          <w:szCs w:val="36"/>
-        </w:rPr>
-        <w:t xml:space="preserve">  const caffeine = {</w:t>
-      </w:r>
-    </w:p>
-    <w:p>
-      <w:pPr>
-        <w:jc w:val="both"/>
-        <w:rPr>
-          <w:b/>
-          <w:bCs/>
-          <w:color w:val="D86DCB" w:themeColor="accent5" w:themeTint="99"/>
-          <w:sz w:val="36"/>
-          <w:szCs w:val="36"/>
-        </w:rPr>
-      </w:pPr>
-      <w:r>
-        <w:rPr>
-          <w:b/>
-          <w:bCs/>
-          <w:color w:val="D86DCB" w:themeColor="accent5" w:themeTint="99"/>
-          <w:sz w:val="36"/>
-          <w:szCs w:val="36"/>
-        </w:rPr>
-        <w:t xml:space="preserve">    'coffee': 'Here is your coffee',</w:t>
-      </w:r>
-    </w:p>
-    <w:p>
-      <w:pPr>
-        <w:jc w:val="both"/>
-        <w:rPr>
-          <w:b/>
-          <w:bCs/>
-          <w:color w:val="D86DCB" w:themeColor="accent5" w:themeTint="99"/>
-          <w:sz w:val="36"/>
-          <w:szCs w:val="36"/>
-        </w:rPr>
-      </w:pPr>
-      <w:r>
-        <w:rPr>
-          <w:b/>
-          <w:bCs/>
-          <w:color w:val="D86DCB" w:themeColor="accent5" w:themeTint="99"/>
-          <w:sz w:val="36"/>
-          <w:szCs w:val="36"/>
-        </w:rPr>
-        <w:t xml:space="preserve">    'tea': 'Here is your tea',</w:t>
-      </w:r>
-    </w:p>
-    <w:p>
-      <w:pPr>
-        <w:jc w:val="both"/>
-        <w:rPr>
-          <w:b/>
-          <w:bCs/>
-          <w:color w:val="D86DCB" w:themeColor="accent5" w:themeTint="99"/>
-          <w:sz w:val="36"/>
-          <w:szCs w:val="36"/>
-        </w:rPr>
-      </w:pPr>
-      <w:r>
-        <w:rPr>
-          <w:b/>
-          <w:bCs/>
-          <w:color w:val="D86DCB" w:themeColor="accent5" w:themeTint="99"/>
-          <w:sz w:val="36"/>
-          <w:szCs w:val="36"/>
-        </w:rPr>
-        <w:t xml:space="preserve">    'soda': 'Here is your soda',</w:t>
-      </w:r>
-    </w:p>
-    <w:p>
-      <w:pPr>
-        <w:jc w:val="both"/>
-        <w:rPr>
-          <w:b/>
-          <w:bCs/>
-          <w:color w:val="D86DCB" w:themeColor="accent5" w:themeTint="99"/>
-          <w:sz w:val="36"/>
-          <w:szCs w:val="36"/>
-        </w:rPr>
-      </w:pPr>
-      <w:r>
-        <w:rPr>
-          <w:b/>
-          <w:bCs/>
-          <w:color w:val="D86DCB" w:themeColor="accent5" w:themeTint="99"/>
-          <w:sz w:val="36"/>
-          <w:szCs w:val="36"/>
-        </w:rPr>
-        <w:lastRenderedPageBreak/>
-        <w:t xml:space="preserve">    '</w:t>
-      </w:r>
       <w:proofErr w:type="gramStart"/>
       <w:r>
         <w:rPr>
           <w:b/>
           <w:bCs/>
-          <w:color w:val="D86DCB" w:themeColor="accent5" w:themeTint="99"/>
-          <w:sz w:val="36"/>
-          <w:szCs w:val="36"/>
-        </w:rPr>
-        <w:t>energy</w:t>
-      </w:r>
+          <w:sz w:val="36"/>
+          <w:szCs w:val="36"/>
+        </w:rPr>
+        <w:t>Scaffold(</w:t>
+      </w:r>
+      <w:proofErr w:type="spellStart"/>
       <w:proofErr w:type="gramEnd"/>
       <w:r>
         <w:rPr>
           <w:b/>
           <w:bCs/>
-          <w:color w:val="D86DCB" w:themeColor="accent5" w:themeTint="99"/>
-          <w:sz w:val="36"/>
-          <w:szCs w:val="36"/>
-        </w:rPr>
-        <w:t xml:space="preserve"> drink': 'Here is your energy drink',</w:t>
-      </w:r>
-    </w:p>
-    <w:p>
-      <w:pPr>
-        <w:jc w:val="both"/>
-        <w:rPr>
-          <w:b/>
-          <w:bCs/>
-          <w:color w:val="D86DCB" w:themeColor="accent5" w:themeTint="99"/>
-          <w:sz w:val="36"/>
-          <w:szCs w:val="36"/>
-        </w:rPr>
-      </w:pPr>
-      <w:r>
-        <w:rPr>
-          <w:b/>
-          <w:bCs/>
-          <w:color w:val="D86DCB" w:themeColor="accent5" w:themeTint="99"/>
-          <w:sz w:val="36"/>
-          <w:szCs w:val="36"/>
-        </w:rPr>
-        <w:t xml:space="preserve">  };</w:t>
-      </w:r>
-    </w:p>
-    <w:p>
-      <w:pPr>
-        <w:jc w:val="both"/>
-        <w:rPr>
-          <w:b/>
-          <w:bCs/>
-          <w:color w:val="D86DCB" w:themeColor="accent5" w:themeTint="99"/>
-          <w:sz w:val="36"/>
-          <w:szCs w:val="36"/>
-        </w:rPr>
-      </w:pPr>
-      <w:r>
-        <w:rPr>
-          <w:b/>
-          <w:bCs/>
-          <w:color w:val="D86DCB" w:themeColor="accent5" w:themeTint="99"/>
-          <w:sz w:val="36"/>
-          <w:szCs w:val="36"/>
-        </w:rPr>
-        <w:t xml:space="preserve">  return caffeine[</w:t>
-      </w:r>
-      <w:proofErr w:type="spellStart"/>
-      <w:proofErr w:type="gramStart"/>
-      <w:r>
-        <w:rPr>
-          <w:b/>
-          <w:bCs/>
-          <w:color w:val="D86DCB" w:themeColor="accent5" w:themeTint="99"/>
-          <w:sz w:val="36"/>
-          <w:szCs w:val="36"/>
-        </w:rPr>
-        <w:t>type.toLowerCase</w:t>
-      </w:r>
-      <w:proofErr w:type="spellEnd"/>
-      <w:proofErr w:type="gramEnd"/>
-      <w:r>
-        <w:rPr>
-          <w:b/>
-          <w:bCs/>
-          <w:color w:val="D86DCB" w:themeColor="accent5" w:themeTint="99"/>
-          <w:sz w:val="36"/>
-          <w:szCs w:val="36"/>
-        </w:rPr>
-        <w:t>()] ?? 'Caffeine content not found';</w:t>
-      </w:r>
-    </w:p>
-    <w:p>
-      <w:pPr>
-        <w:jc w:val="both"/>
-        <w:rPr>
-          <w:b/>
-          <w:bCs/>
-          <w:color w:val="D86DCB" w:themeColor="accent5" w:themeTint="99"/>
-          <w:sz w:val="36"/>
-          <w:szCs w:val="36"/>
-        </w:rPr>
-      </w:pPr>
-      <w:r>
-        <w:rPr>
-          <w:b/>
-          <w:bCs/>
-          <w:color w:val="D86DCB" w:themeColor="accent5" w:themeTint="99"/>
-          <w:sz w:val="36"/>
-          <w:szCs w:val="36"/>
-        </w:rPr>
-        <w:t>}</w:t>
-      </w:r>
-    </w:p>
-    <w:p>
-      <w:pPr>
-        <w:jc w:val="both"/>
-        <w:rPr>
-          <w:b/>
-          <w:bCs/>
-          <w:sz w:val="36"/>
-          <w:szCs w:val="36"/>
-        </w:rPr>
-      </w:pPr>
-    </w:p>
-    <w:p>
-      <w:pPr>
-        <w:jc w:val="both"/>
-        <w:rPr>
-          <w:sz w:val="36"/>
-          <w:szCs w:val="36"/>
-        </w:rPr>
-      </w:pPr>
+          <w:sz w:val="36"/>
+          <w:szCs w:val="36"/>
+        </w:rPr>
+        <w:t>appBar</w:t>
+      </w:r>
+      <w:proofErr w:type="spellEnd"/>
+      <w:r>
+        <w:rPr>
+          <w:b/>
+          <w:bCs/>
+          <w:sz w:val="36"/>
+          <w:szCs w:val="36"/>
+        </w:rPr>
+        <w:t>: ...)</w:t>
+      </w:r>
+      <w:r>
+        <w:rPr>
+          <w:sz w:val="36"/>
+          <w:szCs w:val="36"/>
+        </w:rPr>
+        <w:t>.</w:t>
+      </w:r>
+    </w:p>
+    <w:p>
+      <w:pPr>
+        <w:jc w:val="both"/>
+        <w:rPr>
+          <w:sz w:val="36"/>
+          <w:szCs w:val="36"/>
+        </w:rPr>
+      </w:pPr>
+      <w:r>
+        <w:rPr>
+          <w:sz w:val="36"/>
+          <w:szCs w:val="36"/>
+        </w:rPr>
+        <w:t xml:space="preserve"># </w:t>
+      </w:r>
+      <w:r>
+        <w:rPr>
+          <w:b/>
+          <w:bCs/>
+          <w:sz w:val="36"/>
+          <w:szCs w:val="36"/>
+        </w:rPr>
+        <w:t xml:space="preserve">implements </w:t>
+      </w:r>
       <w:proofErr w:type="spellStart"/>
       <w:r>
         <w:rPr>
@@ -5437,12 +5816,28 @@
       <w:proofErr w:type="spellEnd"/>
       <w:r>
         <w:rPr>
-          <w:b/>
-          <w:bCs/>
-          <w:sz w:val="36"/>
-          <w:szCs w:val="36"/>
-        </w:rPr>
-        <w:t>:</w:t>
+          <w:sz w:val="36"/>
+          <w:szCs w:val="36"/>
+        </w:rPr>
+        <w:t xml:space="preserve"> tells Flutter "This widget has a preferred size, like an </w:t>
+      </w:r>
+      <w:proofErr w:type="spellStart"/>
+      <w:r>
+        <w:rPr>
+          <w:b/>
+          <w:bCs/>
+          <w:sz w:val="36"/>
+          <w:szCs w:val="36"/>
+        </w:rPr>
+        <w:t>AppBar</w:t>
+      </w:r>
+      <w:proofErr w:type="spellEnd"/>
+      <w:r>
+        <w:rPr>
+          <w:sz w:val="36"/>
+          <w:szCs w:val="36"/>
+        </w:rPr>
+        <w:t>."</w:t>
       </w:r>
     </w:p>
     <w:p>
@@ -5460,11 +5855,173 @@
         </w:rPr>
         <w:t xml:space="preserve"># </w:t>
       </w:r>
-      <w:proofErr w:type="spellStart"/>
-      <w:r>
-        <w:rPr>
-          <w:b/>
-          <w:bCs/>
+      <w:r>
+        <w:rPr>
+          <w:b/>
+          <w:bCs/>
+          <w:sz w:val="36"/>
+          <w:szCs w:val="36"/>
+        </w:rPr>
+        <w:t xml:space="preserve">Size get </w:t>
+      </w:r>
+      <w:proofErr w:type="spellStart"/>
+      <w:r>
+        <w:rPr>
+          <w:b/>
+          <w:bCs/>
+          <w:sz w:val="36"/>
+          <w:szCs w:val="36"/>
+        </w:rPr>
+        <w:t>preferredSize</w:t>
+      </w:r>
+      <w:proofErr w:type="spellEnd"/>
+      <w:r>
+        <w:rPr>
+          <w:sz w:val="36"/>
+          <w:szCs w:val="36"/>
+        </w:rPr>
+        <w:t xml:space="preserve"> is a getter that returns the size Flutter should give this widget.</w:t>
+      </w:r>
+    </w:p>
+    <w:p>
+      <w:pPr>
+        <w:jc w:val="both"/>
+        <w:rPr>
+          <w:sz w:val="36"/>
+          <w:szCs w:val="36"/>
+        </w:rPr>
+      </w:pPr>
+      <w:r>
+        <w:rPr>
+          <w:sz w:val="36"/>
+          <w:szCs w:val="36"/>
+        </w:rPr>
+        <w:t xml:space="preserve"># </w:t>
+      </w:r>
+      <w:proofErr w:type="spellStart"/>
+      <w:r>
+        <w:rPr>
+          <w:b/>
+          <w:bCs/>
+          <w:sz w:val="36"/>
+          <w:szCs w:val="36"/>
+        </w:rPr>
+        <w:t>kToolbarHeight</w:t>
+      </w:r>
+      <w:proofErr w:type="spellEnd"/>
+      <w:r>
+        <w:rPr>
+          <w:sz w:val="36"/>
+          <w:szCs w:val="36"/>
+        </w:rPr>
+        <w:t xml:space="preserve"> is a constant height of the default </w:t>
+      </w:r>
+      <w:proofErr w:type="spellStart"/>
+      <w:r>
+        <w:rPr>
+          <w:sz w:val="36"/>
+          <w:szCs w:val="36"/>
+        </w:rPr>
+        <w:t>AppBar</w:t>
+      </w:r>
+      <w:proofErr w:type="spellEnd"/>
+      <w:r>
+        <w:rPr>
+          <w:sz w:val="36"/>
+          <w:szCs w:val="36"/>
+        </w:rPr>
+        <w:t xml:space="preserve"> (56px) given by flutter for app bars. So, our custom widget gets the same height as </w:t>
+      </w:r>
+      <w:proofErr w:type="spellStart"/>
+      <w:r>
+        <w:rPr>
+          <w:b/>
+          <w:bCs/>
+          <w:sz w:val="36"/>
+          <w:szCs w:val="36"/>
+        </w:rPr>
+        <w:t>AppBar</w:t>
+      </w:r>
+      <w:proofErr w:type="spellEnd"/>
+      <w:r>
+        <w:rPr>
+          <w:sz w:val="36"/>
+          <w:szCs w:val="36"/>
+        </w:rPr>
+        <w:t>.</w:t>
+      </w:r>
+    </w:p>
+    <w:p>
+      <w:pPr>
+        <w:jc w:val="both"/>
+        <w:rPr>
+          <w:b/>
+          <w:bCs/>
+          <w:color w:val="D86DCB" w:themeColor="accent5" w:themeTint="99"/>
+          <w:sz w:val="36"/>
+          <w:szCs w:val="36"/>
+        </w:rPr>
+      </w:pPr>
+      <w:r>
+        <w:rPr>
+          <w:b/>
+          <w:bCs/>
+          <w:color w:val="D86DCB" w:themeColor="accent5" w:themeTint="99"/>
+          <w:sz w:val="36"/>
+          <w:szCs w:val="36"/>
+        </w:rPr>
+        <w:t xml:space="preserve">class </w:t>
+      </w:r>
+      <w:proofErr w:type="spellStart"/>
+      <w:r>
+        <w:rPr>
+          <w:b/>
+          <w:bCs/>
+          <w:color w:val="D86DCB" w:themeColor="accent5" w:themeTint="99"/>
+          <w:sz w:val="36"/>
+          <w:szCs w:val="36"/>
+        </w:rPr>
+        <w:t>TMAppBar</w:t>
+      </w:r>
+      <w:proofErr w:type="spellEnd"/>
+      <w:r>
+        <w:rPr>
+          <w:b/>
+          <w:bCs/>
+          <w:color w:val="D86DCB" w:themeColor="accent5" w:themeTint="99"/>
+          <w:sz w:val="36"/>
+          <w:szCs w:val="36"/>
+        </w:rPr>
+        <w:t xml:space="preserve"> extends </w:t>
+      </w:r>
+      <w:proofErr w:type="spellStart"/>
+      <w:r>
+        <w:rPr>
+          <w:b/>
+          <w:bCs/>
+          <w:color w:val="D86DCB" w:themeColor="accent5" w:themeTint="99"/>
+          <w:sz w:val="36"/>
+          <w:szCs w:val="36"/>
+        </w:rPr>
+        <w:t>StatelessWidget</w:t>
+      </w:r>
+      <w:proofErr w:type="spellEnd"/>
+      <w:r>
+        <w:rPr>
+          <w:b/>
+          <w:bCs/>
+          <w:color w:val="D86DCB" w:themeColor="accent5" w:themeTint="99"/>
+          <w:sz w:val="36"/>
+          <w:szCs w:val="36"/>
+        </w:rPr>
+        <w:t xml:space="preserve"> implements </w:t>
+      </w:r>
+      <w:proofErr w:type="spellStart"/>
+      <w:r>
+        <w:rPr>
+          <w:b/>
+          <w:bCs/>
+          <w:color w:val="D86DCB" w:themeColor="accent5" w:themeTint="99"/>
           <w:sz w:val="36"/>
           <w:szCs w:val="36"/>
         </w:rPr>
@@ -5473,328 +6030,6 @@
       <w:proofErr w:type="spellEnd"/>
       <w:r>
         <w:rPr>
-          <w:sz w:val="36"/>
-          <w:szCs w:val="36"/>
-        </w:rPr>
-        <w:t xml:space="preserve"> is an interface that forces us to define a </w:t>
-      </w:r>
-      <w:proofErr w:type="spellStart"/>
-      <w:r>
-        <w:rPr>
-          <w:b/>
-          <w:bCs/>
-          <w:sz w:val="36"/>
-          <w:szCs w:val="36"/>
-        </w:rPr>
-        <w:t>preferredSize</w:t>
-      </w:r>
-      <w:proofErr w:type="spellEnd"/>
-      <w:r>
-        <w:rPr>
-          <w:sz w:val="36"/>
-          <w:szCs w:val="36"/>
-        </w:rPr>
-        <w:t xml:space="preserve"> getter method. Without it, our custom widget can’t be used in</w:t>
-      </w:r>
-      <w:r>
-        <w:rPr>
-          <w:b/>
-          <w:bCs/>
-          <w:sz w:val="36"/>
-          <w:szCs w:val="36"/>
-        </w:rPr>
-        <w:t xml:space="preserve"> </w:t>
-      </w:r>
-      <w:proofErr w:type="gramStart"/>
-      <w:r>
-        <w:rPr>
-          <w:b/>
-          <w:bCs/>
-          <w:sz w:val="36"/>
-          <w:szCs w:val="36"/>
-        </w:rPr>
-        <w:t>Scaffold(</w:t>
-      </w:r>
-      <w:proofErr w:type="spellStart"/>
-      <w:proofErr w:type="gramEnd"/>
-      <w:r>
-        <w:rPr>
-          <w:b/>
-          <w:bCs/>
-          <w:sz w:val="36"/>
-          <w:szCs w:val="36"/>
-        </w:rPr>
-        <w:t>appBar</w:t>
-      </w:r>
-      <w:proofErr w:type="spellEnd"/>
-      <w:r>
-        <w:rPr>
-          <w:b/>
-          <w:bCs/>
-          <w:sz w:val="36"/>
-          <w:szCs w:val="36"/>
-        </w:rPr>
-        <w:t>: ...)</w:t>
-      </w:r>
-      <w:r>
-        <w:rPr>
-          <w:sz w:val="36"/>
-          <w:szCs w:val="36"/>
-        </w:rPr>
-        <w:t>.</w:t>
-      </w:r>
-    </w:p>
-    <w:p>
-      <w:pPr>
-        <w:jc w:val="both"/>
-        <w:rPr>
-          <w:sz w:val="36"/>
-          <w:szCs w:val="36"/>
-        </w:rPr>
-      </w:pPr>
-      <w:r>
-        <w:rPr>
-          <w:sz w:val="36"/>
-          <w:szCs w:val="36"/>
-        </w:rPr>
-        <w:t xml:space="preserve"># </w:t>
-      </w:r>
-      <w:r>
-        <w:rPr>
-          <w:b/>
-          <w:bCs/>
-          <w:sz w:val="36"/>
-          <w:szCs w:val="36"/>
-        </w:rPr>
-        <w:t xml:space="preserve">implements </w:t>
-      </w:r>
-      <w:proofErr w:type="spellStart"/>
-      <w:r>
-        <w:rPr>
-          <w:b/>
-          <w:bCs/>
-          <w:sz w:val="36"/>
-          <w:szCs w:val="36"/>
-        </w:rPr>
-        <w:t>PreferredSizeWidget</w:t>
-      </w:r>
-      <w:proofErr w:type="spellEnd"/>
-      <w:r>
-        <w:rPr>
-          <w:sz w:val="36"/>
-          <w:szCs w:val="36"/>
-        </w:rPr>
-        <w:t xml:space="preserve"> tells Flutter "This widget has a preferred size, like an </w:t>
-      </w:r>
-      <w:proofErr w:type="spellStart"/>
-      <w:r>
-        <w:rPr>
-          <w:b/>
-          <w:bCs/>
-          <w:sz w:val="36"/>
-          <w:szCs w:val="36"/>
-        </w:rPr>
-        <w:t>AppBar</w:t>
-      </w:r>
-      <w:proofErr w:type="spellEnd"/>
-      <w:r>
-        <w:rPr>
-          <w:sz w:val="36"/>
-          <w:szCs w:val="36"/>
-        </w:rPr>
-        <w:t>."</w:t>
-      </w:r>
-    </w:p>
-    <w:p>
-      <w:pPr>
-        <w:jc w:val="both"/>
-        <w:rPr>
-          <w:sz w:val="36"/>
-          <w:szCs w:val="36"/>
-        </w:rPr>
-      </w:pPr>
-      <w:r>
-        <w:rPr>
-          <w:sz w:val="36"/>
-          <w:szCs w:val="36"/>
-        </w:rPr>
-        <w:t xml:space="preserve"># </w:t>
-      </w:r>
-      <w:r>
-        <w:rPr>
-          <w:b/>
-          <w:bCs/>
-          <w:sz w:val="36"/>
-          <w:szCs w:val="36"/>
-        </w:rPr>
-        <w:t xml:space="preserve">Size get </w:t>
-      </w:r>
-      <w:proofErr w:type="spellStart"/>
-      <w:r>
-        <w:rPr>
-          <w:b/>
-          <w:bCs/>
-          <w:sz w:val="36"/>
-          <w:szCs w:val="36"/>
-        </w:rPr>
-        <w:t>preferredSize</w:t>
-      </w:r>
-      <w:proofErr w:type="spellEnd"/>
-      <w:r>
-        <w:rPr>
-          <w:sz w:val="36"/>
-          <w:szCs w:val="36"/>
-        </w:rPr>
-        <w:t xml:space="preserve"> is a getter that returns the size Flutter should give this widget.</w:t>
-      </w:r>
-    </w:p>
-    <w:p>
-      <w:pPr>
-        <w:jc w:val="both"/>
-        <w:rPr>
-          <w:sz w:val="36"/>
-          <w:szCs w:val="36"/>
-        </w:rPr>
-      </w:pPr>
-      <w:r>
-        <w:rPr>
-          <w:sz w:val="36"/>
-          <w:szCs w:val="36"/>
-        </w:rPr>
-        <w:t xml:space="preserve"># </w:t>
-      </w:r>
-      <w:proofErr w:type="spellStart"/>
-      <w:r>
-        <w:rPr>
-          <w:b/>
-          <w:bCs/>
-          <w:sz w:val="36"/>
-          <w:szCs w:val="36"/>
-        </w:rPr>
-        <w:t>kToolbarHeight</w:t>
-      </w:r>
-      <w:proofErr w:type="spellEnd"/>
-      <w:r>
-        <w:rPr>
-          <w:sz w:val="36"/>
-          <w:szCs w:val="36"/>
-        </w:rPr>
-        <w:t xml:space="preserve"> is a constant height of the default </w:t>
-      </w:r>
-      <w:proofErr w:type="spellStart"/>
-      <w:r>
-        <w:rPr>
-          <w:sz w:val="36"/>
-          <w:szCs w:val="36"/>
-        </w:rPr>
-        <w:t>AppBar</w:t>
-      </w:r>
-      <w:proofErr w:type="spellEnd"/>
-      <w:r>
-        <w:rPr>
-          <w:sz w:val="36"/>
-          <w:szCs w:val="36"/>
-        </w:rPr>
-        <w:t xml:space="preserve"> (56px) given by flutter for app bars. So, our custom widget gets the same height as </w:t>
-      </w:r>
-      <w:proofErr w:type="spellStart"/>
-      <w:r>
-        <w:rPr>
-          <w:b/>
-          <w:bCs/>
-          <w:sz w:val="36"/>
-          <w:szCs w:val="36"/>
-        </w:rPr>
-        <w:t>AppBar</w:t>
-      </w:r>
-      <w:proofErr w:type="spellEnd"/>
-      <w:r>
-        <w:rPr>
-          <w:sz w:val="36"/>
-          <w:szCs w:val="36"/>
-        </w:rPr>
-        <w:t>.</w:t>
-      </w:r>
-    </w:p>
-    <w:p>
-      <w:pPr>
-        <w:jc w:val="both"/>
-        <w:rPr>
-          <w:b/>
-          <w:bCs/>
-          <w:color w:val="D86DCB" w:themeColor="accent5" w:themeTint="99"/>
-          <w:sz w:val="36"/>
-          <w:szCs w:val="36"/>
-        </w:rPr>
-      </w:pPr>
-      <w:r>
-        <w:rPr>
-          <w:b/>
-          <w:bCs/>
-          <w:color w:val="D86DCB" w:themeColor="accent5" w:themeTint="99"/>
-          <w:sz w:val="36"/>
-          <w:szCs w:val="36"/>
-        </w:rPr>
-        <w:t xml:space="preserve">class </w:t>
-      </w:r>
-      <w:proofErr w:type="spellStart"/>
-      <w:r>
-        <w:rPr>
-          <w:b/>
-          <w:bCs/>
-          <w:color w:val="D86DCB" w:themeColor="accent5" w:themeTint="99"/>
-          <w:sz w:val="36"/>
-          <w:szCs w:val="36"/>
-        </w:rPr>
-        <w:t>TMAppBar</w:t>
-      </w:r>
-      <w:proofErr w:type="spellEnd"/>
-      <w:r>
-        <w:rPr>
-          <w:b/>
-          <w:bCs/>
-          <w:color w:val="D86DCB" w:themeColor="accent5" w:themeTint="99"/>
-          <w:sz w:val="36"/>
-          <w:szCs w:val="36"/>
-        </w:rPr>
-        <w:t xml:space="preserve"> extends </w:t>
-      </w:r>
-      <w:proofErr w:type="spellStart"/>
-      <w:r>
-        <w:rPr>
-          <w:b/>
-          <w:bCs/>
-          <w:color w:val="D86DCB" w:themeColor="accent5" w:themeTint="99"/>
-          <w:sz w:val="36"/>
-          <w:szCs w:val="36"/>
-        </w:rPr>
-        <w:t>StatelessWidget</w:t>
-      </w:r>
-      <w:proofErr w:type="spellEnd"/>
-      <w:r>
-        <w:rPr>
-          <w:b/>
-          <w:bCs/>
-          <w:color w:val="D86DCB" w:themeColor="accent5" w:themeTint="99"/>
-          <w:sz w:val="36"/>
-          <w:szCs w:val="36"/>
-        </w:rPr>
-        <w:t xml:space="preserve"> implements </w:t>
-      </w:r>
-      <w:proofErr w:type="spellStart"/>
-      <w:r>
-        <w:rPr>
-          <w:b/>
-          <w:bCs/>
-          <w:color w:val="D86DCB" w:themeColor="accent5" w:themeTint="99"/>
-          <w:sz w:val="36"/>
-          <w:szCs w:val="36"/>
-        </w:rPr>
-        <w:t>PreferredSizeWidget</w:t>
-      </w:r>
-      <w:proofErr w:type="spellEnd"/>
-      <w:r>
-        <w:rPr>
           <w:b/>
           <w:bCs/>
           <w:color w:val="D86DCB" w:themeColor="accent5" w:themeTint="99"/>
@@ -5802,138 +6037,6 @@
           <w:szCs w:val="36"/>
         </w:rPr>
         <w:t xml:space="preserve"> {</w:t>
-      </w:r>
-    </w:p>
-    <w:p>
-      <w:pPr>
-        <w:jc w:val="both"/>
-        <w:rPr>
-          <w:b/>
-          <w:bCs/>
-          <w:color w:val="D86DCB" w:themeColor="accent5" w:themeTint="99"/>
-          <w:sz w:val="36"/>
-          <w:szCs w:val="36"/>
-        </w:rPr>
-      </w:pPr>
-      <w:r>
-        <w:rPr>
-          <w:b/>
-          <w:bCs/>
-          <w:color w:val="D86DCB" w:themeColor="accent5" w:themeTint="99"/>
-          <w:sz w:val="36"/>
-          <w:szCs w:val="36"/>
-        </w:rPr>
-        <w:t xml:space="preserve">   …</w:t>
-      </w:r>
-    </w:p>
-    <w:p>
-      <w:pPr>
-        <w:jc w:val="both"/>
-        <w:rPr>
-          <w:b/>
-          <w:bCs/>
-          <w:color w:val="D86DCB" w:themeColor="accent5" w:themeTint="99"/>
-          <w:sz w:val="36"/>
-          <w:szCs w:val="36"/>
-        </w:rPr>
-      </w:pPr>
-      <w:r>
-        <w:rPr>
-          <w:b/>
-          <w:bCs/>
-          <w:color w:val="D86DCB" w:themeColor="accent5" w:themeTint="99"/>
-          <w:sz w:val="36"/>
-          <w:szCs w:val="36"/>
-        </w:rPr>
-        <w:t xml:space="preserve">  @override</w:t>
-      </w:r>
-    </w:p>
-    <w:p>
-      <w:pPr>
-        <w:jc w:val="both"/>
-        <w:rPr>
-          <w:b/>
-          <w:bCs/>
-          <w:color w:val="D86DCB" w:themeColor="accent5" w:themeTint="99"/>
-          <w:sz w:val="36"/>
-          <w:szCs w:val="36"/>
-        </w:rPr>
-      </w:pPr>
-      <w:r>
-        <w:rPr>
-          <w:b/>
-          <w:bCs/>
-          <w:color w:val="D86DCB" w:themeColor="accent5" w:themeTint="99"/>
-          <w:sz w:val="36"/>
-          <w:szCs w:val="36"/>
-        </w:rPr>
-        <w:t xml:space="preserve">  Size get </w:t>
-      </w:r>
-      <w:proofErr w:type="spellStart"/>
-      <w:r>
-        <w:rPr>
-          <w:b/>
-          <w:bCs/>
-          <w:color w:val="D86DCB" w:themeColor="accent5" w:themeTint="99"/>
-          <w:sz w:val="36"/>
-          <w:szCs w:val="36"/>
-        </w:rPr>
-        <w:t>preferredSize</w:t>
-      </w:r>
-      <w:proofErr w:type="spellEnd"/>
-      <w:r>
-        <w:rPr>
-          <w:b/>
-          <w:bCs/>
-          <w:color w:val="D86DCB" w:themeColor="accent5" w:themeTint="99"/>
-          <w:sz w:val="36"/>
-          <w:szCs w:val="36"/>
-        </w:rPr>
-        <w:t xml:space="preserve"> =&gt; const </w:t>
-      </w:r>
-      <w:proofErr w:type="spellStart"/>
-      <w:r>
-        <w:rPr>
-          <w:b/>
-          <w:bCs/>
-          <w:color w:val="D86DCB" w:themeColor="accent5" w:themeTint="99"/>
-          <w:sz w:val="36"/>
-          <w:szCs w:val="36"/>
-        </w:rPr>
-        <w:t>Size.fromHeight</w:t>
-      </w:r>
-      <w:proofErr w:type="spellEnd"/>
-      <w:r>
-        <w:rPr>
-          <w:b/>
-          <w:bCs/>
-          <w:color w:val="D86DCB" w:themeColor="accent5" w:themeTint="99"/>
-          <w:sz w:val="36"/>
-          <w:szCs w:val="36"/>
-        </w:rPr>
-        <w:t>(</w:t>
-      </w:r>
-      <w:proofErr w:type="spellStart"/>
-      <w:r>
-        <w:rPr>
-          <w:b/>
-          <w:bCs/>
-          <w:color w:val="D86DCB" w:themeColor="accent5" w:themeTint="99"/>
-          <w:sz w:val="36"/>
-          <w:szCs w:val="36"/>
-        </w:rPr>
-        <w:t>kToolbarHeight</w:t>
-      </w:r>
-      <w:proofErr w:type="spellEnd"/>
-      <w:r>
-        <w:rPr>
-          <w:b/>
-          <w:bCs/>
-          <w:color w:val="D86DCB" w:themeColor="accent5" w:themeTint="99"/>
-          <w:sz w:val="36"/>
-          <w:szCs w:val="36"/>
-        </w:rPr>
-        <w:t>);</w:t>
       </w:r>
     </w:p>
     <w:p>
@@ -5978,6 +6081,138 @@
           <w:sz w:val="36"/>
           <w:szCs w:val="36"/>
         </w:rPr>
+        <w:t xml:space="preserve">  @override</w:t>
+      </w:r>
+    </w:p>
+    <w:p>
+      <w:pPr>
+        <w:jc w:val="both"/>
+        <w:rPr>
+          <w:b/>
+          <w:bCs/>
+          <w:color w:val="D86DCB" w:themeColor="accent5" w:themeTint="99"/>
+          <w:sz w:val="36"/>
+          <w:szCs w:val="36"/>
+        </w:rPr>
+      </w:pPr>
+      <w:r>
+        <w:rPr>
+          <w:b/>
+          <w:bCs/>
+          <w:color w:val="D86DCB" w:themeColor="accent5" w:themeTint="99"/>
+          <w:sz w:val="36"/>
+          <w:szCs w:val="36"/>
+        </w:rPr>
+        <w:t xml:space="preserve">  Size get </w:t>
+      </w:r>
+      <w:proofErr w:type="spellStart"/>
+      <w:r>
+        <w:rPr>
+          <w:b/>
+          <w:bCs/>
+          <w:color w:val="D86DCB" w:themeColor="accent5" w:themeTint="99"/>
+          <w:sz w:val="36"/>
+          <w:szCs w:val="36"/>
+        </w:rPr>
+        <w:t>preferredSize</w:t>
+      </w:r>
+      <w:proofErr w:type="spellEnd"/>
+      <w:r>
+        <w:rPr>
+          <w:b/>
+          <w:bCs/>
+          <w:color w:val="D86DCB" w:themeColor="accent5" w:themeTint="99"/>
+          <w:sz w:val="36"/>
+          <w:szCs w:val="36"/>
+        </w:rPr>
+        <w:t xml:space="preserve"> =&gt; const </w:t>
+      </w:r>
+      <w:proofErr w:type="spellStart"/>
+      <w:r>
+        <w:rPr>
+          <w:b/>
+          <w:bCs/>
+          <w:color w:val="D86DCB" w:themeColor="accent5" w:themeTint="99"/>
+          <w:sz w:val="36"/>
+          <w:szCs w:val="36"/>
+        </w:rPr>
+        <w:t>Size.fromHeight</w:t>
+      </w:r>
+      <w:proofErr w:type="spellEnd"/>
+      <w:r>
+        <w:rPr>
+          <w:b/>
+          <w:bCs/>
+          <w:color w:val="D86DCB" w:themeColor="accent5" w:themeTint="99"/>
+          <w:sz w:val="36"/>
+          <w:szCs w:val="36"/>
+        </w:rPr>
+        <w:t>(</w:t>
+      </w:r>
+      <w:proofErr w:type="spellStart"/>
+      <w:r>
+        <w:rPr>
+          <w:b/>
+          <w:bCs/>
+          <w:color w:val="D86DCB" w:themeColor="accent5" w:themeTint="99"/>
+          <w:sz w:val="36"/>
+          <w:szCs w:val="36"/>
+        </w:rPr>
+        <w:t>kToolbarHeight</w:t>
+      </w:r>
+      <w:proofErr w:type="spellEnd"/>
+      <w:r>
+        <w:rPr>
+          <w:b/>
+          <w:bCs/>
+          <w:color w:val="D86DCB" w:themeColor="accent5" w:themeTint="99"/>
+          <w:sz w:val="36"/>
+          <w:szCs w:val="36"/>
+        </w:rPr>
+        <w:t>);</w:t>
+      </w:r>
+    </w:p>
+    <w:p>
+      <w:pPr>
+        <w:jc w:val="both"/>
+        <w:rPr>
+          <w:b/>
+          <w:bCs/>
+          <w:color w:val="D86DCB" w:themeColor="accent5" w:themeTint="99"/>
+          <w:sz w:val="36"/>
+          <w:szCs w:val="36"/>
+        </w:rPr>
+      </w:pPr>
+      <w:r>
+        <w:rPr>
+          <w:b/>
+          <w:bCs/>
+          <w:color w:val="D86DCB" w:themeColor="accent5" w:themeTint="99"/>
+          <w:sz w:val="36"/>
+          <w:szCs w:val="36"/>
+        </w:rPr>
+        <w:t xml:space="preserve">   …</w:t>
+      </w:r>
+    </w:p>
+    <w:p>
+      <w:pPr>
+        <w:jc w:val="both"/>
+        <w:rPr>
+          <w:b/>
+          <w:bCs/>
+          <w:color w:val="D86DCB" w:themeColor="accent5" w:themeTint="99"/>
+          <w:sz w:val="36"/>
+          <w:szCs w:val="36"/>
+        </w:rPr>
+      </w:pPr>
+      <w:r>
+        <w:rPr>
+          <w:b/>
+          <w:bCs/>
+          <w:color w:val="D86DCB" w:themeColor="accent5" w:themeTint="99"/>
+          <w:sz w:val="36"/>
+          <w:szCs w:val="36"/>
+        </w:rPr>
         <w:t>}</w:t>
       </w:r>
     </w:p>
@@ -6412,32 +6647,39 @@
           <w:sz w:val="36"/>
           <w:szCs w:val="36"/>
         </w:rPr>
-        <w:t xml:space="preserve"> didn't have a unique key, the recycled State object would sometimes "remember" the old checkbox value from the previous task that occupied that slot, or it wouldn't trigger a visual update because it thought it was the same widget.</w:t>
-      </w:r>
-    </w:p>
-    <w:p>
-      <w:pPr>
-        <w:jc w:val="both"/>
-        <w:rPr>
-          <w:sz w:val="36"/>
-          <w:szCs w:val="36"/>
-        </w:rPr>
-      </w:pPr>
-    </w:p>
-    <w:p>
-      <w:pPr>
-        <w:jc w:val="both"/>
-        <w:rPr>
-          <w:sz w:val="36"/>
-          <w:szCs w:val="36"/>
-        </w:rPr>
-      </w:pPr>
+        <w:t xml:space="preserve"> didn't have a unique key, the recycled State object would </w:t>
+      </w:r>
       <w:r>
         <w:rPr>
           <w:sz w:val="36"/>
           <w:szCs w:val="36"/>
         </w:rPr>
         <w:lastRenderedPageBreak/>
+        <w:t>sometimes "remember" the old checkbox value from the previous task that occupied that slot, or it wouldn't trigger a visual update because it thought it was the same widget.</w:t>
+      </w:r>
+    </w:p>
+    <w:p>
+      <w:pPr>
+        <w:jc w:val="both"/>
+        <w:rPr>
+          <w:sz w:val="36"/>
+          <w:szCs w:val="36"/>
+        </w:rPr>
+      </w:pPr>
+    </w:p>
+    <w:p>
+      <w:pPr>
+        <w:jc w:val="both"/>
+        <w:rPr>
+          <w:sz w:val="36"/>
+          <w:szCs w:val="36"/>
+        </w:rPr>
+      </w:pPr>
+      <w:r>
+        <w:rPr>
+          <w:sz w:val="36"/>
+          <w:szCs w:val="36"/>
+        </w:rPr>
         <w:t>The "Local State" problem</w:t>
       </w:r>
       <w:r>
@@ -6850,6 +7092,7 @@
           <w:sz w:val="36"/>
           <w:szCs w:val="36"/>
         </w:rPr>
+        <w:lastRenderedPageBreak/>
         <w:t xml:space="preserve">The Trigger: When </w:t>
       </w:r>
       <w:r>
@@ -6939,7 +7182,6 @@
           <w:sz w:val="36"/>
           <w:szCs w:val="36"/>
         </w:rPr>
-        <w:lastRenderedPageBreak/>
         <w:t xml:space="preserve">The Sync: Flutter sees that the </w:t>
       </w:r>
       <w:proofErr w:type="spellStart"/>
@@ -7269,6 +7511,7 @@
           <w:sz w:val="36"/>
           <w:szCs w:val="36"/>
         </w:rPr>
+        <w:lastRenderedPageBreak/>
         <w:t xml:space="preserve">Note: </w:t>
       </w:r>
       <w:r>
@@ -7386,15 +7629,7 @@
           <w:sz w:val="36"/>
           <w:szCs w:val="36"/>
         </w:rPr>
-        <w:t xml:space="preserve">tells Flutter: "Do not reuse this state for a different task; if the task name changes, treat this as a </w:t>
-      </w:r>
-      <w:r>
-        <w:rPr>
-          <w:sz w:val="36"/>
-          <w:szCs w:val="36"/>
-        </w:rPr>
-        <w:lastRenderedPageBreak/>
-        <w:t xml:space="preserve">totally fresh widget." Using both </w:t>
+        <w:t xml:space="preserve">tells Flutter: "Do not reuse this state for a different task; if the task name changes, treat this as a totally fresh widget." Using both </w:t>
       </w:r>
       <w:r>
         <w:rPr>
@@ -8048,6 +8283,7 @@
           <w:sz w:val="36"/>
           <w:szCs w:val="36"/>
         </w:rPr>
+        <w:lastRenderedPageBreak/>
         <w:t>build(</w:t>
       </w:r>
       <w:proofErr w:type="gramEnd"/>
@@ -8180,701 +8416,701 @@
           <w:sz w:val="36"/>
           <w:szCs w:val="36"/>
         </w:rPr>
+        <w:t>@override</w:t>
+      </w:r>
+    </w:p>
+    <w:p>
+      <w:pPr>
+        <w:jc w:val="both"/>
+        <w:rPr>
+          <w:b/>
+          <w:bCs/>
+          <w:color w:val="D86DCB" w:themeColor="accent5" w:themeTint="99"/>
+          <w:sz w:val="36"/>
+          <w:szCs w:val="36"/>
+        </w:rPr>
+      </w:pPr>
+      <w:r>
+        <w:rPr>
+          <w:b/>
+          <w:bCs/>
+          <w:color w:val="D86DCB" w:themeColor="accent5" w:themeTint="99"/>
+          <w:sz w:val="36"/>
+          <w:szCs w:val="36"/>
+        </w:rPr>
+        <w:t xml:space="preserve">  Widget </w:t>
+      </w:r>
+      <w:proofErr w:type="gramStart"/>
+      <w:r>
+        <w:rPr>
+          <w:b/>
+          <w:bCs/>
+          <w:color w:val="D86DCB" w:themeColor="accent5" w:themeTint="99"/>
+          <w:sz w:val="36"/>
+          <w:szCs w:val="36"/>
+        </w:rPr>
+        <w:t>build(</w:t>
+      </w:r>
+      <w:proofErr w:type="spellStart"/>
+      <w:proofErr w:type="gramEnd"/>
+      <w:r>
+        <w:rPr>
+          <w:b/>
+          <w:bCs/>
+          <w:color w:val="D86DCB" w:themeColor="accent5" w:themeTint="99"/>
+          <w:sz w:val="36"/>
+          <w:szCs w:val="36"/>
+        </w:rPr>
+        <w:t>BuildContext</w:t>
+      </w:r>
+      <w:proofErr w:type="spellEnd"/>
+      <w:r>
+        <w:rPr>
+          <w:b/>
+          <w:bCs/>
+          <w:color w:val="D86DCB" w:themeColor="accent5" w:themeTint="99"/>
+          <w:sz w:val="36"/>
+          <w:szCs w:val="36"/>
+        </w:rPr>
+        <w:t xml:space="preserve"> context) {</w:t>
+      </w:r>
+    </w:p>
+    <w:p>
+      <w:pPr>
+        <w:jc w:val="both"/>
+        <w:rPr>
+          <w:b/>
+          <w:bCs/>
+          <w:color w:val="D86DCB" w:themeColor="accent5" w:themeTint="99"/>
+          <w:sz w:val="36"/>
+          <w:szCs w:val="36"/>
+        </w:rPr>
+      </w:pPr>
+      <w:r>
+        <w:rPr>
+          <w:b/>
+          <w:bCs/>
+          <w:color w:val="D86DCB" w:themeColor="accent5" w:themeTint="99"/>
+          <w:sz w:val="36"/>
+          <w:szCs w:val="36"/>
+        </w:rPr>
+        <w:t xml:space="preserve">    final Song </w:t>
+      </w:r>
+      <w:proofErr w:type="spellStart"/>
+      <w:r>
+        <w:rPr>
+          <w:b/>
+          <w:bCs/>
+          <w:color w:val="D86DCB" w:themeColor="accent5" w:themeTint="99"/>
+          <w:sz w:val="36"/>
+          <w:szCs w:val="36"/>
+        </w:rPr>
+        <w:t>song</w:t>
+      </w:r>
+      <w:proofErr w:type="spellEnd"/>
+      <w:r>
+        <w:rPr>
+          <w:b/>
+          <w:bCs/>
+          <w:color w:val="D86DCB" w:themeColor="accent5" w:themeTint="99"/>
+          <w:sz w:val="36"/>
+          <w:szCs w:val="36"/>
+        </w:rPr>
+        <w:t xml:space="preserve"> = _</w:t>
+      </w:r>
+      <w:proofErr w:type="spellStart"/>
+      <w:r>
+        <w:rPr>
+          <w:b/>
+          <w:bCs/>
+          <w:color w:val="D86DCB" w:themeColor="accent5" w:themeTint="99"/>
+          <w:sz w:val="36"/>
+          <w:szCs w:val="36"/>
+        </w:rPr>
+        <w:t>playList</w:t>
+      </w:r>
+      <w:proofErr w:type="spellEnd"/>
+      <w:r>
+        <w:rPr>
+          <w:b/>
+          <w:bCs/>
+          <w:color w:val="D86DCB" w:themeColor="accent5" w:themeTint="99"/>
+          <w:sz w:val="36"/>
+          <w:szCs w:val="36"/>
+        </w:rPr>
+        <w:t>[_</w:t>
+      </w:r>
+      <w:proofErr w:type="spellStart"/>
+      <w:r>
+        <w:rPr>
+          <w:b/>
+          <w:bCs/>
+          <w:color w:val="D86DCB" w:themeColor="accent5" w:themeTint="99"/>
+          <w:sz w:val="36"/>
+          <w:szCs w:val="36"/>
+        </w:rPr>
+        <w:t>currentSongIndex</w:t>
+      </w:r>
+      <w:proofErr w:type="spellEnd"/>
+      <w:r>
+        <w:rPr>
+          <w:b/>
+          <w:bCs/>
+          <w:color w:val="D86DCB" w:themeColor="accent5" w:themeTint="99"/>
+          <w:sz w:val="36"/>
+          <w:szCs w:val="36"/>
+        </w:rPr>
+        <w:t>];</w:t>
+      </w:r>
+    </w:p>
+    <w:p>
+      <w:pPr>
+        <w:jc w:val="both"/>
+        <w:rPr>
+          <w:b/>
+          <w:bCs/>
+          <w:color w:val="D86DCB" w:themeColor="accent5" w:themeTint="99"/>
+          <w:sz w:val="36"/>
+          <w:szCs w:val="36"/>
+        </w:rPr>
+      </w:pPr>
+      <w:r>
+        <w:rPr>
+          <w:b/>
+          <w:bCs/>
+          <w:color w:val="D86DCB" w:themeColor="accent5" w:themeTint="99"/>
+          <w:sz w:val="36"/>
+          <w:szCs w:val="36"/>
+        </w:rPr>
+        <w:t xml:space="preserve">    final double </w:t>
+      </w:r>
+      <w:proofErr w:type="spellStart"/>
+      <w:r>
+        <w:rPr>
+          <w:b/>
+          <w:bCs/>
+          <w:color w:val="D86DCB" w:themeColor="accent5" w:themeTint="99"/>
+          <w:sz w:val="36"/>
+          <w:szCs w:val="36"/>
+        </w:rPr>
+        <w:t>maxSecond</w:t>
+      </w:r>
+      <w:proofErr w:type="spellEnd"/>
+      <w:r>
+        <w:rPr>
+          <w:b/>
+          <w:bCs/>
+          <w:color w:val="D86DCB" w:themeColor="accent5" w:themeTint="99"/>
+          <w:sz w:val="36"/>
+          <w:szCs w:val="36"/>
+        </w:rPr>
+        <w:t xml:space="preserve"> = max(_</w:t>
+      </w:r>
+      <w:proofErr w:type="spellStart"/>
+      <w:proofErr w:type="gramStart"/>
+      <w:r>
+        <w:rPr>
+          <w:b/>
+          <w:bCs/>
+          <w:color w:val="D86DCB" w:themeColor="accent5" w:themeTint="99"/>
+          <w:sz w:val="36"/>
+          <w:szCs w:val="36"/>
+        </w:rPr>
+        <w:t>duration.inSeconds.toDouble</w:t>
+      </w:r>
+      <w:proofErr w:type="spellEnd"/>
+      <w:proofErr w:type="gramEnd"/>
+      <w:r>
+        <w:rPr>
+          <w:b/>
+          <w:bCs/>
+          <w:color w:val="D86DCB" w:themeColor="accent5" w:themeTint="99"/>
+          <w:sz w:val="36"/>
+          <w:szCs w:val="36"/>
+        </w:rPr>
+        <w:t>(), 1.0);</w:t>
+      </w:r>
+    </w:p>
+    <w:p>
+      <w:pPr>
+        <w:jc w:val="both"/>
+        <w:rPr>
+          <w:b/>
+          <w:bCs/>
+          <w:color w:val="D86DCB" w:themeColor="accent5" w:themeTint="99"/>
+          <w:sz w:val="36"/>
+          <w:szCs w:val="36"/>
+        </w:rPr>
+      </w:pPr>
+      <w:r>
+        <w:rPr>
+          <w:b/>
+          <w:bCs/>
+          <w:color w:val="D86DCB" w:themeColor="accent5" w:themeTint="99"/>
+          <w:sz w:val="36"/>
+          <w:szCs w:val="36"/>
+        </w:rPr>
+        <w:t xml:space="preserve">    final double </w:t>
+      </w:r>
+      <w:proofErr w:type="spellStart"/>
+      <w:r>
+        <w:rPr>
+          <w:b/>
+          <w:bCs/>
+          <w:color w:val="D86DCB" w:themeColor="accent5" w:themeTint="99"/>
+          <w:sz w:val="36"/>
+          <w:szCs w:val="36"/>
+        </w:rPr>
+        <w:t>currentSecond</w:t>
+      </w:r>
+      <w:proofErr w:type="spellEnd"/>
+      <w:r>
+        <w:rPr>
+          <w:b/>
+          <w:bCs/>
+          <w:color w:val="D86DCB" w:themeColor="accent5" w:themeTint="99"/>
+          <w:sz w:val="36"/>
+          <w:szCs w:val="36"/>
+        </w:rPr>
+        <w:t xml:space="preserve"> = _</w:t>
+      </w:r>
+      <w:proofErr w:type="spellStart"/>
+      <w:proofErr w:type="gramStart"/>
+      <w:r>
+        <w:rPr>
+          <w:b/>
+          <w:bCs/>
+          <w:color w:val="D86DCB" w:themeColor="accent5" w:themeTint="99"/>
+          <w:sz w:val="36"/>
+          <w:szCs w:val="36"/>
+        </w:rPr>
+        <w:t>position.inSeconds.toDouble</w:t>
+      </w:r>
+      <w:proofErr w:type="spellEnd"/>
+      <w:proofErr w:type="gramEnd"/>
+      <w:r>
+        <w:rPr>
+          <w:b/>
+          <w:bCs/>
+          <w:color w:val="D86DCB" w:themeColor="accent5" w:themeTint="99"/>
+          <w:sz w:val="36"/>
+          <w:szCs w:val="36"/>
+        </w:rPr>
+        <w:t xml:space="preserve">().clamp(0, </w:t>
+      </w:r>
+      <w:proofErr w:type="spellStart"/>
+      <w:r>
+        <w:rPr>
+          <w:b/>
+          <w:bCs/>
+          <w:color w:val="D86DCB" w:themeColor="accent5" w:themeTint="99"/>
+          <w:sz w:val="36"/>
+          <w:szCs w:val="36"/>
+        </w:rPr>
+        <w:t>maxSecond</w:t>
+      </w:r>
+      <w:proofErr w:type="spellEnd"/>
+      <w:r>
+        <w:rPr>
+          <w:b/>
+          <w:bCs/>
+          <w:color w:val="D86DCB" w:themeColor="accent5" w:themeTint="99"/>
+          <w:sz w:val="36"/>
+          <w:szCs w:val="36"/>
+        </w:rPr>
+        <w:t>);</w:t>
+      </w:r>
+    </w:p>
+    <w:p>
+      <w:pPr>
+        <w:jc w:val="both"/>
+        <w:rPr>
+          <w:b/>
+          <w:bCs/>
+          <w:color w:val="D86DCB" w:themeColor="accent5" w:themeTint="99"/>
+          <w:sz w:val="36"/>
+          <w:szCs w:val="36"/>
+        </w:rPr>
+      </w:pPr>
+      <w:r>
+        <w:rPr>
+          <w:b/>
+          <w:bCs/>
+          <w:color w:val="D86DCB" w:themeColor="accent5" w:themeTint="99"/>
+          <w:sz w:val="36"/>
+          <w:szCs w:val="36"/>
+        </w:rPr>
+        <w:t xml:space="preserve">    return </w:t>
+      </w:r>
+      <w:proofErr w:type="gramStart"/>
+      <w:r>
+        <w:rPr>
+          <w:b/>
+          <w:bCs/>
+          <w:color w:val="D86DCB" w:themeColor="accent5" w:themeTint="99"/>
+          <w:sz w:val="36"/>
+          <w:szCs w:val="36"/>
+        </w:rPr>
+        <w:t>Scaffold(</w:t>
+      </w:r>
+      <w:proofErr w:type="gramEnd"/>
+    </w:p>
+    <w:p>
+      <w:pPr>
+        <w:jc w:val="both"/>
+        <w:rPr>
+          <w:b/>
+          <w:bCs/>
+          <w:color w:val="D86DCB" w:themeColor="accent5" w:themeTint="99"/>
+          <w:sz w:val="36"/>
+          <w:szCs w:val="36"/>
+        </w:rPr>
+      </w:pPr>
+      <w:r>
+        <w:rPr>
+          <w:b/>
+          <w:bCs/>
+          <w:color w:val="D86DCB" w:themeColor="accent5" w:themeTint="99"/>
+          <w:sz w:val="36"/>
+          <w:szCs w:val="36"/>
+        </w:rPr>
+        <w:t xml:space="preserve">                    </w:t>
+      </w:r>
+      <w:proofErr w:type="gramStart"/>
+      <w:r>
+        <w:rPr>
+          <w:b/>
+          <w:bCs/>
+          <w:color w:val="D86DCB" w:themeColor="accent5" w:themeTint="99"/>
+          <w:sz w:val="36"/>
+          <w:szCs w:val="36"/>
+        </w:rPr>
+        <w:t>Slider(</w:t>
+      </w:r>
+      <w:proofErr w:type="gramEnd"/>
+    </w:p>
+    <w:p>
+      <w:pPr>
+        <w:jc w:val="both"/>
+        <w:rPr>
+          <w:b/>
+          <w:bCs/>
+          <w:color w:val="D86DCB" w:themeColor="accent5" w:themeTint="99"/>
+          <w:sz w:val="36"/>
+          <w:szCs w:val="36"/>
+        </w:rPr>
+      </w:pPr>
+      <w:r>
+        <w:rPr>
+          <w:b/>
+          <w:bCs/>
+          <w:color w:val="D86DCB" w:themeColor="accent5" w:themeTint="99"/>
+          <w:sz w:val="36"/>
+          <w:szCs w:val="36"/>
+        </w:rPr>
+        <w:t xml:space="preserve">                        min: 0,</w:t>
+      </w:r>
+    </w:p>
+    <w:p>
+      <w:pPr>
+        <w:jc w:val="both"/>
+        <w:rPr>
+          <w:b/>
+          <w:bCs/>
+          <w:color w:val="D86DCB" w:themeColor="accent5" w:themeTint="99"/>
+          <w:sz w:val="36"/>
+          <w:szCs w:val="36"/>
+        </w:rPr>
+      </w:pPr>
+      <w:r>
+        <w:rPr>
+          <w:b/>
+          <w:bCs/>
+          <w:color w:val="D86DCB" w:themeColor="accent5" w:themeTint="99"/>
+          <w:sz w:val="36"/>
+          <w:szCs w:val="36"/>
+        </w:rPr>
+        <w:t xml:space="preserve">                        max: </w:t>
+      </w:r>
+      <w:proofErr w:type="spellStart"/>
+      <w:r>
+        <w:rPr>
+          <w:b/>
+          <w:bCs/>
+          <w:color w:val="D86DCB" w:themeColor="accent5" w:themeTint="99"/>
+          <w:sz w:val="36"/>
+          <w:szCs w:val="36"/>
+        </w:rPr>
+        <w:t>maxSecond</w:t>
+      </w:r>
+      <w:proofErr w:type="spellEnd"/>
+      <w:r>
+        <w:rPr>
+          <w:b/>
+          <w:bCs/>
+          <w:color w:val="D86DCB" w:themeColor="accent5" w:themeTint="99"/>
+          <w:sz w:val="36"/>
+          <w:szCs w:val="36"/>
+        </w:rPr>
+        <w:t>,</w:t>
+      </w:r>
+    </w:p>
+    <w:p>
+      <w:pPr>
+        <w:jc w:val="both"/>
+        <w:rPr>
+          <w:b/>
+          <w:bCs/>
+          <w:color w:val="D86DCB" w:themeColor="accent5" w:themeTint="99"/>
+          <w:sz w:val="36"/>
+          <w:szCs w:val="36"/>
+        </w:rPr>
+      </w:pPr>
+      <w:r>
+        <w:rPr>
+          <w:b/>
+          <w:bCs/>
+          <w:color w:val="D86DCB" w:themeColor="accent5" w:themeTint="99"/>
+          <w:sz w:val="36"/>
+          <w:szCs w:val="36"/>
+        </w:rPr>
+        <w:t xml:space="preserve">                        value: </w:t>
+      </w:r>
+      <w:proofErr w:type="spellStart"/>
+      <w:r>
+        <w:rPr>
+          <w:b/>
+          <w:bCs/>
+          <w:color w:val="D86DCB" w:themeColor="accent5" w:themeTint="99"/>
+          <w:sz w:val="36"/>
+          <w:szCs w:val="36"/>
+        </w:rPr>
+        <w:t>currentSecond</w:t>
+      </w:r>
+      <w:proofErr w:type="spellEnd"/>
+      <w:r>
+        <w:rPr>
+          <w:b/>
+          <w:bCs/>
+          <w:color w:val="D86DCB" w:themeColor="accent5" w:themeTint="99"/>
+          <w:sz w:val="36"/>
+          <w:szCs w:val="36"/>
+        </w:rPr>
+        <w:t>,</w:t>
+      </w:r>
+    </w:p>
+    <w:p>
+      <w:pPr>
+        <w:jc w:val="both"/>
+        <w:rPr>
+          <w:b/>
+          <w:bCs/>
+          <w:color w:val="D86DCB" w:themeColor="accent5" w:themeTint="99"/>
+          <w:sz w:val="36"/>
+          <w:szCs w:val="36"/>
+        </w:rPr>
+      </w:pPr>
+      <w:r>
+        <w:rPr>
+          <w:b/>
+          <w:bCs/>
+          <w:color w:val="D86DCB" w:themeColor="accent5" w:themeTint="99"/>
+          <w:sz w:val="36"/>
+          <w:szCs w:val="36"/>
+        </w:rPr>
+        <w:t xml:space="preserve">                        </w:t>
+      </w:r>
+      <w:proofErr w:type="spellStart"/>
+      <w:r>
+        <w:rPr>
+          <w:b/>
+          <w:bCs/>
+          <w:color w:val="D86DCB" w:themeColor="accent5" w:themeTint="99"/>
+          <w:sz w:val="36"/>
+          <w:szCs w:val="36"/>
+        </w:rPr>
+        <w:t>onChanged</w:t>
+      </w:r>
+      <w:proofErr w:type="spellEnd"/>
+      <w:r>
+        <w:rPr>
+          <w:b/>
+          <w:bCs/>
+          <w:color w:val="D86DCB" w:themeColor="accent5" w:themeTint="99"/>
+          <w:sz w:val="36"/>
+          <w:szCs w:val="36"/>
+        </w:rPr>
+        <w:t>: (value) async {</w:t>
+      </w:r>
+    </w:p>
+    <w:p>
+      <w:pPr>
+        <w:jc w:val="both"/>
+        <w:rPr>
+          <w:b/>
+          <w:bCs/>
+          <w:color w:val="D86DCB" w:themeColor="accent5" w:themeTint="99"/>
+          <w:sz w:val="36"/>
+          <w:szCs w:val="36"/>
+        </w:rPr>
+      </w:pPr>
+      <w:r>
+        <w:rPr>
+          <w:b/>
+          <w:bCs/>
+          <w:color w:val="D86DCB" w:themeColor="accent5" w:themeTint="99"/>
+          <w:sz w:val="36"/>
+          <w:szCs w:val="36"/>
+        </w:rPr>
+        <w:t xml:space="preserve">                          final position = </w:t>
+      </w:r>
+      <w:proofErr w:type="gramStart"/>
+      <w:r>
+        <w:rPr>
+          <w:b/>
+          <w:bCs/>
+          <w:color w:val="D86DCB" w:themeColor="accent5" w:themeTint="99"/>
+          <w:sz w:val="36"/>
+          <w:szCs w:val="36"/>
+        </w:rPr>
+        <w:t>Duration(</w:t>
+      </w:r>
+      <w:proofErr w:type="gramEnd"/>
+      <w:r>
+        <w:rPr>
+          <w:b/>
+          <w:bCs/>
+          <w:color w:val="D86DCB" w:themeColor="accent5" w:themeTint="99"/>
+          <w:sz w:val="36"/>
+          <w:szCs w:val="36"/>
+        </w:rPr>
+        <w:t xml:space="preserve">seconds: </w:t>
+      </w:r>
+      <w:proofErr w:type="spellStart"/>
+      <w:r>
+        <w:rPr>
+          <w:b/>
+          <w:bCs/>
+          <w:color w:val="D86DCB" w:themeColor="accent5" w:themeTint="99"/>
+          <w:sz w:val="36"/>
+          <w:szCs w:val="36"/>
+        </w:rPr>
+        <w:t>value.toInt</w:t>
+      </w:r>
+      <w:proofErr w:type="spellEnd"/>
+      <w:r>
+        <w:rPr>
+          <w:b/>
+          <w:bCs/>
+          <w:color w:val="D86DCB" w:themeColor="accent5" w:themeTint="99"/>
+          <w:sz w:val="36"/>
+          <w:szCs w:val="36"/>
+        </w:rPr>
+        <w:t>());</w:t>
+      </w:r>
+    </w:p>
+    <w:p>
+      <w:pPr>
+        <w:jc w:val="both"/>
+        <w:rPr>
+          <w:b/>
+          <w:bCs/>
+          <w:color w:val="D86DCB" w:themeColor="accent5" w:themeTint="99"/>
+          <w:sz w:val="36"/>
+          <w:szCs w:val="36"/>
+        </w:rPr>
+      </w:pPr>
+      <w:r>
+        <w:rPr>
+          <w:b/>
+          <w:bCs/>
+          <w:color w:val="D86DCB" w:themeColor="accent5" w:themeTint="99"/>
+          <w:sz w:val="36"/>
+          <w:szCs w:val="36"/>
+        </w:rPr>
+        <w:t xml:space="preserve">                          await _</w:t>
+      </w:r>
+      <w:proofErr w:type="spellStart"/>
+      <w:r>
+        <w:rPr>
+          <w:b/>
+          <w:bCs/>
+          <w:color w:val="D86DCB" w:themeColor="accent5" w:themeTint="99"/>
+          <w:sz w:val="36"/>
+          <w:szCs w:val="36"/>
+        </w:rPr>
+        <w:t>audioPlayer.seek</w:t>
+      </w:r>
+      <w:proofErr w:type="spellEnd"/>
+      <w:r>
+        <w:rPr>
+          <w:b/>
+          <w:bCs/>
+          <w:color w:val="D86DCB" w:themeColor="accent5" w:themeTint="99"/>
+          <w:sz w:val="36"/>
+          <w:szCs w:val="36"/>
+        </w:rPr>
+        <w:t>(position);</w:t>
+      </w:r>
+    </w:p>
+    <w:p>
+      <w:pPr>
+        <w:jc w:val="both"/>
+        <w:rPr>
+          <w:b/>
+          <w:bCs/>
+          <w:color w:val="D86DCB" w:themeColor="accent5" w:themeTint="99"/>
+          <w:sz w:val="36"/>
+          <w:szCs w:val="36"/>
+        </w:rPr>
+      </w:pPr>
+      <w:r>
+        <w:rPr>
+          <w:b/>
+          <w:bCs/>
+          <w:color w:val="D86DCB" w:themeColor="accent5" w:themeTint="99"/>
+          <w:sz w:val="36"/>
+          <w:szCs w:val="36"/>
+        </w:rPr>
+        <w:t xml:space="preserve">                        }</w:t>
+      </w:r>
+    </w:p>
+    <w:p>
+      <w:pPr>
+        <w:jc w:val="both"/>
+        <w:rPr>
+          <w:b/>
+          <w:bCs/>
+          <w:color w:val="D86DCB" w:themeColor="accent5" w:themeTint="99"/>
+          <w:sz w:val="36"/>
+          <w:szCs w:val="36"/>
+        </w:rPr>
+      </w:pPr>
+      <w:r>
+        <w:rPr>
+          <w:b/>
+          <w:bCs/>
+          <w:color w:val="D86DCB" w:themeColor="accent5" w:themeTint="99"/>
+          <w:sz w:val="36"/>
+          <w:szCs w:val="36"/>
+        </w:rPr>
+        <w:t xml:space="preserve">                    ),</w:t>
+      </w:r>
+    </w:p>
+    <w:p>
+      <w:pPr>
+        <w:jc w:val="both"/>
+        <w:rPr>
+          <w:sz w:val="36"/>
+          <w:szCs w:val="36"/>
+        </w:rPr>
+      </w:pPr>
+      <w:r>
+        <w:rPr>
+          <w:sz w:val="36"/>
+          <w:szCs w:val="36"/>
+        </w:rPr>
         <w:lastRenderedPageBreak/>
-        <w:t>@override</w:t>
-      </w:r>
-    </w:p>
-    <w:p>
-      <w:pPr>
-        <w:jc w:val="both"/>
-        <w:rPr>
-          <w:b/>
-          <w:bCs/>
-          <w:color w:val="D86DCB" w:themeColor="accent5" w:themeTint="99"/>
-          <w:sz w:val="36"/>
-          <w:szCs w:val="36"/>
-        </w:rPr>
-      </w:pPr>
-      <w:r>
-        <w:rPr>
-          <w:b/>
-          <w:bCs/>
-          <w:color w:val="D86DCB" w:themeColor="accent5" w:themeTint="99"/>
-          <w:sz w:val="36"/>
-          <w:szCs w:val="36"/>
-        </w:rPr>
-        <w:t xml:space="preserve">  Widget </w:t>
-      </w:r>
-      <w:proofErr w:type="gramStart"/>
-      <w:r>
-        <w:rPr>
-          <w:b/>
-          <w:bCs/>
-          <w:color w:val="D86DCB" w:themeColor="accent5" w:themeTint="99"/>
-          <w:sz w:val="36"/>
-          <w:szCs w:val="36"/>
-        </w:rPr>
-        <w:t>build(</w:t>
-      </w:r>
-      <w:proofErr w:type="spellStart"/>
-      <w:proofErr w:type="gramEnd"/>
-      <w:r>
-        <w:rPr>
-          <w:b/>
-          <w:bCs/>
-          <w:color w:val="D86DCB" w:themeColor="accent5" w:themeTint="99"/>
-          <w:sz w:val="36"/>
-          <w:szCs w:val="36"/>
-        </w:rPr>
-        <w:t>BuildContext</w:t>
-      </w:r>
-      <w:proofErr w:type="spellEnd"/>
-      <w:r>
-        <w:rPr>
-          <w:b/>
-          <w:bCs/>
-          <w:color w:val="D86DCB" w:themeColor="accent5" w:themeTint="99"/>
-          <w:sz w:val="36"/>
-          <w:szCs w:val="36"/>
-        </w:rPr>
-        <w:t xml:space="preserve"> context) {</w:t>
-      </w:r>
-    </w:p>
-    <w:p>
-      <w:pPr>
-        <w:jc w:val="both"/>
-        <w:rPr>
-          <w:b/>
-          <w:bCs/>
-          <w:color w:val="D86DCB" w:themeColor="accent5" w:themeTint="99"/>
-          <w:sz w:val="36"/>
-          <w:szCs w:val="36"/>
-        </w:rPr>
-      </w:pPr>
-      <w:r>
-        <w:rPr>
-          <w:b/>
-          <w:bCs/>
-          <w:color w:val="D86DCB" w:themeColor="accent5" w:themeTint="99"/>
-          <w:sz w:val="36"/>
-          <w:szCs w:val="36"/>
-        </w:rPr>
-        <w:t xml:space="preserve">    final Song </w:t>
-      </w:r>
-      <w:proofErr w:type="spellStart"/>
-      <w:r>
-        <w:rPr>
-          <w:b/>
-          <w:bCs/>
-          <w:color w:val="D86DCB" w:themeColor="accent5" w:themeTint="99"/>
-          <w:sz w:val="36"/>
-          <w:szCs w:val="36"/>
-        </w:rPr>
-        <w:t>song</w:t>
-      </w:r>
-      <w:proofErr w:type="spellEnd"/>
-      <w:r>
-        <w:rPr>
-          <w:b/>
-          <w:bCs/>
-          <w:color w:val="D86DCB" w:themeColor="accent5" w:themeTint="99"/>
-          <w:sz w:val="36"/>
-          <w:szCs w:val="36"/>
-        </w:rPr>
-        <w:t xml:space="preserve"> = _</w:t>
-      </w:r>
-      <w:proofErr w:type="spellStart"/>
-      <w:r>
-        <w:rPr>
-          <w:b/>
-          <w:bCs/>
-          <w:color w:val="D86DCB" w:themeColor="accent5" w:themeTint="99"/>
-          <w:sz w:val="36"/>
-          <w:szCs w:val="36"/>
-        </w:rPr>
-        <w:t>playList</w:t>
-      </w:r>
-      <w:proofErr w:type="spellEnd"/>
-      <w:r>
-        <w:rPr>
-          <w:b/>
-          <w:bCs/>
-          <w:color w:val="D86DCB" w:themeColor="accent5" w:themeTint="99"/>
-          <w:sz w:val="36"/>
-          <w:szCs w:val="36"/>
-        </w:rPr>
-        <w:t>[_</w:t>
-      </w:r>
-      <w:proofErr w:type="spellStart"/>
-      <w:r>
-        <w:rPr>
-          <w:b/>
-          <w:bCs/>
-          <w:color w:val="D86DCB" w:themeColor="accent5" w:themeTint="99"/>
-          <w:sz w:val="36"/>
-          <w:szCs w:val="36"/>
-        </w:rPr>
-        <w:t>currentSongIndex</w:t>
-      </w:r>
-      <w:proofErr w:type="spellEnd"/>
-      <w:r>
-        <w:rPr>
-          <w:b/>
-          <w:bCs/>
-          <w:color w:val="D86DCB" w:themeColor="accent5" w:themeTint="99"/>
-          <w:sz w:val="36"/>
-          <w:szCs w:val="36"/>
-        </w:rPr>
-        <w:t>];</w:t>
-      </w:r>
-    </w:p>
-    <w:p>
-      <w:pPr>
-        <w:jc w:val="both"/>
-        <w:rPr>
-          <w:b/>
-          <w:bCs/>
-          <w:color w:val="D86DCB" w:themeColor="accent5" w:themeTint="99"/>
-          <w:sz w:val="36"/>
-          <w:szCs w:val="36"/>
-        </w:rPr>
-      </w:pPr>
-      <w:r>
-        <w:rPr>
-          <w:b/>
-          <w:bCs/>
-          <w:color w:val="D86DCB" w:themeColor="accent5" w:themeTint="99"/>
-          <w:sz w:val="36"/>
-          <w:szCs w:val="36"/>
-        </w:rPr>
-        <w:t xml:space="preserve">    final double </w:t>
-      </w:r>
-      <w:proofErr w:type="spellStart"/>
-      <w:r>
-        <w:rPr>
-          <w:b/>
-          <w:bCs/>
-          <w:color w:val="D86DCB" w:themeColor="accent5" w:themeTint="99"/>
-          <w:sz w:val="36"/>
-          <w:szCs w:val="36"/>
-        </w:rPr>
-        <w:t>maxSecond</w:t>
-      </w:r>
-      <w:proofErr w:type="spellEnd"/>
-      <w:r>
-        <w:rPr>
-          <w:b/>
-          <w:bCs/>
-          <w:color w:val="D86DCB" w:themeColor="accent5" w:themeTint="99"/>
-          <w:sz w:val="36"/>
-          <w:szCs w:val="36"/>
-        </w:rPr>
-        <w:t xml:space="preserve"> = max(_</w:t>
-      </w:r>
-      <w:proofErr w:type="spellStart"/>
-      <w:proofErr w:type="gramStart"/>
-      <w:r>
-        <w:rPr>
-          <w:b/>
-          <w:bCs/>
-          <w:color w:val="D86DCB" w:themeColor="accent5" w:themeTint="99"/>
-          <w:sz w:val="36"/>
-          <w:szCs w:val="36"/>
-        </w:rPr>
-        <w:t>duration.inSeconds.toDouble</w:t>
-      </w:r>
-      <w:proofErr w:type="spellEnd"/>
-      <w:proofErr w:type="gramEnd"/>
-      <w:r>
-        <w:rPr>
-          <w:b/>
-          <w:bCs/>
-          <w:color w:val="D86DCB" w:themeColor="accent5" w:themeTint="99"/>
-          <w:sz w:val="36"/>
-          <w:szCs w:val="36"/>
-        </w:rPr>
-        <w:t>(), 1.0);</w:t>
-      </w:r>
-    </w:p>
-    <w:p>
-      <w:pPr>
-        <w:jc w:val="both"/>
-        <w:rPr>
-          <w:b/>
-          <w:bCs/>
-          <w:color w:val="D86DCB" w:themeColor="accent5" w:themeTint="99"/>
-          <w:sz w:val="36"/>
-          <w:szCs w:val="36"/>
-        </w:rPr>
-      </w:pPr>
-      <w:r>
-        <w:rPr>
-          <w:b/>
-          <w:bCs/>
-          <w:color w:val="D86DCB" w:themeColor="accent5" w:themeTint="99"/>
-          <w:sz w:val="36"/>
-          <w:szCs w:val="36"/>
-        </w:rPr>
-        <w:t xml:space="preserve">    final double </w:t>
-      </w:r>
-      <w:proofErr w:type="spellStart"/>
-      <w:r>
-        <w:rPr>
-          <w:b/>
-          <w:bCs/>
-          <w:color w:val="D86DCB" w:themeColor="accent5" w:themeTint="99"/>
-          <w:sz w:val="36"/>
-          <w:szCs w:val="36"/>
-        </w:rPr>
-        <w:t>currentSecond</w:t>
-      </w:r>
-      <w:proofErr w:type="spellEnd"/>
-      <w:r>
-        <w:rPr>
-          <w:b/>
-          <w:bCs/>
-          <w:color w:val="D86DCB" w:themeColor="accent5" w:themeTint="99"/>
-          <w:sz w:val="36"/>
-          <w:szCs w:val="36"/>
-        </w:rPr>
-        <w:t xml:space="preserve"> = _</w:t>
-      </w:r>
-      <w:proofErr w:type="spellStart"/>
-      <w:proofErr w:type="gramStart"/>
-      <w:r>
-        <w:rPr>
-          <w:b/>
-          <w:bCs/>
-          <w:color w:val="D86DCB" w:themeColor="accent5" w:themeTint="99"/>
-          <w:sz w:val="36"/>
-          <w:szCs w:val="36"/>
-        </w:rPr>
-        <w:t>position.inSeconds.toDouble</w:t>
-      </w:r>
-      <w:proofErr w:type="spellEnd"/>
-      <w:proofErr w:type="gramEnd"/>
-      <w:r>
-        <w:rPr>
-          <w:b/>
-          <w:bCs/>
-          <w:color w:val="D86DCB" w:themeColor="accent5" w:themeTint="99"/>
-          <w:sz w:val="36"/>
-          <w:szCs w:val="36"/>
-        </w:rPr>
-        <w:t xml:space="preserve">().clamp(0, </w:t>
-      </w:r>
-      <w:proofErr w:type="spellStart"/>
-      <w:r>
-        <w:rPr>
-          <w:b/>
-          <w:bCs/>
-          <w:color w:val="D86DCB" w:themeColor="accent5" w:themeTint="99"/>
-          <w:sz w:val="36"/>
-          <w:szCs w:val="36"/>
-        </w:rPr>
-        <w:t>maxSecond</w:t>
-      </w:r>
-      <w:proofErr w:type="spellEnd"/>
-      <w:r>
-        <w:rPr>
-          <w:b/>
-          <w:bCs/>
-          <w:color w:val="D86DCB" w:themeColor="accent5" w:themeTint="99"/>
-          <w:sz w:val="36"/>
-          <w:szCs w:val="36"/>
-        </w:rPr>
-        <w:t>);</w:t>
-      </w:r>
-    </w:p>
-    <w:p>
-      <w:pPr>
-        <w:jc w:val="both"/>
-        <w:rPr>
-          <w:b/>
-          <w:bCs/>
-          <w:color w:val="D86DCB" w:themeColor="accent5" w:themeTint="99"/>
-          <w:sz w:val="36"/>
-          <w:szCs w:val="36"/>
-        </w:rPr>
-      </w:pPr>
-      <w:r>
-        <w:rPr>
-          <w:b/>
-          <w:bCs/>
-          <w:color w:val="D86DCB" w:themeColor="accent5" w:themeTint="99"/>
-          <w:sz w:val="36"/>
-          <w:szCs w:val="36"/>
-        </w:rPr>
-        <w:t xml:space="preserve">    return </w:t>
-      </w:r>
-      <w:proofErr w:type="gramStart"/>
-      <w:r>
-        <w:rPr>
-          <w:b/>
-          <w:bCs/>
-          <w:color w:val="D86DCB" w:themeColor="accent5" w:themeTint="99"/>
-          <w:sz w:val="36"/>
-          <w:szCs w:val="36"/>
-        </w:rPr>
-        <w:t>Scaffold(</w:t>
-      </w:r>
-      <w:proofErr w:type="gramEnd"/>
-    </w:p>
-    <w:p>
-      <w:pPr>
-        <w:jc w:val="both"/>
-        <w:rPr>
-          <w:b/>
-          <w:bCs/>
-          <w:color w:val="D86DCB" w:themeColor="accent5" w:themeTint="99"/>
-          <w:sz w:val="36"/>
-          <w:szCs w:val="36"/>
-        </w:rPr>
-      </w:pPr>
-      <w:r>
-        <w:rPr>
-          <w:b/>
-          <w:bCs/>
-          <w:color w:val="D86DCB" w:themeColor="accent5" w:themeTint="99"/>
-          <w:sz w:val="36"/>
-          <w:szCs w:val="36"/>
-        </w:rPr>
-        <w:t xml:space="preserve">                    </w:t>
-      </w:r>
-      <w:proofErr w:type="gramStart"/>
-      <w:r>
-        <w:rPr>
-          <w:b/>
-          <w:bCs/>
-          <w:color w:val="D86DCB" w:themeColor="accent5" w:themeTint="99"/>
-          <w:sz w:val="36"/>
-          <w:szCs w:val="36"/>
-        </w:rPr>
-        <w:t>Slider(</w:t>
-      </w:r>
-      <w:proofErr w:type="gramEnd"/>
-    </w:p>
-    <w:p>
-      <w:pPr>
-        <w:jc w:val="both"/>
-        <w:rPr>
-          <w:b/>
-          <w:bCs/>
-          <w:color w:val="D86DCB" w:themeColor="accent5" w:themeTint="99"/>
-          <w:sz w:val="36"/>
-          <w:szCs w:val="36"/>
-        </w:rPr>
-      </w:pPr>
-      <w:r>
-        <w:rPr>
-          <w:b/>
-          <w:bCs/>
-          <w:color w:val="D86DCB" w:themeColor="accent5" w:themeTint="99"/>
-          <w:sz w:val="36"/>
-          <w:szCs w:val="36"/>
-        </w:rPr>
-        <w:t xml:space="preserve">                        min: 0,</w:t>
-      </w:r>
-    </w:p>
-    <w:p>
-      <w:pPr>
-        <w:jc w:val="both"/>
-        <w:rPr>
-          <w:b/>
-          <w:bCs/>
-          <w:color w:val="D86DCB" w:themeColor="accent5" w:themeTint="99"/>
-          <w:sz w:val="36"/>
-          <w:szCs w:val="36"/>
-        </w:rPr>
-      </w:pPr>
-      <w:r>
-        <w:rPr>
-          <w:b/>
-          <w:bCs/>
-          <w:color w:val="D86DCB" w:themeColor="accent5" w:themeTint="99"/>
-          <w:sz w:val="36"/>
-          <w:szCs w:val="36"/>
-        </w:rPr>
-        <w:t xml:space="preserve">                        max: </w:t>
-      </w:r>
-      <w:proofErr w:type="spellStart"/>
-      <w:r>
-        <w:rPr>
-          <w:b/>
-          <w:bCs/>
-          <w:color w:val="D86DCB" w:themeColor="accent5" w:themeTint="99"/>
-          <w:sz w:val="36"/>
-          <w:szCs w:val="36"/>
-        </w:rPr>
-        <w:t>maxSecond</w:t>
-      </w:r>
-      <w:proofErr w:type="spellEnd"/>
-      <w:r>
-        <w:rPr>
-          <w:b/>
-          <w:bCs/>
-          <w:color w:val="D86DCB" w:themeColor="accent5" w:themeTint="99"/>
-          <w:sz w:val="36"/>
-          <w:szCs w:val="36"/>
-        </w:rPr>
-        <w:t>,</w:t>
-      </w:r>
-    </w:p>
-    <w:p>
-      <w:pPr>
-        <w:jc w:val="both"/>
-        <w:rPr>
-          <w:b/>
-          <w:bCs/>
-          <w:color w:val="D86DCB" w:themeColor="accent5" w:themeTint="99"/>
-          <w:sz w:val="36"/>
-          <w:szCs w:val="36"/>
-        </w:rPr>
-      </w:pPr>
-      <w:r>
-        <w:rPr>
-          <w:b/>
-          <w:bCs/>
-          <w:color w:val="D86DCB" w:themeColor="accent5" w:themeTint="99"/>
-          <w:sz w:val="36"/>
-          <w:szCs w:val="36"/>
-        </w:rPr>
-        <w:t xml:space="preserve">                        value: </w:t>
-      </w:r>
-      <w:proofErr w:type="spellStart"/>
-      <w:r>
-        <w:rPr>
-          <w:b/>
-          <w:bCs/>
-          <w:color w:val="D86DCB" w:themeColor="accent5" w:themeTint="99"/>
-          <w:sz w:val="36"/>
-          <w:szCs w:val="36"/>
-        </w:rPr>
-        <w:t>currentSecond</w:t>
-      </w:r>
-      <w:proofErr w:type="spellEnd"/>
-      <w:r>
-        <w:rPr>
-          <w:b/>
-          <w:bCs/>
-          <w:color w:val="D86DCB" w:themeColor="accent5" w:themeTint="99"/>
-          <w:sz w:val="36"/>
-          <w:szCs w:val="36"/>
-        </w:rPr>
-        <w:t>,</w:t>
-      </w:r>
-    </w:p>
-    <w:p>
-      <w:pPr>
-        <w:jc w:val="both"/>
-        <w:rPr>
-          <w:b/>
-          <w:bCs/>
-          <w:color w:val="D86DCB" w:themeColor="accent5" w:themeTint="99"/>
-          <w:sz w:val="36"/>
-          <w:szCs w:val="36"/>
-        </w:rPr>
-      </w:pPr>
-      <w:r>
-        <w:rPr>
-          <w:b/>
-          <w:bCs/>
-          <w:color w:val="D86DCB" w:themeColor="accent5" w:themeTint="99"/>
-          <w:sz w:val="36"/>
-          <w:szCs w:val="36"/>
-        </w:rPr>
-        <w:t xml:space="preserve">                        </w:t>
-      </w:r>
-      <w:proofErr w:type="spellStart"/>
-      <w:r>
-        <w:rPr>
-          <w:b/>
-          <w:bCs/>
-          <w:color w:val="D86DCB" w:themeColor="accent5" w:themeTint="99"/>
-          <w:sz w:val="36"/>
-          <w:szCs w:val="36"/>
-        </w:rPr>
-        <w:t>onChanged</w:t>
-      </w:r>
-      <w:proofErr w:type="spellEnd"/>
-      <w:r>
-        <w:rPr>
-          <w:b/>
-          <w:bCs/>
-          <w:color w:val="D86DCB" w:themeColor="accent5" w:themeTint="99"/>
-          <w:sz w:val="36"/>
-          <w:szCs w:val="36"/>
-        </w:rPr>
-        <w:t>: (value) async {</w:t>
-      </w:r>
-    </w:p>
-    <w:p>
-      <w:pPr>
-        <w:jc w:val="both"/>
-        <w:rPr>
-          <w:b/>
-          <w:bCs/>
-          <w:color w:val="D86DCB" w:themeColor="accent5" w:themeTint="99"/>
-          <w:sz w:val="36"/>
-          <w:szCs w:val="36"/>
-        </w:rPr>
-      </w:pPr>
-      <w:r>
-        <w:rPr>
-          <w:b/>
-          <w:bCs/>
-          <w:color w:val="D86DCB" w:themeColor="accent5" w:themeTint="99"/>
-          <w:sz w:val="36"/>
-          <w:szCs w:val="36"/>
-        </w:rPr>
-        <w:t xml:space="preserve">                          final position = </w:t>
-      </w:r>
-      <w:proofErr w:type="gramStart"/>
-      <w:r>
-        <w:rPr>
-          <w:b/>
-          <w:bCs/>
-          <w:color w:val="D86DCB" w:themeColor="accent5" w:themeTint="99"/>
-          <w:sz w:val="36"/>
-          <w:szCs w:val="36"/>
-        </w:rPr>
-        <w:t>Duration(</w:t>
-      </w:r>
-      <w:proofErr w:type="gramEnd"/>
-      <w:r>
-        <w:rPr>
-          <w:b/>
-          <w:bCs/>
-          <w:color w:val="D86DCB" w:themeColor="accent5" w:themeTint="99"/>
-          <w:sz w:val="36"/>
-          <w:szCs w:val="36"/>
-        </w:rPr>
-        <w:t xml:space="preserve">seconds: </w:t>
-      </w:r>
-      <w:proofErr w:type="spellStart"/>
-      <w:r>
-        <w:rPr>
-          <w:b/>
-          <w:bCs/>
-          <w:color w:val="D86DCB" w:themeColor="accent5" w:themeTint="99"/>
-          <w:sz w:val="36"/>
-          <w:szCs w:val="36"/>
-        </w:rPr>
-        <w:t>value.toInt</w:t>
-      </w:r>
-      <w:proofErr w:type="spellEnd"/>
-      <w:r>
-        <w:rPr>
-          <w:b/>
-          <w:bCs/>
-          <w:color w:val="D86DCB" w:themeColor="accent5" w:themeTint="99"/>
-          <w:sz w:val="36"/>
-          <w:szCs w:val="36"/>
-        </w:rPr>
-        <w:t>());</w:t>
-      </w:r>
-    </w:p>
-    <w:p>
-      <w:pPr>
-        <w:jc w:val="both"/>
-        <w:rPr>
-          <w:b/>
-          <w:bCs/>
-          <w:color w:val="D86DCB" w:themeColor="accent5" w:themeTint="99"/>
-          <w:sz w:val="36"/>
-          <w:szCs w:val="36"/>
-        </w:rPr>
-      </w:pPr>
-      <w:r>
-        <w:rPr>
-          <w:b/>
-          <w:bCs/>
-          <w:color w:val="D86DCB" w:themeColor="accent5" w:themeTint="99"/>
-          <w:sz w:val="36"/>
-          <w:szCs w:val="36"/>
-        </w:rPr>
-        <w:t xml:space="preserve">                          await _</w:t>
-      </w:r>
-      <w:proofErr w:type="spellStart"/>
-      <w:r>
-        <w:rPr>
-          <w:b/>
-          <w:bCs/>
-          <w:color w:val="D86DCB" w:themeColor="accent5" w:themeTint="99"/>
-          <w:sz w:val="36"/>
-          <w:szCs w:val="36"/>
-        </w:rPr>
-        <w:t>audioPlayer.seek</w:t>
-      </w:r>
-      <w:proofErr w:type="spellEnd"/>
-      <w:r>
-        <w:rPr>
-          <w:b/>
-          <w:bCs/>
-          <w:color w:val="D86DCB" w:themeColor="accent5" w:themeTint="99"/>
-          <w:sz w:val="36"/>
-          <w:szCs w:val="36"/>
-        </w:rPr>
-        <w:t>(position);</w:t>
-      </w:r>
-    </w:p>
-    <w:p>
-      <w:pPr>
-        <w:jc w:val="both"/>
-        <w:rPr>
-          <w:b/>
-          <w:bCs/>
-          <w:color w:val="D86DCB" w:themeColor="accent5" w:themeTint="99"/>
-          <w:sz w:val="36"/>
-          <w:szCs w:val="36"/>
-        </w:rPr>
-      </w:pPr>
-      <w:r>
-        <w:rPr>
-          <w:b/>
-          <w:bCs/>
-          <w:color w:val="D86DCB" w:themeColor="accent5" w:themeTint="99"/>
-          <w:sz w:val="36"/>
-          <w:szCs w:val="36"/>
-        </w:rPr>
-        <w:t xml:space="preserve">                        }</w:t>
-      </w:r>
-    </w:p>
-    <w:p>
-      <w:pPr>
-        <w:jc w:val="both"/>
-        <w:rPr>
-          <w:b/>
-          <w:bCs/>
-          <w:color w:val="D86DCB" w:themeColor="accent5" w:themeTint="99"/>
-          <w:sz w:val="36"/>
-          <w:szCs w:val="36"/>
-        </w:rPr>
-      </w:pPr>
-      <w:r>
-        <w:rPr>
-          <w:b/>
-          <w:bCs/>
-          <w:color w:val="D86DCB" w:themeColor="accent5" w:themeTint="99"/>
-          <w:sz w:val="36"/>
-          <w:szCs w:val="36"/>
-        </w:rPr>
-        <w:t xml:space="preserve">                    ),</w:t>
-      </w:r>
-    </w:p>
-    <w:p>
-      <w:pPr>
-        <w:jc w:val="both"/>
-        <w:rPr>
-          <w:sz w:val="36"/>
-          <w:szCs w:val="36"/>
-        </w:rPr>
-      </w:pPr>
-      <w:r>
-        <w:rPr>
-          <w:sz w:val="36"/>
-          <w:szCs w:val="36"/>
-        </w:rPr>
         <w:t xml:space="preserve"># </w:t>
       </w:r>
       <w:r>
@@ -8973,7 +9209,6 @@
           <w:sz w:val="36"/>
           <w:szCs w:val="36"/>
         </w:rPr>
-        <w:lastRenderedPageBreak/>
         <w:t>Stream subscriptions</w:t>
       </w:r>
     </w:p>
@@ -9622,6 +9857,7 @@
           <w:sz w:val="36"/>
           <w:szCs w:val="36"/>
         </w:rPr>
+        <w:lastRenderedPageBreak/>
         <w:t>Column(</w:t>
       </w:r>
       <w:proofErr w:type="gramEnd"/>
@@ -9689,7 +9925,6 @@
           <w:sz w:val="36"/>
           <w:szCs w:val="36"/>
         </w:rPr>
-        <w:lastRenderedPageBreak/>
         <w:t xml:space="preserve">       </w:t>
       </w:r>
       <w:proofErr w:type="gramStart"/>
@@ -9881,6 +10116,51 @@
           <w:szCs w:val="36"/>
         </w:rPr>
         <w:t>)</w:t>
+      </w:r>
+    </w:p>
+    <w:p>
+      <w:pPr>
+        <w:jc w:val="both"/>
+        <w:rPr>
+          <w:sz w:val="36"/>
+          <w:szCs w:val="36"/>
+        </w:rPr>
+      </w:pPr>
+    </w:p>
+    <w:p>
+      <w:pPr>
+        <w:jc w:val="both"/>
+        <w:rPr>
+          <w:b/>
+          <w:bCs/>
+          <w:sz w:val="36"/>
+          <w:szCs w:val="36"/>
+        </w:rPr>
+      </w:pPr>
+      <w:r>
+        <w:rPr>
+          <w:b/>
+          <w:bCs/>
+          <w:sz w:val="36"/>
+          <w:szCs w:val="36"/>
+        </w:rPr>
+        <w:t>Context Access Concepts (Extra):</w:t>
+      </w:r>
+    </w:p>
+    <w:p>
+      <w:pPr>
+        <w:jc w:val="both"/>
+        <w:rPr>
+          <w:sz w:val="36"/>
+          <w:szCs w:val="36"/>
+        </w:rPr>
+      </w:pPr>
+      <w:r>
+        <w:rPr>
+          <w:sz w:val="36"/>
+          <w:szCs w:val="36"/>
+        </w:rPr>
+        <w:t xml:space="preserve"># </w:t>
       </w:r>
     </w:p>
     <w:p>
@@ -10192,6 +10472,7 @@
           <w:sz w:val="36"/>
           <w:szCs w:val="36"/>
         </w:rPr>
+        <w:lastRenderedPageBreak/>
         <w:t># Declare a nullable</w:t>
       </w:r>
       <w:r>
@@ -10609,46 +10890,1703 @@
           <w:sz w:val="36"/>
           <w:szCs w:val="36"/>
         </w:rPr>
+        <w:t xml:space="preserve"># </w:t>
+      </w:r>
+      <w:r>
+        <w:rPr>
+          <w:sz w:val="36"/>
+          <w:szCs w:val="36"/>
+        </w:rPr>
+        <w:t xml:space="preserve">In </w:t>
+      </w:r>
+      <w:proofErr w:type="spellStart"/>
+      <w:r>
+        <w:rPr>
+          <w:b/>
+          <w:bCs/>
+          <w:sz w:val="36"/>
+          <w:szCs w:val="36"/>
+        </w:rPr>
+        <w:t>GestureDetector</w:t>
+      </w:r>
+      <w:r>
+        <w:rPr>
+          <w:sz w:val="36"/>
+          <w:szCs w:val="36"/>
+        </w:rPr>
+        <w:t>’s</w:t>
+      </w:r>
+      <w:proofErr w:type="spellEnd"/>
+      <w:r>
+        <w:rPr>
+          <w:sz w:val="36"/>
+          <w:szCs w:val="36"/>
+        </w:rPr>
+        <w:t xml:space="preserve">, </w:t>
+      </w:r>
+      <w:proofErr w:type="spellStart"/>
+      <w:r>
+        <w:rPr>
+          <w:b/>
+          <w:bCs/>
+          <w:sz w:val="36"/>
+          <w:szCs w:val="36"/>
+        </w:rPr>
+        <w:t>onTap</w:t>
+      </w:r>
+      <w:proofErr w:type="spellEnd"/>
+      <w:r>
+        <w:rPr>
+          <w:b/>
+          <w:bCs/>
+          <w:sz w:val="36"/>
+          <w:szCs w:val="36"/>
+        </w:rPr>
+        <w:t xml:space="preserve">: </w:t>
+      </w:r>
+      <w:r>
+        <w:rPr>
+          <w:sz w:val="36"/>
+          <w:szCs w:val="36"/>
+        </w:rPr>
+        <w:t xml:space="preserve">callback method, sets the </w:t>
+      </w:r>
+      <w:proofErr w:type="spellStart"/>
+      <w:r>
+        <w:rPr>
+          <w:b/>
+          <w:bCs/>
+          <w:sz w:val="36"/>
+          <w:szCs w:val="36"/>
+        </w:rPr>
+        <w:t>selectedValue</w:t>
+      </w:r>
+      <w:proofErr w:type="spellEnd"/>
+      <w:r>
+        <w:rPr>
+          <w:sz w:val="36"/>
+          <w:szCs w:val="36"/>
+        </w:rPr>
+        <w:t xml:space="preserve"> to </w:t>
+      </w:r>
+      <w:r>
+        <w:rPr>
+          <w:b/>
+          <w:bCs/>
+          <w:sz w:val="36"/>
+          <w:szCs w:val="36"/>
+        </w:rPr>
+        <w:t xml:space="preserve">color </w:t>
+      </w:r>
+      <w:r>
+        <w:rPr>
+          <w:sz w:val="36"/>
+          <w:szCs w:val="36"/>
+        </w:rPr>
+        <w:t>(current index element). Which set</w:t>
+      </w:r>
+      <w:r>
+        <w:rPr>
+          <w:sz w:val="36"/>
+          <w:szCs w:val="36"/>
+        </w:rPr>
+        <w:t xml:space="preserve">s the </w:t>
+      </w:r>
+      <w:proofErr w:type="spellStart"/>
+      <w:r>
+        <w:rPr>
+          <w:b/>
+          <w:bCs/>
+          <w:sz w:val="36"/>
+          <w:szCs w:val="36"/>
+        </w:rPr>
+        <w:t>isSelected</w:t>
+      </w:r>
+      <w:proofErr w:type="spellEnd"/>
+      <w:r>
+        <w:rPr>
+          <w:sz w:val="36"/>
+          <w:szCs w:val="36"/>
+        </w:rPr>
+        <w:t xml:space="preserve"> to</w:t>
+      </w:r>
+      <w:r>
+        <w:rPr>
+          <w:b/>
+          <w:bCs/>
+          <w:sz w:val="36"/>
+          <w:szCs w:val="36"/>
+        </w:rPr>
+        <w:t xml:space="preserve"> true</w:t>
+      </w:r>
+      <w:r>
+        <w:rPr>
+          <w:sz w:val="36"/>
+          <w:szCs w:val="36"/>
+        </w:rPr>
+        <w:t xml:space="preserve"> or </w:t>
+      </w:r>
+      <w:r>
+        <w:rPr>
+          <w:b/>
+          <w:bCs/>
+          <w:sz w:val="36"/>
+          <w:szCs w:val="36"/>
+        </w:rPr>
+        <w:t>false</w:t>
+      </w:r>
+      <w:r>
+        <w:rPr>
+          <w:sz w:val="36"/>
+          <w:szCs w:val="36"/>
+        </w:rPr>
+        <w:t xml:space="preserve"> according to match</w:t>
+      </w:r>
+    </w:p>
+    <w:p>
+      <w:pPr>
+        <w:jc w:val="both"/>
+        <w:rPr>
+          <w:sz w:val="36"/>
+          <w:szCs w:val="36"/>
+        </w:rPr>
+      </w:pPr>
+      <w:r>
+        <w:rPr>
+          <w:sz w:val="36"/>
+          <w:szCs w:val="36"/>
+        </w:rPr>
+        <w:t xml:space="preserve"># Use the </w:t>
+      </w:r>
+      <w:proofErr w:type="spellStart"/>
+      <w:r>
+        <w:rPr>
+          <w:b/>
+          <w:bCs/>
+          <w:sz w:val="36"/>
+          <w:szCs w:val="36"/>
+        </w:rPr>
+        <w:t>isSelected</w:t>
+      </w:r>
+      <w:proofErr w:type="spellEnd"/>
+      <w:r>
+        <w:rPr>
+          <w:sz w:val="36"/>
+          <w:szCs w:val="36"/>
+        </w:rPr>
+        <w:t xml:space="preserve"> to control color and text color of the container. Use </w:t>
+      </w:r>
+      <w:r>
+        <w:rPr>
+          <w:b/>
+          <w:bCs/>
+          <w:sz w:val="36"/>
+          <w:szCs w:val="36"/>
+        </w:rPr>
+        <w:t>margin:</w:t>
+      </w:r>
+      <w:r>
+        <w:rPr>
+          <w:sz w:val="36"/>
+          <w:szCs w:val="36"/>
+        </w:rPr>
+        <w:t xml:space="preserve"> and </w:t>
+      </w:r>
+      <w:r>
+        <w:rPr>
+          <w:b/>
+          <w:bCs/>
+          <w:sz w:val="36"/>
+          <w:szCs w:val="36"/>
+        </w:rPr>
+        <w:t>padding:</w:t>
+      </w:r>
+      <w:r>
+        <w:rPr>
+          <w:sz w:val="36"/>
+          <w:szCs w:val="36"/>
+        </w:rPr>
+        <w:t xml:space="preserve"> property for more decoration.</w:t>
+      </w:r>
+    </w:p>
+    <w:p>
+      <w:pPr>
+        <w:jc w:val="both"/>
+        <w:rPr>
+          <w:sz w:val="36"/>
+          <w:szCs w:val="36"/>
+        </w:rPr>
+      </w:pPr>
+      <w:r>
+        <w:rPr>
+          <w:sz w:val="36"/>
+          <w:szCs w:val="36"/>
+        </w:rPr>
+        <w:t xml:space="preserve">NOTE: We use </w:t>
+      </w:r>
+      <w:r>
+        <w:rPr>
+          <w:b/>
+          <w:bCs/>
+          <w:sz w:val="36"/>
+          <w:szCs w:val="36"/>
+        </w:rPr>
+        <w:t>Row</w:t>
+      </w:r>
+      <w:r>
+        <w:rPr>
+          <w:sz w:val="36"/>
+          <w:szCs w:val="36"/>
+        </w:rPr>
+        <w:t xml:space="preserve"> with </w:t>
+      </w:r>
+      <w:r>
+        <w:rPr>
+          <w:b/>
+          <w:bCs/>
+          <w:sz w:val="36"/>
+          <w:szCs w:val="36"/>
+        </w:rPr>
+        <w:t>for</w:t>
+      </w:r>
+      <w:r>
+        <w:rPr>
+          <w:sz w:val="36"/>
+          <w:szCs w:val="36"/>
+        </w:rPr>
+        <w:t xml:space="preserve"> loop and </w:t>
+      </w:r>
+      <w:r>
+        <w:rPr>
+          <w:b/>
+          <w:bCs/>
+          <w:sz w:val="36"/>
+          <w:szCs w:val="36"/>
+        </w:rPr>
+        <w:t>Container</w:t>
+      </w:r>
+      <w:r>
+        <w:rPr>
+          <w:sz w:val="36"/>
+          <w:szCs w:val="36"/>
+        </w:rPr>
+        <w:t xml:space="preserve"> for </w:t>
+      </w:r>
+      <w:proofErr w:type="spellStart"/>
+      <w:r>
+        <w:rPr>
+          <w:b/>
+          <w:bCs/>
+          <w:sz w:val="36"/>
+          <w:szCs w:val="36"/>
+        </w:rPr>
+        <w:t>CarouselSlider</w:t>
+      </w:r>
+      <w:proofErr w:type="spellEnd"/>
+      <w:r>
+        <w:rPr>
+          <w:b/>
+          <w:bCs/>
+          <w:sz w:val="36"/>
+          <w:szCs w:val="36"/>
+        </w:rPr>
+        <w:t xml:space="preserve"> </w:t>
+      </w:r>
+      <w:r>
+        <w:rPr>
+          <w:sz w:val="36"/>
+          <w:szCs w:val="36"/>
+        </w:rPr>
+        <w:t>widgets effect.</w:t>
+      </w:r>
+    </w:p>
+    <w:p>
+      <w:pPr>
+        <w:jc w:val="both"/>
+        <w:rPr>
+          <w:b/>
+          <w:bCs/>
+          <w:color w:val="D86DCB" w:themeColor="accent5" w:themeTint="99"/>
+          <w:sz w:val="36"/>
+          <w:szCs w:val="36"/>
+        </w:rPr>
+      </w:pPr>
+      <w:r>
+        <w:rPr>
+          <w:b/>
+          <w:bCs/>
+          <w:color w:val="D86DCB" w:themeColor="accent5" w:themeTint="99"/>
+          <w:sz w:val="36"/>
+          <w:szCs w:val="36"/>
+        </w:rPr>
+        <w:t xml:space="preserve">class </w:t>
+      </w:r>
+      <w:proofErr w:type="spellStart"/>
+      <w:r>
+        <w:rPr>
+          <w:b/>
+          <w:bCs/>
+          <w:color w:val="D86DCB" w:themeColor="accent5" w:themeTint="99"/>
+          <w:sz w:val="36"/>
+          <w:szCs w:val="36"/>
+        </w:rPr>
+        <w:t>ColorPicker</w:t>
+      </w:r>
+      <w:proofErr w:type="spellEnd"/>
+      <w:r>
+        <w:rPr>
+          <w:b/>
+          <w:bCs/>
+          <w:color w:val="D86DCB" w:themeColor="accent5" w:themeTint="99"/>
+          <w:sz w:val="36"/>
+          <w:szCs w:val="36"/>
+        </w:rPr>
+        <w:t xml:space="preserve"> extends </w:t>
+      </w:r>
+      <w:proofErr w:type="spellStart"/>
+      <w:r>
+        <w:rPr>
+          <w:b/>
+          <w:bCs/>
+          <w:color w:val="D86DCB" w:themeColor="accent5" w:themeTint="99"/>
+          <w:sz w:val="36"/>
+          <w:szCs w:val="36"/>
+        </w:rPr>
+        <w:t>StatefulWidget</w:t>
+      </w:r>
+      <w:proofErr w:type="spellEnd"/>
+      <w:r>
+        <w:rPr>
+          <w:b/>
+          <w:bCs/>
+          <w:color w:val="D86DCB" w:themeColor="accent5" w:themeTint="99"/>
+          <w:sz w:val="36"/>
+          <w:szCs w:val="36"/>
+        </w:rPr>
+        <w:t xml:space="preserve"> {</w:t>
+      </w:r>
+    </w:p>
+    <w:p>
+      <w:pPr>
+        <w:jc w:val="both"/>
+        <w:rPr>
+          <w:b/>
+          <w:bCs/>
+          <w:color w:val="D86DCB" w:themeColor="accent5" w:themeTint="99"/>
+          <w:sz w:val="36"/>
+          <w:szCs w:val="36"/>
+        </w:rPr>
+      </w:pPr>
+      <w:r>
+        <w:rPr>
+          <w:b/>
+          <w:bCs/>
+          <w:color w:val="D86DCB" w:themeColor="accent5" w:themeTint="99"/>
+          <w:sz w:val="36"/>
+          <w:szCs w:val="36"/>
+        </w:rPr>
+        <w:t xml:space="preserve">  const </w:t>
+      </w:r>
+      <w:proofErr w:type="spellStart"/>
+      <w:proofErr w:type="gramStart"/>
+      <w:r>
+        <w:rPr>
+          <w:b/>
+          <w:bCs/>
+          <w:color w:val="D86DCB" w:themeColor="accent5" w:themeTint="99"/>
+          <w:sz w:val="36"/>
+          <w:szCs w:val="36"/>
+        </w:rPr>
+        <w:t>ColorPicker</w:t>
+      </w:r>
+      <w:proofErr w:type="spellEnd"/>
+      <w:r>
+        <w:rPr>
+          <w:b/>
+          <w:bCs/>
+          <w:color w:val="D86DCB" w:themeColor="accent5" w:themeTint="99"/>
+          <w:sz w:val="36"/>
+          <w:szCs w:val="36"/>
+        </w:rPr>
+        <w:t>(</w:t>
+      </w:r>
+      <w:proofErr w:type="gramEnd"/>
+      <w:r>
+        <w:rPr>
+          <w:b/>
+          <w:bCs/>
+          <w:color w:val="D86DCB" w:themeColor="accent5" w:themeTint="99"/>
+          <w:sz w:val="36"/>
+          <w:szCs w:val="36"/>
+        </w:rPr>
+        <w:t>{</w:t>
+      </w:r>
+      <w:proofErr w:type="spellStart"/>
+      <w:r>
+        <w:rPr>
+          <w:b/>
+          <w:bCs/>
+          <w:color w:val="D86DCB" w:themeColor="accent5" w:themeTint="99"/>
+          <w:sz w:val="36"/>
+          <w:szCs w:val="36"/>
+        </w:rPr>
+        <w:t>super.key</w:t>
+      </w:r>
+      <w:proofErr w:type="spellEnd"/>
+      <w:r>
+        <w:rPr>
+          <w:b/>
+          <w:bCs/>
+          <w:color w:val="D86DCB" w:themeColor="accent5" w:themeTint="99"/>
+          <w:sz w:val="36"/>
+          <w:szCs w:val="36"/>
+        </w:rPr>
+        <w:t xml:space="preserve">, required </w:t>
+      </w:r>
+      <w:proofErr w:type="spellStart"/>
+      <w:r>
+        <w:rPr>
+          <w:b/>
+          <w:bCs/>
+          <w:color w:val="D86DCB" w:themeColor="accent5" w:themeTint="99"/>
+          <w:sz w:val="36"/>
+          <w:szCs w:val="36"/>
+        </w:rPr>
+        <w:t>this.initialValue</w:t>
+      </w:r>
+      <w:proofErr w:type="spellEnd"/>
+      <w:r>
+        <w:rPr>
+          <w:b/>
+          <w:bCs/>
+          <w:color w:val="D86DCB" w:themeColor="accent5" w:themeTint="99"/>
+          <w:sz w:val="36"/>
+          <w:szCs w:val="36"/>
+        </w:rPr>
+        <w:t xml:space="preserve">, required </w:t>
+      </w:r>
+      <w:proofErr w:type="spellStart"/>
+      <w:r>
+        <w:rPr>
+          <w:b/>
+          <w:bCs/>
+          <w:color w:val="D86DCB" w:themeColor="accent5" w:themeTint="99"/>
+          <w:sz w:val="36"/>
+          <w:szCs w:val="36"/>
+        </w:rPr>
+        <w:t>this.colors</w:t>
+      </w:r>
+      <w:proofErr w:type="spellEnd"/>
+      <w:r>
+        <w:rPr>
+          <w:b/>
+          <w:bCs/>
+          <w:color w:val="D86DCB" w:themeColor="accent5" w:themeTint="99"/>
+          <w:sz w:val="36"/>
+          <w:szCs w:val="36"/>
+        </w:rPr>
+        <w:t xml:space="preserve">, required </w:t>
+      </w:r>
+      <w:proofErr w:type="spellStart"/>
+      <w:r>
+        <w:rPr>
+          <w:b/>
+          <w:bCs/>
+          <w:color w:val="D86DCB" w:themeColor="accent5" w:themeTint="99"/>
+          <w:sz w:val="36"/>
+          <w:szCs w:val="36"/>
+        </w:rPr>
+        <w:t>this.onChanged</w:t>
+      </w:r>
+      <w:proofErr w:type="spellEnd"/>
+      <w:r>
+        <w:rPr>
+          <w:b/>
+          <w:bCs/>
+          <w:color w:val="D86DCB" w:themeColor="accent5" w:themeTint="99"/>
+          <w:sz w:val="36"/>
+          <w:szCs w:val="36"/>
+        </w:rPr>
+        <w:t>});</w:t>
+      </w:r>
+    </w:p>
+    <w:p>
+      <w:pPr>
+        <w:jc w:val="both"/>
+        <w:rPr>
+          <w:b/>
+          <w:bCs/>
+          <w:color w:val="D86DCB" w:themeColor="accent5" w:themeTint="99"/>
+          <w:sz w:val="36"/>
+          <w:szCs w:val="36"/>
+        </w:rPr>
+      </w:pPr>
+      <w:r>
+        <w:rPr>
+          <w:b/>
+          <w:bCs/>
+          <w:color w:val="D86DCB" w:themeColor="accent5" w:themeTint="99"/>
+          <w:sz w:val="36"/>
+          <w:szCs w:val="36"/>
+        </w:rPr>
+        <w:t xml:space="preserve">  final String </w:t>
+      </w:r>
+      <w:proofErr w:type="spellStart"/>
+      <w:r>
+        <w:rPr>
+          <w:b/>
+          <w:bCs/>
+          <w:color w:val="D86DCB" w:themeColor="accent5" w:themeTint="99"/>
+          <w:sz w:val="36"/>
+          <w:szCs w:val="36"/>
+        </w:rPr>
+        <w:t>initialValue</w:t>
+      </w:r>
+      <w:proofErr w:type="spellEnd"/>
+      <w:r>
+        <w:rPr>
+          <w:b/>
+          <w:bCs/>
+          <w:color w:val="D86DCB" w:themeColor="accent5" w:themeTint="99"/>
+          <w:sz w:val="36"/>
+          <w:szCs w:val="36"/>
+        </w:rPr>
+        <w:t>;</w:t>
+      </w:r>
+    </w:p>
+    <w:p>
+      <w:pPr>
+        <w:jc w:val="both"/>
+        <w:rPr>
+          <w:b/>
+          <w:bCs/>
+          <w:color w:val="D86DCB" w:themeColor="accent5" w:themeTint="99"/>
+          <w:sz w:val="36"/>
+          <w:szCs w:val="36"/>
+        </w:rPr>
+      </w:pPr>
+      <w:r>
+        <w:rPr>
+          <w:b/>
+          <w:bCs/>
+          <w:color w:val="D86DCB" w:themeColor="accent5" w:themeTint="99"/>
+          <w:sz w:val="36"/>
+          <w:szCs w:val="36"/>
+        </w:rPr>
+        <w:t xml:space="preserve">  final List&lt;String&gt; colors;</w:t>
+      </w:r>
+    </w:p>
+    <w:p>
+      <w:pPr>
+        <w:jc w:val="both"/>
+        <w:rPr>
+          <w:b/>
+          <w:bCs/>
+          <w:color w:val="D86DCB" w:themeColor="accent5" w:themeTint="99"/>
+          <w:sz w:val="36"/>
+          <w:szCs w:val="36"/>
+        </w:rPr>
+      </w:pPr>
+      <w:r>
+        <w:rPr>
+          <w:b/>
+          <w:bCs/>
+          <w:color w:val="D86DCB" w:themeColor="accent5" w:themeTint="99"/>
+          <w:sz w:val="36"/>
+          <w:szCs w:val="36"/>
+        </w:rPr>
+        <w:t xml:space="preserve">  final </w:t>
+      </w:r>
+      <w:proofErr w:type="spellStart"/>
+      <w:r>
+        <w:rPr>
+          <w:b/>
+          <w:bCs/>
+          <w:color w:val="D86DCB" w:themeColor="accent5" w:themeTint="99"/>
+          <w:sz w:val="36"/>
+          <w:szCs w:val="36"/>
+        </w:rPr>
+        <w:t>ValueChanged</w:t>
+      </w:r>
+      <w:proofErr w:type="spellEnd"/>
+      <w:r>
+        <w:rPr>
+          <w:b/>
+          <w:bCs/>
+          <w:color w:val="D86DCB" w:themeColor="accent5" w:themeTint="99"/>
+          <w:sz w:val="36"/>
+          <w:szCs w:val="36"/>
+        </w:rPr>
+        <w:t xml:space="preserve">&lt;String&gt; </w:t>
+      </w:r>
+      <w:proofErr w:type="spellStart"/>
+      <w:r>
+        <w:rPr>
+          <w:b/>
+          <w:bCs/>
+          <w:color w:val="D86DCB" w:themeColor="accent5" w:themeTint="99"/>
+          <w:sz w:val="36"/>
+          <w:szCs w:val="36"/>
+        </w:rPr>
+        <w:t>onChanged</w:t>
+      </w:r>
+      <w:proofErr w:type="spellEnd"/>
+      <w:r>
+        <w:rPr>
+          <w:b/>
+          <w:bCs/>
+          <w:color w:val="D86DCB" w:themeColor="accent5" w:themeTint="99"/>
+          <w:sz w:val="36"/>
+          <w:szCs w:val="36"/>
+        </w:rPr>
+        <w:t>;</w:t>
+      </w:r>
+    </w:p>
+    <w:p>
+      <w:pPr>
+        <w:jc w:val="both"/>
+        <w:rPr>
+          <w:b/>
+          <w:bCs/>
+          <w:color w:val="D86DCB" w:themeColor="accent5" w:themeTint="99"/>
+          <w:sz w:val="36"/>
+          <w:szCs w:val="36"/>
+        </w:rPr>
+      </w:pPr>
+      <w:r>
+        <w:rPr>
+          <w:b/>
+          <w:bCs/>
+          <w:color w:val="D86DCB" w:themeColor="accent5" w:themeTint="99"/>
+          <w:sz w:val="36"/>
+          <w:szCs w:val="36"/>
+        </w:rPr>
         <w:lastRenderedPageBreak/>
-        <w:t xml:space="preserve"># </w:t>
-      </w:r>
-      <w:r>
-        <w:rPr>
-          <w:sz w:val="36"/>
-          <w:szCs w:val="36"/>
-        </w:rPr>
-        <w:t xml:space="preserve">In </w:t>
-      </w:r>
-      <w:proofErr w:type="spellStart"/>
-      <w:r>
-        <w:rPr>
-          <w:b/>
-          <w:bCs/>
+        <w:t xml:space="preserve">  @override</w:t>
+      </w:r>
+    </w:p>
+    <w:p>
+      <w:pPr>
+        <w:jc w:val="both"/>
+        <w:rPr>
+          <w:b/>
+          <w:bCs/>
+          <w:color w:val="D86DCB" w:themeColor="accent5" w:themeTint="99"/>
+          <w:sz w:val="36"/>
+          <w:szCs w:val="36"/>
+        </w:rPr>
+      </w:pPr>
+      <w:r>
+        <w:rPr>
+          <w:b/>
+          <w:bCs/>
+          <w:color w:val="D86DCB" w:themeColor="accent5" w:themeTint="99"/>
+          <w:sz w:val="36"/>
+          <w:szCs w:val="36"/>
+        </w:rPr>
+        <w:t xml:space="preserve">  State&lt;</w:t>
+      </w:r>
+      <w:proofErr w:type="spellStart"/>
+      <w:r>
+        <w:rPr>
+          <w:b/>
+          <w:bCs/>
+          <w:color w:val="D86DCB" w:themeColor="accent5" w:themeTint="99"/>
+          <w:sz w:val="36"/>
+          <w:szCs w:val="36"/>
+        </w:rPr>
+        <w:t>ColorPicker</w:t>
+      </w:r>
+      <w:proofErr w:type="spellEnd"/>
+      <w:r>
+        <w:rPr>
+          <w:b/>
+          <w:bCs/>
+          <w:color w:val="D86DCB" w:themeColor="accent5" w:themeTint="99"/>
+          <w:sz w:val="36"/>
+          <w:szCs w:val="36"/>
+        </w:rPr>
+        <w:t xml:space="preserve">&gt; </w:t>
+      </w:r>
+      <w:proofErr w:type="spellStart"/>
+      <w:proofErr w:type="gramStart"/>
+      <w:r>
+        <w:rPr>
+          <w:b/>
+          <w:bCs/>
+          <w:color w:val="D86DCB" w:themeColor="accent5" w:themeTint="99"/>
+          <w:sz w:val="36"/>
+          <w:szCs w:val="36"/>
+        </w:rPr>
+        <w:t>createState</w:t>
+      </w:r>
+      <w:proofErr w:type="spellEnd"/>
+      <w:r>
+        <w:rPr>
+          <w:b/>
+          <w:bCs/>
+          <w:color w:val="D86DCB" w:themeColor="accent5" w:themeTint="99"/>
+          <w:sz w:val="36"/>
+          <w:szCs w:val="36"/>
+        </w:rPr>
+        <w:t>(</w:t>
+      </w:r>
+      <w:proofErr w:type="gramEnd"/>
+      <w:r>
+        <w:rPr>
+          <w:b/>
+          <w:bCs/>
+          <w:color w:val="D86DCB" w:themeColor="accent5" w:themeTint="99"/>
+          <w:sz w:val="36"/>
+          <w:szCs w:val="36"/>
+        </w:rPr>
+        <w:t>) =&gt; _</w:t>
+      </w:r>
+      <w:proofErr w:type="spellStart"/>
+      <w:r>
+        <w:rPr>
+          <w:b/>
+          <w:bCs/>
+          <w:color w:val="D86DCB" w:themeColor="accent5" w:themeTint="99"/>
+          <w:sz w:val="36"/>
+          <w:szCs w:val="36"/>
+        </w:rPr>
+        <w:t>ColorPickerState</w:t>
+      </w:r>
+      <w:proofErr w:type="spellEnd"/>
+      <w:r>
+        <w:rPr>
+          <w:b/>
+          <w:bCs/>
+          <w:color w:val="D86DCB" w:themeColor="accent5" w:themeTint="99"/>
+          <w:sz w:val="36"/>
+          <w:szCs w:val="36"/>
+        </w:rPr>
+        <w:t>();</w:t>
+      </w:r>
+    </w:p>
+    <w:p>
+      <w:pPr>
+        <w:jc w:val="both"/>
+        <w:rPr>
+          <w:b/>
+          <w:bCs/>
+          <w:color w:val="D86DCB" w:themeColor="accent5" w:themeTint="99"/>
+          <w:sz w:val="36"/>
+          <w:szCs w:val="36"/>
+        </w:rPr>
+      </w:pPr>
+      <w:r>
+        <w:rPr>
+          <w:b/>
+          <w:bCs/>
+          <w:color w:val="D86DCB" w:themeColor="accent5" w:themeTint="99"/>
+          <w:sz w:val="36"/>
+          <w:szCs w:val="36"/>
+        </w:rPr>
+        <w:t>}</w:t>
+      </w:r>
+    </w:p>
+    <w:p>
+      <w:pPr>
+        <w:jc w:val="both"/>
+        <w:rPr>
+          <w:b/>
+          <w:bCs/>
+          <w:color w:val="D86DCB" w:themeColor="accent5" w:themeTint="99"/>
+          <w:sz w:val="36"/>
+          <w:szCs w:val="36"/>
+        </w:rPr>
+      </w:pPr>
+      <w:r>
+        <w:rPr>
+          <w:b/>
+          <w:bCs/>
+          <w:color w:val="D86DCB" w:themeColor="accent5" w:themeTint="99"/>
+          <w:sz w:val="36"/>
+          <w:szCs w:val="36"/>
+        </w:rPr>
+        <w:t>class _</w:t>
+      </w:r>
+      <w:proofErr w:type="spellStart"/>
+      <w:r>
+        <w:rPr>
+          <w:b/>
+          <w:bCs/>
+          <w:color w:val="D86DCB" w:themeColor="accent5" w:themeTint="99"/>
+          <w:sz w:val="36"/>
+          <w:szCs w:val="36"/>
+        </w:rPr>
+        <w:t>ColorPickerState</w:t>
+      </w:r>
+      <w:proofErr w:type="spellEnd"/>
+      <w:r>
+        <w:rPr>
+          <w:b/>
+          <w:bCs/>
+          <w:color w:val="D86DCB" w:themeColor="accent5" w:themeTint="99"/>
+          <w:sz w:val="36"/>
+          <w:szCs w:val="36"/>
+        </w:rPr>
+        <w:t xml:space="preserve"> extends State&lt;</w:t>
+      </w:r>
+      <w:proofErr w:type="spellStart"/>
+      <w:r>
+        <w:rPr>
+          <w:b/>
+          <w:bCs/>
+          <w:color w:val="D86DCB" w:themeColor="accent5" w:themeTint="99"/>
+          <w:sz w:val="36"/>
+          <w:szCs w:val="36"/>
+        </w:rPr>
+        <w:t>ColorPicker</w:t>
+      </w:r>
+      <w:proofErr w:type="spellEnd"/>
+      <w:r>
+        <w:rPr>
+          <w:b/>
+          <w:bCs/>
+          <w:color w:val="D86DCB" w:themeColor="accent5" w:themeTint="99"/>
+          <w:sz w:val="36"/>
+          <w:szCs w:val="36"/>
+        </w:rPr>
+        <w:t>&gt; {</w:t>
+      </w:r>
+    </w:p>
+    <w:p>
+      <w:pPr>
+        <w:jc w:val="both"/>
+        <w:rPr>
+          <w:b/>
+          <w:bCs/>
+          <w:color w:val="D86DCB" w:themeColor="accent5" w:themeTint="99"/>
+          <w:sz w:val="36"/>
+          <w:szCs w:val="36"/>
+        </w:rPr>
+      </w:pPr>
+      <w:r>
+        <w:rPr>
+          <w:b/>
+          <w:bCs/>
+          <w:color w:val="D86DCB" w:themeColor="accent5" w:themeTint="99"/>
+          <w:sz w:val="36"/>
+          <w:szCs w:val="36"/>
+        </w:rPr>
+        <w:t xml:space="preserve">  String? </w:t>
+      </w:r>
+      <w:proofErr w:type="spellStart"/>
+      <w:r>
+        <w:rPr>
+          <w:b/>
+          <w:bCs/>
+          <w:color w:val="D86DCB" w:themeColor="accent5" w:themeTint="99"/>
+          <w:sz w:val="36"/>
+          <w:szCs w:val="36"/>
+        </w:rPr>
+        <w:t>selectedValue</w:t>
+      </w:r>
+      <w:proofErr w:type="spellEnd"/>
+      <w:r>
+        <w:rPr>
+          <w:b/>
+          <w:bCs/>
+          <w:color w:val="D86DCB" w:themeColor="accent5" w:themeTint="99"/>
+          <w:sz w:val="36"/>
+          <w:szCs w:val="36"/>
+        </w:rPr>
+        <w:t>;</w:t>
+      </w:r>
+    </w:p>
+    <w:p>
+      <w:pPr>
+        <w:jc w:val="both"/>
+        <w:rPr>
+          <w:b/>
+          <w:bCs/>
+          <w:color w:val="D86DCB" w:themeColor="accent5" w:themeTint="99"/>
+          <w:sz w:val="36"/>
+          <w:szCs w:val="36"/>
+        </w:rPr>
+      </w:pPr>
+      <w:r>
+        <w:rPr>
+          <w:b/>
+          <w:bCs/>
+          <w:color w:val="D86DCB" w:themeColor="accent5" w:themeTint="99"/>
+          <w:sz w:val="36"/>
+          <w:szCs w:val="36"/>
+        </w:rPr>
+        <w:t xml:space="preserve">  @override</w:t>
+      </w:r>
+    </w:p>
+    <w:p>
+      <w:pPr>
+        <w:jc w:val="both"/>
+        <w:rPr>
+          <w:b/>
+          <w:bCs/>
+          <w:color w:val="D86DCB" w:themeColor="accent5" w:themeTint="99"/>
+          <w:sz w:val="36"/>
+          <w:szCs w:val="36"/>
+        </w:rPr>
+      </w:pPr>
+      <w:r>
+        <w:rPr>
+          <w:b/>
+          <w:bCs/>
+          <w:color w:val="D86DCB" w:themeColor="accent5" w:themeTint="99"/>
+          <w:sz w:val="36"/>
+          <w:szCs w:val="36"/>
+        </w:rPr>
+        <w:t xml:space="preserve">  void </w:t>
+      </w:r>
+      <w:proofErr w:type="spellStart"/>
+      <w:proofErr w:type="gramStart"/>
+      <w:r>
+        <w:rPr>
+          <w:b/>
+          <w:bCs/>
+          <w:color w:val="D86DCB" w:themeColor="accent5" w:themeTint="99"/>
+          <w:sz w:val="36"/>
+          <w:szCs w:val="36"/>
+        </w:rPr>
+        <w:t>initState</w:t>
+      </w:r>
+      <w:proofErr w:type="spellEnd"/>
+      <w:r>
+        <w:rPr>
+          <w:b/>
+          <w:bCs/>
+          <w:color w:val="D86DCB" w:themeColor="accent5" w:themeTint="99"/>
+          <w:sz w:val="36"/>
+          <w:szCs w:val="36"/>
+        </w:rPr>
+        <w:t>(</w:t>
+      </w:r>
+      <w:proofErr w:type="gramEnd"/>
+      <w:r>
+        <w:rPr>
+          <w:b/>
+          <w:bCs/>
+          <w:color w:val="D86DCB" w:themeColor="accent5" w:themeTint="99"/>
+          <w:sz w:val="36"/>
+          <w:szCs w:val="36"/>
+        </w:rPr>
+        <w:t>) {</w:t>
+      </w:r>
+    </w:p>
+    <w:p>
+      <w:pPr>
+        <w:jc w:val="both"/>
+        <w:rPr>
+          <w:b/>
+          <w:bCs/>
+          <w:color w:val="D86DCB" w:themeColor="accent5" w:themeTint="99"/>
+          <w:sz w:val="36"/>
+          <w:szCs w:val="36"/>
+        </w:rPr>
+      </w:pPr>
+      <w:r>
+        <w:rPr>
+          <w:b/>
+          <w:bCs/>
+          <w:color w:val="D86DCB" w:themeColor="accent5" w:themeTint="99"/>
+          <w:sz w:val="36"/>
+          <w:szCs w:val="36"/>
+        </w:rPr>
+        <w:t xml:space="preserve">    </w:t>
+      </w:r>
+      <w:proofErr w:type="spellStart"/>
+      <w:proofErr w:type="gramStart"/>
+      <w:r>
+        <w:rPr>
+          <w:b/>
+          <w:bCs/>
+          <w:color w:val="D86DCB" w:themeColor="accent5" w:themeTint="99"/>
+          <w:sz w:val="36"/>
+          <w:szCs w:val="36"/>
+        </w:rPr>
+        <w:t>super.initState</w:t>
+      </w:r>
+      <w:proofErr w:type="spellEnd"/>
+      <w:proofErr w:type="gramEnd"/>
+      <w:r>
+        <w:rPr>
+          <w:b/>
+          <w:bCs/>
+          <w:color w:val="D86DCB" w:themeColor="accent5" w:themeTint="99"/>
+          <w:sz w:val="36"/>
+          <w:szCs w:val="36"/>
+        </w:rPr>
+        <w:t>();</w:t>
+      </w:r>
+    </w:p>
+    <w:p>
+      <w:pPr>
+        <w:jc w:val="both"/>
+        <w:rPr>
+          <w:b/>
+          <w:bCs/>
+          <w:color w:val="D86DCB" w:themeColor="accent5" w:themeTint="99"/>
+          <w:sz w:val="36"/>
+          <w:szCs w:val="36"/>
+        </w:rPr>
+      </w:pPr>
+      <w:r>
+        <w:rPr>
+          <w:b/>
+          <w:bCs/>
+          <w:color w:val="D86DCB" w:themeColor="accent5" w:themeTint="99"/>
+          <w:sz w:val="36"/>
+          <w:szCs w:val="36"/>
+        </w:rPr>
+        <w:t xml:space="preserve">    </w:t>
+      </w:r>
+      <w:proofErr w:type="spellStart"/>
+      <w:r>
+        <w:rPr>
+          <w:b/>
+          <w:bCs/>
+          <w:color w:val="D86DCB" w:themeColor="accent5" w:themeTint="99"/>
+          <w:sz w:val="36"/>
+          <w:szCs w:val="36"/>
+        </w:rPr>
+        <w:t>selectedValue</w:t>
+      </w:r>
+      <w:proofErr w:type="spellEnd"/>
+      <w:r>
+        <w:rPr>
+          <w:b/>
+          <w:bCs/>
+          <w:color w:val="D86DCB" w:themeColor="accent5" w:themeTint="99"/>
+          <w:sz w:val="36"/>
+          <w:szCs w:val="36"/>
+        </w:rPr>
+        <w:t xml:space="preserve"> = </w:t>
+      </w:r>
+      <w:proofErr w:type="spellStart"/>
+      <w:proofErr w:type="gramStart"/>
+      <w:r>
+        <w:rPr>
+          <w:b/>
+          <w:bCs/>
+          <w:color w:val="D86DCB" w:themeColor="accent5" w:themeTint="99"/>
+          <w:sz w:val="36"/>
+          <w:szCs w:val="36"/>
+        </w:rPr>
+        <w:t>widget.initialValue</w:t>
+      </w:r>
+      <w:proofErr w:type="spellEnd"/>
+      <w:proofErr w:type="gramEnd"/>
+      <w:r>
+        <w:rPr>
+          <w:b/>
+          <w:bCs/>
+          <w:color w:val="D86DCB" w:themeColor="accent5" w:themeTint="99"/>
+          <w:sz w:val="36"/>
+          <w:szCs w:val="36"/>
+        </w:rPr>
+        <w:t>;</w:t>
+      </w:r>
+    </w:p>
+    <w:p>
+      <w:pPr>
+        <w:jc w:val="both"/>
+        <w:rPr>
+          <w:b/>
+          <w:bCs/>
+          <w:color w:val="D86DCB" w:themeColor="accent5" w:themeTint="99"/>
+          <w:sz w:val="36"/>
+          <w:szCs w:val="36"/>
+        </w:rPr>
+      </w:pPr>
+      <w:r>
+        <w:rPr>
+          <w:b/>
+          <w:bCs/>
+          <w:color w:val="D86DCB" w:themeColor="accent5" w:themeTint="99"/>
+          <w:sz w:val="36"/>
+          <w:szCs w:val="36"/>
+        </w:rPr>
+        <w:t xml:space="preserve">  }</w:t>
+      </w:r>
+    </w:p>
+    <w:p>
+      <w:pPr>
+        <w:jc w:val="both"/>
+        <w:rPr>
+          <w:b/>
+          <w:bCs/>
+          <w:color w:val="D86DCB" w:themeColor="accent5" w:themeTint="99"/>
+          <w:sz w:val="36"/>
+          <w:szCs w:val="36"/>
+        </w:rPr>
+      </w:pPr>
+      <w:r>
+        <w:rPr>
+          <w:b/>
+          <w:bCs/>
+          <w:color w:val="D86DCB" w:themeColor="accent5" w:themeTint="99"/>
+          <w:sz w:val="36"/>
+          <w:szCs w:val="36"/>
+        </w:rPr>
+        <w:t xml:space="preserve">  @override</w:t>
+      </w:r>
+    </w:p>
+    <w:p>
+      <w:pPr>
+        <w:jc w:val="both"/>
+        <w:rPr>
+          <w:b/>
+          <w:bCs/>
+          <w:color w:val="D86DCB" w:themeColor="accent5" w:themeTint="99"/>
+          <w:sz w:val="36"/>
+          <w:szCs w:val="36"/>
+        </w:rPr>
+      </w:pPr>
+      <w:r>
+        <w:rPr>
+          <w:b/>
+          <w:bCs/>
+          <w:color w:val="D86DCB" w:themeColor="accent5" w:themeTint="99"/>
+          <w:sz w:val="36"/>
+          <w:szCs w:val="36"/>
+        </w:rPr>
+        <w:t xml:space="preserve">  Widget </w:t>
+      </w:r>
+      <w:proofErr w:type="gramStart"/>
+      <w:r>
+        <w:rPr>
+          <w:b/>
+          <w:bCs/>
+          <w:color w:val="D86DCB" w:themeColor="accent5" w:themeTint="99"/>
+          <w:sz w:val="36"/>
+          <w:szCs w:val="36"/>
+        </w:rPr>
+        <w:t>build(</w:t>
+      </w:r>
+      <w:proofErr w:type="spellStart"/>
+      <w:proofErr w:type="gramEnd"/>
+      <w:r>
+        <w:rPr>
+          <w:b/>
+          <w:bCs/>
+          <w:color w:val="D86DCB" w:themeColor="accent5" w:themeTint="99"/>
+          <w:sz w:val="36"/>
+          <w:szCs w:val="36"/>
+        </w:rPr>
+        <w:t>BuildContext</w:t>
+      </w:r>
+      <w:proofErr w:type="spellEnd"/>
+      <w:r>
+        <w:rPr>
+          <w:b/>
+          <w:bCs/>
+          <w:color w:val="D86DCB" w:themeColor="accent5" w:themeTint="99"/>
+          <w:sz w:val="36"/>
+          <w:szCs w:val="36"/>
+        </w:rPr>
+        <w:t xml:space="preserve"> context) {</w:t>
+      </w:r>
+    </w:p>
+    <w:p>
+      <w:pPr>
+        <w:jc w:val="both"/>
+        <w:rPr>
+          <w:b/>
+          <w:bCs/>
+          <w:color w:val="D86DCB" w:themeColor="accent5" w:themeTint="99"/>
+          <w:sz w:val="36"/>
+          <w:szCs w:val="36"/>
+        </w:rPr>
+      </w:pPr>
+      <w:r>
+        <w:rPr>
+          <w:b/>
+          <w:bCs/>
+          <w:color w:val="D86DCB" w:themeColor="accent5" w:themeTint="99"/>
+          <w:sz w:val="36"/>
+          <w:szCs w:val="36"/>
+        </w:rPr>
+        <w:t xml:space="preserve">    return </w:t>
+      </w:r>
+      <w:proofErr w:type="spellStart"/>
+      <w:proofErr w:type="gramStart"/>
+      <w:r>
+        <w:rPr>
+          <w:b/>
+          <w:bCs/>
+          <w:color w:val="D86DCB" w:themeColor="accent5" w:themeTint="99"/>
+          <w:sz w:val="36"/>
+          <w:szCs w:val="36"/>
+        </w:rPr>
+        <w:t>SizedBox</w:t>
+      </w:r>
+      <w:proofErr w:type="spellEnd"/>
+      <w:r>
+        <w:rPr>
+          <w:b/>
+          <w:bCs/>
+          <w:color w:val="D86DCB" w:themeColor="accent5" w:themeTint="99"/>
+          <w:sz w:val="36"/>
+          <w:szCs w:val="36"/>
+        </w:rPr>
+        <w:t>(</w:t>
+      </w:r>
+      <w:proofErr w:type="gramEnd"/>
+    </w:p>
+    <w:p>
+      <w:pPr>
+        <w:jc w:val="both"/>
+        <w:rPr>
+          <w:b/>
+          <w:bCs/>
+          <w:color w:val="D86DCB" w:themeColor="accent5" w:themeTint="99"/>
+          <w:sz w:val="36"/>
+          <w:szCs w:val="36"/>
+        </w:rPr>
+      </w:pPr>
+      <w:r>
+        <w:rPr>
+          <w:b/>
+          <w:bCs/>
+          <w:color w:val="D86DCB" w:themeColor="accent5" w:themeTint="99"/>
+          <w:sz w:val="36"/>
+          <w:szCs w:val="36"/>
+        </w:rPr>
+        <w:t xml:space="preserve">      height: 40,</w:t>
+      </w:r>
+    </w:p>
+    <w:p>
+      <w:pPr>
+        <w:jc w:val="both"/>
+        <w:rPr>
+          <w:b/>
+          <w:bCs/>
+          <w:color w:val="D86DCB" w:themeColor="accent5" w:themeTint="99"/>
+          <w:sz w:val="36"/>
+          <w:szCs w:val="36"/>
+        </w:rPr>
+      </w:pPr>
+      <w:r>
+        <w:rPr>
+          <w:b/>
+          <w:bCs/>
+          <w:color w:val="D86DCB" w:themeColor="accent5" w:themeTint="99"/>
+          <w:sz w:val="36"/>
+          <w:szCs w:val="36"/>
+        </w:rPr>
+        <w:t xml:space="preserve">      child: </w:t>
+      </w:r>
+      <w:proofErr w:type="spellStart"/>
+      <w:r>
+        <w:rPr>
+          <w:b/>
+          <w:bCs/>
+          <w:color w:val="D86DCB" w:themeColor="accent5" w:themeTint="99"/>
+          <w:sz w:val="36"/>
+          <w:szCs w:val="36"/>
+        </w:rPr>
+        <w:t>ListView.builder</w:t>
+      </w:r>
+      <w:proofErr w:type="spellEnd"/>
+      <w:r>
+        <w:rPr>
+          <w:b/>
+          <w:bCs/>
+          <w:color w:val="D86DCB" w:themeColor="accent5" w:themeTint="99"/>
+          <w:sz w:val="36"/>
+          <w:szCs w:val="36"/>
+        </w:rPr>
+        <w:t>(</w:t>
+      </w:r>
+    </w:p>
+    <w:p>
+      <w:pPr>
+        <w:jc w:val="both"/>
+        <w:rPr>
+          <w:b/>
+          <w:bCs/>
+          <w:color w:val="D86DCB" w:themeColor="accent5" w:themeTint="99"/>
+          <w:sz w:val="36"/>
+          <w:szCs w:val="36"/>
+        </w:rPr>
+      </w:pPr>
+      <w:r>
+        <w:rPr>
+          <w:b/>
+          <w:bCs/>
+          <w:color w:val="D86DCB" w:themeColor="accent5" w:themeTint="99"/>
+          <w:sz w:val="36"/>
+          <w:szCs w:val="36"/>
+        </w:rPr>
+        <w:t xml:space="preserve">          </w:t>
+      </w:r>
+      <w:proofErr w:type="spellStart"/>
+      <w:r>
+        <w:rPr>
+          <w:b/>
+          <w:bCs/>
+          <w:color w:val="D86DCB" w:themeColor="accent5" w:themeTint="99"/>
+          <w:sz w:val="36"/>
+          <w:szCs w:val="36"/>
+        </w:rPr>
+        <w:t>scrollDirection</w:t>
+      </w:r>
+      <w:proofErr w:type="spellEnd"/>
+      <w:proofErr w:type="gramStart"/>
+      <w:r>
+        <w:rPr>
+          <w:b/>
+          <w:bCs/>
+          <w:color w:val="D86DCB" w:themeColor="accent5" w:themeTint="99"/>
+          <w:sz w:val="36"/>
+          <w:szCs w:val="36"/>
+        </w:rPr>
+        <w:t>: .horizontal</w:t>
+      </w:r>
+      <w:proofErr w:type="gramEnd"/>
+      <w:r>
+        <w:rPr>
+          <w:b/>
+          <w:bCs/>
+          <w:color w:val="D86DCB" w:themeColor="accent5" w:themeTint="99"/>
+          <w:sz w:val="36"/>
+          <w:szCs w:val="36"/>
+        </w:rPr>
+        <w:t>,</w:t>
+      </w:r>
+    </w:p>
+    <w:p>
+      <w:pPr>
+        <w:jc w:val="both"/>
+        <w:rPr>
+          <w:b/>
+          <w:bCs/>
+          <w:color w:val="D86DCB" w:themeColor="accent5" w:themeTint="99"/>
+          <w:sz w:val="36"/>
+          <w:szCs w:val="36"/>
+        </w:rPr>
+      </w:pPr>
+      <w:r>
+        <w:rPr>
+          <w:b/>
+          <w:bCs/>
+          <w:color w:val="D86DCB" w:themeColor="accent5" w:themeTint="99"/>
+          <w:sz w:val="36"/>
+          <w:szCs w:val="36"/>
+        </w:rPr>
+        <w:t xml:space="preserve">          </w:t>
+      </w:r>
+      <w:proofErr w:type="spellStart"/>
+      <w:r>
+        <w:rPr>
+          <w:b/>
+          <w:bCs/>
+          <w:color w:val="D86DCB" w:themeColor="accent5" w:themeTint="99"/>
+          <w:sz w:val="36"/>
+          <w:szCs w:val="36"/>
+        </w:rPr>
+        <w:t>itemCount</w:t>
+      </w:r>
+      <w:proofErr w:type="spellEnd"/>
+      <w:r>
+        <w:rPr>
+          <w:b/>
+          <w:bCs/>
+          <w:color w:val="D86DCB" w:themeColor="accent5" w:themeTint="99"/>
+          <w:sz w:val="36"/>
+          <w:szCs w:val="36"/>
+        </w:rPr>
+        <w:t xml:space="preserve">: </w:t>
+      </w:r>
+      <w:proofErr w:type="spellStart"/>
+      <w:proofErr w:type="gramStart"/>
+      <w:r>
+        <w:rPr>
+          <w:b/>
+          <w:bCs/>
+          <w:color w:val="D86DCB" w:themeColor="accent5" w:themeTint="99"/>
+          <w:sz w:val="36"/>
+          <w:szCs w:val="36"/>
+        </w:rPr>
+        <w:t>widget.colors</w:t>
+      </w:r>
+      <w:proofErr w:type="gramEnd"/>
+      <w:r>
+        <w:rPr>
+          <w:b/>
+          <w:bCs/>
+          <w:color w:val="D86DCB" w:themeColor="accent5" w:themeTint="99"/>
+          <w:sz w:val="36"/>
+          <w:szCs w:val="36"/>
+        </w:rPr>
+        <w:t>.length</w:t>
+      </w:r>
+      <w:proofErr w:type="spellEnd"/>
+      <w:r>
+        <w:rPr>
+          <w:b/>
+          <w:bCs/>
+          <w:color w:val="D86DCB" w:themeColor="accent5" w:themeTint="99"/>
+          <w:sz w:val="36"/>
+          <w:szCs w:val="36"/>
+        </w:rPr>
+        <w:t>,</w:t>
+      </w:r>
+    </w:p>
+    <w:p>
+      <w:pPr>
+        <w:jc w:val="both"/>
+        <w:rPr>
+          <w:b/>
+          <w:bCs/>
+          <w:color w:val="D86DCB" w:themeColor="accent5" w:themeTint="99"/>
+          <w:sz w:val="36"/>
+          <w:szCs w:val="36"/>
+        </w:rPr>
+      </w:pPr>
+      <w:r>
+        <w:rPr>
+          <w:b/>
+          <w:bCs/>
+          <w:color w:val="D86DCB" w:themeColor="accent5" w:themeTint="99"/>
+          <w:sz w:val="36"/>
+          <w:szCs w:val="36"/>
+        </w:rPr>
+        <w:t xml:space="preserve">          </w:t>
+      </w:r>
+      <w:proofErr w:type="spellStart"/>
+      <w:r>
+        <w:rPr>
+          <w:b/>
+          <w:bCs/>
+          <w:color w:val="D86DCB" w:themeColor="accent5" w:themeTint="99"/>
+          <w:sz w:val="36"/>
+          <w:szCs w:val="36"/>
+        </w:rPr>
+        <w:t>itemBuilder</w:t>
+      </w:r>
+      <w:proofErr w:type="spellEnd"/>
+      <w:r>
+        <w:rPr>
+          <w:b/>
+          <w:bCs/>
+          <w:color w:val="D86DCB" w:themeColor="accent5" w:themeTint="99"/>
+          <w:sz w:val="36"/>
+          <w:szCs w:val="36"/>
+        </w:rPr>
+        <w:t>: (</w:t>
+      </w:r>
+      <w:proofErr w:type="spellStart"/>
+      <w:r>
+        <w:rPr>
+          <w:b/>
+          <w:bCs/>
+          <w:color w:val="D86DCB" w:themeColor="accent5" w:themeTint="99"/>
+          <w:sz w:val="36"/>
+          <w:szCs w:val="36"/>
+        </w:rPr>
+        <w:t>BuildContext</w:t>
+      </w:r>
+      <w:proofErr w:type="spellEnd"/>
+      <w:r>
+        <w:rPr>
+          <w:b/>
+          <w:bCs/>
+          <w:color w:val="D86DCB" w:themeColor="accent5" w:themeTint="99"/>
+          <w:sz w:val="36"/>
+          <w:szCs w:val="36"/>
+        </w:rPr>
+        <w:t xml:space="preserve"> context, int index) {</w:t>
+      </w:r>
+    </w:p>
+    <w:p>
+      <w:pPr>
+        <w:jc w:val="both"/>
+        <w:rPr>
+          <w:b/>
+          <w:bCs/>
+          <w:color w:val="D86DCB" w:themeColor="accent5" w:themeTint="99"/>
+          <w:sz w:val="36"/>
+          <w:szCs w:val="36"/>
+        </w:rPr>
+      </w:pPr>
+      <w:r>
+        <w:rPr>
+          <w:b/>
+          <w:bCs/>
+          <w:color w:val="D86DCB" w:themeColor="accent5" w:themeTint="99"/>
+          <w:sz w:val="36"/>
+          <w:szCs w:val="36"/>
+        </w:rPr>
+        <w:t xml:space="preserve">            final color = </w:t>
+      </w:r>
+      <w:proofErr w:type="spellStart"/>
+      <w:proofErr w:type="gramStart"/>
+      <w:r>
+        <w:rPr>
+          <w:b/>
+          <w:bCs/>
+          <w:color w:val="D86DCB" w:themeColor="accent5" w:themeTint="99"/>
+          <w:sz w:val="36"/>
+          <w:szCs w:val="36"/>
+        </w:rPr>
+        <w:t>widget.colors</w:t>
+      </w:r>
+      <w:proofErr w:type="spellEnd"/>
+      <w:proofErr w:type="gramEnd"/>
+      <w:r>
+        <w:rPr>
+          <w:b/>
+          <w:bCs/>
+          <w:color w:val="D86DCB" w:themeColor="accent5" w:themeTint="99"/>
+          <w:sz w:val="36"/>
+          <w:szCs w:val="36"/>
+        </w:rPr>
+        <w:t>[index];</w:t>
+      </w:r>
+    </w:p>
+    <w:p>
+      <w:pPr>
+        <w:jc w:val="both"/>
+        <w:rPr>
+          <w:b/>
+          <w:bCs/>
+          <w:color w:val="D86DCB" w:themeColor="accent5" w:themeTint="99"/>
+          <w:sz w:val="36"/>
+          <w:szCs w:val="36"/>
+        </w:rPr>
+      </w:pPr>
+      <w:r>
+        <w:rPr>
+          <w:b/>
+          <w:bCs/>
+          <w:color w:val="D86DCB" w:themeColor="accent5" w:themeTint="99"/>
+          <w:sz w:val="36"/>
+          <w:szCs w:val="36"/>
+        </w:rPr>
+        <w:t xml:space="preserve">            final bool </w:t>
+      </w:r>
+      <w:proofErr w:type="spellStart"/>
+      <w:r>
+        <w:rPr>
+          <w:b/>
+          <w:bCs/>
+          <w:color w:val="D86DCB" w:themeColor="accent5" w:themeTint="99"/>
+          <w:sz w:val="36"/>
+          <w:szCs w:val="36"/>
+        </w:rPr>
+        <w:t>isSelected</w:t>
+      </w:r>
+      <w:proofErr w:type="spellEnd"/>
+      <w:r>
+        <w:rPr>
+          <w:b/>
+          <w:bCs/>
+          <w:color w:val="D86DCB" w:themeColor="accent5" w:themeTint="99"/>
+          <w:sz w:val="36"/>
+          <w:szCs w:val="36"/>
+        </w:rPr>
+        <w:t xml:space="preserve"> = </w:t>
+      </w:r>
+      <w:proofErr w:type="spellStart"/>
+      <w:r>
+        <w:rPr>
+          <w:b/>
+          <w:bCs/>
+          <w:color w:val="D86DCB" w:themeColor="accent5" w:themeTint="99"/>
+          <w:sz w:val="36"/>
+          <w:szCs w:val="36"/>
+        </w:rPr>
+        <w:t>selectedValue</w:t>
+      </w:r>
+      <w:proofErr w:type="spellEnd"/>
+      <w:r>
+        <w:rPr>
+          <w:b/>
+          <w:bCs/>
+          <w:color w:val="D86DCB" w:themeColor="accent5" w:themeTint="99"/>
+          <w:sz w:val="36"/>
+          <w:szCs w:val="36"/>
+        </w:rPr>
+        <w:t xml:space="preserve"> == color;</w:t>
+      </w:r>
+    </w:p>
+    <w:p>
+      <w:pPr>
+        <w:jc w:val="both"/>
+        <w:rPr>
+          <w:b/>
+          <w:bCs/>
+          <w:color w:val="D86DCB" w:themeColor="accent5" w:themeTint="99"/>
+          <w:sz w:val="36"/>
+          <w:szCs w:val="36"/>
+        </w:rPr>
+      </w:pPr>
+      <w:r>
+        <w:rPr>
+          <w:b/>
+          <w:bCs/>
+          <w:color w:val="D86DCB" w:themeColor="accent5" w:themeTint="99"/>
+          <w:sz w:val="36"/>
+          <w:szCs w:val="36"/>
+        </w:rPr>
+        <w:lastRenderedPageBreak/>
+        <w:t xml:space="preserve">            return </w:t>
+      </w:r>
+      <w:proofErr w:type="spellStart"/>
+      <w:proofErr w:type="gramStart"/>
+      <w:r>
+        <w:rPr>
+          <w:b/>
+          <w:bCs/>
+          <w:color w:val="D86DCB" w:themeColor="accent5" w:themeTint="99"/>
           <w:sz w:val="36"/>
           <w:szCs w:val="36"/>
         </w:rPr>
         <w:t>GestureDetector</w:t>
       </w:r>
-      <w:r>
-        <w:rPr>
-          <w:sz w:val="36"/>
-          <w:szCs w:val="36"/>
-        </w:rPr>
-        <w:t>’s</w:t>
-      </w:r>
-      <w:proofErr w:type="spellEnd"/>
-      <w:r>
-        <w:rPr>
-          <w:sz w:val="36"/>
-          <w:szCs w:val="36"/>
-        </w:rPr>
-        <w:t xml:space="preserve">, </w:t>
-      </w:r>
-      <w:proofErr w:type="spellStart"/>
-      <w:r>
-        <w:rPr>
-          <w:b/>
-          <w:bCs/>
+      <w:proofErr w:type="spellEnd"/>
+      <w:r>
+        <w:rPr>
+          <w:b/>
+          <w:bCs/>
+          <w:color w:val="D86DCB" w:themeColor="accent5" w:themeTint="99"/>
+          <w:sz w:val="36"/>
+          <w:szCs w:val="36"/>
+        </w:rPr>
+        <w:t>(</w:t>
+      </w:r>
+      <w:proofErr w:type="gramEnd"/>
+    </w:p>
+    <w:p>
+      <w:pPr>
+        <w:jc w:val="both"/>
+        <w:rPr>
+          <w:b/>
+          <w:bCs/>
+          <w:color w:val="D86DCB" w:themeColor="accent5" w:themeTint="99"/>
+          <w:sz w:val="36"/>
+          <w:szCs w:val="36"/>
+        </w:rPr>
+      </w:pPr>
+      <w:r>
+        <w:rPr>
+          <w:b/>
+          <w:bCs/>
+          <w:color w:val="D86DCB" w:themeColor="accent5" w:themeTint="99"/>
+          <w:sz w:val="36"/>
+          <w:szCs w:val="36"/>
+        </w:rPr>
+        <w:t xml:space="preserve">              </w:t>
+      </w:r>
+      <w:proofErr w:type="spellStart"/>
+      <w:r>
+        <w:rPr>
+          <w:b/>
+          <w:bCs/>
+          <w:color w:val="D86DCB" w:themeColor="accent5" w:themeTint="99"/>
           <w:sz w:val="36"/>
           <w:szCs w:val="36"/>
         </w:rPr>
@@ -10659,64 +12597,700 @@
         <w:rPr>
           <w:b/>
           <w:bCs/>
+          <w:color w:val="D86DCB" w:themeColor="accent5" w:themeTint="99"/>
+          <w:sz w:val="36"/>
+          <w:szCs w:val="36"/>
+        </w:rPr>
+        <w:t>: () {</w:t>
+      </w:r>
+    </w:p>
+    <w:p>
+      <w:pPr>
+        <w:jc w:val="both"/>
+        <w:rPr>
+          <w:b/>
+          <w:bCs/>
+          <w:color w:val="D86DCB" w:themeColor="accent5" w:themeTint="99"/>
+          <w:sz w:val="36"/>
+          <w:szCs w:val="36"/>
+        </w:rPr>
+      </w:pPr>
+      <w:r>
+        <w:rPr>
+          <w:b/>
+          <w:bCs/>
+          <w:color w:val="D86DCB" w:themeColor="accent5" w:themeTint="99"/>
+          <w:sz w:val="36"/>
+          <w:szCs w:val="36"/>
+        </w:rPr>
+        <w:t xml:space="preserve">                </w:t>
+      </w:r>
+      <w:proofErr w:type="spellStart"/>
+      <w:proofErr w:type="gramStart"/>
+      <w:r>
+        <w:rPr>
+          <w:b/>
+          <w:bCs/>
+          <w:color w:val="D86DCB" w:themeColor="accent5" w:themeTint="99"/>
+          <w:sz w:val="36"/>
+          <w:szCs w:val="36"/>
+        </w:rPr>
+        <w:t>setState</w:t>
+      </w:r>
+      <w:proofErr w:type="spellEnd"/>
+      <w:r>
+        <w:rPr>
+          <w:b/>
+          <w:bCs/>
+          <w:color w:val="D86DCB" w:themeColor="accent5" w:themeTint="99"/>
+          <w:sz w:val="36"/>
+          <w:szCs w:val="36"/>
+        </w:rPr>
+        <w:t>(</w:t>
+      </w:r>
+      <w:proofErr w:type="gramEnd"/>
+      <w:r>
+        <w:rPr>
+          <w:b/>
+          <w:bCs/>
+          <w:color w:val="D86DCB" w:themeColor="accent5" w:themeTint="99"/>
+          <w:sz w:val="36"/>
+          <w:szCs w:val="36"/>
+        </w:rPr>
+        <w:t>() {</w:t>
+      </w:r>
+    </w:p>
+    <w:p>
+      <w:pPr>
+        <w:jc w:val="both"/>
+        <w:rPr>
+          <w:b/>
+          <w:bCs/>
+          <w:color w:val="D86DCB" w:themeColor="accent5" w:themeTint="99"/>
+          <w:sz w:val="36"/>
+          <w:szCs w:val="36"/>
+        </w:rPr>
+      </w:pPr>
+      <w:r>
+        <w:rPr>
+          <w:b/>
+          <w:bCs/>
+          <w:color w:val="D86DCB" w:themeColor="accent5" w:themeTint="99"/>
+          <w:sz w:val="36"/>
+          <w:szCs w:val="36"/>
+        </w:rPr>
+        <w:t xml:space="preserve">                  </w:t>
+      </w:r>
+      <w:proofErr w:type="spellStart"/>
+      <w:r>
+        <w:rPr>
+          <w:b/>
+          <w:bCs/>
+          <w:color w:val="D86DCB" w:themeColor="accent5" w:themeTint="99"/>
+          <w:sz w:val="36"/>
+          <w:szCs w:val="36"/>
+        </w:rPr>
+        <w:t>selectedValue</w:t>
+      </w:r>
+      <w:proofErr w:type="spellEnd"/>
+      <w:r>
+        <w:rPr>
+          <w:b/>
+          <w:bCs/>
+          <w:color w:val="D86DCB" w:themeColor="accent5" w:themeTint="99"/>
+          <w:sz w:val="36"/>
+          <w:szCs w:val="36"/>
+        </w:rPr>
+        <w:t xml:space="preserve"> = color;</w:t>
+      </w:r>
+    </w:p>
+    <w:p>
+      <w:pPr>
+        <w:jc w:val="both"/>
+        <w:rPr>
+          <w:b/>
+          <w:bCs/>
+          <w:color w:val="D86DCB" w:themeColor="accent5" w:themeTint="99"/>
+          <w:sz w:val="36"/>
+          <w:szCs w:val="36"/>
+        </w:rPr>
+      </w:pPr>
+      <w:r>
+        <w:rPr>
+          <w:b/>
+          <w:bCs/>
+          <w:color w:val="D86DCB" w:themeColor="accent5" w:themeTint="99"/>
+          <w:sz w:val="36"/>
+          <w:szCs w:val="36"/>
+        </w:rPr>
+        <w:t xml:space="preserve">                  </w:t>
+      </w:r>
+      <w:proofErr w:type="spellStart"/>
+      <w:proofErr w:type="gramStart"/>
+      <w:r>
+        <w:rPr>
+          <w:b/>
+          <w:bCs/>
+          <w:color w:val="D86DCB" w:themeColor="accent5" w:themeTint="99"/>
+          <w:sz w:val="36"/>
+          <w:szCs w:val="36"/>
+        </w:rPr>
+        <w:t>widget.onChanged</w:t>
+      </w:r>
+      <w:proofErr w:type="spellEnd"/>
+      <w:proofErr w:type="gramEnd"/>
+      <w:r>
+        <w:rPr>
+          <w:b/>
+          <w:bCs/>
+          <w:color w:val="D86DCB" w:themeColor="accent5" w:themeTint="99"/>
+          <w:sz w:val="36"/>
+          <w:szCs w:val="36"/>
+        </w:rPr>
+        <w:t>(color);</w:t>
+      </w:r>
+    </w:p>
+    <w:p>
+      <w:pPr>
+        <w:jc w:val="both"/>
+        <w:rPr>
+          <w:b/>
+          <w:bCs/>
+          <w:color w:val="D86DCB" w:themeColor="accent5" w:themeTint="99"/>
+          <w:sz w:val="36"/>
+          <w:szCs w:val="36"/>
+        </w:rPr>
+      </w:pPr>
+      <w:r>
+        <w:rPr>
+          <w:b/>
+          <w:bCs/>
+          <w:color w:val="D86DCB" w:themeColor="accent5" w:themeTint="99"/>
+          <w:sz w:val="36"/>
+          <w:szCs w:val="36"/>
+        </w:rPr>
+        <w:t xml:space="preserve">                });</w:t>
+      </w:r>
+    </w:p>
+    <w:p>
+      <w:pPr>
+        <w:jc w:val="both"/>
+        <w:rPr>
+          <w:b/>
+          <w:bCs/>
+          <w:color w:val="D86DCB" w:themeColor="accent5" w:themeTint="99"/>
+          <w:sz w:val="36"/>
+          <w:szCs w:val="36"/>
+        </w:rPr>
+      </w:pPr>
+      <w:r>
+        <w:rPr>
+          <w:b/>
+          <w:bCs/>
+          <w:color w:val="D86DCB" w:themeColor="accent5" w:themeTint="99"/>
+          <w:sz w:val="36"/>
+          <w:szCs w:val="36"/>
+        </w:rPr>
+        <w:t xml:space="preserve">              },</w:t>
+      </w:r>
+    </w:p>
+    <w:p>
+      <w:pPr>
+        <w:jc w:val="both"/>
+        <w:rPr>
+          <w:b/>
+          <w:bCs/>
+          <w:color w:val="D86DCB" w:themeColor="accent5" w:themeTint="99"/>
+          <w:sz w:val="36"/>
+          <w:szCs w:val="36"/>
+        </w:rPr>
+      </w:pPr>
+      <w:r>
+        <w:rPr>
+          <w:b/>
+          <w:bCs/>
+          <w:color w:val="D86DCB" w:themeColor="accent5" w:themeTint="99"/>
+          <w:sz w:val="36"/>
+          <w:szCs w:val="36"/>
+        </w:rPr>
+        <w:t xml:space="preserve">              child: </w:t>
+      </w:r>
+      <w:proofErr w:type="gramStart"/>
+      <w:r>
+        <w:rPr>
+          <w:b/>
+          <w:bCs/>
+          <w:color w:val="D86DCB" w:themeColor="accent5" w:themeTint="99"/>
+          <w:sz w:val="36"/>
+          <w:szCs w:val="36"/>
+        </w:rPr>
+        <w:t>Container(</w:t>
+      </w:r>
+      <w:proofErr w:type="gramEnd"/>
+    </w:p>
+    <w:p>
+      <w:pPr>
+        <w:jc w:val="both"/>
+        <w:rPr>
+          <w:b/>
+          <w:bCs/>
+          <w:color w:val="D86DCB" w:themeColor="accent5" w:themeTint="99"/>
+          <w:sz w:val="36"/>
+          <w:szCs w:val="36"/>
+        </w:rPr>
+      </w:pPr>
+      <w:r>
+        <w:rPr>
+          <w:b/>
+          <w:bCs/>
+          <w:color w:val="D86DCB" w:themeColor="accent5" w:themeTint="99"/>
+          <w:sz w:val="36"/>
+          <w:szCs w:val="36"/>
+        </w:rPr>
+        <w:t xml:space="preserve">                padding: const </w:t>
+      </w:r>
+      <w:proofErr w:type="spellStart"/>
+      <w:r>
+        <w:rPr>
+          <w:b/>
+          <w:bCs/>
+          <w:color w:val="D86DCB" w:themeColor="accent5" w:themeTint="99"/>
+          <w:sz w:val="36"/>
+          <w:szCs w:val="36"/>
+        </w:rPr>
+        <w:t>EdgeInsets.symmetric</w:t>
+      </w:r>
+      <w:proofErr w:type="spellEnd"/>
+      <w:r>
+        <w:rPr>
+          <w:b/>
+          <w:bCs/>
+          <w:color w:val="D86DCB" w:themeColor="accent5" w:themeTint="99"/>
+          <w:sz w:val="36"/>
+          <w:szCs w:val="36"/>
+        </w:rPr>
+        <w:t>(vertical: 8, horizontal: 16),</w:t>
+      </w:r>
+    </w:p>
+    <w:p>
+      <w:pPr>
+        <w:jc w:val="both"/>
+        <w:rPr>
+          <w:b/>
+          <w:bCs/>
+          <w:color w:val="D86DCB" w:themeColor="accent5" w:themeTint="99"/>
+          <w:sz w:val="36"/>
+          <w:szCs w:val="36"/>
+        </w:rPr>
+      </w:pPr>
+      <w:r>
+        <w:rPr>
+          <w:b/>
+          <w:bCs/>
+          <w:color w:val="D86DCB" w:themeColor="accent5" w:themeTint="99"/>
+          <w:sz w:val="36"/>
+          <w:szCs w:val="36"/>
+        </w:rPr>
+        <w:t xml:space="preserve">                margin: const </w:t>
+      </w:r>
+      <w:proofErr w:type="spellStart"/>
+      <w:r>
+        <w:rPr>
+          <w:b/>
+          <w:bCs/>
+          <w:color w:val="D86DCB" w:themeColor="accent5" w:themeTint="99"/>
+          <w:sz w:val="36"/>
+          <w:szCs w:val="36"/>
+        </w:rPr>
+        <w:t>EdgeInsets.symmetric</w:t>
+      </w:r>
+      <w:proofErr w:type="spellEnd"/>
+      <w:r>
+        <w:rPr>
+          <w:b/>
+          <w:bCs/>
+          <w:color w:val="D86DCB" w:themeColor="accent5" w:themeTint="99"/>
+          <w:sz w:val="36"/>
+          <w:szCs w:val="36"/>
+        </w:rPr>
+        <w:t>(horizontal: 8),</w:t>
+      </w:r>
+    </w:p>
+    <w:p>
+      <w:pPr>
+        <w:jc w:val="both"/>
+        <w:rPr>
+          <w:b/>
+          <w:bCs/>
+          <w:color w:val="D86DCB" w:themeColor="accent5" w:themeTint="99"/>
+          <w:sz w:val="36"/>
+          <w:szCs w:val="36"/>
+        </w:rPr>
+      </w:pPr>
+      <w:r>
+        <w:rPr>
+          <w:b/>
+          <w:bCs/>
+          <w:color w:val="D86DCB" w:themeColor="accent5" w:themeTint="99"/>
+          <w:sz w:val="36"/>
+          <w:szCs w:val="36"/>
+        </w:rPr>
+        <w:t xml:space="preserve">                decoration: </w:t>
+      </w:r>
+      <w:proofErr w:type="spellStart"/>
+      <w:proofErr w:type="gramStart"/>
+      <w:r>
+        <w:rPr>
+          <w:b/>
+          <w:bCs/>
+          <w:color w:val="D86DCB" w:themeColor="accent5" w:themeTint="99"/>
+          <w:sz w:val="36"/>
+          <w:szCs w:val="36"/>
+        </w:rPr>
+        <w:t>BoxDecoration</w:t>
+      </w:r>
+      <w:proofErr w:type="spellEnd"/>
+      <w:r>
+        <w:rPr>
+          <w:b/>
+          <w:bCs/>
+          <w:color w:val="D86DCB" w:themeColor="accent5" w:themeTint="99"/>
+          <w:sz w:val="36"/>
+          <w:szCs w:val="36"/>
+        </w:rPr>
+        <w:t>(</w:t>
+      </w:r>
+      <w:proofErr w:type="gramEnd"/>
+    </w:p>
+    <w:p>
+      <w:pPr>
+        <w:jc w:val="both"/>
+        <w:rPr>
+          <w:b/>
+          <w:bCs/>
+          <w:color w:val="D86DCB" w:themeColor="accent5" w:themeTint="99"/>
+          <w:sz w:val="36"/>
+          <w:szCs w:val="36"/>
+        </w:rPr>
+      </w:pPr>
+      <w:r>
+        <w:rPr>
+          <w:b/>
+          <w:bCs/>
+          <w:color w:val="D86DCB" w:themeColor="accent5" w:themeTint="99"/>
+          <w:sz w:val="36"/>
+          <w:szCs w:val="36"/>
+        </w:rPr>
+        <w:t xml:space="preserve">                  color: </w:t>
+      </w:r>
+      <w:proofErr w:type="spellStart"/>
+      <w:proofErr w:type="gramStart"/>
+      <w:r>
+        <w:rPr>
+          <w:b/>
+          <w:bCs/>
+          <w:color w:val="D86DCB" w:themeColor="accent5" w:themeTint="99"/>
+          <w:sz w:val="36"/>
+          <w:szCs w:val="36"/>
+        </w:rPr>
+        <w:t>isSelected</w:t>
+      </w:r>
+      <w:proofErr w:type="spellEnd"/>
+      <w:r>
+        <w:rPr>
+          <w:b/>
+          <w:bCs/>
+          <w:color w:val="D86DCB" w:themeColor="accent5" w:themeTint="99"/>
+          <w:sz w:val="36"/>
+          <w:szCs w:val="36"/>
+        </w:rPr>
+        <w:t xml:space="preserve"> ?</w:t>
+      </w:r>
+      <w:proofErr w:type="gramEnd"/>
+      <w:r>
+        <w:rPr>
+          <w:b/>
+          <w:bCs/>
+          <w:color w:val="D86DCB" w:themeColor="accent5" w:themeTint="99"/>
+          <w:sz w:val="36"/>
+          <w:szCs w:val="36"/>
+        </w:rPr>
+        <w:t xml:space="preserve"> </w:t>
+      </w:r>
+      <w:proofErr w:type="spellStart"/>
+      <w:proofErr w:type="gramStart"/>
+      <w:r>
+        <w:rPr>
+          <w:b/>
+          <w:bCs/>
+          <w:color w:val="D86DCB" w:themeColor="accent5" w:themeTint="99"/>
+          <w:sz w:val="36"/>
+          <w:szCs w:val="36"/>
+        </w:rPr>
+        <w:t>Colors.lightGreen</w:t>
+      </w:r>
+      <w:proofErr w:type="spellEnd"/>
+      <w:r>
+        <w:rPr>
+          <w:b/>
+          <w:bCs/>
+          <w:color w:val="D86DCB" w:themeColor="accent5" w:themeTint="99"/>
+          <w:sz w:val="36"/>
+          <w:szCs w:val="36"/>
+        </w:rPr>
+        <w:t xml:space="preserve"> :</w:t>
+      </w:r>
+      <w:proofErr w:type="gramEnd"/>
+      <w:r>
+        <w:rPr>
+          <w:b/>
+          <w:bCs/>
+          <w:color w:val="D86DCB" w:themeColor="accent5" w:themeTint="99"/>
+          <w:sz w:val="36"/>
+          <w:szCs w:val="36"/>
+        </w:rPr>
+        <w:t xml:space="preserve"> </w:t>
+      </w:r>
+      <w:proofErr w:type="spellStart"/>
+      <w:r>
+        <w:rPr>
+          <w:b/>
+          <w:bCs/>
+          <w:color w:val="D86DCB" w:themeColor="accent5" w:themeTint="99"/>
+          <w:sz w:val="36"/>
+          <w:szCs w:val="36"/>
+        </w:rPr>
+        <w:t>Colors.transparent</w:t>
+      </w:r>
+      <w:proofErr w:type="spellEnd"/>
+      <w:r>
+        <w:rPr>
+          <w:b/>
+          <w:bCs/>
+          <w:color w:val="D86DCB" w:themeColor="accent5" w:themeTint="99"/>
+          <w:sz w:val="36"/>
+          <w:szCs w:val="36"/>
+        </w:rPr>
+        <w:t>,</w:t>
+      </w:r>
+    </w:p>
+    <w:p>
+      <w:pPr>
+        <w:jc w:val="both"/>
+        <w:rPr>
+          <w:b/>
+          <w:bCs/>
+          <w:color w:val="D86DCB" w:themeColor="accent5" w:themeTint="99"/>
+          <w:sz w:val="36"/>
+          <w:szCs w:val="36"/>
+        </w:rPr>
+      </w:pPr>
+      <w:r>
+        <w:rPr>
+          <w:b/>
+          <w:bCs/>
+          <w:color w:val="D86DCB" w:themeColor="accent5" w:themeTint="99"/>
+          <w:sz w:val="36"/>
+          <w:szCs w:val="36"/>
+        </w:rPr>
+        <w:t xml:space="preserve">                  </w:t>
+      </w:r>
+      <w:proofErr w:type="spellStart"/>
+      <w:r>
+        <w:rPr>
+          <w:b/>
+          <w:bCs/>
+          <w:color w:val="D86DCB" w:themeColor="accent5" w:themeTint="99"/>
+          <w:sz w:val="36"/>
+          <w:szCs w:val="36"/>
+        </w:rPr>
+        <w:t>borderRadius</w:t>
+      </w:r>
+      <w:proofErr w:type="spellEnd"/>
+      <w:r>
+        <w:rPr>
+          <w:b/>
+          <w:bCs/>
+          <w:color w:val="D86DCB" w:themeColor="accent5" w:themeTint="99"/>
           <w:sz w:val="36"/>
           <w:szCs w:val="36"/>
         </w:rPr>
         <w:t xml:space="preserve">: </w:t>
       </w:r>
-      <w:r>
-        <w:rPr>
-          <w:sz w:val="36"/>
-          <w:szCs w:val="36"/>
-        </w:rPr>
-        <w:t xml:space="preserve">callback method, sets the </w:t>
-      </w:r>
-      <w:proofErr w:type="spellStart"/>
-      <w:r>
-        <w:rPr>
-          <w:b/>
-          <w:bCs/>
-          <w:sz w:val="36"/>
-          <w:szCs w:val="36"/>
-        </w:rPr>
-        <w:t>selectedValue</w:t>
-      </w:r>
-      <w:proofErr w:type="spellEnd"/>
-      <w:r>
-        <w:rPr>
-          <w:sz w:val="36"/>
-          <w:szCs w:val="36"/>
-        </w:rPr>
-        <w:t xml:space="preserve"> to </w:t>
-      </w:r>
-      <w:r>
-        <w:rPr>
-          <w:b/>
-          <w:bCs/>
-          <w:sz w:val="36"/>
-          <w:szCs w:val="36"/>
-        </w:rPr>
-        <w:t xml:space="preserve">color </w:t>
-      </w:r>
-      <w:r>
-        <w:rPr>
-          <w:sz w:val="36"/>
-          <w:szCs w:val="36"/>
-        </w:rPr>
-        <w:t>(current index element). Which set</w:t>
-      </w:r>
-      <w:r>
-        <w:rPr>
-          <w:sz w:val="36"/>
-          <w:szCs w:val="36"/>
-        </w:rPr>
-        <w:t xml:space="preserve">s the </w:t>
-      </w:r>
-      <w:proofErr w:type="spellStart"/>
-      <w:r>
-        <w:rPr>
-          <w:b/>
-          <w:bCs/>
+      <w:proofErr w:type="spellStart"/>
+      <w:r>
+        <w:rPr>
+          <w:b/>
+          <w:bCs/>
+          <w:color w:val="D86DCB" w:themeColor="accent5" w:themeTint="99"/>
+          <w:sz w:val="36"/>
+          <w:szCs w:val="36"/>
+        </w:rPr>
+        <w:t>BorderRadius.circular</w:t>
+      </w:r>
+      <w:proofErr w:type="spellEnd"/>
+      <w:r>
+        <w:rPr>
+          <w:b/>
+          <w:bCs/>
+          <w:color w:val="D86DCB" w:themeColor="accent5" w:themeTint="99"/>
+          <w:sz w:val="36"/>
+          <w:szCs w:val="36"/>
+        </w:rPr>
+        <w:t>(6),</w:t>
+      </w:r>
+    </w:p>
+    <w:p>
+      <w:pPr>
+        <w:jc w:val="both"/>
+        <w:rPr>
+          <w:b/>
+          <w:bCs/>
+          <w:color w:val="D86DCB" w:themeColor="accent5" w:themeTint="99"/>
+          <w:sz w:val="36"/>
+          <w:szCs w:val="36"/>
+        </w:rPr>
+      </w:pPr>
+      <w:r>
+        <w:rPr>
+          <w:b/>
+          <w:bCs/>
+          <w:color w:val="D86DCB" w:themeColor="accent5" w:themeTint="99"/>
+          <w:sz w:val="36"/>
+          <w:szCs w:val="36"/>
+        </w:rPr>
+        <w:t xml:space="preserve">                  border: </w:t>
+      </w:r>
+      <w:proofErr w:type="spellStart"/>
+      <w:proofErr w:type="gramStart"/>
+      <w:r>
+        <w:rPr>
+          <w:b/>
+          <w:bCs/>
+          <w:color w:val="D86DCB" w:themeColor="accent5" w:themeTint="99"/>
+          <w:sz w:val="36"/>
+          <w:szCs w:val="36"/>
+        </w:rPr>
+        <w:t>Border.all</w:t>
+      </w:r>
+      <w:proofErr w:type="spellEnd"/>
+      <w:r>
+        <w:rPr>
+          <w:b/>
+          <w:bCs/>
+          <w:color w:val="D86DCB" w:themeColor="accent5" w:themeTint="99"/>
+          <w:sz w:val="36"/>
+          <w:szCs w:val="36"/>
+        </w:rPr>
+        <w:t>(</w:t>
+      </w:r>
+      <w:proofErr w:type="gramEnd"/>
+      <w:r>
+        <w:rPr>
+          <w:b/>
+          <w:bCs/>
+          <w:color w:val="D86DCB" w:themeColor="accent5" w:themeTint="99"/>
+          <w:sz w:val="36"/>
+          <w:szCs w:val="36"/>
+        </w:rPr>
+        <w:t>color: Colors.grey),</w:t>
+      </w:r>
+    </w:p>
+    <w:p>
+      <w:pPr>
+        <w:jc w:val="both"/>
+        <w:rPr>
+          <w:b/>
+          <w:bCs/>
+          <w:color w:val="D86DCB" w:themeColor="accent5" w:themeTint="99"/>
+          <w:sz w:val="36"/>
+          <w:szCs w:val="36"/>
+        </w:rPr>
+      </w:pPr>
+      <w:r>
+        <w:rPr>
+          <w:b/>
+          <w:bCs/>
+          <w:color w:val="D86DCB" w:themeColor="accent5" w:themeTint="99"/>
+          <w:sz w:val="36"/>
+          <w:szCs w:val="36"/>
+        </w:rPr>
+        <w:t xml:space="preserve">                ),</w:t>
+      </w:r>
+    </w:p>
+    <w:p>
+      <w:pPr>
+        <w:jc w:val="both"/>
+        <w:rPr>
+          <w:b/>
+          <w:bCs/>
+          <w:color w:val="D86DCB" w:themeColor="accent5" w:themeTint="99"/>
+          <w:sz w:val="36"/>
+          <w:szCs w:val="36"/>
+        </w:rPr>
+      </w:pPr>
+      <w:r>
+        <w:rPr>
+          <w:b/>
+          <w:bCs/>
+          <w:color w:val="D86DCB" w:themeColor="accent5" w:themeTint="99"/>
+          <w:sz w:val="36"/>
+          <w:szCs w:val="36"/>
+        </w:rPr>
+        <w:t xml:space="preserve">                child: Text(</w:t>
+      </w:r>
+      <w:proofErr w:type="spellStart"/>
+      <w:proofErr w:type="gramStart"/>
+      <w:r>
+        <w:rPr>
+          <w:b/>
+          <w:bCs/>
+          <w:color w:val="D86DCB" w:themeColor="accent5" w:themeTint="99"/>
+          <w:sz w:val="36"/>
+          <w:szCs w:val="36"/>
+        </w:rPr>
+        <w:t>widget.colors</w:t>
+      </w:r>
+      <w:proofErr w:type="spellEnd"/>
+      <w:proofErr w:type="gramEnd"/>
+      <w:r>
+        <w:rPr>
+          <w:b/>
+          <w:bCs/>
+          <w:color w:val="D86DCB" w:themeColor="accent5" w:themeTint="99"/>
+          <w:sz w:val="36"/>
+          <w:szCs w:val="36"/>
+        </w:rPr>
+        <w:t xml:space="preserve">[index], style: </w:t>
+      </w:r>
+      <w:proofErr w:type="spellStart"/>
+      <w:r>
+        <w:rPr>
+          <w:b/>
+          <w:bCs/>
+          <w:color w:val="D86DCB" w:themeColor="accent5" w:themeTint="99"/>
+          <w:sz w:val="36"/>
+          <w:szCs w:val="36"/>
+        </w:rPr>
+        <w:t>TextStyle</w:t>
+      </w:r>
+      <w:proofErr w:type="spellEnd"/>
+      <w:r>
+        <w:rPr>
+          <w:b/>
+          <w:bCs/>
+          <w:color w:val="D86DCB" w:themeColor="accent5" w:themeTint="99"/>
+          <w:sz w:val="36"/>
+          <w:szCs w:val="36"/>
+        </w:rPr>
+        <w:t xml:space="preserve">(color: </w:t>
+      </w:r>
+      <w:proofErr w:type="spellStart"/>
+      <w:r>
+        <w:rPr>
+          <w:b/>
+          <w:bCs/>
+          <w:color w:val="D86DCB" w:themeColor="accent5" w:themeTint="99"/>
           <w:sz w:val="36"/>
           <w:szCs w:val="36"/>
         </w:rPr>
@@ -10725,250 +13299,264 @@
       <w:proofErr w:type="spellEnd"/>
       <w:r>
         <w:rPr>
-          <w:sz w:val="36"/>
-          <w:szCs w:val="36"/>
-        </w:rPr>
-        <w:t xml:space="preserve"> to</w:t>
-      </w:r>
-      <w:r>
-        <w:rPr>
-          <w:b/>
-          <w:bCs/>
-          <w:sz w:val="36"/>
-          <w:szCs w:val="36"/>
-        </w:rPr>
-        <w:t xml:space="preserve"> true</w:t>
-      </w:r>
-      <w:r>
-        <w:rPr>
-          <w:sz w:val="36"/>
-          <w:szCs w:val="36"/>
-        </w:rPr>
-        <w:t xml:space="preserve"> or </w:t>
-      </w:r>
-      <w:r>
-        <w:rPr>
-          <w:b/>
-          <w:bCs/>
-          <w:sz w:val="36"/>
-          <w:szCs w:val="36"/>
-        </w:rPr>
-        <w:t>false</w:t>
-      </w:r>
-      <w:r>
-        <w:rPr>
-          <w:sz w:val="36"/>
-          <w:szCs w:val="36"/>
-        </w:rPr>
-        <w:t xml:space="preserve"> according to match</w:t>
-      </w:r>
-    </w:p>
-    <w:p>
-      <w:pPr>
-        <w:jc w:val="both"/>
-        <w:rPr>
-          <w:sz w:val="36"/>
-          <w:szCs w:val="36"/>
-        </w:rPr>
-      </w:pPr>
-      <w:r>
-        <w:rPr>
-          <w:sz w:val="36"/>
-          <w:szCs w:val="36"/>
-        </w:rPr>
-        <w:t xml:space="preserve"># Use the </w:t>
-      </w:r>
-      <w:proofErr w:type="spellStart"/>
-      <w:r>
-        <w:rPr>
-          <w:b/>
-          <w:bCs/>
-          <w:sz w:val="36"/>
-          <w:szCs w:val="36"/>
-        </w:rPr>
-        <w:t>isSelected</w:t>
-      </w:r>
-      <w:proofErr w:type="spellEnd"/>
-      <w:r>
-        <w:rPr>
-          <w:sz w:val="36"/>
-          <w:szCs w:val="36"/>
-        </w:rPr>
-        <w:t xml:space="preserve"> to control color and text color of the container. Use </w:t>
-      </w:r>
-      <w:r>
-        <w:rPr>
-          <w:b/>
-          <w:bCs/>
-          <w:sz w:val="36"/>
-          <w:szCs w:val="36"/>
-        </w:rPr>
-        <w:t>margin:</w:t>
-      </w:r>
-      <w:r>
-        <w:rPr>
-          <w:sz w:val="36"/>
-          <w:szCs w:val="36"/>
-        </w:rPr>
-        <w:t xml:space="preserve"> and </w:t>
-      </w:r>
-      <w:r>
-        <w:rPr>
-          <w:b/>
-          <w:bCs/>
-          <w:sz w:val="36"/>
-          <w:szCs w:val="36"/>
-        </w:rPr>
-        <w:t>padding:</w:t>
-      </w:r>
-      <w:r>
-        <w:rPr>
-          <w:sz w:val="36"/>
-          <w:szCs w:val="36"/>
-        </w:rPr>
-        <w:t xml:space="preserve"> property for more decoration.</w:t>
-      </w:r>
-    </w:p>
-    <w:p>
-      <w:pPr>
-        <w:jc w:val="both"/>
-        <w:rPr>
-          <w:sz w:val="36"/>
-          <w:szCs w:val="36"/>
-        </w:rPr>
-      </w:pPr>
-      <w:r>
-        <w:rPr>
-          <w:sz w:val="36"/>
-          <w:szCs w:val="36"/>
-        </w:rPr>
-        <w:t xml:space="preserve">NOTE: We use </w:t>
-      </w:r>
-      <w:r>
-        <w:rPr>
-          <w:b/>
-          <w:bCs/>
-          <w:sz w:val="36"/>
-          <w:szCs w:val="36"/>
-        </w:rPr>
-        <w:t>Row</w:t>
-      </w:r>
-      <w:r>
-        <w:rPr>
-          <w:sz w:val="36"/>
-          <w:szCs w:val="36"/>
-        </w:rPr>
-        <w:t xml:space="preserve"> with </w:t>
-      </w:r>
-      <w:r>
-        <w:rPr>
-          <w:b/>
-          <w:bCs/>
-          <w:sz w:val="36"/>
-          <w:szCs w:val="36"/>
-        </w:rPr>
-        <w:t>for</w:t>
-      </w:r>
-      <w:r>
-        <w:rPr>
-          <w:sz w:val="36"/>
-          <w:szCs w:val="36"/>
-        </w:rPr>
-        <w:t xml:space="preserve"> loop and </w:t>
-      </w:r>
-      <w:r>
-        <w:rPr>
-          <w:b/>
-          <w:bCs/>
-          <w:sz w:val="36"/>
-          <w:szCs w:val="36"/>
-        </w:rPr>
-        <w:t>Container</w:t>
-      </w:r>
-      <w:r>
-        <w:rPr>
-          <w:sz w:val="36"/>
-          <w:szCs w:val="36"/>
-        </w:rPr>
-        <w:t xml:space="preserve"> for </w:t>
-      </w:r>
-      <w:proofErr w:type="spellStart"/>
-      <w:r>
-        <w:rPr>
-          <w:b/>
-          <w:bCs/>
-          <w:sz w:val="36"/>
-          <w:szCs w:val="36"/>
-        </w:rPr>
-        <w:t>CarouselSlider</w:t>
-      </w:r>
-      <w:proofErr w:type="spellEnd"/>
-      <w:r>
-        <w:rPr>
-          <w:b/>
-          <w:bCs/>
+          <w:b/>
+          <w:bCs/>
+          <w:color w:val="D86DCB" w:themeColor="accent5" w:themeTint="99"/>
+          <w:sz w:val="36"/>
+          <w:szCs w:val="36"/>
+        </w:rPr>
+        <w:t xml:space="preserve"> ? </w:t>
+      </w:r>
+      <w:proofErr w:type="spellStart"/>
+      <w:proofErr w:type="gramStart"/>
+      <w:r>
+        <w:rPr>
+          <w:b/>
+          <w:bCs/>
+          <w:color w:val="D86DCB" w:themeColor="accent5" w:themeTint="99"/>
+          <w:sz w:val="36"/>
+          <w:szCs w:val="36"/>
+        </w:rPr>
+        <w:t>Colors.white</w:t>
+      </w:r>
+      <w:proofErr w:type="spellEnd"/>
+      <w:r>
+        <w:rPr>
+          <w:b/>
+          <w:bCs/>
+          <w:color w:val="D86DCB" w:themeColor="accent5" w:themeTint="99"/>
+          <w:sz w:val="36"/>
+          <w:szCs w:val="36"/>
+        </w:rPr>
+        <w:t xml:space="preserve"> :</w:t>
+      </w:r>
+      <w:proofErr w:type="gramEnd"/>
+      <w:r>
+        <w:rPr>
+          <w:b/>
+          <w:bCs/>
+          <w:color w:val="D86DCB" w:themeColor="accent5" w:themeTint="99"/>
           <w:sz w:val="36"/>
           <w:szCs w:val="36"/>
         </w:rPr>
         <w:t xml:space="preserve"> </w:t>
       </w:r>
-      <w:r>
-        <w:rPr>
-          <w:sz w:val="36"/>
-          <w:szCs w:val="36"/>
-        </w:rPr>
-        <w:t>widgets effect.</w:t>
-      </w:r>
-    </w:p>
-    <w:p>
-      <w:pPr>
-        <w:jc w:val="both"/>
-        <w:rPr>
-          <w:b/>
-          <w:bCs/>
-          <w:color w:val="D86DCB" w:themeColor="accent5" w:themeTint="99"/>
-          <w:sz w:val="36"/>
-          <w:szCs w:val="36"/>
-        </w:rPr>
-      </w:pPr>
-      <w:r>
-        <w:rPr>
-          <w:b/>
-          <w:bCs/>
-          <w:color w:val="D86DCB" w:themeColor="accent5" w:themeTint="99"/>
-          <w:sz w:val="36"/>
-          <w:szCs w:val="36"/>
-        </w:rPr>
-        <w:t xml:space="preserve">class </w:t>
-      </w:r>
-      <w:proofErr w:type="spellStart"/>
-      <w:r>
-        <w:rPr>
-          <w:b/>
-          <w:bCs/>
-          <w:color w:val="D86DCB" w:themeColor="accent5" w:themeTint="99"/>
-          <w:sz w:val="36"/>
-          <w:szCs w:val="36"/>
-        </w:rPr>
-        <w:t>ColorPicker</w:t>
-      </w:r>
-      <w:proofErr w:type="spellEnd"/>
-      <w:r>
-        <w:rPr>
-          <w:b/>
-          <w:bCs/>
-          <w:color w:val="D86DCB" w:themeColor="accent5" w:themeTint="99"/>
-          <w:sz w:val="36"/>
-          <w:szCs w:val="36"/>
-        </w:rPr>
-        <w:t xml:space="preserve"> extends </w:t>
-      </w:r>
-      <w:proofErr w:type="spellStart"/>
-      <w:r>
-        <w:rPr>
-          <w:b/>
-          <w:bCs/>
-          <w:color w:val="D86DCB" w:themeColor="accent5" w:themeTint="99"/>
+      <w:proofErr w:type="spellStart"/>
+      <w:r>
+        <w:rPr>
+          <w:b/>
+          <w:bCs/>
+          <w:color w:val="D86DCB" w:themeColor="accent5" w:themeTint="99"/>
+          <w:sz w:val="36"/>
+          <w:szCs w:val="36"/>
+        </w:rPr>
+        <w:t>Colors.black</w:t>
+      </w:r>
+      <w:proofErr w:type="spellEnd"/>
+      <w:r>
+        <w:rPr>
+          <w:b/>
+          <w:bCs/>
+          <w:color w:val="D86DCB" w:themeColor="accent5" w:themeTint="99"/>
+          <w:sz w:val="36"/>
+          <w:szCs w:val="36"/>
+        </w:rPr>
+        <w:t>)),</w:t>
+      </w:r>
+    </w:p>
+    <w:p>
+      <w:pPr>
+        <w:jc w:val="both"/>
+        <w:rPr>
+          <w:b/>
+          <w:bCs/>
+          <w:color w:val="D86DCB" w:themeColor="accent5" w:themeTint="99"/>
+          <w:sz w:val="36"/>
+          <w:szCs w:val="36"/>
+        </w:rPr>
+      </w:pPr>
+      <w:r>
+        <w:rPr>
+          <w:b/>
+          <w:bCs/>
+          <w:color w:val="D86DCB" w:themeColor="accent5" w:themeTint="99"/>
+          <w:sz w:val="36"/>
+          <w:szCs w:val="36"/>
+        </w:rPr>
+        <w:t xml:space="preserve">              …</w:t>
+      </w:r>
+    </w:p>
+    <w:p>
+      <w:pPr>
+        <w:jc w:val="both"/>
+        <w:rPr>
+          <w:b/>
+          <w:bCs/>
+          <w:color w:val="D86DCB" w:themeColor="accent5" w:themeTint="99"/>
+          <w:sz w:val="36"/>
+          <w:szCs w:val="36"/>
+        </w:rPr>
+      </w:pPr>
+      <w:r>
+        <w:rPr>
+          <w:b/>
+          <w:bCs/>
+          <w:color w:val="D86DCB" w:themeColor="accent5" w:themeTint="99"/>
+          <w:sz w:val="36"/>
+          <w:szCs w:val="36"/>
+        </w:rPr>
+        <w:lastRenderedPageBreak/>
+        <w:t>}</w:t>
+      </w:r>
+    </w:p>
+    <w:p>
+      <w:pPr>
+        <w:jc w:val="both"/>
+        <w:rPr>
+          <w:sz w:val="36"/>
+          <w:szCs w:val="36"/>
+        </w:rPr>
+      </w:pPr>
+      <w:r>
+        <w:rPr>
+          <w:b/>
+          <w:bCs/>
+          <w:sz w:val="36"/>
+          <w:szCs w:val="36"/>
+        </w:rPr>
+        <w:t>NOTE:</w:t>
+      </w:r>
+      <w:r>
+        <w:rPr>
+          <w:sz w:val="36"/>
+          <w:szCs w:val="36"/>
+        </w:rPr>
+        <w:t xml:space="preserve"> We can use </w:t>
+      </w:r>
+      <w:proofErr w:type="spellStart"/>
+      <w:r>
+        <w:rPr>
+          <w:b/>
+          <w:bCs/>
+          <w:sz w:val="36"/>
+          <w:szCs w:val="36"/>
+        </w:rPr>
+        <w:t>List.generate</w:t>
+      </w:r>
+      <w:proofErr w:type="spellEnd"/>
+      <w:r>
+        <w:rPr>
+          <w:b/>
+          <w:bCs/>
+          <w:sz w:val="36"/>
+          <w:szCs w:val="36"/>
+        </w:rPr>
+        <w:t>(…)</w:t>
+      </w:r>
+      <w:r>
+        <w:rPr>
+          <w:sz w:val="36"/>
+          <w:szCs w:val="36"/>
+        </w:rPr>
+        <w:t xml:space="preserve"> instead of </w:t>
+      </w:r>
+      <w:proofErr w:type="spellStart"/>
+      <w:r>
+        <w:rPr>
+          <w:b/>
+          <w:bCs/>
+          <w:sz w:val="36"/>
+          <w:szCs w:val="36"/>
+        </w:rPr>
+        <w:t>ListView.builder</w:t>
+      </w:r>
+      <w:proofErr w:type="spellEnd"/>
+      <w:r>
+        <w:rPr>
+          <w:sz w:val="36"/>
+          <w:szCs w:val="36"/>
+        </w:rPr>
+        <w:t xml:space="preserve"> if we have a really short list of items (Because we don’t need to scroll). We can also use </w:t>
+      </w:r>
+      <w:proofErr w:type="spellStart"/>
+      <w:r>
+        <w:rPr>
+          <w:b/>
+          <w:bCs/>
+          <w:sz w:val="36"/>
+          <w:szCs w:val="36"/>
+        </w:rPr>
+        <w:t>ValueNotifier</w:t>
+      </w:r>
+      <w:proofErr w:type="spellEnd"/>
+      <w:r>
+        <w:rPr>
+          <w:b/>
+          <w:bCs/>
+          <w:sz w:val="36"/>
+          <w:szCs w:val="36"/>
+        </w:rPr>
+        <w:t>&lt;T&gt;</w:t>
+      </w:r>
+      <w:r>
+        <w:rPr>
+          <w:sz w:val="36"/>
+          <w:szCs w:val="36"/>
+        </w:rPr>
+        <w:t xml:space="preserve"> instead of </w:t>
+      </w:r>
+      <w:proofErr w:type="spellStart"/>
+      <w:proofErr w:type="gramStart"/>
+      <w:r>
+        <w:rPr>
+          <w:b/>
+          <w:bCs/>
+          <w:sz w:val="36"/>
+          <w:szCs w:val="36"/>
+        </w:rPr>
+        <w:t>setState</w:t>
+      </w:r>
+      <w:proofErr w:type="spellEnd"/>
+      <w:r>
+        <w:rPr>
+          <w:b/>
+          <w:bCs/>
+          <w:sz w:val="36"/>
+          <w:szCs w:val="36"/>
+        </w:rPr>
+        <w:t>(</w:t>
+      </w:r>
+      <w:proofErr w:type="gramEnd"/>
+      <w:r>
+        <w:rPr>
+          <w:b/>
+          <w:bCs/>
+          <w:sz w:val="36"/>
+          <w:szCs w:val="36"/>
+        </w:rPr>
+        <w:t>)</w:t>
+      </w:r>
+      <w:r>
+        <w:rPr>
+          <w:sz w:val="36"/>
+          <w:szCs w:val="36"/>
+        </w:rPr>
+        <w:t>, just make sure to use</w:t>
+      </w:r>
+      <w:r>
+        <w:rPr>
+          <w:b/>
+          <w:bCs/>
+          <w:sz w:val="36"/>
+          <w:szCs w:val="36"/>
+        </w:rPr>
+        <w:t xml:space="preserve"> </w:t>
+      </w:r>
+      <w:proofErr w:type="spellStart"/>
+      <w:r>
+        <w:rPr>
+          <w:b/>
+          <w:bCs/>
           <w:sz w:val="36"/>
           <w:szCs w:val="36"/>
         </w:rPr>
@@ -10977,35 +13565,102 @@
       <w:proofErr w:type="spellEnd"/>
       <w:r>
         <w:rPr>
-          <w:b/>
-          <w:bCs/>
-          <w:color w:val="D86DCB" w:themeColor="accent5" w:themeTint="99"/>
-          <w:sz w:val="36"/>
-          <w:szCs w:val="36"/>
-        </w:rPr>
-        <w:t xml:space="preserve"> {</w:t>
-      </w:r>
-    </w:p>
-    <w:p>
-      <w:pPr>
-        <w:jc w:val="both"/>
-        <w:rPr>
-          <w:b/>
-          <w:bCs/>
-          <w:color w:val="D86DCB" w:themeColor="accent5" w:themeTint="99"/>
-          <w:sz w:val="36"/>
-          <w:szCs w:val="36"/>
-        </w:rPr>
-      </w:pPr>
-      <w:r>
-        <w:rPr>
-          <w:b/>
-          <w:bCs/>
-          <w:color w:val="D86DCB" w:themeColor="accent5" w:themeTint="99"/>
-          <w:sz w:val="36"/>
-          <w:szCs w:val="36"/>
-        </w:rPr>
-        <w:t xml:space="preserve">  const </w:t>
+          <w:sz w:val="36"/>
+          <w:szCs w:val="36"/>
+        </w:rPr>
+        <w:t xml:space="preserve"> to initialize in</w:t>
+      </w:r>
+      <w:r>
+        <w:rPr>
+          <w:b/>
+          <w:bCs/>
+          <w:sz w:val="36"/>
+          <w:szCs w:val="36"/>
+        </w:rPr>
+        <w:t xml:space="preserve"> </w:t>
+      </w:r>
+      <w:proofErr w:type="spellStart"/>
+      <w:r>
+        <w:rPr>
+          <w:b/>
+          <w:bCs/>
+          <w:sz w:val="36"/>
+          <w:szCs w:val="36"/>
+        </w:rPr>
+        <w:t>ValueNotifier</w:t>
+      </w:r>
+      <w:proofErr w:type="spellEnd"/>
+      <w:r>
+        <w:rPr>
+          <w:sz w:val="36"/>
+          <w:szCs w:val="36"/>
+        </w:rPr>
+        <w:t xml:space="preserve"> in</w:t>
+      </w:r>
+      <w:r>
+        <w:rPr>
+          <w:b/>
+          <w:bCs/>
+          <w:sz w:val="36"/>
+          <w:szCs w:val="36"/>
+        </w:rPr>
+        <w:t xml:space="preserve"> </w:t>
+      </w:r>
+      <w:proofErr w:type="spellStart"/>
+      <w:r>
+        <w:rPr>
+          <w:b/>
+          <w:bCs/>
+          <w:sz w:val="36"/>
+          <w:szCs w:val="36"/>
+        </w:rPr>
+        <w:t>initState</w:t>
+      </w:r>
+      <w:proofErr w:type="spellEnd"/>
+      <w:r>
+        <w:rPr>
+          <w:b/>
+          <w:bCs/>
+          <w:sz w:val="36"/>
+          <w:szCs w:val="36"/>
+        </w:rPr>
+        <w:t xml:space="preserve"> </w:t>
+      </w:r>
+      <w:r>
+        <w:rPr>
+          <w:sz w:val="36"/>
+          <w:szCs w:val="36"/>
+        </w:rPr>
+        <w:t>and dispose it</w:t>
+      </w:r>
+    </w:p>
+    <w:p>
+      <w:pPr>
+        <w:jc w:val="both"/>
+        <w:rPr>
+          <w:sz w:val="36"/>
+          <w:szCs w:val="36"/>
+        </w:rPr>
+      </w:pPr>
+    </w:p>
+    <w:p>
+      <w:pPr>
+        <w:jc w:val="both"/>
+        <w:rPr>
+          <w:b/>
+          <w:bCs/>
+          <w:sz w:val="36"/>
+          <w:szCs w:val="36"/>
+        </w:rPr>
+      </w:pPr>
+      <w:r>
+        <w:rPr>
+          <w:b/>
+          <w:bCs/>
+          <w:sz w:val="36"/>
+          <w:szCs w:val="36"/>
+        </w:rPr>
+        <w:t xml:space="preserve">Platform Specific Asset Building (In </w:t>
       </w:r>
       <w:proofErr w:type="spellStart"/>
       <w:proofErr w:type="gramStart"/>
@@ -11013,2391 +13668,17 @@
         <w:rPr>
           <w:b/>
           <w:bCs/>
-          <w:color w:val="D86DCB" w:themeColor="accent5" w:themeTint="99"/>
-          <w:sz w:val="36"/>
-          <w:szCs w:val="36"/>
-        </w:rPr>
-        <w:t>ColorPicker</w:t>
-      </w:r>
-      <w:proofErr w:type="spellEnd"/>
-      <w:r>
-        <w:rPr>
-          <w:b/>
-          <w:bCs/>
-          <w:color w:val="D86DCB" w:themeColor="accent5" w:themeTint="99"/>
-          <w:sz w:val="36"/>
-          <w:szCs w:val="36"/>
-        </w:rPr>
-        <w:t>(</w:t>
-      </w:r>
+          <w:sz w:val="36"/>
+          <w:szCs w:val="36"/>
+        </w:rPr>
+        <w:t>pusec.yaml</w:t>
+      </w:r>
+      <w:proofErr w:type="spellEnd"/>
       <w:proofErr w:type="gramEnd"/>
       <w:r>
         <w:rPr>
           <w:b/>
           <w:bCs/>
-          <w:color w:val="D86DCB" w:themeColor="accent5" w:themeTint="99"/>
-          <w:sz w:val="36"/>
-          <w:szCs w:val="36"/>
-        </w:rPr>
-        <w:t>{</w:t>
-      </w:r>
-      <w:proofErr w:type="spellStart"/>
-      <w:r>
-        <w:rPr>
-          <w:b/>
-          <w:bCs/>
-          <w:color w:val="D86DCB" w:themeColor="accent5" w:themeTint="99"/>
-          <w:sz w:val="36"/>
-          <w:szCs w:val="36"/>
-        </w:rPr>
-        <w:t>super.key</w:t>
-      </w:r>
-      <w:proofErr w:type="spellEnd"/>
-      <w:r>
-        <w:rPr>
-          <w:b/>
-          <w:bCs/>
-          <w:color w:val="D86DCB" w:themeColor="accent5" w:themeTint="99"/>
-          <w:sz w:val="36"/>
-          <w:szCs w:val="36"/>
-        </w:rPr>
-        <w:t xml:space="preserve">, required </w:t>
-      </w:r>
-      <w:proofErr w:type="spellStart"/>
-      <w:r>
-        <w:rPr>
-          <w:b/>
-          <w:bCs/>
-          <w:color w:val="D86DCB" w:themeColor="accent5" w:themeTint="99"/>
-          <w:sz w:val="36"/>
-          <w:szCs w:val="36"/>
-        </w:rPr>
-        <w:t>this.initialValue</w:t>
-      </w:r>
-      <w:proofErr w:type="spellEnd"/>
-      <w:r>
-        <w:rPr>
-          <w:b/>
-          <w:bCs/>
-          <w:color w:val="D86DCB" w:themeColor="accent5" w:themeTint="99"/>
-          <w:sz w:val="36"/>
-          <w:szCs w:val="36"/>
-        </w:rPr>
-        <w:t xml:space="preserve">, required </w:t>
-      </w:r>
-      <w:proofErr w:type="spellStart"/>
-      <w:r>
-        <w:rPr>
-          <w:b/>
-          <w:bCs/>
-          <w:color w:val="D86DCB" w:themeColor="accent5" w:themeTint="99"/>
-          <w:sz w:val="36"/>
-          <w:szCs w:val="36"/>
-        </w:rPr>
-        <w:t>this.colors</w:t>
-      </w:r>
-      <w:proofErr w:type="spellEnd"/>
-      <w:r>
-        <w:rPr>
-          <w:b/>
-          <w:bCs/>
-          <w:color w:val="D86DCB" w:themeColor="accent5" w:themeTint="99"/>
-          <w:sz w:val="36"/>
-          <w:szCs w:val="36"/>
-        </w:rPr>
-        <w:t xml:space="preserve">, required </w:t>
-      </w:r>
-      <w:proofErr w:type="spellStart"/>
-      <w:r>
-        <w:rPr>
-          <w:b/>
-          <w:bCs/>
-          <w:color w:val="D86DCB" w:themeColor="accent5" w:themeTint="99"/>
-          <w:sz w:val="36"/>
-          <w:szCs w:val="36"/>
-        </w:rPr>
-        <w:t>this.onChanged</w:t>
-      </w:r>
-      <w:proofErr w:type="spellEnd"/>
-      <w:r>
-        <w:rPr>
-          <w:b/>
-          <w:bCs/>
-          <w:color w:val="D86DCB" w:themeColor="accent5" w:themeTint="99"/>
-          <w:sz w:val="36"/>
-          <w:szCs w:val="36"/>
-        </w:rPr>
-        <w:t>});</w:t>
-      </w:r>
-    </w:p>
-    <w:p>
-      <w:pPr>
-        <w:jc w:val="both"/>
-        <w:rPr>
-          <w:b/>
-          <w:bCs/>
-          <w:color w:val="D86DCB" w:themeColor="accent5" w:themeTint="99"/>
-          <w:sz w:val="36"/>
-          <w:szCs w:val="36"/>
-        </w:rPr>
-      </w:pPr>
-      <w:r>
-        <w:rPr>
-          <w:b/>
-          <w:bCs/>
-          <w:color w:val="D86DCB" w:themeColor="accent5" w:themeTint="99"/>
-          <w:sz w:val="36"/>
-          <w:szCs w:val="36"/>
-        </w:rPr>
-        <w:t xml:space="preserve">  final String </w:t>
-      </w:r>
-      <w:proofErr w:type="spellStart"/>
-      <w:r>
-        <w:rPr>
-          <w:b/>
-          <w:bCs/>
-          <w:color w:val="D86DCB" w:themeColor="accent5" w:themeTint="99"/>
-          <w:sz w:val="36"/>
-          <w:szCs w:val="36"/>
-        </w:rPr>
-        <w:t>initialValue</w:t>
-      </w:r>
-      <w:proofErr w:type="spellEnd"/>
-      <w:r>
-        <w:rPr>
-          <w:b/>
-          <w:bCs/>
-          <w:color w:val="D86DCB" w:themeColor="accent5" w:themeTint="99"/>
-          <w:sz w:val="36"/>
-          <w:szCs w:val="36"/>
-        </w:rPr>
-        <w:t>;</w:t>
-      </w:r>
-    </w:p>
-    <w:p>
-      <w:pPr>
-        <w:jc w:val="both"/>
-        <w:rPr>
-          <w:b/>
-          <w:bCs/>
-          <w:color w:val="D86DCB" w:themeColor="accent5" w:themeTint="99"/>
-          <w:sz w:val="36"/>
-          <w:szCs w:val="36"/>
-        </w:rPr>
-      </w:pPr>
-      <w:r>
-        <w:rPr>
-          <w:b/>
-          <w:bCs/>
-          <w:color w:val="D86DCB" w:themeColor="accent5" w:themeTint="99"/>
-          <w:sz w:val="36"/>
-          <w:szCs w:val="36"/>
-        </w:rPr>
-        <w:t xml:space="preserve">  final List&lt;String&gt; colors;</w:t>
-      </w:r>
-    </w:p>
-    <w:p>
-      <w:pPr>
-        <w:jc w:val="both"/>
-        <w:rPr>
-          <w:b/>
-          <w:bCs/>
-          <w:color w:val="D86DCB" w:themeColor="accent5" w:themeTint="99"/>
-          <w:sz w:val="36"/>
-          <w:szCs w:val="36"/>
-        </w:rPr>
-      </w:pPr>
-      <w:r>
-        <w:rPr>
-          <w:b/>
-          <w:bCs/>
-          <w:color w:val="D86DCB" w:themeColor="accent5" w:themeTint="99"/>
-          <w:sz w:val="36"/>
-          <w:szCs w:val="36"/>
-        </w:rPr>
-        <w:t xml:space="preserve">  final </w:t>
-      </w:r>
-      <w:proofErr w:type="spellStart"/>
-      <w:r>
-        <w:rPr>
-          <w:b/>
-          <w:bCs/>
-          <w:color w:val="D86DCB" w:themeColor="accent5" w:themeTint="99"/>
-          <w:sz w:val="36"/>
-          <w:szCs w:val="36"/>
-        </w:rPr>
-        <w:t>ValueChanged</w:t>
-      </w:r>
-      <w:proofErr w:type="spellEnd"/>
-      <w:r>
-        <w:rPr>
-          <w:b/>
-          <w:bCs/>
-          <w:color w:val="D86DCB" w:themeColor="accent5" w:themeTint="99"/>
-          <w:sz w:val="36"/>
-          <w:szCs w:val="36"/>
-        </w:rPr>
-        <w:t xml:space="preserve">&lt;String&gt; </w:t>
-      </w:r>
-      <w:proofErr w:type="spellStart"/>
-      <w:r>
-        <w:rPr>
-          <w:b/>
-          <w:bCs/>
-          <w:color w:val="D86DCB" w:themeColor="accent5" w:themeTint="99"/>
-          <w:sz w:val="36"/>
-          <w:szCs w:val="36"/>
-        </w:rPr>
-        <w:t>onChanged</w:t>
-      </w:r>
-      <w:proofErr w:type="spellEnd"/>
-      <w:r>
-        <w:rPr>
-          <w:b/>
-          <w:bCs/>
-          <w:color w:val="D86DCB" w:themeColor="accent5" w:themeTint="99"/>
-          <w:sz w:val="36"/>
-          <w:szCs w:val="36"/>
-        </w:rPr>
-        <w:t>;</w:t>
-      </w:r>
-    </w:p>
-    <w:p>
-      <w:pPr>
-        <w:jc w:val="both"/>
-        <w:rPr>
-          <w:b/>
-          <w:bCs/>
-          <w:color w:val="D86DCB" w:themeColor="accent5" w:themeTint="99"/>
-          <w:sz w:val="36"/>
-          <w:szCs w:val="36"/>
-        </w:rPr>
-      </w:pPr>
-      <w:r>
-        <w:rPr>
-          <w:b/>
-          <w:bCs/>
-          <w:color w:val="D86DCB" w:themeColor="accent5" w:themeTint="99"/>
-          <w:sz w:val="36"/>
-          <w:szCs w:val="36"/>
-        </w:rPr>
-        <w:t xml:space="preserve">  @override</w:t>
-      </w:r>
-    </w:p>
-    <w:p>
-      <w:pPr>
-        <w:jc w:val="both"/>
-        <w:rPr>
-          <w:b/>
-          <w:bCs/>
-          <w:color w:val="D86DCB" w:themeColor="accent5" w:themeTint="99"/>
-          <w:sz w:val="36"/>
-          <w:szCs w:val="36"/>
-        </w:rPr>
-      </w:pPr>
-      <w:r>
-        <w:rPr>
-          <w:b/>
-          <w:bCs/>
-          <w:color w:val="D86DCB" w:themeColor="accent5" w:themeTint="99"/>
-          <w:sz w:val="36"/>
-          <w:szCs w:val="36"/>
-        </w:rPr>
-        <w:t xml:space="preserve">  State&lt;</w:t>
-      </w:r>
-      <w:proofErr w:type="spellStart"/>
-      <w:r>
-        <w:rPr>
-          <w:b/>
-          <w:bCs/>
-          <w:color w:val="D86DCB" w:themeColor="accent5" w:themeTint="99"/>
-          <w:sz w:val="36"/>
-          <w:szCs w:val="36"/>
-        </w:rPr>
-        <w:t>ColorPicker</w:t>
-      </w:r>
-      <w:proofErr w:type="spellEnd"/>
-      <w:r>
-        <w:rPr>
-          <w:b/>
-          <w:bCs/>
-          <w:color w:val="D86DCB" w:themeColor="accent5" w:themeTint="99"/>
-          <w:sz w:val="36"/>
-          <w:szCs w:val="36"/>
-        </w:rPr>
-        <w:t xml:space="preserve">&gt; </w:t>
-      </w:r>
-      <w:proofErr w:type="spellStart"/>
-      <w:proofErr w:type="gramStart"/>
-      <w:r>
-        <w:rPr>
-          <w:b/>
-          <w:bCs/>
-          <w:color w:val="D86DCB" w:themeColor="accent5" w:themeTint="99"/>
-          <w:sz w:val="36"/>
-          <w:szCs w:val="36"/>
-        </w:rPr>
-        <w:t>createState</w:t>
-      </w:r>
-      <w:proofErr w:type="spellEnd"/>
-      <w:r>
-        <w:rPr>
-          <w:b/>
-          <w:bCs/>
-          <w:color w:val="D86DCB" w:themeColor="accent5" w:themeTint="99"/>
-          <w:sz w:val="36"/>
-          <w:szCs w:val="36"/>
-        </w:rPr>
-        <w:t>(</w:t>
-      </w:r>
-      <w:proofErr w:type="gramEnd"/>
-      <w:r>
-        <w:rPr>
-          <w:b/>
-          <w:bCs/>
-          <w:color w:val="D86DCB" w:themeColor="accent5" w:themeTint="99"/>
-          <w:sz w:val="36"/>
-          <w:szCs w:val="36"/>
-        </w:rPr>
-        <w:t>) =&gt; _</w:t>
-      </w:r>
-      <w:proofErr w:type="spellStart"/>
-      <w:r>
-        <w:rPr>
-          <w:b/>
-          <w:bCs/>
-          <w:color w:val="D86DCB" w:themeColor="accent5" w:themeTint="99"/>
-          <w:sz w:val="36"/>
-          <w:szCs w:val="36"/>
-        </w:rPr>
-        <w:t>ColorPickerState</w:t>
-      </w:r>
-      <w:proofErr w:type="spellEnd"/>
-      <w:r>
-        <w:rPr>
-          <w:b/>
-          <w:bCs/>
-          <w:color w:val="D86DCB" w:themeColor="accent5" w:themeTint="99"/>
-          <w:sz w:val="36"/>
-          <w:szCs w:val="36"/>
-        </w:rPr>
-        <w:t>();</w:t>
-      </w:r>
-    </w:p>
-    <w:p>
-      <w:pPr>
-        <w:jc w:val="both"/>
-        <w:rPr>
-          <w:b/>
-          <w:bCs/>
-          <w:color w:val="D86DCB" w:themeColor="accent5" w:themeTint="99"/>
-          <w:sz w:val="36"/>
-          <w:szCs w:val="36"/>
-        </w:rPr>
-      </w:pPr>
-      <w:r>
-        <w:rPr>
-          <w:b/>
-          <w:bCs/>
-          <w:color w:val="D86DCB" w:themeColor="accent5" w:themeTint="99"/>
-          <w:sz w:val="36"/>
-          <w:szCs w:val="36"/>
-        </w:rPr>
-        <w:t>}</w:t>
-      </w:r>
-    </w:p>
-    <w:p>
-      <w:pPr>
-        <w:jc w:val="both"/>
-        <w:rPr>
-          <w:b/>
-          <w:bCs/>
-          <w:color w:val="D86DCB" w:themeColor="accent5" w:themeTint="99"/>
-          <w:sz w:val="36"/>
-          <w:szCs w:val="36"/>
-        </w:rPr>
-      </w:pPr>
-      <w:r>
-        <w:rPr>
-          <w:b/>
-          <w:bCs/>
-          <w:color w:val="D86DCB" w:themeColor="accent5" w:themeTint="99"/>
-          <w:sz w:val="36"/>
-          <w:szCs w:val="36"/>
-        </w:rPr>
-        <w:t>class _</w:t>
-      </w:r>
-      <w:proofErr w:type="spellStart"/>
-      <w:r>
-        <w:rPr>
-          <w:b/>
-          <w:bCs/>
-          <w:color w:val="D86DCB" w:themeColor="accent5" w:themeTint="99"/>
-          <w:sz w:val="36"/>
-          <w:szCs w:val="36"/>
-        </w:rPr>
-        <w:t>ColorPickerState</w:t>
-      </w:r>
-      <w:proofErr w:type="spellEnd"/>
-      <w:r>
-        <w:rPr>
-          <w:b/>
-          <w:bCs/>
-          <w:color w:val="D86DCB" w:themeColor="accent5" w:themeTint="99"/>
-          <w:sz w:val="36"/>
-          <w:szCs w:val="36"/>
-        </w:rPr>
-        <w:t xml:space="preserve"> extends State&lt;</w:t>
-      </w:r>
-      <w:proofErr w:type="spellStart"/>
-      <w:r>
-        <w:rPr>
-          <w:b/>
-          <w:bCs/>
-          <w:color w:val="D86DCB" w:themeColor="accent5" w:themeTint="99"/>
-          <w:sz w:val="36"/>
-          <w:szCs w:val="36"/>
-        </w:rPr>
-        <w:t>ColorPicker</w:t>
-      </w:r>
-      <w:proofErr w:type="spellEnd"/>
-      <w:r>
-        <w:rPr>
-          <w:b/>
-          <w:bCs/>
-          <w:color w:val="D86DCB" w:themeColor="accent5" w:themeTint="99"/>
-          <w:sz w:val="36"/>
-          <w:szCs w:val="36"/>
-        </w:rPr>
-        <w:t>&gt; {</w:t>
-      </w:r>
-    </w:p>
-    <w:p>
-      <w:pPr>
-        <w:jc w:val="both"/>
-        <w:rPr>
-          <w:b/>
-          <w:bCs/>
-          <w:color w:val="D86DCB" w:themeColor="accent5" w:themeTint="99"/>
-          <w:sz w:val="36"/>
-          <w:szCs w:val="36"/>
-        </w:rPr>
-      </w:pPr>
-      <w:r>
-        <w:rPr>
-          <w:b/>
-          <w:bCs/>
-          <w:color w:val="D86DCB" w:themeColor="accent5" w:themeTint="99"/>
-          <w:sz w:val="36"/>
-          <w:szCs w:val="36"/>
-        </w:rPr>
-        <w:t xml:space="preserve">  String? </w:t>
-      </w:r>
-      <w:proofErr w:type="spellStart"/>
-      <w:r>
-        <w:rPr>
-          <w:b/>
-          <w:bCs/>
-          <w:color w:val="D86DCB" w:themeColor="accent5" w:themeTint="99"/>
-          <w:sz w:val="36"/>
-          <w:szCs w:val="36"/>
-        </w:rPr>
-        <w:t>selectedValue</w:t>
-      </w:r>
-      <w:proofErr w:type="spellEnd"/>
-      <w:r>
-        <w:rPr>
-          <w:b/>
-          <w:bCs/>
-          <w:color w:val="D86DCB" w:themeColor="accent5" w:themeTint="99"/>
-          <w:sz w:val="36"/>
-          <w:szCs w:val="36"/>
-        </w:rPr>
-        <w:t>;</w:t>
-      </w:r>
-    </w:p>
-    <w:p>
-      <w:pPr>
-        <w:jc w:val="both"/>
-        <w:rPr>
-          <w:b/>
-          <w:bCs/>
-          <w:color w:val="D86DCB" w:themeColor="accent5" w:themeTint="99"/>
-          <w:sz w:val="36"/>
-          <w:szCs w:val="36"/>
-        </w:rPr>
-      </w:pPr>
-      <w:r>
-        <w:rPr>
-          <w:b/>
-          <w:bCs/>
-          <w:color w:val="D86DCB" w:themeColor="accent5" w:themeTint="99"/>
-          <w:sz w:val="36"/>
-          <w:szCs w:val="36"/>
-        </w:rPr>
-        <w:t xml:space="preserve">  @override</w:t>
-      </w:r>
-    </w:p>
-    <w:p>
-      <w:pPr>
-        <w:jc w:val="both"/>
-        <w:rPr>
-          <w:b/>
-          <w:bCs/>
-          <w:color w:val="D86DCB" w:themeColor="accent5" w:themeTint="99"/>
-          <w:sz w:val="36"/>
-          <w:szCs w:val="36"/>
-        </w:rPr>
-      </w:pPr>
-      <w:r>
-        <w:rPr>
-          <w:b/>
-          <w:bCs/>
-          <w:color w:val="D86DCB" w:themeColor="accent5" w:themeTint="99"/>
-          <w:sz w:val="36"/>
-          <w:szCs w:val="36"/>
-        </w:rPr>
-        <w:t xml:space="preserve">  void </w:t>
-      </w:r>
-      <w:proofErr w:type="spellStart"/>
-      <w:proofErr w:type="gramStart"/>
-      <w:r>
-        <w:rPr>
-          <w:b/>
-          <w:bCs/>
-          <w:color w:val="D86DCB" w:themeColor="accent5" w:themeTint="99"/>
-          <w:sz w:val="36"/>
-          <w:szCs w:val="36"/>
-        </w:rPr>
-        <w:t>initState</w:t>
-      </w:r>
-      <w:proofErr w:type="spellEnd"/>
-      <w:r>
-        <w:rPr>
-          <w:b/>
-          <w:bCs/>
-          <w:color w:val="D86DCB" w:themeColor="accent5" w:themeTint="99"/>
-          <w:sz w:val="36"/>
-          <w:szCs w:val="36"/>
-        </w:rPr>
-        <w:t>(</w:t>
-      </w:r>
-      <w:proofErr w:type="gramEnd"/>
-      <w:r>
-        <w:rPr>
-          <w:b/>
-          <w:bCs/>
-          <w:color w:val="D86DCB" w:themeColor="accent5" w:themeTint="99"/>
-          <w:sz w:val="36"/>
-          <w:szCs w:val="36"/>
-        </w:rPr>
-        <w:t>) {</w:t>
-      </w:r>
-    </w:p>
-    <w:p>
-      <w:pPr>
-        <w:jc w:val="both"/>
-        <w:rPr>
-          <w:b/>
-          <w:bCs/>
-          <w:color w:val="D86DCB" w:themeColor="accent5" w:themeTint="99"/>
-          <w:sz w:val="36"/>
-          <w:szCs w:val="36"/>
-        </w:rPr>
-      </w:pPr>
-      <w:r>
-        <w:rPr>
-          <w:b/>
-          <w:bCs/>
-          <w:color w:val="D86DCB" w:themeColor="accent5" w:themeTint="99"/>
-          <w:sz w:val="36"/>
-          <w:szCs w:val="36"/>
-        </w:rPr>
-        <w:lastRenderedPageBreak/>
-        <w:t xml:space="preserve">    </w:t>
-      </w:r>
-      <w:proofErr w:type="spellStart"/>
-      <w:proofErr w:type="gramStart"/>
-      <w:r>
-        <w:rPr>
-          <w:b/>
-          <w:bCs/>
-          <w:color w:val="D86DCB" w:themeColor="accent5" w:themeTint="99"/>
-          <w:sz w:val="36"/>
-          <w:szCs w:val="36"/>
-        </w:rPr>
-        <w:t>super.initState</w:t>
-      </w:r>
-      <w:proofErr w:type="spellEnd"/>
-      <w:proofErr w:type="gramEnd"/>
-      <w:r>
-        <w:rPr>
-          <w:b/>
-          <w:bCs/>
-          <w:color w:val="D86DCB" w:themeColor="accent5" w:themeTint="99"/>
-          <w:sz w:val="36"/>
-          <w:szCs w:val="36"/>
-        </w:rPr>
-        <w:t>();</w:t>
-      </w:r>
-    </w:p>
-    <w:p>
-      <w:pPr>
-        <w:jc w:val="both"/>
-        <w:rPr>
-          <w:b/>
-          <w:bCs/>
-          <w:color w:val="D86DCB" w:themeColor="accent5" w:themeTint="99"/>
-          <w:sz w:val="36"/>
-          <w:szCs w:val="36"/>
-        </w:rPr>
-      </w:pPr>
-      <w:r>
-        <w:rPr>
-          <w:b/>
-          <w:bCs/>
-          <w:color w:val="D86DCB" w:themeColor="accent5" w:themeTint="99"/>
-          <w:sz w:val="36"/>
-          <w:szCs w:val="36"/>
-        </w:rPr>
-        <w:t xml:space="preserve">    </w:t>
-      </w:r>
-      <w:proofErr w:type="spellStart"/>
-      <w:r>
-        <w:rPr>
-          <w:b/>
-          <w:bCs/>
-          <w:color w:val="D86DCB" w:themeColor="accent5" w:themeTint="99"/>
-          <w:sz w:val="36"/>
-          <w:szCs w:val="36"/>
-        </w:rPr>
-        <w:t>selectedValue</w:t>
-      </w:r>
-      <w:proofErr w:type="spellEnd"/>
-      <w:r>
-        <w:rPr>
-          <w:b/>
-          <w:bCs/>
-          <w:color w:val="D86DCB" w:themeColor="accent5" w:themeTint="99"/>
-          <w:sz w:val="36"/>
-          <w:szCs w:val="36"/>
-        </w:rPr>
-        <w:t xml:space="preserve"> = </w:t>
-      </w:r>
-      <w:proofErr w:type="spellStart"/>
-      <w:proofErr w:type="gramStart"/>
-      <w:r>
-        <w:rPr>
-          <w:b/>
-          <w:bCs/>
-          <w:color w:val="D86DCB" w:themeColor="accent5" w:themeTint="99"/>
-          <w:sz w:val="36"/>
-          <w:szCs w:val="36"/>
-        </w:rPr>
-        <w:t>widget.initialValue</w:t>
-      </w:r>
-      <w:proofErr w:type="spellEnd"/>
-      <w:proofErr w:type="gramEnd"/>
-      <w:r>
-        <w:rPr>
-          <w:b/>
-          <w:bCs/>
-          <w:color w:val="D86DCB" w:themeColor="accent5" w:themeTint="99"/>
-          <w:sz w:val="36"/>
-          <w:szCs w:val="36"/>
-        </w:rPr>
-        <w:t>;</w:t>
-      </w:r>
-    </w:p>
-    <w:p>
-      <w:pPr>
-        <w:jc w:val="both"/>
-        <w:rPr>
-          <w:b/>
-          <w:bCs/>
-          <w:color w:val="D86DCB" w:themeColor="accent5" w:themeTint="99"/>
-          <w:sz w:val="36"/>
-          <w:szCs w:val="36"/>
-        </w:rPr>
-      </w:pPr>
-      <w:r>
-        <w:rPr>
-          <w:b/>
-          <w:bCs/>
-          <w:color w:val="D86DCB" w:themeColor="accent5" w:themeTint="99"/>
-          <w:sz w:val="36"/>
-          <w:szCs w:val="36"/>
-        </w:rPr>
-        <w:t xml:space="preserve">  }</w:t>
-      </w:r>
-    </w:p>
-    <w:p>
-      <w:pPr>
-        <w:jc w:val="both"/>
-        <w:rPr>
-          <w:b/>
-          <w:bCs/>
-          <w:color w:val="D86DCB" w:themeColor="accent5" w:themeTint="99"/>
-          <w:sz w:val="36"/>
-          <w:szCs w:val="36"/>
-        </w:rPr>
-      </w:pPr>
-      <w:r>
-        <w:rPr>
-          <w:b/>
-          <w:bCs/>
-          <w:color w:val="D86DCB" w:themeColor="accent5" w:themeTint="99"/>
-          <w:sz w:val="36"/>
-          <w:szCs w:val="36"/>
-        </w:rPr>
-        <w:t xml:space="preserve">  @override</w:t>
-      </w:r>
-    </w:p>
-    <w:p>
-      <w:pPr>
-        <w:jc w:val="both"/>
-        <w:rPr>
-          <w:b/>
-          <w:bCs/>
-          <w:color w:val="D86DCB" w:themeColor="accent5" w:themeTint="99"/>
-          <w:sz w:val="36"/>
-          <w:szCs w:val="36"/>
-        </w:rPr>
-      </w:pPr>
-      <w:r>
-        <w:rPr>
-          <w:b/>
-          <w:bCs/>
-          <w:color w:val="D86DCB" w:themeColor="accent5" w:themeTint="99"/>
-          <w:sz w:val="36"/>
-          <w:szCs w:val="36"/>
-        </w:rPr>
-        <w:t xml:space="preserve">  Widget </w:t>
-      </w:r>
-      <w:proofErr w:type="gramStart"/>
-      <w:r>
-        <w:rPr>
-          <w:b/>
-          <w:bCs/>
-          <w:color w:val="D86DCB" w:themeColor="accent5" w:themeTint="99"/>
-          <w:sz w:val="36"/>
-          <w:szCs w:val="36"/>
-        </w:rPr>
-        <w:t>build(</w:t>
-      </w:r>
-      <w:proofErr w:type="spellStart"/>
-      <w:proofErr w:type="gramEnd"/>
-      <w:r>
-        <w:rPr>
-          <w:b/>
-          <w:bCs/>
-          <w:color w:val="D86DCB" w:themeColor="accent5" w:themeTint="99"/>
-          <w:sz w:val="36"/>
-          <w:szCs w:val="36"/>
-        </w:rPr>
-        <w:t>BuildContext</w:t>
-      </w:r>
-      <w:proofErr w:type="spellEnd"/>
-      <w:r>
-        <w:rPr>
-          <w:b/>
-          <w:bCs/>
-          <w:color w:val="D86DCB" w:themeColor="accent5" w:themeTint="99"/>
-          <w:sz w:val="36"/>
-          <w:szCs w:val="36"/>
-        </w:rPr>
-        <w:t xml:space="preserve"> context) {</w:t>
-      </w:r>
-    </w:p>
-    <w:p>
-      <w:pPr>
-        <w:jc w:val="both"/>
-        <w:rPr>
-          <w:b/>
-          <w:bCs/>
-          <w:color w:val="D86DCB" w:themeColor="accent5" w:themeTint="99"/>
-          <w:sz w:val="36"/>
-          <w:szCs w:val="36"/>
-        </w:rPr>
-      </w:pPr>
-      <w:r>
-        <w:rPr>
-          <w:b/>
-          <w:bCs/>
-          <w:color w:val="D86DCB" w:themeColor="accent5" w:themeTint="99"/>
-          <w:sz w:val="36"/>
-          <w:szCs w:val="36"/>
-        </w:rPr>
-        <w:t xml:space="preserve">    return </w:t>
-      </w:r>
-      <w:proofErr w:type="spellStart"/>
-      <w:proofErr w:type="gramStart"/>
-      <w:r>
-        <w:rPr>
-          <w:b/>
-          <w:bCs/>
-          <w:color w:val="D86DCB" w:themeColor="accent5" w:themeTint="99"/>
-          <w:sz w:val="36"/>
-          <w:szCs w:val="36"/>
-        </w:rPr>
-        <w:t>SizedBox</w:t>
-      </w:r>
-      <w:proofErr w:type="spellEnd"/>
-      <w:r>
-        <w:rPr>
-          <w:b/>
-          <w:bCs/>
-          <w:color w:val="D86DCB" w:themeColor="accent5" w:themeTint="99"/>
-          <w:sz w:val="36"/>
-          <w:szCs w:val="36"/>
-        </w:rPr>
-        <w:t>(</w:t>
-      </w:r>
-      <w:proofErr w:type="gramEnd"/>
-    </w:p>
-    <w:p>
-      <w:pPr>
-        <w:jc w:val="both"/>
-        <w:rPr>
-          <w:b/>
-          <w:bCs/>
-          <w:color w:val="D86DCB" w:themeColor="accent5" w:themeTint="99"/>
-          <w:sz w:val="36"/>
-          <w:szCs w:val="36"/>
-        </w:rPr>
-      </w:pPr>
-      <w:r>
-        <w:rPr>
-          <w:b/>
-          <w:bCs/>
-          <w:color w:val="D86DCB" w:themeColor="accent5" w:themeTint="99"/>
-          <w:sz w:val="36"/>
-          <w:szCs w:val="36"/>
-        </w:rPr>
-        <w:t xml:space="preserve">      height: 40,</w:t>
-      </w:r>
-    </w:p>
-    <w:p>
-      <w:pPr>
-        <w:jc w:val="both"/>
-        <w:rPr>
-          <w:b/>
-          <w:bCs/>
-          <w:color w:val="D86DCB" w:themeColor="accent5" w:themeTint="99"/>
-          <w:sz w:val="36"/>
-          <w:szCs w:val="36"/>
-        </w:rPr>
-      </w:pPr>
-      <w:r>
-        <w:rPr>
-          <w:b/>
-          <w:bCs/>
-          <w:color w:val="D86DCB" w:themeColor="accent5" w:themeTint="99"/>
-          <w:sz w:val="36"/>
-          <w:szCs w:val="36"/>
-        </w:rPr>
-        <w:t xml:space="preserve">      child: </w:t>
-      </w:r>
-      <w:proofErr w:type="spellStart"/>
-      <w:r>
-        <w:rPr>
-          <w:b/>
-          <w:bCs/>
-          <w:color w:val="D86DCB" w:themeColor="accent5" w:themeTint="99"/>
-          <w:sz w:val="36"/>
-          <w:szCs w:val="36"/>
-        </w:rPr>
-        <w:t>ListView.builder</w:t>
-      </w:r>
-      <w:proofErr w:type="spellEnd"/>
-      <w:r>
-        <w:rPr>
-          <w:b/>
-          <w:bCs/>
-          <w:color w:val="D86DCB" w:themeColor="accent5" w:themeTint="99"/>
-          <w:sz w:val="36"/>
-          <w:szCs w:val="36"/>
-        </w:rPr>
-        <w:t>(</w:t>
-      </w:r>
-    </w:p>
-    <w:p>
-      <w:pPr>
-        <w:jc w:val="both"/>
-        <w:rPr>
-          <w:b/>
-          <w:bCs/>
-          <w:color w:val="D86DCB" w:themeColor="accent5" w:themeTint="99"/>
-          <w:sz w:val="36"/>
-          <w:szCs w:val="36"/>
-        </w:rPr>
-      </w:pPr>
-      <w:r>
-        <w:rPr>
-          <w:b/>
-          <w:bCs/>
-          <w:color w:val="D86DCB" w:themeColor="accent5" w:themeTint="99"/>
-          <w:sz w:val="36"/>
-          <w:szCs w:val="36"/>
-        </w:rPr>
-        <w:t xml:space="preserve">          </w:t>
-      </w:r>
-      <w:proofErr w:type="spellStart"/>
-      <w:r>
-        <w:rPr>
-          <w:b/>
-          <w:bCs/>
-          <w:color w:val="D86DCB" w:themeColor="accent5" w:themeTint="99"/>
-          <w:sz w:val="36"/>
-          <w:szCs w:val="36"/>
-        </w:rPr>
-        <w:t>scrollDirection</w:t>
-      </w:r>
-      <w:proofErr w:type="spellEnd"/>
-      <w:proofErr w:type="gramStart"/>
-      <w:r>
-        <w:rPr>
-          <w:b/>
-          <w:bCs/>
-          <w:color w:val="D86DCB" w:themeColor="accent5" w:themeTint="99"/>
-          <w:sz w:val="36"/>
-          <w:szCs w:val="36"/>
-        </w:rPr>
-        <w:t>: .horizontal</w:t>
-      </w:r>
-      <w:proofErr w:type="gramEnd"/>
-      <w:r>
-        <w:rPr>
-          <w:b/>
-          <w:bCs/>
-          <w:color w:val="D86DCB" w:themeColor="accent5" w:themeTint="99"/>
-          <w:sz w:val="36"/>
-          <w:szCs w:val="36"/>
-        </w:rPr>
-        <w:t>,</w:t>
-      </w:r>
-    </w:p>
-    <w:p>
-      <w:pPr>
-        <w:jc w:val="both"/>
-        <w:rPr>
-          <w:b/>
-          <w:bCs/>
-          <w:color w:val="D86DCB" w:themeColor="accent5" w:themeTint="99"/>
-          <w:sz w:val="36"/>
-          <w:szCs w:val="36"/>
-        </w:rPr>
-      </w:pPr>
-      <w:r>
-        <w:rPr>
-          <w:b/>
-          <w:bCs/>
-          <w:color w:val="D86DCB" w:themeColor="accent5" w:themeTint="99"/>
-          <w:sz w:val="36"/>
-          <w:szCs w:val="36"/>
-        </w:rPr>
-        <w:t xml:space="preserve">          </w:t>
-      </w:r>
-      <w:proofErr w:type="spellStart"/>
-      <w:r>
-        <w:rPr>
-          <w:b/>
-          <w:bCs/>
-          <w:color w:val="D86DCB" w:themeColor="accent5" w:themeTint="99"/>
-          <w:sz w:val="36"/>
-          <w:szCs w:val="36"/>
-        </w:rPr>
-        <w:t>itemCount</w:t>
-      </w:r>
-      <w:proofErr w:type="spellEnd"/>
-      <w:r>
-        <w:rPr>
-          <w:b/>
-          <w:bCs/>
-          <w:color w:val="D86DCB" w:themeColor="accent5" w:themeTint="99"/>
-          <w:sz w:val="36"/>
-          <w:szCs w:val="36"/>
-        </w:rPr>
-        <w:t xml:space="preserve">: </w:t>
-      </w:r>
-      <w:proofErr w:type="spellStart"/>
-      <w:proofErr w:type="gramStart"/>
-      <w:r>
-        <w:rPr>
-          <w:b/>
-          <w:bCs/>
-          <w:color w:val="D86DCB" w:themeColor="accent5" w:themeTint="99"/>
-          <w:sz w:val="36"/>
-          <w:szCs w:val="36"/>
-        </w:rPr>
-        <w:t>widget.colors</w:t>
-      </w:r>
-      <w:proofErr w:type="gramEnd"/>
-      <w:r>
-        <w:rPr>
-          <w:b/>
-          <w:bCs/>
-          <w:color w:val="D86DCB" w:themeColor="accent5" w:themeTint="99"/>
-          <w:sz w:val="36"/>
-          <w:szCs w:val="36"/>
-        </w:rPr>
-        <w:t>.length</w:t>
-      </w:r>
-      <w:proofErr w:type="spellEnd"/>
-      <w:r>
-        <w:rPr>
-          <w:b/>
-          <w:bCs/>
-          <w:color w:val="D86DCB" w:themeColor="accent5" w:themeTint="99"/>
-          <w:sz w:val="36"/>
-          <w:szCs w:val="36"/>
-        </w:rPr>
-        <w:t>,</w:t>
-      </w:r>
-    </w:p>
-    <w:p>
-      <w:pPr>
-        <w:jc w:val="both"/>
-        <w:rPr>
-          <w:b/>
-          <w:bCs/>
-          <w:color w:val="D86DCB" w:themeColor="accent5" w:themeTint="99"/>
-          <w:sz w:val="36"/>
-          <w:szCs w:val="36"/>
-        </w:rPr>
-      </w:pPr>
-      <w:r>
-        <w:rPr>
-          <w:b/>
-          <w:bCs/>
-          <w:color w:val="D86DCB" w:themeColor="accent5" w:themeTint="99"/>
-          <w:sz w:val="36"/>
-          <w:szCs w:val="36"/>
-        </w:rPr>
-        <w:t xml:space="preserve">          </w:t>
-      </w:r>
-      <w:proofErr w:type="spellStart"/>
-      <w:r>
-        <w:rPr>
-          <w:b/>
-          <w:bCs/>
-          <w:color w:val="D86DCB" w:themeColor="accent5" w:themeTint="99"/>
-          <w:sz w:val="36"/>
-          <w:szCs w:val="36"/>
-        </w:rPr>
-        <w:t>itemBuilder</w:t>
-      </w:r>
-      <w:proofErr w:type="spellEnd"/>
-      <w:r>
-        <w:rPr>
-          <w:b/>
-          <w:bCs/>
-          <w:color w:val="D86DCB" w:themeColor="accent5" w:themeTint="99"/>
-          <w:sz w:val="36"/>
-          <w:szCs w:val="36"/>
-        </w:rPr>
-        <w:t>: (</w:t>
-      </w:r>
-      <w:proofErr w:type="spellStart"/>
-      <w:r>
-        <w:rPr>
-          <w:b/>
-          <w:bCs/>
-          <w:color w:val="D86DCB" w:themeColor="accent5" w:themeTint="99"/>
-          <w:sz w:val="36"/>
-          <w:szCs w:val="36"/>
-        </w:rPr>
-        <w:t>BuildContext</w:t>
-      </w:r>
-      <w:proofErr w:type="spellEnd"/>
-      <w:r>
-        <w:rPr>
-          <w:b/>
-          <w:bCs/>
-          <w:color w:val="D86DCB" w:themeColor="accent5" w:themeTint="99"/>
-          <w:sz w:val="36"/>
-          <w:szCs w:val="36"/>
-        </w:rPr>
-        <w:t xml:space="preserve"> context, int index) {</w:t>
-      </w:r>
-    </w:p>
-    <w:p>
-      <w:pPr>
-        <w:jc w:val="both"/>
-        <w:rPr>
-          <w:b/>
-          <w:bCs/>
-          <w:color w:val="D86DCB" w:themeColor="accent5" w:themeTint="99"/>
-          <w:sz w:val="36"/>
-          <w:szCs w:val="36"/>
-        </w:rPr>
-      </w:pPr>
-      <w:r>
-        <w:rPr>
-          <w:b/>
-          <w:bCs/>
-          <w:color w:val="D86DCB" w:themeColor="accent5" w:themeTint="99"/>
-          <w:sz w:val="36"/>
-          <w:szCs w:val="36"/>
-        </w:rPr>
-        <w:t xml:space="preserve">            final color = </w:t>
-      </w:r>
-      <w:proofErr w:type="spellStart"/>
-      <w:proofErr w:type="gramStart"/>
-      <w:r>
-        <w:rPr>
-          <w:b/>
-          <w:bCs/>
-          <w:color w:val="D86DCB" w:themeColor="accent5" w:themeTint="99"/>
-          <w:sz w:val="36"/>
-          <w:szCs w:val="36"/>
-        </w:rPr>
-        <w:t>widget.colors</w:t>
-      </w:r>
-      <w:proofErr w:type="spellEnd"/>
-      <w:proofErr w:type="gramEnd"/>
-      <w:r>
-        <w:rPr>
-          <w:b/>
-          <w:bCs/>
-          <w:color w:val="D86DCB" w:themeColor="accent5" w:themeTint="99"/>
-          <w:sz w:val="36"/>
-          <w:szCs w:val="36"/>
-        </w:rPr>
-        <w:t>[index];</w:t>
-      </w:r>
-    </w:p>
-    <w:p>
-      <w:pPr>
-        <w:jc w:val="both"/>
-        <w:rPr>
-          <w:b/>
-          <w:bCs/>
-          <w:color w:val="D86DCB" w:themeColor="accent5" w:themeTint="99"/>
-          <w:sz w:val="36"/>
-          <w:szCs w:val="36"/>
-        </w:rPr>
-      </w:pPr>
-      <w:r>
-        <w:rPr>
-          <w:b/>
-          <w:bCs/>
-          <w:color w:val="D86DCB" w:themeColor="accent5" w:themeTint="99"/>
-          <w:sz w:val="36"/>
-          <w:szCs w:val="36"/>
-        </w:rPr>
-        <w:t xml:space="preserve">            final bool </w:t>
-      </w:r>
-      <w:proofErr w:type="spellStart"/>
-      <w:r>
-        <w:rPr>
-          <w:b/>
-          <w:bCs/>
-          <w:color w:val="D86DCB" w:themeColor="accent5" w:themeTint="99"/>
-          <w:sz w:val="36"/>
-          <w:szCs w:val="36"/>
-        </w:rPr>
-        <w:t>isSelected</w:t>
-      </w:r>
-      <w:proofErr w:type="spellEnd"/>
-      <w:r>
-        <w:rPr>
-          <w:b/>
-          <w:bCs/>
-          <w:color w:val="D86DCB" w:themeColor="accent5" w:themeTint="99"/>
-          <w:sz w:val="36"/>
-          <w:szCs w:val="36"/>
-        </w:rPr>
-        <w:t xml:space="preserve"> = </w:t>
-      </w:r>
-      <w:proofErr w:type="spellStart"/>
-      <w:r>
-        <w:rPr>
-          <w:b/>
-          <w:bCs/>
-          <w:color w:val="D86DCB" w:themeColor="accent5" w:themeTint="99"/>
-          <w:sz w:val="36"/>
-          <w:szCs w:val="36"/>
-        </w:rPr>
-        <w:t>selectedValue</w:t>
-      </w:r>
-      <w:proofErr w:type="spellEnd"/>
-      <w:r>
-        <w:rPr>
-          <w:b/>
-          <w:bCs/>
-          <w:color w:val="D86DCB" w:themeColor="accent5" w:themeTint="99"/>
-          <w:sz w:val="36"/>
-          <w:szCs w:val="36"/>
-        </w:rPr>
-        <w:t xml:space="preserve"> == color;</w:t>
-      </w:r>
-    </w:p>
-    <w:p>
-      <w:pPr>
-        <w:jc w:val="both"/>
-        <w:rPr>
-          <w:b/>
-          <w:bCs/>
-          <w:color w:val="D86DCB" w:themeColor="accent5" w:themeTint="99"/>
-          <w:sz w:val="36"/>
-          <w:szCs w:val="36"/>
-        </w:rPr>
-      </w:pPr>
-      <w:r>
-        <w:rPr>
-          <w:b/>
-          <w:bCs/>
-          <w:color w:val="D86DCB" w:themeColor="accent5" w:themeTint="99"/>
-          <w:sz w:val="36"/>
-          <w:szCs w:val="36"/>
-        </w:rPr>
-        <w:t xml:space="preserve">            return </w:t>
-      </w:r>
-      <w:proofErr w:type="spellStart"/>
-      <w:proofErr w:type="gramStart"/>
-      <w:r>
-        <w:rPr>
-          <w:b/>
-          <w:bCs/>
-          <w:color w:val="D86DCB" w:themeColor="accent5" w:themeTint="99"/>
-          <w:sz w:val="36"/>
-          <w:szCs w:val="36"/>
-        </w:rPr>
-        <w:t>GestureDetector</w:t>
-      </w:r>
-      <w:proofErr w:type="spellEnd"/>
-      <w:r>
-        <w:rPr>
-          <w:b/>
-          <w:bCs/>
-          <w:color w:val="D86DCB" w:themeColor="accent5" w:themeTint="99"/>
-          <w:sz w:val="36"/>
-          <w:szCs w:val="36"/>
-        </w:rPr>
-        <w:t>(</w:t>
-      </w:r>
-      <w:proofErr w:type="gramEnd"/>
-    </w:p>
-    <w:p>
-      <w:pPr>
-        <w:jc w:val="both"/>
-        <w:rPr>
-          <w:b/>
-          <w:bCs/>
-          <w:color w:val="D86DCB" w:themeColor="accent5" w:themeTint="99"/>
-          <w:sz w:val="36"/>
-          <w:szCs w:val="36"/>
-        </w:rPr>
-      </w:pPr>
-      <w:r>
-        <w:rPr>
-          <w:b/>
-          <w:bCs/>
-          <w:color w:val="D86DCB" w:themeColor="accent5" w:themeTint="99"/>
-          <w:sz w:val="36"/>
-          <w:szCs w:val="36"/>
-        </w:rPr>
-        <w:t xml:space="preserve">              </w:t>
-      </w:r>
-      <w:proofErr w:type="spellStart"/>
-      <w:r>
-        <w:rPr>
-          <w:b/>
-          <w:bCs/>
-          <w:color w:val="D86DCB" w:themeColor="accent5" w:themeTint="99"/>
-          <w:sz w:val="36"/>
-          <w:szCs w:val="36"/>
-        </w:rPr>
-        <w:t>onTap</w:t>
-      </w:r>
-      <w:proofErr w:type="spellEnd"/>
-      <w:r>
-        <w:rPr>
-          <w:b/>
-          <w:bCs/>
-          <w:color w:val="D86DCB" w:themeColor="accent5" w:themeTint="99"/>
-          <w:sz w:val="36"/>
-          <w:szCs w:val="36"/>
-        </w:rPr>
-        <w:t>: () {</w:t>
-      </w:r>
-    </w:p>
-    <w:p>
-      <w:pPr>
-        <w:jc w:val="both"/>
-        <w:rPr>
-          <w:b/>
-          <w:bCs/>
-          <w:color w:val="D86DCB" w:themeColor="accent5" w:themeTint="99"/>
-          <w:sz w:val="36"/>
-          <w:szCs w:val="36"/>
-        </w:rPr>
-      </w:pPr>
-      <w:r>
-        <w:rPr>
-          <w:b/>
-          <w:bCs/>
-          <w:color w:val="D86DCB" w:themeColor="accent5" w:themeTint="99"/>
-          <w:sz w:val="36"/>
-          <w:szCs w:val="36"/>
-        </w:rPr>
-        <w:t xml:space="preserve">                </w:t>
-      </w:r>
-      <w:proofErr w:type="spellStart"/>
-      <w:proofErr w:type="gramStart"/>
-      <w:r>
-        <w:rPr>
-          <w:b/>
-          <w:bCs/>
-          <w:color w:val="D86DCB" w:themeColor="accent5" w:themeTint="99"/>
-          <w:sz w:val="36"/>
-          <w:szCs w:val="36"/>
-        </w:rPr>
-        <w:t>setState</w:t>
-      </w:r>
-      <w:proofErr w:type="spellEnd"/>
-      <w:r>
-        <w:rPr>
-          <w:b/>
-          <w:bCs/>
-          <w:color w:val="D86DCB" w:themeColor="accent5" w:themeTint="99"/>
-          <w:sz w:val="36"/>
-          <w:szCs w:val="36"/>
-        </w:rPr>
-        <w:t>(</w:t>
-      </w:r>
-      <w:proofErr w:type="gramEnd"/>
-      <w:r>
-        <w:rPr>
-          <w:b/>
-          <w:bCs/>
-          <w:color w:val="D86DCB" w:themeColor="accent5" w:themeTint="99"/>
-          <w:sz w:val="36"/>
-          <w:szCs w:val="36"/>
-        </w:rPr>
-        <w:t>() {</w:t>
-      </w:r>
-    </w:p>
-    <w:p>
-      <w:pPr>
-        <w:jc w:val="both"/>
-        <w:rPr>
-          <w:b/>
-          <w:bCs/>
-          <w:color w:val="D86DCB" w:themeColor="accent5" w:themeTint="99"/>
-          <w:sz w:val="36"/>
-          <w:szCs w:val="36"/>
-        </w:rPr>
-      </w:pPr>
-      <w:r>
-        <w:rPr>
-          <w:b/>
-          <w:bCs/>
-          <w:color w:val="D86DCB" w:themeColor="accent5" w:themeTint="99"/>
-          <w:sz w:val="36"/>
-          <w:szCs w:val="36"/>
-        </w:rPr>
-        <w:t xml:space="preserve">                  </w:t>
-      </w:r>
-      <w:proofErr w:type="spellStart"/>
-      <w:r>
-        <w:rPr>
-          <w:b/>
-          <w:bCs/>
-          <w:color w:val="D86DCB" w:themeColor="accent5" w:themeTint="99"/>
-          <w:sz w:val="36"/>
-          <w:szCs w:val="36"/>
-        </w:rPr>
-        <w:t>selectedValue</w:t>
-      </w:r>
-      <w:proofErr w:type="spellEnd"/>
-      <w:r>
-        <w:rPr>
-          <w:b/>
-          <w:bCs/>
-          <w:color w:val="D86DCB" w:themeColor="accent5" w:themeTint="99"/>
-          <w:sz w:val="36"/>
-          <w:szCs w:val="36"/>
-        </w:rPr>
-        <w:t xml:space="preserve"> = color;</w:t>
-      </w:r>
-    </w:p>
-    <w:p>
-      <w:pPr>
-        <w:jc w:val="both"/>
-        <w:rPr>
-          <w:b/>
-          <w:bCs/>
-          <w:color w:val="D86DCB" w:themeColor="accent5" w:themeTint="99"/>
-          <w:sz w:val="36"/>
-          <w:szCs w:val="36"/>
-        </w:rPr>
-      </w:pPr>
-      <w:r>
-        <w:rPr>
-          <w:b/>
-          <w:bCs/>
-          <w:color w:val="D86DCB" w:themeColor="accent5" w:themeTint="99"/>
-          <w:sz w:val="36"/>
-          <w:szCs w:val="36"/>
-        </w:rPr>
-        <w:t xml:space="preserve">                  </w:t>
-      </w:r>
-      <w:proofErr w:type="spellStart"/>
-      <w:proofErr w:type="gramStart"/>
-      <w:r>
-        <w:rPr>
-          <w:b/>
-          <w:bCs/>
-          <w:color w:val="D86DCB" w:themeColor="accent5" w:themeTint="99"/>
-          <w:sz w:val="36"/>
-          <w:szCs w:val="36"/>
-        </w:rPr>
-        <w:t>widget.onChanged</w:t>
-      </w:r>
-      <w:proofErr w:type="spellEnd"/>
-      <w:proofErr w:type="gramEnd"/>
-      <w:r>
-        <w:rPr>
-          <w:b/>
-          <w:bCs/>
-          <w:color w:val="D86DCB" w:themeColor="accent5" w:themeTint="99"/>
-          <w:sz w:val="36"/>
-          <w:szCs w:val="36"/>
-        </w:rPr>
-        <w:t>(color);</w:t>
-      </w:r>
-    </w:p>
-    <w:p>
-      <w:pPr>
-        <w:jc w:val="both"/>
-        <w:rPr>
-          <w:b/>
-          <w:bCs/>
-          <w:color w:val="D86DCB" w:themeColor="accent5" w:themeTint="99"/>
-          <w:sz w:val="36"/>
-          <w:szCs w:val="36"/>
-        </w:rPr>
-      </w:pPr>
-      <w:r>
-        <w:rPr>
-          <w:b/>
-          <w:bCs/>
-          <w:color w:val="D86DCB" w:themeColor="accent5" w:themeTint="99"/>
-          <w:sz w:val="36"/>
-          <w:szCs w:val="36"/>
-        </w:rPr>
-        <w:t xml:space="preserve">                });</w:t>
-      </w:r>
-    </w:p>
-    <w:p>
-      <w:pPr>
-        <w:jc w:val="both"/>
-        <w:rPr>
-          <w:b/>
-          <w:bCs/>
-          <w:color w:val="D86DCB" w:themeColor="accent5" w:themeTint="99"/>
-          <w:sz w:val="36"/>
-          <w:szCs w:val="36"/>
-        </w:rPr>
-      </w:pPr>
-      <w:r>
-        <w:rPr>
-          <w:b/>
-          <w:bCs/>
-          <w:color w:val="D86DCB" w:themeColor="accent5" w:themeTint="99"/>
-          <w:sz w:val="36"/>
-          <w:szCs w:val="36"/>
-        </w:rPr>
-        <w:t xml:space="preserve">              },</w:t>
-      </w:r>
-    </w:p>
-    <w:p>
-      <w:pPr>
-        <w:jc w:val="both"/>
-        <w:rPr>
-          <w:b/>
-          <w:bCs/>
-          <w:color w:val="D86DCB" w:themeColor="accent5" w:themeTint="99"/>
-          <w:sz w:val="36"/>
-          <w:szCs w:val="36"/>
-        </w:rPr>
-      </w:pPr>
-      <w:r>
-        <w:rPr>
-          <w:b/>
-          <w:bCs/>
-          <w:color w:val="D86DCB" w:themeColor="accent5" w:themeTint="99"/>
-          <w:sz w:val="36"/>
-          <w:szCs w:val="36"/>
-        </w:rPr>
-        <w:t xml:space="preserve">              child: </w:t>
-      </w:r>
-      <w:proofErr w:type="gramStart"/>
-      <w:r>
-        <w:rPr>
-          <w:b/>
-          <w:bCs/>
-          <w:color w:val="D86DCB" w:themeColor="accent5" w:themeTint="99"/>
-          <w:sz w:val="36"/>
-          <w:szCs w:val="36"/>
-        </w:rPr>
-        <w:t>Container(</w:t>
-      </w:r>
-      <w:proofErr w:type="gramEnd"/>
-    </w:p>
-    <w:p>
-      <w:pPr>
-        <w:jc w:val="both"/>
-        <w:rPr>
-          <w:b/>
-          <w:bCs/>
-          <w:color w:val="D86DCB" w:themeColor="accent5" w:themeTint="99"/>
-          <w:sz w:val="36"/>
-          <w:szCs w:val="36"/>
-        </w:rPr>
-      </w:pPr>
-      <w:r>
-        <w:rPr>
-          <w:b/>
-          <w:bCs/>
-          <w:color w:val="D86DCB" w:themeColor="accent5" w:themeTint="99"/>
-          <w:sz w:val="36"/>
-          <w:szCs w:val="36"/>
-        </w:rPr>
-        <w:lastRenderedPageBreak/>
-        <w:t xml:space="preserve">                padding: const </w:t>
-      </w:r>
-      <w:proofErr w:type="spellStart"/>
-      <w:r>
-        <w:rPr>
-          <w:b/>
-          <w:bCs/>
-          <w:color w:val="D86DCB" w:themeColor="accent5" w:themeTint="99"/>
-          <w:sz w:val="36"/>
-          <w:szCs w:val="36"/>
-        </w:rPr>
-        <w:t>EdgeInsets.symmetric</w:t>
-      </w:r>
-      <w:proofErr w:type="spellEnd"/>
-      <w:r>
-        <w:rPr>
-          <w:b/>
-          <w:bCs/>
-          <w:color w:val="D86DCB" w:themeColor="accent5" w:themeTint="99"/>
-          <w:sz w:val="36"/>
-          <w:szCs w:val="36"/>
-        </w:rPr>
-        <w:t>(vertical: 8, horizontal: 16),</w:t>
-      </w:r>
-    </w:p>
-    <w:p>
-      <w:pPr>
-        <w:jc w:val="both"/>
-        <w:rPr>
-          <w:b/>
-          <w:bCs/>
-          <w:color w:val="D86DCB" w:themeColor="accent5" w:themeTint="99"/>
-          <w:sz w:val="36"/>
-          <w:szCs w:val="36"/>
-        </w:rPr>
-      </w:pPr>
-      <w:r>
-        <w:rPr>
-          <w:b/>
-          <w:bCs/>
-          <w:color w:val="D86DCB" w:themeColor="accent5" w:themeTint="99"/>
-          <w:sz w:val="36"/>
-          <w:szCs w:val="36"/>
-        </w:rPr>
-        <w:t xml:space="preserve">                margin: const </w:t>
-      </w:r>
-      <w:proofErr w:type="spellStart"/>
-      <w:r>
-        <w:rPr>
-          <w:b/>
-          <w:bCs/>
-          <w:color w:val="D86DCB" w:themeColor="accent5" w:themeTint="99"/>
-          <w:sz w:val="36"/>
-          <w:szCs w:val="36"/>
-        </w:rPr>
-        <w:t>EdgeInsets.symmetric</w:t>
-      </w:r>
-      <w:proofErr w:type="spellEnd"/>
-      <w:r>
-        <w:rPr>
-          <w:b/>
-          <w:bCs/>
-          <w:color w:val="D86DCB" w:themeColor="accent5" w:themeTint="99"/>
-          <w:sz w:val="36"/>
-          <w:szCs w:val="36"/>
-        </w:rPr>
-        <w:t>(horizontal: 8),</w:t>
-      </w:r>
-    </w:p>
-    <w:p>
-      <w:pPr>
-        <w:jc w:val="both"/>
-        <w:rPr>
-          <w:b/>
-          <w:bCs/>
-          <w:color w:val="D86DCB" w:themeColor="accent5" w:themeTint="99"/>
-          <w:sz w:val="36"/>
-          <w:szCs w:val="36"/>
-        </w:rPr>
-      </w:pPr>
-      <w:r>
-        <w:rPr>
-          <w:b/>
-          <w:bCs/>
-          <w:color w:val="D86DCB" w:themeColor="accent5" w:themeTint="99"/>
-          <w:sz w:val="36"/>
-          <w:szCs w:val="36"/>
-        </w:rPr>
-        <w:t xml:space="preserve">                decoration: </w:t>
-      </w:r>
-      <w:proofErr w:type="spellStart"/>
-      <w:proofErr w:type="gramStart"/>
-      <w:r>
-        <w:rPr>
-          <w:b/>
-          <w:bCs/>
-          <w:color w:val="D86DCB" w:themeColor="accent5" w:themeTint="99"/>
-          <w:sz w:val="36"/>
-          <w:szCs w:val="36"/>
-        </w:rPr>
-        <w:t>BoxDecoration</w:t>
-      </w:r>
-      <w:proofErr w:type="spellEnd"/>
-      <w:r>
-        <w:rPr>
-          <w:b/>
-          <w:bCs/>
-          <w:color w:val="D86DCB" w:themeColor="accent5" w:themeTint="99"/>
-          <w:sz w:val="36"/>
-          <w:szCs w:val="36"/>
-        </w:rPr>
-        <w:t>(</w:t>
-      </w:r>
-      <w:proofErr w:type="gramEnd"/>
-    </w:p>
-    <w:p>
-      <w:pPr>
-        <w:jc w:val="both"/>
-        <w:rPr>
-          <w:b/>
-          <w:bCs/>
-          <w:color w:val="D86DCB" w:themeColor="accent5" w:themeTint="99"/>
-          <w:sz w:val="36"/>
-          <w:szCs w:val="36"/>
-        </w:rPr>
-      </w:pPr>
-      <w:r>
-        <w:rPr>
-          <w:b/>
-          <w:bCs/>
-          <w:color w:val="D86DCB" w:themeColor="accent5" w:themeTint="99"/>
-          <w:sz w:val="36"/>
-          <w:szCs w:val="36"/>
-        </w:rPr>
-        <w:t xml:space="preserve">                  color: </w:t>
-      </w:r>
-      <w:proofErr w:type="spellStart"/>
-      <w:proofErr w:type="gramStart"/>
-      <w:r>
-        <w:rPr>
-          <w:b/>
-          <w:bCs/>
-          <w:color w:val="D86DCB" w:themeColor="accent5" w:themeTint="99"/>
-          <w:sz w:val="36"/>
-          <w:szCs w:val="36"/>
-        </w:rPr>
-        <w:t>isSelected</w:t>
-      </w:r>
-      <w:proofErr w:type="spellEnd"/>
-      <w:r>
-        <w:rPr>
-          <w:b/>
-          <w:bCs/>
-          <w:color w:val="D86DCB" w:themeColor="accent5" w:themeTint="99"/>
-          <w:sz w:val="36"/>
-          <w:szCs w:val="36"/>
-        </w:rPr>
-        <w:t xml:space="preserve"> ?</w:t>
-      </w:r>
-      <w:proofErr w:type="gramEnd"/>
-      <w:r>
-        <w:rPr>
-          <w:b/>
-          <w:bCs/>
-          <w:color w:val="D86DCB" w:themeColor="accent5" w:themeTint="99"/>
-          <w:sz w:val="36"/>
-          <w:szCs w:val="36"/>
-        </w:rPr>
-        <w:t xml:space="preserve"> </w:t>
-      </w:r>
-      <w:proofErr w:type="spellStart"/>
-      <w:proofErr w:type="gramStart"/>
-      <w:r>
-        <w:rPr>
-          <w:b/>
-          <w:bCs/>
-          <w:color w:val="D86DCB" w:themeColor="accent5" w:themeTint="99"/>
-          <w:sz w:val="36"/>
-          <w:szCs w:val="36"/>
-        </w:rPr>
-        <w:t>Colors.lightGreen</w:t>
-      </w:r>
-      <w:proofErr w:type="spellEnd"/>
-      <w:r>
-        <w:rPr>
-          <w:b/>
-          <w:bCs/>
-          <w:color w:val="D86DCB" w:themeColor="accent5" w:themeTint="99"/>
-          <w:sz w:val="36"/>
-          <w:szCs w:val="36"/>
-        </w:rPr>
-        <w:t xml:space="preserve"> :</w:t>
-      </w:r>
-      <w:proofErr w:type="gramEnd"/>
-      <w:r>
-        <w:rPr>
-          <w:b/>
-          <w:bCs/>
-          <w:color w:val="D86DCB" w:themeColor="accent5" w:themeTint="99"/>
-          <w:sz w:val="36"/>
-          <w:szCs w:val="36"/>
-        </w:rPr>
-        <w:t xml:space="preserve"> </w:t>
-      </w:r>
-      <w:proofErr w:type="spellStart"/>
-      <w:r>
-        <w:rPr>
-          <w:b/>
-          <w:bCs/>
-          <w:color w:val="D86DCB" w:themeColor="accent5" w:themeTint="99"/>
-          <w:sz w:val="36"/>
-          <w:szCs w:val="36"/>
-        </w:rPr>
-        <w:t>Colors.transparent</w:t>
-      </w:r>
-      <w:proofErr w:type="spellEnd"/>
-      <w:r>
-        <w:rPr>
-          <w:b/>
-          <w:bCs/>
-          <w:color w:val="D86DCB" w:themeColor="accent5" w:themeTint="99"/>
-          <w:sz w:val="36"/>
-          <w:szCs w:val="36"/>
-        </w:rPr>
-        <w:t>,</w:t>
-      </w:r>
-    </w:p>
-    <w:p>
-      <w:pPr>
-        <w:jc w:val="both"/>
-        <w:rPr>
-          <w:b/>
-          <w:bCs/>
-          <w:color w:val="D86DCB" w:themeColor="accent5" w:themeTint="99"/>
-          <w:sz w:val="36"/>
-          <w:szCs w:val="36"/>
-        </w:rPr>
-      </w:pPr>
-      <w:r>
-        <w:rPr>
-          <w:b/>
-          <w:bCs/>
-          <w:color w:val="D86DCB" w:themeColor="accent5" w:themeTint="99"/>
-          <w:sz w:val="36"/>
-          <w:szCs w:val="36"/>
-        </w:rPr>
-        <w:t xml:space="preserve">                  </w:t>
-      </w:r>
-      <w:proofErr w:type="spellStart"/>
-      <w:r>
-        <w:rPr>
-          <w:b/>
-          <w:bCs/>
-          <w:color w:val="D86DCB" w:themeColor="accent5" w:themeTint="99"/>
-          <w:sz w:val="36"/>
-          <w:szCs w:val="36"/>
-        </w:rPr>
-        <w:t>borderRadius</w:t>
-      </w:r>
-      <w:proofErr w:type="spellEnd"/>
-      <w:r>
-        <w:rPr>
-          <w:b/>
-          <w:bCs/>
-          <w:color w:val="D86DCB" w:themeColor="accent5" w:themeTint="99"/>
-          <w:sz w:val="36"/>
-          <w:szCs w:val="36"/>
-        </w:rPr>
-        <w:t xml:space="preserve">: </w:t>
-      </w:r>
-      <w:proofErr w:type="spellStart"/>
-      <w:r>
-        <w:rPr>
-          <w:b/>
-          <w:bCs/>
-          <w:color w:val="D86DCB" w:themeColor="accent5" w:themeTint="99"/>
-          <w:sz w:val="36"/>
-          <w:szCs w:val="36"/>
-        </w:rPr>
-        <w:t>BorderRadius.circular</w:t>
-      </w:r>
-      <w:proofErr w:type="spellEnd"/>
-      <w:r>
-        <w:rPr>
-          <w:b/>
-          <w:bCs/>
-          <w:color w:val="D86DCB" w:themeColor="accent5" w:themeTint="99"/>
-          <w:sz w:val="36"/>
-          <w:szCs w:val="36"/>
-        </w:rPr>
-        <w:t>(6),</w:t>
-      </w:r>
-    </w:p>
-    <w:p>
-      <w:pPr>
-        <w:jc w:val="both"/>
-        <w:rPr>
-          <w:b/>
-          <w:bCs/>
-          <w:color w:val="D86DCB" w:themeColor="accent5" w:themeTint="99"/>
-          <w:sz w:val="36"/>
-          <w:szCs w:val="36"/>
-        </w:rPr>
-      </w:pPr>
-      <w:r>
-        <w:rPr>
-          <w:b/>
-          <w:bCs/>
-          <w:color w:val="D86DCB" w:themeColor="accent5" w:themeTint="99"/>
-          <w:sz w:val="36"/>
-          <w:szCs w:val="36"/>
-        </w:rPr>
-        <w:t xml:space="preserve">                  border: </w:t>
-      </w:r>
-      <w:proofErr w:type="spellStart"/>
-      <w:proofErr w:type="gramStart"/>
-      <w:r>
-        <w:rPr>
-          <w:b/>
-          <w:bCs/>
-          <w:color w:val="D86DCB" w:themeColor="accent5" w:themeTint="99"/>
-          <w:sz w:val="36"/>
-          <w:szCs w:val="36"/>
-        </w:rPr>
-        <w:t>Border.all</w:t>
-      </w:r>
-      <w:proofErr w:type="spellEnd"/>
-      <w:r>
-        <w:rPr>
-          <w:b/>
-          <w:bCs/>
-          <w:color w:val="D86DCB" w:themeColor="accent5" w:themeTint="99"/>
-          <w:sz w:val="36"/>
-          <w:szCs w:val="36"/>
-        </w:rPr>
-        <w:t>(</w:t>
-      </w:r>
-      <w:proofErr w:type="gramEnd"/>
-      <w:r>
-        <w:rPr>
-          <w:b/>
-          <w:bCs/>
-          <w:color w:val="D86DCB" w:themeColor="accent5" w:themeTint="99"/>
-          <w:sz w:val="36"/>
-          <w:szCs w:val="36"/>
-        </w:rPr>
-        <w:t>color: Colors.grey),</w:t>
-      </w:r>
-    </w:p>
-    <w:p>
-      <w:pPr>
-        <w:jc w:val="both"/>
-        <w:rPr>
-          <w:b/>
-          <w:bCs/>
-          <w:color w:val="D86DCB" w:themeColor="accent5" w:themeTint="99"/>
-          <w:sz w:val="36"/>
-          <w:szCs w:val="36"/>
-        </w:rPr>
-      </w:pPr>
-      <w:r>
-        <w:rPr>
-          <w:b/>
-          <w:bCs/>
-          <w:color w:val="D86DCB" w:themeColor="accent5" w:themeTint="99"/>
-          <w:sz w:val="36"/>
-          <w:szCs w:val="36"/>
-        </w:rPr>
-        <w:t xml:space="preserve">                ),</w:t>
-      </w:r>
-    </w:p>
-    <w:p>
-      <w:pPr>
-        <w:jc w:val="both"/>
-        <w:rPr>
-          <w:b/>
-          <w:bCs/>
-          <w:color w:val="D86DCB" w:themeColor="accent5" w:themeTint="99"/>
-          <w:sz w:val="36"/>
-          <w:szCs w:val="36"/>
-        </w:rPr>
-      </w:pPr>
-      <w:r>
-        <w:rPr>
-          <w:b/>
-          <w:bCs/>
-          <w:color w:val="D86DCB" w:themeColor="accent5" w:themeTint="99"/>
-          <w:sz w:val="36"/>
-          <w:szCs w:val="36"/>
-        </w:rPr>
-        <w:t xml:space="preserve">                child: Text(</w:t>
-      </w:r>
-      <w:proofErr w:type="spellStart"/>
-      <w:proofErr w:type="gramStart"/>
-      <w:r>
-        <w:rPr>
-          <w:b/>
-          <w:bCs/>
-          <w:color w:val="D86DCB" w:themeColor="accent5" w:themeTint="99"/>
-          <w:sz w:val="36"/>
-          <w:szCs w:val="36"/>
-        </w:rPr>
-        <w:t>widget.colors</w:t>
-      </w:r>
-      <w:proofErr w:type="spellEnd"/>
-      <w:proofErr w:type="gramEnd"/>
-      <w:r>
-        <w:rPr>
-          <w:b/>
-          <w:bCs/>
-          <w:color w:val="D86DCB" w:themeColor="accent5" w:themeTint="99"/>
-          <w:sz w:val="36"/>
-          <w:szCs w:val="36"/>
-        </w:rPr>
-        <w:t xml:space="preserve">[index], style: </w:t>
-      </w:r>
-      <w:proofErr w:type="spellStart"/>
-      <w:r>
-        <w:rPr>
-          <w:b/>
-          <w:bCs/>
-          <w:color w:val="D86DCB" w:themeColor="accent5" w:themeTint="99"/>
-          <w:sz w:val="36"/>
-          <w:szCs w:val="36"/>
-        </w:rPr>
-        <w:t>TextStyle</w:t>
-      </w:r>
-      <w:proofErr w:type="spellEnd"/>
-      <w:r>
-        <w:rPr>
-          <w:b/>
-          <w:bCs/>
-          <w:color w:val="D86DCB" w:themeColor="accent5" w:themeTint="99"/>
-          <w:sz w:val="36"/>
-          <w:szCs w:val="36"/>
-        </w:rPr>
-        <w:t xml:space="preserve">(color: </w:t>
-      </w:r>
-      <w:proofErr w:type="spellStart"/>
-      <w:r>
-        <w:rPr>
-          <w:b/>
-          <w:bCs/>
-          <w:color w:val="D86DCB" w:themeColor="accent5" w:themeTint="99"/>
-          <w:sz w:val="36"/>
-          <w:szCs w:val="36"/>
-        </w:rPr>
-        <w:t>isSelected</w:t>
-      </w:r>
-      <w:proofErr w:type="spellEnd"/>
-      <w:r>
-        <w:rPr>
-          <w:b/>
-          <w:bCs/>
-          <w:color w:val="D86DCB" w:themeColor="accent5" w:themeTint="99"/>
-          <w:sz w:val="36"/>
-          <w:szCs w:val="36"/>
-        </w:rPr>
-        <w:t xml:space="preserve"> ? </w:t>
-      </w:r>
-      <w:proofErr w:type="spellStart"/>
-      <w:proofErr w:type="gramStart"/>
-      <w:r>
-        <w:rPr>
-          <w:b/>
-          <w:bCs/>
-          <w:color w:val="D86DCB" w:themeColor="accent5" w:themeTint="99"/>
-          <w:sz w:val="36"/>
-          <w:szCs w:val="36"/>
-        </w:rPr>
-        <w:t>Colors.white</w:t>
-      </w:r>
-      <w:proofErr w:type="spellEnd"/>
-      <w:r>
-        <w:rPr>
-          <w:b/>
-          <w:bCs/>
-          <w:color w:val="D86DCB" w:themeColor="accent5" w:themeTint="99"/>
-          <w:sz w:val="36"/>
-          <w:szCs w:val="36"/>
-        </w:rPr>
-        <w:t xml:space="preserve"> :</w:t>
-      </w:r>
-      <w:proofErr w:type="gramEnd"/>
-      <w:r>
-        <w:rPr>
-          <w:b/>
-          <w:bCs/>
-          <w:color w:val="D86DCB" w:themeColor="accent5" w:themeTint="99"/>
-          <w:sz w:val="36"/>
-          <w:szCs w:val="36"/>
-        </w:rPr>
-        <w:t xml:space="preserve"> </w:t>
-      </w:r>
-      <w:proofErr w:type="spellStart"/>
-      <w:r>
-        <w:rPr>
-          <w:b/>
-          <w:bCs/>
-          <w:color w:val="D86DCB" w:themeColor="accent5" w:themeTint="99"/>
-          <w:sz w:val="36"/>
-          <w:szCs w:val="36"/>
-        </w:rPr>
-        <w:t>Colors.black</w:t>
-      </w:r>
-      <w:proofErr w:type="spellEnd"/>
-      <w:r>
-        <w:rPr>
-          <w:b/>
-          <w:bCs/>
-          <w:color w:val="D86DCB" w:themeColor="accent5" w:themeTint="99"/>
-          <w:sz w:val="36"/>
-          <w:szCs w:val="36"/>
-        </w:rPr>
-        <w:t>)),</w:t>
-      </w:r>
-    </w:p>
-    <w:p>
-      <w:pPr>
-        <w:jc w:val="both"/>
-        <w:rPr>
-          <w:b/>
-          <w:bCs/>
-          <w:color w:val="D86DCB" w:themeColor="accent5" w:themeTint="99"/>
-          <w:sz w:val="36"/>
-          <w:szCs w:val="36"/>
-        </w:rPr>
-      </w:pPr>
-      <w:r>
-        <w:rPr>
-          <w:b/>
-          <w:bCs/>
-          <w:color w:val="D86DCB" w:themeColor="accent5" w:themeTint="99"/>
-          <w:sz w:val="36"/>
-          <w:szCs w:val="36"/>
-        </w:rPr>
-        <w:t xml:space="preserve">              …</w:t>
-      </w:r>
-    </w:p>
-    <w:p>
-      <w:pPr>
-        <w:jc w:val="both"/>
-        <w:rPr>
-          <w:b/>
-          <w:bCs/>
-          <w:color w:val="D86DCB" w:themeColor="accent5" w:themeTint="99"/>
-          <w:sz w:val="36"/>
-          <w:szCs w:val="36"/>
-        </w:rPr>
-      </w:pPr>
-      <w:r>
-        <w:rPr>
-          <w:b/>
-          <w:bCs/>
-          <w:color w:val="D86DCB" w:themeColor="accent5" w:themeTint="99"/>
-          <w:sz w:val="36"/>
-          <w:szCs w:val="36"/>
-        </w:rPr>
-        <w:t>}</w:t>
-      </w:r>
-    </w:p>
-    <w:p>
-      <w:pPr>
-        <w:jc w:val="both"/>
-        <w:rPr>
-          <w:sz w:val="36"/>
-          <w:szCs w:val="36"/>
-        </w:rPr>
-      </w:pPr>
-      <w:r>
-        <w:rPr>
-          <w:b/>
-          <w:bCs/>
-          <w:sz w:val="36"/>
-          <w:szCs w:val="36"/>
-        </w:rPr>
-        <w:t>NOTE:</w:t>
-      </w:r>
-      <w:r>
-        <w:rPr>
-          <w:sz w:val="36"/>
-          <w:szCs w:val="36"/>
-        </w:rPr>
-        <w:t xml:space="preserve"> We can use </w:t>
-      </w:r>
-      <w:proofErr w:type="spellStart"/>
-      <w:r>
-        <w:rPr>
-          <w:b/>
-          <w:bCs/>
-          <w:sz w:val="36"/>
-          <w:szCs w:val="36"/>
-        </w:rPr>
-        <w:t>List.generate</w:t>
-      </w:r>
-      <w:proofErr w:type="spellEnd"/>
-      <w:r>
-        <w:rPr>
-          <w:b/>
-          <w:bCs/>
-          <w:sz w:val="36"/>
-          <w:szCs w:val="36"/>
-        </w:rPr>
-        <w:t>(…)</w:t>
-      </w:r>
-      <w:r>
-        <w:rPr>
-          <w:sz w:val="36"/>
-          <w:szCs w:val="36"/>
-        </w:rPr>
-        <w:t xml:space="preserve"> instead of </w:t>
-      </w:r>
-      <w:proofErr w:type="spellStart"/>
-      <w:r>
-        <w:rPr>
-          <w:b/>
-          <w:bCs/>
-          <w:sz w:val="36"/>
-          <w:szCs w:val="36"/>
-        </w:rPr>
-        <w:t>ListView.builder</w:t>
-      </w:r>
-      <w:proofErr w:type="spellEnd"/>
-      <w:r>
-        <w:rPr>
-          <w:sz w:val="36"/>
-          <w:szCs w:val="36"/>
-        </w:rPr>
-        <w:t xml:space="preserve"> if we have a really short list of items (Because we don’t need to scroll). We can also use </w:t>
-      </w:r>
-      <w:proofErr w:type="spellStart"/>
-      <w:r>
-        <w:rPr>
-          <w:b/>
-          <w:bCs/>
-          <w:sz w:val="36"/>
-          <w:szCs w:val="36"/>
-        </w:rPr>
-        <w:t>ValueNotifier</w:t>
-      </w:r>
-      <w:proofErr w:type="spellEnd"/>
-      <w:r>
-        <w:rPr>
-          <w:b/>
-          <w:bCs/>
-          <w:sz w:val="36"/>
-          <w:szCs w:val="36"/>
-        </w:rPr>
-        <w:t>&lt;T&gt;</w:t>
-      </w:r>
-      <w:r>
-        <w:rPr>
-          <w:sz w:val="36"/>
-          <w:szCs w:val="36"/>
-        </w:rPr>
-        <w:t xml:space="preserve"> instead of </w:t>
-      </w:r>
-      <w:proofErr w:type="spellStart"/>
-      <w:proofErr w:type="gramStart"/>
-      <w:r>
-        <w:rPr>
-          <w:b/>
-          <w:bCs/>
-          <w:sz w:val="36"/>
-          <w:szCs w:val="36"/>
-        </w:rPr>
-        <w:t>setState</w:t>
-      </w:r>
-      <w:proofErr w:type="spellEnd"/>
-      <w:r>
-        <w:rPr>
-          <w:b/>
-          <w:bCs/>
-          <w:sz w:val="36"/>
-          <w:szCs w:val="36"/>
-        </w:rPr>
-        <w:t>(</w:t>
-      </w:r>
-      <w:proofErr w:type="gramEnd"/>
-      <w:r>
-        <w:rPr>
-          <w:b/>
-          <w:bCs/>
-          <w:sz w:val="36"/>
-          <w:szCs w:val="36"/>
-        </w:rPr>
-        <w:t>)</w:t>
-      </w:r>
-      <w:r>
-        <w:rPr>
-          <w:sz w:val="36"/>
-          <w:szCs w:val="36"/>
-        </w:rPr>
-        <w:t>, just make sure to use</w:t>
-      </w:r>
-      <w:r>
-        <w:rPr>
-          <w:b/>
-          <w:bCs/>
-          <w:sz w:val="36"/>
-          <w:szCs w:val="36"/>
-        </w:rPr>
-        <w:t xml:space="preserve"> </w:t>
-      </w:r>
-      <w:proofErr w:type="spellStart"/>
-      <w:r>
-        <w:rPr>
-          <w:b/>
-          <w:bCs/>
-          <w:sz w:val="36"/>
-          <w:szCs w:val="36"/>
-        </w:rPr>
-        <w:t>StatefulWidget</w:t>
-      </w:r>
-      <w:proofErr w:type="spellEnd"/>
-      <w:r>
-        <w:rPr>
-          <w:sz w:val="36"/>
-          <w:szCs w:val="36"/>
-        </w:rPr>
-        <w:t xml:space="preserve"> to initialize in</w:t>
-      </w:r>
-      <w:r>
-        <w:rPr>
-          <w:b/>
-          <w:bCs/>
-          <w:sz w:val="36"/>
-          <w:szCs w:val="36"/>
-        </w:rPr>
-        <w:t xml:space="preserve"> </w:t>
-      </w:r>
-      <w:proofErr w:type="spellStart"/>
-      <w:r>
-        <w:rPr>
-          <w:b/>
-          <w:bCs/>
-          <w:sz w:val="36"/>
-          <w:szCs w:val="36"/>
-        </w:rPr>
-        <w:t>ValueNotifier</w:t>
-      </w:r>
-      <w:proofErr w:type="spellEnd"/>
-      <w:r>
-        <w:rPr>
-          <w:sz w:val="36"/>
-          <w:szCs w:val="36"/>
-        </w:rPr>
-        <w:t xml:space="preserve"> in</w:t>
-      </w:r>
-      <w:r>
-        <w:rPr>
-          <w:b/>
-          <w:bCs/>
-          <w:sz w:val="36"/>
-          <w:szCs w:val="36"/>
-        </w:rPr>
-        <w:t xml:space="preserve"> </w:t>
-      </w:r>
-      <w:proofErr w:type="spellStart"/>
-      <w:r>
-        <w:rPr>
-          <w:b/>
-          <w:bCs/>
-          <w:sz w:val="36"/>
-          <w:szCs w:val="36"/>
-        </w:rPr>
-        <w:t>initState</w:t>
-      </w:r>
-      <w:proofErr w:type="spellEnd"/>
-      <w:r>
-        <w:rPr>
-          <w:b/>
-          <w:bCs/>
-          <w:sz w:val="36"/>
-          <w:szCs w:val="36"/>
-        </w:rPr>
-        <w:t xml:space="preserve"> </w:t>
-      </w:r>
-      <w:r>
-        <w:rPr>
-          <w:sz w:val="36"/>
-          <w:szCs w:val="36"/>
-        </w:rPr>
-        <w:t>and dispose it</w:t>
-      </w:r>
-    </w:p>
-    <w:p>
-      <w:pPr>
-        <w:jc w:val="both"/>
-        <w:rPr>
-          <w:sz w:val="36"/>
-          <w:szCs w:val="36"/>
-        </w:rPr>
-      </w:pPr>
-    </w:p>
-    <w:p>
-      <w:pPr>
-        <w:jc w:val="both"/>
-        <w:rPr>
-          <w:b/>
-          <w:bCs/>
-          <w:sz w:val="36"/>
-          <w:szCs w:val="36"/>
-        </w:rPr>
-      </w:pPr>
-      <w:r>
-        <w:rPr>
-          <w:b/>
-          <w:bCs/>
-          <w:sz w:val="36"/>
-          <w:szCs w:val="36"/>
-        </w:rPr>
-        <w:t xml:space="preserve">Platform Specific Asset Building (In </w:t>
-      </w:r>
-      <w:proofErr w:type="spellStart"/>
-      <w:proofErr w:type="gramStart"/>
-      <w:r>
-        <w:rPr>
-          <w:b/>
-          <w:bCs/>
-          <w:sz w:val="36"/>
-          <w:szCs w:val="36"/>
-        </w:rPr>
-        <w:t>pusec.yaml</w:t>
-      </w:r>
-      <w:proofErr w:type="spellEnd"/>
-      <w:proofErr w:type="gramEnd"/>
-      <w:r>
-        <w:rPr>
-          <w:b/>
-          <w:bCs/>
           <w:sz w:val="36"/>
           <w:szCs w:val="36"/>
         </w:rPr>
@@ -13417,7 +13698,6 @@
           <w:sz w:val="36"/>
           <w:szCs w:val="36"/>
         </w:rPr>
-        <w:lastRenderedPageBreak/>
         <w:t xml:space="preserve"># See f7 build </w:t>
       </w:r>
       <w:proofErr w:type="spellStart"/>
@@ -13757,6 +14037,7 @@
           <w:sz w:val="36"/>
           <w:szCs w:val="36"/>
         </w:rPr>
+        <w:lastRenderedPageBreak/>
         <w:t>Flatten widget trees – avoid deep nesting to reduce overdraw.</w:t>
       </w:r>
     </w:p>
@@ -13925,7 +14206,6 @@
           <w:sz w:val="36"/>
           <w:szCs w:val="36"/>
         </w:rPr>
-        <w:lastRenderedPageBreak/>
         <w:t xml:space="preserve">Profile your app – always check memory, rebuilds, and FPS with Flutter </w:t>
       </w:r>
       <w:proofErr w:type="spellStart"/>
@@ -14183,6 +14463,7 @@
           <w:sz w:val="36"/>
           <w:szCs w:val="36"/>
         </w:rPr>
+        <w:lastRenderedPageBreak/>
         <w:t xml:space="preserve"># </w:t>
       </w:r>
       <w:r>
@@ -14317,7 +14598,6 @@
           <w:sz w:val="36"/>
           <w:szCs w:val="36"/>
         </w:rPr>
-        <w:lastRenderedPageBreak/>
         <w:t># Generate A</w:t>
       </w:r>
       <w:r>
@@ -14550,6 +14830,7 @@
           <w:sz w:val="36"/>
           <w:szCs w:val="36"/>
         </w:rPr>
+        <w:lastRenderedPageBreak/>
         <w:t># It also lets us:</w:t>
       </w:r>
     </w:p>
@@ -14830,7 +15111,6 @@
           <w:sz w:val="36"/>
           <w:szCs w:val="36"/>
         </w:rPr>
-        <w:lastRenderedPageBreak/>
         <w:t xml:space="preserve">Package selection, where we can select popular and common necessary packages like </w:t>
       </w:r>
       <w:proofErr w:type="spellStart"/>

--- a/flutter more documents/f20_flutter_extras_of_basic.docx
+++ b/flutter more documents/f20_flutter_extras_of_basic.docx
@@ -10144,6 +10144,1159 @@
           <w:sz w:val="36"/>
           <w:szCs w:val="36"/>
         </w:rPr>
+        <w:t>Part, Part of and Export in Flutter (imports):</w:t>
+      </w:r>
+    </w:p>
+    <w:p>
+      <w:pPr>
+        <w:jc w:val="both"/>
+        <w:rPr>
+          <w:sz w:val="36"/>
+          <w:szCs w:val="36"/>
+        </w:rPr>
+      </w:pPr>
+      <w:r>
+        <w:rPr>
+          <w:sz w:val="36"/>
+          <w:szCs w:val="36"/>
+        </w:rPr>
+        <w:t xml:space="preserve"># </w:t>
+      </w:r>
+      <w:r>
+        <w:rPr>
+          <w:b/>
+          <w:bCs/>
+          <w:sz w:val="36"/>
+          <w:szCs w:val="36"/>
+        </w:rPr>
+        <w:t>part '</w:t>
+      </w:r>
+      <w:r>
+        <w:rPr>
+          <w:b/>
+          <w:bCs/>
+          <w:sz w:val="36"/>
+          <w:szCs w:val="36"/>
+        </w:rPr>
+        <w:t>…</w:t>
+      </w:r>
+      <w:r>
+        <w:rPr>
+          <w:b/>
+          <w:bCs/>
+          <w:sz w:val="36"/>
+          <w:szCs w:val="36"/>
+        </w:rPr>
+        <w:t>'</w:t>
+      </w:r>
+      <w:r>
+        <w:rPr>
+          <w:sz w:val="36"/>
+          <w:szCs w:val="36"/>
+        </w:rPr>
+        <w:t xml:space="preserve"> and </w:t>
+      </w:r>
+      <w:r>
+        <w:rPr>
+          <w:b/>
+          <w:bCs/>
+          <w:sz w:val="36"/>
+          <w:szCs w:val="36"/>
+        </w:rPr>
+        <w:t>part of '</w:t>
+      </w:r>
+      <w:r>
+        <w:rPr>
+          <w:b/>
+          <w:bCs/>
+          <w:sz w:val="36"/>
+          <w:szCs w:val="36"/>
+        </w:rPr>
+        <w:t>…</w:t>
+      </w:r>
+      <w:r>
+        <w:rPr>
+          <w:b/>
+          <w:bCs/>
+          <w:sz w:val="36"/>
+          <w:szCs w:val="36"/>
+        </w:rPr>
+        <w:t>'</w:t>
+      </w:r>
+      <w:r>
+        <w:rPr>
+          <w:b/>
+          <w:bCs/>
+          <w:sz w:val="36"/>
+          <w:szCs w:val="36"/>
+        </w:rPr>
+        <w:t xml:space="preserve"> </w:t>
+      </w:r>
+      <w:r>
+        <w:rPr>
+          <w:sz w:val="36"/>
+          <w:szCs w:val="36"/>
+        </w:rPr>
+        <w:t>are specifically used to split a single library into multiple files (making them effectively the same file).</w:t>
+      </w:r>
+    </w:p>
+    <w:p>
+      <w:pPr>
+        <w:jc w:val="both"/>
+        <w:rPr>
+          <w:sz w:val="36"/>
+          <w:szCs w:val="36"/>
+        </w:rPr>
+      </w:pPr>
+      <w:r>
+        <w:rPr>
+          <w:sz w:val="36"/>
+          <w:szCs w:val="36"/>
+        </w:rPr>
+        <w:t xml:space="preserve"># BUT, using them across different layers like domain and data is generally discouraged because it breaks the separation </w:t>
+      </w:r>
+      <w:r>
+        <w:rPr>
+          <w:sz w:val="36"/>
+          <w:szCs w:val="36"/>
+        </w:rPr>
+        <w:t>between our business logic (Entity) and data logic (Model)</w:t>
+      </w:r>
+      <w:r>
+        <w:rPr>
+          <w:sz w:val="36"/>
+          <w:szCs w:val="36"/>
+        </w:rPr>
+        <w:t>. Use</w:t>
+      </w:r>
+      <w:r>
+        <w:rPr>
+          <w:b/>
+          <w:bCs/>
+          <w:sz w:val="36"/>
+          <w:szCs w:val="36"/>
+        </w:rPr>
+        <w:t xml:space="preserve"> export</w:t>
+      </w:r>
+      <w:r>
+        <w:rPr>
+          <w:sz w:val="36"/>
+          <w:szCs w:val="36"/>
+        </w:rPr>
+        <w:t xml:space="preserve"> instead.</w:t>
+      </w:r>
+    </w:p>
+    <w:p>
+      <w:pPr>
+        <w:jc w:val="both"/>
+        <w:rPr>
+          <w:sz w:val="36"/>
+          <w:szCs w:val="36"/>
+        </w:rPr>
+      </w:pPr>
+      <w:r>
+        <w:rPr>
+          <w:sz w:val="36"/>
+          <w:szCs w:val="36"/>
+        </w:rPr>
+        <w:t xml:space="preserve"># It’s used when we need to class like </w:t>
+      </w:r>
+      <w:proofErr w:type="spellStart"/>
+      <w:r>
+        <w:rPr>
+          <w:b/>
+          <w:bCs/>
+          <w:sz w:val="36"/>
+          <w:szCs w:val="36"/>
+        </w:rPr>
+        <w:t>DataModel</w:t>
+      </w:r>
+      <w:proofErr w:type="spellEnd"/>
+      <w:r>
+        <w:rPr>
+          <w:b/>
+          <w:bCs/>
+          <w:sz w:val="36"/>
+          <w:szCs w:val="36"/>
+        </w:rPr>
+        <w:t xml:space="preserve"> </w:t>
+      </w:r>
+      <w:r>
+        <w:rPr>
+          <w:sz w:val="36"/>
+          <w:szCs w:val="36"/>
+        </w:rPr>
+        <w:t xml:space="preserve">(inherits entity) and </w:t>
+      </w:r>
+      <w:proofErr w:type="spellStart"/>
+      <w:r>
+        <w:rPr>
+          <w:b/>
+          <w:bCs/>
+          <w:sz w:val="36"/>
+          <w:szCs w:val="36"/>
+        </w:rPr>
+        <w:t>DataEntity</w:t>
+      </w:r>
+      <w:proofErr w:type="spellEnd"/>
+      <w:r>
+        <w:rPr>
+          <w:sz w:val="36"/>
+          <w:szCs w:val="36"/>
+        </w:rPr>
+        <w:t xml:space="preserve"> or something at once so instead importing twice we import once</w:t>
+      </w:r>
+    </w:p>
+    <w:p>
+      <w:pPr>
+        <w:jc w:val="both"/>
+        <w:rPr>
+          <w:sz w:val="36"/>
+          <w:szCs w:val="36"/>
+        </w:rPr>
+      </w:pPr>
+      <w:r>
+        <w:rPr>
+          <w:sz w:val="36"/>
+          <w:szCs w:val="36"/>
+        </w:rPr>
+        <w:t xml:space="preserve"># </w:t>
+      </w:r>
+      <w:r>
+        <w:rPr>
+          <w:sz w:val="36"/>
+          <w:szCs w:val="36"/>
+        </w:rPr>
+        <w:t xml:space="preserve">Note that </w:t>
+      </w:r>
+      <w:r>
+        <w:rPr>
+          <w:b/>
+          <w:bCs/>
+          <w:sz w:val="36"/>
+          <w:szCs w:val="36"/>
+        </w:rPr>
+        <w:t>part of</w:t>
+      </w:r>
+      <w:r>
+        <w:rPr>
+          <w:sz w:val="36"/>
+          <w:szCs w:val="36"/>
+        </w:rPr>
+        <w:t xml:space="preserve"> files cannot have their own imports; all imports must move to the</w:t>
+      </w:r>
+      <w:r>
+        <w:rPr>
+          <w:sz w:val="36"/>
+          <w:szCs w:val="36"/>
+        </w:rPr>
+        <w:t xml:space="preserve"> main </w:t>
+      </w:r>
+      <w:r>
+        <w:rPr>
+          <w:sz w:val="36"/>
+          <w:szCs w:val="36"/>
+        </w:rPr>
+        <w:t>file</w:t>
+      </w:r>
+      <w:r>
+        <w:rPr>
+          <w:sz w:val="36"/>
+          <w:szCs w:val="36"/>
+        </w:rPr>
+        <w:t xml:space="preserve"> (where </w:t>
+      </w:r>
+      <w:r>
+        <w:rPr>
+          <w:b/>
+          <w:bCs/>
+          <w:sz w:val="36"/>
+          <w:szCs w:val="36"/>
+        </w:rPr>
+        <w:t xml:space="preserve">part </w:t>
+      </w:r>
+      <w:r>
+        <w:rPr>
+          <w:sz w:val="36"/>
+          <w:szCs w:val="36"/>
+        </w:rPr>
+        <w:t>is written)</w:t>
+      </w:r>
+      <w:r>
+        <w:rPr>
+          <w:sz w:val="36"/>
+          <w:szCs w:val="36"/>
+        </w:rPr>
+        <w:t>.</w:t>
+      </w:r>
+    </w:p>
+    <w:p>
+      <w:pPr>
+        <w:jc w:val="both"/>
+        <w:rPr>
+          <w:sz w:val="36"/>
+          <w:szCs w:val="36"/>
+        </w:rPr>
+      </w:pPr>
+      <w:r>
+        <w:rPr>
+          <w:sz w:val="36"/>
+          <w:szCs w:val="36"/>
+        </w:rPr>
+        <w:t># Like this in main file (model)</w:t>
+      </w:r>
+    </w:p>
+    <w:p>
+      <w:pPr>
+        <w:jc w:val="both"/>
+        <w:rPr>
+          <w:b/>
+          <w:bCs/>
+          <w:color w:val="D86DCB" w:themeColor="accent5" w:themeTint="99"/>
+          <w:sz w:val="36"/>
+          <w:szCs w:val="36"/>
+        </w:rPr>
+      </w:pPr>
+      <w:r>
+        <w:rPr>
+          <w:b/>
+          <w:bCs/>
+          <w:color w:val="D86DCB" w:themeColor="accent5" w:themeTint="99"/>
+          <w:sz w:val="36"/>
+          <w:szCs w:val="36"/>
+        </w:rPr>
+        <w:lastRenderedPageBreak/>
+        <w:t>import '</w:t>
+      </w:r>
+      <w:proofErr w:type="spellStart"/>
+      <w:proofErr w:type="gramStart"/>
+      <w:r>
+        <w:rPr>
+          <w:b/>
+          <w:bCs/>
+          <w:color w:val="D86DCB" w:themeColor="accent5" w:themeTint="99"/>
+          <w:sz w:val="36"/>
+          <w:szCs w:val="36"/>
+        </w:rPr>
+        <w:t>package:flutter</w:t>
+      </w:r>
+      <w:proofErr w:type="spellEnd"/>
+      <w:r>
+        <w:rPr>
+          <w:b/>
+          <w:bCs/>
+          <w:color w:val="D86DCB" w:themeColor="accent5" w:themeTint="99"/>
+          <w:sz w:val="36"/>
+          <w:szCs w:val="36"/>
+        </w:rPr>
+        <w:t>/</w:t>
+      </w:r>
+      <w:proofErr w:type="spellStart"/>
+      <w:r>
+        <w:rPr>
+          <w:b/>
+          <w:bCs/>
+          <w:color w:val="D86DCB" w:themeColor="accent5" w:themeTint="99"/>
+          <w:sz w:val="36"/>
+          <w:szCs w:val="36"/>
+        </w:rPr>
+        <w:t>material.dart</w:t>
+      </w:r>
+      <w:proofErr w:type="spellEnd"/>
+      <w:proofErr w:type="gramEnd"/>
+      <w:r>
+        <w:rPr>
+          <w:b/>
+          <w:bCs/>
+          <w:color w:val="D86DCB" w:themeColor="accent5" w:themeTint="99"/>
+          <w:sz w:val="36"/>
+          <w:szCs w:val="36"/>
+        </w:rPr>
+        <w:t>';</w:t>
+      </w:r>
+    </w:p>
+    <w:p>
+      <w:pPr>
+        <w:jc w:val="both"/>
+        <w:rPr>
+          <w:b/>
+          <w:bCs/>
+          <w:color w:val="D86DCB" w:themeColor="accent5" w:themeTint="99"/>
+          <w:sz w:val="36"/>
+          <w:szCs w:val="36"/>
+        </w:rPr>
+      </w:pPr>
+      <w:r>
+        <w:rPr>
+          <w:b/>
+          <w:bCs/>
+          <w:color w:val="D86DCB" w:themeColor="accent5" w:themeTint="99"/>
+          <w:sz w:val="36"/>
+          <w:szCs w:val="36"/>
+        </w:rPr>
+        <w:t>// Use the relative path to the other file</w:t>
+      </w:r>
+    </w:p>
+    <w:p>
+      <w:pPr>
+        <w:jc w:val="both"/>
+        <w:rPr>
+          <w:b/>
+          <w:bCs/>
+          <w:color w:val="D86DCB" w:themeColor="accent5" w:themeTint="99"/>
+          <w:sz w:val="36"/>
+          <w:szCs w:val="36"/>
+        </w:rPr>
+      </w:pPr>
+      <w:r>
+        <w:rPr>
+          <w:b/>
+          <w:bCs/>
+          <w:color w:val="D86DCB" w:themeColor="accent5" w:themeTint="99"/>
+          <w:sz w:val="36"/>
+          <w:szCs w:val="36"/>
+        </w:rPr>
+        <w:t>part '../../domain/entities/</w:t>
+      </w:r>
+      <w:proofErr w:type="spellStart"/>
+      <w:r>
+        <w:rPr>
+          <w:b/>
+          <w:bCs/>
+          <w:color w:val="D86DCB" w:themeColor="accent5" w:themeTint="99"/>
+          <w:sz w:val="36"/>
+          <w:szCs w:val="36"/>
+        </w:rPr>
+        <w:t>unit_category.dart</w:t>
+      </w:r>
+      <w:proofErr w:type="spellEnd"/>
+      <w:r>
+        <w:rPr>
+          <w:b/>
+          <w:bCs/>
+          <w:color w:val="D86DCB" w:themeColor="accent5" w:themeTint="99"/>
+          <w:sz w:val="36"/>
+          <w:szCs w:val="36"/>
+        </w:rPr>
+        <w:t xml:space="preserve">'; </w:t>
+      </w:r>
+    </w:p>
+    <w:p>
+      <w:pPr>
+        <w:jc w:val="both"/>
+        <w:rPr>
+          <w:b/>
+          <w:bCs/>
+          <w:color w:val="D86DCB" w:themeColor="accent5" w:themeTint="99"/>
+          <w:sz w:val="36"/>
+          <w:szCs w:val="36"/>
+        </w:rPr>
+      </w:pPr>
+      <w:r>
+        <w:rPr>
+          <w:b/>
+          <w:bCs/>
+          <w:color w:val="D86DCB" w:themeColor="accent5" w:themeTint="99"/>
+          <w:sz w:val="36"/>
+          <w:szCs w:val="36"/>
+        </w:rPr>
+        <w:t xml:space="preserve">class </w:t>
+      </w:r>
+      <w:proofErr w:type="spellStart"/>
+      <w:r>
+        <w:rPr>
+          <w:b/>
+          <w:bCs/>
+          <w:color w:val="D86DCB" w:themeColor="accent5" w:themeTint="99"/>
+          <w:sz w:val="36"/>
+          <w:szCs w:val="36"/>
+        </w:rPr>
+        <w:t>UnitCategoryModel</w:t>
+      </w:r>
+      <w:proofErr w:type="spellEnd"/>
+      <w:r>
+        <w:rPr>
+          <w:b/>
+          <w:bCs/>
+          <w:color w:val="D86DCB" w:themeColor="accent5" w:themeTint="99"/>
+          <w:sz w:val="36"/>
+          <w:szCs w:val="36"/>
+        </w:rPr>
+        <w:t xml:space="preserve"> extends </w:t>
+      </w:r>
+      <w:proofErr w:type="spellStart"/>
+      <w:r>
+        <w:rPr>
+          <w:b/>
+          <w:bCs/>
+          <w:color w:val="D86DCB" w:themeColor="accent5" w:themeTint="99"/>
+          <w:sz w:val="36"/>
+          <w:szCs w:val="36"/>
+        </w:rPr>
+        <w:t>UnitCategory</w:t>
+      </w:r>
+      <w:proofErr w:type="spellEnd"/>
+      <w:r>
+        <w:rPr>
+          <w:b/>
+          <w:bCs/>
+          <w:color w:val="D86DCB" w:themeColor="accent5" w:themeTint="99"/>
+          <w:sz w:val="36"/>
+          <w:szCs w:val="36"/>
+        </w:rPr>
+        <w:t xml:space="preserve"> </w:t>
+      </w:r>
+      <w:proofErr w:type="gramStart"/>
+      <w:r>
+        <w:rPr>
+          <w:b/>
+          <w:bCs/>
+          <w:color w:val="D86DCB" w:themeColor="accent5" w:themeTint="99"/>
+          <w:sz w:val="36"/>
+          <w:szCs w:val="36"/>
+        </w:rPr>
+        <w:t>{ ...</w:t>
+      </w:r>
+      <w:proofErr w:type="gramEnd"/>
+      <w:r>
+        <w:rPr>
+          <w:b/>
+          <w:bCs/>
+          <w:color w:val="D86DCB" w:themeColor="accent5" w:themeTint="99"/>
+          <w:sz w:val="36"/>
+          <w:szCs w:val="36"/>
+        </w:rPr>
+        <w:t xml:space="preserve"> }</w:t>
+      </w:r>
+    </w:p>
+    <w:p>
+      <w:pPr>
+        <w:jc w:val="both"/>
+        <w:rPr>
+          <w:sz w:val="36"/>
+          <w:szCs w:val="36"/>
+        </w:rPr>
+      </w:pPr>
+      <w:r>
+        <w:rPr>
+          <w:sz w:val="36"/>
+          <w:szCs w:val="36"/>
+        </w:rPr>
+        <w:t># The part file (entity)</w:t>
+      </w:r>
+    </w:p>
+    <w:p>
+      <w:pPr>
+        <w:jc w:val="both"/>
+        <w:rPr>
+          <w:b/>
+          <w:bCs/>
+          <w:color w:val="D86DCB" w:themeColor="accent5" w:themeTint="99"/>
+          <w:sz w:val="36"/>
+          <w:szCs w:val="36"/>
+        </w:rPr>
+      </w:pPr>
+      <w:r>
+        <w:rPr>
+          <w:b/>
+          <w:bCs/>
+          <w:color w:val="D86DCB" w:themeColor="accent5" w:themeTint="99"/>
+          <w:sz w:val="36"/>
+          <w:szCs w:val="36"/>
+        </w:rPr>
+        <w:t>// NO IMPORTS HERE (</w:t>
+      </w:r>
+      <w:r>
+        <w:rPr>
+          <w:b/>
+          <w:bCs/>
+          <w:color w:val="D86DCB" w:themeColor="accent5" w:themeTint="99"/>
+          <w:sz w:val="36"/>
+          <w:szCs w:val="36"/>
+        </w:rPr>
+        <w:t>will get them from main file</w:t>
+      </w:r>
+      <w:r>
+        <w:rPr>
+          <w:b/>
+          <w:bCs/>
+          <w:color w:val="D86DCB" w:themeColor="accent5" w:themeTint="99"/>
+          <w:sz w:val="36"/>
+          <w:szCs w:val="36"/>
+        </w:rPr>
+        <w:t>)</w:t>
+      </w:r>
+    </w:p>
+    <w:p>
+      <w:pPr>
+        <w:jc w:val="both"/>
+        <w:rPr>
+          <w:b/>
+          <w:bCs/>
+          <w:color w:val="D86DCB" w:themeColor="accent5" w:themeTint="99"/>
+          <w:sz w:val="36"/>
+          <w:szCs w:val="36"/>
+        </w:rPr>
+      </w:pPr>
+      <w:r>
+        <w:rPr>
+          <w:b/>
+          <w:bCs/>
+          <w:color w:val="D86DCB" w:themeColor="accent5" w:themeTint="99"/>
+          <w:sz w:val="36"/>
+          <w:szCs w:val="36"/>
+        </w:rPr>
+        <w:t>part of '../../data/models/</w:t>
+      </w:r>
+      <w:proofErr w:type="spellStart"/>
+      <w:r>
+        <w:rPr>
+          <w:b/>
+          <w:bCs/>
+          <w:color w:val="D86DCB" w:themeColor="accent5" w:themeTint="99"/>
+          <w:sz w:val="36"/>
+          <w:szCs w:val="36"/>
+        </w:rPr>
+        <w:t>unit_category_model.dart</w:t>
+      </w:r>
+      <w:proofErr w:type="spellEnd"/>
+      <w:r>
+        <w:rPr>
+          <w:b/>
+          <w:bCs/>
+          <w:color w:val="D86DCB" w:themeColor="accent5" w:themeTint="99"/>
+          <w:sz w:val="36"/>
+          <w:szCs w:val="36"/>
+        </w:rPr>
+        <w:t>';</w:t>
+      </w:r>
+    </w:p>
+    <w:p>
+      <w:pPr>
+        <w:jc w:val="both"/>
+        <w:rPr>
+          <w:b/>
+          <w:bCs/>
+          <w:color w:val="D86DCB" w:themeColor="accent5" w:themeTint="99"/>
+          <w:sz w:val="36"/>
+          <w:szCs w:val="36"/>
+        </w:rPr>
+      </w:pPr>
+      <w:r>
+        <w:rPr>
+          <w:b/>
+          <w:bCs/>
+          <w:color w:val="D86DCB" w:themeColor="accent5" w:themeTint="99"/>
+          <w:sz w:val="36"/>
+          <w:szCs w:val="36"/>
+        </w:rPr>
+        <w:t xml:space="preserve">class </w:t>
+      </w:r>
+      <w:proofErr w:type="spellStart"/>
+      <w:r>
+        <w:rPr>
+          <w:b/>
+          <w:bCs/>
+          <w:color w:val="D86DCB" w:themeColor="accent5" w:themeTint="99"/>
+          <w:sz w:val="36"/>
+          <w:szCs w:val="36"/>
+        </w:rPr>
+        <w:t>UnitCategory</w:t>
+      </w:r>
+      <w:proofErr w:type="spellEnd"/>
+      <w:r>
+        <w:rPr>
+          <w:b/>
+          <w:bCs/>
+          <w:color w:val="D86DCB" w:themeColor="accent5" w:themeTint="99"/>
+          <w:sz w:val="36"/>
+          <w:szCs w:val="36"/>
+        </w:rPr>
+        <w:t xml:space="preserve"> {...}</w:t>
+      </w:r>
+    </w:p>
+    <w:p>
+      <w:pPr>
+        <w:jc w:val="both"/>
+        <w:rPr>
+          <w:sz w:val="36"/>
+          <w:szCs w:val="36"/>
+        </w:rPr>
+      </w:pPr>
+    </w:p>
+    <w:p>
+      <w:pPr>
+        <w:jc w:val="both"/>
+        <w:rPr>
+          <w:sz w:val="36"/>
+          <w:szCs w:val="36"/>
+        </w:rPr>
+      </w:pPr>
+      <w:r>
+        <w:rPr>
+          <w:sz w:val="36"/>
+          <w:szCs w:val="36"/>
+        </w:rPr>
+        <w:t>export:</w:t>
+      </w:r>
+    </w:p>
+    <w:p>
+      <w:pPr>
+        <w:jc w:val="both"/>
+        <w:rPr>
+          <w:sz w:val="36"/>
+          <w:szCs w:val="36"/>
+        </w:rPr>
+      </w:pPr>
+      <w:r>
+        <w:rPr>
+          <w:sz w:val="36"/>
+          <w:szCs w:val="36"/>
+        </w:rPr>
+        <w:t xml:space="preserve"># </w:t>
+      </w:r>
+      <w:r>
+        <w:rPr>
+          <w:b/>
+          <w:bCs/>
+          <w:sz w:val="36"/>
+          <w:szCs w:val="36"/>
+        </w:rPr>
+        <w:t>export</w:t>
+      </w:r>
+      <w:r>
+        <w:rPr>
+          <w:sz w:val="36"/>
+          <w:szCs w:val="36"/>
+        </w:rPr>
+        <w:t xml:space="preserve"> </w:t>
+      </w:r>
+      <w:r>
+        <w:rPr>
+          <w:b/>
+          <w:bCs/>
+          <w:sz w:val="36"/>
+          <w:szCs w:val="36"/>
+        </w:rPr>
+        <w:t>'</w:t>
+      </w:r>
+      <w:r>
+        <w:rPr>
+          <w:b/>
+          <w:bCs/>
+          <w:sz w:val="36"/>
+          <w:szCs w:val="36"/>
+        </w:rPr>
+        <w:t>…</w:t>
+      </w:r>
+      <w:r>
+        <w:rPr>
+          <w:b/>
+          <w:bCs/>
+          <w:sz w:val="36"/>
+          <w:szCs w:val="36"/>
+        </w:rPr>
+        <w:t>'</w:t>
+      </w:r>
+      <w:r>
+        <w:rPr>
+          <w:sz w:val="36"/>
+          <w:szCs w:val="36"/>
+        </w:rPr>
+        <w:t xml:space="preserve"> maintains the architectural boundary (Domain remains independent of Data).</w:t>
+      </w:r>
+      <w:r>
+        <w:rPr>
+          <w:sz w:val="36"/>
+          <w:szCs w:val="36"/>
+        </w:rPr>
+        <w:t xml:space="preserve"> While </w:t>
+      </w:r>
+      <w:r>
+        <w:rPr>
+          <w:b/>
+          <w:bCs/>
+          <w:sz w:val="36"/>
+          <w:szCs w:val="36"/>
+        </w:rPr>
+        <w:t>part</w:t>
+      </w:r>
+      <w:r>
+        <w:rPr>
+          <w:sz w:val="36"/>
+          <w:szCs w:val="36"/>
+        </w:rPr>
+        <w:t xml:space="preserve"> merges them into one library, which means our Domain Entity is now technically "inside" our Data layer library, which makes the code harder to test and reuse.</w:t>
+      </w:r>
+    </w:p>
+    <w:p>
+      <w:pPr>
+        <w:jc w:val="both"/>
+        <w:rPr>
+          <w:sz w:val="36"/>
+          <w:szCs w:val="36"/>
+        </w:rPr>
+      </w:pPr>
+      <w:r>
+        <w:rPr>
+          <w:sz w:val="36"/>
+          <w:szCs w:val="36"/>
+        </w:rPr>
+        <w:t xml:space="preserve"># </w:t>
+      </w:r>
+      <w:r>
+        <w:rPr>
+          <w:b/>
+          <w:bCs/>
+          <w:sz w:val="36"/>
+          <w:szCs w:val="36"/>
+        </w:rPr>
+        <w:t xml:space="preserve">export </w:t>
+      </w:r>
+      <w:r>
+        <w:rPr>
+          <w:sz w:val="36"/>
+          <w:szCs w:val="36"/>
+        </w:rPr>
+        <w:t xml:space="preserve">allows anyone importing the model to also see the entity. It </w:t>
+      </w:r>
+      <w:r>
+        <w:rPr>
+          <w:sz w:val="36"/>
+          <w:szCs w:val="36"/>
+        </w:rPr>
+        <w:t xml:space="preserve">makes </w:t>
+      </w:r>
+      <w:proofErr w:type="spellStart"/>
+      <w:r>
+        <w:rPr>
+          <w:b/>
+          <w:bCs/>
+          <w:sz w:val="36"/>
+          <w:szCs w:val="36"/>
+        </w:rPr>
+        <w:t>DataEntity</w:t>
+      </w:r>
+      <w:proofErr w:type="spellEnd"/>
+      <w:r>
+        <w:rPr>
+          <w:sz w:val="36"/>
+          <w:szCs w:val="36"/>
+        </w:rPr>
+        <w:t xml:space="preserve"> available whenever </w:t>
+      </w:r>
+      <w:proofErr w:type="spellStart"/>
+      <w:r>
+        <w:rPr>
+          <w:b/>
+          <w:bCs/>
+          <w:sz w:val="36"/>
+          <w:szCs w:val="36"/>
+        </w:rPr>
+        <w:t>DataModel</w:t>
+      </w:r>
+      <w:proofErr w:type="spellEnd"/>
+      <w:r>
+        <w:rPr>
+          <w:sz w:val="36"/>
+          <w:szCs w:val="36"/>
+        </w:rPr>
+        <w:t xml:space="preserve"> is imported</w:t>
+      </w:r>
+    </w:p>
+    <w:p>
+      <w:pPr>
+        <w:jc w:val="both"/>
+        <w:rPr>
+          <w:b/>
+          <w:bCs/>
+          <w:color w:val="D86DCB" w:themeColor="accent5" w:themeTint="99"/>
+          <w:sz w:val="36"/>
+          <w:szCs w:val="36"/>
+        </w:rPr>
+      </w:pPr>
+      <w:r>
+        <w:rPr>
+          <w:b/>
+          <w:bCs/>
+          <w:color w:val="D86DCB" w:themeColor="accent5" w:themeTint="99"/>
+          <w:sz w:val="36"/>
+          <w:szCs w:val="36"/>
+        </w:rPr>
+        <w:t>import '</w:t>
+      </w:r>
+      <w:proofErr w:type="spellStart"/>
+      <w:proofErr w:type="gramStart"/>
+      <w:r>
+        <w:rPr>
+          <w:b/>
+          <w:bCs/>
+          <w:color w:val="D86DCB" w:themeColor="accent5" w:themeTint="99"/>
+          <w:sz w:val="36"/>
+          <w:szCs w:val="36"/>
+        </w:rPr>
+        <w:t>package:flutter</w:t>
+      </w:r>
+      <w:proofErr w:type="spellEnd"/>
+      <w:r>
+        <w:rPr>
+          <w:b/>
+          <w:bCs/>
+          <w:color w:val="D86DCB" w:themeColor="accent5" w:themeTint="99"/>
+          <w:sz w:val="36"/>
+          <w:szCs w:val="36"/>
+        </w:rPr>
+        <w:t>/</w:t>
+      </w:r>
+      <w:proofErr w:type="spellStart"/>
+      <w:r>
+        <w:rPr>
+          <w:b/>
+          <w:bCs/>
+          <w:color w:val="D86DCB" w:themeColor="accent5" w:themeTint="99"/>
+          <w:sz w:val="36"/>
+          <w:szCs w:val="36"/>
+        </w:rPr>
+        <w:t>material.dart</w:t>
+      </w:r>
+      <w:proofErr w:type="spellEnd"/>
+      <w:proofErr w:type="gramEnd"/>
+      <w:r>
+        <w:rPr>
+          <w:b/>
+          <w:bCs/>
+          <w:color w:val="D86DCB" w:themeColor="accent5" w:themeTint="99"/>
+          <w:sz w:val="36"/>
+          <w:szCs w:val="36"/>
+        </w:rPr>
+        <w:t>';</w:t>
+      </w:r>
+    </w:p>
+    <w:p>
+      <w:pPr>
+        <w:jc w:val="both"/>
+        <w:rPr>
+          <w:b/>
+          <w:bCs/>
+          <w:color w:val="D86DCB" w:themeColor="accent5" w:themeTint="99"/>
+          <w:sz w:val="36"/>
+          <w:szCs w:val="36"/>
+        </w:rPr>
+      </w:pPr>
+      <w:r>
+        <w:rPr>
+          <w:b/>
+          <w:bCs/>
+          <w:color w:val="D86DCB" w:themeColor="accent5" w:themeTint="99"/>
+          <w:sz w:val="36"/>
+          <w:szCs w:val="36"/>
+        </w:rPr>
+        <w:t>import '…/domain/entities/</w:t>
+      </w:r>
+      <w:proofErr w:type="spellStart"/>
+      <w:r>
+        <w:rPr>
+          <w:b/>
+          <w:bCs/>
+          <w:color w:val="D86DCB" w:themeColor="accent5" w:themeTint="99"/>
+          <w:sz w:val="36"/>
+          <w:szCs w:val="36"/>
+        </w:rPr>
+        <w:t>unit_category.dart</w:t>
+      </w:r>
+      <w:proofErr w:type="spellEnd"/>
+      <w:r>
+        <w:rPr>
+          <w:b/>
+          <w:bCs/>
+          <w:color w:val="D86DCB" w:themeColor="accent5" w:themeTint="99"/>
+          <w:sz w:val="36"/>
+          <w:szCs w:val="36"/>
+        </w:rPr>
+        <w:t>';</w:t>
+      </w:r>
+    </w:p>
+    <w:p>
+      <w:pPr>
+        <w:jc w:val="both"/>
+        <w:rPr>
+          <w:b/>
+          <w:bCs/>
+          <w:color w:val="D86DCB" w:themeColor="accent5" w:themeTint="99"/>
+          <w:sz w:val="36"/>
+          <w:szCs w:val="36"/>
+        </w:rPr>
+      </w:pPr>
+      <w:r>
+        <w:rPr>
+          <w:b/>
+          <w:bCs/>
+          <w:color w:val="D86DCB" w:themeColor="accent5" w:themeTint="99"/>
+          <w:sz w:val="36"/>
+          <w:szCs w:val="36"/>
+        </w:rPr>
+        <w:t>export '…/domain/entities/</w:t>
+      </w:r>
+      <w:proofErr w:type="spellStart"/>
+      <w:r>
+        <w:rPr>
+          <w:b/>
+          <w:bCs/>
+          <w:color w:val="D86DCB" w:themeColor="accent5" w:themeTint="99"/>
+          <w:sz w:val="36"/>
+          <w:szCs w:val="36"/>
+        </w:rPr>
+        <w:t>unit_category.dart</w:t>
+      </w:r>
+      <w:proofErr w:type="spellEnd"/>
+      <w:r>
+        <w:rPr>
+          <w:b/>
+          <w:bCs/>
+          <w:color w:val="D86DCB" w:themeColor="accent5" w:themeTint="99"/>
+          <w:sz w:val="36"/>
+          <w:szCs w:val="36"/>
+        </w:rPr>
+        <w:t xml:space="preserve">'; </w:t>
+      </w:r>
+    </w:p>
+    <w:p>
+      <w:pPr>
+        <w:jc w:val="both"/>
+        <w:rPr>
+          <w:b/>
+          <w:bCs/>
+          <w:color w:val="D86DCB" w:themeColor="accent5" w:themeTint="99"/>
+          <w:sz w:val="36"/>
+          <w:szCs w:val="36"/>
+        </w:rPr>
+      </w:pPr>
+      <w:r>
+        <w:rPr>
+          <w:b/>
+          <w:bCs/>
+          <w:color w:val="D86DCB" w:themeColor="accent5" w:themeTint="99"/>
+          <w:sz w:val="36"/>
+          <w:szCs w:val="36"/>
+        </w:rPr>
+        <w:t xml:space="preserve">class </w:t>
+      </w:r>
+      <w:proofErr w:type="spellStart"/>
+      <w:r>
+        <w:rPr>
+          <w:b/>
+          <w:bCs/>
+          <w:color w:val="D86DCB" w:themeColor="accent5" w:themeTint="99"/>
+          <w:sz w:val="36"/>
+          <w:szCs w:val="36"/>
+        </w:rPr>
+        <w:t>UnitCategoryModel</w:t>
+      </w:r>
+      <w:proofErr w:type="spellEnd"/>
+      <w:r>
+        <w:rPr>
+          <w:b/>
+          <w:bCs/>
+          <w:color w:val="D86DCB" w:themeColor="accent5" w:themeTint="99"/>
+          <w:sz w:val="36"/>
+          <w:szCs w:val="36"/>
+        </w:rPr>
+        <w:t xml:space="preserve"> extends </w:t>
+      </w:r>
+      <w:proofErr w:type="spellStart"/>
+      <w:r>
+        <w:rPr>
+          <w:b/>
+          <w:bCs/>
+          <w:color w:val="D86DCB" w:themeColor="accent5" w:themeTint="99"/>
+          <w:sz w:val="36"/>
+          <w:szCs w:val="36"/>
+        </w:rPr>
+        <w:t>UnitCategory</w:t>
+      </w:r>
+      <w:proofErr w:type="spellEnd"/>
+      <w:r>
+        <w:rPr>
+          <w:b/>
+          <w:bCs/>
+          <w:color w:val="D86DCB" w:themeColor="accent5" w:themeTint="99"/>
+          <w:sz w:val="36"/>
+          <w:szCs w:val="36"/>
+        </w:rPr>
+        <w:t xml:space="preserve"> {</w:t>
+      </w:r>
+    </w:p>
+    <w:p>
+      <w:pPr>
+        <w:jc w:val="both"/>
+        <w:rPr>
+          <w:b/>
+          <w:bCs/>
+          <w:color w:val="D86DCB" w:themeColor="accent5" w:themeTint="99"/>
+          <w:sz w:val="36"/>
+          <w:szCs w:val="36"/>
+        </w:rPr>
+      </w:pPr>
+      <w:r>
+        <w:rPr>
+          <w:b/>
+          <w:bCs/>
+          <w:color w:val="D86DCB" w:themeColor="accent5" w:themeTint="99"/>
+          <w:sz w:val="36"/>
+          <w:szCs w:val="36"/>
+        </w:rPr>
+        <w:lastRenderedPageBreak/>
+        <w:t xml:space="preserve">  ...</w:t>
+      </w:r>
+    </w:p>
+    <w:p>
+      <w:pPr>
+        <w:jc w:val="both"/>
+        <w:rPr>
+          <w:b/>
+          <w:bCs/>
+          <w:color w:val="D86DCB" w:themeColor="accent5" w:themeTint="99"/>
+          <w:sz w:val="36"/>
+          <w:szCs w:val="36"/>
+        </w:rPr>
+      </w:pPr>
+      <w:r>
+        <w:rPr>
+          <w:b/>
+          <w:bCs/>
+          <w:color w:val="D86DCB" w:themeColor="accent5" w:themeTint="99"/>
+          <w:sz w:val="36"/>
+          <w:szCs w:val="36"/>
+        </w:rPr>
+        <w:t>}</w:t>
+      </w:r>
+    </w:p>
+    <w:p>
+      <w:pPr>
+        <w:jc w:val="both"/>
+        <w:rPr>
+          <w:sz w:val="36"/>
+          <w:szCs w:val="36"/>
+        </w:rPr>
+      </w:pPr>
+    </w:p>
+    <w:p>
+      <w:pPr>
+        <w:jc w:val="both"/>
+        <w:rPr>
+          <w:b/>
+          <w:bCs/>
+          <w:sz w:val="36"/>
+          <w:szCs w:val="36"/>
+        </w:rPr>
+      </w:pPr>
+      <w:r>
+        <w:rPr>
+          <w:b/>
+          <w:bCs/>
+          <w:sz w:val="36"/>
+          <w:szCs w:val="36"/>
+        </w:rPr>
         <w:t>Context Access Concepts (Extra):</w:t>
       </w:r>
     </w:p>
@@ -10162,6 +11315,404 @@
         </w:rPr>
         <w:t xml:space="preserve"># </w:t>
       </w:r>
+      <w:r>
+        <w:rPr>
+          <w:sz w:val="36"/>
+          <w:szCs w:val="36"/>
+        </w:rPr>
+        <w:t xml:space="preserve">In </w:t>
+      </w:r>
+      <w:proofErr w:type="spellStart"/>
+      <w:r>
+        <w:rPr>
+          <w:b/>
+          <w:bCs/>
+          <w:sz w:val="36"/>
+          <w:szCs w:val="36"/>
+        </w:rPr>
+        <w:t>StatelessWidget</w:t>
+      </w:r>
+      <w:proofErr w:type="spellEnd"/>
+      <w:r>
+        <w:rPr>
+          <w:sz w:val="36"/>
+          <w:szCs w:val="36"/>
+        </w:rPr>
+        <w:t xml:space="preserve">, </w:t>
+      </w:r>
+      <w:r>
+        <w:rPr>
+          <w:b/>
+          <w:bCs/>
+          <w:sz w:val="36"/>
+          <w:szCs w:val="36"/>
+        </w:rPr>
+        <w:t>context</w:t>
+      </w:r>
+      <w:r>
+        <w:rPr>
+          <w:sz w:val="36"/>
+          <w:szCs w:val="36"/>
+        </w:rPr>
+        <w:t xml:space="preserve"> is only available in the </w:t>
+      </w:r>
+      <w:proofErr w:type="gramStart"/>
+      <w:r>
+        <w:rPr>
+          <w:b/>
+          <w:bCs/>
+          <w:sz w:val="36"/>
+          <w:szCs w:val="36"/>
+        </w:rPr>
+        <w:t>build(</w:t>
+      </w:r>
+      <w:proofErr w:type="gramEnd"/>
+      <w:r>
+        <w:rPr>
+          <w:b/>
+          <w:bCs/>
+          <w:sz w:val="36"/>
+          <w:szCs w:val="36"/>
+        </w:rPr>
+        <w:t>)</w:t>
+      </w:r>
+      <w:r>
+        <w:rPr>
+          <w:sz w:val="36"/>
+          <w:szCs w:val="36"/>
+        </w:rPr>
+        <w:t xml:space="preserve"> method nowhere else. Not even in the methods (like </w:t>
+      </w:r>
+      <w:r>
+        <w:rPr>
+          <w:b/>
+          <w:bCs/>
+          <w:sz w:val="36"/>
+          <w:szCs w:val="36"/>
+        </w:rPr>
+        <w:t>_</w:t>
+      </w:r>
+      <w:proofErr w:type="spellStart"/>
+      <w:proofErr w:type="gramStart"/>
+      <w:r>
+        <w:rPr>
+          <w:b/>
+          <w:bCs/>
+          <w:sz w:val="36"/>
+          <w:szCs w:val="36"/>
+        </w:rPr>
+        <w:t>onTap</w:t>
+      </w:r>
+      <w:proofErr w:type="spellEnd"/>
+      <w:r>
+        <w:rPr>
+          <w:b/>
+          <w:bCs/>
+          <w:sz w:val="36"/>
+          <w:szCs w:val="36"/>
+        </w:rPr>
+        <w:t>(</w:t>
+      </w:r>
+      <w:proofErr w:type="gramEnd"/>
+      <w:r>
+        <w:rPr>
+          <w:b/>
+          <w:bCs/>
+          <w:sz w:val="36"/>
+          <w:szCs w:val="36"/>
+        </w:rPr>
+        <w:t>)</w:t>
+      </w:r>
+      <w:r>
+        <w:rPr>
+          <w:sz w:val="36"/>
+          <w:szCs w:val="36"/>
+        </w:rPr>
+        <w:t xml:space="preserve">)which are being called from the </w:t>
+      </w:r>
+      <w:r>
+        <w:rPr>
+          <w:b/>
+          <w:bCs/>
+          <w:sz w:val="36"/>
+          <w:szCs w:val="36"/>
+        </w:rPr>
+        <w:t xml:space="preserve">build() </w:t>
+      </w:r>
+      <w:r>
+        <w:rPr>
+          <w:sz w:val="36"/>
+          <w:szCs w:val="36"/>
+        </w:rPr>
+        <w:t>method (unless we pass it as parameter of the function)</w:t>
+      </w:r>
+    </w:p>
+    <w:p>
+      <w:pPr>
+        <w:jc w:val="both"/>
+        <w:rPr>
+          <w:sz w:val="36"/>
+          <w:szCs w:val="36"/>
+        </w:rPr>
+      </w:pPr>
+      <w:r>
+        <w:rPr>
+          <w:sz w:val="36"/>
+          <w:szCs w:val="36"/>
+        </w:rPr>
+        <w:t># But in</w:t>
+      </w:r>
+      <w:r>
+        <w:rPr>
+          <w:b/>
+          <w:bCs/>
+          <w:sz w:val="36"/>
+          <w:szCs w:val="36"/>
+        </w:rPr>
+        <w:t xml:space="preserve"> </w:t>
+      </w:r>
+      <w:proofErr w:type="spellStart"/>
+      <w:r>
+        <w:rPr>
+          <w:b/>
+          <w:bCs/>
+          <w:sz w:val="36"/>
+          <w:szCs w:val="36"/>
+        </w:rPr>
+        <w:t>StatefulWidget</w:t>
+      </w:r>
+      <w:proofErr w:type="spellEnd"/>
+      <w:r>
+        <w:rPr>
+          <w:sz w:val="36"/>
+          <w:szCs w:val="36"/>
+        </w:rPr>
+        <w:t xml:space="preserve">, </w:t>
+      </w:r>
+      <w:r>
+        <w:rPr>
+          <w:b/>
+          <w:bCs/>
+          <w:sz w:val="36"/>
+          <w:szCs w:val="36"/>
+        </w:rPr>
+        <w:t>context</w:t>
+      </w:r>
+      <w:r>
+        <w:rPr>
+          <w:sz w:val="36"/>
+          <w:szCs w:val="36"/>
+        </w:rPr>
+        <w:t xml:space="preserve"> is available in the </w:t>
+      </w:r>
+      <w:proofErr w:type="gramStart"/>
+      <w:r>
+        <w:rPr>
+          <w:b/>
+          <w:bCs/>
+          <w:sz w:val="36"/>
+          <w:szCs w:val="36"/>
+        </w:rPr>
+        <w:t>build(</w:t>
+      </w:r>
+      <w:proofErr w:type="gramEnd"/>
+      <w:r>
+        <w:rPr>
+          <w:b/>
+          <w:bCs/>
+          <w:sz w:val="36"/>
+          <w:szCs w:val="36"/>
+        </w:rPr>
+        <w:t xml:space="preserve">) </w:t>
+      </w:r>
+      <w:r>
+        <w:rPr>
+          <w:sz w:val="36"/>
+          <w:szCs w:val="36"/>
+        </w:rPr>
+        <w:t>method and also in any method (like</w:t>
+      </w:r>
+      <w:r>
+        <w:rPr>
+          <w:b/>
+          <w:bCs/>
+          <w:sz w:val="36"/>
+          <w:szCs w:val="36"/>
+        </w:rPr>
+        <w:t xml:space="preserve"> _</w:t>
+      </w:r>
+      <w:proofErr w:type="spellStart"/>
+      <w:r>
+        <w:rPr>
+          <w:b/>
+          <w:bCs/>
+          <w:sz w:val="36"/>
+          <w:szCs w:val="36"/>
+        </w:rPr>
+        <w:t>onTap</w:t>
+      </w:r>
+      <w:proofErr w:type="spellEnd"/>
+      <w:r>
+        <w:rPr>
+          <w:b/>
+          <w:bCs/>
+          <w:sz w:val="36"/>
+          <w:szCs w:val="36"/>
+        </w:rPr>
+        <w:t xml:space="preserve">() </w:t>
+      </w:r>
+      <w:r>
+        <w:rPr>
+          <w:sz w:val="36"/>
+          <w:szCs w:val="36"/>
+        </w:rPr>
+        <w:t xml:space="preserve">which is called in </w:t>
+      </w:r>
+      <w:r>
+        <w:rPr>
+          <w:b/>
+          <w:bCs/>
+          <w:sz w:val="36"/>
+          <w:szCs w:val="36"/>
+        </w:rPr>
+        <w:t>build()</w:t>
+      </w:r>
+      <w:r>
+        <w:rPr>
+          <w:sz w:val="36"/>
+          <w:szCs w:val="36"/>
+        </w:rPr>
+        <w:t xml:space="preserve">) in the State class. We don’t need to even pass the </w:t>
+      </w:r>
+      <w:proofErr w:type="spellStart"/>
+      <w:r>
+        <w:rPr>
+          <w:b/>
+          <w:bCs/>
+          <w:sz w:val="36"/>
+          <w:szCs w:val="36"/>
+        </w:rPr>
+        <w:t>BuildContext</w:t>
+      </w:r>
+      <w:proofErr w:type="spellEnd"/>
+      <w:r>
+        <w:rPr>
+          <w:sz w:val="36"/>
+          <w:szCs w:val="36"/>
+        </w:rPr>
+        <w:t xml:space="preserve"> as function parameter.</w:t>
+      </w:r>
+    </w:p>
+    <w:p>
+      <w:pPr>
+        <w:jc w:val="both"/>
+        <w:rPr>
+          <w:sz w:val="36"/>
+          <w:szCs w:val="36"/>
+        </w:rPr>
+      </w:pPr>
+      <w:r>
+        <w:rPr>
+          <w:sz w:val="36"/>
+          <w:szCs w:val="36"/>
+        </w:rPr>
+        <w:t xml:space="preserve"># And </w:t>
+      </w:r>
+      <w:r>
+        <w:rPr>
+          <w:b/>
+          <w:bCs/>
+          <w:sz w:val="36"/>
+          <w:szCs w:val="36"/>
+        </w:rPr>
+        <w:t>context</w:t>
+      </w:r>
+      <w:r>
+        <w:rPr>
+          <w:sz w:val="36"/>
+          <w:szCs w:val="36"/>
+        </w:rPr>
+        <w:t xml:space="preserve"> is also available in </w:t>
+      </w:r>
+      <w:proofErr w:type="spellStart"/>
+      <w:r>
+        <w:rPr>
+          <w:b/>
+          <w:bCs/>
+          <w:sz w:val="36"/>
+          <w:szCs w:val="36"/>
+        </w:rPr>
+        <w:t>initState</w:t>
+      </w:r>
+      <w:proofErr w:type="spellEnd"/>
+      <w:r>
+        <w:rPr>
+          <w:sz w:val="36"/>
+          <w:szCs w:val="36"/>
+        </w:rPr>
+        <w:t xml:space="preserve"> and other lifecycle methods. But (VERY IMPORTANT) don’t use context in</w:t>
+      </w:r>
+      <w:r>
+        <w:rPr>
+          <w:b/>
+          <w:bCs/>
+          <w:sz w:val="36"/>
+          <w:szCs w:val="36"/>
+        </w:rPr>
+        <w:t xml:space="preserve"> </w:t>
+      </w:r>
+      <w:proofErr w:type="gramStart"/>
+      <w:r>
+        <w:rPr>
+          <w:b/>
+          <w:bCs/>
+          <w:sz w:val="36"/>
+          <w:szCs w:val="36"/>
+        </w:rPr>
+        <w:t>dispose(</w:t>
+      </w:r>
+      <w:proofErr w:type="gramEnd"/>
+      <w:r>
+        <w:rPr>
+          <w:b/>
+          <w:bCs/>
+          <w:sz w:val="36"/>
+          <w:szCs w:val="36"/>
+        </w:rPr>
+        <w:t>)</w:t>
+      </w:r>
+      <w:r>
+        <w:rPr>
+          <w:sz w:val="36"/>
+          <w:szCs w:val="36"/>
+        </w:rPr>
+        <w:t xml:space="preserve"> method because while screen  is disposing </w:t>
+      </w:r>
+      <w:r>
+        <w:rPr>
+          <w:b/>
+          <w:bCs/>
+          <w:sz w:val="36"/>
+          <w:szCs w:val="36"/>
+        </w:rPr>
+        <w:t>context</w:t>
+      </w:r>
+      <w:r>
+        <w:rPr>
+          <w:sz w:val="36"/>
+          <w:szCs w:val="36"/>
+        </w:rPr>
+        <w:t xml:space="preserve"> might not be even available and will throw error</w:t>
+      </w:r>
+    </w:p>
+    <w:p>
+      <w:pPr>
+        <w:jc w:val="both"/>
+        <w:rPr>
+          <w:sz w:val="36"/>
+          <w:szCs w:val="36"/>
+        </w:rPr>
+      </w:pPr>
     </w:p>
     <w:p>
       <w:pPr>
@@ -10286,6 +11837,7 @@
           <w:sz w:val="36"/>
           <w:szCs w:val="36"/>
         </w:rPr>
+        <w:lastRenderedPageBreak/>
         <w:t>initialValue</w:t>
       </w:r>
       <w:proofErr w:type="spellEnd"/>
@@ -10472,67 +12024,2870 @@
           <w:sz w:val="36"/>
           <w:szCs w:val="36"/>
         </w:rPr>
+        <w:t># Declare a nullable</w:t>
+      </w:r>
+      <w:r>
+        <w:rPr>
+          <w:b/>
+          <w:bCs/>
+          <w:sz w:val="36"/>
+          <w:szCs w:val="36"/>
+        </w:rPr>
+        <w:t xml:space="preserve"> </w:t>
+      </w:r>
+      <w:proofErr w:type="spellStart"/>
+      <w:r>
+        <w:rPr>
+          <w:b/>
+          <w:bCs/>
+          <w:sz w:val="36"/>
+          <w:szCs w:val="36"/>
+        </w:rPr>
+        <w:t>selectedValue</w:t>
+      </w:r>
+      <w:proofErr w:type="spellEnd"/>
+      <w:r>
+        <w:rPr>
+          <w:b/>
+          <w:bCs/>
+          <w:sz w:val="36"/>
+          <w:szCs w:val="36"/>
+        </w:rPr>
+        <w:t xml:space="preserve"> </w:t>
+      </w:r>
+      <w:r>
+        <w:rPr>
+          <w:sz w:val="36"/>
+          <w:szCs w:val="36"/>
+        </w:rPr>
+        <w:t xml:space="preserve">which will initialized in </w:t>
+      </w:r>
+      <w:proofErr w:type="spellStart"/>
+      <w:r>
+        <w:rPr>
+          <w:b/>
+          <w:bCs/>
+          <w:sz w:val="36"/>
+          <w:szCs w:val="36"/>
+        </w:rPr>
+        <w:t>initState</w:t>
+      </w:r>
+      <w:proofErr w:type="spellEnd"/>
+      <w:r>
+        <w:rPr>
+          <w:sz w:val="36"/>
+          <w:szCs w:val="36"/>
+        </w:rPr>
+        <w:t xml:space="preserve"> using</w:t>
+      </w:r>
+      <w:r>
+        <w:rPr>
+          <w:b/>
+          <w:bCs/>
+          <w:sz w:val="36"/>
+          <w:szCs w:val="36"/>
+        </w:rPr>
+        <w:t xml:space="preserve"> </w:t>
+      </w:r>
+      <w:proofErr w:type="spellStart"/>
+      <w:r>
+        <w:rPr>
+          <w:b/>
+          <w:bCs/>
+          <w:sz w:val="36"/>
+          <w:szCs w:val="36"/>
+        </w:rPr>
+        <w:t>initialValue</w:t>
+      </w:r>
+      <w:proofErr w:type="spellEnd"/>
+      <w:r>
+        <w:rPr>
+          <w:sz w:val="36"/>
+          <w:szCs w:val="36"/>
+        </w:rPr>
+        <w:t>.</w:t>
+      </w:r>
+    </w:p>
+    <w:p>
+      <w:pPr>
+        <w:jc w:val="both"/>
+        <w:rPr>
+          <w:b/>
+          <w:bCs/>
+          <w:sz w:val="36"/>
+          <w:szCs w:val="36"/>
+        </w:rPr>
+      </w:pPr>
+      <w:r>
+        <w:rPr>
+          <w:sz w:val="36"/>
+          <w:szCs w:val="36"/>
+        </w:rPr>
+        <w:t xml:space="preserve"># Then </w:t>
+      </w:r>
+      <w:r>
+        <w:rPr>
+          <w:sz w:val="36"/>
+          <w:szCs w:val="36"/>
+        </w:rPr>
+        <w:t xml:space="preserve">wrap the </w:t>
+      </w:r>
+      <w:proofErr w:type="spellStart"/>
+      <w:r>
+        <w:rPr>
+          <w:b/>
+          <w:bCs/>
+          <w:sz w:val="36"/>
+          <w:szCs w:val="36"/>
+        </w:rPr>
+        <w:t>ListView</w:t>
+      </w:r>
+      <w:proofErr w:type="spellEnd"/>
+      <w:r>
+        <w:rPr>
+          <w:b/>
+          <w:bCs/>
+          <w:sz w:val="36"/>
+          <w:szCs w:val="36"/>
+        </w:rPr>
+        <w:t xml:space="preserve"> </w:t>
+      </w:r>
+      <w:r>
+        <w:rPr>
+          <w:sz w:val="36"/>
+          <w:szCs w:val="36"/>
+        </w:rPr>
+        <w:t xml:space="preserve">with a </w:t>
+      </w:r>
+      <w:proofErr w:type="spellStart"/>
+      <w:r>
+        <w:rPr>
+          <w:b/>
+          <w:bCs/>
+          <w:sz w:val="36"/>
+          <w:szCs w:val="36"/>
+        </w:rPr>
+        <w:t>SizedBox</w:t>
+      </w:r>
+      <w:proofErr w:type="spellEnd"/>
+      <w:r>
+        <w:rPr>
+          <w:sz w:val="36"/>
+          <w:szCs w:val="36"/>
+        </w:rPr>
+        <w:t xml:space="preserve"> and set the height to </w:t>
+      </w:r>
+      <w:r>
+        <w:rPr>
+          <w:b/>
+          <w:bCs/>
+          <w:sz w:val="36"/>
+          <w:szCs w:val="36"/>
+        </w:rPr>
+        <w:t>40</w:t>
+      </w:r>
+      <w:r>
+        <w:rPr>
+          <w:sz w:val="36"/>
+          <w:szCs w:val="36"/>
+        </w:rPr>
+        <w:t xml:space="preserve">. </w:t>
+      </w:r>
+      <w:r>
+        <w:rPr>
+          <w:sz w:val="36"/>
+          <w:szCs w:val="36"/>
+        </w:rPr>
+        <w:t xml:space="preserve">Set the </w:t>
+      </w:r>
+      <w:proofErr w:type="spellStart"/>
+      <w:r>
+        <w:rPr>
+          <w:b/>
+          <w:bCs/>
+          <w:sz w:val="36"/>
+          <w:szCs w:val="36"/>
+        </w:rPr>
+        <w:t>scrollDirection</w:t>
+      </w:r>
+      <w:proofErr w:type="spellEnd"/>
+      <w:r>
+        <w:rPr>
+          <w:b/>
+          <w:bCs/>
+          <w:sz w:val="36"/>
+          <w:szCs w:val="36"/>
+        </w:rPr>
+        <w:t xml:space="preserve">: </w:t>
+      </w:r>
+      <w:r>
+        <w:rPr>
+          <w:sz w:val="36"/>
+          <w:szCs w:val="36"/>
+        </w:rPr>
+        <w:t xml:space="preserve">to </w:t>
+      </w:r>
+      <w:proofErr w:type="spellStart"/>
+      <w:r>
+        <w:rPr>
+          <w:b/>
+          <w:bCs/>
+          <w:sz w:val="36"/>
+          <w:szCs w:val="36"/>
+        </w:rPr>
+        <w:t>Axis.horizontal</w:t>
+      </w:r>
+      <w:proofErr w:type="spellEnd"/>
+    </w:p>
+    <w:p>
+      <w:pPr>
+        <w:jc w:val="both"/>
+        <w:rPr>
+          <w:sz w:val="36"/>
+          <w:szCs w:val="36"/>
+        </w:rPr>
+      </w:pPr>
+      <w:r>
+        <w:rPr>
+          <w:sz w:val="36"/>
+          <w:szCs w:val="36"/>
+        </w:rPr>
+        <w:t xml:space="preserve"># </w:t>
+      </w:r>
+      <w:proofErr w:type="spellStart"/>
+      <w:r>
+        <w:rPr>
+          <w:b/>
+          <w:bCs/>
+          <w:sz w:val="36"/>
+          <w:szCs w:val="36"/>
+        </w:rPr>
+        <w:t>itemCount</w:t>
+      </w:r>
+      <w:proofErr w:type="spellEnd"/>
+      <w:r>
+        <w:rPr>
+          <w:b/>
+          <w:bCs/>
+          <w:sz w:val="36"/>
+          <w:szCs w:val="36"/>
+        </w:rPr>
+        <w:t>:</w:t>
+      </w:r>
+      <w:r>
+        <w:rPr>
+          <w:sz w:val="36"/>
+          <w:szCs w:val="36"/>
+        </w:rPr>
+        <w:t xml:space="preserve"> property takes the length of the</w:t>
+      </w:r>
+      <w:r>
+        <w:rPr>
+          <w:b/>
+          <w:bCs/>
+          <w:sz w:val="36"/>
+          <w:szCs w:val="36"/>
+        </w:rPr>
+        <w:t xml:space="preserve"> colors</w:t>
+      </w:r>
+      <w:r>
+        <w:rPr>
+          <w:sz w:val="36"/>
+          <w:szCs w:val="36"/>
+        </w:rPr>
+        <w:t xml:space="preserve"> list.</w:t>
+      </w:r>
+    </w:p>
+    <w:p>
+      <w:pPr>
+        <w:jc w:val="both"/>
+        <w:rPr>
+          <w:sz w:val="36"/>
+          <w:szCs w:val="36"/>
+        </w:rPr>
+      </w:pPr>
+      <w:r>
+        <w:rPr>
+          <w:sz w:val="36"/>
+          <w:szCs w:val="36"/>
+        </w:rPr>
+        <w:t># Then assign the</w:t>
+      </w:r>
+      <w:r>
+        <w:rPr>
+          <w:b/>
+          <w:bCs/>
+          <w:sz w:val="36"/>
+          <w:szCs w:val="36"/>
+        </w:rPr>
+        <w:t xml:space="preserve"> color</w:t>
+      </w:r>
+      <w:r>
+        <w:rPr>
+          <w:sz w:val="36"/>
+          <w:szCs w:val="36"/>
+        </w:rPr>
+        <w:t xml:space="preserve"> </w:t>
+      </w:r>
+      <w:r>
+        <w:rPr>
+          <w:sz w:val="36"/>
+          <w:szCs w:val="36"/>
+        </w:rPr>
+        <w:t>according to the current</w:t>
+      </w:r>
+      <w:r>
+        <w:rPr>
+          <w:b/>
+          <w:bCs/>
+          <w:sz w:val="36"/>
+          <w:szCs w:val="36"/>
+        </w:rPr>
+        <w:t xml:space="preserve"> index</w:t>
+      </w:r>
+      <w:r>
+        <w:rPr>
+          <w:sz w:val="36"/>
+          <w:szCs w:val="36"/>
+        </w:rPr>
+        <w:t>. It will store the current element (</w:t>
+      </w:r>
+      <w:r>
+        <w:rPr>
+          <w:b/>
+          <w:bCs/>
+          <w:sz w:val="36"/>
+          <w:szCs w:val="36"/>
+        </w:rPr>
+        <w:t>String</w:t>
+      </w:r>
+      <w:r>
+        <w:rPr>
+          <w:sz w:val="36"/>
+          <w:szCs w:val="36"/>
+        </w:rPr>
+        <w:t xml:space="preserve">) of </w:t>
+      </w:r>
+      <w:r>
+        <w:rPr>
+          <w:sz w:val="36"/>
+          <w:szCs w:val="36"/>
+        </w:rPr>
+        <w:t xml:space="preserve">list. If it matches with the </w:t>
+      </w:r>
+      <w:proofErr w:type="spellStart"/>
+      <w:r>
+        <w:rPr>
+          <w:b/>
+          <w:bCs/>
+          <w:sz w:val="36"/>
+          <w:szCs w:val="36"/>
+        </w:rPr>
+        <w:t>selectedValue</w:t>
+      </w:r>
+      <w:proofErr w:type="spellEnd"/>
+      <w:r>
+        <w:rPr>
+          <w:sz w:val="36"/>
+          <w:szCs w:val="36"/>
+        </w:rPr>
+        <w:t xml:space="preserve"> then </w:t>
+      </w:r>
+      <w:proofErr w:type="spellStart"/>
+      <w:r>
+        <w:rPr>
+          <w:b/>
+          <w:bCs/>
+          <w:sz w:val="36"/>
+          <w:szCs w:val="36"/>
+        </w:rPr>
+        <w:t>isSelected</w:t>
+      </w:r>
+      <w:proofErr w:type="spellEnd"/>
+      <w:r>
+        <w:rPr>
+          <w:sz w:val="36"/>
+          <w:szCs w:val="36"/>
+        </w:rPr>
+        <w:t xml:space="preserve"> is </w:t>
+      </w:r>
+      <w:r>
+        <w:rPr>
+          <w:b/>
+          <w:bCs/>
+          <w:sz w:val="36"/>
+          <w:szCs w:val="36"/>
+        </w:rPr>
+        <w:t>true</w:t>
+      </w:r>
+      <w:r>
+        <w:rPr>
+          <w:sz w:val="36"/>
+          <w:szCs w:val="36"/>
+        </w:rPr>
+        <w:t>.</w:t>
+      </w:r>
+    </w:p>
+    <w:p>
+      <w:pPr>
+        <w:jc w:val="both"/>
+        <w:rPr>
+          <w:sz w:val="36"/>
+          <w:szCs w:val="36"/>
+        </w:rPr>
+      </w:pPr>
+      <w:r>
+        <w:rPr>
+          <w:sz w:val="36"/>
+          <w:szCs w:val="36"/>
+        </w:rPr>
+        <w:t xml:space="preserve"># </w:t>
+      </w:r>
+      <w:r>
+        <w:rPr>
+          <w:sz w:val="36"/>
+          <w:szCs w:val="36"/>
+        </w:rPr>
+        <w:t xml:space="preserve">In </w:t>
+      </w:r>
+      <w:proofErr w:type="spellStart"/>
+      <w:r>
+        <w:rPr>
+          <w:b/>
+          <w:bCs/>
+          <w:sz w:val="36"/>
+          <w:szCs w:val="36"/>
+        </w:rPr>
+        <w:t>GestureDetector</w:t>
+      </w:r>
+      <w:r>
+        <w:rPr>
+          <w:sz w:val="36"/>
+          <w:szCs w:val="36"/>
+        </w:rPr>
+        <w:t>’s</w:t>
+      </w:r>
+      <w:proofErr w:type="spellEnd"/>
+      <w:r>
+        <w:rPr>
+          <w:sz w:val="36"/>
+          <w:szCs w:val="36"/>
+        </w:rPr>
+        <w:t xml:space="preserve">, </w:t>
+      </w:r>
+      <w:proofErr w:type="spellStart"/>
+      <w:r>
+        <w:rPr>
+          <w:b/>
+          <w:bCs/>
+          <w:sz w:val="36"/>
+          <w:szCs w:val="36"/>
+        </w:rPr>
+        <w:t>onTap</w:t>
+      </w:r>
+      <w:proofErr w:type="spellEnd"/>
+      <w:r>
+        <w:rPr>
+          <w:b/>
+          <w:bCs/>
+          <w:sz w:val="36"/>
+          <w:szCs w:val="36"/>
+        </w:rPr>
+        <w:t xml:space="preserve">: </w:t>
+      </w:r>
+      <w:r>
+        <w:rPr>
+          <w:sz w:val="36"/>
+          <w:szCs w:val="36"/>
+        </w:rPr>
+        <w:t xml:space="preserve">callback method, sets the </w:t>
+      </w:r>
+      <w:proofErr w:type="spellStart"/>
+      <w:r>
+        <w:rPr>
+          <w:b/>
+          <w:bCs/>
+          <w:sz w:val="36"/>
+          <w:szCs w:val="36"/>
+        </w:rPr>
+        <w:t>selectedValue</w:t>
+      </w:r>
+      <w:proofErr w:type="spellEnd"/>
+      <w:r>
+        <w:rPr>
+          <w:sz w:val="36"/>
+          <w:szCs w:val="36"/>
+        </w:rPr>
+        <w:t xml:space="preserve"> to </w:t>
+      </w:r>
+      <w:r>
+        <w:rPr>
+          <w:b/>
+          <w:bCs/>
+          <w:sz w:val="36"/>
+          <w:szCs w:val="36"/>
+        </w:rPr>
+        <w:t xml:space="preserve">color </w:t>
+      </w:r>
+      <w:r>
+        <w:rPr>
+          <w:sz w:val="36"/>
+          <w:szCs w:val="36"/>
+        </w:rPr>
+        <w:t>(current index element). Which set</w:t>
+      </w:r>
+      <w:r>
+        <w:rPr>
+          <w:sz w:val="36"/>
+          <w:szCs w:val="36"/>
+        </w:rPr>
+        <w:t xml:space="preserve">s the </w:t>
+      </w:r>
+      <w:proofErr w:type="spellStart"/>
+      <w:r>
+        <w:rPr>
+          <w:b/>
+          <w:bCs/>
+          <w:sz w:val="36"/>
+          <w:szCs w:val="36"/>
+        </w:rPr>
+        <w:t>isSelected</w:t>
+      </w:r>
+      <w:proofErr w:type="spellEnd"/>
+      <w:r>
+        <w:rPr>
+          <w:sz w:val="36"/>
+          <w:szCs w:val="36"/>
+        </w:rPr>
+        <w:t xml:space="preserve"> to</w:t>
+      </w:r>
+      <w:r>
+        <w:rPr>
+          <w:b/>
+          <w:bCs/>
+          <w:sz w:val="36"/>
+          <w:szCs w:val="36"/>
+        </w:rPr>
+        <w:t xml:space="preserve"> true</w:t>
+      </w:r>
+      <w:r>
+        <w:rPr>
+          <w:sz w:val="36"/>
+          <w:szCs w:val="36"/>
+        </w:rPr>
+        <w:t xml:space="preserve"> or </w:t>
+      </w:r>
+      <w:r>
+        <w:rPr>
+          <w:b/>
+          <w:bCs/>
+          <w:sz w:val="36"/>
+          <w:szCs w:val="36"/>
+        </w:rPr>
+        <w:t>false</w:t>
+      </w:r>
+      <w:r>
+        <w:rPr>
+          <w:sz w:val="36"/>
+          <w:szCs w:val="36"/>
+        </w:rPr>
+        <w:t xml:space="preserve"> according to match</w:t>
+      </w:r>
+    </w:p>
+    <w:p>
+      <w:pPr>
+        <w:jc w:val="both"/>
+        <w:rPr>
+          <w:sz w:val="36"/>
+          <w:szCs w:val="36"/>
+        </w:rPr>
+      </w:pPr>
+      <w:r>
+        <w:rPr>
+          <w:sz w:val="36"/>
+          <w:szCs w:val="36"/>
+        </w:rPr>
+        <w:t xml:space="preserve"># Use the </w:t>
+      </w:r>
+      <w:proofErr w:type="spellStart"/>
+      <w:r>
+        <w:rPr>
+          <w:b/>
+          <w:bCs/>
+          <w:sz w:val="36"/>
+          <w:szCs w:val="36"/>
+        </w:rPr>
+        <w:t>isSelected</w:t>
+      </w:r>
+      <w:proofErr w:type="spellEnd"/>
+      <w:r>
+        <w:rPr>
+          <w:sz w:val="36"/>
+          <w:szCs w:val="36"/>
+        </w:rPr>
+        <w:t xml:space="preserve"> to control color and text color of the container. Use </w:t>
+      </w:r>
+      <w:r>
+        <w:rPr>
+          <w:b/>
+          <w:bCs/>
+          <w:sz w:val="36"/>
+          <w:szCs w:val="36"/>
+        </w:rPr>
+        <w:t>margin:</w:t>
+      </w:r>
+      <w:r>
+        <w:rPr>
+          <w:sz w:val="36"/>
+          <w:szCs w:val="36"/>
+        </w:rPr>
+        <w:t xml:space="preserve"> and </w:t>
+      </w:r>
+      <w:r>
+        <w:rPr>
+          <w:b/>
+          <w:bCs/>
+          <w:sz w:val="36"/>
+          <w:szCs w:val="36"/>
+        </w:rPr>
+        <w:t>padding:</w:t>
+      </w:r>
+      <w:r>
+        <w:rPr>
+          <w:sz w:val="36"/>
+          <w:szCs w:val="36"/>
+        </w:rPr>
+        <w:t xml:space="preserve"> property for more decoration.</w:t>
+      </w:r>
+    </w:p>
+    <w:p>
+      <w:pPr>
+        <w:jc w:val="both"/>
+        <w:rPr>
+          <w:sz w:val="36"/>
+          <w:szCs w:val="36"/>
+        </w:rPr>
+      </w:pPr>
+      <w:r>
+        <w:rPr>
+          <w:sz w:val="36"/>
+          <w:szCs w:val="36"/>
+        </w:rPr>
+        <w:t xml:space="preserve">NOTE: We use </w:t>
+      </w:r>
+      <w:r>
+        <w:rPr>
+          <w:b/>
+          <w:bCs/>
+          <w:sz w:val="36"/>
+          <w:szCs w:val="36"/>
+        </w:rPr>
+        <w:t>Row</w:t>
+      </w:r>
+      <w:r>
+        <w:rPr>
+          <w:sz w:val="36"/>
+          <w:szCs w:val="36"/>
+        </w:rPr>
+        <w:t xml:space="preserve"> with </w:t>
+      </w:r>
+      <w:r>
+        <w:rPr>
+          <w:b/>
+          <w:bCs/>
+          <w:sz w:val="36"/>
+          <w:szCs w:val="36"/>
+        </w:rPr>
+        <w:t>for</w:t>
+      </w:r>
+      <w:r>
+        <w:rPr>
+          <w:sz w:val="36"/>
+          <w:szCs w:val="36"/>
+        </w:rPr>
+        <w:t xml:space="preserve"> loop and </w:t>
+      </w:r>
+      <w:r>
+        <w:rPr>
+          <w:b/>
+          <w:bCs/>
+          <w:sz w:val="36"/>
+          <w:szCs w:val="36"/>
+        </w:rPr>
+        <w:t>Container</w:t>
+      </w:r>
+      <w:r>
+        <w:rPr>
+          <w:sz w:val="36"/>
+          <w:szCs w:val="36"/>
+        </w:rPr>
+        <w:t xml:space="preserve"> for </w:t>
+      </w:r>
+      <w:proofErr w:type="spellStart"/>
+      <w:r>
+        <w:rPr>
+          <w:b/>
+          <w:bCs/>
+          <w:sz w:val="36"/>
+          <w:szCs w:val="36"/>
+        </w:rPr>
+        <w:t>CarouselSlider</w:t>
+      </w:r>
+      <w:proofErr w:type="spellEnd"/>
+      <w:r>
+        <w:rPr>
+          <w:b/>
+          <w:bCs/>
+          <w:sz w:val="36"/>
+          <w:szCs w:val="36"/>
+        </w:rPr>
+        <w:t xml:space="preserve"> </w:t>
+      </w:r>
+      <w:r>
+        <w:rPr>
+          <w:sz w:val="36"/>
+          <w:szCs w:val="36"/>
+        </w:rPr>
+        <w:t>widgets effect.</w:t>
+      </w:r>
+    </w:p>
+    <w:p>
+      <w:pPr>
+        <w:jc w:val="both"/>
+        <w:rPr>
+          <w:b/>
+          <w:bCs/>
+          <w:color w:val="D86DCB" w:themeColor="accent5" w:themeTint="99"/>
+          <w:sz w:val="36"/>
+          <w:szCs w:val="36"/>
+        </w:rPr>
+      </w:pPr>
+      <w:r>
+        <w:rPr>
+          <w:b/>
+          <w:bCs/>
+          <w:color w:val="D86DCB" w:themeColor="accent5" w:themeTint="99"/>
+          <w:sz w:val="36"/>
+          <w:szCs w:val="36"/>
+        </w:rPr>
+        <w:t xml:space="preserve">class </w:t>
+      </w:r>
+      <w:proofErr w:type="spellStart"/>
+      <w:r>
+        <w:rPr>
+          <w:b/>
+          <w:bCs/>
+          <w:color w:val="D86DCB" w:themeColor="accent5" w:themeTint="99"/>
+          <w:sz w:val="36"/>
+          <w:szCs w:val="36"/>
+        </w:rPr>
+        <w:t>ColorPicker</w:t>
+      </w:r>
+      <w:proofErr w:type="spellEnd"/>
+      <w:r>
+        <w:rPr>
+          <w:b/>
+          <w:bCs/>
+          <w:color w:val="D86DCB" w:themeColor="accent5" w:themeTint="99"/>
+          <w:sz w:val="36"/>
+          <w:szCs w:val="36"/>
+        </w:rPr>
+        <w:t xml:space="preserve"> extends </w:t>
+      </w:r>
+      <w:proofErr w:type="spellStart"/>
+      <w:r>
+        <w:rPr>
+          <w:b/>
+          <w:bCs/>
+          <w:color w:val="D86DCB" w:themeColor="accent5" w:themeTint="99"/>
+          <w:sz w:val="36"/>
+          <w:szCs w:val="36"/>
+        </w:rPr>
+        <w:t>StatefulWidget</w:t>
+      </w:r>
+      <w:proofErr w:type="spellEnd"/>
+      <w:r>
+        <w:rPr>
+          <w:b/>
+          <w:bCs/>
+          <w:color w:val="D86DCB" w:themeColor="accent5" w:themeTint="99"/>
+          <w:sz w:val="36"/>
+          <w:szCs w:val="36"/>
+        </w:rPr>
+        <w:t xml:space="preserve"> {</w:t>
+      </w:r>
+    </w:p>
+    <w:p>
+      <w:pPr>
+        <w:jc w:val="both"/>
+        <w:rPr>
+          <w:b/>
+          <w:bCs/>
+          <w:color w:val="D86DCB" w:themeColor="accent5" w:themeTint="99"/>
+          <w:sz w:val="36"/>
+          <w:szCs w:val="36"/>
+        </w:rPr>
+      </w:pPr>
+      <w:r>
+        <w:rPr>
+          <w:b/>
+          <w:bCs/>
+          <w:color w:val="D86DCB" w:themeColor="accent5" w:themeTint="99"/>
+          <w:sz w:val="36"/>
+          <w:szCs w:val="36"/>
+        </w:rPr>
         <w:lastRenderedPageBreak/>
-        <w:t># Declare a nullable</w:t>
-      </w:r>
-      <w:r>
-        <w:rPr>
-          <w:b/>
-          <w:bCs/>
+        <w:t xml:space="preserve">  const </w:t>
+      </w:r>
+      <w:proofErr w:type="spellStart"/>
+      <w:proofErr w:type="gramStart"/>
+      <w:r>
+        <w:rPr>
+          <w:b/>
+          <w:bCs/>
+          <w:color w:val="D86DCB" w:themeColor="accent5" w:themeTint="99"/>
+          <w:sz w:val="36"/>
+          <w:szCs w:val="36"/>
+        </w:rPr>
+        <w:t>ColorPicker</w:t>
+      </w:r>
+      <w:proofErr w:type="spellEnd"/>
+      <w:r>
+        <w:rPr>
+          <w:b/>
+          <w:bCs/>
+          <w:color w:val="D86DCB" w:themeColor="accent5" w:themeTint="99"/>
+          <w:sz w:val="36"/>
+          <w:szCs w:val="36"/>
+        </w:rPr>
+        <w:t>(</w:t>
+      </w:r>
+      <w:proofErr w:type="gramEnd"/>
+      <w:r>
+        <w:rPr>
+          <w:b/>
+          <w:bCs/>
+          <w:color w:val="D86DCB" w:themeColor="accent5" w:themeTint="99"/>
+          <w:sz w:val="36"/>
+          <w:szCs w:val="36"/>
+        </w:rPr>
+        <w:t>{</w:t>
+      </w:r>
+      <w:proofErr w:type="spellStart"/>
+      <w:r>
+        <w:rPr>
+          <w:b/>
+          <w:bCs/>
+          <w:color w:val="D86DCB" w:themeColor="accent5" w:themeTint="99"/>
+          <w:sz w:val="36"/>
+          <w:szCs w:val="36"/>
+        </w:rPr>
+        <w:t>super.key</w:t>
+      </w:r>
+      <w:proofErr w:type="spellEnd"/>
+      <w:r>
+        <w:rPr>
+          <w:b/>
+          <w:bCs/>
+          <w:color w:val="D86DCB" w:themeColor="accent5" w:themeTint="99"/>
+          <w:sz w:val="36"/>
+          <w:szCs w:val="36"/>
+        </w:rPr>
+        <w:t xml:space="preserve">, required </w:t>
+      </w:r>
+      <w:proofErr w:type="spellStart"/>
+      <w:r>
+        <w:rPr>
+          <w:b/>
+          <w:bCs/>
+          <w:color w:val="D86DCB" w:themeColor="accent5" w:themeTint="99"/>
+          <w:sz w:val="36"/>
+          <w:szCs w:val="36"/>
+        </w:rPr>
+        <w:t>this.initialValue</w:t>
+      </w:r>
+      <w:proofErr w:type="spellEnd"/>
+      <w:r>
+        <w:rPr>
+          <w:b/>
+          <w:bCs/>
+          <w:color w:val="D86DCB" w:themeColor="accent5" w:themeTint="99"/>
+          <w:sz w:val="36"/>
+          <w:szCs w:val="36"/>
+        </w:rPr>
+        <w:t xml:space="preserve">, required </w:t>
+      </w:r>
+      <w:proofErr w:type="spellStart"/>
+      <w:r>
+        <w:rPr>
+          <w:b/>
+          <w:bCs/>
+          <w:color w:val="D86DCB" w:themeColor="accent5" w:themeTint="99"/>
+          <w:sz w:val="36"/>
+          <w:szCs w:val="36"/>
+        </w:rPr>
+        <w:t>this.colors</w:t>
+      </w:r>
+      <w:proofErr w:type="spellEnd"/>
+      <w:r>
+        <w:rPr>
+          <w:b/>
+          <w:bCs/>
+          <w:color w:val="D86DCB" w:themeColor="accent5" w:themeTint="99"/>
+          <w:sz w:val="36"/>
+          <w:szCs w:val="36"/>
+        </w:rPr>
+        <w:t xml:space="preserve">, required </w:t>
+      </w:r>
+      <w:proofErr w:type="spellStart"/>
+      <w:r>
+        <w:rPr>
+          <w:b/>
+          <w:bCs/>
+          <w:color w:val="D86DCB" w:themeColor="accent5" w:themeTint="99"/>
+          <w:sz w:val="36"/>
+          <w:szCs w:val="36"/>
+        </w:rPr>
+        <w:t>this.onChanged</w:t>
+      </w:r>
+      <w:proofErr w:type="spellEnd"/>
+      <w:r>
+        <w:rPr>
+          <w:b/>
+          <w:bCs/>
+          <w:color w:val="D86DCB" w:themeColor="accent5" w:themeTint="99"/>
+          <w:sz w:val="36"/>
+          <w:szCs w:val="36"/>
+        </w:rPr>
+        <w:t>});</w:t>
+      </w:r>
+    </w:p>
+    <w:p>
+      <w:pPr>
+        <w:jc w:val="both"/>
+        <w:rPr>
+          <w:b/>
+          <w:bCs/>
+          <w:color w:val="D86DCB" w:themeColor="accent5" w:themeTint="99"/>
+          <w:sz w:val="36"/>
+          <w:szCs w:val="36"/>
+        </w:rPr>
+      </w:pPr>
+      <w:r>
+        <w:rPr>
+          <w:b/>
+          <w:bCs/>
+          <w:color w:val="D86DCB" w:themeColor="accent5" w:themeTint="99"/>
+          <w:sz w:val="36"/>
+          <w:szCs w:val="36"/>
+        </w:rPr>
+        <w:t xml:space="preserve">  final String </w:t>
+      </w:r>
+      <w:proofErr w:type="spellStart"/>
+      <w:r>
+        <w:rPr>
+          <w:b/>
+          <w:bCs/>
+          <w:color w:val="D86DCB" w:themeColor="accent5" w:themeTint="99"/>
+          <w:sz w:val="36"/>
+          <w:szCs w:val="36"/>
+        </w:rPr>
+        <w:t>initialValue</w:t>
+      </w:r>
+      <w:proofErr w:type="spellEnd"/>
+      <w:r>
+        <w:rPr>
+          <w:b/>
+          <w:bCs/>
+          <w:color w:val="D86DCB" w:themeColor="accent5" w:themeTint="99"/>
+          <w:sz w:val="36"/>
+          <w:szCs w:val="36"/>
+        </w:rPr>
+        <w:t>;</w:t>
+      </w:r>
+    </w:p>
+    <w:p>
+      <w:pPr>
+        <w:jc w:val="both"/>
+        <w:rPr>
+          <w:b/>
+          <w:bCs/>
+          <w:color w:val="D86DCB" w:themeColor="accent5" w:themeTint="99"/>
+          <w:sz w:val="36"/>
+          <w:szCs w:val="36"/>
+        </w:rPr>
+      </w:pPr>
+      <w:r>
+        <w:rPr>
+          <w:b/>
+          <w:bCs/>
+          <w:color w:val="D86DCB" w:themeColor="accent5" w:themeTint="99"/>
+          <w:sz w:val="36"/>
+          <w:szCs w:val="36"/>
+        </w:rPr>
+        <w:t xml:space="preserve">  final List&lt;String&gt; colors;</w:t>
+      </w:r>
+    </w:p>
+    <w:p>
+      <w:pPr>
+        <w:jc w:val="both"/>
+        <w:rPr>
+          <w:b/>
+          <w:bCs/>
+          <w:color w:val="D86DCB" w:themeColor="accent5" w:themeTint="99"/>
+          <w:sz w:val="36"/>
+          <w:szCs w:val="36"/>
+        </w:rPr>
+      </w:pPr>
+      <w:r>
+        <w:rPr>
+          <w:b/>
+          <w:bCs/>
+          <w:color w:val="D86DCB" w:themeColor="accent5" w:themeTint="99"/>
+          <w:sz w:val="36"/>
+          <w:szCs w:val="36"/>
+        </w:rPr>
+        <w:t xml:space="preserve">  final </w:t>
+      </w:r>
+      <w:proofErr w:type="spellStart"/>
+      <w:r>
+        <w:rPr>
+          <w:b/>
+          <w:bCs/>
+          <w:color w:val="D86DCB" w:themeColor="accent5" w:themeTint="99"/>
+          <w:sz w:val="36"/>
+          <w:szCs w:val="36"/>
+        </w:rPr>
+        <w:t>ValueChanged</w:t>
+      </w:r>
+      <w:proofErr w:type="spellEnd"/>
+      <w:r>
+        <w:rPr>
+          <w:b/>
+          <w:bCs/>
+          <w:color w:val="D86DCB" w:themeColor="accent5" w:themeTint="99"/>
+          <w:sz w:val="36"/>
+          <w:szCs w:val="36"/>
+        </w:rPr>
+        <w:t xml:space="preserve">&lt;String&gt; </w:t>
+      </w:r>
+      <w:proofErr w:type="spellStart"/>
+      <w:r>
+        <w:rPr>
+          <w:b/>
+          <w:bCs/>
+          <w:color w:val="D86DCB" w:themeColor="accent5" w:themeTint="99"/>
+          <w:sz w:val="36"/>
+          <w:szCs w:val="36"/>
+        </w:rPr>
+        <w:t>onChanged</w:t>
+      </w:r>
+      <w:proofErr w:type="spellEnd"/>
+      <w:r>
+        <w:rPr>
+          <w:b/>
+          <w:bCs/>
+          <w:color w:val="D86DCB" w:themeColor="accent5" w:themeTint="99"/>
+          <w:sz w:val="36"/>
+          <w:szCs w:val="36"/>
+        </w:rPr>
+        <w:t>;</w:t>
+      </w:r>
+    </w:p>
+    <w:p>
+      <w:pPr>
+        <w:jc w:val="both"/>
+        <w:rPr>
+          <w:b/>
+          <w:bCs/>
+          <w:color w:val="D86DCB" w:themeColor="accent5" w:themeTint="99"/>
+          <w:sz w:val="36"/>
+          <w:szCs w:val="36"/>
+        </w:rPr>
+      </w:pPr>
+      <w:r>
+        <w:rPr>
+          <w:b/>
+          <w:bCs/>
+          <w:color w:val="D86DCB" w:themeColor="accent5" w:themeTint="99"/>
+          <w:sz w:val="36"/>
+          <w:szCs w:val="36"/>
+        </w:rPr>
+        <w:t xml:space="preserve">  @override</w:t>
+      </w:r>
+    </w:p>
+    <w:p>
+      <w:pPr>
+        <w:jc w:val="both"/>
+        <w:rPr>
+          <w:b/>
+          <w:bCs/>
+          <w:color w:val="D86DCB" w:themeColor="accent5" w:themeTint="99"/>
+          <w:sz w:val="36"/>
+          <w:szCs w:val="36"/>
+        </w:rPr>
+      </w:pPr>
+      <w:r>
+        <w:rPr>
+          <w:b/>
+          <w:bCs/>
+          <w:color w:val="D86DCB" w:themeColor="accent5" w:themeTint="99"/>
+          <w:sz w:val="36"/>
+          <w:szCs w:val="36"/>
+        </w:rPr>
+        <w:t xml:space="preserve">  State&lt;</w:t>
+      </w:r>
+      <w:proofErr w:type="spellStart"/>
+      <w:r>
+        <w:rPr>
+          <w:b/>
+          <w:bCs/>
+          <w:color w:val="D86DCB" w:themeColor="accent5" w:themeTint="99"/>
+          <w:sz w:val="36"/>
+          <w:szCs w:val="36"/>
+        </w:rPr>
+        <w:t>ColorPicker</w:t>
+      </w:r>
+      <w:proofErr w:type="spellEnd"/>
+      <w:r>
+        <w:rPr>
+          <w:b/>
+          <w:bCs/>
+          <w:color w:val="D86DCB" w:themeColor="accent5" w:themeTint="99"/>
+          <w:sz w:val="36"/>
+          <w:szCs w:val="36"/>
+        </w:rPr>
+        <w:t xml:space="preserve">&gt; </w:t>
+      </w:r>
+      <w:proofErr w:type="spellStart"/>
+      <w:proofErr w:type="gramStart"/>
+      <w:r>
+        <w:rPr>
+          <w:b/>
+          <w:bCs/>
+          <w:color w:val="D86DCB" w:themeColor="accent5" w:themeTint="99"/>
+          <w:sz w:val="36"/>
+          <w:szCs w:val="36"/>
+        </w:rPr>
+        <w:t>createState</w:t>
+      </w:r>
+      <w:proofErr w:type="spellEnd"/>
+      <w:r>
+        <w:rPr>
+          <w:b/>
+          <w:bCs/>
+          <w:color w:val="D86DCB" w:themeColor="accent5" w:themeTint="99"/>
+          <w:sz w:val="36"/>
+          <w:szCs w:val="36"/>
+        </w:rPr>
+        <w:t>(</w:t>
+      </w:r>
+      <w:proofErr w:type="gramEnd"/>
+      <w:r>
+        <w:rPr>
+          <w:b/>
+          <w:bCs/>
+          <w:color w:val="D86DCB" w:themeColor="accent5" w:themeTint="99"/>
+          <w:sz w:val="36"/>
+          <w:szCs w:val="36"/>
+        </w:rPr>
+        <w:t>) =&gt; _</w:t>
+      </w:r>
+      <w:proofErr w:type="spellStart"/>
+      <w:r>
+        <w:rPr>
+          <w:b/>
+          <w:bCs/>
+          <w:color w:val="D86DCB" w:themeColor="accent5" w:themeTint="99"/>
+          <w:sz w:val="36"/>
+          <w:szCs w:val="36"/>
+        </w:rPr>
+        <w:t>ColorPickerState</w:t>
+      </w:r>
+      <w:proofErr w:type="spellEnd"/>
+      <w:r>
+        <w:rPr>
+          <w:b/>
+          <w:bCs/>
+          <w:color w:val="D86DCB" w:themeColor="accent5" w:themeTint="99"/>
+          <w:sz w:val="36"/>
+          <w:szCs w:val="36"/>
+        </w:rPr>
+        <w:t>();</w:t>
+      </w:r>
+    </w:p>
+    <w:p>
+      <w:pPr>
+        <w:jc w:val="both"/>
+        <w:rPr>
+          <w:b/>
+          <w:bCs/>
+          <w:color w:val="D86DCB" w:themeColor="accent5" w:themeTint="99"/>
+          <w:sz w:val="36"/>
+          <w:szCs w:val="36"/>
+        </w:rPr>
+      </w:pPr>
+      <w:r>
+        <w:rPr>
+          <w:b/>
+          <w:bCs/>
+          <w:color w:val="D86DCB" w:themeColor="accent5" w:themeTint="99"/>
+          <w:sz w:val="36"/>
+          <w:szCs w:val="36"/>
+        </w:rPr>
+        <w:t>}</w:t>
+      </w:r>
+    </w:p>
+    <w:p>
+      <w:pPr>
+        <w:jc w:val="both"/>
+        <w:rPr>
+          <w:b/>
+          <w:bCs/>
+          <w:color w:val="D86DCB" w:themeColor="accent5" w:themeTint="99"/>
+          <w:sz w:val="36"/>
+          <w:szCs w:val="36"/>
+        </w:rPr>
+      </w:pPr>
+      <w:r>
+        <w:rPr>
+          <w:b/>
+          <w:bCs/>
+          <w:color w:val="D86DCB" w:themeColor="accent5" w:themeTint="99"/>
+          <w:sz w:val="36"/>
+          <w:szCs w:val="36"/>
+        </w:rPr>
+        <w:t>class _</w:t>
+      </w:r>
+      <w:proofErr w:type="spellStart"/>
+      <w:r>
+        <w:rPr>
+          <w:b/>
+          <w:bCs/>
+          <w:color w:val="D86DCB" w:themeColor="accent5" w:themeTint="99"/>
+          <w:sz w:val="36"/>
+          <w:szCs w:val="36"/>
+        </w:rPr>
+        <w:t>ColorPickerState</w:t>
+      </w:r>
+      <w:proofErr w:type="spellEnd"/>
+      <w:r>
+        <w:rPr>
+          <w:b/>
+          <w:bCs/>
+          <w:color w:val="D86DCB" w:themeColor="accent5" w:themeTint="99"/>
+          <w:sz w:val="36"/>
+          <w:szCs w:val="36"/>
+        </w:rPr>
+        <w:t xml:space="preserve"> extends State&lt;</w:t>
+      </w:r>
+      <w:proofErr w:type="spellStart"/>
+      <w:r>
+        <w:rPr>
+          <w:b/>
+          <w:bCs/>
+          <w:color w:val="D86DCB" w:themeColor="accent5" w:themeTint="99"/>
+          <w:sz w:val="36"/>
+          <w:szCs w:val="36"/>
+        </w:rPr>
+        <w:t>ColorPicker</w:t>
+      </w:r>
+      <w:proofErr w:type="spellEnd"/>
+      <w:r>
+        <w:rPr>
+          <w:b/>
+          <w:bCs/>
+          <w:color w:val="D86DCB" w:themeColor="accent5" w:themeTint="99"/>
+          <w:sz w:val="36"/>
+          <w:szCs w:val="36"/>
+        </w:rPr>
+        <w:t>&gt; {</w:t>
+      </w:r>
+    </w:p>
+    <w:p>
+      <w:pPr>
+        <w:jc w:val="both"/>
+        <w:rPr>
+          <w:b/>
+          <w:bCs/>
+          <w:color w:val="D86DCB" w:themeColor="accent5" w:themeTint="99"/>
+          <w:sz w:val="36"/>
+          <w:szCs w:val="36"/>
+        </w:rPr>
+      </w:pPr>
+      <w:r>
+        <w:rPr>
+          <w:b/>
+          <w:bCs/>
+          <w:color w:val="D86DCB" w:themeColor="accent5" w:themeTint="99"/>
+          <w:sz w:val="36"/>
+          <w:szCs w:val="36"/>
+        </w:rPr>
+        <w:t xml:space="preserve">  String? </w:t>
+      </w:r>
+      <w:proofErr w:type="spellStart"/>
+      <w:r>
+        <w:rPr>
+          <w:b/>
+          <w:bCs/>
+          <w:color w:val="D86DCB" w:themeColor="accent5" w:themeTint="99"/>
+          <w:sz w:val="36"/>
+          <w:szCs w:val="36"/>
+        </w:rPr>
+        <w:t>selectedValue</w:t>
+      </w:r>
+      <w:proofErr w:type="spellEnd"/>
+      <w:r>
+        <w:rPr>
+          <w:b/>
+          <w:bCs/>
+          <w:color w:val="D86DCB" w:themeColor="accent5" w:themeTint="99"/>
+          <w:sz w:val="36"/>
+          <w:szCs w:val="36"/>
+        </w:rPr>
+        <w:t>;</w:t>
+      </w:r>
+    </w:p>
+    <w:p>
+      <w:pPr>
+        <w:jc w:val="both"/>
+        <w:rPr>
+          <w:b/>
+          <w:bCs/>
+          <w:color w:val="D86DCB" w:themeColor="accent5" w:themeTint="99"/>
+          <w:sz w:val="36"/>
+          <w:szCs w:val="36"/>
+        </w:rPr>
+      </w:pPr>
+      <w:r>
+        <w:rPr>
+          <w:b/>
+          <w:bCs/>
+          <w:color w:val="D86DCB" w:themeColor="accent5" w:themeTint="99"/>
+          <w:sz w:val="36"/>
+          <w:szCs w:val="36"/>
+        </w:rPr>
+        <w:t xml:space="preserve">  @override</w:t>
+      </w:r>
+    </w:p>
+    <w:p>
+      <w:pPr>
+        <w:jc w:val="both"/>
+        <w:rPr>
+          <w:b/>
+          <w:bCs/>
+          <w:color w:val="D86DCB" w:themeColor="accent5" w:themeTint="99"/>
+          <w:sz w:val="36"/>
+          <w:szCs w:val="36"/>
+        </w:rPr>
+      </w:pPr>
+      <w:r>
+        <w:rPr>
+          <w:b/>
+          <w:bCs/>
+          <w:color w:val="D86DCB" w:themeColor="accent5" w:themeTint="99"/>
+          <w:sz w:val="36"/>
+          <w:szCs w:val="36"/>
+        </w:rPr>
+        <w:t xml:space="preserve">  void </w:t>
+      </w:r>
+      <w:proofErr w:type="spellStart"/>
+      <w:proofErr w:type="gramStart"/>
+      <w:r>
+        <w:rPr>
+          <w:b/>
+          <w:bCs/>
+          <w:color w:val="D86DCB" w:themeColor="accent5" w:themeTint="99"/>
+          <w:sz w:val="36"/>
+          <w:szCs w:val="36"/>
+        </w:rPr>
+        <w:t>initState</w:t>
+      </w:r>
+      <w:proofErr w:type="spellEnd"/>
+      <w:r>
+        <w:rPr>
+          <w:b/>
+          <w:bCs/>
+          <w:color w:val="D86DCB" w:themeColor="accent5" w:themeTint="99"/>
+          <w:sz w:val="36"/>
+          <w:szCs w:val="36"/>
+        </w:rPr>
+        <w:t>(</w:t>
+      </w:r>
+      <w:proofErr w:type="gramEnd"/>
+      <w:r>
+        <w:rPr>
+          <w:b/>
+          <w:bCs/>
+          <w:color w:val="D86DCB" w:themeColor="accent5" w:themeTint="99"/>
+          <w:sz w:val="36"/>
+          <w:szCs w:val="36"/>
+        </w:rPr>
+        <w:t>) {</w:t>
+      </w:r>
+    </w:p>
+    <w:p>
+      <w:pPr>
+        <w:jc w:val="both"/>
+        <w:rPr>
+          <w:b/>
+          <w:bCs/>
+          <w:color w:val="D86DCB" w:themeColor="accent5" w:themeTint="99"/>
+          <w:sz w:val="36"/>
+          <w:szCs w:val="36"/>
+        </w:rPr>
+      </w:pPr>
+      <w:r>
+        <w:rPr>
+          <w:b/>
+          <w:bCs/>
+          <w:color w:val="D86DCB" w:themeColor="accent5" w:themeTint="99"/>
+          <w:sz w:val="36"/>
+          <w:szCs w:val="36"/>
+        </w:rPr>
+        <w:t xml:space="preserve">    </w:t>
+      </w:r>
+      <w:proofErr w:type="spellStart"/>
+      <w:proofErr w:type="gramStart"/>
+      <w:r>
+        <w:rPr>
+          <w:b/>
+          <w:bCs/>
+          <w:color w:val="D86DCB" w:themeColor="accent5" w:themeTint="99"/>
+          <w:sz w:val="36"/>
+          <w:szCs w:val="36"/>
+        </w:rPr>
+        <w:t>super.initState</w:t>
+      </w:r>
+      <w:proofErr w:type="spellEnd"/>
+      <w:proofErr w:type="gramEnd"/>
+      <w:r>
+        <w:rPr>
+          <w:b/>
+          <w:bCs/>
+          <w:color w:val="D86DCB" w:themeColor="accent5" w:themeTint="99"/>
+          <w:sz w:val="36"/>
+          <w:szCs w:val="36"/>
+        </w:rPr>
+        <w:t>();</w:t>
+      </w:r>
+    </w:p>
+    <w:p>
+      <w:pPr>
+        <w:jc w:val="both"/>
+        <w:rPr>
+          <w:b/>
+          <w:bCs/>
+          <w:color w:val="D86DCB" w:themeColor="accent5" w:themeTint="99"/>
+          <w:sz w:val="36"/>
+          <w:szCs w:val="36"/>
+        </w:rPr>
+      </w:pPr>
+      <w:r>
+        <w:rPr>
+          <w:b/>
+          <w:bCs/>
+          <w:color w:val="D86DCB" w:themeColor="accent5" w:themeTint="99"/>
+          <w:sz w:val="36"/>
+          <w:szCs w:val="36"/>
+        </w:rPr>
+        <w:t xml:space="preserve">    </w:t>
+      </w:r>
+      <w:proofErr w:type="spellStart"/>
+      <w:r>
+        <w:rPr>
+          <w:b/>
+          <w:bCs/>
+          <w:color w:val="D86DCB" w:themeColor="accent5" w:themeTint="99"/>
+          <w:sz w:val="36"/>
+          <w:szCs w:val="36"/>
+        </w:rPr>
+        <w:t>selectedValue</w:t>
+      </w:r>
+      <w:proofErr w:type="spellEnd"/>
+      <w:r>
+        <w:rPr>
+          <w:b/>
+          <w:bCs/>
+          <w:color w:val="D86DCB" w:themeColor="accent5" w:themeTint="99"/>
+          <w:sz w:val="36"/>
+          <w:szCs w:val="36"/>
+        </w:rPr>
+        <w:t xml:space="preserve"> = </w:t>
+      </w:r>
+      <w:proofErr w:type="spellStart"/>
+      <w:proofErr w:type="gramStart"/>
+      <w:r>
+        <w:rPr>
+          <w:b/>
+          <w:bCs/>
+          <w:color w:val="D86DCB" w:themeColor="accent5" w:themeTint="99"/>
+          <w:sz w:val="36"/>
+          <w:szCs w:val="36"/>
+        </w:rPr>
+        <w:t>widget.initialValue</w:t>
+      </w:r>
+      <w:proofErr w:type="spellEnd"/>
+      <w:proofErr w:type="gramEnd"/>
+      <w:r>
+        <w:rPr>
+          <w:b/>
+          <w:bCs/>
+          <w:color w:val="D86DCB" w:themeColor="accent5" w:themeTint="99"/>
+          <w:sz w:val="36"/>
+          <w:szCs w:val="36"/>
+        </w:rPr>
+        <w:t>;</w:t>
+      </w:r>
+    </w:p>
+    <w:p>
+      <w:pPr>
+        <w:jc w:val="both"/>
+        <w:rPr>
+          <w:b/>
+          <w:bCs/>
+          <w:color w:val="D86DCB" w:themeColor="accent5" w:themeTint="99"/>
+          <w:sz w:val="36"/>
+          <w:szCs w:val="36"/>
+        </w:rPr>
+      </w:pPr>
+      <w:r>
+        <w:rPr>
+          <w:b/>
+          <w:bCs/>
+          <w:color w:val="D86DCB" w:themeColor="accent5" w:themeTint="99"/>
+          <w:sz w:val="36"/>
+          <w:szCs w:val="36"/>
+        </w:rPr>
+        <w:t xml:space="preserve">  }</w:t>
+      </w:r>
+    </w:p>
+    <w:p>
+      <w:pPr>
+        <w:jc w:val="both"/>
+        <w:rPr>
+          <w:b/>
+          <w:bCs/>
+          <w:color w:val="D86DCB" w:themeColor="accent5" w:themeTint="99"/>
+          <w:sz w:val="36"/>
+          <w:szCs w:val="36"/>
+        </w:rPr>
+      </w:pPr>
+      <w:r>
+        <w:rPr>
+          <w:b/>
+          <w:bCs/>
+          <w:color w:val="D86DCB" w:themeColor="accent5" w:themeTint="99"/>
+          <w:sz w:val="36"/>
+          <w:szCs w:val="36"/>
+        </w:rPr>
+        <w:t xml:space="preserve">  @override</w:t>
+      </w:r>
+    </w:p>
+    <w:p>
+      <w:pPr>
+        <w:jc w:val="both"/>
+        <w:rPr>
+          <w:b/>
+          <w:bCs/>
+          <w:color w:val="D86DCB" w:themeColor="accent5" w:themeTint="99"/>
+          <w:sz w:val="36"/>
+          <w:szCs w:val="36"/>
+        </w:rPr>
+      </w:pPr>
+      <w:r>
+        <w:rPr>
+          <w:b/>
+          <w:bCs/>
+          <w:color w:val="D86DCB" w:themeColor="accent5" w:themeTint="99"/>
+          <w:sz w:val="36"/>
+          <w:szCs w:val="36"/>
+        </w:rPr>
+        <w:t xml:space="preserve">  Widget </w:t>
+      </w:r>
+      <w:proofErr w:type="gramStart"/>
+      <w:r>
+        <w:rPr>
+          <w:b/>
+          <w:bCs/>
+          <w:color w:val="D86DCB" w:themeColor="accent5" w:themeTint="99"/>
+          <w:sz w:val="36"/>
+          <w:szCs w:val="36"/>
+        </w:rPr>
+        <w:t>build(</w:t>
+      </w:r>
+      <w:proofErr w:type="spellStart"/>
+      <w:proofErr w:type="gramEnd"/>
+      <w:r>
+        <w:rPr>
+          <w:b/>
+          <w:bCs/>
+          <w:color w:val="D86DCB" w:themeColor="accent5" w:themeTint="99"/>
+          <w:sz w:val="36"/>
+          <w:szCs w:val="36"/>
+        </w:rPr>
+        <w:t>BuildContext</w:t>
+      </w:r>
+      <w:proofErr w:type="spellEnd"/>
+      <w:r>
+        <w:rPr>
+          <w:b/>
+          <w:bCs/>
+          <w:color w:val="D86DCB" w:themeColor="accent5" w:themeTint="99"/>
+          <w:sz w:val="36"/>
+          <w:szCs w:val="36"/>
+        </w:rPr>
+        <w:t xml:space="preserve"> context) {</w:t>
+      </w:r>
+    </w:p>
+    <w:p>
+      <w:pPr>
+        <w:jc w:val="both"/>
+        <w:rPr>
+          <w:b/>
+          <w:bCs/>
+          <w:color w:val="D86DCB" w:themeColor="accent5" w:themeTint="99"/>
+          <w:sz w:val="36"/>
+          <w:szCs w:val="36"/>
+        </w:rPr>
+      </w:pPr>
+      <w:r>
+        <w:rPr>
+          <w:b/>
+          <w:bCs/>
+          <w:color w:val="D86DCB" w:themeColor="accent5" w:themeTint="99"/>
+          <w:sz w:val="36"/>
+          <w:szCs w:val="36"/>
+        </w:rPr>
+        <w:t xml:space="preserve">    return </w:t>
+      </w:r>
+      <w:proofErr w:type="spellStart"/>
+      <w:proofErr w:type="gramStart"/>
+      <w:r>
+        <w:rPr>
+          <w:b/>
+          <w:bCs/>
+          <w:color w:val="D86DCB" w:themeColor="accent5" w:themeTint="99"/>
+          <w:sz w:val="36"/>
+          <w:szCs w:val="36"/>
+        </w:rPr>
+        <w:t>SizedBox</w:t>
+      </w:r>
+      <w:proofErr w:type="spellEnd"/>
+      <w:r>
+        <w:rPr>
+          <w:b/>
+          <w:bCs/>
+          <w:color w:val="D86DCB" w:themeColor="accent5" w:themeTint="99"/>
+          <w:sz w:val="36"/>
+          <w:szCs w:val="36"/>
+        </w:rPr>
+        <w:t>(</w:t>
+      </w:r>
+      <w:proofErr w:type="gramEnd"/>
+    </w:p>
+    <w:p>
+      <w:pPr>
+        <w:jc w:val="both"/>
+        <w:rPr>
+          <w:b/>
+          <w:bCs/>
+          <w:color w:val="D86DCB" w:themeColor="accent5" w:themeTint="99"/>
+          <w:sz w:val="36"/>
+          <w:szCs w:val="36"/>
+        </w:rPr>
+      </w:pPr>
+      <w:r>
+        <w:rPr>
+          <w:b/>
+          <w:bCs/>
+          <w:color w:val="D86DCB" w:themeColor="accent5" w:themeTint="99"/>
+          <w:sz w:val="36"/>
+          <w:szCs w:val="36"/>
+        </w:rPr>
+        <w:t xml:space="preserve">      height: 40,</w:t>
+      </w:r>
+    </w:p>
+    <w:p>
+      <w:pPr>
+        <w:jc w:val="both"/>
+        <w:rPr>
+          <w:b/>
+          <w:bCs/>
+          <w:color w:val="D86DCB" w:themeColor="accent5" w:themeTint="99"/>
+          <w:sz w:val="36"/>
+          <w:szCs w:val="36"/>
+        </w:rPr>
+      </w:pPr>
+      <w:r>
+        <w:rPr>
+          <w:b/>
+          <w:bCs/>
+          <w:color w:val="D86DCB" w:themeColor="accent5" w:themeTint="99"/>
+          <w:sz w:val="36"/>
+          <w:szCs w:val="36"/>
+        </w:rPr>
+        <w:lastRenderedPageBreak/>
+        <w:t xml:space="preserve">      child: </w:t>
+      </w:r>
+      <w:proofErr w:type="spellStart"/>
+      <w:r>
+        <w:rPr>
+          <w:b/>
+          <w:bCs/>
+          <w:color w:val="D86DCB" w:themeColor="accent5" w:themeTint="99"/>
+          <w:sz w:val="36"/>
+          <w:szCs w:val="36"/>
+        </w:rPr>
+        <w:t>ListView.builder</w:t>
+      </w:r>
+      <w:proofErr w:type="spellEnd"/>
+      <w:r>
+        <w:rPr>
+          <w:b/>
+          <w:bCs/>
+          <w:color w:val="D86DCB" w:themeColor="accent5" w:themeTint="99"/>
+          <w:sz w:val="36"/>
+          <w:szCs w:val="36"/>
+        </w:rPr>
+        <w:t>(</w:t>
+      </w:r>
+    </w:p>
+    <w:p>
+      <w:pPr>
+        <w:jc w:val="both"/>
+        <w:rPr>
+          <w:b/>
+          <w:bCs/>
+          <w:color w:val="D86DCB" w:themeColor="accent5" w:themeTint="99"/>
+          <w:sz w:val="36"/>
+          <w:szCs w:val="36"/>
+        </w:rPr>
+      </w:pPr>
+      <w:r>
+        <w:rPr>
+          <w:b/>
+          <w:bCs/>
+          <w:color w:val="D86DCB" w:themeColor="accent5" w:themeTint="99"/>
+          <w:sz w:val="36"/>
+          <w:szCs w:val="36"/>
+        </w:rPr>
+        <w:t xml:space="preserve">          </w:t>
+      </w:r>
+      <w:proofErr w:type="spellStart"/>
+      <w:r>
+        <w:rPr>
+          <w:b/>
+          <w:bCs/>
+          <w:color w:val="D86DCB" w:themeColor="accent5" w:themeTint="99"/>
+          <w:sz w:val="36"/>
+          <w:szCs w:val="36"/>
+        </w:rPr>
+        <w:t>scrollDirection</w:t>
+      </w:r>
+      <w:proofErr w:type="spellEnd"/>
+      <w:proofErr w:type="gramStart"/>
+      <w:r>
+        <w:rPr>
+          <w:b/>
+          <w:bCs/>
+          <w:color w:val="D86DCB" w:themeColor="accent5" w:themeTint="99"/>
+          <w:sz w:val="36"/>
+          <w:szCs w:val="36"/>
+        </w:rPr>
+        <w:t>: .horizontal</w:t>
+      </w:r>
+      <w:proofErr w:type="gramEnd"/>
+      <w:r>
+        <w:rPr>
+          <w:b/>
+          <w:bCs/>
+          <w:color w:val="D86DCB" w:themeColor="accent5" w:themeTint="99"/>
+          <w:sz w:val="36"/>
+          <w:szCs w:val="36"/>
+        </w:rPr>
+        <w:t>,</w:t>
+      </w:r>
+    </w:p>
+    <w:p>
+      <w:pPr>
+        <w:jc w:val="both"/>
+        <w:rPr>
+          <w:b/>
+          <w:bCs/>
+          <w:color w:val="D86DCB" w:themeColor="accent5" w:themeTint="99"/>
+          <w:sz w:val="36"/>
+          <w:szCs w:val="36"/>
+        </w:rPr>
+      </w:pPr>
+      <w:r>
+        <w:rPr>
+          <w:b/>
+          <w:bCs/>
+          <w:color w:val="D86DCB" w:themeColor="accent5" w:themeTint="99"/>
+          <w:sz w:val="36"/>
+          <w:szCs w:val="36"/>
+        </w:rPr>
+        <w:t xml:space="preserve">          </w:t>
+      </w:r>
+      <w:proofErr w:type="spellStart"/>
+      <w:r>
+        <w:rPr>
+          <w:b/>
+          <w:bCs/>
+          <w:color w:val="D86DCB" w:themeColor="accent5" w:themeTint="99"/>
+          <w:sz w:val="36"/>
+          <w:szCs w:val="36"/>
+        </w:rPr>
+        <w:t>itemCount</w:t>
+      </w:r>
+      <w:proofErr w:type="spellEnd"/>
+      <w:r>
+        <w:rPr>
+          <w:b/>
+          <w:bCs/>
+          <w:color w:val="D86DCB" w:themeColor="accent5" w:themeTint="99"/>
+          <w:sz w:val="36"/>
+          <w:szCs w:val="36"/>
+        </w:rPr>
+        <w:t xml:space="preserve">: </w:t>
+      </w:r>
+      <w:proofErr w:type="spellStart"/>
+      <w:proofErr w:type="gramStart"/>
+      <w:r>
+        <w:rPr>
+          <w:b/>
+          <w:bCs/>
+          <w:color w:val="D86DCB" w:themeColor="accent5" w:themeTint="99"/>
+          <w:sz w:val="36"/>
+          <w:szCs w:val="36"/>
+        </w:rPr>
+        <w:t>widget.colors</w:t>
+      </w:r>
+      <w:proofErr w:type="gramEnd"/>
+      <w:r>
+        <w:rPr>
+          <w:b/>
+          <w:bCs/>
+          <w:color w:val="D86DCB" w:themeColor="accent5" w:themeTint="99"/>
+          <w:sz w:val="36"/>
+          <w:szCs w:val="36"/>
+        </w:rPr>
+        <w:t>.length</w:t>
+      </w:r>
+      <w:proofErr w:type="spellEnd"/>
+      <w:r>
+        <w:rPr>
+          <w:b/>
+          <w:bCs/>
+          <w:color w:val="D86DCB" w:themeColor="accent5" w:themeTint="99"/>
+          <w:sz w:val="36"/>
+          <w:szCs w:val="36"/>
+        </w:rPr>
+        <w:t>,</w:t>
+      </w:r>
+    </w:p>
+    <w:p>
+      <w:pPr>
+        <w:jc w:val="both"/>
+        <w:rPr>
+          <w:b/>
+          <w:bCs/>
+          <w:color w:val="D86DCB" w:themeColor="accent5" w:themeTint="99"/>
+          <w:sz w:val="36"/>
+          <w:szCs w:val="36"/>
+        </w:rPr>
+      </w:pPr>
+      <w:r>
+        <w:rPr>
+          <w:b/>
+          <w:bCs/>
+          <w:color w:val="D86DCB" w:themeColor="accent5" w:themeTint="99"/>
+          <w:sz w:val="36"/>
+          <w:szCs w:val="36"/>
+        </w:rPr>
+        <w:t xml:space="preserve">          </w:t>
+      </w:r>
+      <w:proofErr w:type="spellStart"/>
+      <w:r>
+        <w:rPr>
+          <w:b/>
+          <w:bCs/>
+          <w:color w:val="D86DCB" w:themeColor="accent5" w:themeTint="99"/>
+          <w:sz w:val="36"/>
+          <w:szCs w:val="36"/>
+        </w:rPr>
+        <w:t>itemBuilder</w:t>
+      </w:r>
+      <w:proofErr w:type="spellEnd"/>
+      <w:r>
+        <w:rPr>
+          <w:b/>
+          <w:bCs/>
+          <w:color w:val="D86DCB" w:themeColor="accent5" w:themeTint="99"/>
+          <w:sz w:val="36"/>
+          <w:szCs w:val="36"/>
+        </w:rPr>
+        <w:t>: (</w:t>
+      </w:r>
+      <w:proofErr w:type="spellStart"/>
+      <w:r>
+        <w:rPr>
+          <w:b/>
+          <w:bCs/>
+          <w:color w:val="D86DCB" w:themeColor="accent5" w:themeTint="99"/>
+          <w:sz w:val="36"/>
+          <w:szCs w:val="36"/>
+        </w:rPr>
+        <w:t>BuildContext</w:t>
+      </w:r>
+      <w:proofErr w:type="spellEnd"/>
+      <w:r>
+        <w:rPr>
+          <w:b/>
+          <w:bCs/>
+          <w:color w:val="D86DCB" w:themeColor="accent5" w:themeTint="99"/>
+          <w:sz w:val="36"/>
+          <w:szCs w:val="36"/>
+        </w:rPr>
+        <w:t xml:space="preserve"> context, int index) {</w:t>
+      </w:r>
+    </w:p>
+    <w:p>
+      <w:pPr>
+        <w:jc w:val="both"/>
+        <w:rPr>
+          <w:b/>
+          <w:bCs/>
+          <w:color w:val="D86DCB" w:themeColor="accent5" w:themeTint="99"/>
+          <w:sz w:val="36"/>
+          <w:szCs w:val="36"/>
+        </w:rPr>
+      </w:pPr>
+      <w:r>
+        <w:rPr>
+          <w:b/>
+          <w:bCs/>
+          <w:color w:val="D86DCB" w:themeColor="accent5" w:themeTint="99"/>
+          <w:sz w:val="36"/>
+          <w:szCs w:val="36"/>
+        </w:rPr>
+        <w:t xml:space="preserve">            final color = </w:t>
+      </w:r>
+      <w:proofErr w:type="spellStart"/>
+      <w:proofErr w:type="gramStart"/>
+      <w:r>
+        <w:rPr>
+          <w:b/>
+          <w:bCs/>
+          <w:color w:val="D86DCB" w:themeColor="accent5" w:themeTint="99"/>
+          <w:sz w:val="36"/>
+          <w:szCs w:val="36"/>
+        </w:rPr>
+        <w:t>widget.colors</w:t>
+      </w:r>
+      <w:proofErr w:type="spellEnd"/>
+      <w:proofErr w:type="gramEnd"/>
+      <w:r>
+        <w:rPr>
+          <w:b/>
+          <w:bCs/>
+          <w:color w:val="D86DCB" w:themeColor="accent5" w:themeTint="99"/>
+          <w:sz w:val="36"/>
+          <w:szCs w:val="36"/>
+        </w:rPr>
+        <w:t>[index];</w:t>
+      </w:r>
+    </w:p>
+    <w:p>
+      <w:pPr>
+        <w:jc w:val="both"/>
+        <w:rPr>
+          <w:b/>
+          <w:bCs/>
+          <w:color w:val="D86DCB" w:themeColor="accent5" w:themeTint="99"/>
+          <w:sz w:val="36"/>
+          <w:szCs w:val="36"/>
+        </w:rPr>
+      </w:pPr>
+      <w:r>
+        <w:rPr>
+          <w:b/>
+          <w:bCs/>
+          <w:color w:val="D86DCB" w:themeColor="accent5" w:themeTint="99"/>
+          <w:sz w:val="36"/>
+          <w:szCs w:val="36"/>
+        </w:rPr>
+        <w:t xml:space="preserve">            final bool </w:t>
+      </w:r>
+      <w:proofErr w:type="spellStart"/>
+      <w:r>
+        <w:rPr>
+          <w:b/>
+          <w:bCs/>
+          <w:color w:val="D86DCB" w:themeColor="accent5" w:themeTint="99"/>
+          <w:sz w:val="36"/>
+          <w:szCs w:val="36"/>
+        </w:rPr>
+        <w:t>isSelected</w:t>
+      </w:r>
+      <w:proofErr w:type="spellEnd"/>
+      <w:r>
+        <w:rPr>
+          <w:b/>
+          <w:bCs/>
+          <w:color w:val="D86DCB" w:themeColor="accent5" w:themeTint="99"/>
+          <w:sz w:val="36"/>
+          <w:szCs w:val="36"/>
+        </w:rPr>
+        <w:t xml:space="preserve"> = </w:t>
+      </w:r>
+      <w:proofErr w:type="spellStart"/>
+      <w:r>
+        <w:rPr>
+          <w:b/>
+          <w:bCs/>
+          <w:color w:val="D86DCB" w:themeColor="accent5" w:themeTint="99"/>
+          <w:sz w:val="36"/>
+          <w:szCs w:val="36"/>
+        </w:rPr>
+        <w:t>selectedValue</w:t>
+      </w:r>
+      <w:proofErr w:type="spellEnd"/>
+      <w:r>
+        <w:rPr>
+          <w:b/>
+          <w:bCs/>
+          <w:color w:val="D86DCB" w:themeColor="accent5" w:themeTint="99"/>
+          <w:sz w:val="36"/>
+          <w:szCs w:val="36"/>
+        </w:rPr>
+        <w:t xml:space="preserve"> == color;</w:t>
+      </w:r>
+    </w:p>
+    <w:p>
+      <w:pPr>
+        <w:jc w:val="both"/>
+        <w:rPr>
+          <w:b/>
+          <w:bCs/>
+          <w:color w:val="D86DCB" w:themeColor="accent5" w:themeTint="99"/>
+          <w:sz w:val="36"/>
+          <w:szCs w:val="36"/>
+        </w:rPr>
+      </w:pPr>
+      <w:r>
+        <w:rPr>
+          <w:b/>
+          <w:bCs/>
+          <w:color w:val="D86DCB" w:themeColor="accent5" w:themeTint="99"/>
+          <w:sz w:val="36"/>
+          <w:szCs w:val="36"/>
+        </w:rPr>
+        <w:t xml:space="preserve">            return </w:t>
+      </w:r>
+      <w:proofErr w:type="spellStart"/>
+      <w:proofErr w:type="gramStart"/>
+      <w:r>
+        <w:rPr>
+          <w:b/>
+          <w:bCs/>
+          <w:color w:val="D86DCB" w:themeColor="accent5" w:themeTint="99"/>
+          <w:sz w:val="36"/>
+          <w:szCs w:val="36"/>
+        </w:rPr>
+        <w:t>GestureDetector</w:t>
+      </w:r>
+      <w:proofErr w:type="spellEnd"/>
+      <w:r>
+        <w:rPr>
+          <w:b/>
+          <w:bCs/>
+          <w:color w:val="D86DCB" w:themeColor="accent5" w:themeTint="99"/>
+          <w:sz w:val="36"/>
+          <w:szCs w:val="36"/>
+        </w:rPr>
+        <w:t>(</w:t>
+      </w:r>
+      <w:proofErr w:type="gramEnd"/>
+    </w:p>
+    <w:p>
+      <w:pPr>
+        <w:jc w:val="both"/>
+        <w:rPr>
+          <w:b/>
+          <w:bCs/>
+          <w:color w:val="D86DCB" w:themeColor="accent5" w:themeTint="99"/>
+          <w:sz w:val="36"/>
+          <w:szCs w:val="36"/>
+        </w:rPr>
+      </w:pPr>
+      <w:r>
+        <w:rPr>
+          <w:b/>
+          <w:bCs/>
+          <w:color w:val="D86DCB" w:themeColor="accent5" w:themeTint="99"/>
+          <w:sz w:val="36"/>
+          <w:szCs w:val="36"/>
+        </w:rPr>
+        <w:t xml:space="preserve">              </w:t>
+      </w:r>
+      <w:proofErr w:type="spellStart"/>
+      <w:r>
+        <w:rPr>
+          <w:b/>
+          <w:bCs/>
+          <w:color w:val="D86DCB" w:themeColor="accent5" w:themeTint="99"/>
+          <w:sz w:val="36"/>
+          <w:szCs w:val="36"/>
+        </w:rPr>
+        <w:t>onTap</w:t>
+      </w:r>
+      <w:proofErr w:type="spellEnd"/>
+      <w:r>
+        <w:rPr>
+          <w:b/>
+          <w:bCs/>
+          <w:color w:val="D86DCB" w:themeColor="accent5" w:themeTint="99"/>
+          <w:sz w:val="36"/>
+          <w:szCs w:val="36"/>
+        </w:rPr>
+        <w:t>: () {</w:t>
+      </w:r>
+    </w:p>
+    <w:p>
+      <w:pPr>
+        <w:jc w:val="both"/>
+        <w:rPr>
+          <w:b/>
+          <w:bCs/>
+          <w:color w:val="D86DCB" w:themeColor="accent5" w:themeTint="99"/>
+          <w:sz w:val="36"/>
+          <w:szCs w:val="36"/>
+        </w:rPr>
+      </w:pPr>
+      <w:r>
+        <w:rPr>
+          <w:b/>
+          <w:bCs/>
+          <w:color w:val="D86DCB" w:themeColor="accent5" w:themeTint="99"/>
+          <w:sz w:val="36"/>
+          <w:szCs w:val="36"/>
+        </w:rPr>
+        <w:t xml:space="preserve">                </w:t>
+      </w:r>
+      <w:proofErr w:type="spellStart"/>
+      <w:proofErr w:type="gramStart"/>
+      <w:r>
+        <w:rPr>
+          <w:b/>
+          <w:bCs/>
+          <w:color w:val="D86DCB" w:themeColor="accent5" w:themeTint="99"/>
+          <w:sz w:val="36"/>
+          <w:szCs w:val="36"/>
+        </w:rPr>
+        <w:t>setState</w:t>
+      </w:r>
+      <w:proofErr w:type="spellEnd"/>
+      <w:r>
+        <w:rPr>
+          <w:b/>
+          <w:bCs/>
+          <w:color w:val="D86DCB" w:themeColor="accent5" w:themeTint="99"/>
+          <w:sz w:val="36"/>
+          <w:szCs w:val="36"/>
+        </w:rPr>
+        <w:t>(</w:t>
+      </w:r>
+      <w:proofErr w:type="gramEnd"/>
+      <w:r>
+        <w:rPr>
+          <w:b/>
+          <w:bCs/>
+          <w:color w:val="D86DCB" w:themeColor="accent5" w:themeTint="99"/>
+          <w:sz w:val="36"/>
+          <w:szCs w:val="36"/>
+        </w:rPr>
+        <w:t>() {</w:t>
+      </w:r>
+    </w:p>
+    <w:p>
+      <w:pPr>
+        <w:jc w:val="both"/>
+        <w:rPr>
+          <w:b/>
+          <w:bCs/>
+          <w:color w:val="D86DCB" w:themeColor="accent5" w:themeTint="99"/>
+          <w:sz w:val="36"/>
+          <w:szCs w:val="36"/>
+        </w:rPr>
+      </w:pPr>
+      <w:r>
+        <w:rPr>
+          <w:b/>
+          <w:bCs/>
+          <w:color w:val="D86DCB" w:themeColor="accent5" w:themeTint="99"/>
+          <w:sz w:val="36"/>
+          <w:szCs w:val="36"/>
+        </w:rPr>
+        <w:t xml:space="preserve">                  </w:t>
+      </w:r>
+      <w:proofErr w:type="spellStart"/>
+      <w:r>
+        <w:rPr>
+          <w:b/>
+          <w:bCs/>
+          <w:color w:val="D86DCB" w:themeColor="accent5" w:themeTint="99"/>
+          <w:sz w:val="36"/>
+          <w:szCs w:val="36"/>
+        </w:rPr>
+        <w:t>selectedValue</w:t>
+      </w:r>
+      <w:proofErr w:type="spellEnd"/>
+      <w:r>
+        <w:rPr>
+          <w:b/>
+          <w:bCs/>
+          <w:color w:val="D86DCB" w:themeColor="accent5" w:themeTint="99"/>
+          <w:sz w:val="36"/>
+          <w:szCs w:val="36"/>
+        </w:rPr>
+        <w:t xml:space="preserve"> = color;</w:t>
+      </w:r>
+    </w:p>
+    <w:p>
+      <w:pPr>
+        <w:jc w:val="both"/>
+        <w:rPr>
+          <w:b/>
+          <w:bCs/>
+          <w:color w:val="D86DCB" w:themeColor="accent5" w:themeTint="99"/>
+          <w:sz w:val="36"/>
+          <w:szCs w:val="36"/>
+        </w:rPr>
+      </w:pPr>
+      <w:r>
+        <w:rPr>
+          <w:b/>
+          <w:bCs/>
+          <w:color w:val="D86DCB" w:themeColor="accent5" w:themeTint="99"/>
+          <w:sz w:val="36"/>
+          <w:szCs w:val="36"/>
+        </w:rPr>
+        <w:t xml:space="preserve">                  </w:t>
+      </w:r>
+      <w:proofErr w:type="spellStart"/>
+      <w:proofErr w:type="gramStart"/>
+      <w:r>
+        <w:rPr>
+          <w:b/>
+          <w:bCs/>
+          <w:color w:val="D86DCB" w:themeColor="accent5" w:themeTint="99"/>
+          <w:sz w:val="36"/>
+          <w:szCs w:val="36"/>
+        </w:rPr>
+        <w:t>widget.onChanged</w:t>
+      </w:r>
+      <w:proofErr w:type="spellEnd"/>
+      <w:proofErr w:type="gramEnd"/>
+      <w:r>
+        <w:rPr>
+          <w:b/>
+          <w:bCs/>
+          <w:color w:val="D86DCB" w:themeColor="accent5" w:themeTint="99"/>
+          <w:sz w:val="36"/>
+          <w:szCs w:val="36"/>
+        </w:rPr>
+        <w:t>(color);</w:t>
+      </w:r>
+    </w:p>
+    <w:p>
+      <w:pPr>
+        <w:jc w:val="both"/>
+        <w:rPr>
+          <w:b/>
+          <w:bCs/>
+          <w:color w:val="D86DCB" w:themeColor="accent5" w:themeTint="99"/>
+          <w:sz w:val="36"/>
+          <w:szCs w:val="36"/>
+        </w:rPr>
+      </w:pPr>
+      <w:r>
+        <w:rPr>
+          <w:b/>
+          <w:bCs/>
+          <w:color w:val="D86DCB" w:themeColor="accent5" w:themeTint="99"/>
+          <w:sz w:val="36"/>
+          <w:szCs w:val="36"/>
+        </w:rPr>
+        <w:t xml:space="preserve">                });</w:t>
+      </w:r>
+    </w:p>
+    <w:p>
+      <w:pPr>
+        <w:jc w:val="both"/>
+        <w:rPr>
+          <w:b/>
+          <w:bCs/>
+          <w:color w:val="D86DCB" w:themeColor="accent5" w:themeTint="99"/>
+          <w:sz w:val="36"/>
+          <w:szCs w:val="36"/>
+        </w:rPr>
+      </w:pPr>
+      <w:r>
+        <w:rPr>
+          <w:b/>
+          <w:bCs/>
+          <w:color w:val="D86DCB" w:themeColor="accent5" w:themeTint="99"/>
+          <w:sz w:val="36"/>
+          <w:szCs w:val="36"/>
+        </w:rPr>
+        <w:t xml:space="preserve">              },</w:t>
+      </w:r>
+    </w:p>
+    <w:p>
+      <w:pPr>
+        <w:jc w:val="both"/>
+        <w:rPr>
+          <w:b/>
+          <w:bCs/>
+          <w:color w:val="D86DCB" w:themeColor="accent5" w:themeTint="99"/>
+          <w:sz w:val="36"/>
+          <w:szCs w:val="36"/>
+        </w:rPr>
+      </w:pPr>
+      <w:r>
+        <w:rPr>
+          <w:b/>
+          <w:bCs/>
+          <w:color w:val="D86DCB" w:themeColor="accent5" w:themeTint="99"/>
+          <w:sz w:val="36"/>
+          <w:szCs w:val="36"/>
+        </w:rPr>
+        <w:t xml:space="preserve">              child: </w:t>
+      </w:r>
+      <w:proofErr w:type="gramStart"/>
+      <w:r>
+        <w:rPr>
+          <w:b/>
+          <w:bCs/>
+          <w:color w:val="D86DCB" w:themeColor="accent5" w:themeTint="99"/>
+          <w:sz w:val="36"/>
+          <w:szCs w:val="36"/>
+        </w:rPr>
+        <w:t>Container(</w:t>
+      </w:r>
+      <w:proofErr w:type="gramEnd"/>
+    </w:p>
+    <w:p>
+      <w:pPr>
+        <w:jc w:val="both"/>
+        <w:rPr>
+          <w:b/>
+          <w:bCs/>
+          <w:color w:val="D86DCB" w:themeColor="accent5" w:themeTint="99"/>
+          <w:sz w:val="36"/>
+          <w:szCs w:val="36"/>
+        </w:rPr>
+      </w:pPr>
+      <w:r>
+        <w:rPr>
+          <w:b/>
+          <w:bCs/>
+          <w:color w:val="D86DCB" w:themeColor="accent5" w:themeTint="99"/>
+          <w:sz w:val="36"/>
+          <w:szCs w:val="36"/>
+        </w:rPr>
+        <w:t xml:space="preserve">                padding: const </w:t>
+      </w:r>
+      <w:proofErr w:type="spellStart"/>
+      <w:r>
+        <w:rPr>
+          <w:b/>
+          <w:bCs/>
+          <w:color w:val="D86DCB" w:themeColor="accent5" w:themeTint="99"/>
+          <w:sz w:val="36"/>
+          <w:szCs w:val="36"/>
+        </w:rPr>
+        <w:t>EdgeInsets.symmetric</w:t>
+      </w:r>
+      <w:proofErr w:type="spellEnd"/>
+      <w:r>
+        <w:rPr>
+          <w:b/>
+          <w:bCs/>
+          <w:color w:val="D86DCB" w:themeColor="accent5" w:themeTint="99"/>
+          <w:sz w:val="36"/>
+          <w:szCs w:val="36"/>
+        </w:rPr>
+        <w:t>(vertical: 8, horizontal: 16),</w:t>
+      </w:r>
+    </w:p>
+    <w:p>
+      <w:pPr>
+        <w:jc w:val="both"/>
+        <w:rPr>
+          <w:b/>
+          <w:bCs/>
+          <w:color w:val="D86DCB" w:themeColor="accent5" w:themeTint="99"/>
+          <w:sz w:val="36"/>
+          <w:szCs w:val="36"/>
+        </w:rPr>
+      </w:pPr>
+      <w:r>
+        <w:rPr>
+          <w:b/>
+          <w:bCs/>
+          <w:color w:val="D86DCB" w:themeColor="accent5" w:themeTint="99"/>
+          <w:sz w:val="36"/>
+          <w:szCs w:val="36"/>
+        </w:rPr>
+        <w:t xml:space="preserve">                margin: const </w:t>
+      </w:r>
+      <w:proofErr w:type="spellStart"/>
+      <w:r>
+        <w:rPr>
+          <w:b/>
+          <w:bCs/>
+          <w:color w:val="D86DCB" w:themeColor="accent5" w:themeTint="99"/>
+          <w:sz w:val="36"/>
+          <w:szCs w:val="36"/>
+        </w:rPr>
+        <w:t>EdgeInsets.symmetric</w:t>
+      </w:r>
+      <w:proofErr w:type="spellEnd"/>
+      <w:r>
+        <w:rPr>
+          <w:b/>
+          <w:bCs/>
+          <w:color w:val="D86DCB" w:themeColor="accent5" w:themeTint="99"/>
+          <w:sz w:val="36"/>
+          <w:szCs w:val="36"/>
+        </w:rPr>
+        <w:t>(horizontal: 8),</w:t>
+      </w:r>
+    </w:p>
+    <w:p>
+      <w:pPr>
+        <w:jc w:val="both"/>
+        <w:rPr>
+          <w:b/>
+          <w:bCs/>
+          <w:color w:val="D86DCB" w:themeColor="accent5" w:themeTint="99"/>
+          <w:sz w:val="36"/>
+          <w:szCs w:val="36"/>
+        </w:rPr>
+      </w:pPr>
+      <w:r>
+        <w:rPr>
+          <w:b/>
+          <w:bCs/>
+          <w:color w:val="D86DCB" w:themeColor="accent5" w:themeTint="99"/>
+          <w:sz w:val="36"/>
+          <w:szCs w:val="36"/>
+        </w:rPr>
+        <w:t xml:space="preserve">                decoration: </w:t>
+      </w:r>
+      <w:proofErr w:type="spellStart"/>
+      <w:proofErr w:type="gramStart"/>
+      <w:r>
+        <w:rPr>
+          <w:b/>
+          <w:bCs/>
+          <w:color w:val="D86DCB" w:themeColor="accent5" w:themeTint="99"/>
+          <w:sz w:val="36"/>
+          <w:szCs w:val="36"/>
+        </w:rPr>
+        <w:t>BoxDecoration</w:t>
+      </w:r>
+      <w:proofErr w:type="spellEnd"/>
+      <w:r>
+        <w:rPr>
+          <w:b/>
+          <w:bCs/>
+          <w:color w:val="D86DCB" w:themeColor="accent5" w:themeTint="99"/>
+          <w:sz w:val="36"/>
+          <w:szCs w:val="36"/>
+        </w:rPr>
+        <w:t>(</w:t>
+      </w:r>
+      <w:proofErr w:type="gramEnd"/>
+    </w:p>
+    <w:p>
+      <w:pPr>
+        <w:jc w:val="both"/>
+        <w:rPr>
+          <w:b/>
+          <w:bCs/>
+          <w:color w:val="D86DCB" w:themeColor="accent5" w:themeTint="99"/>
+          <w:sz w:val="36"/>
+          <w:szCs w:val="36"/>
+        </w:rPr>
+      </w:pPr>
+      <w:r>
+        <w:rPr>
+          <w:b/>
+          <w:bCs/>
+          <w:color w:val="D86DCB" w:themeColor="accent5" w:themeTint="99"/>
+          <w:sz w:val="36"/>
+          <w:szCs w:val="36"/>
+        </w:rPr>
+        <w:t xml:space="preserve">                  color: </w:t>
+      </w:r>
+      <w:proofErr w:type="spellStart"/>
+      <w:proofErr w:type="gramStart"/>
+      <w:r>
+        <w:rPr>
+          <w:b/>
+          <w:bCs/>
+          <w:color w:val="D86DCB" w:themeColor="accent5" w:themeTint="99"/>
+          <w:sz w:val="36"/>
+          <w:szCs w:val="36"/>
+        </w:rPr>
+        <w:t>isSelected</w:t>
+      </w:r>
+      <w:proofErr w:type="spellEnd"/>
+      <w:r>
+        <w:rPr>
+          <w:b/>
+          <w:bCs/>
+          <w:color w:val="D86DCB" w:themeColor="accent5" w:themeTint="99"/>
+          <w:sz w:val="36"/>
+          <w:szCs w:val="36"/>
+        </w:rPr>
+        <w:t xml:space="preserve"> ?</w:t>
+      </w:r>
+      <w:proofErr w:type="gramEnd"/>
+      <w:r>
+        <w:rPr>
+          <w:b/>
+          <w:bCs/>
+          <w:color w:val="D86DCB" w:themeColor="accent5" w:themeTint="99"/>
           <w:sz w:val="36"/>
           <w:szCs w:val="36"/>
         </w:rPr>
         <w:t xml:space="preserve"> </w:t>
       </w:r>
       <w:proofErr w:type="spellStart"/>
-      <w:r>
-        <w:rPr>
-          <w:b/>
-          <w:bCs/>
-          <w:sz w:val="36"/>
-          <w:szCs w:val="36"/>
-        </w:rPr>
-        <w:t>selectedValue</w:t>
-      </w:r>
-      <w:proofErr w:type="spellEnd"/>
-      <w:r>
-        <w:rPr>
-          <w:b/>
-          <w:bCs/>
+      <w:proofErr w:type="gramStart"/>
+      <w:r>
+        <w:rPr>
+          <w:b/>
+          <w:bCs/>
+          <w:color w:val="D86DCB" w:themeColor="accent5" w:themeTint="99"/>
+          <w:sz w:val="36"/>
+          <w:szCs w:val="36"/>
+        </w:rPr>
+        <w:t>Colors.lightGreen</w:t>
+      </w:r>
+      <w:proofErr w:type="spellEnd"/>
+      <w:r>
+        <w:rPr>
+          <w:b/>
+          <w:bCs/>
+          <w:color w:val="D86DCB" w:themeColor="accent5" w:themeTint="99"/>
+          <w:sz w:val="36"/>
+          <w:szCs w:val="36"/>
+        </w:rPr>
+        <w:t xml:space="preserve"> :</w:t>
+      </w:r>
+      <w:proofErr w:type="gramEnd"/>
+      <w:r>
+        <w:rPr>
+          <w:b/>
+          <w:bCs/>
+          <w:color w:val="D86DCB" w:themeColor="accent5" w:themeTint="99"/>
           <w:sz w:val="36"/>
           <w:szCs w:val="36"/>
         </w:rPr>
         <w:t xml:space="preserve"> </w:t>
       </w:r>
-      <w:r>
-        <w:rPr>
-          <w:sz w:val="36"/>
-          <w:szCs w:val="36"/>
-        </w:rPr>
-        <w:t xml:space="preserve">which will initialized in </w:t>
-      </w:r>
-      <w:proofErr w:type="spellStart"/>
-      <w:r>
-        <w:rPr>
-          <w:b/>
-          <w:bCs/>
-          <w:sz w:val="36"/>
-          <w:szCs w:val="36"/>
-        </w:rPr>
-        <w:t>initState</w:t>
-      </w:r>
-      <w:proofErr w:type="spellEnd"/>
-      <w:r>
-        <w:rPr>
-          <w:sz w:val="36"/>
-          <w:szCs w:val="36"/>
-        </w:rPr>
-        <w:t xml:space="preserve"> using</w:t>
-      </w:r>
-      <w:r>
-        <w:rPr>
-          <w:b/>
-          <w:bCs/>
+      <w:proofErr w:type="spellStart"/>
+      <w:r>
+        <w:rPr>
+          <w:b/>
+          <w:bCs/>
+          <w:color w:val="D86DCB" w:themeColor="accent5" w:themeTint="99"/>
+          <w:sz w:val="36"/>
+          <w:szCs w:val="36"/>
+        </w:rPr>
+        <w:t>Colors.transparent</w:t>
+      </w:r>
+      <w:proofErr w:type="spellEnd"/>
+      <w:r>
+        <w:rPr>
+          <w:b/>
+          <w:bCs/>
+          <w:color w:val="D86DCB" w:themeColor="accent5" w:themeTint="99"/>
+          <w:sz w:val="36"/>
+          <w:szCs w:val="36"/>
+        </w:rPr>
+        <w:t>,</w:t>
+      </w:r>
+    </w:p>
+    <w:p>
+      <w:pPr>
+        <w:jc w:val="both"/>
+        <w:rPr>
+          <w:b/>
+          <w:bCs/>
+          <w:color w:val="D86DCB" w:themeColor="accent5" w:themeTint="99"/>
+          <w:sz w:val="36"/>
+          <w:szCs w:val="36"/>
+        </w:rPr>
+      </w:pPr>
+      <w:r>
+        <w:rPr>
+          <w:b/>
+          <w:bCs/>
+          <w:color w:val="D86DCB" w:themeColor="accent5" w:themeTint="99"/>
+          <w:sz w:val="36"/>
+          <w:szCs w:val="36"/>
+        </w:rPr>
+        <w:lastRenderedPageBreak/>
+        <w:t xml:space="preserve">                  </w:t>
+      </w:r>
+      <w:proofErr w:type="spellStart"/>
+      <w:r>
+        <w:rPr>
+          <w:b/>
+          <w:bCs/>
+          <w:color w:val="D86DCB" w:themeColor="accent5" w:themeTint="99"/>
+          <w:sz w:val="36"/>
+          <w:szCs w:val="36"/>
+        </w:rPr>
+        <w:t>borderRadius</w:t>
+      </w:r>
+      <w:proofErr w:type="spellEnd"/>
+      <w:r>
+        <w:rPr>
+          <w:b/>
+          <w:bCs/>
+          <w:color w:val="D86DCB" w:themeColor="accent5" w:themeTint="99"/>
+          <w:sz w:val="36"/>
+          <w:szCs w:val="36"/>
+        </w:rPr>
+        <w:t xml:space="preserve">: </w:t>
+      </w:r>
+      <w:proofErr w:type="spellStart"/>
+      <w:r>
+        <w:rPr>
+          <w:b/>
+          <w:bCs/>
+          <w:color w:val="D86DCB" w:themeColor="accent5" w:themeTint="99"/>
+          <w:sz w:val="36"/>
+          <w:szCs w:val="36"/>
+        </w:rPr>
+        <w:t>BorderRadius.circular</w:t>
+      </w:r>
+      <w:proofErr w:type="spellEnd"/>
+      <w:r>
+        <w:rPr>
+          <w:b/>
+          <w:bCs/>
+          <w:color w:val="D86DCB" w:themeColor="accent5" w:themeTint="99"/>
+          <w:sz w:val="36"/>
+          <w:szCs w:val="36"/>
+        </w:rPr>
+        <w:t>(6),</w:t>
+      </w:r>
+    </w:p>
+    <w:p>
+      <w:pPr>
+        <w:jc w:val="both"/>
+        <w:rPr>
+          <w:b/>
+          <w:bCs/>
+          <w:color w:val="D86DCB" w:themeColor="accent5" w:themeTint="99"/>
+          <w:sz w:val="36"/>
+          <w:szCs w:val="36"/>
+        </w:rPr>
+      </w:pPr>
+      <w:r>
+        <w:rPr>
+          <w:b/>
+          <w:bCs/>
+          <w:color w:val="D86DCB" w:themeColor="accent5" w:themeTint="99"/>
+          <w:sz w:val="36"/>
+          <w:szCs w:val="36"/>
+        </w:rPr>
+        <w:t xml:space="preserve">                  border: </w:t>
+      </w:r>
+      <w:proofErr w:type="spellStart"/>
+      <w:proofErr w:type="gramStart"/>
+      <w:r>
+        <w:rPr>
+          <w:b/>
+          <w:bCs/>
+          <w:color w:val="D86DCB" w:themeColor="accent5" w:themeTint="99"/>
+          <w:sz w:val="36"/>
+          <w:szCs w:val="36"/>
+        </w:rPr>
+        <w:t>Border.all</w:t>
+      </w:r>
+      <w:proofErr w:type="spellEnd"/>
+      <w:r>
+        <w:rPr>
+          <w:b/>
+          <w:bCs/>
+          <w:color w:val="D86DCB" w:themeColor="accent5" w:themeTint="99"/>
+          <w:sz w:val="36"/>
+          <w:szCs w:val="36"/>
+        </w:rPr>
+        <w:t>(</w:t>
+      </w:r>
+      <w:proofErr w:type="gramEnd"/>
+      <w:r>
+        <w:rPr>
+          <w:b/>
+          <w:bCs/>
+          <w:color w:val="D86DCB" w:themeColor="accent5" w:themeTint="99"/>
+          <w:sz w:val="36"/>
+          <w:szCs w:val="36"/>
+        </w:rPr>
+        <w:t>color: Colors.grey),</w:t>
+      </w:r>
+    </w:p>
+    <w:p>
+      <w:pPr>
+        <w:jc w:val="both"/>
+        <w:rPr>
+          <w:b/>
+          <w:bCs/>
+          <w:color w:val="D86DCB" w:themeColor="accent5" w:themeTint="99"/>
+          <w:sz w:val="36"/>
+          <w:szCs w:val="36"/>
+        </w:rPr>
+      </w:pPr>
+      <w:r>
+        <w:rPr>
+          <w:b/>
+          <w:bCs/>
+          <w:color w:val="D86DCB" w:themeColor="accent5" w:themeTint="99"/>
+          <w:sz w:val="36"/>
+          <w:szCs w:val="36"/>
+        </w:rPr>
+        <w:t xml:space="preserve">                ),</w:t>
+      </w:r>
+    </w:p>
+    <w:p>
+      <w:pPr>
+        <w:jc w:val="both"/>
+        <w:rPr>
+          <w:b/>
+          <w:bCs/>
+          <w:color w:val="D86DCB" w:themeColor="accent5" w:themeTint="99"/>
+          <w:sz w:val="36"/>
+          <w:szCs w:val="36"/>
+        </w:rPr>
+      </w:pPr>
+      <w:r>
+        <w:rPr>
+          <w:b/>
+          <w:bCs/>
+          <w:color w:val="D86DCB" w:themeColor="accent5" w:themeTint="99"/>
+          <w:sz w:val="36"/>
+          <w:szCs w:val="36"/>
+        </w:rPr>
+        <w:t xml:space="preserve">                child: Text(</w:t>
+      </w:r>
+      <w:proofErr w:type="spellStart"/>
+      <w:proofErr w:type="gramStart"/>
+      <w:r>
+        <w:rPr>
+          <w:b/>
+          <w:bCs/>
+          <w:color w:val="D86DCB" w:themeColor="accent5" w:themeTint="99"/>
+          <w:sz w:val="36"/>
+          <w:szCs w:val="36"/>
+        </w:rPr>
+        <w:t>widget.colors</w:t>
+      </w:r>
+      <w:proofErr w:type="spellEnd"/>
+      <w:proofErr w:type="gramEnd"/>
+      <w:r>
+        <w:rPr>
+          <w:b/>
+          <w:bCs/>
+          <w:color w:val="D86DCB" w:themeColor="accent5" w:themeTint="99"/>
+          <w:sz w:val="36"/>
+          <w:szCs w:val="36"/>
+        </w:rPr>
+        <w:t xml:space="preserve">[index], style: </w:t>
+      </w:r>
+      <w:proofErr w:type="spellStart"/>
+      <w:r>
+        <w:rPr>
+          <w:b/>
+          <w:bCs/>
+          <w:color w:val="D86DCB" w:themeColor="accent5" w:themeTint="99"/>
+          <w:sz w:val="36"/>
+          <w:szCs w:val="36"/>
+        </w:rPr>
+        <w:t>TextStyle</w:t>
+      </w:r>
+      <w:proofErr w:type="spellEnd"/>
+      <w:r>
+        <w:rPr>
+          <w:b/>
+          <w:bCs/>
+          <w:color w:val="D86DCB" w:themeColor="accent5" w:themeTint="99"/>
+          <w:sz w:val="36"/>
+          <w:szCs w:val="36"/>
+        </w:rPr>
+        <w:t xml:space="preserve">(color: </w:t>
+      </w:r>
+      <w:proofErr w:type="spellStart"/>
+      <w:r>
+        <w:rPr>
+          <w:b/>
+          <w:bCs/>
+          <w:color w:val="D86DCB" w:themeColor="accent5" w:themeTint="99"/>
+          <w:sz w:val="36"/>
+          <w:szCs w:val="36"/>
+        </w:rPr>
+        <w:t>isSelected</w:t>
+      </w:r>
+      <w:proofErr w:type="spellEnd"/>
+      <w:r>
+        <w:rPr>
+          <w:b/>
+          <w:bCs/>
+          <w:color w:val="D86DCB" w:themeColor="accent5" w:themeTint="99"/>
+          <w:sz w:val="36"/>
+          <w:szCs w:val="36"/>
+        </w:rPr>
+        <w:t xml:space="preserve"> ? </w:t>
+      </w:r>
+      <w:proofErr w:type="spellStart"/>
+      <w:proofErr w:type="gramStart"/>
+      <w:r>
+        <w:rPr>
+          <w:b/>
+          <w:bCs/>
+          <w:color w:val="D86DCB" w:themeColor="accent5" w:themeTint="99"/>
+          <w:sz w:val="36"/>
+          <w:szCs w:val="36"/>
+        </w:rPr>
+        <w:t>Colors.white</w:t>
+      </w:r>
+      <w:proofErr w:type="spellEnd"/>
+      <w:r>
+        <w:rPr>
+          <w:b/>
+          <w:bCs/>
+          <w:color w:val="D86DCB" w:themeColor="accent5" w:themeTint="99"/>
+          <w:sz w:val="36"/>
+          <w:szCs w:val="36"/>
+        </w:rPr>
+        <w:t xml:space="preserve"> :</w:t>
+      </w:r>
+      <w:proofErr w:type="gramEnd"/>
+      <w:r>
+        <w:rPr>
+          <w:b/>
+          <w:bCs/>
+          <w:color w:val="D86DCB" w:themeColor="accent5" w:themeTint="99"/>
           <w:sz w:val="36"/>
           <w:szCs w:val="36"/>
         </w:rPr>
@@ -10543,2809 +14898,6 @@
         <w:rPr>
           <w:b/>
           <w:bCs/>
-          <w:sz w:val="36"/>
-          <w:szCs w:val="36"/>
-        </w:rPr>
-        <w:t>initialValue</w:t>
-      </w:r>
-      <w:proofErr w:type="spellEnd"/>
-      <w:r>
-        <w:rPr>
-          <w:sz w:val="36"/>
-          <w:szCs w:val="36"/>
-        </w:rPr>
-        <w:t>.</w:t>
-      </w:r>
-    </w:p>
-    <w:p>
-      <w:pPr>
-        <w:jc w:val="both"/>
-        <w:rPr>
-          <w:b/>
-          <w:bCs/>
-          <w:sz w:val="36"/>
-          <w:szCs w:val="36"/>
-        </w:rPr>
-      </w:pPr>
-      <w:r>
-        <w:rPr>
-          <w:sz w:val="36"/>
-          <w:szCs w:val="36"/>
-        </w:rPr>
-        <w:t xml:space="preserve"># Then </w:t>
-      </w:r>
-      <w:r>
-        <w:rPr>
-          <w:sz w:val="36"/>
-          <w:szCs w:val="36"/>
-        </w:rPr>
-        <w:t xml:space="preserve">wrap the </w:t>
-      </w:r>
-      <w:proofErr w:type="spellStart"/>
-      <w:r>
-        <w:rPr>
-          <w:b/>
-          <w:bCs/>
-          <w:sz w:val="36"/>
-          <w:szCs w:val="36"/>
-        </w:rPr>
-        <w:t>ListView</w:t>
-      </w:r>
-      <w:proofErr w:type="spellEnd"/>
-      <w:r>
-        <w:rPr>
-          <w:b/>
-          <w:bCs/>
-          <w:sz w:val="36"/>
-          <w:szCs w:val="36"/>
-        </w:rPr>
-        <w:t xml:space="preserve"> </w:t>
-      </w:r>
-      <w:r>
-        <w:rPr>
-          <w:sz w:val="36"/>
-          <w:szCs w:val="36"/>
-        </w:rPr>
-        <w:t xml:space="preserve">with a </w:t>
-      </w:r>
-      <w:proofErr w:type="spellStart"/>
-      <w:r>
-        <w:rPr>
-          <w:b/>
-          <w:bCs/>
-          <w:sz w:val="36"/>
-          <w:szCs w:val="36"/>
-        </w:rPr>
-        <w:t>SizedBox</w:t>
-      </w:r>
-      <w:proofErr w:type="spellEnd"/>
-      <w:r>
-        <w:rPr>
-          <w:sz w:val="36"/>
-          <w:szCs w:val="36"/>
-        </w:rPr>
-        <w:t xml:space="preserve"> and set the height to </w:t>
-      </w:r>
-      <w:r>
-        <w:rPr>
-          <w:b/>
-          <w:bCs/>
-          <w:sz w:val="36"/>
-          <w:szCs w:val="36"/>
-        </w:rPr>
-        <w:t>40</w:t>
-      </w:r>
-      <w:r>
-        <w:rPr>
-          <w:sz w:val="36"/>
-          <w:szCs w:val="36"/>
-        </w:rPr>
-        <w:t xml:space="preserve">. </w:t>
-      </w:r>
-      <w:r>
-        <w:rPr>
-          <w:sz w:val="36"/>
-          <w:szCs w:val="36"/>
-        </w:rPr>
-        <w:t xml:space="preserve">Set the </w:t>
-      </w:r>
-      <w:proofErr w:type="spellStart"/>
-      <w:r>
-        <w:rPr>
-          <w:b/>
-          <w:bCs/>
-          <w:sz w:val="36"/>
-          <w:szCs w:val="36"/>
-        </w:rPr>
-        <w:t>scrollDirection</w:t>
-      </w:r>
-      <w:proofErr w:type="spellEnd"/>
-      <w:r>
-        <w:rPr>
-          <w:b/>
-          <w:bCs/>
-          <w:sz w:val="36"/>
-          <w:szCs w:val="36"/>
-        </w:rPr>
-        <w:t xml:space="preserve">: </w:t>
-      </w:r>
-      <w:r>
-        <w:rPr>
-          <w:sz w:val="36"/>
-          <w:szCs w:val="36"/>
-        </w:rPr>
-        <w:t xml:space="preserve">to </w:t>
-      </w:r>
-      <w:proofErr w:type="spellStart"/>
-      <w:r>
-        <w:rPr>
-          <w:b/>
-          <w:bCs/>
-          <w:sz w:val="36"/>
-          <w:szCs w:val="36"/>
-        </w:rPr>
-        <w:t>Axis.horizontal</w:t>
-      </w:r>
-      <w:proofErr w:type="spellEnd"/>
-    </w:p>
-    <w:p>
-      <w:pPr>
-        <w:jc w:val="both"/>
-        <w:rPr>
-          <w:sz w:val="36"/>
-          <w:szCs w:val="36"/>
-        </w:rPr>
-      </w:pPr>
-      <w:r>
-        <w:rPr>
-          <w:sz w:val="36"/>
-          <w:szCs w:val="36"/>
-        </w:rPr>
-        <w:t xml:space="preserve"># </w:t>
-      </w:r>
-      <w:proofErr w:type="spellStart"/>
-      <w:r>
-        <w:rPr>
-          <w:b/>
-          <w:bCs/>
-          <w:sz w:val="36"/>
-          <w:szCs w:val="36"/>
-        </w:rPr>
-        <w:t>itemCount</w:t>
-      </w:r>
-      <w:proofErr w:type="spellEnd"/>
-      <w:r>
-        <w:rPr>
-          <w:b/>
-          <w:bCs/>
-          <w:sz w:val="36"/>
-          <w:szCs w:val="36"/>
-        </w:rPr>
-        <w:t>:</w:t>
-      </w:r>
-      <w:r>
-        <w:rPr>
-          <w:sz w:val="36"/>
-          <w:szCs w:val="36"/>
-        </w:rPr>
-        <w:t xml:space="preserve"> property takes the length of the</w:t>
-      </w:r>
-      <w:r>
-        <w:rPr>
-          <w:b/>
-          <w:bCs/>
-          <w:sz w:val="36"/>
-          <w:szCs w:val="36"/>
-        </w:rPr>
-        <w:t xml:space="preserve"> colors</w:t>
-      </w:r>
-      <w:r>
-        <w:rPr>
-          <w:sz w:val="36"/>
-          <w:szCs w:val="36"/>
-        </w:rPr>
-        <w:t xml:space="preserve"> list.</w:t>
-      </w:r>
-    </w:p>
-    <w:p>
-      <w:pPr>
-        <w:jc w:val="both"/>
-        <w:rPr>
-          <w:sz w:val="36"/>
-          <w:szCs w:val="36"/>
-        </w:rPr>
-      </w:pPr>
-      <w:r>
-        <w:rPr>
-          <w:sz w:val="36"/>
-          <w:szCs w:val="36"/>
-        </w:rPr>
-        <w:t># Then assign the</w:t>
-      </w:r>
-      <w:r>
-        <w:rPr>
-          <w:b/>
-          <w:bCs/>
-          <w:sz w:val="36"/>
-          <w:szCs w:val="36"/>
-        </w:rPr>
-        <w:t xml:space="preserve"> color</w:t>
-      </w:r>
-      <w:r>
-        <w:rPr>
-          <w:sz w:val="36"/>
-          <w:szCs w:val="36"/>
-        </w:rPr>
-        <w:t xml:space="preserve"> </w:t>
-      </w:r>
-      <w:r>
-        <w:rPr>
-          <w:sz w:val="36"/>
-          <w:szCs w:val="36"/>
-        </w:rPr>
-        <w:t>according to the current</w:t>
-      </w:r>
-      <w:r>
-        <w:rPr>
-          <w:b/>
-          <w:bCs/>
-          <w:sz w:val="36"/>
-          <w:szCs w:val="36"/>
-        </w:rPr>
-        <w:t xml:space="preserve"> index</w:t>
-      </w:r>
-      <w:r>
-        <w:rPr>
-          <w:sz w:val="36"/>
-          <w:szCs w:val="36"/>
-        </w:rPr>
-        <w:t>. It will store the current element (</w:t>
-      </w:r>
-      <w:r>
-        <w:rPr>
-          <w:b/>
-          <w:bCs/>
-          <w:sz w:val="36"/>
-          <w:szCs w:val="36"/>
-        </w:rPr>
-        <w:t>String</w:t>
-      </w:r>
-      <w:r>
-        <w:rPr>
-          <w:sz w:val="36"/>
-          <w:szCs w:val="36"/>
-        </w:rPr>
-        <w:t xml:space="preserve">) of </w:t>
-      </w:r>
-      <w:r>
-        <w:rPr>
-          <w:sz w:val="36"/>
-          <w:szCs w:val="36"/>
-        </w:rPr>
-        <w:t xml:space="preserve">list. If it matches with the </w:t>
-      </w:r>
-      <w:proofErr w:type="spellStart"/>
-      <w:r>
-        <w:rPr>
-          <w:b/>
-          <w:bCs/>
-          <w:sz w:val="36"/>
-          <w:szCs w:val="36"/>
-        </w:rPr>
-        <w:t>selectedValue</w:t>
-      </w:r>
-      <w:proofErr w:type="spellEnd"/>
-      <w:r>
-        <w:rPr>
-          <w:sz w:val="36"/>
-          <w:szCs w:val="36"/>
-        </w:rPr>
-        <w:t xml:space="preserve"> then </w:t>
-      </w:r>
-      <w:proofErr w:type="spellStart"/>
-      <w:r>
-        <w:rPr>
-          <w:b/>
-          <w:bCs/>
-          <w:sz w:val="36"/>
-          <w:szCs w:val="36"/>
-        </w:rPr>
-        <w:t>isSelected</w:t>
-      </w:r>
-      <w:proofErr w:type="spellEnd"/>
-      <w:r>
-        <w:rPr>
-          <w:sz w:val="36"/>
-          <w:szCs w:val="36"/>
-        </w:rPr>
-        <w:t xml:space="preserve"> is </w:t>
-      </w:r>
-      <w:r>
-        <w:rPr>
-          <w:b/>
-          <w:bCs/>
-          <w:sz w:val="36"/>
-          <w:szCs w:val="36"/>
-        </w:rPr>
-        <w:t>true</w:t>
-      </w:r>
-      <w:r>
-        <w:rPr>
-          <w:sz w:val="36"/>
-          <w:szCs w:val="36"/>
-        </w:rPr>
-        <w:t>.</w:t>
-      </w:r>
-    </w:p>
-    <w:p>
-      <w:pPr>
-        <w:jc w:val="both"/>
-        <w:rPr>
-          <w:sz w:val="36"/>
-          <w:szCs w:val="36"/>
-        </w:rPr>
-      </w:pPr>
-      <w:r>
-        <w:rPr>
-          <w:sz w:val="36"/>
-          <w:szCs w:val="36"/>
-        </w:rPr>
-        <w:t xml:space="preserve"># </w:t>
-      </w:r>
-      <w:r>
-        <w:rPr>
-          <w:sz w:val="36"/>
-          <w:szCs w:val="36"/>
-        </w:rPr>
-        <w:t xml:space="preserve">In </w:t>
-      </w:r>
-      <w:proofErr w:type="spellStart"/>
-      <w:r>
-        <w:rPr>
-          <w:b/>
-          <w:bCs/>
-          <w:sz w:val="36"/>
-          <w:szCs w:val="36"/>
-        </w:rPr>
-        <w:t>GestureDetector</w:t>
-      </w:r>
-      <w:r>
-        <w:rPr>
-          <w:sz w:val="36"/>
-          <w:szCs w:val="36"/>
-        </w:rPr>
-        <w:t>’s</w:t>
-      </w:r>
-      <w:proofErr w:type="spellEnd"/>
-      <w:r>
-        <w:rPr>
-          <w:sz w:val="36"/>
-          <w:szCs w:val="36"/>
-        </w:rPr>
-        <w:t xml:space="preserve">, </w:t>
-      </w:r>
-      <w:proofErr w:type="spellStart"/>
-      <w:r>
-        <w:rPr>
-          <w:b/>
-          <w:bCs/>
-          <w:sz w:val="36"/>
-          <w:szCs w:val="36"/>
-        </w:rPr>
-        <w:t>onTap</w:t>
-      </w:r>
-      <w:proofErr w:type="spellEnd"/>
-      <w:r>
-        <w:rPr>
-          <w:b/>
-          <w:bCs/>
-          <w:sz w:val="36"/>
-          <w:szCs w:val="36"/>
-        </w:rPr>
-        <w:t xml:space="preserve">: </w:t>
-      </w:r>
-      <w:r>
-        <w:rPr>
-          <w:sz w:val="36"/>
-          <w:szCs w:val="36"/>
-        </w:rPr>
-        <w:t xml:space="preserve">callback method, sets the </w:t>
-      </w:r>
-      <w:proofErr w:type="spellStart"/>
-      <w:r>
-        <w:rPr>
-          <w:b/>
-          <w:bCs/>
-          <w:sz w:val="36"/>
-          <w:szCs w:val="36"/>
-        </w:rPr>
-        <w:t>selectedValue</w:t>
-      </w:r>
-      <w:proofErr w:type="spellEnd"/>
-      <w:r>
-        <w:rPr>
-          <w:sz w:val="36"/>
-          <w:szCs w:val="36"/>
-        </w:rPr>
-        <w:t xml:space="preserve"> to </w:t>
-      </w:r>
-      <w:r>
-        <w:rPr>
-          <w:b/>
-          <w:bCs/>
-          <w:sz w:val="36"/>
-          <w:szCs w:val="36"/>
-        </w:rPr>
-        <w:t xml:space="preserve">color </w:t>
-      </w:r>
-      <w:r>
-        <w:rPr>
-          <w:sz w:val="36"/>
-          <w:szCs w:val="36"/>
-        </w:rPr>
-        <w:t>(current index element). Which set</w:t>
-      </w:r>
-      <w:r>
-        <w:rPr>
-          <w:sz w:val="36"/>
-          <w:szCs w:val="36"/>
-        </w:rPr>
-        <w:t xml:space="preserve">s the </w:t>
-      </w:r>
-      <w:proofErr w:type="spellStart"/>
-      <w:r>
-        <w:rPr>
-          <w:b/>
-          <w:bCs/>
-          <w:sz w:val="36"/>
-          <w:szCs w:val="36"/>
-        </w:rPr>
-        <w:t>isSelected</w:t>
-      </w:r>
-      <w:proofErr w:type="spellEnd"/>
-      <w:r>
-        <w:rPr>
-          <w:sz w:val="36"/>
-          <w:szCs w:val="36"/>
-        </w:rPr>
-        <w:t xml:space="preserve"> to</w:t>
-      </w:r>
-      <w:r>
-        <w:rPr>
-          <w:b/>
-          <w:bCs/>
-          <w:sz w:val="36"/>
-          <w:szCs w:val="36"/>
-        </w:rPr>
-        <w:t xml:space="preserve"> true</w:t>
-      </w:r>
-      <w:r>
-        <w:rPr>
-          <w:sz w:val="36"/>
-          <w:szCs w:val="36"/>
-        </w:rPr>
-        <w:t xml:space="preserve"> or </w:t>
-      </w:r>
-      <w:r>
-        <w:rPr>
-          <w:b/>
-          <w:bCs/>
-          <w:sz w:val="36"/>
-          <w:szCs w:val="36"/>
-        </w:rPr>
-        <w:t>false</w:t>
-      </w:r>
-      <w:r>
-        <w:rPr>
-          <w:sz w:val="36"/>
-          <w:szCs w:val="36"/>
-        </w:rPr>
-        <w:t xml:space="preserve"> according to match</w:t>
-      </w:r>
-    </w:p>
-    <w:p>
-      <w:pPr>
-        <w:jc w:val="both"/>
-        <w:rPr>
-          <w:sz w:val="36"/>
-          <w:szCs w:val="36"/>
-        </w:rPr>
-      </w:pPr>
-      <w:r>
-        <w:rPr>
-          <w:sz w:val="36"/>
-          <w:szCs w:val="36"/>
-        </w:rPr>
-        <w:t xml:space="preserve"># Use the </w:t>
-      </w:r>
-      <w:proofErr w:type="spellStart"/>
-      <w:r>
-        <w:rPr>
-          <w:b/>
-          <w:bCs/>
-          <w:sz w:val="36"/>
-          <w:szCs w:val="36"/>
-        </w:rPr>
-        <w:t>isSelected</w:t>
-      </w:r>
-      <w:proofErr w:type="spellEnd"/>
-      <w:r>
-        <w:rPr>
-          <w:sz w:val="36"/>
-          <w:szCs w:val="36"/>
-        </w:rPr>
-        <w:t xml:space="preserve"> to control color and text color of the container. Use </w:t>
-      </w:r>
-      <w:r>
-        <w:rPr>
-          <w:b/>
-          <w:bCs/>
-          <w:sz w:val="36"/>
-          <w:szCs w:val="36"/>
-        </w:rPr>
-        <w:t>margin:</w:t>
-      </w:r>
-      <w:r>
-        <w:rPr>
-          <w:sz w:val="36"/>
-          <w:szCs w:val="36"/>
-        </w:rPr>
-        <w:t xml:space="preserve"> and </w:t>
-      </w:r>
-      <w:r>
-        <w:rPr>
-          <w:b/>
-          <w:bCs/>
-          <w:sz w:val="36"/>
-          <w:szCs w:val="36"/>
-        </w:rPr>
-        <w:t>padding:</w:t>
-      </w:r>
-      <w:r>
-        <w:rPr>
-          <w:sz w:val="36"/>
-          <w:szCs w:val="36"/>
-        </w:rPr>
-        <w:t xml:space="preserve"> property for more decoration.</w:t>
-      </w:r>
-    </w:p>
-    <w:p>
-      <w:pPr>
-        <w:jc w:val="both"/>
-        <w:rPr>
-          <w:sz w:val="36"/>
-          <w:szCs w:val="36"/>
-        </w:rPr>
-      </w:pPr>
-      <w:r>
-        <w:rPr>
-          <w:sz w:val="36"/>
-          <w:szCs w:val="36"/>
-        </w:rPr>
-        <w:t xml:space="preserve">NOTE: We use </w:t>
-      </w:r>
-      <w:r>
-        <w:rPr>
-          <w:b/>
-          <w:bCs/>
-          <w:sz w:val="36"/>
-          <w:szCs w:val="36"/>
-        </w:rPr>
-        <w:t>Row</w:t>
-      </w:r>
-      <w:r>
-        <w:rPr>
-          <w:sz w:val="36"/>
-          <w:szCs w:val="36"/>
-        </w:rPr>
-        <w:t xml:space="preserve"> with </w:t>
-      </w:r>
-      <w:r>
-        <w:rPr>
-          <w:b/>
-          <w:bCs/>
-          <w:sz w:val="36"/>
-          <w:szCs w:val="36"/>
-        </w:rPr>
-        <w:t>for</w:t>
-      </w:r>
-      <w:r>
-        <w:rPr>
-          <w:sz w:val="36"/>
-          <w:szCs w:val="36"/>
-        </w:rPr>
-        <w:t xml:space="preserve"> loop and </w:t>
-      </w:r>
-      <w:r>
-        <w:rPr>
-          <w:b/>
-          <w:bCs/>
-          <w:sz w:val="36"/>
-          <w:szCs w:val="36"/>
-        </w:rPr>
-        <w:t>Container</w:t>
-      </w:r>
-      <w:r>
-        <w:rPr>
-          <w:sz w:val="36"/>
-          <w:szCs w:val="36"/>
-        </w:rPr>
-        <w:t xml:space="preserve"> for </w:t>
-      </w:r>
-      <w:proofErr w:type="spellStart"/>
-      <w:r>
-        <w:rPr>
-          <w:b/>
-          <w:bCs/>
-          <w:sz w:val="36"/>
-          <w:szCs w:val="36"/>
-        </w:rPr>
-        <w:t>CarouselSlider</w:t>
-      </w:r>
-      <w:proofErr w:type="spellEnd"/>
-      <w:r>
-        <w:rPr>
-          <w:b/>
-          <w:bCs/>
-          <w:sz w:val="36"/>
-          <w:szCs w:val="36"/>
-        </w:rPr>
-        <w:t xml:space="preserve"> </w:t>
-      </w:r>
-      <w:r>
-        <w:rPr>
-          <w:sz w:val="36"/>
-          <w:szCs w:val="36"/>
-        </w:rPr>
-        <w:t>widgets effect.</w:t>
-      </w:r>
-    </w:p>
-    <w:p>
-      <w:pPr>
-        <w:jc w:val="both"/>
-        <w:rPr>
-          <w:b/>
-          <w:bCs/>
-          <w:color w:val="D86DCB" w:themeColor="accent5" w:themeTint="99"/>
-          <w:sz w:val="36"/>
-          <w:szCs w:val="36"/>
-        </w:rPr>
-      </w:pPr>
-      <w:r>
-        <w:rPr>
-          <w:b/>
-          <w:bCs/>
-          <w:color w:val="D86DCB" w:themeColor="accent5" w:themeTint="99"/>
-          <w:sz w:val="36"/>
-          <w:szCs w:val="36"/>
-        </w:rPr>
-        <w:t xml:space="preserve">class </w:t>
-      </w:r>
-      <w:proofErr w:type="spellStart"/>
-      <w:r>
-        <w:rPr>
-          <w:b/>
-          <w:bCs/>
-          <w:color w:val="D86DCB" w:themeColor="accent5" w:themeTint="99"/>
-          <w:sz w:val="36"/>
-          <w:szCs w:val="36"/>
-        </w:rPr>
-        <w:t>ColorPicker</w:t>
-      </w:r>
-      <w:proofErr w:type="spellEnd"/>
-      <w:r>
-        <w:rPr>
-          <w:b/>
-          <w:bCs/>
-          <w:color w:val="D86DCB" w:themeColor="accent5" w:themeTint="99"/>
-          <w:sz w:val="36"/>
-          <w:szCs w:val="36"/>
-        </w:rPr>
-        <w:t xml:space="preserve"> extends </w:t>
-      </w:r>
-      <w:proofErr w:type="spellStart"/>
-      <w:r>
-        <w:rPr>
-          <w:b/>
-          <w:bCs/>
-          <w:color w:val="D86DCB" w:themeColor="accent5" w:themeTint="99"/>
-          <w:sz w:val="36"/>
-          <w:szCs w:val="36"/>
-        </w:rPr>
-        <w:t>StatefulWidget</w:t>
-      </w:r>
-      <w:proofErr w:type="spellEnd"/>
-      <w:r>
-        <w:rPr>
-          <w:b/>
-          <w:bCs/>
-          <w:color w:val="D86DCB" w:themeColor="accent5" w:themeTint="99"/>
-          <w:sz w:val="36"/>
-          <w:szCs w:val="36"/>
-        </w:rPr>
-        <w:t xml:space="preserve"> {</w:t>
-      </w:r>
-    </w:p>
-    <w:p>
-      <w:pPr>
-        <w:jc w:val="both"/>
-        <w:rPr>
-          <w:b/>
-          <w:bCs/>
-          <w:color w:val="D86DCB" w:themeColor="accent5" w:themeTint="99"/>
-          <w:sz w:val="36"/>
-          <w:szCs w:val="36"/>
-        </w:rPr>
-      </w:pPr>
-      <w:r>
-        <w:rPr>
-          <w:b/>
-          <w:bCs/>
-          <w:color w:val="D86DCB" w:themeColor="accent5" w:themeTint="99"/>
-          <w:sz w:val="36"/>
-          <w:szCs w:val="36"/>
-        </w:rPr>
-        <w:t xml:space="preserve">  const </w:t>
-      </w:r>
-      <w:proofErr w:type="spellStart"/>
-      <w:proofErr w:type="gramStart"/>
-      <w:r>
-        <w:rPr>
-          <w:b/>
-          <w:bCs/>
-          <w:color w:val="D86DCB" w:themeColor="accent5" w:themeTint="99"/>
-          <w:sz w:val="36"/>
-          <w:szCs w:val="36"/>
-        </w:rPr>
-        <w:t>ColorPicker</w:t>
-      </w:r>
-      <w:proofErr w:type="spellEnd"/>
-      <w:r>
-        <w:rPr>
-          <w:b/>
-          <w:bCs/>
-          <w:color w:val="D86DCB" w:themeColor="accent5" w:themeTint="99"/>
-          <w:sz w:val="36"/>
-          <w:szCs w:val="36"/>
-        </w:rPr>
-        <w:t>(</w:t>
-      </w:r>
-      <w:proofErr w:type="gramEnd"/>
-      <w:r>
-        <w:rPr>
-          <w:b/>
-          <w:bCs/>
-          <w:color w:val="D86DCB" w:themeColor="accent5" w:themeTint="99"/>
-          <w:sz w:val="36"/>
-          <w:szCs w:val="36"/>
-        </w:rPr>
-        <w:t>{</w:t>
-      </w:r>
-      <w:proofErr w:type="spellStart"/>
-      <w:r>
-        <w:rPr>
-          <w:b/>
-          <w:bCs/>
-          <w:color w:val="D86DCB" w:themeColor="accent5" w:themeTint="99"/>
-          <w:sz w:val="36"/>
-          <w:szCs w:val="36"/>
-        </w:rPr>
-        <w:t>super.key</w:t>
-      </w:r>
-      <w:proofErr w:type="spellEnd"/>
-      <w:r>
-        <w:rPr>
-          <w:b/>
-          <w:bCs/>
-          <w:color w:val="D86DCB" w:themeColor="accent5" w:themeTint="99"/>
-          <w:sz w:val="36"/>
-          <w:szCs w:val="36"/>
-        </w:rPr>
-        <w:t xml:space="preserve">, required </w:t>
-      </w:r>
-      <w:proofErr w:type="spellStart"/>
-      <w:r>
-        <w:rPr>
-          <w:b/>
-          <w:bCs/>
-          <w:color w:val="D86DCB" w:themeColor="accent5" w:themeTint="99"/>
-          <w:sz w:val="36"/>
-          <w:szCs w:val="36"/>
-        </w:rPr>
-        <w:t>this.initialValue</w:t>
-      </w:r>
-      <w:proofErr w:type="spellEnd"/>
-      <w:r>
-        <w:rPr>
-          <w:b/>
-          <w:bCs/>
-          <w:color w:val="D86DCB" w:themeColor="accent5" w:themeTint="99"/>
-          <w:sz w:val="36"/>
-          <w:szCs w:val="36"/>
-        </w:rPr>
-        <w:t xml:space="preserve">, required </w:t>
-      </w:r>
-      <w:proofErr w:type="spellStart"/>
-      <w:r>
-        <w:rPr>
-          <w:b/>
-          <w:bCs/>
-          <w:color w:val="D86DCB" w:themeColor="accent5" w:themeTint="99"/>
-          <w:sz w:val="36"/>
-          <w:szCs w:val="36"/>
-        </w:rPr>
-        <w:t>this.colors</w:t>
-      </w:r>
-      <w:proofErr w:type="spellEnd"/>
-      <w:r>
-        <w:rPr>
-          <w:b/>
-          <w:bCs/>
-          <w:color w:val="D86DCB" w:themeColor="accent5" w:themeTint="99"/>
-          <w:sz w:val="36"/>
-          <w:szCs w:val="36"/>
-        </w:rPr>
-        <w:t xml:space="preserve">, required </w:t>
-      </w:r>
-      <w:proofErr w:type="spellStart"/>
-      <w:r>
-        <w:rPr>
-          <w:b/>
-          <w:bCs/>
-          <w:color w:val="D86DCB" w:themeColor="accent5" w:themeTint="99"/>
-          <w:sz w:val="36"/>
-          <w:szCs w:val="36"/>
-        </w:rPr>
-        <w:t>this.onChanged</w:t>
-      </w:r>
-      <w:proofErr w:type="spellEnd"/>
-      <w:r>
-        <w:rPr>
-          <w:b/>
-          <w:bCs/>
-          <w:color w:val="D86DCB" w:themeColor="accent5" w:themeTint="99"/>
-          <w:sz w:val="36"/>
-          <w:szCs w:val="36"/>
-        </w:rPr>
-        <w:t>});</w:t>
-      </w:r>
-    </w:p>
-    <w:p>
-      <w:pPr>
-        <w:jc w:val="both"/>
-        <w:rPr>
-          <w:b/>
-          <w:bCs/>
-          <w:color w:val="D86DCB" w:themeColor="accent5" w:themeTint="99"/>
-          <w:sz w:val="36"/>
-          <w:szCs w:val="36"/>
-        </w:rPr>
-      </w:pPr>
-      <w:r>
-        <w:rPr>
-          <w:b/>
-          <w:bCs/>
-          <w:color w:val="D86DCB" w:themeColor="accent5" w:themeTint="99"/>
-          <w:sz w:val="36"/>
-          <w:szCs w:val="36"/>
-        </w:rPr>
-        <w:t xml:space="preserve">  final String </w:t>
-      </w:r>
-      <w:proofErr w:type="spellStart"/>
-      <w:r>
-        <w:rPr>
-          <w:b/>
-          <w:bCs/>
-          <w:color w:val="D86DCB" w:themeColor="accent5" w:themeTint="99"/>
-          <w:sz w:val="36"/>
-          <w:szCs w:val="36"/>
-        </w:rPr>
-        <w:t>initialValue</w:t>
-      </w:r>
-      <w:proofErr w:type="spellEnd"/>
-      <w:r>
-        <w:rPr>
-          <w:b/>
-          <w:bCs/>
-          <w:color w:val="D86DCB" w:themeColor="accent5" w:themeTint="99"/>
-          <w:sz w:val="36"/>
-          <w:szCs w:val="36"/>
-        </w:rPr>
-        <w:t>;</w:t>
-      </w:r>
-    </w:p>
-    <w:p>
-      <w:pPr>
-        <w:jc w:val="both"/>
-        <w:rPr>
-          <w:b/>
-          <w:bCs/>
-          <w:color w:val="D86DCB" w:themeColor="accent5" w:themeTint="99"/>
-          <w:sz w:val="36"/>
-          <w:szCs w:val="36"/>
-        </w:rPr>
-      </w:pPr>
-      <w:r>
-        <w:rPr>
-          <w:b/>
-          <w:bCs/>
-          <w:color w:val="D86DCB" w:themeColor="accent5" w:themeTint="99"/>
-          <w:sz w:val="36"/>
-          <w:szCs w:val="36"/>
-        </w:rPr>
-        <w:t xml:space="preserve">  final List&lt;String&gt; colors;</w:t>
-      </w:r>
-    </w:p>
-    <w:p>
-      <w:pPr>
-        <w:jc w:val="both"/>
-        <w:rPr>
-          <w:b/>
-          <w:bCs/>
-          <w:color w:val="D86DCB" w:themeColor="accent5" w:themeTint="99"/>
-          <w:sz w:val="36"/>
-          <w:szCs w:val="36"/>
-        </w:rPr>
-      </w:pPr>
-      <w:r>
-        <w:rPr>
-          <w:b/>
-          <w:bCs/>
-          <w:color w:val="D86DCB" w:themeColor="accent5" w:themeTint="99"/>
-          <w:sz w:val="36"/>
-          <w:szCs w:val="36"/>
-        </w:rPr>
-        <w:t xml:space="preserve">  final </w:t>
-      </w:r>
-      <w:proofErr w:type="spellStart"/>
-      <w:r>
-        <w:rPr>
-          <w:b/>
-          <w:bCs/>
-          <w:color w:val="D86DCB" w:themeColor="accent5" w:themeTint="99"/>
-          <w:sz w:val="36"/>
-          <w:szCs w:val="36"/>
-        </w:rPr>
-        <w:t>ValueChanged</w:t>
-      </w:r>
-      <w:proofErr w:type="spellEnd"/>
-      <w:r>
-        <w:rPr>
-          <w:b/>
-          <w:bCs/>
-          <w:color w:val="D86DCB" w:themeColor="accent5" w:themeTint="99"/>
-          <w:sz w:val="36"/>
-          <w:szCs w:val="36"/>
-        </w:rPr>
-        <w:t xml:space="preserve">&lt;String&gt; </w:t>
-      </w:r>
-      <w:proofErr w:type="spellStart"/>
-      <w:r>
-        <w:rPr>
-          <w:b/>
-          <w:bCs/>
-          <w:color w:val="D86DCB" w:themeColor="accent5" w:themeTint="99"/>
-          <w:sz w:val="36"/>
-          <w:szCs w:val="36"/>
-        </w:rPr>
-        <w:t>onChanged</w:t>
-      </w:r>
-      <w:proofErr w:type="spellEnd"/>
-      <w:r>
-        <w:rPr>
-          <w:b/>
-          <w:bCs/>
-          <w:color w:val="D86DCB" w:themeColor="accent5" w:themeTint="99"/>
-          <w:sz w:val="36"/>
-          <w:szCs w:val="36"/>
-        </w:rPr>
-        <w:t>;</w:t>
-      </w:r>
-    </w:p>
-    <w:p>
-      <w:pPr>
-        <w:jc w:val="both"/>
-        <w:rPr>
-          <w:b/>
-          <w:bCs/>
-          <w:color w:val="D86DCB" w:themeColor="accent5" w:themeTint="99"/>
-          <w:sz w:val="36"/>
-          <w:szCs w:val="36"/>
-        </w:rPr>
-      </w:pPr>
-      <w:r>
-        <w:rPr>
-          <w:b/>
-          <w:bCs/>
-          <w:color w:val="D86DCB" w:themeColor="accent5" w:themeTint="99"/>
-          <w:sz w:val="36"/>
-          <w:szCs w:val="36"/>
-        </w:rPr>
-        <w:lastRenderedPageBreak/>
-        <w:t xml:space="preserve">  @override</w:t>
-      </w:r>
-    </w:p>
-    <w:p>
-      <w:pPr>
-        <w:jc w:val="both"/>
-        <w:rPr>
-          <w:b/>
-          <w:bCs/>
-          <w:color w:val="D86DCB" w:themeColor="accent5" w:themeTint="99"/>
-          <w:sz w:val="36"/>
-          <w:szCs w:val="36"/>
-        </w:rPr>
-      </w:pPr>
-      <w:r>
-        <w:rPr>
-          <w:b/>
-          <w:bCs/>
-          <w:color w:val="D86DCB" w:themeColor="accent5" w:themeTint="99"/>
-          <w:sz w:val="36"/>
-          <w:szCs w:val="36"/>
-        </w:rPr>
-        <w:t xml:space="preserve">  State&lt;</w:t>
-      </w:r>
-      <w:proofErr w:type="spellStart"/>
-      <w:r>
-        <w:rPr>
-          <w:b/>
-          <w:bCs/>
-          <w:color w:val="D86DCB" w:themeColor="accent5" w:themeTint="99"/>
-          <w:sz w:val="36"/>
-          <w:szCs w:val="36"/>
-        </w:rPr>
-        <w:t>ColorPicker</w:t>
-      </w:r>
-      <w:proofErr w:type="spellEnd"/>
-      <w:r>
-        <w:rPr>
-          <w:b/>
-          <w:bCs/>
-          <w:color w:val="D86DCB" w:themeColor="accent5" w:themeTint="99"/>
-          <w:sz w:val="36"/>
-          <w:szCs w:val="36"/>
-        </w:rPr>
-        <w:t xml:space="preserve">&gt; </w:t>
-      </w:r>
-      <w:proofErr w:type="spellStart"/>
-      <w:proofErr w:type="gramStart"/>
-      <w:r>
-        <w:rPr>
-          <w:b/>
-          <w:bCs/>
-          <w:color w:val="D86DCB" w:themeColor="accent5" w:themeTint="99"/>
-          <w:sz w:val="36"/>
-          <w:szCs w:val="36"/>
-        </w:rPr>
-        <w:t>createState</w:t>
-      </w:r>
-      <w:proofErr w:type="spellEnd"/>
-      <w:r>
-        <w:rPr>
-          <w:b/>
-          <w:bCs/>
-          <w:color w:val="D86DCB" w:themeColor="accent5" w:themeTint="99"/>
-          <w:sz w:val="36"/>
-          <w:szCs w:val="36"/>
-        </w:rPr>
-        <w:t>(</w:t>
-      </w:r>
-      <w:proofErr w:type="gramEnd"/>
-      <w:r>
-        <w:rPr>
-          <w:b/>
-          <w:bCs/>
-          <w:color w:val="D86DCB" w:themeColor="accent5" w:themeTint="99"/>
-          <w:sz w:val="36"/>
-          <w:szCs w:val="36"/>
-        </w:rPr>
-        <w:t>) =&gt; _</w:t>
-      </w:r>
-      <w:proofErr w:type="spellStart"/>
-      <w:r>
-        <w:rPr>
-          <w:b/>
-          <w:bCs/>
-          <w:color w:val="D86DCB" w:themeColor="accent5" w:themeTint="99"/>
-          <w:sz w:val="36"/>
-          <w:szCs w:val="36"/>
-        </w:rPr>
-        <w:t>ColorPickerState</w:t>
-      </w:r>
-      <w:proofErr w:type="spellEnd"/>
-      <w:r>
-        <w:rPr>
-          <w:b/>
-          <w:bCs/>
-          <w:color w:val="D86DCB" w:themeColor="accent5" w:themeTint="99"/>
-          <w:sz w:val="36"/>
-          <w:szCs w:val="36"/>
-        </w:rPr>
-        <w:t>();</w:t>
-      </w:r>
-    </w:p>
-    <w:p>
-      <w:pPr>
-        <w:jc w:val="both"/>
-        <w:rPr>
-          <w:b/>
-          <w:bCs/>
-          <w:color w:val="D86DCB" w:themeColor="accent5" w:themeTint="99"/>
-          <w:sz w:val="36"/>
-          <w:szCs w:val="36"/>
-        </w:rPr>
-      </w:pPr>
-      <w:r>
-        <w:rPr>
-          <w:b/>
-          <w:bCs/>
-          <w:color w:val="D86DCB" w:themeColor="accent5" w:themeTint="99"/>
-          <w:sz w:val="36"/>
-          <w:szCs w:val="36"/>
-        </w:rPr>
-        <w:t>}</w:t>
-      </w:r>
-    </w:p>
-    <w:p>
-      <w:pPr>
-        <w:jc w:val="both"/>
-        <w:rPr>
-          <w:b/>
-          <w:bCs/>
-          <w:color w:val="D86DCB" w:themeColor="accent5" w:themeTint="99"/>
-          <w:sz w:val="36"/>
-          <w:szCs w:val="36"/>
-        </w:rPr>
-      </w:pPr>
-      <w:r>
-        <w:rPr>
-          <w:b/>
-          <w:bCs/>
-          <w:color w:val="D86DCB" w:themeColor="accent5" w:themeTint="99"/>
-          <w:sz w:val="36"/>
-          <w:szCs w:val="36"/>
-        </w:rPr>
-        <w:t>class _</w:t>
-      </w:r>
-      <w:proofErr w:type="spellStart"/>
-      <w:r>
-        <w:rPr>
-          <w:b/>
-          <w:bCs/>
-          <w:color w:val="D86DCB" w:themeColor="accent5" w:themeTint="99"/>
-          <w:sz w:val="36"/>
-          <w:szCs w:val="36"/>
-        </w:rPr>
-        <w:t>ColorPickerState</w:t>
-      </w:r>
-      <w:proofErr w:type="spellEnd"/>
-      <w:r>
-        <w:rPr>
-          <w:b/>
-          <w:bCs/>
-          <w:color w:val="D86DCB" w:themeColor="accent5" w:themeTint="99"/>
-          <w:sz w:val="36"/>
-          <w:szCs w:val="36"/>
-        </w:rPr>
-        <w:t xml:space="preserve"> extends State&lt;</w:t>
-      </w:r>
-      <w:proofErr w:type="spellStart"/>
-      <w:r>
-        <w:rPr>
-          <w:b/>
-          <w:bCs/>
-          <w:color w:val="D86DCB" w:themeColor="accent5" w:themeTint="99"/>
-          <w:sz w:val="36"/>
-          <w:szCs w:val="36"/>
-        </w:rPr>
-        <w:t>ColorPicker</w:t>
-      </w:r>
-      <w:proofErr w:type="spellEnd"/>
-      <w:r>
-        <w:rPr>
-          <w:b/>
-          <w:bCs/>
-          <w:color w:val="D86DCB" w:themeColor="accent5" w:themeTint="99"/>
-          <w:sz w:val="36"/>
-          <w:szCs w:val="36"/>
-        </w:rPr>
-        <w:t>&gt; {</w:t>
-      </w:r>
-    </w:p>
-    <w:p>
-      <w:pPr>
-        <w:jc w:val="both"/>
-        <w:rPr>
-          <w:b/>
-          <w:bCs/>
-          <w:color w:val="D86DCB" w:themeColor="accent5" w:themeTint="99"/>
-          <w:sz w:val="36"/>
-          <w:szCs w:val="36"/>
-        </w:rPr>
-      </w:pPr>
-      <w:r>
-        <w:rPr>
-          <w:b/>
-          <w:bCs/>
-          <w:color w:val="D86DCB" w:themeColor="accent5" w:themeTint="99"/>
-          <w:sz w:val="36"/>
-          <w:szCs w:val="36"/>
-        </w:rPr>
-        <w:t xml:space="preserve">  String? </w:t>
-      </w:r>
-      <w:proofErr w:type="spellStart"/>
-      <w:r>
-        <w:rPr>
-          <w:b/>
-          <w:bCs/>
-          <w:color w:val="D86DCB" w:themeColor="accent5" w:themeTint="99"/>
-          <w:sz w:val="36"/>
-          <w:szCs w:val="36"/>
-        </w:rPr>
-        <w:t>selectedValue</w:t>
-      </w:r>
-      <w:proofErr w:type="spellEnd"/>
-      <w:r>
-        <w:rPr>
-          <w:b/>
-          <w:bCs/>
-          <w:color w:val="D86DCB" w:themeColor="accent5" w:themeTint="99"/>
-          <w:sz w:val="36"/>
-          <w:szCs w:val="36"/>
-        </w:rPr>
-        <w:t>;</w:t>
-      </w:r>
-    </w:p>
-    <w:p>
-      <w:pPr>
-        <w:jc w:val="both"/>
-        <w:rPr>
-          <w:b/>
-          <w:bCs/>
-          <w:color w:val="D86DCB" w:themeColor="accent5" w:themeTint="99"/>
-          <w:sz w:val="36"/>
-          <w:szCs w:val="36"/>
-        </w:rPr>
-      </w:pPr>
-      <w:r>
-        <w:rPr>
-          <w:b/>
-          <w:bCs/>
-          <w:color w:val="D86DCB" w:themeColor="accent5" w:themeTint="99"/>
-          <w:sz w:val="36"/>
-          <w:szCs w:val="36"/>
-        </w:rPr>
-        <w:t xml:space="preserve">  @override</w:t>
-      </w:r>
-    </w:p>
-    <w:p>
-      <w:pPr>
-        <w:jc w:val="both"/>
-        <w:rPr>
-          <w:b/>
-          <w:bCs/>
-          <w:color w:val="D86DCB" w:themeColor="accent5" w:themeTint="99"/>
-          <w:sz w:val="36"/>
-          <w:szCs w:val="36"/>
-        </w:rPr>
-      </w:pPr>
-      <w:r>
-        <w:rPr>
-          <w:b/>
-          <w:bCs/>
-          <w:color w:val="D86DCB" w:themeColor="accent5" w:themeTint="99"/>
-          <w:sz w:val="36"/>
-          <w:szCs w:val="36"/>
-        </w:rPr>
-        <w:t xml:space="preserve">  void </w:t>
-      </w:r>
-      <w:proofErr w:type="spellStart"/>
-      <w:proofErr w:type="gramStart"/>
-      <w:r>
-        <w:rPr>
-          <w:b/>
-          <w:bCs/>
-          <w:color w:val="D86DCB" w:themeColor="accent5" w:themeTint="99"/>
-          <w:sz w:val="36"/>
-          <w:szCs w:val="36"/>
-        </w:rPr>
-        <w:t>initState</w:t>
-      </w:r>
-      <w:proofErr w:type="spellEnd"/>
-      <w:r>
-        <w:rPr>
-          <w:b/>
-          <w:bCs/>
-          <w:color w:val="D86DCB" w:themeColor="accent5" w:themeTint="99"/>
-          <w:sz w:val="36"/>
-          <w:szCs w:val="36"/>
-        </w:rPr>
-        <w:t>(</w:t>
-      </w:r>
-      <w:proofErr w:type="gramEnd"/>
-      <w:r>
-        <w:rPr>
-          <w:b/>
-          <w:bCs/>
-          <w:color w:val="D86DCB" w:themeColor="accent5" w:themeTint="99"/>
-          <w:sz w:val="36"/>
-          <w:szCs w:val="36"/>
-        </w:rPr>
-        <w:t>) {</w:t>
-      </w:r>
-    </w:p>
-    <w:p>
-      <w:pPr>
-        <w:jc w:val="both"/>
-        <w:rPr>
-          <w:b/>
-          <w:bCs/>
-          <w:color w:val="D86DCB" w:themeColor="accent5" w:themeTint="99"/>
-          <w:sz w:val="36"/>
-          <w:szCs w:val="36"/>
-        </w:rPr>
-      </w:pPr>
-      <w:r>
-        <w:rPr>
-          <w:b/>
-          <w:bCs/>
-          <w:color w:val="D86DCB" w:themeColor="accent5" w:themeTint="99"/>
-          <w:sz w:val="36"/>
-          <w:szCs w:val="36"/>
-        </w:rPr>
-        <w:t xml:space="preserve">    </w:t>
-      </w:r>
-      <w:proofErr w:type="spellStart"/>
-      <w:proofErr w:type="gramStart"/>
-      <w:r>
-        <w:rPr>
-          <w:b/>
-          <w:bCs/>
-          <w:color w:val="D86DCB" w:themeColor="accent5" w:themeTint="99"/>
-          <w:sz w:val="36"/>
-          <w:szCs w:val="36"/>
-        </w:rPr>
-        <w:t>super.initState</w:t>
-      </w:r>
-      <w:proofErr w:type="spellEnd"/>
-      <w:proofErr w:type="gramEnd"/>
-      <w:r>
-        <w:rPr>
-          <w:b/>
-          <w:bCs/>
-          <w:color w:val="D86DCB" w:themeColor="accent5" w:themeTint="99"/>
-          <w:sz w:val="36"/>
-          <w:szCs w:val="36"/>
-        </w:rPr>
-        <w:t>();</w:t>
-      </w:r>
-    </w:p>
-    <w:p>
-      <w:pPr>
-        <w:jc w:val="both"/>
-        <w:rPr>
-          <w:b/>
-          <w:bCs/>
-          <w:color w:val="D86DCB" w:themeColor="accent5" w:themeTint="99"/>
-          <w:sz w:val="36"/>
-          <w:szCs w:val="36"/>
-        </w:rPr>
-      </w:pPr>
-      <w:r>
-        <w:rPr>
-          <w:b/>
-          <w:bCs/>
-          <w:color w:val="D86DCB" w:themeColor="accent5" w:themeTint="99"/>
-          <w:sz w:val="36"/>
-          <w:szCs w:val="36"/>
-        </w:rPr>
-        <w:t xml:space="preserve">    </w:t>
-      </w:r>
-      <w:proofErr w:type="spellStart"/>
-      <w:r>
-        <w:rPr>
-          <w:b/>
-          <w:bCs/>
-          <w:color w:val="D86DCB" w:themeColor="accent5" w:themeTint="99"/>
-          <w:sz w:val="36"/>
-          <w:szCs w:val="36"/>
-        </w:rPr>
-        <w:t>selectedValue</w:t>
-      </w:r>
-      <w:proofErr w:type="spellEnd"/>
-      <w:r>
-        <w:rPr>
-          <w:b/>
-          <w:bCs/>
-          <w:color w:val="D86DCB" w:themeColor="accent5" w:themeTint="99"/>
-          <w:sz w:val="36"/>
-          <w:szCs w:val="36"/>
-        </w:rPr>
-        <w:t xml:space="preserve"> = </w:t>
-      </w:r>
-      <w:proofErr w:type="spellStart"/>
-      <w:proofErr w:type="gramStart"/>
-      <w:r>
-        <w:rPr>
-          <w:b/>
-          <w:bCs/>
-          <w:color w:val="D86DCB" w:themeColor="accent5" w:themeTint="99"/>
-          <w:sz w:val="36"/>
-          <w:szCs w:val="36"/>
-        </w:rPr>
-        <w:t>widget.initialValue</w:t>
-      </w:r>
-      <w:proofErr w:type="spellEnd"/>
-      <w:proofErr w:type="gramEnd"/>
-      <w:r>
-        <w:rPr>
-          <w:b/>
-          <w:bCs/>
-          <w:color w:val="D86DCB" w:themeColor="accent5" w:themeTint="99"/>
-          <w:sz w:val="36"/>
-          <w:szCs w:val="36"/>
-        </w:rPr>
-        <w:t>;</w:t>
-      </w:r>
-    </w:p>
-    <w:p>
-      <w:pPr>
-        <w:jc w:val="both"/>
-        <w:rPr>
-          <w:b/>
-          <w:bCs/>
-          <w:color w:val="D86DCB" w:themeColor="accent5" w:themeTint="99"/>
-          <w:sz w:val="36"/>
-          <w:szCs w:val="36"/>
-        </w:rPr>
-      </w:pPr>
-      <w:r>
-        <w:rPr>
-          <w:b/>
-          <w:bCs/>
-          <w:color w:val="D86DCB" w:themeColor="accent5" w:themeTint="99"/>
-          <w:sz w:val="36"/>
-          <w:szCs w:val="36"/>
-        </w:rPr>
-        <w:t xml:space="preserve">  }</w:t>
-      </w:r>
-    </w:p>
-    <w:p>
-      <w:pPr>
-        <w:jc w:val="both"/>
-        <w:rPr>
-          <w:b/>
-          <w:bCs/>
-          <w:color w:val="D86DCB" w:themeColor="accent5" w:themeTint="99"/>
-          <w:sz w:val="36"/>
-          <w:szCs w:val="36"/>
-        </w:rPr>
-      </w:pPr>
-      <w:r>
-        <w:rPr>
-          <w:b/>
-          <w:bCs/>
-          <w:color w:val="D86DCB" w:themeColor="accent5" w:themeTint="99"/>
-          <w:sz w:val="36"/>
-          <w:szCs w:val="36"/>
-        </w:rPr>
-        <w:t xml:space="preserve">  @override</w:t>
-      </w:r>
-    </w:p>
-    <w:p>
-      <w:pPr>
-        <w:jc w:val="both"/>
-        <w:rPr>
-          <w:b/>
-          <w:bCs/>
-          <w:color w:val="D86DCB" w:themeColor="accent5" w:themeTint="99"/>
-          <w:sz w:val="36"/>
-          <w:szCs w:val="36"/>
-        </w:rPr>
-      </w:pPr>
-      <w:r>
-        <w:rPr>
-          <w:b/>
-          <w:bCs/>
-          <w:color w:val="D86DCB" w:themeColor="accent5" w:themeTint="99"/>
-          <w:sz w:val="36"/>
-          <w:szCs w:val="36"/>
-        </w:rPr>
-        <w:t xml:space="preserve">  Widget </w:t>
-      </w:r>
-      <w:proofErr w:type="gramStart"/>
-      <w:r>
-        <w:rPr>
-          <w:b/>
-          <w:bCs/>
-          <w:color w:val="D86DCB" w:themeColor="accent5" w:themeTint="99"/>
-          <w:sz w:val="36"/>
-          <w:szCs w:val="36"/>
-        </w:rPr>
-        <w:t>build(</w:t>
-      </w:r>
-      <w:proofErr w:type="spellStart"/>
-      <w:proofErr w:type="gramEnd"/>
-      <w:r>
-        <w:rPr>
-          <w:b/>
-          <w:bCs/>
-          <w:color w:val="D86DCB" w:themeColor="accent5" w:themeTint="99"/>
-          <w:sz w:val="36"/>
-          <w:szCs w:val="36"/>
-        </w:rPr>
-        <w:t>BuildContext</w:t>
-      </w:r>
-      <w:proofErr w:type="spellEnd"/>
-      <w:r>
-        <w:rPr>
-          <w:b/>
-          <w:bCs/>
-          <w:color w:val="D86DCB" w:themeColor="accent5" w:themeTint="99"/>
-          <w:sz w:val="36"/>
-          <w:szCs w:val="36"/>
-        </w:rPr>
-        <w:t xml:space="preserve"> context) {</w:t>
-      </w:r>
-    </w:p>
-    <w:p>
-      <w:pPr>
-        <w:jc w:val="both"/>
-        <w:rPr>
-          <w:b/>
-          <w:bCs/>
-          <w:color w:val="D86DCB" w:themeColor="accent5" w:themeTint="99"/>
-          <w:sz w:val="36"/>
-          <w:szCs w:val="36"/>
-        </w:rPr>
-      </w:pPr>
-      <w:r>
-        <w:rPr>
-          <w:b/>
-          <w:bCs/>
-          <w:color w:val="D86DCB" w:themeColor="accent5" w:themeTint="99"/>
-          <w:sz w:val="36"/>
-          <w:szCs w:val="36"/>
-        </w:rPr>
-        <w:t xml:space="preserve">    return </w:t>
-      </w:r>
-      <w:proofErr w:type="spellStart"/>
-      <w:proofErr w:type="gramStart"/>
-      <w:r>
-        <w:rPr>
-          <w:b/>
-          <w:bCs/>
-          <w:color w:val="D86DCB" w:themeColor="accent5" w:themeTint="99"/>
-          <w:sz w:val="36"/>
-          <w:szCs w:val="36"/>
-        </w:rPr>
-        <w:t>SizedBox</w:t>
-      </w:r>
-      <w:proofErr w:type="spellEnd"/>
-      <w:r>
-        <w:rPr>
-          <w:b/>
-          <w:bCs/>
-          <w:color w:val="D86DCB" w:themeColor="accent5" w:themeTint="99"/>
-          <w:sz w:val="36"/>
-          <w:szCs w:val="36"/>
-        </w:rPr>
-        <w:t>(</w:t>
-      </w:r>
-      <w:proofErr w:type="gramEnd"/>
-    </w:p>
-    <w:p>
-      <w:pPr>
-        <w:jc w:val="both"/>
-        <w:rPr>
-          <w:b/>
-          <w:bCs/>
-          <w:color w:val="D86DCB" w:themeColor="accent5" w:themeTint="99"/>
-          <w:sz w:val="36"/>
-          <w:szCs w:val="36"/>
-        </w:rPr>
-      </w:pPr>
-      <w:r>
-        <w:rPr>
-          <w:b/>
-          <w:bCs/>
-          <w:color w:val="D86DCB" w:themeColor="accent5" w:themeTint="99"/>
-          <w:sz w:val="36"/>
-          <w:szCs w:val="36"/>
-        </w:rPr>
-        <w:t xml:space="preserve">      height: 40,</w:t>
-      </w:r>
-    </w:p>
-    <w:p>
-      <w:pPr>
-        <w:jc w:val="both"/>
-        <w:rPr>
-          <w:b/>
-          <w:bCs/>
-          <w:color w:val="D86DCB" w:themeColor="accent5" w:themeTint="99"/>
-          <w:sz w:val="36"/>
-          <w:szCs w:val="36"/>
-        </w:rPr>
-      </w:pPr>
-      <w:r>
-        <w:rPr>
-          <w:b/>
-          <w:bCs/>
-          <w:color w:val="D86DCB" w:themeColor="accent5" w:themeTint="99"/>
-          <w:sz w:val="36"/>
-          <w:szCs w:val="36"/>
-        </w:rPr>
-        <w:t xml:space="preserve">      child: </w:t>
-      </w:r>
-      <w:proofErr w:type="spellStart"/>
-      <w:r>
-        <w:rPr>
-          <w:b/>
-          <w:bCs/>
-          <w:color w:val="D86DCB" w:themeColor="accent5" w:themeTint="99"/>
-          <w:sz w:val="36"/>
-          <w:szCs w:val="36"/>
-        </w:rPr>
-        <w:t>ListView.builder</w:t>
-      </w:r>
-      <w:proofErr w:type="spellEnd"/>
-      <w:r>
-        <w:rPr>
-          <w:b/>
-          <w:bCs/>
-          <w:color w:val="D86DCB" w:themeColor="accent5" w:themeTint="99"/>
-          <w:sz w:val="36"/>
-          <w:szCs w:val="36"/>
-        </w:rPr>
-        <w:t>(</w:t>
-      </w:r>
-    </w:p>
-    <w:p>
-      <w:pPr>
-        <w:jc w:val="both"/>
-        <w:rPr>
-          <w:b/>
-          <w:bCs/>
-          <w:color w:val="D86DCB" w:themeColor="accent5" w:themeTint="99"/>
-          <w:sz w:val="36"/>
-          <w:szCs w:val="36"/>
-        </w:rPr>
-      </w:pPr>
-      <w:r>
-        <w:rPr>
-          <w:b/>
-          <w:bCs/>
-          <w:color w:val="D86DCB" w:themeColor="accent5" w:themeTint="99"/>
-          <w:sz w:val="36"/>
-          <w:szCs w:val="36"/>
-        </w:rPr>
-        <w:t xml:space="preserve">          </w:t>
-      </w:r>
-      <w:proofErr w:type="spellStart"/>
-      <w:r>
-        <w:rPr>
-          <w:b/>
-          <w:bCs/>
-          <w:color w:val="D86DCB" w:themeColor="accent5" w:themeTint="99"/>
-          <w:sz w:val="36"/>
-          <w:szCs w:val="36"/>
-        </w:rPr>
-        <w:t>scrollDirection</w:t>
-      </w:r>
-      <w:proofErr w:type="spellEnd"/>
-      <w:proofErr w:type="gramStart"/>
-      <w:r>
-        <w:rPr>
-          <w:b/>
-          <w:bCs/>
-          <w:color w:val="D86DCB" w:themeColor="accent5" w:themeTint="99"/>
-          <w:sz w:val="36"/>
-          <w:szCs w:val="36"/>
-        </w:rPr>
-        <w:t>: .horizontal</w:t>
-      </w:r>
-      <w:proofErr w:type="gramEnd"/>
-      <w:r>
-        <w:rPr>
-          <w:b/>
-          <w:bCs/>
-          <w:color w:val="D86DCB" w:themeColor="accent5" w:themeTint="99"/>
-          <w:sz w:val="36"/>
-          <w:szCs w:val="36"/>
-        </w:rPr>
-        <w:t>,</w:t>
-      </w:r>
-    </w:p>
-    <w:p>
-      <w:pPr>
-        <w:jc w:val="both"/>
-        <w:rPr>
-          <w:b/>
-          <w:bCs/>
-          <w:color w:val="D86DCB" w:themeColor="accent5" w:themeTint="99"/>
-          <w:sz w:val="36"/>
-          <w:szCs w:val="36"/>
-        </w:rPr>
-      </w:pPr>
-      <w:r>
-        <w:rPr>
-          <w:b/>
-          <w:bCs/>
-          <w:color w:val="D86DCB" w:themeColor="accent5" w:themeTint="99"/>
-          <w:sz w:val="36"/>
-          <w:szCs w:val="36"/>
-        </w:rPr>
-        <w:t xml:space="preserve">          </w:t>
-      </w:r>
-      <w:proofErr w:type="spellStart"/>
-      <w:r>
-        <w:rPr>
-          <w:b/>
-          <w:bCs/>
-          <w:color w:val="D86DCB" w:themeColor="accent5" w:themeTint="99"/>
-          <w:sz w:val="36"/>
-          <w:szCs w:val="36"/>
-        </w:rPr>
-        <w:t>itemCount</w:t>
-      </w:r>
-      <w:proofErr w:type="spellEnd"/>
-      <w:r>
-        <w:rPr>
-          <w:b/>
-          <w:bCs/>
-          <w:color w:val="D86DCB" w:themeColor="accent5" w:themeTint="99"/>
-          <w:sz w:val="36"/>
-          <w:szCs w:val="36"/>
-        </w:rPr>
-        <w:t xml:space="preserve">: </w:t>
-      </w:r>
-      <w:proofErr w:type="spellStart"/>
-      <w:proofErr w:type="gramStart"/>
-      <w:r>
-        <w:rPr>
-          <w:b/>
-          <w:bCs/>
-          <w:color w:val="D86DCB" w:themeColor="accent5" w:themeTint="99"/>
-          <w:sz w:val="36"/>
-          <w:szCs w:val="36"/>
-        </w:rPr>
-        <w:t>widget.colors</w:t>
-      </w:r>
-      <w:proofErr w:type="gramEnd"/>
-      <w:r>
-        <w:rPr>
-          <w:b/>
-          <w:bCs/>
-          <w:color w:val="D86DCB" w:themeColor="accent5" w:themeTint="99"/>
-          <w:sz w:val="36"/>
-          <w:szCs w:val="36"/>
-        </w:rPr>
-        <w:t>.length</w:t>
-      </w:r>
-      <w:proofErr w:type="spellEnd"/>
-      <w:r>
-        <w:rPr>
-          <w:b/>
-          <w:bCs/>
-          <w:color w:val="D86DCB" w:themeColor="accent5" w:themeTint="99"/>
-          <w:sz w:val="36"/>
-          <w:szCs w:val="36"/>
-        </w:rPr>
-        <w:t>,</w:t>
-      </w:r>
-    </w:p>
-    <w:p>
-      <w:pPr>
-        <w:jc w:val="both"/>
-        <w:rPr>
-          <w:b/>
-          <w:bCs/>
-          <w:color w:val="D86DCB" w:themeColor="accent5" w:themeTint="99"/>
-          <w:sz w:val="36"/>
-          <w:szCs w:val="36"/>
-        </w:rPr>
-      </w:pPr>
-      <w:r>
-        <w:rPr>
-          <w:b/>
-          <w:bCs/>
-          <w:color w:val="D86DCB" w:themeColor="accent5" w:themeTint="99"/>
-          <w:sz w:val="36"/>
-          <w:szCs w:val="36"/>
-        </w:rPr>
-        <w:t xml:space="preserve">          </w:t>
-      </w:r>
-      <w:proofErr w:type="spellStart"/>
-      <w:r>
-        <w:rPr>
-          <w:b/>
-          <w:bCs/>
-          <w:color w:val="D86DCB" w:themeColor="accent5" w:themeTint="99"/>
-          <w:sz w:val="36"/>
-          <w:szCs w:val="36"/>
-        </w:rPr>
-        <w:t>itemBuilder</w:t>
-      </w:r>
-      <w:proofErr w:type="spellEnd"/>
-      <w:r>
-        <w:rPr>
-          <w:b/>
-          <w:bCs/>
-          <w:color w:val="D86DCB" w:themeColor="accent5" w:themeTint="99"/>
-          <w:sz w:val="36"/>
-          <w:szCs w:val="36"/>
-        </w:rPr>
-        <w:t>: (</w:t>
-      </w:r>
-      <w:proofErr w:type="spellStart"/>
-      <w:r>
-        <w:rPr>
-          <w:b/>
-          <w:bCs/>
-          <w:color w:val="D86DCB" w:themeColor="accent5" w:themeTint="99"/>
-          <w:sz w:val="36"/>
-          <w:szCs w:val="36"/>
-        </w:rPr>
-        <w:t>BuildContext</w:t>
-      </w:r>
-      <w:proofErr w:type="spellEnd"/>
-      <w:r>
-        <w:rPr>
-          <w:b/>
-          <w:bCs/>
-          <w:color w:val="D86DCB" w:themeColor="accent5" w:themeTint="99"/>
-          <w:sz w:val="36"/>
-          <w:szCs w:val="36"/>
-        </w:rPr>
-        <w:t xml:space="preserve"> context, int index) {</w:t>
-      </w:r>
-    </w:p>
-    <w:p>
-      <w:pPr>
-        <w:jc w:val="both"/>
-        <w:rPr>
-          <w:b/>
-          <w:bCs/>
-          <w:color w:val="D86DCB" w:themeColor="accent5" w:themeTint="99"/>
-          <w:sz w:val="36"/>
-          <w:szCs w:val="36"/>
-        </w:rPr>
-      </w:pPr>
-      <w:r>
-        <w:rPr>
-          <w:b/>
-          <w:bCs/>
-          <w:color w:val="D86DCB" w:themeColor="accent5" w:themeTint="99"/>
-          <w:sz w:val="36"/>
-          <w:szCs w:val="36"/>
-        </w:rPr>
-        <w:t xml:space="preserve">            final color = </w:t>
-      </w:r>
-      <w:proofErr w:type="spellStart"/>
-      <w:proofErr w:type="gramStart"/>
-      <w:r>
-        <w:rPr>
-          <w:b/>
-          <w:bCs/>
-          <w:color w:val="D86DCB" w:themeColor="accent5" w:themeTint="99"/>
-          <w:sz w:val="36"/>
-          <w:szCs w:val="36"/>
-        </w:rPr>
-        <w:t>widget.colors</w:t>
-      </w:r>
-      <w:proofErr w:type="spellEnd"/>
-      <w:proofErr w:type="gramEnd"/>
-      <w:r>
-        <w:rPr>
-          <w:b/>
-          <w:bCs/>
-          <w:color w:val="D86DCB" w:themeColor="accent5" w:themeTint="99"/>
-          <w:sz w:val="36"/>
-          <w:szCs w:val="36"/>
-        </w:rPr>
-        <w:t>[index];</w:t>
-      </w:r>
-    </w:p>
-    <w:p>
-      <w:pPr>
-        <w:jc w:val="both"/>
-        <w:rPr>
-          <w:b/>
-          <w:bCs/>
-          <w:color w:val="D86DCB" w:themeColor="accent5" w:themeTint="99"/>
-          <w:sz w:val="36"/>
-          <w:szCs w:val="36"/>
-        </w:rPr>
-      </w:pPr>
-      <w:r>
-        <w:rPr>
-          <w:b/>
-          <w:bCs/>
-          <w:color w:val="D86DCB" w:themeColor="accent5" w:themeTint="99"/>
-          <w:sz w:val="36"/>
-          <w:szCs w:val="36"/>
-        </w:rPr>
-        <w:t xml:space="preserve">            final bool </w:t>
-      </w:r>
-      <w:proofErr w:type="spellStart"/>
-      <w:r>
-        <w:rPr>
-          <w:b/>
-          <w:bCs/>
-          <w:color w:val="D86DCB" w:themeColor="accent5" w:themeTint="99"/>
-          <w:sz w:val="36"/>
-          <w:szCs w:val="36"/>
-        </w:rPr>
-        <w:t>isSelected</w:t>
-      </w:r>
-      <w:proofErr w:type="spellEnd"/>
-      <w:r>
-        <w:rPr>
-          <w:b/>
-          <w:bCs/>
-          <w:color w:val="D86DCB" w:themeColor="accent5" w:themeTint="99"/>
-          <w:sz w:val="36"/>
-          <w:szCs w:val="36"/>
-        </w:rPr>
-        <w:t xml:space="preserve"> = </w:t>
-      </w:r>
-      <w:proofErr w:type="spellStart"/>
-      <w:r>
-        <w:rPr>
-          <w:b/>
-          <w:bCs/>
-          <w:color w:val="D86DCB" w:themeColor="accent5" w:themeTint="99"/>
-          <w:sz w:val="36"/>
-          <w:szCs w:val="36"/>
-        </w:rPr>
-        <w:t>selectedValue</w:t>
-      </w:r>
-      <w:proofErr w:type="spellEnd"/>
-      <w:r>
-        <w:rPr>
-          <w:b/>
-          <w:bCs/>
-          <w:color w:val="D86DCB" w:themeColor="accent5" w:themeTint="99"/>
-          <w:sz w:val="36"/>
-          <w:szCs w:val="36"/>
-        </w:rPr>
-        <w:t xml:space="preserve"> == color;</w:t>
-      </w:r>
-    </w:p>
-    <w:p>
-      <w:pPr>
-        <w:jc w:val="both"/>
-        <w:rPr>
-          <w:b/>
-          <w:bCs/>
-          <w:color w:val="D86DCB" w:themeColor="accent5" w:themeTint="99"/>
-          <w:sz w:val="36"/>
-          <w:szCs w:val="36"/>
-        </w:rPr>
-      </w:pPr>
-      <w:r>
-        <w:rPr>
-          <w:b/>
-          <w:bCs/>
-          <w:color w:val="D86DCB" w:themeColor="accent5" w:themeTint="99"/>
-          <w:sz w:val="36"/>
-          <w:szCs w:val="36"/>
-        </w:rPr>
-        <w:lastRenderedPageBreak/>
-        <w:t xml:space="preserve">            return </w:t>
-      </w:r>
-      <w:proofErr w:type="spellStart"/>
-      <w:proofErr w:type="gramStart"/>
-      <w:r>
-        <w:rPr>
-          <w:b/>
-          <w:bCs/>
-          <w:color w:val="D86DCB" w:themeColor="accent5" w:themeTint="99"/>
-          <w:sz w:val="36"/>
-          <w:szCs w:val="36"/>
-        </w:rPr>
-        <w:t>GestureDetector</w:t>
-      </w:r>
-      <w:proofErr w:type="spellEnd"/>
-      <w:r>
-        <w:rPr>
-          <w:b/>
-          <w:bCs/>
-          <w:color w:val="D86DCB" w:themeColor="accent5" w:themeTint="99"/>
-          <w:sz w:val="36"/>
-          <w:szCs w:val="36"/>
-        </w:rPr>
-        <w:t>(</w:t>
-      </w:r>
-      <w:proofErr w:type="gramEnd"/>
-    </w:p>
-    <w:p>
-      <w:pPr>
-        <w:jc w:val="both"/>
-        <w:rPr>
-          <w:b/>
-          <w:bCs/>
-          <w:color w:val="D86DCB" w:themeColor="accent5" w:themeTint="99"/>
-          <w:sz w:val="36"/>
-          <w:szCs w:val="36"/>
-        </w:rPr>
-      </w:pPr>
-      <w:r>
-        <w:rPr>
-          <w:b/>
-          <w:bCs/>
-          <w:color w:val="D86DCB" w:themeColor="accent5" w:themeTint="99"/>
-          <w:sz w:val="36"/>
-          <w:szCs w:val="36"/>
-        </w:rPr>
-        <w:t xml:space="preserve">              </w:t>
-      </w:r>
-      <w:proofErr w:type="spellStart"/>
-      <w:r>
-        <w:rPr>
-          <w:b/>
-          <w:bCs/>
-          <w:color w:val="D86DCB" w:themeColor="accent5" w:themeTint="99"/>
-          <w:sz w:val="36"/>
-          <w:szCs w:val="36"/>
-        </w:rPr>
-        <w:t>onTap</w:t>
-      </w:r>
-      <w:proofErr w:type="spellEnd"/>
-      <w:r>
-        <w:rPr>
-          <w:b/>
-          <w:bCs/>
-          <w:color w:val="D86DCB" w:themeColor="accent5" w:themeTint="99"/>
-          <w:sz w:val="36"/>
-          <w:szCs w:val="36"/>
-        </w:rPr>
-        <w:t>: () {</w:t>
-      </w:r>
-    </w:p>
-    <w:p>
-      <w:pPr>
-        <w:jc w:val="both"/>
-        <w:rPr>
-          <w:b/>
-          <w:bCs/>
-          <w:color w:val="D86DCB" w:themeColor="accent5" w:themeTint="99"/>
-          <w:sz w:val="36"/>
-          <w:szCs w:val="36"/>
-        </w:rPr>
-      </w:pPr>
-      <w:r>
-        <w:rPr>
-          <w:b/>
-          <w:bCs/>
-          <w:color w:val="D86DCB" w:themeColor="accent5" w:themeTint="99"/>
-          <w:sz w:val="36"/>
-          <w:szCs w:val="36"/>
-        </w:rPr>
-        <w:t xml:space="preserve">                </w:t>
-      </w:r>
-      <w:proofErr w:type="spellStart"/>
-      <w:proofErr w:type="gramStart"/>
-      <w:r>
-        <w:rPr>
-          <w:b/>
-          <w:bCs/>
-          <w:color w:val="D86DCB" w:themeColor="accent5" w:themeTint="99"/>
-          <w:sz w:val="36"/>
-          <w:szCs w:val="36"/>
-        </w:rPr>
-        <w:t>setState</w:t>
-      </w:r>
-      <w:proofErr w:type="spellEnd"/>
-      <w:r>
-        <w:rPr>
-          <w:b/>
-          <w:bCs/>
-          <w:color w:val="D86DCB" w:themeColor="accent5" w:themeTint="99"/>
-          <w:sz w:val="36"/>
-          <w:szCs w:val="36"/>
-        </w:rPr>
-        <w:t>(</w:t>
-      </w:r>
-      <w:proofErr w:type="gramEnd"/>
-      <w:r>
-        <w:rPr>
-          <w:b/>
-          <w:bCs/>
-          <w:color w:val="D86DCB" w:themeColor="accent5" w:themeTint="99"/>
-          <w:sz w:val="36"/>
-          <w:szCs w:val="36"/>
-        </w:rPr>
-        <w:t>() {</w:t>
-      </w:r>
-    </w:p>
-    <w:p>
-      <w:pPr>
-        <w:jc w:val="both"/>
-        <w:rPr>
-          <w:b/>
-          <w:bCs/>
-          <w:color w:val="D86DCB" w:themeColor="accent5" w:themeTint="99"/>
-          <w:sz w:val="36"/>
-          <w:szCs w:val="36"/>
-        </w:rPr>
-      </w:pPr>
-      <w:r>
-        <w:rPr>
-          <w:b/>
-          <w:bCs/>
-          <w:color w:val="D86DCB" w:themeColor="accent5" w:themeTint="99"/>
-          <w:sz w:val="36"/>
-          <w:szCs w:val="36"/>
-        </w:rPr>
-        <w:t xml:space="preserve">                  </w:t>
-      </w:r>
-      <w:proofErr w:type="spellStart"/>
-      <w:r>
-        <w:rPr>
-          <w:b/>
-          <w:bCs/>
-          <w:color w:val="D86DCB" w:themeColor="accent5" w:themeTint="99"/>
-          <w:sz w:val="36"/>
-          <w:szCs w:val="36"/>
-        </w:rPr>
-        <w:t>selectedValue</w:t>
-      </w:r>
-      <w:proofErr w:type="spellEnd"/>
-      <w:r>
-        <w:rPr>
-          <w:b/>
-          <w:bCs/>
-          <w:color w:val="D86DCB" w:themeColor="accent5" w:themeTint="99"/>
-          <w:sz w:val="36"/>
-          <w:szCs w:val="36"/>
-        </w:rPr>
-        <w:t xml:space="preserve"> = color;</w:t>
-      </w:r>
-    </w:p>
-    <w:p>
-      <w:pPr>
-        <w:jc w:val="both"/>
-        <w:rPr>
-          <w:b/>
-          <w:bCs/>
-          <w:color w:val="D86DCB" w:themeColor="accent5" w:themeTint="99"/>
-          <w:sz w:val="36"/>
-          <w:szCs w:val="36"/>
-        </w:rPr>
-      </w:pPr>
-      <w:r>
-        <w:rPr>
-          <w:b/>
-          <w:bCs/>
-          <w:color w:val="D86DCB" w:themeColor="accent5" w:themeTint="99"/>
-          <w:sz w:val="36"/>
-          <w:szCs w:val="36"/>
-        </w:rPr>
-        <w:t xml:space="preserve">                  </w:t>
-      </w:r>
-      <w:proofErr w:type="spellStart"/>
-      <w:proofErr w:type="gramStart"/>
-      <w:r>
-        <w:rPr>
-          <w:b/>
-          <w:bCs/>
-          <w:color w:val="D86DCB" w:themeColor="accent5" w:themeTint="99"/>
-          <w:sz w:val="36"/>
-          <w:szCs w:val="36"/>
-        </w:rPr>
-        <w:t>widget.onChanged</w:t>
-      </w:r>
-      <w:proofErr w:type="spellEnd"/>
-      <w:proofErr w:type="gramEnd"/>
-      <w:r>
-        <w:rPr>
-          <w:b/>
-          <w:bCs/>
-          <w:color w:val="D86DCB" w:themeColor="accent5" w:themeTint="99"/>
-          <w:sz w:val="36"/>
-          <w:szCs w:val="36"/>
-        </w:rPr>
-        <w:t>(color);</w:t>
-      </w:r>
-    </w:p>
-    <w:p>
-      <w:pPr>
-        <w:jc w:val="both"/>
-        <w:rPr>
-          <w:b/>
-          <w:bCs/>
-          <w:color w:val="D86DCB" w:themeColor="accent5" w:themeTint="99"/>
-          <w:sz w:val="36"/>
-          <w:szCs w:val="36"/>
-        </w:rPr>
-      </w:pPr>
-      <w:r>
-        <w:rPr>
-          <w:b/>
-          <w:bCs/>
-          <w:color w:val="D86DCB" w:themeColor="accent5" w:themeTint="99"/>
-          <w:sz w:val="36"/>
-          <w:szCs w:val="36"/>
-        </w:rPr>
-        <w:t xml:space="preserve">                });</w:t>
-      </w:r>
-    </w:p>
-    <w:p>
-      <w:pPr>
-        <w:jc w:val="both"/>
-        <w:rPr>
-          <w:b/>
-          <w:bCs/>
-          <w:color w:val="D86DCB" w:themeColor="accent5" w:themeTint="99"/>
-          <w:sz w:val="36"/>
-          <w:szCs w:val="36"/>
-        </w:rPr>
-      </w:pPr>
-      <w:r>
-        <w:rPr>
-          <w:b/>
-          <w:bCs/>
-          <w:color w:val="D86DCB" w:themeColor="accent5" w:themeTint="99"/>
-          <w:sz w:val="36"/>
-          <w:szCs w:val="36"/>
-        </w:rPr>
-        <w:t xml:space="preserve">              },</w:t>
-      </w:r>
-    </w:p>
-    <w:p>
-      <w:pPr>
-        <w:jc w:val="both"/>
-        <w:rPr>
-          <w:b/>
-          <w:bCs/>
-          <w:color w:val="D86DCB" w:themeColor="accent5" w:themeTint="99"/>
-          <w:sz w:val="36"/>
-          <w:szCs w:val="36"/>
-        </w:rPr>
-      </w:pPr>
-      <w:r>
-        <w:rPr>
-          <w:b/>
-          <w:bCs/>
-          <w:color w:val="D86DCB" w:themeColor="accent5" w:themeTint="99"/>
-          <w:sz w:val="36"/>
-          <w:szCs w:val="36"/>
-        </w:rPr>
-        <w:t xml:space="preserve">              child: </w:t>
-      </w:r>
-      <w:proofErr w:type="gramStart"/>
-      <w:r>
-        <w:rPr>
-          <w:b/>
-          <w:bCs/>
-          <w:color w:val="D86DCB" w:themeColor="accent5" w:themeTint="99"/>
-          <w:sz w:val="36"/>
-          <w:szCs w:val="36"/>
-        </w:rPr>
-        <w:t>Container(</w:t>
-      </w:r>
-      <w:proofErr w:type="gramEnd"/>
-    </w:p>
-    <w:p>
-      <w:pPr>
-        <w:jc w:val="both"/>
-        <w:rPr>
-          <w:b/>
-          <w:bCs/>
-          <w:color w:val="D86DCB" w:themeColor="accent5" w:themeTint="99"/>
-          <w:sz w:val="36"/>
-          <w:szCs w:val="36"/>
-        </w:rPr>
-      </w:pPr>
-      <w:r>
-        <w:rPr>
-          <w:b/>
-          <w:bCs/>
-          <w:color w:val="D86DCB" w:themeColor="accent5" w:themeTint="99"/>
-          <w:sz w:val="36"/>
-          <w:szCs w:val="36"/>
-        </w:rPr>
-        <w:t xml:space="preserve">                padding: const </w:t>
-      </w:r>
-      <w:proofErr w:type="spellStart"/>
-      <w:r>
-        <w:rPr>
-          <w:b/>
-          <w:bCs/>
-          <w:color w:val="D86DCB" w:themeColor="accent5" w:themeTint="99"/>
-          <w:sz w:val="36"/>
-          <w:szCs w:val="36"/>
-        </w:rPr>
-        <w:t>EdgeInsets.symmetric</w:t>
-      </w:r>
-      <w:proofErr w:type="spellEnd"/>
-      <w:r>
-        <w:rPr>
-          <w:b/>
-          <w:bCs/>
-          <w:color w:val="D86DCB" w:themeColor="accent5" w:themeTint="99"/>
-          <w:sz w:val="36"/>
-          <w:szCs w:val="36"/>
-        </w:rPr>
-        <w:t>(vertical: 8, horizontal: 16),</w:t>
-      </w:r>
-    </w:p>
-    <w:p>
-      <w:pPr>
-        <w:jc w:val="both"/>
-        <w:rPr>
-          <w:b/>
-          <w:bCs/>
-          <w:color w:val="D86DCB" w:themeColor="accent5" w:themeTint="99"/>
-          <w:sz w:val="36"/>
-          <w:szCs w:val="36"/>
-        </w:rPr>
-      </w:pPr>
-      <w:r>
-        <w:rPr>
-          <w:b/>
-          <w:bCs/>
-          <w:color w:val="D86DCB" w:themeColor="accent5" w:themeTint="99"/>
-          <w:sz w:val="36"/>
-          <w:szCs w:val="36"/>
-        </w:rPr>
-        <w:t xml:space="preserve">                margin: const </w:t>
-      </w:r>
-      <w:proofErr w:type="spellStart"/>
-      <w:r>
-        <w:rPr>
-          <w:b/>
-          <w:bCs/>
-          <w:color w:val="D86DCB" w:themeColor="accent5" w:themeTint="99"/>
-          <w:sz w:val="36"/>
-          <w:szCs w:val="36"/>
-        </w:rPr>
-        <w:t>EdgeInsets.symmetric</w:t>
-      </w:r>
-      <w:proofErr w:type="spellEnd"/>
-      <w:r>
-        <w:rPr>
-          <w:b/>
-          <w:bCs/>
-          <w:color w:val="D86DCB" w:themeColor="accent5" w:themeTint="99"/>
-          <w:sz w:val="36"/>
-          <w:szCs w:val="36"/>
-        </w:rPr>
-        <w:t>(horizontal: 8),</w:t>
-      </w:r>
-    </w:p>
-    <w:p>
-      <w:pPr>
-        <w:jc w:val="both"/>
-        <w:rPr>
-          <w:b/>
-          <w:bCs/>
-          <w:color w:val="D86DCB" w:themeColor="accent5" w:themeTint="99"/>
-          <w:sz w:val="36"/>
-          <w:szCs w:val="36"/>
-        </w:rPr>
-      </w:pPr>
-      <w:r>
-        <w:rPr>
-          <w:b/>
-          <w:bCs/>
-          <w:color w:val="D86DCB" w:themeColor="accent5" w:themeTint="99"/>
-          <w:sz w:val="36"/>
-          <w:szCs w:val="36"/>
-        </w:rPr>
-        <w:t xml:space="preserve">                decoration: </w:t>
-      </w:r>
-      <w:proofErr w:type="spellStart"/>
-      <w:proofErr w:type="gramStart"/>
-      <w:r>
-        <w:rPr>
-          <w:b/>
-          <w:bCs/>
-          <w:color w:val="D86DCB" w:themeColor="accent5" w:themeTint="99"/>
-          <w:sz w:val="36"/>
-          <w:szCs w:val="36"/>
-        </w:rPr>
-        <w:t>BoxDecoration</w:t>
-      </w:r>
-      <w:proofErr w:type="spellEnd"/>
-      <w:r>
-        <w:rPr>
-          <w:b/>
-          <w:bCs/>
-          <w:color w:val="D86DCB" w:themeColor="accent5" w:themeTint="99"/>
-          <w:sz w:val="36"/>
-          <w:szCs w:val="36"/>
-        </w:rPr>
-        <w:t>(</w:t>
-      </w:r>
-      <w:proofErr w:type="gramEnd"/>
-    </w:p>
-    <w:p>
-      <w:pPr>
-        <w:jc w:val="both"/>
-        <w:rPr>
-          <w:b/>
-          <w:bCs/>
-          <w:color w:val="D86DCB" w:themeColor="accent5" w:themeTint="99"/>
-          <w:sz w:val="36"/>
-          <w:szCs w:val="36"/>
-        </w:rPr>
-      </w:pPr>
-      <w:r>
-        <w:rPr>
-          <w:b/>
-          <w:bCs/>
-          <w:color w:val="D86DCB" w:themeColor="accent5" w:themeTint="99"/>
-          <w:sz w:val="36"/>
-          <w:szCs w:val="36"/>
-        </w:rPr>
-        <w:t xml:space="preserve">                  color: </w:t>
-      </w:r>
-      <w:proofErr w:type="spellStart"/>
-      <w:proofErr w:type="gramStart"/>
-      <w:r>
-        <w:rPr>
-          <w:b/>
-          <w:bCs/>
-          <w:color w:val="D86DCB" w:themeColor="accent5" w:themeTint="99"/>
-          <w:sz w:val="36"/>
-          <w:szCs w:val="36"/>
-        </w:rPr>
-        <w:t>isSelected</w:t>
-      </w:r>
-      <w:proofErr w:type="spellEnd"/>
-      <w:r>
-        <w:rPr>
-          <w:b/>
-          <w:bCs/>
-          <w:color w:val="D86DCB" w:themeColor="accent5" w:themeTint="99"/>
-          <w:sz w:val="36"/>
-          <w:szCs w:val="36"/>
-        </w:rPr>
-        <w:t xml:space="preserve"> ?</w:t>
-      </w:r>
-      <w:proofErr w:type="gramEnd"/>
-      <w:r>
-        <w:rPr>
-          <w:b/>
-          <w:bCs/>
-          <w:color w:val="D86DCB" w:themeColor="accent5" w:themeTint="99"/>
-          <w:sz w:val="36"/>
-          <w:szCs w:val="36"/>
-        </w:rPr>
-        <w:t xml:space="preserve"> </w:t>
-      </w:r>
-      <w:proofErr w:type="spellStart"/>
-      <w:proofErr w:type="gramStart"/>
-      <w:r>
-        <w:rPr>
-          <w:b/>
-          <w:bCs/>
-          <w:color w:val="D86DCB" w:themeColor="accent5" w:themeTint="99"/>
-          <w:sz w:val="36"/>
-          <w:szCs w:val="36"/>
-        </w:rPr>
-        <w:t>Colors.lightGreen</w:t>
-      </w:r>
-      <w:proofErr w:type="spellEnd"/>
-      <w:r>
-        <w:rPr>
-          <w:b/>
-          <w:bCs/>
-          <w:color w:val="D86DCB" w:themeColor="accent5" w:themeTint="99"/>
-          <w:sz w:val="36"/>
-          <w:szCs w:val="36"/>
-        </w:rPr>
-        <w:t xml:space="preserve"> :</w:t>
-      </w:r>
-      <w:proofErr w:type="gramEnd"/>
-      <w:r>
-        <w:rPr>
-          <w:b/>
-          <w:bCs/>
-          <w:color w:val="D86DCB" w:themeColor="accent5" w:themeTint="99"/>
-          <w:sz w:val="36"/>
-          <w:szCs w:val="36"/>
-        </w:rPr>
-        <w:t xml:space="preserve"> </w:t>
-      </w:r>
-      <w:proofErr w:type="spellStart"/>
-      <w:r>
-        <w:rPr>
-          <w:b/>
-          <w:bCs/>
-          <w:color w:val="D86DCB" w:themeColor="accent5" w:themeTint="99"/>
-          <w:sz w:val="36"/>
-          <w:szCs w:val="36"/>
-        </w:rPr>
-        <w:t>Colors.transparent</w:t>
-      </w:r>
-      <w:proofErr w:type="spellEnd"/>
-      <w:r>
-        <w:rPr>
-          <w:b/>
-          <w:bCs/>
-          <w:color w:val="D86DCB" w:themeColor="accent5" w:themeTint="99"/>
-          <w:sz w:val="36"/>
-          <w:szCs w:val="36"/>
-        </w:rPr>
-        <w:t>,</w:t>
-      </w:r>
-    </w:p>
-    <w:p>
-      <w:pPr>
-        <w:jc w:val="both"/>
-        <w:rPr>
-          <w:b/>
-          <w:bCs/>
-          <w:color w:val="D86DCB" w:themeColor="accent5" w:themeTint="99"/>
-          <w:sz w:val="36"/>
-          <w:szCs w:val="36"/>
-        </w:rPr>
-      </w:pPr>
-      <w:r>
-        <w:rPr>
-          <w:b/>
-          <w:bCs/>
-          <w:color w:val="D86DCB" w:themeColor="accent5" w:themeTint="99"/>
-          <w:sz w:val="36"/>
-          <w:szCs w:val="36"/>
-        </w:rPr>
-        <w:t xml:space="preserve">                  </w:t>
-      </w:r>
-      <w:proofErr w:type="spellStart"/>
-      <w:r>
-        <w:rPr>
-          <w:b/>
-          <w:bCs/>
-          <w:color w:val="D86DCB" w:themeColor="accent5" w:themeTint="99"/>
-          <w:sz w:val="36"/>
-          <w:szCs w:val="36"/>
-        </w:rPr>
-        <w:t>borderRadius</w:t>
-      </w:r>
-      <w:proofErr w:type="spellEnd"/>
-      <w:r>
-        <w:rPr>
-          <w:b/>
-          <w:bCs/>
-          <w:color w:val="D86DCB" w:themeColor="accent5" w:themeTint="99"/>
-          <w:sz w:val="36"/>
-          <w:szCs w:val="36"/>
-        </w:rPr>
-        <w:t xml:space="preserve">: </w:t>
-      </w:r>
-      <w:proofErr w:type="spellStart"/>
-      <w:r>
-        <w:rPr>
-          <w:b/>
-          <w:bCs/>
-          <w:color w:val="D86DCB" w:themeColor="accent5" w:themeTint="99"/>
-          <w:sz w:val="36"/>
-          <w:szCs w:val="36"/>
-        </w:rPr>
-        <w:t>BorderRadius.circular</w:t>
-      </w:r>
-      <w:proofErr w:type="spellEnd"/>
-      <w:r>
-        <w:rPr>
-          <w:b/>
-          <w:bCs/>
-          <w:color w:val="D86DCB" w:themeColor="accent5" w:themeTint="99"/>
-          <w:sz w:val="36"/>
-          <w:szCs w:val="36"/>
-        </w:rPr>
-        <w:t>(6),</w:t>
-      </w:r>
-    </w:p>
-    <w:p>
-      <w:pPr>
-        <w:jc w:val="both"/>
-        <w:rPr>
-          <w:b/>
-          <w:bCs/>
-          <w:color w:val="D86DCB" w:themeColor="accent5" w:themeTint="99"/>
-          <w:sz w:val="36"/>
-          <w:szCs w:val="36"/>
-        </w:rPr>
-      </w:pPr>
-      <w:r>
-        <w:rPr>
-          <w:b/>
-          <w:bCs/>
-          <w:color w:val="D86DCB" w:themeColor="accent5" w:themeTint="99"/>
-          <w:sz w:val="36"/>
-          <w:szCs w:val="36"/>
-        </w:rPr>
-        <w:t xml:space="preserve">                  border: </w:t>
-      </w:r>
-      <w:proofErr w:type="spellStart"/>
-      <w:proofErr w:type="gramStart"/>
-      <w:r>
-        <w:rPr>
-          <w:b/>
-          <w:bCs/>
-          <w:color w:val="D86DCB" w:themeColor="accent5" w:themeTint="99"/>
-          <w:sz w:val="36"/>
-          <w:szCs w:val="36"/>
-        </w:rPr>
-        <w:t>Border.all</w:t>
-      </w:r>
-      <w:proofErr w:type="spellEnd"/>
-      <w:r>
-        <w:rPr>
-          <w:b/>
-          <w:bCs/>
-          <w:color w:val="D86DCB" w:themeColor="accent5" w:themeTint="99"/>
-          <w:sz w:val="36"/>
-          <w:szCs w:val="36"/>
-        </w:rPr>
-        <w:t>(</w:t>
-      </w:r>
-      <w:proofErr w:type="gramEnd"/>
-      <w:r>
-        <w:rPr>
-          <w:b/>
-          <w:bCs/>
-          <w:color w:val="D86DCB" w:themeColor="accent5" w:themeTint="99"/>
-          <w:sz w:val="36"/>
-          <w:szCs w:val="36"/>
-        </w:rPr>
-        <w:t>color: Colors.grey),</w:t>
-      </w:r>
-    </w:p>
-    <w:p>
-      <w:pPr>
-        <w:jc w:val="both"/>
-        <w:rPr>
-          <w:b/>
-          <w:bCs/>
-          <w:color w:val="D86DCB" w:themeColor="accent5" w:themeTint="99"/>
-          <w:sz w:val="36"/>
-          <w:szCs w:val="36"/>
-        </w:rPr>
-      </w:pPr>
-      <w:r>
-        <w:rPr>
-          <w:b/>
-          <w:bCs/>
-          <w:color w:val="D86DCB" w:themeColor="accent5" w:themeTint="99"/>
-          <w:sz w:val="36"/>
-          <w:szCs w:val="36"/>
-        </w:rPr>
-        <w:t xml:space="preserve">                ),</w:t>
-      </w:r>
-    </w:p>
-    <w:p>
-      <w:pPr>
-        <w:jc w:val="both"/>
-        <w:rPr>
-          <w:b/>
-          <w:bCs/>
-          <w:color w:val="D86DCB" w:themeColor="accent5" w:themeTint="99"/>
-          <w:sz w:val="36"/>
-          <w:szCs w:val="36"/>
-        </w:rPr>
-      </w:pPr>
-      <w:r>
-        <w:rPr>
-          <w:b/>
-          <w:bCs/>
-          <w:color w:val="D86DCB" w:themeColor="accent5" w:themeTint="99"/>
-          <w:sz w:val="36"/>
-          <w:szCs w:val="36"/>
-        </w:rPr>
-        <w:t xml:space="preserve">                child: Text(</w:t>
-      </w:r>
-      <w:proofErr w:type="spellStart"/>
-      <w:proofErr w:type="gramStart"/>
-      <w:r>
-        <w:rPr>
-          <w:b/>
-          <w:bCs/>
-          <w:color w:val="D86DCB" w:themeColor="accent5" w:themeTint="99"/>
-          <w:sz w:val="36"/>
-          <w:szCs w:val="36"/>
-        </w:rPr>
-        <w:t>widget.colors</w:t>
-      </w:r>
-      <w:proofErr w:type="spellEnd"/>
-      <w:proofErr w:type="gramEnd"/>
-      <w:r>
-        <w:rPr>
-          <w:b/>
-          <w:bCs/>
-          <w:color w:val="D86DCB" w:themeColor="accent5" w:themeTint="99"/>
-          <w:sz w:val="36"/>
-          <w:szCs w:val="36"/>
-        </w:rPr>
-        <w:t xml:space="preserve">[index], style: </w:t>
-      </w:r>
-      <w:proofErr w:type="spellStart"/>
-      <w:r>
-        <w:rPr>
-          <w:b/>
-          <w:bCs/>
-          <w:color w:val="D86DCB" w:themeColor="accent5" w:themeTint="99"/>
-          <w:sz w:val="36"/>
-          <w:szCs w:val="36"/>
-        </w:rPr>
-        <w:t>TextStyle</w:t>
-      </w:r>
-      <w:proofErr w:type="spellEnd"/>
-      <w:r>
-        <w:rPr>
-          <w:b/>
-          <w:bCs/>
-          <w:color w:val="D86DCB" w:themeColor="accent5" w:themeTint="99"/>
-          <w:sz w:val="36"/>
-          <w:szCs w:val="36"/>
-        </w:rPr>
-        <w:t xml:space="preserve">(color: </w:t>
-      </w:r>
-      <w:proofErr w:type="spellStart"/>
-      <w:r>
-        <w:rPr>
-          <w:b/>
-          <w:bCs/>
-          <w:color w:val="D86DCB" w:themeColor="accent5" w:themeTint="99"/>
-          <w:sz w:val="36"/>
-          <w:szCs w:val="36"/>
-        </w:rPr>
-        <w:t>isSelected</w:t>
-      </w:r>
-      <w:proofErr w:type="spellEnd"/>
-      <w:r>
-        <w:rPr>
-          <w:b/>
-          <w:bCs/>
-          <w:color w:val="D86DCB" w:themeColor="accent5" w:themeTint="99"/>
-          <w:sz w:val="36"/>
-          <w:szCs w:val="36"/>
-        </w:rPr>
-        <w:t xml:space="preserve"> ? </w:t>
-      </w:r>
-      <w:proofErr w:type="spellStart"/>
-      <w:proofErr w:type="gramStart"/>
-      <w:r>
-        <w:rPr>
-          <w:b/>
-          <w:bCs/>
-          <w:color w:val="D86DCB" w:themeColor="accent5" w:themeTint="99"/>
-          <w:sz w:val="36"/>
-          <w:szCs w:val="36"/>
-        </w:rPr>
-        <w:t>Colors.white</w:t>
-      </w:r>
-      <w:proofErr w:type="spellEnd"/>
-      <w:r>
-        <w:rPr>
-          <w:b/>
-          <w:bCs/>
-          <w:color w:val="D86DCB" w:themeColor="accent5" w:themeTint="99"/>
-          <w:sz w:val="36"/>
-          <w:szCs w:val="36"/>
-        </w:rPr>
-        <w:t xml:space="preserve"> :</w:t>
-      </w:r>
-      <w:proofErr w:type="gramEnd"/>
-      <w:r>
-        <w:rPr>
-          <w:b/>
-          <w:bCs/>
-          <w:color w:val="D86DCB" w:themeColor="accent5" w:themeTint="99"/>
-          <w:sz w:val="36"/>
-          <w:szCs w:val="36"/>
-        </w:rPr>
-        <w:t xml:space="preserve"> </w:t>
-      </w:r>
-      <w:proofErr w:type="spellStart"/>
-      <w:r>
-        <w:rPr>
-          <w:b/>
-          <w:bCs/>
           <w:color w:val="D86DCB" w:themeColor="accent5" w:themeTint="99"/>
           <w:sz w:val="36"/>
           <w:szCs w:val="36"/>
@@ -13405,7 +14957,6 @@
           <w:sz w:val="36"/>
           <w:szCs w:val="36"/>
         </w:rPr>
-        <w:lastRenderedPageBreak/>
         <w:t>}</w:t>
       </w:r>
     </w:p>
@@ -13836,6 +15387,7 @@
           <w:sz w:val="36"/>
           <w:szCs w:val="36"/>
         </w:rPr>
+        <w:lastRenderedPageBreak/>
         <w:t xml:space="preserve">Efficient state management – prefer </w:t>
       </w:r>
       <w:proofErr w:type="spellStart"/>
@@ -14037,7 +15589,6 @@
           <w:sz w:val="36"/>
           <w:szCs w:val="36"/>
         </w:rPr>
-        <w:lastRenderedPageBreak/>
         <w:t>Flatten widget trees – avoid deep nesting to reduce overdraw.</w:t>
       </w:r>
     </w:p>
@@ -14348,6 +15899,7 @@
           <w:sz w:val="36"/>
           <w:szCs w:val="36"/>
         </w:rPr>
+        <w:lastRenderedPageBreak/>
         <w:t xml:space="preserve">Minimize repaints with </w:t>
       </w:r>
       <w:proofErr w:type="spellStart"/>
@@ -14463,252 +16015,252 @@
           <w:sz w:val="36"/>
           <w:szCs w:val="36"/>
         </w:rPr>
+        <w:t xml:space="preserve"># </w:t>
+      </w:r>
+      <w:r>
+        <w:rPr>
+          <w:rFonts w:ascii="Segoe UI Emoji" w:hAnsi="Segoe UI Emoji" w:cs="Segoe UI Emoji"/>
+          <w:sz w:val="36"/>
+          <w:szCs w:val="36"/>
+        </w:rPr>
+        <w:t>✨</w:t>
+      </w:r>
+      <w:r>
+        <w:rPr>
+          <w:sz w:val="36"/>
+          <w:szCs w:val="36"/>
+        </w:rPr>
+        <w:t xml:space="preserve"> Small changes like these may seem minor, but they dramatically improve app speed, responsiveness, and user experience.</w:t>
+      </w:r>
+    </w:p>
+    <w:p>
+      <w:pPr>
+        <w:jc w:val="both"/>
+        <w:rPr>
+          <w:sz w:val="36"/>
+          <w:szCs w:val="36"/>
+        </w:rPr>
+      </w:pPr>
+    </w:p>
+    <w:p>
+      <w:pPr>
+        <w:jc w:val="both"/>
+        <w:rPr>
+          <w:b/>
+          <w:bCs/>
+          <w:sz w:val="36"/>
+          <w:szCs w:val="36"/>
+        </w:rPr>
+      </w:pPr>
+      <w:r>
+        <w:rPr>
+          <w:b/>
+          <w:bCs/>
+          <w:sz w:val="36"/>
+          <w:szCs w:val="36"/>
+        </w:rPr>
+        <w:t>Flutter Useful Websites:</w:t>
+      </w:r>
+    </w:p>
+    <w:p>
+      <w:pPr>
+        <w:jc w:val="both"/>
+        <w:rPr>
+          <w:sz w:val="36"/>
+          <w:szCs w:val="36"/>
+        </w:rPr>
+      </w:pPr>
+      <w:r>
+        <w:rPr>
+          <w:sz w:val="36"/>
+          <w:szCs w:val="36"/>
+        </w:rPr>
+        <w:t># For finding the best packages quickly. Go to this url:</w:t>
+      </w:r>
+    </w:p>
+    <w:p>
+      <w:pPr>
+        <w:jc w:val="both"/>
+        <w:rPr>
+          <w:b/>
+          <w:bCs/>
+          <w:sz w:val="36"/>
+          <w:szCs w:val="36"/>
+        </w:rPr>
+      </w:pPr>
+      <w:proofErr w:type="spellStart"/>
+      <w:r>
+        <w:rPr>
+          <w:b/>
+          <w:bCs/>
+          <w:sz w:val="36"/>
+          <w:szCs w:val="36"/>
+        </w:rPr>
+        <w:t>fluttergems.dev</w:t>
+      </w:r>
+      <w:proofErr w:type="spellEnd"/>
+    </w:p>
+    <w:p>
+      <w:pPr>
+        <w:jc w:val="both"/>
+        <w:rPr>
+          <w:sz w:val="36"/>
+          <w:szCs w:val="36"/>
+        </w:rPr>
+      </w:pPr>
+      <w:r>
+        <w:rPr>
+          <w:sz w:val="36"/>
+          <w:szCs w:val="36"/>
+        </w:rPr>
+        <w:t># Use ready-made UI components:</w:t>
+      </w:r>
+    </w:p>
+    <w:p>
+      <w:pPr>
+        <w:jc w:val="both"/>
+        <w:rPr>
+          <w:b/>
+          <w:bCs/>
+          <w:sz w:val="36"/>
+          <w:szCs w:val="36"/>
+        </w:rPr>
+      </w:pPr>
+      <w:r>
+        <w:rPr>
+          <w:b/>
+          <w:bCs/>
+          <w:sz w:val="36"/>
+          <w:szCs w:val="36"/>
+        </w:rPr>
+        <w:t>Fluttercomponentlibrary.com</w:t>
+      </w:r>
+    </w:p>
+    <w:p>
+      <w:pPr>
+        <w:jc w:val="both"/>
+        <w:rPr>
+          <w:sz w:val="36"/>
+          <w:szCs w:val="36"/>
+        </w:rPr>
+      </w:pPr>
+      <w:r>
+        <w:rPr>
+          <w:sz w:val="36"/>
+          <w:szCs w:val="36"/>
+        </w:rPr>
+        <w:t># Generate A</w:t>
+      </w:r>
+      <w:r>
+        <w:rPr>
+          <w:sz w:val="36"/>
+          <w:szCs w:val="36"/>
+        </w:rPr>
+        <w:t>I-based designs (Google Stitch)</w:t>
+      </w:r>
+    </w:p>
+    <w:p>
+      <w:pPr>
+        <w:jc w:val="both"/>
+        <w:rPr>
+          <w:b/>
+          <w:bCs/>
+          <w:sz w:val="36"/>
+          <w:szCs w:val="36"/>
+        </w:rPr>
+      </w:pPr>
+      <w:r>
+        <w:rPr>
+          <w:b/>
+          <w:bCs/>
+          <w:sz w:val="36"/>
+          <w:szCs w:val="36"/>
+        </w:rPr>
+        <w:t>stitch.withgoogle.com</w:t>
+      </w:r>
+    </w:p>
+    <w:p>
+      <w:pPr>
+        <w:jc w:val="both"/>
+        <w:rPr>
+          <w:sz w:val="36"/>
+          <w:szCs w:val="36"/>
+        </w:rPr>
+      </w:pPr>
+      <w:r>
+        <w:rPr>
+          <w:sz w:val="36"/>
+          <w:szCs w:val="36"/>
+        </w:rPr>
+        <w:t xml:space="preserve"># </w:t>
+      </w:r>
+      <w:r>
+        <w:rPr>
+          <w:sz w:val="36"/>
+          <w:szCs w:val="36"/>
+        </w:rPr>
+        <w:t>Convert designs into Flutter code:</w:t>
+      </w:r>
+    </w:p>
+    <w:p>
+      <w:pPr>
+        <w:jc w:val="both"/>
+        <w:rPr>
+          <w:b/>
+          <w:bCs/>
+          <w:sz w:val="36"/>
+          <w:szCs w:val="36"/>
+        </w:rPr>
+      </w:pPr>
+      <w:r>
+        <w:rPr>
+          <w:b/>
+          <w:bCs/>
+          <w:sz w:val="36"/>
+          <w:szCs w:val="36"/>
+        </w:rPr>
+        <w:t>designer.flutterflow.io</w:t>
+      </w:r>
+    </w:p>
+    <w:p>
+      <w:pPr>
+        <w:jc w:val="both"/>
+        <w:rPr>
+          <w:sz w:val="36"/>
+          <w:szCs w:val="36"/>
+        </w:rPr>
+      </w:pPr>
+    </w:p>
+    <w:p>
+      <w:pPr>
+        <w:jc w:val="both"/>
+        <w:rPr>
+          <w:sz w:val="36"/>
+          <w:szCs w:val="36"/>
+        </w:rPr>
+      </w:pPr>
+      <w:r>
+        <w:rPr>
+          <w:sz w:val="36"/>
+          <w:szCs w:val="36"/>
+        </w:rPr>
+        <w:t>Flutter Architecture Template:</w:t>
+      </w:r>
+    </w:p>
+    <w:p>
+      <w:pPr>
+        <w:jc w:val="both"/>
+        <w:rPr>
+          <w:sz w:val="36"/>
+          <w:szCs w:val="36"/>
+        </w:rPr>
+      </w:pPr>
+      <w:r>
+        <w:rPr>
+          <w:sz w:val="36"/>
+          <w:szCs w:val="36"/>
+        </w:rPr>
         <w:lastRenderedPageBreak/>
-        <w:t xml:space="preserve"># </w:t>
-      </w:r>
-      <w:r>
-        <w:rPr>
-          <w:rFonts w:ascii="Segoe UI Emoji" w:hAnsi="Segoe UI Emoji" w:cs="Segoe UI Emoji"/>
-          <w:sz w:val="36"/>
-          <w:szCs w:val="36"/>
-        </w:rPr>
-        <w:t>✨</w:t>
-      </w:r>
-      <w:r>
-        <w:rPr>
-          <w:sz w:val="36"/>
-          <w:szCs w:val="36"/>
-        </w:rPr>
-        <w:t xml:space="preserve"> Small changes like these may seem minor, but they dramatically improve app speed, responsiveness, and user experience.</w:t>
-      </w:r>
-    </w:p>
-    <w:p>
-      <w:pPr>
-        <w:jc w:val="both"/>
-        <w:rPr>
-          <w:sz w:val="36"/>
-          <w:szCs w:val="36"/>
-        </w:rPr>
-      </w:pPr>
-    </w:p>
-    <w:p>
-      <w:pPr>
-        <w:jc w:val="both"/>
-        <w:rPr>
-          <w:b/>
-          <w:bCs/>
-          <w:sz w:val="36"/>
-          <w:szCs w:val="36"/>
-        </w:rPr>
-      </w:pPr>
-      <w:r>
-        <w:rPr>
-          <w:b/>
-          <w:bCs/>
-          <w:sz w:val="36"/>
-          <w:szCs w:val="36"/>
-        </w:rPr>
-        <w:t>Flutter Useful Websites:</w:t>
-      </w:r>
-    </w:p>
-    <w:p>
-      <w:pPr>
-        <w:jc w:val="both"/>
-        <w:rPr>
-          <w:sz w:val="36"/>
-          <w:szCs w:val="36"/>
-        </w:rPr>
-      </w:pPr>
-      <w:r>
-        <w:rPr>
-          <w:sz w:val="36"/>
-          <w:szCs w:val="36"/>
-        </w:rPr>
-        <w:t># For finding the best packages quickly. Go to this url:</w:t>
-      </w:r>
-    </w:p>
-    <w:p>
-      <w:pPr>
-        <w:jc w:val="both"/>
-        <w:rPr>
-          <w:b/>
-          <w:bCs/>
-          <w:sz w:val="36"/>
-          <w:szCs w:val="36"/>
-        </w:rPr>
-      </w:pPr>
-      <w:proofErr w:type="spellStart"/>
-      <w:r>
-        <w:rPr>
-          <w:b/>
-          <w:bCs/>
-          <w:sz w:val="36"/>
-          <w:szCs w:val="36"/>
-        </w:rPr>
-        <w:t>fluttergems.dev</w:t>
-      </w:r>
-      <w:proofErr w:type="spellEnd"/>
-    </w:p>
-    <w:p>
-      <w:pPr>
-        <w:jc w:val="both"/>
-        <w:rPr>
-          <w:sz w:val="36"/>
-          <w:szCs w:val="36"/>
-        </w:rPr>
-      </w:pPr>
-      <w:r>
-        <w:rPr>
-          <w:sz w:val="36"/>
-          <w:szCs w:val="36"/>
-        </w:rPr>
-        <w:t># Use ready-made UI components:</w:t>
-      </w:r>
-    </w:p>
-    <w:p>
-      <w:pPr>
-        <w:jc w:val="both"/>
-        <w:rPr>
-          <w:b/>
-          <w:bCs/>
-          <w:sz w:val="36"/>
-          <w:szCs w:val="36"/>
-        </w:rPr>
-      </w:pPr>
-      <w:r>
-        <w:rPr>
-          <w:b/>
-          <w:bCs/>
-          <w:sz w:val="36"/>
-          <w:szCs w:val="36"/>
-        </w:rPr>
-        <w:t>Fluttercomponentlibrary.com</w:t>
-      </w:r>
-    </w:p>
-    <w:p>
-      <w:pPr>
-        <w:jc w:val="both"/>
-        <w:rPr>
-          <w:sz w:val="36"/>
-          <w:szCs w:val="36"/>
-        </w:rPr>
-      </w:pPr>
-      <w:r>
-        <w:rPr>
-          <w:sz w:val="36"/>
-          <w:szCs w:val="36"/>
-        </w:rPr>
-        <w:t># Generate A</w:t>
-      </w:r>
-      <w:r>
-        <w:rPr>
-          <w:sz w:val="36"/>
-          <w:szCs w:val="36"/>
-        </w:rPr>
-        <w:t>I-based designs (Google Stitch)</w:t>
-      </w:r>
-    </w:p>
-    <w:p>
-      <w:pPr>
-        <w:jc w:val="both"/>
-        <w:rPr>
-          <w:b/>
-          <w:bCs/>
-          <w:sz w:val="36"/>
-          <w:szCs w:val="36"/>
-        </w:rPr>
-      </w:pPr>
-      <w:r>
-        <w:rPr>
-          <w:b/>
-          <w:bCs/>
-          <w:sz w:val="36"/>
-          <w:szCs w:val="36"/>
-        </w:rPr>
-        <w:t>stitch.withgoogle.com</w:t>
-      </w:r>
-    </w:p>
-    <w:p>
-      <w:pPr>
-        <w:jc w:val="both"/>
-        <w:rPr>
-          <w:sz w:val="36"/>
-          <w:szCs w:val="36"/>
-        </w:rPr>
-      </w:pPr>
-      <w:r>
-        <w:rPr>
-          <w:sz w:val="36"/>
-          <w:szCs w:val="36"/>
-        </w:rPr>
-        <w:t xml:space="preserve"># </w:t>
-      </w:r>
-      <w:r>
-        <w:rPr>
-          <w:sz w:val="36"/>
-          <w:szCs w:val="36"/>
-        </w:rPr>
-        <w:t>Convert designs into Flutter code:</w:t>
-      </w:r>
-    </w:p>
-    <w:p>
-      <w:pPr>
-        <w:jc w:val="both"/>
-        <w:rPr>
-          <w:b/>
-          <w:bCs/>
-          <w:sz w:val="36"/>
-          <w:szCs w:val="36"/>
-        </w:rPr>
-      </w:pPr>
-      <w:r>
-        <w:rPr>
-          <w:b/>
-          <w:bCs/>
-          <w:sz w:val="36"/>
-          <w:szCs w:val="36"/>
-        </w:rPr>
-        <w:t>designer.flutterflow.io</w:t>
-      </w:r>
-    </w:p>
-    <w:p>
-      <w:pPr>
-        <w:jc w:val="both"/>
-        <w:rPr>
-          <w:sz w:val="36"/>
-          <w:szCs w:val="36"/>
-        </w:rPr>
-      </w:pPr>
-    </w:p>
-    <w:p>
-      <w:pPr>
-        <w:jc w:val="both"/>
-        <w:rPr>
-          <w:sz w:val="36"/>
-          <w:szCs w:val="36"/>
-        </w:rPr>
-      </w:pPr>
-      <w:r>
-        <w:rPr>
-          <w:sz w:val="36"/>
-          <w:szCs w:val="36"/>
-        </w:rPr>
-        <w:t>Flutter Architecture Template:</w:t>
-      </w:r>
-    </w:p>
-    <w:p>
-      <w:pPr>
-        <w:jc w:val="both"/>
-        <w:rPr>
-          <w:sz w:val="36"/>
-          <w:szCs w:val="36"/>
-        </w:rPr>
-      </w:pPr>
-      <w:r>
-        <w:rPr>
-          <w:sz w:val="36"/>
-          <w:szCs w:val="36"/>
-        </w:rPr>
         <w:t># Go to this website it gives us different architecture (folder structure) templates like:</w:t>
       </w:r>
     </w:p>
@@ -14830,7 +16382,6 @@
           <w:sz w:val="36"/>
           <w:szCs w:val="36"/>
         </w:rPr>
-        <w:lastRenderedPageBreak/>
         <w:t># It also lets us:</w:t>
       </w:r>
     </w:p>

--- a/flutter more documents/f20_flutter_extras_of_basic.docx
+++ b/flutter more documents/f20_flutter_extras_of_basic.docx
@@ -11756,56 +11756,6 @@
           <w:sz w:val="36"/>
           <w:szCs w:val="36"/>
         </w:rPr>
-        <w:t xml:space="preserve"># We can create our own UI element like a segment button using </w:t>
-      </w:r>
-      <w:r>
-        <w:rPr>
-          <w:b/>
-          <w:bCs/>
-          <w:sz w:val="36"/>
-          <w:szCs w:val="36"/>
-        </w:rPr>
-        <w:t>Container</w:t>
-      </w:r>
-      <w:r>
-        <w:rPr>
-          <w:sz w:val="36"/>
-          <w:szCs w:val="36"/>
-        </w:rPr>
-        <w:t xml:space="preserve"> widget</w:t>
-      </w:r>
-      <w:r>
-        <w:rPr>
-          <w:sz w:val="36"/>
-          <w:szCs w:val="36"/>
-        </w:rPr>
-        <w:t xml:space="preserve"> and </w:t>
-      </w:r>
-      <w:proofErr w:type="spellStart"/>
-      <w:r>
-        <w:rPr>
-          <w:b/>
-          <w:bCs/>
-          <w:sz w:val="36"/>
-          <w:szCs w:val="36"/>
-        </w:rPr>
-        <w:t>ListView.builder</w:t>
-      </w:r>
-      <w:proofErr w:type="spellEnd"/>
-    </w:p>
-    <w:p>
-      <w:pPr>
-        <w:jc w:val="both"/>
-        <w:rPr>
-          <w:sz w:val="36"/>
-          <w:szCs w:val="36"/>
-        </w:rPr>
-      </w:pPr>
-      <w:r>
-        <w:rPr>
-          <w:sz w:val="36"/>
-          <w:szCs w:val="36"/>
-        </w:rPr>
         <w:t xml:space="preserve"># </w:t>
       </w:r>
       <w:r>
@@ -11813,23 +11763,37 @@
           <w:sz w:val="36"/>
           <w:szCs w:val="36"/>
         </w:rPr>
-        <w:t>First declare a class and make sure it takes three things:</w:t>
-      </w:r>
-    </w:p>
-    <w:p>
-      <w:pPr>
-        <w:pStyle w:val="ListParagraph"/>
-        <w:numPr>
-          <w:ilvl w:val="0"/>
-          <w:numId w:val="21"/>
-        </w:numPr>
-        <w:jc w:val="both"/>
-        <w:rPr>
-          <w:sz w:val="36"/>
-          <w:szCs w:val="36"/>
-        </w:rPr>
-      </w:pPr>
-      <w:proofErr w:type="spellStart"/>
+        <w:t>See f45 advanced UI design doc</w:t>
+      </w:r>
+    </w:p>
+    <w:p>
+      <w:pPr>
+        <w:jc w:val="both"/>
+        <w:rPr>
+          <w:sz w:val="36"/>
+          <w:szCs w:val="36"/>
+        </w:rPr>
+      </w:pPr>
+    </w:p>
+    <w:p>
+      <w:pPr>
+        <w:jc w:val="both"/>
+        <w:rPr>
+          <w:sz w:val="36"/>
+          <w:szCs w:val="36"/>
+        </w:rPr>
+      </w:pPr>
+    </w:p>
+    <w:p>
+      <w:pPr>
+        <w:jc w:val="both"/>
+        <w:rPr>
+          <w:b/>
+          <w:bCs/>
+          <w:sz w:val="36"/>
+          <w:szCs w:val="36"/>
+        </w:rPr>
+      </w:pPr>
       <w:r>
         <w:rPr>
           <w:b/>
@@ -11838,3379 +11802,6 @@
           <w:szCs w:val="36"/>
         </w:rPr>
         <w:lastRenderedPageBreak/>
-        <w:t>initialValue</w:t>
-      </w:r>
-      <w:proofErr w:type="spellEnd"/>
-      <w:r>
-        <w:rPr>
-          <w:sz w:val="36"/>
-          <w:szCs w:val="36"/>
-        </w:rPr>
-        <w:t xml:space="preserve"> </w:t>
-      </w:r>
-      <w:r>
-        <w:sym w:font="Wingdings" w:char="F0E0"/>
-      </w:r>
-      <w:r>
-        <w:rPr>
-          <w:sz w:val="36"/>
-          <w:szCs w:val="36"/>
-        </w:rPr>
-        <w:t xml:space="preserve"> the value to be selected when page is loaded</w:t>
-      </w:r>
-    </w:p>
-    <w:p>
-      <w:pPr>
-        <w:pStyle w:val="ListParagraph"/>
-        <w:numPr>
-          <w:ilvl w:val="0"/>
-          <w:numId w:val="21"/>
-        </w:numPr>
-        <w:jc w:val="both"/>
-        <w:rPr>
-          <w:sz w:val="36"/>
-          <w:szCs w:val="36"/>
-        </w:rPr>
-      </w:pPr>
-      <w:r>
-        <w:rPr>
-          <w:b/>
-          <w:bCs/>
-          <w:sz w:val="36"/>
-          <w:szCs w:val="36"/>
-        </w:rPr>
-        <w:t>colors</w:t>
-      </w:r>
-      <w:r>
-        <w:rPr>
-          <w:sz w:val="36"/>
-          <w:szCs w:val="36"/>
-        </w:rPr>
-        <w:t xml:space="preserve"> </w:t>
-      </w:r>
-      <w:r>
-        <w:sym w:font="Wingdings" w:char="F0E0"/>
-      </w:r>
-      <w:r>
-        <w:rPr>
-          <w:sz w:val="36"/>
-          <w:szCs w:val="36"/>
-        </w:rPr>
-        <w:t xml:space="preserve"> the list of</w:t>
-      </w:r>
-      <w:r>
-        <w:rPr>
-          <w:b/>
-          <w:bCs/>
-          <w:sz w:val="36"/>
-          <w:szCs w:val="36"/>
-        </w:rPr>
-        <w:t xml:space="preserve"> </w:t>
-      </w:r>
-      <w:r>
-        <w:rPr>
-          <w:b/>
-          <w:bCs/>
-          <w:sz w:val="36"/>
-          <w:szCs w:val="36"/>
-        </w:rPr>
-        <w:t>String</w:t>
-      </w:r>
-      <w:r>
-        <w:rPr>
-          <w:sz w:val="36"/>
-          <w:szCs w:val="36"/>
-        </w:rPr>
-        <w:t>’</w:t>
-      </w:r>
-      <w:r>
-        <w:rPr>
-          <w:sz w:val="36"/>
-          <w:szCs w:val="36"/>
-        </w:rPr>
-        <w:t xml:space="preserve">s to be built in </w:t>
-      </w:r>
-      <w:r>
-        <w:rPr>
-          <w:b/>
-          <w:bCs/>
-          <w:sz w:val="36"/>
-          <w:szCs w:val="36"/>
-        </w:rPr>
-        <w:t>Container</w:t>
-      </w:r>
-    </w:p>
-    <w:p>
-      <w:pPr>
-        <w:pStyle w:val="ListParagraph"/>
-        <w:numPr>
-          <w:ilvl w:val="0"/>
-          <w:numId w:val="21"/>
-        </w:numPr>
-        <w:jc w:val="both"/>
-        <w:rPr>
-          <w:sz w:val="36"/>
-          <w:szCs w:val="36"/>
-        </w:rPr>
-      </w:pPr>
-      <w:proofErr w:type="spellStart"/>
-      <w:r>
-        <w:rPr>
-          <w:b/>
-          <w:bCs/>
-          <w:sz w:val="36"/>
-          <w:szCs w:val="36"/>
-        </w:rPr>
-        <w:t>onChanged</w:t>
-      </w:r>
-      <w:proofErr w:type="spellEnd"/>
-      <w:r>
-        <w:rPr>
-          <w:sz w:val="36"/>
-          <w:szCs w:val="36"/>
-        </w:rPr>
-        <w:t xml:space="preserve"> </w:t>
-      </w:r>
-      <w:r>
-        <w:sym w:font="Wingdings" w:char="F0E0"/>
-      </w:r>
-      <w:r>
-        <w:rPr>
-          <w:b/>
-          <w:bCs/>
-          <w:sz w:val="36"/>
-          <w:szCs w:val="36"/>
-        </w:rPr>
-        <w:t xml:space="preserve"> </w:t>
-      </w:r>
-      <w:proofErr w:type="spellStart"/>
-      <w:r>
-        <w:rPr>
-          <w:b/>
-          <w:bCs/>
-          <w:sz w:val="36"/>
-          <w:szCs w:val="36"/>
-        </w:rPr>
-        <w:t>ValueChanged</w:t>
-      </w:r>
-      <w:proofErr w:type="spellEnd"/>
-      <w:r>
-        <w:rPr>
-          <w:b/>
-          <w:bCs/>
-          <w:sz w:val="36"/>
-          <w:szCs w:val="36"/>
-        </w:rPr>
-        <w:t>&lt;String&gt;</w:t>
-      </w:r>
-      <w:r>
-        <w:rPr>
-          <w:sz w:val="36"/>
-          <w:szCs w:val="36"/>
-        </w:rPr>
-        <w:t xml:space="preserve"> callback method that provides the changed value</w:t>
-      </w:r>
-    </w:p>
-    <w:p>
-      <w:pPr>
-        <w:jc w:val="both"/>
-        <w:rPr>
-          <w:sz w:val="36"/>
-          <w:szCs w:val="36"/>
-        </w:rPr>
-      </w:pPr>
-      <w:r>
-        <w:rPr>
-          <w:sz w:val="36"/>
-          <w:szCs w:val="36"/>
-        </w:rPr>
-        <w:t># Declare a nullable</w:t>
-      </w:r>
-      <w:r>
-        <w:rPr>
-          <w:b/>
-          <w:bCs/>
-          <w:sz w:val="36"/>
-          <w:szCs w:val="36"/>
-        </w:rPr>
-        <w:t xml:space="preserve"> </w:t>
-      </w:r>
-      <w:proofErr w:type="spellStart"/>
-      <w:r>
-        <w:rPr>
-          <w:b/>
-          <w:bCs/>
-          <w:sz w:val="36"/>
-          <w:szCs w:val="36"/>
-        </w:rPr>
-        <w:t>selectedValue</w:t>
-      </w:r>
-      <w:proofErr w:type="spellEnd"/>
-      <w:r>
-        <w:rPr>
-          <w:b/>
-          <w:bCs/>
-          <w:sz w:val="36"/>
-          <w:szCs w:val="36"/>
-        </w:rPr>
-        <w:t xml:space="preserve"> </w:t>
-      </w:r>
-      <w:r>
-        <w:rPr>
-          <w:sz w:val="36"/>
-          <w:szCs w:val="36"/>
-        </w:rPr>
-        <w:t xml:space="preserve">which will initialized in </w:t>
-      </w:r>
-      <w:proofErr w:type="spellStart"/>
-      <w:r>
-        <w:rPr>
-          <w:b/>
-          <w:bCs/>
-          <w:sz w:val="36"/>
-          <w:szCs w:val="36"/>
-        </w:rPr>
-        <w:t>initState</w:t>
-      </w:r>
-      <w:proofErr w:type="spellEnd"/>
-      <w:r>
-        <w:rPr>
-          <w:sz w:val="36"/>
-          <w:szCs w:val="36"/>
-        </w:rPr>
-        <w:t xml:space="preserve"> using</w:t>
-      </w:r>
-      <w:r>
-        <w:rPr>
-          <w:b/>
-          <w:bCs/>
-          <w:sz w:val="36"/>
-          <w:szCs w:val="36"/>
-        </w:rPr>
-        <w:t xml:space="preserve"> </w:t>
-      </w:r>
-      <w:proofErr w:type="spellStart"/>
-      <w:r>
-        <w:rPr>
-          <w:b/>
-          <w:bCs/>
-          <w:sz w:val="36"/>
-          <w:szCs w:val="36"/>
-        </w:rPr>
-        <w:t>initialValue</w:t>
-      </w:r>
-      <w:proofErr w:type="spellEnd"/>
-      <w:r>
-        <w:rPr>
-          <w:sz w:val="36"/>
-          <w:szCs w:val="36"/>
-        </w:rPr>
-        <w:t>.</w:t>
-      </w:r>
-    </w:p>
-    <w:p>
-      <w:pPr>
-        <w:jc w:val="both"/>
-        <w:rPr>
-          <w:b/>
-          <w:bCs/>
-          <w:sz w:val="36"/>
-          <w:szCs w:val="36"/>
-        </w:rPr>
-      </w:pPr>
-      <w:r>
-        <w:rPr>
-          <w:sz w:val="36"/>
-          <w:szCs w:val="36"/>
-        </w:rPr>
-        <w:t xml:space="preserve"># Then </w:t>
-      </w:r>
-      <w:r>
-        <w:rPr>
-          <w:sz w:val="36"/>
-          <w:szCs w:val="36"/>
-        </w:rPr>
-        <w:t xml:space="preserve">wrap the </w:t>
-      </w:r>
-      <w:proofErr w:type="spellStart"/>
-      <w:r>
-        <w:rPr>
-          <w:b/>
-          <w:bCs/>
-          <w:sz w:val="36"/>
-          <w:szCs w:val="36"/>
-        </w:rPr>
-        <w:t>ListView</w:t>
-      </w:r>
-      <w:proofErr w:type="spellEnd"/>
-      <w:r>
-        <w:rPr>
-          <w:b/>
-          <w:bCs/>
-          <w:sz w:val="36"/>
-          <w:szCs w:val="36"/>
-        </w:rPr>
-        <w:t xml:space="preserve"> </w:t>
-      </w:r>
-      <w:r>
-        <w:rPr>
-          <w:sz w:val="36"/>
-          <w:szCs w:val="36"/>
-        </w:rPr>
-        <w:t xml:space="preserve">with a </w:t>
-      </w:r>
-      <w:proofErr w:type="spellStart"/>
-      <w:r>
-        <w:rPr>
-          <w:b/>
-          <w:bCs/>
-          <w:sz w:val="36"/>
-          <w:szCs w:val="36"/>
-        </w:rPr>
-        <w:t>SizedBox</w:t>
-      </w:r>
-      <w:proofErr w:type="spellEnd"/>
-      <w:r>
-        <w:rPr>
-          <w:sz w:val="36"/>
-          <w:szCs w:val="36"/>
-        </w:rPr>
-        <w:t xml:space="preserve"> and set the height to </w:t>
-      </w:r>
-      <w:r>
-        <w:rPr>
-          <w:b/>
-          <w:bCs/>
-          <w:sz w:val="36"/>
-          <w:szCs w:val="36"/>
-        </w:rPr>
-        <w:t>40</w:t>
-      </w:r>
-      <w:r>
-        <w:rPr>
-          <w:sz w:val="36"/>
-          <w:szCs w:val="36"/>
-        </w:rPr>
-        <w:t xml:space="preserve">. </w:t>
-      </w:r>
-      <w:r>
-        <w:rPr>
-          <w:sz w:val="36"/>
-          <w:szCs w:val="36"/>
-        </w:rPr>
-        <w:t xml:space="preserve">Set the </w:t>
-      </w:r>
-      <w:proofErr w:type="spellStart"/>
-      <w:r>
-        <w:rPr>
-          <w:b/>
-          <w:bCs/>
-          <w:sz w:val="36"/>
-          <w:szCs w:val="36"/>
-        </w:rPr>
-        <w:t>scrollDirection</w:t>
-      </w:r>
-      <w:proofErr w:type="spellEnd"/>
-      <w:r>
-        <w:rPr>
-          <w:b/>
-          <w:bCs/>
-          <w:sz w:val="36"/>
-          <w:szCs w:val="36"/>
-        </w:rPr>
-        <w:t xml:space="preserve">: </w:t>
-      </w:r>
-      <w:r>
-        <w:rPr>
-          <w:sz w:val="36"/>
-          <w:szCs w:val="36"/>
-        </w:rPr>
-        <w:t xml:space="preserve">to </w:t>
-      </w:r>
-      <w:proofErr w:type="spellStart"/>
-      <w:r>
-        <w:rPr>
-          <w:b/>
-          <w:bCs/>
-          <w:sz w:val="36"/>
-          <w:szCs w:val="36"/>
-        </w:rPr>
-        <w:t>Axis.horizontal</w:t>
-      </w:r>
-      <w:proofErr w:type="spellEnd"/>
-    </w:p>
-    <w:p>
-      <w:pPr>
-        <w:jc w:val="both"/>
-        <w:rPr>
-          <w:sz w:val="36"/>
-          <w:szCs w:val="36"/>
-        </w:rPr>
-      </w:pPr>
-      <w:r>
-        <w:rPr>
-          <w:sz w:val="36"/>
-          <w:szCs w:val="36"/>
-        </w:rPr>
-        <w:t xml:space="preserve"># </w:t>
-      </w:r>
-      <w:proofErr w:type="spellStart"/>
-      <w:r>
-        <w:rPr>
-          <w:b/>
-          <w:bCs/>
-          <w:sz w:val="36"/>
-          <w:szCs w:val="36"/>
-        </w:rPr>
-        <w:t>itemCount</w:t>
-      </w:r>
-      <w:proofErr w:type="spellEnd"/>
-      <w:r>
-        <w:rPr>
-          <w:b/>
-          <w:bCs/>
-          <w:sz w:val="36"/>
-          <w:szCs w:val="36"/>
-        </w:rPr>
-        <w:t>:</w:t>
-      </w:r>
-      <w:r>
-        <w:rPr>
-          <w:sz w:val="36"/>
-          <w:szCs w:val="36"/>
-        </w:rPr>
-        <w:t xml:space="preserve"> property takes the length of the</w:t>
-      </w:r>
-      <w:r>
-        <w:rPr>
-          <w:b/>
-          <w:bCs/>
-          <w:sz w:val="36"/>
-          <w:szCs w:val="36"/>
-        </w:rPr>
-        <w:t xml:space="preserve"> colors</w:t>
-      </w:r>
-      <w:r>
-        <w:rPr>
-          <w:sz w:val="36"/>
-          <w:szCs w:val="36"/>
-        </w:rPr>
-        <w:t xml:space="preserve"> list.</w:t>
-      </w:r>
-    </w:p>
-    <w:p>
-      <w:pPr>
-        <w:jc w:val="both"/>
-        <w:rPr>
-          <w:sz w:val="36"/>
-          <w:szCs w:val="36"/>
-        </w:rPr>
-      </w:pPr>
-      <w:r>
-        <w:rPr>
-          <w:sz w:val="36"/>
-          <w:szCs w:val="36"/>
-        </w:rPr>
-        <w:t># Then assign the</w:t>
-      </w:r>
-      <w:r>
-        <w:rPr>
-          <w:b/>
-          <w:bCs/>
-          <w:sz w:val="36"/>
-          <w:szCs w:val="36"/>
-        </w:rPr>
-        <w:t xml:space="preserve"> color</w:t>
-      </w:r>
-      <w:r>
-        <w:rPr>
-          <w:sz w:val="36"/>
-          <w:szCs w:val="36"/>
-        </w:rPr>
-        <w:t xml:space="preserve"> </w:t>
-      </w:r>
-      <w:r>
-        <w:rPr>
-          <w:sz w:val="36"/>
-          <w:szCs w:val="36"/>
-        </w:rPr>
-        <w:t>according to the current</w:t>
-      </w:r>
-      <w:r>
-        <w:rPr>
-          <w:b/>
-          <w:bCs/>
-          <w:sz w:val="36"/>
-          <w:szCs w:val="36"/>
-        </w:rPr>
-        <w:t xml:space="preserve"> index</w:t>
-      </w:r>
-      <w:r>
-        <w:rPr>
-          <w:sz w:val="36"/>
-          <w:szCs w:val="36"/>
-        </w:rPr>
-        <w:t>. It will store the current element (</w:t>
-      </w:r>
-      <w:r>
-        <w:rPr>
-          <w:b/>
-          <w:bCs/>
-          <w:sz w:val="36"/>
-          <w:szCs w:val="36"/>
-        </w:rPr>
-        <w:t>String</w:t>
-      </w:r>
-      <w:r>
-        <w:rPr>
-          <w:sz w:val="36"/>
-          <w:szCs w:val="36"/>
-        </w:rPr>
-        <w:t xml:space="preserve">) of </w:t>
-      </w:r>
-      <w:r>
-        <w:rPr>
-          <w:sz w:val="36"/>
-          <w:szCs w:val="36"/>
-        </w:rPr>
-        <w:t xml:space="preserve">list. If it matches with the </w:t>
-      </w:r>
-      <w:proofErr w:type="spellStart"/>
-      <w:r>
-        <w:rPr>
-          <w:b/>
-          <w:bCs/>
-          <w:sz w:val="36"/>
-          <w:szCs w:val="36"/>
-        </w:rPr>
-        <w:t>selectedValue</w:t>
-      </w:r>
-      <w:proofErr w:type="spellEnd"/>
-      <w:r>
-        <w:rPr>
-          <w:sz w:val="36"/>
-          <w:szCs w:val="36"/>
-        </w:rPr>
-        <w:t xml:space="preserve"> then </w:t>
-      </w:r>
-      <w:proofErr w:type="spellStart"/>
-      <w:r>
-        <w:rPr>
-          <w:b/>
-          <w:bCs/>
-          <w:sz w:val="36"/>
-          <w:szCs w:val="36"/>
-        </w:rPr>
-        <w:t>isSelected</w:t>
-      </w:r>
-      <w:proofErr w:type="spellEnd"/>
-      <w:r>
-        <w:rPr>
-          <w:sz w:val="36"/>
-          <w:szCs w:val="36"/>
-        </w:rPr>
-        <w:t xml:space="preserve"> is </w:t>
-      </w:r>
-      <w:r>
-        <w:rPr>
-          <w:b/>
-          <w:bCs/>
-          <w:sz w:val="36"/>
-          <w:szCs w:val="36"/>
-        </w:rPr>
-        <w:t>true</w:t>
-      </w:r>
-      <w:r>
-        <w:rPr>
-          <w:sz w:val="36"/>
-          <w:szCs w:val="36"/>
-        </w:rPr>
-        <w:t>.</w:t>
-      </w:r>
-    </w:p>
-    <w:p>
-      <w:pPr>
-        <w:jc w:val="both"/>
-        <w:rPr>
-          <w:sz w:val="36"/>
-          <w:szCs w:val="36"/>
-        </w:rPr>
-      </w:pPr>
-      <w:r>
-        <w:rPr>
-          <w:sz w:val="36"/>
-          <w:szCs w:val="36"/>
-        </w:rPr>
-        <w:t xml:space="preserve"># </w:t>
-      </w:r>
-      <w:r>
-        <w:rPr>
-          <w:sz w:val="36"/>
-          <w:szCs w:val="36"/>
-        </w:rPr>
-        <w:t xml:space="preserve">In </w:t>
-      </w:r>
-      <w:proofErr w:type="spellStart"/>
-      <w:r>
-        <w:rPr>
-          <w:b/>
-          <w:bCs/>
-          <w:sz w:val="36"/>
-          <w:szCs w:val="36"/>
-        </w:rPr>
-        <w:t>GestureDetector</w:t>
-      </w:r>
-      <w:r>
-        <w:rPr>
-          <w:sz w:val="36"/>
-          <w:szCs w:val="36"/>
-        </w:rPr>
-        <w:t>’s</w:t>
-      </w:r>
-      <w:proofErr w:type="spellEnd"/>
-      <w:r>
-        <w:rPr>
-          <w:sz w:val="36"/>
-          <w:szCs w:val="36"/>
-        </w:rPr>
-        <w:t xml:space="preserve">, </w:t>
-      </w:r>
-      <w:proofErr w:type="spellStart"/>
-      <w:r>
-        <w:rPr>
-          <w:b/>
-          <w:bCs/>
-          <w:sz w:val="36"/>
-          <w:szCs w:val="36"/>
-        </w:rPr>
-        <w:t>onTap</w:t>
-      </w:r>
-      <w:proofErr w:type="spellEnd"/>
-      <w:r>
-        <w:rPr>
-          <w:b/>
-          <w:bCs/>
-          <w:sz w:val="36"/>
-          <w:szCs w:val="36"/>
-        </w:rPr>
-        <w:t xml:space="preserve">: </w:t>
-      </w:r>
-      <w:r>
-        <w:rPr>
-          <w:sz w:val="36"/>
-          <w:szCs w:val="36"/>
-        </w:rPr>
-        <w:t xml:space="preserve">callback method, sets the </w:t>
-      </w:r>
-      <w:proofErr w:type="spellStart"/>
-      <w:r>
-        <w:rPr>
-          <w:b/>
-          <w:bCs/>
-          <w:sz w:val="36"/>
-          <w:szCs w:val="36"/>
-        </w:rPr>
-        <w:t>selectedValue</w:t>
-      </w:r>
-      <w:proofErr w:type="spellEnd"/>
-      <w:r>
-        <w:rPr>
-          <w:sz w:val="36"/>
-          <w:szCs w:val="36"/>
-        </w:rPr>
-        <w:t xml:space="preserve"> to </w:t>
-      </w:r>
-      <w:r>
-        <w:rPr>
-          <w:b/>
-          <w:bCs/>
-          <w:sz w:val="36"/>
-          <w:szCs w:val="36"/>
-        </w:rPr>
-        <w:t xml:space="preserve">color </w:t>
-      </w:r>
-      <w:r>
-        <w:rPr>
-          <w:sz w:val="36"/>
-          <w:szCs w:val="36"/>
-        </w:rPr>
-        <w:t>(current index element). Which set</w:t>
-      </w:r>
-      <w:r>
-        <w:rPr>
-          <w:sz w:val="36"/>
-          <w:szCs w:val="36"/>
-        </w:rPr>
-        <w:t xml:space="preserve">s the </w:t>
-      </w:r>
-      <w:proofErr w:type="spellStart"/>
-      <w:r>
-        <w:rPr>
-          <w:b/>
-          <w:bCs/>
-          <w:sz w:val="36"/>
-          <w:szCs w:val="36"/>
-        </w:rPr>
-        <w:t>isSelected</w:t>
-      </w:r>
-      <w:proofErr w:type="spellEnd"/>
-      <w:r>
-        <w:rPr>
-          <w:sz w:val="36"/>
-          <w:szCs w:val="36"/>
-        </w:rPr>
-        <w:t xml:space="preserve"> to</w:t>
-      </w:r>
-      <w:r>
-        <w:rPr>
-          <w:b/>
-          <w:bCs/>
-          <w:sz w:val="36"/>
-          <w:szCs w:val="36"/>
-        </w:rPr>
-        <w:t xml:space="preserve"> true</w:t>
-      </w:r>
-      <w:r>
-        <w:rPr>
-          <w:sz w:val="36"/>
-          <w:szCs w:val="36"/>
-        </w:rPr>
-        <w:t xml:space="preserve"> or </w:t>
-      </w:r>
-      <w:r>
-        <w:rPr>
-          <w:b/>
-          <w:bCs/>
-          <w:sz w:val="36"/>
-          <w:szCs w:val="36"/>
-        </w:rPr>
-        <w:t>false</w:t>
-      </w:r>
-      <w:r>
-        <w:rPr>
-          <w:sz w:val="36"/>
-          <w:szCs w:val="36"/>
-        </w:rPr>
-        <w:t xml:space="preserve"> according to match</w:t>
-      </w:r>
-    </w:p>
-    <w:p>
-      <w:pPr>
-        <w:jc w:val="both"/>
-        <w:rPr>
-          <w:sz w:val="36"/>
-          <w:szCs w:val="36"/>
-        </w:rPr>
-      </w:pPr>
-      <w:r>
-        <w:rPr>
-          <w:sz w:val="36"/>
-          <w:szCs w:val="36"/>
-        </w:rPr>
-        <w:t xml:space="preserve"># Use the </w:t>
-      </w:r>
-      <w:proofErr w:type="spellStart"/>
-      <w:r>
-        <w:rPr>
-          <w:b/>
-          <w:bCs/>
-          <w:sz w:val="36"/>
-          <w:szCs w:val="36"/>
-        </w:rPr>
-        <w:t>isSelected</w:t>
-      </w:r>
-      <w:proofErr w:type="spellEnd"/>
-      <w:r>
-        <w:rPr>
-          <w:sz w:val="36"/>
-          <w:szCs w:val="36"/>
-        </w:rPr>
-        <w:t xml:space="preserve"> to control color and text color of the container. Use </w:t>
-      </w:r>
-      <w:r>
-        <w:rPr>
-          <w:b/>
-          <w:bCs/>
-          <w:sz w:val="36"/>
-          <w:szCs w:val="36"/>
-        </w:rPr>
-        <w:t>margin:</w:t>
-      </w:r>
-      <w:r>
-        <w:rPr>
-          <w:sz w:val="36"/>
-          <w:szCs w:val="36"/>
-        </w:rPr>
-        <w:t xml:space="preserve"> and </w:t>
-      </w:r>
-      <w:r>
-        <w:rPr>
-          <w:b/>
-          <w:bCs/>
-          <w:sz w:val="36"/>
-          <w:szCs w:val="36"/>
-        </w:rPr>
-        <w:t>padding:</w:t>
-      </w:r>
-      <w:r>
-        <w:rPr>
-          <w:sz w:val="36"/>
-          <w:szCs w:val="36"/>
-        </w:rPr>
-        <w:t xml:space="preserve"> property for more decoration.</w:t>
-      </w:r>
-    </w:p>
-    <w:p>
-      <w:pPr>
-        <w:jc w:val="both"/>
-        <w:rPr>
-          <w:sz w:val="36"/>
-          <w:szCs w:val="36"/>
-        </w:rPr>
-      </w:pPr>
-      <w:r>
-        <w:rPr>
-          <w:sz w:val="36"/>
-          <w:szCs w:val="36"/>
-        </w:rPr>
-        <w:t xml:space="preserve">NOTE: We use </w:t>
-      </w:r>
-      <w:r>
-        <w:rPr>
-          <w:b/>
-          <w:bCs/>
-          <w:sz w:val="36"/>
-          <w:szCs w:val="36"/>
-        </w:rPr>
-        <w:t>Row</w:t>
-      </w:r>
-      <w:r>
-        <w:rPr>
-          <w:sz w:val="36"/>
-          <w:szCs w:val="36"/>
-        </w:rPr>
-        <w:t xml:space="preserve"> with </w:t>
-      </w:r>
-      <w:r>
-        <w:rPr>
-          <w:b/>
-          <w:bCs/>
-          <w:sz w:val="36"/>
-          <w:szCs w:val="36"/>
-        </w:rPr>
-        <w:t>for</w:t>
-      </w:r>
-      <w:r>
-        <w:rPr>
-          <w:sz w:val="36"/>
-          <w:szCs w:val="36"/>
-        </w:rPr>
-        <w:t xml:space="preserve"> loop and </w:t>
-      </w:r>
-      <w:r>
-        <w:rPr>
-          <w:b/>
-          <w:bCs/>
-          <w:sz w:val="36"/>
-          <w:szCs w:val="36"/>
-        </w:rPr>
-        <w:t>Container</w:t>
-      </w:r>
-      <w:r>
-        <w:rPr>
-          <w:sz w:val="36"/>
-          <w:szCs w:val="36"/>
-        </w:rPr>
-        <w:t xml:space="preserve"> for </w:t>
-      </w:r>
-      <w:proofErr w:type="spellStart"/>
-      <w:r>
-        <w:rPr>
-          <w:b/>
-          <w:bCs/>
-          <w:sz w:val="36"/>
-          <w:szCs w:val="36"/>
-        </w:rPr>
-        <w:t>CarouselSlider</w:t>
-      </w:r>
-      <w:proofErr w:type="spellEnd"/>
-      <w:r>
-        <w:rPr>
-          <w:b/>
-          <w:bCs/>
-          <w:sz w:val="36"/>
-          <w:szCs w:val="36"/>
-        </w:rPr>
-        <w:t xml:space="preserve"> </w:t>
-      </w:r>
-      <w:r>
-        <w:rPr>
-          <w:sz w:val="36"/>
-          <w:szCs w:val="36"/>
-        </w:rPr>
-        <w:t>widgets effect.</w:t>
-      </w:r>
-    </w:p>
-    <w:p>
-      <w:pPr>
-        <w:jc w:val="both"/>
-        <w:rPr>
-          <w:b/>
-          <w:bCs/>
-          <w:color w:val="D86DCB" w:themeColor="accent5" w:themeTint="99"/>
-          <w:sz w:val="36"/>
-          <w:szCs w:val="36"/>
-        </w:rPr>
-      </w:pPr>
-      <w:r>
-        <w:rPr>
-          <w:b/>
-          <w:bCs/>
-          <w:color w:val="D86DCB" w:themeColor="accent5" w:themeTint="99"/>
-          <w:sz w:val="36"/>
-          <w:szCs w:val="36"/>
-        </w:rPr>
-        <w:t xml:space="preserve">class </w:t>
-      </w:r>
-      <w:proofErr w:type="spellStart"/>
-      <w:r>
-        <w:rPr>
-          <w:b/>
-          <w:bCs/>
-          <w:color w:val="D86DCB" w:themeColor="accent5" w:themeTint="99"/>
-          <w:sz w:val="36"/>
-          <w:szCs w:val="36"/>
-        </w:rPr>
-        <w:t>ColorPicker</w:t>
-      </w:r>
-      <w:proofErr w:type="spellEnd"/>
-      <w:r>
-        <w:rPr>
-          <w:b/>
-          <w:bCs/>
-          <w:color w:val="D86DCB" w:themeColor="accent5" w:themeTint="99"/>
-          <w:sz w:val="36"/>
-          <w:szCs w:val="36"/>
-        </w:rPr>
-        <w:t xml:space="preserve"> extends </w:t>
-      </w:r>
-      <w:proofErr w:type="spellStart"/>
-      <w:r>
-        <w:rPr>
-          <w:b/>
-          <w:bCs/>
-          <w:color w:val="D86DCB" w:themeColor="accent5" w:themeTint="99"/>
-          <w:sz w:val="36"/>
-          <w:szCs w:val="36"/>
-        </w:rPr>
-        <w:t>StatefulWidget</w:t>
-      </w:r>
-      <w:proofErr w:type="spellEnd"/>
-      <w:r>
-        <w:rPr>
-          <w:b/>
-          <w:bCs/>
-          <w:color w:val="D86DCB" w:themeColor="accent5" w:themeTint="99"/>
-          <w:sz w:val="36"/>
-          <w:szCs w:val="36"/>
-        </w:rPr>
-        <w:t xml:space="preserve"> {</w:t>
-      </w:r>
-    </w:p>
-    <w:p>
-      <w:pPr>
-        <w:jc w:val="both"/>
-        <w:rPr>
-          <w:b/>
-          <w:bCs/>
-          <w:color w:val="D86DCB" w:themeColor="accent5" w:themeTint="99"/>
-          <w:sz w:val="36"/>
-          <w:szCs w:val="36"/>
-        </w:rPr>
-      </w:pPr>
-      <w:r>
-        <w:rPr>
-          <w:b/>
-          <w:bCs/>
-          <w:color w:val="D86DCB" w:themeColor="accent5" w:themeTint="99"/>
-          <w:sz w:val="36"/>
-          <w:szCs w:val="36"/>
-        </w:rPr>
-        <w:lastRenderedPageBreak/>
-        <w:t xml:space="preserve">  const </w:t>
-      </w:r>
-      <w:proofErr w:type="spellStart"/>
-      <w:proofErr w:type="gramStart"/>
-      <w:r>
-        <w:rPr>
-          <w:b/>
-          <w:bCs/>
-          <w:color w:val="D86DCB" w:themeColor="accent5" w:themeTint="99"/>
-          <w:sz w:val="36"/>
-          <w:szCs w:val="36"/>
-        </w:rPr>
-        <w:t>ColorPicker</w:t>
-      </w:r>
-      <w:proofErr w:type="spellEnd"/>
-      <w:r>
-        <w:rPr>
-          <w:b/>
-          <w:bCs/>
-          <w:color w:val="D86DCB" w:themeColor="accent5" w:themeTint="99"/>
-          <w:sz w:val="36"/>
-          <w:szCs w:val="36"/>
-        </w:rPr>
-        <w:t>(</w:t>
-      </w:r>
-      <w:proofErr w:type="gramEnd"/>
-      <w:r>
-        <w:rPr>
-          <w:b/>
-          <w:bCs/>
-          <w:color w:val="D86DCB" w:themeColor="accent5" w:themeTint="99"/>
-          <w:sz w:val="36"/>
-          <w:szCs w:val="36"/>
-        </w:rPr>
-        <w:t>{</w:t>
-      </w:r>
-      <w:proofErr w:type="spellStart"/>
-      <w:r>
-        <w:rPr>
-          <w:b/>
-          <w:bCs/>
-          <w:color w:val="D86DCB" w:themeColor="accent5" w:themeTint="99"/>
-          <w:sz w:val="36"/>
-          <w:szCs w:val="36"/>
-        </w:rPr>
-        <w:t>super.key</w:t>
-      </w:r>
-      <w:proofErr w:type="spellEnd"/>
-      <w:r>
-        <w:rPr>
-          <w:b/>
-          <w:bCs/>
-          <w:color w:val="D86DCB" w:themeColor="accent5" w:themeTint="99"/>
-          <w:sz w:val="36"/>
-          <w:szCs w:val="36"/>
-        </w:rPr>
-        <w:t xml:space="preserve">, required </w:t>
-      </w:r>
-      <w:proofErr w:type="spellStart"/>
-      <w:r>
-        <w:rPr>
-          <w:b/>
-          <w:bCs/>
-          <w:color w:val="D86DCB" w:themeColor="accent5" w:themeTint="99"/>
-          <w:sz w:val="36"/>
-          <w:szCs w:val="36"/>
-        </w:rPr>
-        <w:t>this.initialValue</w:t>
-      </w:r>
-      <w:proofErr w:type="spellEnd"/>
-      <w:r>
-        <w:rPr>
-          <w:b/>
-          <w:bCs/>
-          <w:color w:val="D86DCB" w:themeColor="accent5" w:themeTint="99"/>
-          <w:sz w:val="36"/>
-          <w:szCs w:val="36"/>
-        </w:rPr>
-        <w:t xml:space="preserve">, required </w:t>
-      </w:r>
-      <w:proofErr w:type="spellStart"/>
-      <w:r>
-        <w:rPr>
-          <w:b/>
-          <w:bCs/>
-          <w:color w:val="D86DCB" w:themeColor="accent5" w:themeTint="99"/>
-          <w:sz w:val="36"/>
-          <w:szCs w:val="36"/>
-        </w:rPr>
-        <w:t>this.colors</w:t>
-      </w:r>
-      <w:proofErr w:type="spellEnd"/>
-      <w:r>
-        <w:rPr>
-          <w:b/>
-          <w:bCs/>
-          <w:color w:val="D86DCB" w:themeColor="accent5" w:themeTint="99"/>
-          <w:sz w:val="36"/>
-          <w:szCs w:val="36"/>
-        </w:rPr>
-        <w:t xml:space="preserve">, required </w:t>
-      </w:r>
-      <w:proofErr w:type="spellStart"/>
-      <w:r>
-        <w:rPr>
-          <w:b/>
-          <w:bCs/>
-          <w:color w:val="D86DCB" w:themeColor="accent5" w:themeTint="99"/>
-          <w:sz w:val="36"/>
-          <w:szCs w:val="36"/>
-        </w:rPr>
-        <w:t>this.onChanged</w:t>
-      </w:r>
-      <w:proofErr w:type="spellEnd"/>
-      <w:r>
-        <w:rPr>
-          <w:b/>
-          <w:bCs/>
-          <w:color w:val="D86DCB" w:themeColor="accent5" w:themeTint="99"/>
-          <w:sz w:val="36"/>
-          <w:szCs w:val="36"/>
-        </w:rPr>
-        <w:t>});</w:t>
-      </w:r>
-    </w:p>
-    <w:p>
-      <w:pPr>
-        <w:jc w:val="both"/>
-        <w:rPr>
-          <w:b/>
-          <w:bCs/>
-          <w:color w:val="D86DCB" w:themeColor="accent5" w:themeTint="99"/>
-          <w:sz w:val="36"/>
-          <w:szCs w:val="36"/>
-        </w:rPr>
-      </w:pPr>
-      <w:r>
-        <w:rPr>
-          <w:b/>
-          <w:bCs/>
-          <w:color w:val="D86DCB" w:themeColor="accent5" w:themeTint="99"/>
-          <w:sz w:val="36"/>
-          <w:szCs w:val="36"/>
-        </w:rPr>
-        <w:t xml:space="preserve">  final String </w:t>
-      </w:r>
-      <w:proofErr w:type="spellStart"/>
-      <w:r>
-        <w:rPr>
-          <w:b/>
-          <w:bCs/>
-          <w:color w:val="D86DCB" w:themeColor="accent5" w:themeTint="99"/>
-          <w:sz w:val="36"/>
-          <w:szCs w:val="36"/>
-        </w:rPr>
-        <w:t>initialValue</w:t>
-      </w:r>
-      <w:proofErr w:type="spellEnd"/>
-      <w:r>
-        <w:rPr>
-          <w:b/>
-          <w:bCs/>
-          <w:color w:val="D86DCB" w:themeColor="accent5" w:themeTint="99"/>
-          <w:sz w:val="36"/>
-          <w:szCs w:val="36"/>
-        </w:rPr>
-        <w:t>;</w:t>
-      </w:r>
-    </w:p>
-    <w:p>
-      <w:pPr>
-        <w:jc w:val="both"/>
-        <w:rPr>
-          <w:b/>
-          <w:bCs/>
-          <w:color w:val="D86DCB" w:themeColor="accent5" w:themeTint="99"/>
-          <w:sz w:val="36"/>
-          <w:szCs w:val="36"/>
-        </w:rPr>
-      </w:pPr>
-      <w:r>
-        <w:rPr>
-          <w:b/>
-          <w:bCs/>
-          <w:color w:val="D86DCB" w:themeColor="accent5" w:themeTint="99"/>
-          <w:sz w:val="36"/>
-          <w:szCs w:val="36"/>
-        </w:rPr>
-        <w:t xml:space="preserve">  final List&lt;String&gt; colors;</w:t>
-      </w:r>
-    </w:p>
-    <w:p>
-      <w:pPr>
-        <w:jc w:val="both"/>
-        <w:rPr>
-          <w:b/>
-          <w:bCs/>
-          <w:color w:val="D86DCB" w:themeColor="accent5" w:themeTint="99"/>
-          <w:sz w:val="36"/>
-          <w:szCs w:val="36"/>
-        </w:rPr>
-      </w:pPr>
-      <w:r>
-        <w:rPr>
-          <w:b/>
-          <w:bCs/>
-          <w:color w:val="D86DCB" w:themeColor="accent5" w:themeTint="99"/>
-          <w:sz w:val="36"/>
-          <w:szCs w:val="36"/>
-        </w:rPr>
-        <w:t xml:space="preserve">  final </w:t>
-      </w:r>
-      <w:proofErr w:type="spellStart"/>
-      <w:r>
-        <w:rPr>
-          <w:b/>
-          <w:bCs/>
-          <w:color w:val="D86DCB" w:themeColor="accent5" w:themeTint="99"/>
-          <w:sz w:val="36"/>
-          <w:szCs w:val="36"/>
-        </w:rPr>
-        <w:t>ValueChanged</w:t>
-      </w:r>
-      <w:proofErr w:type="spellEnd"/>
-      <w:r>
-        <w:rPr>
-          <w:b/>
-          <w:bCs/>
-          <w:color w:val="D86DCB" w:themeColor="accent5" w:themeTint="99"/>
-          <w:sz w:val="36"/>
-          <w:szCs w:val="36"/>
-        </w:rPr>
-        <w:t xml:space="preserve">&lt;String&gt; </w:t>
-      </w:r>
-      <w:proofErr w:type="spellStart"/>
-      <w:r>
-        <w:rPr>
-          <w:b/>
-          <w:bCs/>
-          <w:color w:val="D86DCB" w:themeColor="accent5" w:themeTint="99"/>
-          <w:sz w:val="36"/>
-          <w:szCs w:val="36"/>
-        </w:rPr>
-        <w:t>onChanged</w:t>
-      </w:r>
-      <w:proofErr w:type="spellEnd"/>
-      <w:r>
-        <w:rPr>
-          <w:b/>
-          <w:bCs/>
-          <w:color w:val="D86DCB" w:themeColor="accent5" w:themeTint="99"/>
-          <w:sz w:val="36"/>
-          <w:szCs w:val="36"/>
-        </w:rPr>
-        <w:t>;</w:t>
-      </w:r>
-    </w:p>
-    <w:p>
-      <w:pPr>
-        <w:jc w:val="both"/>
-        <w:rPr>
-          <w:b/>
-          <w:bCs/>
-          <w:color w:val="D86DCB" w:themeColor="accent5" w:themeTint="99"/>
-          <w:sz w:val="36"/>
-          <w:szCs w:val="36"/>
-        </w:rPr>
-      </w:pPr>
-      <w:r>
-        <w:rPr>
-          <w:b/>
-          <w:bCs/>
-          <w:color w:val="D86DCB" w:themeColor="accent5" w:themeTint="99"/>
-          <w:sz w:val="36"/>
-          <w:szCs w:val="36"/>
-        </w:rPr>
-        <w:t xml:space="preserve">  @override</w:t>
-      </w:r>
-    </w:p>
-    <w:p>
-      <w:pPr>
-        <w:jc w:val="both"/>
-        <w:rPr>
-          <w:b/>
-          <w:bCs/>
-          <w:color w:val="D86DCB" w:themeColor="accent5" w:themeTint="99"/>
-          <w:sz w:val="36"/>
-          <w:szCs w:val="36"/>
-        </w:rPr>
-      </w:pPr>
-      <w:r>
-        <w:rPr>
-          <w:b/>
-          <w:bCs/>
-          <w:color w:val="D86DCB" w:themeColor="accent5" w:themeTint="99"/>
-          <w:sz w:val="36"/>
-          <w:szCs w:val="36"/>
-        </w:rPr>
-        <w:t xml:space="preserve">  State&lt;</w:t>
-      </w:r>
-      <w:proofErr w:type="spellStart"/>
-      <w:r>
-        <w:rPr>
-          <w:b/>
-          <w:bCs/>
-          <w:color w:val="D86DCB" w:themeColor="accent5" w:themeTint="99"/>
-          <w:sz w:val="36"/>
-          <w:szCs w:val="36"/>
-        </w:rPr>
-        <w:t>ColorPicker</w:t>
-      </w:r>
-      <w:proofErr w:type="spellEnd"/>
-      <w:r>
-        <w:rPr>
-          <w:b/>
-          <w:bCs/>
-          <w:color w:val="D86DCB" w:themeColor="accent5" w:themeTint="99"/>
-          <w:sz w:val="36"/>
-          <w:szCs w:val="36"/>
-        </w:rPr>
-        <w:t xml:space="preserve">&gt; </w:t>
-      </w:r>
-      <w:proofErr w:type="spellStart"/>
-      <w:proofErr w:type="gramStart"/>
-      <w:r>
-        <w:rPr>
-          <w:b/>
-          <w:bCs/>
-          <w:color w:val="D86DCB" w:themeColor="accent5" w:themeTint="99"/>
-          <w:sz w:val="36"/>
-          <w:szCs w:val="36"/>
-        </w:rPr>
-        <w:t>createState</w:t>
-      </w:r>
-      <w:proofErr w:type="spellEnd"/>
-      <w:r>
-        <w:rPr>
-          <w:b/>
-          <w:bCs/>
-          <w:color w:val="D86DCB" w:themeColor="accent5" w:themeTint="99"/>
-          <w:sz w:val="36"/>
-          <w:szCs w:val="36"/>
-        </w:rPr>
-        <w:t>(</w:t>
-      </w:r>
-      <w:proofErr w:type="gramEnd"/>
-      <w:r>
-        <w:rPr>
-          <w:b/>
-          <w:bCs/>
-          <w:color w:val="D86DCB" w:themeColor="accent5" w:themeTint="99"/>
-          <w:sz w:val="36"/>
-          <w:szCs w:val="36"/>
-        </w:rPr>
-        <w:t>) =&gt; _</w:t>
-      </w:r>
-      <w:proofErr w:type="spellStart"/>
-      <w:r>
-        <w:rPr>
-          <w:b/>
-          <w:bCs/>
-          <w:color w:val="D86DCB" w:themeColor="accent5" w:themeTint="99"/>
-          <w:sz w:val="36"/>
-          <w:szCs w:val="36"/>
-        </w:rPr>
-        <w:t>ColorPickerState</w:t>
-      </w:r>
-      <w:proofErr w:type="spellEnd"/>
-      <w:r>
-        <w:rPr>
-          <w:b/>
-          <w:bCs/>
-          <w:color w:val="D86DCB" w:themeColor="accent5" w:themeTint="99"/>
-          <w:sz w:val="36"/>
-          <w:szCs w:val="36"/>
-        </w:rPr>
-        <w:t>();</w:t>
-      </w:r>
-    </w:p>
-    <w:p>
-      <w:pPr>
-        <w:jc w:val="both"/>
-        <w:rPr>
-          <w:b/>
-          <w:bCs/>
-          <w:color w:val="D86DCB" w:themeColor="accent5" w:themeTint="99"/>
-          <w:sz w:val="36"/>
-          <w:szCs w:val="36"/>
-        </w:rPr>
-      </w:pPr>
-      <w:r>
-        <w:rPr>
-          <w:b/>
-          <w:bCs/>
-          <w:color w:val="D86DCB" w:themeColor="accent5" w:themeTint="99"/>
-          <w:sz w:val="36"/>
-          <w:szCs w:val="36"/>
-        </w:rPr>
-        <w:t>}</w:t>
-      </w:r>
-    </w:p>
-    <w:p>
-      <w:pPr>
-        <w:jc w:val="both"/>
-        <w:rPr>
-          <w:b/>
-          <w:bCs/>
-          <w:color w:val="D86DCB" w:themeColor="accent5" w:themeTint="99"/>
-          <w:sz w:val="36"/>
-          <w:szCs w:val="36"/>
-        </w:rPr>
-      </w:pPr>
-      <w:r>
-        <w:rPr>
-          <w:b/>
-          <w:bCs/>
-          <w:color w:val="D86DCB" w:themeColor="accent5" w:themeTint="99"/>
-          <w:sz w:val="36"/>
-          <w:szCs w:val="36"/>
-        </w:rPr>
-        <w:t>class _</w:t>
-      </w:r>
-      <w:proofErr w:type="spellStart"/>
-      <w:r>
-        <w:rPr>
-          <w:b/>
-          <w:bCs/>
-          <w:color w:val="D86DCB" w:themeColor="accent5" w:themeTint="99"/>
-          <w:sz w:val="36"/>
-          <w:szCs w:val="36"/>
-        </w:rPr>
-        <w:t>ColorPickerState</w:t>
-      </w:r>
-      <w:proofErr w:type="spellEnd"/>
-      <w:r>
-        <w:rPr>
-          <w:b/>
-          <w:bCs/>
-          <w:color w:val="D86DCB" w:themeColor="accent5" w:themeTint="99"/>
-          <w:sz w:val="36"/>
-          <w:szCs w:val="36"/>
-        </w:rPr>
-        <w:t xml:space="preserve"> extends State&lt;</w:t>
-      </w:r>
-      <w:proofErr w:type="spellStart"/>
-      <w:r>
-        <w:rPr>
-          <w:b/>
-          <w:bCs/>
-          <w:color w:val="D86DCB" w:themeColor="accent5" w:themeTint="99"/>
-          <w:sz w:val="36"/>
-          <w:szCs w:val="36"/>
-        </w:rPr>
-        <w:t>ColorPicker</w:t>
-      </w:r>
-      <w:proofErr w:type="spellEnd"/>
-      <w:r>
-        <w:rPr>
-          <w:b/>
-          <w:bCs/>
-          <w:color w:val="D86DCB" w:themeColor="accent5" w:themeTint="99"/>
-          <w:sz w:val="36"/>
-          <w:szCs w:val="36"/>
-        </w:rPr>
-        <w:t>&gt; {</w:t>
-      </w:r>
-    </w:p>
-    <w:p>
-      <w:pPr>
-        <w:jc w:val="both"/>
-        <w:rPr>
-          <w:b/>
-          <w:bCs/>
-          <w:color w:val="D86DCB" w:themeColor="accent5" w:themeTint="99"/>
-          <w:sz w:val="36"/>
-          <w:szCs w:val="36"/>
-        </w:rPr>
-      </w:pPr>
-      <w:r>
-        <w:rPr>
-          <w:b/>
-          <w:bCs/>
-          <w:color w:val="D86DCB" w:themeColor="accent5" w:themeTint="99"/>
-          <w:sz w:val="36"/>
-          <w:szCs w:val="36"/>
-        </w:rPr>
-        <w:t xml:space="preserve">  String? </w:t>
-      </w:r>
-      <w:proofErr w:type="spellStart"/>
-      <w:r>
-        <w:rPr>
-          <w:b/>
-          <w:bCs/>
-          <w:color w:val="D86DCB" w:themeColor="accent5" w:themeTint="99"/>
-          <w:sz w:val="36"/>
-          <w:szCs w:val="36"/>
-        </w:rPr>
-        <w:t>selectedValue</w:t>
-      </w:r>
-      <w:proofErr w:type="spellEnd"/>
-      <w:r>
-        <w:rPr>
-          <w:b/>
-          <w:bCs/>
-          <w:color w:val="D86DCB" w:themeColor="accent5" w:themeTint="99"/>
-          <w:sz w:val="36"/>
-          <w:szCs w:val="36"/>
-        </w:rPr>
-        <w:t>;</w:t>
-      </w:r>
-    </w:p>
-    <w:p>
-      <w:pPr>
-        <w:jc w:val="both"/>
-        <w:rPr>
-          <w:b/>
-          <w:bCs/>
-          <w:color w:val="D86DCB" w:themeColor="accent5" w:themeTint="99"/>
-          <w:sz w:val="36"/>
-          <w:szCs w:val="36"/>
-        </w:rPr>
-      </w:pPr>
-      <w:r>
-        <w:rPr>
-          <w:b/>
-          <w:bCs/>
-          <w:color w:val="D86DCB" w:themeColor="accent5" w:themeTint="99"/>
-          <w:sz w:val="36"/>
-          <w:szCs w:val="36"/>
-        </w:rPr>
-        <w:t xml:space="preserve">  @override</w:t>
-      </w:r>
-    </w:p>
-    <w:p>
-      <w:pPr>
-        <w:jc w:val="both"/>
-        <w:rPr>
-          <w:b/>
-          <w:bCs/>
-          <w:color w:val="D86DCB" w:themeColor="accent5" w:themeTint="99"/>
-          <w:sz w:val="36"/>
-          <w:szCs w:val="36"/>
-        </w:rPr>
-      </w:pPr>
-      <w:r>
-        <w:rPr>
-          <w:b/>
-          <w:bCs/>
-          <w:color w:val="D86DCB" w:themeColor="accent5" w:themeTint="99"/>
-          <w:sz w:val="36"/>
-          <w:szCs w:val="36"/>
-        </w:rPr>
-        <w:t xml:space="preserve">  void </w:t>
-      </w:r>
-      <w:proofErr w:type="spellStart"/>
-      <w:proofErr w:type="gramStart"/>
-      <w:r>
-        <w:rPr>
-          <w:b/>
-          <w:bCs/>
-          <w:color w:val="D86DCB" w:themeColor="accent5" w:themeTint="99"/>
-          <w:sz w:val="36"/>
-          <w:szCs w:val="36"/>
-        </w:rPr>
-        <w:t>initState</w:t>
-      </w:r>
-      <w:proofErr w:type="spellEnd"/>
-      <w:r>
-        <w:rPr>
-          <w:b/>
-          <w:bCs/>
-          <w:color w:val="D86DCB" w:themeColor="accent5" w:themeTint="99"/>
-          <w:sz w:val="36"/>
-          <w:szCs w:val="36"/>
-        </w:rPr>
-        <w:t>(</w:t>
-      </w:r>
-      <w:proofErr w:type="gramEnd"/>
-      <w:r>
-        <w:rPr>
-          <w:b/>
-          <w:bCs/>
-          <w:color w:val="D86DCB" w:themeColor="accent5" w:themeTint="99"/>
-          <w:sz w:val="36"/>
-          <w:szCs w:val="36"/>
-        </w:rPr>
-        <w:t>) {</w:t>
-      </w:r>
-    </w:p>
-    <w:p>
-      <w:pPr>
-        <w:jc w:val="both"/>
-        <w:rPr>
-          <w:b/>
-          <w:bCs/>
-          <w:color w:val="D86DCB" w:themeColor="accent5" w:themeTint="99"/>
-          <w:sz w:val="36"/>
-          <w:szCs w:val="36"/>
-        </w:rPr>
-      </w:pPr>
-      <w:r>
-        <w:rPr>
-          <w:b/>
-          <w:bCs/>
-          <w:color w:val="D86DCB" w:themeColor="accent5" w:themeTint="99"/>
-          <w:sz w:val="36"/>
-          <w:szCs w:val="36"/>
-        </w:rPr>
-        <w:t xml:space="preserve">    </w:t>
-      </w:r>
-      <w:proofErr w:type="spellStart"/>
-      <w:proofErr w:type="gramStart"/>
-      <w:r>
-        <w:rPr>
-          <w:b/>
-          <w:bCs/>
-          <w:color w:val="D86DCB" w:themeColor="accent5" w:themeTint="99"/>
-          <w:sz w:val="36"/>
-          <w:szCs w:val="36"/>
-        </w:rPr>
-        <w:t>super.initState</w:t>
-      </w:r>
-      <w:proofErr w:type="spellEnd"/>
-      <w:proofErr w:type="gramEnd"/>
-      <w:r>
-        <w:rPr>
-          <w:b/>
-          <w:bCs/>
-          <w:color w:val="D86DCB" w:themeColor="accent5" w:themeTint="99"/>
-          <w:sz w:val="36"/>
-          <w:szCs w:val="36"/>
-        </w:rPr>
-        <w:t>();</w:t>
-      </w:r>
-    </w:p>
-    <w:p>
-      <w:pPr>
-        <w:jc w:val="both"/>
-        <w:rPr>
-          <w:b/>
-          <w:bCs/>
-          <w:color w:val="D86DCB" w:themeColor="accent5" w:themeTint="99"/>
-          <w:sz w:val="36"/>
-          <w:szCs w:val="36"/>
-        </w:rPr>
-      </w:pPr>
-      <w:r>
-        <w:rPr>
-          <w:b/>
-          <w:bCs/>
-          <w:color w:val="D86DCB" w:themeColor="accent5" w:themeTint="99"/>
-          <w:sz w:val="36"/>
-          <w:szCs w:val="36"/>
-        </w:rPr>
-        <w:t xml:space="preserve">    </w:t>
-      </w:r>
-      <w:proofErr w:type="spellStart"/>
-      <w:r>
-        <w:rPr>
-          <w:b/>
-          <w:bCs/>
-          <w:color w:val="D86DCB" w:themeColor="accent5" w:themeTint="99"/>
-          <w:sz w:val="36"/>
-          <w:szCs w:val="36"/>
-        </w:rPr>
-        <w:t>selectedValue</w:t>
-      </w:r>
-      <w:proofErr w:type="spellEnd"/>
-      <w:r>
-        <w:rPr>
-          <w:b/>
-          <w:bCs/>
-          <w:color w:val="D86DCB" w:themeColor="accent5" w:themeTint="99"/>
-          <w:sz w:val="36"/>
-          <w:szCs w:val="36"/>
-        </w:rPr>
-        <w:t xml:space="preserve"> = </w:t>
-      </w:r>
-      <w:proofErr w:type="spellStart"/>
-      <w:proofErr w:type="gramStart"/>
-      <w:r>
-        <w:rPr>
-          <w:b/>
-          <w:bCs/>
-          <w:color w:val="D86DCB" w:themeColor="accent5" w:themeTint="99"/>
-          <w:sz w:val="36"/>
-          <w:szCs w:val="36"/>
-        </w:rPr>
-        <w:t>widget.initialValue</w:t>
-      </w:r>
-      <w:proofErr w:type="spellEnd"/>
-      <w:proofErr w:type="gramEnd"/>
-      <w:r>
-        <w:rPr>
-          <w:b/>
-          <w:bCs/>
-          <w:color w:val="D86DCB" w:themeColor="accent5" w:themeTint="99"/>
-          <w:sz w:val="36"/>
-          <w:szCs w:val="36"/>
-        </w:rPr>
-        <w:t>;</w:t>
-      </w:r>
-    </w:p>
-    <w:p>
-      <w:pPr>
-        <w:jc w:val="both"/>
-        <w:rPr>
-          <w:b/>
-          <w:bCs/>
-          <w:color w:val="D86DCB" w:themeColor="accent5" w:themeTint="99"/>
-          <w:sz w:val="36"/>
-          <w:szCs w:val="36"/>
-        </w:rPr>
-      </w:pPr>
-      <w:r>
-        <w:rPr>
-          <w:b/>
-          <w:bCs/>
-          <w:color w:val="D86DCB" w:themeColor="accent5" w:themeTint="99"/>
-          <w:sz w:val="36"/>
-          <w:szCs w:val="36"/>
-        </w:rPr>
-        <w:t xml:space="preserve">  }</w:t>
-      </w:r>
-    </w:p>
-    <w:p>
-      <w:pPr>
-        <w:jc w:val="both"/>
-        <w:rPr>
-          <w:b/>
-          <w:bCs/>
-          <w:color w:val="D86DCB" w:themeColor="accent5" w:themeTint="99"/>
-          <w:sz w:val="36"/>
-          <w:szCs w:val="36"/>
-        </w:rPr>
-      </w:pPr>
-      <w:r>
-        <w:rPr>
-          <w:b/>
-          <w:bCs/>
-          <w:color w:val="D86DCB" w:themeColor="accent5" w:themeTint="99"/>
-          <w:sz w:val="36"/>
-          <w:szCs w:val="36"/>
-        </w:rPr>
-        <w:t xml:space="preserve">  @override</w:t>
-      </w:r>
-    </w:p>
-    <w:p>
-      <w:pPr>
-        <w:jc w:val="both"/>
-        <w:rPr>
-          <w:b/>
-          <w:bCs/>
-          <w:color w:val="D86DCB" w:themeColor="accent5" w:themeTint="99"/>
-          <w:sz w:val="36"/>
-          <w:szCs w:val="36"/>
-        </w:rPr>
-      </w:pPr>
-      <w:r>
-        <w:rPr>
-          <w:b/>
-          <w:bCs/>
-          <w:color w:val="D86DCB" w:themeColor="accent5" w:themeTint="99"/>
-          <w:sz w:val="36"/>
-          <w:szCs w:val="36"/>
-        </w:rPr>
-        <w:t xml:space="preserve">  Widget </w:t>
-      </w:r>
-      <w:proofErr w:type="gramStart"/>
-      <w:r>
-        <w:rPr>
-          <w:b/>
-          <w:bCs/>
-          <w:color w:val="D86DCB" w:themeColor="accent5" w:themeTint="99"/>
-          <w:sz w:val="36"/>
-          <w:szCs w:val="36"/>
-        </w:rPr>
-        <w:t>build(</w:t>
-      </w:r>
-      <w:proofErr w:type="spellStart"/>
-      <w:proofErr w:type="gramEnd"/>
-      <w:r>
-        <w:rPr>
-          <w:b/>
-          <w:bCs/>
-          <w:color w:val="D86DCB" w:themeColor="accent5" w:themeTint="99"/>
-          <w:sz w:val="36"/>
-          <w:szCs w:val="36"/>
-        </w:rPr>
-        <w:t>BuildContext</w:t>
-      </w:r>
-      <w:proofErr w:type="spellEnd"/>
-      <w:r>
-        <w:rPr>
-          <w:b/>
-          <w:bCs/>
-          <w:color w:val="D86DCB" w:themeColor="accent5" w:themeTint="99"/>
-          <w:sz w:val="36"/>
-          <w:szCs w:val="36"/>
-        </w:rPr>
-        <w:t xml:space="preserve"> context) {</w:t>
-      </w:r>
-    </w:p>
-    <w:p>
-      <w:pPr>
-        <w:jc w:val="both"/>
-        <w:rPr>
-          <w:b/>
-          <w:bCs/>
-          <w:color w:val="D86DCB" w:themeColor="accent5" w:themeTint="99"/>
-          <w:sz w:val="36"/>
-          <w:szCs w:val="36"/>
-        </w:rPr>
-      </w:pPr>
-      <w:r>
-        <w:rPr>
-          <w:b/>
-          <w:bCs/>
-          <w:color w:val="D86DCB" w:themeColor="accent5" w:themeTint="99"/>
-          <w:sz w:val="36"/>
-          <w:szCs w:val="36"/>
-        </w:rPr>
-        <w:t xml:space="preserve">    return </w:t>
-      </w:r>
-      <w:proofErr w:type="spellStart"/>
-      <w:proofErr w:type="gramStart"/>
-      <w:r>
-        <w:rPr>
-          <w:b/>
-          <w:bCs/>
-          <w:color w:val="D86DCB" w:themeColor="accent5" w:themeTint="99"/>
-          <w:sz w:val="36"/>
-          <w:szCs w:val="36"/>
-        </w:rPr>
-        <w:t>SizedBox</w:t>
-      </w:r>
-      <w:proofErr w:type="spellEnd"/>
-      <w:r>
-        <w:rPr>
-          <w:b/>
-          <w:bCs/>
-          <w:color w:val="D86DCB" w:themeColor="accent5" w:themeTint="99"/>
-          <w:sz w:val="36"/>
-          <w:szCs w:val="36"/>
-        </w:rPr>
-        <w:t>(</w:t>
-      </w:r>
-      <w:proofErr w:type="gramEnd"/>
-    </w:p>
-    <w:p>
-      <w:pPr>
-        <w:jc w:val="both"/>
-        <w:rPr>
-          <w:b/>
-          <w:bCs/>
-          <w:color w:val="D86DCB" w:themeColor="accent5" w:themeTint="99"/>
-          <w:sz w:val="36"/>
-          <w:szCs w:val="36"/>
-        </w:rPr>
-      </w:pPr>
-      <w:r>
-        <w:rPr>
-          <w:b/>
-          <w:bCs/>
-          <w:color w:val="D86DCB" w:themeColor="accent5" w:themeTint="99"/>
-          <w:sz w:val="36"/>
-          <w:szCs w:val="36"/>
-        </w:rPr>
-        <w:t xml:space="preserve">      height: 40,</w:t>
-      </w:r>
-    </w:p>
-    <w:p>
-      <w:pPr>
-        <w:jc w:val="both"/>
-        <w:rPr>
-          <w:b/>
-          <w:bCs/>
-          <w:color w:val="D86DCB" w:themeColor="accent5" w:themeTint="99"/>
-          <w:sz w:val="36"/>
-          <w:szCs w:val="36"/>
-        </w:rPr>
-      </w:pPr>
-      <w:r>
-        <w:rPr>
-          <w:b/>
-          <w:bCs/>
-          <w:color w:val="D86DCB" w:themeColor="accent5" w:themeTint="99"/>
-          <w:sz w:val="36"/>
-          <w:szCs w:val="36"/>
-        </w:rPr>
-        <w:lastRenderedPageBreak/>
-        <w:t xml:space="preserve">      child: </w:t>
-      </w:r>
-      <w:proofErr w:type="spellStart"/>
-      <w:r>
-        <w:rPr>
-          <w:b/>
-          <w:bCs/>
-          <w:color w:val="D86DCB" w:themeColor="accent5" w:themeTint="99"/>
-          <w:sz w:val="36"/>
-          <w:szCs w:val="36"/>
-        </w:rPr>
-        <w:t>ListView.builder</w:t>
-      </w:r>
-      <w:proofErr w:type="spellEnd"/>
-      <w:r>
-        <w:rPr>
-          <w:b/>
-          <w:bCs/>
-          <w:color w:val="D86DCB" w:themeColor="accent5" w:themeTint="99"/>
-          <w:sz w:val="36"/>
-          <w:szCs w:val="36"/>
-        </w:rPr>
-        <w:t>(</w:t>
-      </w:r>
-    </w:p>
-    <w:p>
-      <w:pPr>
-        <w:jc w:val="both"/>
-        <w:rPr>
-          <w:b/>
-          <w:bCs/>
-          <w:color w:val="D86DCB" w:themeColor="accent5" w:themeTint="99"/>
-          <w:sz w:val="36"/>
-          <w:szCs w:val="36"/>
-        </w:rPr>
-      </w:pPr>
-      <w:r>
-        <w:rPr>
-          <w:b/>
-          <w:bCs/>
-          <w:color w:val="D86DCB" w:themeColor="accent5" w:themeTint="99"/>
-          <w:sz w:val="36"/>
-          <w:szCs w:val="36"/>
-        </w:rPr>
-        <w:t xml:space="preserve">          </w:t>
-      </w:r>
-      <w:proofErr w:type="spellStart"/>
-      <w:r>
-        <w:rPr>
-          <w:b/>
-          <w:bCs/>
-          <w:color w:val="D86DCB" w:themeColor="accent5" w:themeTint="99"/>
-          <w:sz w:val="36"/>
-          <w:szCs w:val="36"/>
-        </w:rPr>
-        <w:t>scrollDirection</w:t>
-      </w:r>
-      <w:proofErr w:type="spellEnd"/>
-      <w:proofErr w:type="gramStart"/>
-      <w:r>
-        <w:rPr>
-          <w:b/>
-          <w:bCs/>
-          <w:color w:val="D86DCB" w:themeColor="accent5" w:themeTint="99"/>
-          <w:sz w:val="36"/>
-          <w:szCs w:val="36"/>
-        </w:rPr>
-        <w:t>: .horizontal</w:t>
-      </w:r>
-      <w:proofErr w:type="gramEnd"/>
-      <w:r>
-        <w:rPr>
-          <w:b/>
-          <w:bCs/>
-          <w:color w:val="D86DCB" w:themeColor="accent5" w:themeTint="99"/>
-          <w:sz w:val="36"/>
-          <w:szCs w:val="36"/>
-        </w:rPr>
-        <w:t>,</w:t>
-      </w:r>
-    </w:p>
-    <w:p>
-      <w:pPr>
-        <w:jc w:val="both"/>
-        <w:rPr>
-          <w:b/>
-          <w:bCs/>
-          <w:color w:val="D86DCB" w:themeColor="accent5" w:themeTint="99"/>
-          <w:sz w:val="36"/>
-          <w:szCs w:val="36"/>
-        </w:rPr>
-      </w:pPr>
-      <w:r>
-        <w:rPr>
-          <w:b/>
-          <w:bCs/>
-          <w:color w:val="D86DCB" w:themeColor="accent5" w:themeTint="99"/>
-          <w:sz w:val="36"/>
-          <w:szCs w:val="36"/>
-        </w:rPr>
-        <w:t xml:space="preserve">          </w:t>
-      </w:r>
-      <w:proofErr w:type="spellStart"/>
-      <w:r>
-        <w:rPr>
-          <w:b/>
-          <w:bCs/>
-          <w:color w:val="D86DCB" w:themeColor="accent5" w:themeTint="99"/>
-          <w:sz w:val="36"/>
-          <w:szCs w:val="36"/>
-        </w:rPr>
-        <w:t>itemCount</w:t>
-      </w:r>
-      <w:proofErr w:type="spellEnd"/>
-      <w:r>
-        <w:rPr>
-          <w:b/>
-          <w:bCs/>
-          <w:color w:val="D86DCB" w:themeColor="accent5" w:themeTint="99"/>
-          <w:sz w:val="36"/>
-          <w:szCs w:val="36"/>
-        </w:rPr>
-        <w:t xml:space="preserve">: </w:t>
-      </w:r>
-      <w:proofErr w:type="spellStart"/>
-      <w:proofErr w:type="gramStart"/>
-      <w:r>
-        <w:rPr>
-          <w:b/>
-          <w:bCs/>
-          <w:color w:val="D86DCB" w:themeColor="accent5" w:themeTint="99"/>
-          <w:sz w:val="36"/>
-          <w:szCs w:val="36"/>
-        </w:rPr>
-        <w:t>widget.colors</w:t>
-      </w:r>
-      <w:proofErr w:type="gramEnd"/>
-      <w:r>
-        <w:rPr>
-          <w:b/>
-          <w:bCs/>
-          <w:color w:val="D86DCB" w:themeColor="accent5" w:themeTint="99"/>
-          <w:sz w:val="36"/>
-          <w:szCs w:val="36"/>
-        </w:rPr>
-        <w:t>.length</w:t>
-      </w:r>
-      <w:proofErr w:type="spellEnd"/>
-      <w:r>
-        <w:rPr>
-          <w:b/>
-          <w:bCs/>
-          <w:color w:val="D86DCB" w:themeColor="accent5" w:themeTint="99"/>
-          <w:sz w:val="36"/>
-          <w:szCs w:val="36"/>
-        </w:rPr>
-        <w:t>,</w:t>
-      </w:r>
-    </w:p>
-    <w:p>
-      <w:pPr>
-        <w:jc w:val="both"/>
-        <w:rPr>
-          <w:b/>
-          <w:bCs/>
-          <w:color w:val="D86DCB" w:themeColor="accent5" w:themeTint="99"/>
-          <w:sz w:val="36"/>
-          <w:szCs w:val="36"/>
-        </w:rPr>
-      </w:pPr>
-      <w:r>
-        <w:rPr>
-          <w:b/>
-          <w:bCs/>
-          <w:color w:val="D86DCB" w:themeColor="accent5" w:themeTint="99"/>
-          <w:sz w:val="36"/>
-          <w:szCs w:val="36"/>
-        </w:rPr>
-        <w:t xml:space="preserve">          </w:t>
-      </w:r>
-      <w:proofErr w:type="spellStart"/>
-      <w:r>
-        <w:rPr>
-          <w:b/>
-          <w:bCs/>
-          <w:color w:val="D86DCB" w:themeColor="accent5" w:themeTint="99"/>
-          <w:sz w:val="36"/>
-          <w:szCs w:val="36"/>
-        </w:rPr>
-        <w:t>itemBuilder</w:t>
-      </w:r>
-      <w:proofErr w:type="spellEnd"/>
-      <w:r>
-        <w:rPr>
-          <w:b/>
-          <w:bCs/>
-          <w:color w:val="D86DCB" w:themeColor="accent5" w:themeTint="99"/>
-          <w:sz w:val="36"/>
-          <w:szCs w:val="36"/>
-        </w:rPr>
-        <w:t>: (</w:t>
-      </w:r>
-      <w:proofErr w:type="spellStart"/>
-      <w:r>
-        <w:rPr>
-          <w:b/>
-          <w:bCs/>
-          <w:color w:val="D86DCB" w:themeColor="accent5" w:themeTint="99"/>
-          <w:sz w:val="36"/>
-          <w:szCs w:val="36"/>
-        </w:rPr>
-        <w:t>BuildContext</w:t>
-      </w:r>
-      <w:proofErr w:type="spellEnd"/>
-      <w:r>
-        <w:rPr>
-          <w:b/>
-          <w:bCs/>
-          <w:color w:val="D86DCB" w:themeColor="accent5" w:themeTint="99"/>
-          <w:sz w:val="36"/>
-          <w:szCs w:val="36"/>
-        </w:rPr>
-        <w:t xml:space="preserve"> context, int index) {</w:t>
-      </w:r>
-    </w:p>
-    <w:p>
-      <w:pPr>
-        <w:jc w:val="both"/>
-        <w:rPr>
-          <w:b/>
-          <w:bCs/>
-          <w:color w:val="D86DCB" w:themeColor="accent5" w:themeTint="99"/>
-          <w:sz w:val="36"/>
-          <w:szCs w:val="36"/>
-        </w:rPr>
-      </w:pPr>
-      <w:r>
-        <w:rPr>
-          <w:b/>
-          <w:bCs/>
-          <w:color w:val="D86DCB" w:themeColor="accent5" w:themeTint="99"/>
-          <w:sz w:val="36"/>
-          <w:szCs w:val="36"/>
-        </w:rPr>
-        <w:t xml:space="preserve">            final color = </w:t>
-      </w:r>
-      <w:proofErr w:type="spellStart"/>
-      <w:proofErr w:type="gramStart"/>
-      <w:r>
-        <w:rPr>
-          <w:b/>
-          <w:bCs/>
-          <w:color w:val="D86DCB" w:themeColor="accent5" w:themeTint="99"/>
-          <w:sz w:val="36"/>
-          <w:szCs w:val="36"/>
-        </w:rPr>
-        <w:t>widget.colors</w:t>
-      </w:r>
-      <w:proofErr w:type="spellEnd"/>
-      <w:proofErr w:type="gramEnd"/>
-      <w:r>
-        <w:rPr>
-          <w:b/>
-          <w:bCs/>
-          <w:color w:val="D86DCB" w:themeColor="accent5" w:themeTint="99"/>
-          <w:sz w:val="36"/>
-          <w:szCs w:val="36"/>
-        </w:rPr>
-        <w:t>[index];</w:t>
-      </w:r>
-    </w:p>
-    <w:p>
-      <w:pPr>
-        <w:jc w:val="both"/>
-        <w:rPr>
-          <w:b/>
-          <w:bCs/>
-          <w:color w:val="D86DCB" w:themeColor="accent5" w:themeTint="99"/>
-          <w:sz w:val="36"/>
-          <w:szCs w:val="36"/>
-        </w:rPr>
-      </w:pPr>
-      <w:r>
-        <w:rPr>
-          <w:b/>
-          <w:bCs/>
-          <w:color w:val="D86DCB" w:themeColor="accent5" w:themeTint="99"/>
-          <w:sz w:val="36"/>
-          <w:szCs w:val="36"/>
-        </w:rPr>
-        <w:t xml:space="preserve">            final bool </w:t>
-      </w:r>
-      <w:proofErr w:type="spellStart"/>
-      <w:r>
-        <w:rPr>
-          <w:b/>
-          <w:bCs/>
-          <w:color w:val="D86DCB" w:themeColor="accent5" w:themeTint="99"/>
-          <w:sz w:val="36"/>
-          <w:szCs w:val="36"/>
-        </w:rPr>
-        <w:t>isSelected</w:t>
-      </w:r>
-      <w:proofErr w:type="spellEnd"/>
-      <w:r>
-        <w:rPr>
-          <w:b/>
-          <w:bCs/>
-          <w:color w:val="D86DCB" w:themeColor="accent5" w:themeTint="99"/>
-          <w:sz w:val="36"/>
-          <w:szCs w:val="36"/>
-        </w:rPr>
-        <w:t xml:space="preserve"> = </w:t>
-      </w:r>
-      <w:proofErr w:type="spellStart"/>
-      <w:r>
-        <w:rPr>
-          <w:b/>
-          <w:bCs/>
-          <w:color w:val="D86DCB" w:themeColor="accent5" w:themeTint="99"/>
-          <w:sz w:val="36"/>
-          <w:szCs w:val="36"/>
-        </w:rPr>
-        <w:t>selectedValue</w:t>
-      </w:r>
-      <w:proofErr w:type="spellEnd"/>
-      <w:r>
-        <w:rPr>
-          <w:b/>
-          <w:bCs/>
-          <w:color w:val="D86DCB" w:themeColor="accent5" w:themeTint="99"/>
-          <w:sz w:val="36"/>
-          <w:szCs w:val="36"/>
-        </w:rPr>
-        <w:t xml:space="preserve"> == color;</w:t>
-      </w:r>
-    </w:p>
-    <w:p>
-      <w:pPr>
-        <w:jc w:val="both"/>
-        <w:rPr>
-          <w:b/>
-          <w:bCs/>
-          <w:color w:val="D86DCB" w:themeColor="accent5" w:themeTint="99"/>
-          <w:sz w:val="36"/>
-          <w:szCs w:val="36"/>
-        </w:rPr>
-      </w:pPr>
-      <w:r>
-        <w:rPr>
-          <w:b/>
-          <w:bCs/>
-          <w:color w:val="D86DCB" w:themeColor="accent5" w:themeTint="99"/>
-          <w:sz w:val="36"/>
-          <w:szCs w:val="36"/>
-        </w:rPr>
-        <w:t xml:space="preserve">            return </w:t>
-      </w:r>
-      <w:proofErr w:type="spellStart"/>
-      <w:proofErr w:type="gramStart"/>
-      <w:r>
-        <w:rPr>
-          <w:b/>
-          <w:bCs/>
-          <w:color w:val="D86DCB" w:themeColor="accent5" w:themeTint="99"/>
-          <w:sz w:val="36"/>
-          <w:szCs w:val="36"/>
-        </w:rPr>
-        <w:t>GestureDetector</w:t>
-      </w:r>
-      <w:proofErr w:type="spellEnd"/>
-      <w:r>
-        <w:rPr>
-          <w:b/>
-          <w:bCs/>
-          <w:color w:val="D86DCB" w:themeColor="accent5" w:themeTint="99"/>
-          <w:sz w:val="36"/>
-          <w:szCs w:val="36"/>
-        </w:rPr>
-        <w:t>(</w:t>
-      </w:r>
-      <w:proofErr w:type="gramEnd"/>
-    </w:p>
-    <w:p>
-      <w:pPr>
-        <w:jc w:val="both"/>
-        <w:rPr>
-          <w:b/>
-          <w:bCs/>
-          <w:color w:val="D86DCB" w:themeColor="accent5" w:themeTint="99"/>
-          <w:sz w:val="36"/>
-          <w:szCs w:val="36"/>
-        </w:rPr>
-      </w:pPr>
-      <w:r>
-        <w:rPr>
-          <w:b/>
-          <w:bCs/>
-          <w:color w:val="D86DCB" w:themeColor="accent5" w:themeTint="99"/>
-          <w:sz w:val="36"/>
-          <w:szCs w:val="36"/>
-        </w:rPr>
-        <w:t xml:space="preserve">              </w:t>
-      </w:r>
-      <w:proofErr w:type="spellStart"/>
-      <w:r>
-        <w:rPr>
-          <w:b/>
-          <w:bCs/>
-          <w:color w:val="D86DCB" w:themeColor="accent5" w:themeTint="99"/>
-          <w:sz w:val="36"/>
-          <w:szCs w:val="36"/>
-        </w:rPr>
-        <w:t>onTap</w:t>
-      </w:r>
-      <w:proofErr w:type="spellEnd"/>
-      <w:r>
-        <w:rPr>
-          <w:b/>
-          <w:bCs/>
-          <w:color w:val="D86DCB" w:themeColor="accent5" w:themeTint="99"/>
-          <w:sz w:val="36"/>
-          <w:szCs w:val="36"/>
-        </w:rPr>
-        <w:t>: () {</w:t>
-      </w:r>
-    </w:p>
-    <w:p>
-      <w:pPr>
-        <w:jc w:val="both"/>
-        <w:rPr>
-          <w:b/>
-          <w:bCs/>
-          <w:color w:val="D86DCB" w:themeColor="accent5" w:themeTint="99"/>
-          <w:sz w:val="36"/>
-          <w:szCs w:val="36"/>
-        </w:rPr>
-      </w:pPr>
-      <w:r>
-        <w:rPr>
-          <w:b/>
-          <w:bCs/>
-          <w:color w:val="D86DCB" w:themeColor="accent5" w:themeTint="99"/>
-          <w:sz w:val="36"/>
-          <w:szCs w:val="36"/>
-        </w:rPr>
-        <w:t xml:space="preserve">                </w:t>
-      </w:r>
-      <w:proofErr w:type="spellStart"/>
-      <w:proofErr w:type="gramStart"/>
-      <w:r>
-        <w:rPr>
-          <w:b/>
-          <w:bCs/>
-          <w:color w:val="D86DCB" w:themeColor="accent5" w:themeTint="99"/>
-          <w:sz w:val="36"/>
-          <w:szCs w:val="36"/>
-        </w:rPr>
-        <w:t>setState</w:t>
-      </w:r>
-      <w:proofErr w:type="spellEnd"/>
-      <w:r>
-        <w:rPr>
-          <w:b/>
-          <w:bCs/>
-          <w:color w:val="D86DCB" w:themeColor="accent5" w:themeTint="99"/>
-          <w:sz w:val="36"/>
-          <w:szCs w:val="36"/>
-        </w:rPr>
-        <w:t>(</w:t>
-      </w:r>
-      <w:proofErr w:type="gramEnd"/>
-      <w:r>
-        <w:rPr>
-          <w:b/>
-          <w:bCs/>
-          <w:color w:val="D86DCB" w:themeColor="accent5" w:themeTint="99"/>
-          <w:sz w:val="36"/>
-          <w:szCs w:val="36"/>
-        </w:rPr>
-        <w:t>() {</w:t>
-      </w:r>
-    </w:p>
-    <w:p>
-      <w:pPr>
-        <w:jc w:val="both"/>
-        <w:rPr>
-          <w:b/>
-          <w:bCs/>
-          <w:color w:val="D86DCB" w:themeColor="accent5" w:themeTint="99"/>
-          <w:sz w:val="36"/>
-          <w:szCs w:val="36"/>
-        </w:rPr>
-      </w:pPr>
-      <w:r>
-        <w:rPr>
-          <w:b/>
-          <w:bCs/>
-          <w:color w:val="D86DCB" w:themeColor="accent5" w:themeTint="99"/>
-          <w:sz w:val="36"/>
-          <w:szCs w:val="36"/>
-        </w:rPr>
-        <w:t xml:space="preserve">                  </w:t>
-      </w:r>
-      <w:proofErr w:type="spellStart"/>
-      <w:r>
-        <w:rPr>
-          <w:b/>
-          <w:bCs/>
-          <w:color w:val="D86DCB" w:themeColor="accent5" w:themeTint="99"/>
-          <w:sz w:val="36"/>
-          <w:szCs w:val="36"/>
-        </w:rPr>
-        <w:t>selectedValue</w:t>
-      </w:r>
-      <w:proofErr w:type="spellEnd"/>
-      <w:r>
-        <w:rPr>
-          <w:b/>
-          <w:bCs/>
-          <w:color w:val="D86DCB" w:themeColor="accent5" w:themeTint="99"/>
-          <w:sz w:val="36"/>
-          <w:szCs w:val="36"/>
-        </w:rPr>
-        <w:t xml:space="preserve"> = color;</w:t>
-      </w:r>
-    </w:p>
-    <w:p>
-      <w:pPr>
-        <w:jc w:val="both"/>
-        <w:rPr>
-          <w:b/>
-          <w:bCs/>
-          <w:color w:val="D86DCB" w:themeColor="accent5" w:themeTint="99"/>
-          <w:sz w:val="36"/>
-          <w:szCs w:val="36"/>
-        </w:rPr>
-      </w:pPr>
-      <w:r>
-        <w:rPr>
-          <w:b/>
-          <w:bCs/>
-          <w:color w:val="D86DCB" w:themeColor="accent5" w:themeTint="99"/>
-          <w:sz w:val="36"/>
-          <w:szCs w:val="36"/>
-        </w:rPr>
-        <w:t xml:space="preserve">                  </w:t>
-      </w:r>
-      <w:proofErr w:type="spellStart"/>
-      <w:proofErr w:type="gramStart"/>
-      <w:r>
-        <w:rPr>
-          <w:b/>
-          <w:bCs/>
-          <w:color w:val="D86DCB" w:themeColor="accent5" w:themeTint="99"/>
-          <w:sz w:val="36"/>
-          <w:szCs w:val="36"/>
-        </w:rPr>
-        <w:t>widget.onChanged</w:t>
-      </w:r>
-      <w:proofErr w:type="spellEnd"/>
-      <w:proofErr w:type="gramEnd"/>
-      <w:r>
-        <w:rPr>
-          <w:b/>
-          <w:bCs/>
-          <w:color w:val="D86DCB" w:themeColor="accent5" w:themeTint="99"/>
-          <w:sz w:val="36"/>
-          <w:szCs w:val="36"/>
-        </w:rPr>
-        <w:t>(color);</w:t>
-      </w:r>
-    </w:p>
-    <w:p>
-      <w:pPr>
-        <w:jc w:val="both"/>
-        <w:rPr>
-          <w:b/>
-          <w:bCs/>
-          <w:color w:val="D86DCB" w:themeColor="accent5" w:themeTint="99"/>
-          <w:sz w:val="36"/>
-          <w:szCs w:val="36"/>
-        </w:rPr>
-      </w:pPr>
-      <w:r>
-        <w:rPr>
-          <w:b/>
-          <w:bCs/>
-          <w:color w:val="D86DCB" w:themeColor="accent5" w:themeTint="99"/>
-          <w:sz w:val="36"/>
-          <w:szCs w:val="36"/>
-        </w:rPr>
-        <w:t xml:space="preserve">                });</w:t>
-      </w:r>
-    </w:p>
-    <w:p>
-      <w:pPr>
-        <w:jc w:val="both"/>
-        <w:rPr>
-          <w:b/>
-          <w:bCs/>
-          <w:color w:val="D86DCB" w:themeColor="accent5" w:themeTint="99"/>
-          <w:sz w:val="36"/>
-          <w:szCs w:val="36"/>
-        </w:rPr>
-      </w:pPr>
-      <w:r>
-        <w:rPr>
-          <w:b/>
-          <w:bCs/>
-          <w:color w:val="D86DCB" w:themeColor="accent5" w:themeTint="99"/>
-          <w:sz w:val="36"/>
-          <w:szCs w:val="36"/>
-        </w:rPr>
-        <w:t xml:space="preserve">              },</w:t>
-      </w:r>
-    </w:p>
-    <w:p>
-      <w:pPr>
-        <w:jc w:val="both"/>
-        <w:rPr>
-          <w:b/>
-          <w:bCs/>
-          <w:color w:val="D86DCB" w:themeColor="accent5" w:themeTint="99"/>
-          <w:sz w:val="36"/>
-          <w:szCs w:val="36"/>
-        </w:rPr>
-      </w:pPr>
-      <w:r>
-        <w:rPr>
-          <w:b/>
-          <w:bCs/>
-          <w:color w:val="D86DCB" w:themeColor="accent5" w:themeTint="99"/>
-          <w:sz w:val="36"/>
-          <w:szCs w:val="36"/>
-        </w:rPr>
-        <w:t xml:space="preserve">              child: </w:t>
-      </w:r>
-      <w:proofErr w:type="gramStart"/>
-      <w:r>
-        <w:rPr>
-          <w:b/>
-          <w:bCs/>
-          <w:color w:val="D86DCB" w:themeColor="accent5" w:themeTint="99"/>
-          <w:sz w:val="36"/>
-          <w:szCs w:val="36"/>
-        </w:rPr>
-        <w:t>Container(</w:t>
-      </w:r>
-      <w:proofErr w:type="gramEnd"/>
-    </w:p>
-    <w:p>
-      <w:pPr>
-        <w:jc w:val="both"/>
-        <w:rPr>
-          <w:b/>
-          <w:bCs/>
-          <w:color w:val="D86DCB" w:themeColor="accent5" w:themeTint="99"/>
-          <w:sz w:val="36"/>
-          <w:szCs w:val="36"/>
-        </w:rPr>
-      </w:pPr>
-      <w:r>
-        <w:rPr>
-          <w:b/>
-          <w:bCs/>
-          <w:color w:val="D86DCB" w:themeColor="accent5" w:themeTint="99"/>
-          <w:sz w:val="36"/>
-          <w:szCs w:val="36"/>
-        </w:rPr>
-        <w:t xml:space="preserve">                padding: const </w:t>
-      </w:r>
-      <w:proofErr w:type="spellStart"/>
-      <w:r>
-        <w:rPr>
-          <w:b/>
-          <w:bCs/>
-          <w:color w:val="D86DCB" w:themeColor="accent5" w:themeTint="99"/>
-          <w:sz w:val="36"/>
-          <w:szCs w:val="36"/>
-        </w:rPr>
-        <w:t>EdgeInsets.symmetric</w:t>
-      </w:r>
-      <w:proofErr w:type="spellEnd"/>
-      <w:r>
-        <w:rPr>
-          <w:b/>
-          <w:bCs/>
-          <w:color w:val="D86DCB" w:themeColor="accent5" w:themeTint="99"/>
-          <w:sz w:val="36"/>
-          <w:szCs w:val="36"/>
-        </w:rPr>
-        <w:t>(vertical: 8, horizontal: 16),</w:t>
-      </w:r>
-    </w:p>
-    <w:p>
-      <w:pPr>
-        <w:jc w:val="both"/>
-        <w:rPr>
-          <w:b/>
-          <w:bCs/>
-          <w:color w:val="D86DCB" w:themeColor="accent5" w:themeTint="99"/>
-          <w:sz w:val="36"/>
-          <w:szCs w:val="36"/>
-        </w:rPr>
-      </w:pPr>
-      <w:r>
-        <w:rPr>
-          <w:b/>
-          <w:bCs/>
-          <w:color w:val="D86DCB" w:themeColor="accent5" w:themeTint="99"/>
-          <w:sz w:val="36"/>
-          <w:szCs w:val="36"/>
-        </w:rPr>
-        <w:t xml:space="preserve">                margin: const </w:t>
-      </w:r>
-      <w:proofErr w:type="spellStart"/>
-      <w:r>
-        <w:rPr>
-          <w:b/>
-          <w:bCs/>
-          <w:color w:val="D86DCB" w:themeColor="accent5" w:themeTint="99"/>
-          <w:sz w:val="36"/>
-          <w:szCs w:val="36"/>
-        </w:rPr>
-        <w:t>EdgeInsets.symmetric</w:t>
-      </w:r>
-      <w:proofErr w:type="spellEnd"/>
-      <w:r>
-        <w:rPr>
-          <w:b/>
-          <w:bCs/>
-          <w:color w:val="D86DCB" w:themeColor="accent5" w:themeTint="99"/>
-          <w:sz w:val="36"/>
-          <w:szCs w:val="36"/>
-        </w:rPr>
-        <w:t>(horizontal: 8),</w:t>
-      </w:r>
-    </w:p>
-    <w:p>
-      <w:pPr>
-        <w:jc w:val="both"/>
-        <w:rPr>
-          <w:b/>
-          <w:bCs/>
-          <w:color w:val="D86DCB" w:themeColor="accent5" w:themeTint="99"/>
-          <w:sz w:val="36"/>
-          <w:szCs w:val="36"/>
-        </w:rPr>
-      </w:pPr>
-      <w:r>
-        <w:rPr>
-          <w:b/>
-          <w:bCs/>
-          <w:color w:val="D86DCB" w:themeColor="accent5" w:themeTint="99"/>
-          <w:sz w:val="36"/>
-          <w:szCs w:val="36"/>
-        </w:rPr>
-        <w:t xml:space="preserve">                decoration: </w:t>
-      </w:r>
-      <w:proofErr w:type="spellStart"/>
-      <w:proofErr w:type="gramStart"/>
-      <w:r>
-        <w:rPr>
-          <w:b/>
-          <w:bCs/>
-          <w:color w:val="D86DCB" w:themeColor="accent5" w:themeTint="99"/>
-          <w:sz w:val="36"/>
-          <w:szCs w:val="36"/>
-        </w:rPr>
-        <w:t>BoxDecoration</w:t>
-      </w:r>
-      <w:proofErr w:type="spellEnd"/>
-      <w:r>
-        <w:rPr>
-          <w:b/>
-          <w:bCs/>
-          <w:color w:val="D86DCB" w:themeColor="accent5" w:themeTint="99"/>
-          <w:sz w:val="36"/>
-          <w:szCs w:val="36"/>
-        </w:rPr>
-        <w:t>(</w:t>
-      </w:r>
-      <w:proofErr w:type="gramEnd"/>
-    </w:p>
-    <w:p>
-      <w:pPr>
-        <w:jc w:val="both"/>
-        <w:rPr>
-          <w:b/>
-          <w:bCs/>
-          <w:color w:val="D86DCB" w:themeColor="accent5" w:themeTint="99"/>
-          <w:sz w:val="36"/>
-          <w:szCs w:val="36"/>
-        </w:rPr>
-      </w:pPr>
-      <w:r>
-        <w:rPr>
-          <w:b/>
-          <w:bCs/>
-          <w:color w:val="D86DCB" w:themeColor="accent5" w:themeTint="99"/>
-          <w:sz w:val="36"/>
-          <w:szCs w:val="36"/>
-        </w:rPr>
-        <w:t xml:space="preserve">                  color: </w:t>
-      </w:r>
-      <w:proofErr w:type="spellStart"/>
-      <w:proofErr w:type="gramStart"/>
-      <w:r>
-        <w:rPr>
-          <w:b/>
-          <w:bCs/>
-          <w:color w:val="D86DCB" w:themeColor="accent5" w:themeTint="99"/>
-          <w:sz w:val="36"/>
-          <w:szCs w:val="36"/>
-        </w:rPr>
-        <w:t>isSelected</w:t>
-      </w:r>
-      <w:proofErr w:type="spellEnd"/>
-      <w:r>
-        <w:rPr>
-          <w:b/>
-          <w:bCs/>
-          <w:color w:val="D86DCB" w:themeColor="accent5" w:themeTint="99"/>
-          <w:sz w:val="36"/>
-          <w:szCs w:val="36"/>
-        </w:rPr>
-        <w:t xml:space="preserve"> ?</w:t>
-      </w:r>
-      <w:proofErr w:type="gramEnd"/>
-      <w:r>
-        <w:rPr>
-          <w:b/>
-          <w:bCs/>
-          <w:color w:val="D86DCB" w:themeColor="accent5" w:themeTint="99"/>
-          <w:sz w:val="36"/>
-          <w:szCs w:val="36"/>
-        </w:rPr>
-        <w:t xml:space="preserve"> </w:t>
-      </w:r>
-      <w:proofErr w:type="spellStart"/>
-      <w:proofErr w:type="gramStart"/>
-      <w:r>
-        <w:rPr>
-          <w:b/>
-          <w:bCs/>
-          <w:color w:val="D86DCB" w:themeColor="accent5" w:themeTint="99"/>
-          <w:sz w:val="36"/>
-          <w:szCs w:val="36"/>
-        </w:rPr>
-        <w:t>Colors.lightGreen</w:t>
-      </w:r>
-      <w:proofErr w:type="spellEnd"/>
-      <w:r>
-        <w:rPr>
-          <w:b/>
-          <w:bCs/>
-          <w:color w:val="D86DCB" w:themeColor="accent5" w:themeTint="99"/>
-          <w:sz w:val="36"/>
-          <w:szCs w:val="36"/>
-        </w:rPr>
-        <w:t xml:space="preserve"> :</w:t>
-      </w:r>
-      <w:proofErr w:type="gramEnd"/>
-      <w:r>
-        <w:rPr>
-          <w:b/>
-          <w:bCs/>
-          <w:color w:val="D86DCB" w:themeColor="accent5" w:themeTint="99"/>
-          <w:sz w:val="36"/>
-          <w:szCs w:val="36"/>
-        </w:rPr>
-        <w:t xml:space="preserve"> </w:t>
-      </w:r>
-      <w:proofErr w:type="spellStart"/>
-      <w:r>
-        <w:rPr>
-          <w:b/>
-          <w:bCs/>
-          <w:color w:val="D86DCB" w:themeColor="accent5" w:themeTint="99"/>
-          <w:sz w:val="36"/>
-          <w:szCs w:val="36"/>
-        </w:rPr>
-        <w:t>Colors.transparent</w:t>
-      </w:r>
-      <w:proofErr w:type="spellEnd"/>
-      <w:r>
-        <w:rPr>
-          <w:b/>
-          <w:bCs/>
-          <w:color w:val="D86DCB" w:themeColor="accent5" w:themeTint="99"/>
-          <w:sz w:val="36"/>
-          <w:szCs w:val="36"/>
-        </w:rPr>
-        <w:t>,</w:t>
-      </w:r>
-    </w:p>
-    <w:p>
-      <w:pPr>
-        <w:jc w:val="both"/>
-        <w:rPr>
-          <w:b/>
-          <w:bCs/>
-          <w:color w:val="D86DCB" w:themeColor="accent5" w:themeTint="99"/>
-          <w:sz w:val="36"/>
-          <w:szCs w:val="36"/>
-        </w:rPr>
-      </w:pPr>
-      <w:r>
-        <w:rPr>
-          <w:b/>
-          <w:bCs/>
-          <w:color w:val="D86DCB" w:themeColor="accent5" w:themeTint="99"/>
-          <w:sz w:val="36"/>
-          <w:szCs w:val="36"/>
-        </w:rPr>
-        <w:lastRenderedPageBreak/>
-        <w:t xml:space="preserve">                  </w:t>
-      </w:r>
-      <w:proofErr w:type="spellStart"/>
-      <w:r>
-        <w:rPr>
-          <w:b/>
-          <w:bCs/>
-          <w:color w:val="D86DCB" w:themeColor="accent5" w:themeTint="99"/>
-          <w:sz w:val="36"/>
-          <w:szCs w:val="36"/>
-        </w:rPr>
-        <w:t>borderRadius</w:t>
-      </w:r>
-      <w:proofErr w:type="spellEnd"/>
-      <w:r>
-        <w:rPr>
-          <w:b/>
-          <w:bCs/>
-          <w:color w:val="D86DCB" w:themeColor="accent5" w:themeTint="99"/>
-          <w:sz w:val="36"/>
-          <w:szCs w:val="36"/>
-        </w:rPr>
-        <w:t xml:space="preserve">: </w:t>
-      </w:r>
-      <w:proofErr w:type="spellStart"/>
-      <w:r>
-        <w:rPr>
-          <w:b/>
-          <w:bCs/>
-          <w:color w:val="D86DCB" w:themeColor="accent5" w:themeTint="99"/>
-          <w:sz w:val="36"/>
-          <w:szCs w:val="36"/>
-        </w:rPr>
-        <w:t>BorderRadius.circular</w:t>
-      </w:r>
-      <w:proofErr w:type="spellEnd"/>
-      <w:r>
-        <w:rPr>
-          <w:b/>
-          <w:bCs/>
-          <w:color w:val="D86DCB" w:themeColor="accent5" w:themeTint="99"/>
-          <w:sz w:val="36"/>
-          <w:szCs w:val="36"/>
-        </w:rPr>
-        <w:t>(6),</w:t>
-      </w:r>
-    </w:p>
-    <w:p>
-      <w:pPr>
-        <w:jc w:val="both"/>
-        <w:rPr>
-          <w:b/>
-          <w:bCs/>
-          <w:color w:val="D86DCB" w:themeColor="accent5" w:themeTint="99"/>
-          <w:sz w:val="36"/>
-          <w:szCs w:val="36"/>
-        </w:rPr>
-      </w:pPr>
-      <w:r>
-        <w:rPr>
-          <w:b/>
-          <w:bCs/>
-          <w:color w:val="D86DCB" w:themeColor="accent5" w:themeTint="99"/>
-          <w:sz w:val="36"/>
-          <w:szCs w:val="36"/>
-        </w:rPr>
-        <w:t xml:space="preserve">                  border: </w:t>
-      </w:r>
-      <w:proofErr w:type="spellStart"/>
-      <w:proofErr w:type="gramStart"/>
-      <w:r>
-        <w:rPr>
-          <w:b/>
-          <w:bCs/>
-          <w:color w:val="D86DCB" w:themeColor="accent5" w:themeTint="99"/>
-          <w:sz w:val="36"/>
-          <w:szCs w:val="36"/>
-        </w:rPr>
-        <w:t>Border.all</w:t>
-      </w:r>
-      <w:proofErr w:type="spellEnd"/>
-      <w:r>
-        <w:rPr>
-          <w:b/>
-          <w:bCs/>
-          <w:color w:val="D86DCB" w:themeColor="accent5" w:themeTint="99"/>
-          <w:sz w:val="36"/>
-          <w:szCs w:val="36"/>
-        </w:rPr>
-        <w:t>(</w:t>
-      </w:r>
-      <w:proofErr w:type="gramEnd"/>
-      <w:r>
-        <w:rPr>
-          <w:b/>
-          <w:bCs/>
-          <w:color w:val="D86DCB" w:themeColor="accent5" w:themeTint="99"/>
-          <w:sz w:val="36"/>
-          <w:szCs w:val="36"/>
-        </w:rPr>
-        <w:t>color: Colors.grey),</w:t>
-      </w:r>
-    </w:p>
-    <w:p>
-      <w:pPr>
-        <w:jc w:val="both"/>
-        <w:rPr>
-          <w:b/>
-          <w:bCs/>
-          <w:color w:val="D86DCB" w:themeColor="accent5" w:themeTint="99"/>
-          <w:sz w:val="36"/>
-          <w:szCs w:val="36"/>
-        </w:rPr>
-      </w:pPr>
-      <w:r>
-        <w:rPr>
-          <w:b/>
-          <w:bCs/>
-          <w:color w:val="D86DCB" w:themeColor="accent5" w:themeTint="99"/>
-          <w:sz w:val="36"/>
-          <w:szCs w:val="36"/>
-        </w:rPr>
-        <w:t xml:space="preserve">                ),</w:t>
-      </w:r>
-    </w:p>
-    <w:p>
-      <w:pPr>
-        <w:jc w:val="both"/>
-        <w:rPr>
-          <w:b/>
-          <w:bCs/>
-          <w:color w:val="D86DCB" w:themeColor="accent5" w:themeTint="99"/>
-          <w:sz w:val="36"/>
-          <w:szCs w:val="36"/>
-        </w:rPr>
-      </w:pPr>
-      <w:r>
-        <w:rPr>
-          <w:b/>
-          <w:bCs/>
-          <w:color w:val="D86DCB" w:themeColor="accent5" w:themeTint="99"/>
-          <w:sz w:val="36"/>
-          <w:szCs w:val="36"/>
-        </w:rPr>
-        <w:t xml:space="preserve">                child: Text(</w:t>
-      </w:r>
-      <w:proofErr w:type="spellStart"/>
-      <w:proofErr w:type="gramStart"/>
-      <w:r>
-        <w:rPr>
-          <w:b/>
-          <w:bCs/>
-          <w:color w:val="D86DCB" w:themeColor="accent5" w:themeTint="99"/>
-          <w:sz w:val="36"/>
-          <w:szCs w:val="36"/>
-        </w:rPr>
-        <w:t>widget.colors</w:t>
-      </w:r>
-      <w:proofErr w:type="spellEnd"/>
-      <w:proofErr w:type="gramEnd"/>
-      <w:r>
-        <w:rPr>
-          <w:b/>
-          <w:bCs/>
-          <w:color w:val="D86DCB" w:themeColor="accent5" w:themeTint="99"/>
-          <w:sz w:val="36"/>
-          <w:szCs w:val="36"/>
-        </w:rPr>
-        <w:t xml:space="preserve">[index], style: </w:t>
-      </w:r>
-      <w:proofErr w:type="spellStart"/>
-      <w:r>
-        <w:rPr>
-          <w:b/>
-          <w:bCs/>
-          <w:color w:val="D86DCB" w:themeColor="accent5" w:themeTint="99"/>
-          <w:sz w:val="36"/>
-          <w:szCs w:val="36"/>
-        </w:rPr>
-        <w:t>TextStyle</w:t>
-      </w:r>
-      <w:proofErr w:type="spellEnd"/>
-      <w:r>
-        <w:rPr>
-          <w:b/>
-          <w:bCs/>
-          <w:color w:val="D86DCB" w:themeColor="accent5" w:themeTint="99"/>
-          <w:sz w:val="36"/>
-          <w:szCs w:val="36"/>
-        </w:rPr>
-        <w:t xml:space="preserve">(color: </w:t>
-      </w:r>
-      <w:proofErr w:type="spellStart"/>
-      <w:r>
-        <w:rPr>
-          <w:b/>
-          <w:bCs/>
-          <w:color w:val="D86DCB" w:themeColor="accent5" w:themeTint="99"/>
-          <w:sz w:val="36"/>
-          <w:szCs w:val="36"/>
-        </w:rPr>
-        <w:t>isSelected</w:t>
-      </w:r>
-      <w:proofErr w:type="spellEnd"/>
-      <w:r>
-        <w:rPr>
-          <w:b/>
-          <w:bCs/>
-          <w:color w:val="D86DCB" w:themeColor="accent5" w:themeTint="99"/>
-          <w:sz w:val="36"/>
-          <w:szCs w:val="36"/>
-        </w:rPr>
-        <w:t xml:space="preserve"> ? </w:t>
-      </w:r>
-      <w:proofErr w:type="spellStart"/>
-      <w:proofErr w:type="gramStart"/>
-      <w:r>
-        <w:rPr>
-          <w:b/>
-          <w:bCs/>
-          <w:color w:val="D86DCB" w:themeColor="accent5" w:themeTint="99"/>
-          <w:sz w:val="36"/>
-          <w:szCs w:val="36"/>
-        </w:rPr>
-        <w:t>Colors.white</w:t>
-      </w:r>
-      <w:proofErr w:type="spellEnd"/>
-      <w:r>
-        <w:rPr>
-          <w:b/>
-          <w:bCs/>
-          <w:color w:val="D86DCB" w:themeColor="accent5" w:themeTint="99"/>
-          <w:sz w:val="36"/>
-          <w:szCs w:val="36"/>
-        </w:rPr>
-        <w:t xml:space="preserve"> :</w:t>
-      </w:r>
-      <w:proofErr w:type="gramEnd"/>
-      <w:r>
-        <w:rPr>
-          <w:b/>
-          <w:bCs/>
-          <w:color w:val="D86DCB" w:themeColor="accent5" w:themeTint="99"/>
-          <w:sz w:val="36"/>
-          <w:szCs w:val="36"/>
-        </w:rPr>
-        <w:t xml:space="preserve"> </w:t>
-      </w:r>
-      <w:proofErr w:type="spellStart"/>
-      <w:r>
-        <w:rPr>
-          <w:b/>
-          <w:bCs/>
-          <w:color w:val="D86DCB" w:themeColor="accent5" w:themeTint="99"/>
-          <w:sz w:val="36"/>
-          <w:szCs w:val="36"/>
-        </w:rPr>
-        <w:t>Colors.black</w:t>
-      </w:r>
-      <w:proofErr w:type="spellEnd"/>
-      <w:r>
-        <w:rPr>
-          <w:b/>
-          <w:bCs/>
-          <w:color w:val="D86DCB" w:themeColor="accent5" w:themeTint="99"/>
-          <w:sz w:val="36"/>
-          <w:szCs w:val="36"/>
-        </w:rPr>
-        <w:t>)),</w:t>
-      </w:r>
-    </w:p>
-    <w:p>
-      <w:pPr>
-        <w:jc w:val="both"/>
-        <w:rPr>
-          <w:b/>
-          <w:bCs/>
-          <w:color w:val="D86DCB" w:themeColor="accent5" w:themeTint="99"/>
-          <w:sz w:val="36"/>
-          <w:szCs w:val="36"/>
-        </w:rPr>
-      </w:pPr>
-      <w:r>
-        <w:rPr>
-          <w:b/>
-          <w:bCs/>
-          <w:color w:val="D86DCB" w:themeColor="accent5" w:themeTint="99"/>
-          <w:sz w:val="36"/>
-          <w:szCs w:val="36"/>
-        </w:rPr>
-        <w:t xml:space="preserve">              …</w:t>
-      </w:r>
-    </w:p>
-    <w:p>
-      <w:pPr>
-        <w:jc w:val="both"/>
-        <w:rPr>
-          <w:b/>
-          <w:bCs/>
-          <w:color w:val="D86DCB" w:themeColor="accent5" w:themeTint="99"/>
-          <w:sz w:val="36"/>
-          <w:szCs w:val="36"/>
-        </w:rPr>
-      </w:pPr>
-      <w:r>
-        <w:rPr>
-          <w:b/>
-          <w:bCs/>
-          <w:color w:val="D86DCB" w:themeColor="accent5" w:themeTint="99"/>
-          <w:sz w:val="36"/>
-          <w:szCs w:val="36"/>
-        </w:rPr>
-        <w:t>}</w:t>
-      </w:r>
-    </w:p>
-    <w:p>
-      <w:pPr>
-        <w:jc w:val="both"/>
-        <w:rPr>
-          <w:sz w:val="36"/>
-          <w:szCs w:val="36"/>
-        </w:rPr>
-      </w:pPr>
-      <w:r>
-        <w:rPr>
-          <w:b/>
-          <w:bCs/>
-          <w:sz w:val="36"/>
-          <w:szCs w:val="36"/>
-        </w:rPr>
-        <w:t>NOTE:</w:t>
-      </w:r>
-      <w:r>
-        <w:rPr>
-          <w:sz w:val="36"/>
-          <w:szCs w:val="36"/>
-        </w:rPr>
-        <w:t xml:space="preserve"> We can use </w:t>
-      </w:r>
-      <w:proofErr w:type="spellStart"/>
-      <w:r>
-        <w:rPr>
-          <w:b/>
-          <w:bCs/>
-          <w:sz w:val="36"/>
-          <w:szCs w:val="36"/>
-        </w:rPr>
-        <w:t>List.generate</w:t>
-      </w:r>
-      <w:proofErr w:type="spellEnd"/>
-      <w:r>
-        <w:rPr>
-          <w:b/>
-          <w:bCs/>
-          <w:sz w:val="36"/>
-          <w:szCs w:val="36"/>
-        </w:rPr>
-        <w:t>(…)</w:t>
-      </w:r>
-      <w:r>
-        <w:rPr>
-          <w:sz w:val="36"/>
-          <w:szCs w:val="36"/>
-        </w:rPr>
-        <w:t xml:space="preserve"> instead of </w:t>
-      </w:r>
-      <w:proofErr w:type="spellStart"/>
-      <w:r>
-        <w:rPr>
-          <w:b/>
-          <w:bCs/>
-          <w:sz w:val="36"/>
-          <w:szCs w:val="36"/>
-        </w:rPr>
-        <w:t>ListView.builder</w:t>
-      </w:r>
-      <w:proofErr w:type="spellEnd"/>
-      <w:r>
-        <w:rPr>
-          <w:sz w:val="36"/>
-          <w:szCs w:val="36"/>
-        </w:rPr>
-        <w:t xml:space="preserve"> if we have a really short list of items (Because we don’t need to scroll). We can also use </w:t>
-      </w:r>
-      <w:proofErr w:type="spellStart"/>
-      <w:r>
-        <w:rPr>
-          <w:b/>
-          <w:bCs/>
-          <w:sz w:val="36"/>
-          <w:szCs w:val="36"/>
-        </w:rPr>
-        <w:t>ValueNotifier</w:t>
-      </w:r>
-      <w:proofErr w:type="spellEnd"/>
-      <w:r>
-        <w:rPr>
-          <w:b/>
-          <w:bCs/>
-          <w:sz w:val="36"/>
-          <w:szCs w:val="36"/>
-        </w:rPr>
-        <w:t>&lt;T&gt;</w:t>
-      </w:r>
-      <w:r>
-        <w:rPr>
-          <w:sz w:val="36"/>
-          <w:szCs w:val="36"/>
-        </w:rPr>
-        <w:t xml:space="preserve"> instead of </w:t>
-      </w:r>
-      <w:proofErr w:type="spellStart"/>
-      <w:proofErr w:type="gramStart"/>
-      <w:r>
-        <w:rPr>
-          <w:b/>
-          <w:bCs/>
-          <w:sz w:val="36"/>
-          <w:szCs w:val="36"/>
-        </w:rPr>
-        <w:t>setState</w:t>
-      </w:r>
-      <w:proofErr w:type="spellEnd"/>
-      <w:r>
-        <w:rPr>
-          <w:b/>
-          <w:bCs/>
-          <w:sz w:val="36"/>
-          <w:szCs w:val="36"/>
-        </w:rPr>
-        <w:t>(</w:t>
-      </w:r>
-      <w:proofErr w:type="gramEnd"/>
-      <w:r>
-        <w:rPr>
-          <w:b/>
-          <w:bCs/>
-          <w:sz w:val="36"/>
-          <w:szCs w:val="36"/>
-        </w:rPr>
-        <w:t>)</w:t>
-      </w:r>
-      <w:r>
-        <w:rPr>
-          <w:sz w:val="36"/>
-          <w:szCs w:val="36"/>
-        </w:rPr>
-        <w:t>, just make sure to use</w:t>
-      </w:r>
-      <w:r>
-        <w:rPr>
-          <w:b/>
-          <w:bCs/>
-          <w:sz w:val="36"/>
-          <w:szCs w:val="36"/>
-        </w:rPr>
-        <w:t xml:space="preserve"> </w:t>
-      </w:r>
-      <w:proofErr w:type="spellStart"/>
-      <w:r>
-        <w:rPr>
-          <w:b/>
-          <w:bCs/>
-          <w:sz w:val="36"/>
-          <w:szCs w:val="36"/>
-        </w:rPr>
-        <w:t>StatefulWidget</w:t>
-      </w:r>
-      <w:proofErr w:type="spellEnd"/>
-      <w:r>
-        <w:rPr>
-          <w:sz w:val="36"/>
-          <w:szCs w:val="36"/>
-        </w:rPr>
-        <w:t xml:space="preserve"> to initialize in</w:t>
-      </w:r>
-      <w:r>
-        <w:rPr>
-          <w:b/>
-          <w:bCs/>
-          <w:sz w:val="36"/>
-          <w:szCs w:val="36"/>
-        </w:rPr>
-        <w:t xml:space="preserve"> </w:t>
-      </w:r>
-      <w:proofErr w:type="spellStart"/>
-      <w:r>
-        <w:rPr>
-          <w:b/>
-          <w:bCs/>
-          <w:sz w:val="36"/>
-          <w:szCs w:val="36"/>
-        </w:rPr>
-        <w:t>ValueNotifier</w:t>
-      </w:r>
-      <w:proofErr w:type="spellEnd"/>
-      <w:r>
-        <w:rPr>
-          <w:sz w:val="36"/>
-          <w:szCs w:val="36"/>
-        </w:rPr>
-        <w:t xml:space="preserve"> in</w:t>
-      </w:r>
-      <w:r>
-        <w:rPr>
-          <w:b/>
-          <w:bCs/>
-          <w:sz w:val="36"/>
-          <w:szCs w:val="36"/>
-        </w:rPr>
-        <w:t xml:space="preserve"> </w:t>
-      </w:r>
-      <w:proofErr w:type="spellStart"/>
-      <w:r>
-        <w:rPr>
-          <w:b/>
-          <w:bCs/>
-          <w:sz w:val="36"/>
-          <w:szCs w:val="36"/>
-        </w:rPr>
-        <w:t>initState</w:t>
-      </w:r>
-      <w:proofErr w:type="spellEnd"/>
-      <w:r>
-        <w:rPr>
-          <w:b/>
-          <w:bCs/>
-          <w:sz w:val="36"/>
-          <w:szCs w:val="36"/>
-        </w:rPr>
-        <w:t xml:space="preserve"> </w:t>
-      </w:r>
-      <w:r>
-        <w:rPr>
-          <w:sz w:val="36"/>
-          <w:szCs w:val="36"/>
-        </w:rPr>
-        <w:t>and dispose it</w:t>
-      </w:r>
-    </w:p>
-    <w:p>
-      <w:pPr>
-        <w:jc w:val="both"/>
-        <w:rPr>
-          <w:sz w:val="36"/>
-          <w:szCs w:val="36"/>
-        </w:rPr>
-      </w:pPr>
-    </w:p>
-    <w:p>
-      <w:pPr>
-        <w:jc w:val="both"/>
-        <w:rPr>
-          <w:b/>
-          <w:bCs/>
-          <w:sz w:val="36"/>
-          <w:szCs w:val="36"/>
-        </w:rPr>
-      </w:pPr>
-      <w:r>
-        <w:rPr>
-          <w:b/>
-          <w:bCs/>
-          <w:sz w:val="36"/>
-          <w:szCs w:val="36"/>
-        </w:rPr>
         <w:t xml:space="preserve">Platform Specific Asset Building (In </w:t>
       </w:r>
       <w:proofErr w:type="spellStart"/>
@@ -15387,7 +11978,6 @@
           <w:sz w:val="36"/>
           <w:szCs w:val="36"/>
         </w:rPr>
-        <w:lastRenderedPageBreak/>
         <w:t xml:space="preserve">Efficient state management – prefer </w:t>
       </w:r>
       <w:proofErr w:type="spellStart"/>
@@ -15700,6 +12290,7 @@
           <w:sz w:val="36"/>
           <w:szCs w:val="36"/>
         </w:rPr>
+        <w:lastRenderedPageBreak/>
         <w:t xml:space="preserve">Optimize animations – use </w:t>
       </w:r>
       <w:proofErr w:type="spellStart"/>
@@ -15899,7 +12490,6 @@
           <w:sz w:val="36"/>
           <w:szCs w:val="36"/>
         </w:rPr>
-        <w:lastRenderedPageBreak/>
         <w:t xml:space="preserve">Minimize repaints with </w:t>
       </w:r>
       <w:proofErr w:type="spellStart"/>
@@ -16133,6 +12723,7 @@
           <w:sz w:val="36"/>
           <w:szCs w:val="36"/>
         </w:rPr>
+        <w:lastRenderedPageBreak/>
         <w:t>Fluttercomponentlibrary.com</w:t>
       </w:r>
     </w:p>
@@ -16260,7 +12851,6 @@
           <w:sz w:val="36"/>
           <w:szCs w:val="36"/>
         </w:rPr>
-        <w:lastRenderedPageBreak/>
         <w:t># Go to this website it gives us different architecture (folder structure) templates like:</w:t>
       </w:r>
     </w:p>
@@ -16630,6 +13220,7 @@
           <w:sz w:val="36"/>
           <w:szCs w:val="36"/>
         </w:rPr>
+        <w:lastRenderedPageBreak/>
         <w:t xml:space="preserve">Localization setup using </w:t>
       </w:r>
       <w:proofErr w:type="spellStart"/>
